--- a/frontend/react/react-projekt.docx
+++ b/frontend/react/react-projekt.docx
@@ -1,6 +1,6 @@
 
 <file path=word/document.xml><?xml version="1.0" encoding="utf-8"?>
-<w:document xmlns:wpc="http://schemas.microsoft.com/office/word/2010/wordprocessingCanvas" xmlns:cx="http://schemas.microsoft.com/office/drawing/2014/chartex" xmlns:cx1="http://schemas.microsoft.com/office/drawing/2015/9/8/chartex" xmlns:cx2="http://schemas.microsoft.com/office/drawing/2015/10/21/chartex" xmlns:cx3="http://schemas.microsoft.com/office/drawing/2016/5/9/chartex" xmlns:cx4="http://schemas.microsoft.com/office/drawing/2016/5/10/chartex" xmlns:cx5="http://schemas.microsoft.com/office/drawing/2016/5/11/chartex" xmlns:cx6="http://schemas.microsoft.com/office/drawing/2016/5/12/chartex" xmlns:cx7="http://schemas.microsoft.com/office/drawing/2016/5/13/chartex" xmlns:cx8="http://schemas.microsoft.com/office/drawing/2016/5/14/chartex" xmlns:mc="http://schemas.openxmlformats.org/markup-compatibility/2006" xmlns:aink="http://schemas.microsoft.com/office/drawing/2016/ink" xmlns:am3d="http://schemas.microsoft.com/office/drawing/2017/model3d" xmlns:o="urn:schemas-microsoft-com:office:office" xmlns:oel="http://schemas.microsoft.com/office/2019/extlst" xmlns:r="http://schemas.openxmlformats.org/officeDocument/2006/relationships" xmlns:m="http://schemas.openxmlformats.org/officeDocument/2006/math" xmlns:v="urn:schemas-microsoft-com:vml" xmlns:wp14="http://schemas.microsoft.com/office/word/2010/wordprocessingDrawing" xmlns:wp="http://schemas.openxmlformats.org/drawingml/2006/wordprocessingDrawing" xmlns:w10="urn:schemas-microsoft-com:office:word" xmlns:w="http://schemas.openxmlformats.org/wordprocessingml/2006/main" xmlns:w14="http://schemas.microsoft.com/office/word/2010/wordml" xmlns:w15="http://schemas.microsoft.com/office/word/2012/wordml" xmlns:w16cex="http://schemas.microsoft.com/office/word/2018/wordml/cex" xmlns:w16cid="http://schemas.microsoft.com/office/word/2016/wordml/cid" xmlns:w16="http://schemas.microsoft.com/office/word/2018/wordml" xmlns:w16du="http://schemas.microsoft.com/office/word/2023/wordml/word16du" xmlns:w16sdtdh="http://schemas.microsoft.com/office/word/2020/wordml/sdtdatahash" xmlns:w16sdtfl="http://schemas.microsoft.com/office/word/2024/wordml/sdtformatlock" xmlns:w16se="http://schemas.microsoft.com/office/word/2015/wordml/symex" xmlns:wpg="http://schemas.microsoft.com/office/word/2010/wordprocessingGroup" xmlns:wpi="http://schemas.microsoft.com/office/word/2010/wordprocessingInk" xmlns:wne="http://schemas.microsoft.com/office/word/2006/wordml" xmlns:wps="http://schemas.microsoft.com/office/word/2010/wordprocessingShape" mc:Ignorable="w14 w15 w16se w16cid w16 w16cex w16sdtdh w16sdtfl w16du wp14">
+<w:document xmlns:wpc="http://schemas.microsoft.com/office/word/2010/wordprocessingCanvas" xmlns:cx="http://schemas.microsoft.com/office/drawing/2014/chartex" xmlns:cx1="http://schemas.microsoft.com/office/drawing/2015/9/8/chartex" xmlns:cx2="http://schemas.microsoft.com/office/drawing/2015/10/21/chartex" xmlns:cx3="http://schemas.microsoft.com/office/drawing/2016/5/9/chartex" xmlns:cx4="http://schemas.microsoft.com/office/drawing/2016/5/10/chartex" xmlns:cx5="http://schemas.microsoft.com/office/drawing/2016/5/11/chartex" xmlns:cx6="http://schemas.microsoft.com/office/drawing/2016/5/12/chartex" xmlns:cx7="http://schemas.microsoft.com/office/drawing/2016/5/13/chartex" xmlns:cx8="http://schemas.microsoft.com/office/drawing/2016/5/14/chartex" xmlns:mc="http://schemas.openxmlformats.org/markup-compatibility/2006" xmlns:aink="http://schemas.microsoft.com/office/drawing/2016/ink" xmlns:am3d="http://schemas.microsoft.com/office/drawing/2017/model3d" xmlns:o="urn:schemas-microsoft-com:office:office" xmlns:r="http://schemas.openxmlformats.org/officeDocument/2006/relationships" xmlns:m="http://schemas.openxmlformats.org/officeDocument/2006/math" xmlns:v="urn:schemas-microsoft-com:vml" xmlns:wp14="http://schemas.microsoft.com/office/word/2010/wordprocessingDrawing" xmlns:wp="http://schemas.openxmlformats.org/drawingml/2006/wordprocessingDrawing" xmlns:w10="urn:schemas-microsoft-com:office:word" xmlns:w="http://schemas.openxmlformats.org/wordprocessingml/2006/main" xmlns:w14="http://schemas.microsoft.com/office/word/2010/wordml" xmlns:w15="http://schemas.microsoft.com/office/word/2012/wordml" xmlns:w16cid="http://schemas.microsoft.com/office/word/2016/wordml/cid" xmlns:w16se="http://schemas.microsoft.com/office/word/2015/wordml/symex" xmlns:wpg="http://schemas.microsoft.com/office/word/2010/wordprocessingGroup" xmlns:wpi="http://schemas.microsoft.com/office/word/2010/wordprocessingInk" xmlns:wne="http://schemas.microsoft.com/office/word/2006/wordml" xmlns:wps="http://schemas.microsoft.com/office/word/2010/wordprocessingShape" mc:Ignorable="w14 w15 w16se w16cid wp14">
   <w:body>
     <w:p>
       <w:pPr>
@@ -9,11 +9,9 @@
       <w:r>
         <w:t xml:space="preserve">React </w:t>
       </w:r>
-      <w:proofErr w:type="spellStart"/>
       <w:r>
         <w:t>projekt</w:t>
       </w:r>
-      <w:proofErr w:type="spellEnd"/>
     </w:p>
     <w:p/>
     <w:p>
@@ -88,7 +86,13 @@
         <w:t xml:space="preserve"> </w:t>
       </w:r>
       <w:r>
-        <w:t xml:space="preserve">13 </w:t>
+        <w:t>1</w:t>
+      </w:r>
+      <w:r>
+        <w:t>4</w:t>
+      </w:r>
+      <w:r>
+        <w:t xml:space="preserve"> </w:t>
       </w:r>
       <w:proofErr w:type="spellStart"/>
       <w:r>
@@ -137,14 +141,14 @@
         </w:numPr>
         <w:ind w:left="1134" w:hanging="857"/>
       </w:pPr>
-      <w:r>
-        <w:t xml:space="preserve">Vite + React </w:t>
-      </w:r>
-      <w:proofErr w:type="spellStart"/>
-      <w:r>
-        <w:t>projekt</w:t>
-      </w:r>
-      <w:proofErr w:type="spellEnd"/>
+      <w:proofErr w:type="spellStart"/>
+      <w:r>
+        <w:t>Vite</w:t>
+      </w:r>
+      <w:proofErr w:type="spellEnd"/>
+      <w:r>
+        <w:t xml:space="preserve"> + React projekt</w:t>
+      </w:r>
     </w:p>
     <w:p>
       <w:pPr>
@@ -161,13 +165,8 @@
       </w:r>
       <w:proofErr w:type="spellEnd"/>
       <w:r>
-        <w:t xml:space="preserve"> </w:t>
-      </w:r>
-      <w:proofErr w:type="spellStart"/>
-      <w:r>
-        <w:t>projekt</w:t>
-      </w:r>
-      <w:proofErr w:type="spellEnd"/>
+        <w:t xml:space="preserve"> projekt</w:t>
+      </w:r>
     </w:p>
     <w:p>
       <w:pPr>
@@ -238,10 +237,7 @@
       </w:pPr>
       <w:proofErr w:type="spellStart"/>
       <w:r>
-        <w:t>M</w:t>
-      </w:r>
-      <w:r>
-        <w:t>odulok</w:t>
+        <w:t>Modulok</w:t>
       </w:r>
       <w:proofErr w:type="spellEnd"/>
       <w:r>
@@ -910,16 +906,16 @@
       <w:proofErr w:type="spellEnd"/>
     </w:p>
     <w:p>
-      <w:r>
-        <w:t xml:space="preserve">React </w:t>
-      </w:r>
-      <w:proofErr w:type="spellStart"/>
-      <w:r>
-        <w:t>projekt</w:t>
-      </w:r>
-      <w:proofErr w:type="spellEnd"/>
-      <w:r>
-        <w:t xml:space="preserve"> </w:t>
+      <w:proofErr w:type="spellStart"/>
+      <w:r>
+        <w:t>Egy</w:t>
+      </w:r>
+      <w:proofErr w:type="spellEnd"/>
+      <w:r>
+        <w:t xml:space="preserve"> </w:t>
+      </w:r>
+      <w:r>
+        <w:t xml:space="preserve">React projekt </w:t>
       </w:r>
       <w:proofErr w:type="spellStart"/>
       <w:r>
@@ -973,6 +969,9 @@
       <w:r>
         <w:t>igénye</w:t>
       </w:r>
+      <w:r>
+        <w:t>l</w:t>
+      </w:r>
       <w:proofErr w:type="spellEnd"/>
       <w:r>
         <w:t xml:space="preserve">. </w:t>
@@ -1060,8 +1059,13 @@
       <w:r>
         <w:t xml:space="preserve"> is. </w:t>
       </w:r>
-      <w:r>
-        <w:t xml:space="preserve">Nem </w:t>
+      <w:proofErr w:type="spellStart"/>
+      <w:r>
+        <w:t>Nem</w:t>
+      </w:r>
+      <w:proofErr w:type="spellEnd"/>
+      <w:r>
+        <w:t xml:space="preserve"> </w:t>
       </w:r>
       <w:proofErr w:type="spellStart"/>
       <w:r>
@@ -1210,15 +1214,7 @@
       </w:r>
       <w:proofErr w:type="spellEnd"/>
       <w:r>
-        <w:t xml:space="preserve"> </w:t>
-      </w:r>
-      <w:proofErr w:type="spellStart"/>
-      <w:r>
-        <w:t>projekt</w:t>
-      </w:r>
-      <w:proofErr w:type="spellEnd"/>
-      <w:r>
-        <w:t xml:space="preserve"> </w:t>
+        <w:t xml:space="preserve"> projekt </w:t>
       </w:r>
       <w:proofErr w:type="spellStart"/>
       <w:r>
@@ -1242,11 +1238,11 @@
       </w:r>
       <w:proofErr w:type="spellEnd"/>
       <w:r>
-        <w:t xml:space="preserve"> a Vite-</w:t>
-      </w:r>
-      <w:proofErr w:type="spellStart"/>
-      <w:r>
-        <w:t>ot</w:t>
+        <w:t xml:space="preserve"> a </w:t>
+      </w:r>
+      <w:proofErr w:type="spellStart"/>
+      <w:r>
+        <w:t>Vite-ot</w:t>
       </w:r>
       <w:proofErr w:type="spellEnd"/>
       <w:r>
@@ -1314,7 +1310,15 @@
       </w:r>
       <w:proofErr w:type="spellEnd"/>
       <w:r>
-        <w:t xml:space="preserve"> ki, </w:t>
+        <w:t xml:space="preserve"> </w:t>
+      </w:r>
+      <w:proofErr w:type="spellStart"/>
+      <w:r>
+        <w:t>ki</w:t>
+      </w:r>
+      <w:proofErr w:type="spellEnd"/>
+      <w:r>
+        <w:t xml:space="preserve">, </w:t>
       </w:r>
       <w:proofErr w:type="spellStart"/>
       <w:r>
@@ -1369,14 +1373,14 @@
       <w:pPr>
         <w:pStyle w:val="Cmsor2"/>
       </w:pPr>
-      <w:r>
-        <w:t xml:space="preserve">Vite + React </w:t>
-      </w:r>
-      <w:proofErr w:type="spellStart"/>
-      <w:r>
-        <w:t>projekt</w:t>
-      </w:r>
-      <w:proofErr w:type="spellEnd"/>
+      <w:proofErr w:type="spellStart"/>
+      <w:r>
+        <w:t>Vite</w:t>
+      </w:r>
+      <w:proofErr w:type="spellEnd"/>
+      <w:r>
+        <w:t xml:space="preserve"> + React projekt</w:t>
+      </w:r>
     </w:p>
     <w:p>
       <w:pPr>
@@ -1396,7 +1400,15 @@
       </w:r>
       <w:proofErr w:type="spellEnd"/>
       <w:r>
-        <w:t xml:space="preserve"> a Vite </w:t>
+        <w:t xml:space="preserve"> a </w:t>
+      </w:r>
+      <w:proofErr w:type="spellStart"/>
+      <w:r>
+        <w:t>Vite</w:t>
+      </w:r>
+      <w:proofErr w:type="spellEnd"/>
+      <w:r>
+        <w:t xml:space="preserve"> </w:t>
       </w:r>
       <w:proofErr w:type="spellStart"/>
       <w:r>
@@ -1558,7 +1570,15 @@
       </w:r>
       <w:proofErr w:type="spellEnd"/>
       <w:r>
-        <w:t xml:space="preserve"> ki a </w:t>
+        <w:t xml:space="preserve"> </w:t>
+      </w:r>
+      <w:proofErr w:type="spellStart"/>
+      <w:r>
+        <w:t>ki</w:t>
+      </w:r>
+      <w:proofErr w:type="spellEnd"/>
+      <w:r>
+        <w:t xml:space="preserve"> a </w:t>
       </w:r>
       <w:r>
         <w:rPr>
@@ -1632,7 +1652,7 @@
                     <pic:cNvPicPr/>
                   </pic:nvPicPr>
                   <pic:blipFill>
-                    <a:blip r:embed="rId5">
+                    <a:blip r:embed="rId6">
                       <a:extLst>
                         <a:ext uri="{28A0092B-C50C-407E-A947-70E740481C1C}">
                           <a14:useLocalDpi xmlns:a14="http://schemas.microsoft.com/office/drawing/2010/main" val="0"/>
@@ -1680,11 +1700,19 @@
           <w:rStyle w:val="Kiemels"/>
         </w:rPr>
       </w:pPr>
+      <w:proofErr w:type="spellStart"/>
       <w:r>
         <w:rPr>
           <w:rStyle w:val="Kiemels"/>
         </w:rPr>
-        <w:t xml:space="preserve">Vite </w:t>
+        <w:t>Vite</w:t>
+      </w:r>
+      <w:proofErr w:type="spellEnd"/>
+      <w:r>
+        <w:rPr>
+          <w:rStyle w:val="Kiemels"/>
+        </w:rPr>
+        <w:t xml:space="preserve"> </w:t>
       </w:r>
       <w:proofErr w:type="spellStart"/>
       <w:r>
@@ -1741,7 +1769,7 @@
                     </pic:cNvPicPr>
                   </pic:nvPicPr>
                   <pic:blipFill>
-                    <a:blip r:embed="rId6">
+                    <a:blip r:embed="rId7">
                       <a:extLst>
                         <a:ext uri="{28A0092B-C50C-407E-A947-70E740481C1C}">
                           <a14:useLocalDpi xmlns:a14="http://schemas.microsoft.com/office/drawing/2010/main" val="0"/>
@@ -1831,7 +1859,7 @@
                     </pic:cNvPicPr>
                   </pic:nvPicPr>
                   <pic:blipFill>
-                    <a:blip r:embed="rId7">
+                    <a:blip r:embed="rId8">
                       <a:extLst>
                         <a:ext uri="{28A0092B-C50C-407E-A947-70E740481C1C}">
                           <a14:useLocalDpi xmlns:a14="http://schemas.microsoft.com/office/drawing/2010/main" val="0"/>
@@ -1932,7 +1960,7 @@
                     <pic:cNvPicPr/>
                   </pic:nvPicPr>
                   <pic:blipFill>
-                    <a:blip r:embed="rId8">
+                    <a:blip r:embed="rId9">
                       <a:extLst>
                         <a:ext uri="{28A0092B-C50C-407E-A947-70E740481C1C}">
                           <a14:useLocalDpi xmlns:a14="http://schemas.microsoft.com/office/drawing/2010/main" val="0"/>
@@ -2006,21 +2034,7 @@
         <w:rPr>
           <w:rStyle w:val="Kiemels"/>
         </w:rPr>
-        <w:t xml:space="preserve"> </w:t>
-      </w:r>
-      <w:proofErr w:type="spellStart"/>
-      <w:r>
-        <w:rPr>
-          <w:rStyle w:val="Kiemels"/>
-        </w:rPr>
-        <w:t>projekt</w:t>
-      </w:r>
-      <w:proofErr w:type="spellEnd"/>
-      <w:r>
-        <w:rPr>
-          <w:rStyle w:val="Kiemels"/>
-        </w:rPr>
-        <w:t xml:space="preserve"> </w:t>
+        <w:t xml:space="preserve"> projekt </w:t>
       </w:r>
       <w:proofErr w:type="spellStart"/>
       <w:r>
@@ -2053,11 +2067,15 @@
         </w:sectPr>
       </w:pPr>
     </w:p>
-    <w:p/>
-    <w:p>
-      <w:r>
-        <w:t>A Vite</w:t>
-      </w:r>
+    <w:p>
+      <w:r>
+        <w:t xml:space="preserve">A </w:t>
+      </w:r>
+      <w:proofErr w:type="spellStart"/>
+      <w:r>
+        <w:t>Vite</w:t>
+      </w:r>
+      <w:proofErr w:type="spellEnd"/>
       <w:r>
         <w:t xml:space="preserve"> </w:t>
       </w:r>
@@ -2155,15 +2173,15 @@
     </w:p>
     <w:p>
       <w:r>
-        <w:t xml:space="preserve">A Vite </w:t>
-      </w:r>
-      <w:proofErr w:type="spellStart"/>
-      <w:r>
-        <w:t>projekt</w:t>
-      </w:r>
-      <w:proofErr w:type="spellEnd"/>
-      <w:r>
-        <w:t xml:space="preserve"> </w:t>
+        <w:t xml:space="preserve">A </w:t>
+      </w:r>
+      <w:proofErr w:type="spellStart"/>
+      <w:r>
+        <w:t>Vite</w:t>
+      </w:r>
+      <w:proofErr w:type="spellEnd"/>
+      <w:r>
+        <w:t xml:space="preserve"> projekt </w:t>
       </w:r>
       <w:proofErr w:type="spellStart"/>
       <w:r>
@@ -2233,15 +2251,7 @@
     <w:p>
       <w:r>
         <w:lastRenderedPageBreak/>
-        <w:t xml:space="preserve">A </w:t>
-      </w:r>
-      <w:proofErr w:type="spellStart"/>
-      <w:r>
-        <w:t>projekt</w:t>
-      </w:r>
-      <w:proofErr w:type="spellEnd"/>
-      <w:r>
-        <w:t xml:space="preserve"> </w:t>
+        <w:t xml:space="preserve">A projekt </w:t>
       </w:r>
       <w:proofErr w:type="spellStart"/>
       <w:r>
@@ -2281,7 +2291,7 @@
       <w:r>
         <w:t xml:space="preserve"> </w:t>
       </w:r>
-      <w:hyperlink r:id="rId9" w:history="1">
+      <w:hyperlink r:id="rId10" w:history="1">
         <w:r>
           <w:rPr>
             <w:rStyle w:val="Hiperhivatkozs"/>
@@ -2323,7 +2333,7 @@
                     <pic:cNvPicPr/>
                   </pic:nvPicPr>
                   <pic:blipFill>
-                    <a:blip r:embed="rId10"/>
+                    <a:blip r:embed="rId11"/>
                     <a:stretch>
                       <a:fillRect/>
                     </a:stretch>
@@ -2358,15 +2368,7 @@
       </w:r>
       <w:proofErr w:type="spellEnd"/>
       <w:r>
-        <w:t xml:space="preserve"> meg a </w:t>
-      </w:r>
-      <w:proofErr w:type="spellStart"/>
-      <w:r>
-        <w:t>projekt</w:t>
-      </w:r>
-      <w:proofErr w:type="spellEnd"/>
-      <w:r>
-        <w:t xml:space="preserve"> </w:t>
+        <w:t xml:space="preserve"> meg a projekt </w:t>
       </w:r>
       <w:proofErr w:type="spellStart"/>
       <w:r>
@@ -2411,20 +2413,23 @@
       </w:r>
       <w:proofErr w:type="spellEnd"/>
       <w:r>
-        <w:t xml:space="preserve"> </w:t>
-      </w:r>
-      <w:proofErr w:type="spellStart"/>
-      <w:r>
-        <w:t>projekt</w:t>
-      </w:r>
-      <w:proofErr w:type="spellEnd"/>
+        <w:t xml:space="preserve"> projekt</w:t>
+      </w:r>
     </w:p>
     <w:p>
       <w:pPr>
         <w:spacing w:after="0"/>
       </w:pPr>
       <w:r>
-        <w:t xml:space="preserve">A Vite a </w:t>
+        <w:t xml:space="preserve">A </w:t>
+      </w:r>
+      <w:proofErr w:type="spellStart"/>
+      <w:r>
+        <w:t>Vite</w:t>
+      </w:r>
+      <w:proofErr w:type="spellEnd"/>
+      <w:r>
+        <w:t xml:space="preserve"> a </w:t>
       </w:r>
       <w:proofErr w:type="spellStart"/>
       <w:r>
@@ -2988,15 +2993,7 @@
       </w:r>
       <w:proofErr w:type="spellEnd"/>
       <w:r>
-        <w:t xml:space="preserve"> a </w:t>
-      </w:r>
-      <w:proofErr w:type="spellStart"/>
-      <w:r>
-        <w:t>projekt</w:t>
-      </w:r>
-      <w:proofErr w:type="spellEnd"/>
-      <w:r>
-        <w:t xml:space="preserve"> </w:t>
+        <w:t xml:space="preserve"> a projekt </w:t>
       </w:r>
       <w:proofErr w:type="spellStart"/>
       <w:r>
@@ -3756,7 +3753,7 @@
           <w:i/>
           <w:iCs/>
         </w:rPr>
-        <w:t xml:space="preserve">a webapp </w:t>
+        <w:t xml:space="preserve">a </w:t>
       </w:r>
       <w:proofErr w:type="spellStart"/>
       <w:r>
@@ -3765,7 +3762,7 @@
           <w:i/>
           <w:iCs/>
         </w:rPr>
-        <w:t>indító</w:t>
+        <w:t>webapp</w:t>
       </w:r>
       <w:proofErr w:type="spellEnd"/>
       <w:r>
@@ -3783,46 +3780,16 @@
           <w:i/>
           <w:iCs/>
         </w:rPr>
-        <w:t>oldala</w:t>
-      </w:r>
-      <w:proofErr w:type="spellEnd"/>
-    </w:p>
-    <w:p>
-      <w:pPr>
-        <w:spacing w:before="0" w:after="0" w:line="240" w:lineRule="auto"/>
+        <w:t>indító</w:t>
+      </w:r>
+      <w:proofErr w:type="spellEnd"/>
+      <w:r>
         <w:rPr>
           <w:rFonts w:ascii="Consolas" w:hAnsi="Consolas"/>
           <w:i/>
           <w:iCs/>
         </w:rPr>
-      </w:pPr>
-      <w:r>
-        <w:rPr>
-          <w:rFonts w:ascii="Consolas" w:hAnsi="Consolas"/>
-        </w:rPr>
-        <w:t>│   package-</w:t>
-      </w:r>
-      <w:proofErr w:type="spellStart"/>
-      <w:proofErr w:type="gramStart"/>
-      <w:r>
-        <w:rPr>
-          <w:rFonts w:ascii="Consolas" w:hAnsi="Consolas"/>
-        </w:rPr>
-        <w:t>lock.json</w:t>
-      </w:r>
-      <w:proofErr w:type="spellEnd"/>
-      <w:proofErr w:type="gramEnd"/>
-      <w:r>
-        <w:rPr>
-          <w:rFonts w:ascii="Consolas" w:hAnsi="Consolas"/>
-        </w:rPr>
-        <w:tab/>
-      </w:r>
-      <w:r>
-        <w:rPr>
-          <w:rFonts w:ascii="Consolas" w:hAnsi="Consolas"/>
-        </w:rPr>
-        <w:tab/>
+        <w:t xml:space="preserve"> </w:t>
       </w:r>
       <w:proofErr w:type="spellStart"/>
       <w:r>
@@ -3831,16 +3798,46 @@
           <w:i/>
           <w:iCs/>
         </w:rPr>
-        <w:t>információ</w:t>
-      </w:r>
-      <w:proofErr w:type="spellEnd"/>
-      <w:r>
+        <w:t>oldala</w:t>
+      </w:r>
+      <w:proofErr w:type="spellEnd"/>
+    </w:p>
+    <w:p>
+      <w:pPr>
+        <w:spacing w:before="0" w:after="0" w:line="240" w:lineRule="auto"/>
         <w:rPr>
           <w:rFonts w:ascii="Consolas" w:hAnsi="Consolas"/>
           <w:i/>
           <w:iCs/>
         </w:rPr>
-        <w:t xml:space="preserve"> a </w:t>
+      </w:pPr>
+      <w:r>
+        <w:rPr>
+          <w:rFonts w:ascii="Consolas" w:hAnsi="Consolas"/>
+        </w:rPr>
+        <w:t>│   package-</w:t>
+      </w:r>
+      <w:proofErr w:type="spellStart"/>
+      <w:proofErr w:type="gramStart"/>
+      <w:r>
+        <w:rPr>
+          <w:rFonts w:ascii="Consolas" w:hAnsi="Consolas"/>
+        </w:rPr>
+        <w:t>lock.json</w:t>
+      </w:r>
+      <w:proofErr w:type="spellEnd"/>
+      <w:proofErr w:type="gramEnd"/>
+      <w:r>
+        <w:rPr>
+          <w:rFonts w:ascii="Consolas" w:hAnsi="Consolas"/>
+        </w:rPr>
+        <w:tab/>
+      </w:r>
+      <w:r>
+        <w:rPr>
+          <w:rFonts w:ascii="Consolas" w:hAnsi="Consolas"/>
+        </w:rPr>
+        <w:tab/>
       </w:r>
       <w:proofErr w:type="spellStart"/>
       <w:r>
@@ -3849,7 +3846,7 @@
           <w:i/>
           <w:iCs/>
         </w:rPr>
-        <w:t>telepített</w:t>
+        <w:t>információ</w:t>
       </w:r>
       <w:proofErr w:type="spellEnd"/>
       <w:r>
@@ -3858,7 +3855,7 @@
           <w:i/>
           <w:iCs/>
         </w:rPr>
-        <w:t xml:space="preserve"> </w:t>
+        <w:t xml:space="preserve"> a </w:t>
       </w:r>
       <w:proofErr w:type="spellStart"/>
       <w:r>
@@ -3867,52 +3864,16 @@
           <w:i/>
           <w:iCs/>
         </w:rPr>
-        <w:t>modulokról</w:t>
-      </w:r>
-      <w:proofErr w:type="spellEnd"/>
-    </w:p>
-    <w:p>
-      <w:pPr>
-        <w:spacing w:before="0" w:after="0" w:line="240" w:lineRule="auto"/>
+        <w:t>telepített</w:t>
+      </w:r>
+      <w:proofErr w:type="spellEnd"/>
+      <w:r>
         <w:rPr>
           <w:rFonts w:ascii="Consolas" w:hAnsi="Consolas"/>
           <w:i/>
           <w:iCs/>
         </w:rPr>
-      </w:pPr>
-      <w:r>
-        <w:rPr>
-          <w:rFonts w:ascii="Consolas" w:hAnsi="Consolas"/>
-        </w:rPr>
-        <w:t xml:space="preserve">│   </w:t>
-      </w:r>
-      <w:proofErr w:type="spellStart"/>
-      <w:proofErr w:type="gramStart"/>
-      <w:r>
-        <w:rPr>
-          <w:rFonts w:ascii="Consolas" w:hAnsi="Consolas"/>
-        </w:rPr>
-        <w:t>package.json</w:t>
-      </w:r>
-      <w:proofErr w:type="spellEnd"/>
-      <w:proofErr w:type="gramEnd"/>
-      <w:r>
-        <w:rPr>
-          <w:rFonts w:ascii="Consolas" w:hAnsi="Consolas"/>
-        </w:rPr>
-        <w:tab/>
-      </w:r>
-      <w:r>
-        <w:rPr>
-          <w:rFonts w:ascii="Consolas" w:hAnsi="Consolas"/>
-        </w:rPr>
-        <w:tab/>
-      </w:r>
-      <w:r>
-        <w:rPr>
-          <w:rFonts w:ascii="Consolas" w:hAnsi="Consolas"/>
-        </w:rPr>
-        <w:tab/>
+        <w:t xml:space="preserve"> </w:t>
       </w:r>
       <w:proofErr w:type="spellStart"/>
       <w:r>
@@ -3921,16 +3882,52 @@
           <w:i/>
           <w:iCs/>
         </w:rPr>
-        <w:t>információ</w:t>
-      </w:r>
-      <w:proofErr w:type="spellEnd"/>
-      <w:r>
+        <w:t>modulokról</w:t>
+      </w:r>
+      <w:proofErr w:type="spellEnd"/>
+    </w:p>
+    <w:p>
+      <w:pPr>
+        <w:spacing w:before="0" w:after="0" w:line="240" w:lineRule="auto"/>
         <w:rPr>
           <w:rFonts w:ascii="Consolas" w:hAnsi="Consolas"/>
           <w:i/>
           <w:iCs/>
         </w:rPr>
-        <w:t xml:space="preserve"> a </w:t>
+      </w:pPr>
+      <w:r>
+        <w:rPr>
+          <w:rFonts w:ascii="Consolas" w:hAnsi="Consolas"/>
+        </w:rPr>
+        <w:t xml:space="preserve">│   </w:t>
+      </w:r>
+      <w:proofErr w:type="spellStart"/>
+      <w:proofErr w:type="gramStart"/>
+      <w:r>
+        <w:rPr>
+          <w:rFonts w:ascii="Consolas" w:hAnsi="Consolas"/>
+        </w:rPr>
+        <w:t>package.json</w:t>
+      </w:r>
+      <w:proofErr w:type="spellEnd"/>
+      <w:proofErr w:type="gramEnd"/>
+      <w:r>
+        <w:rPr>
+          <w:rFonts w:ascii="Consolas" w:hAnsi="Consolas"/>
+        </w:rPr>
+        <w:tab/>
+      </w:r>
+      <w:r>
+        <w:rPr>
+          <w:rFonts w:ascii="Consolas" w:hAnsi="Consolas"/>
+        </w:rPr>
+        <w:tab/>
+      </w:r>
+      <w:r>
+        <w:rPr>
+          <w:rFonts w:ascii="Consolas" w:hAnsi="Consolas"/>
+        </w:rPr>
+        <w:tab/>
       </w:r>
       <w:proofErr w:type="spellStart"/>
       <w:r>
@@ -3939,7 +3936,7 @@
           <w:i/>
           <w:iCs/>
         </w:rPr>
-        <w:t>projektről</w:t>
+        <w:t>információ</w:t>
       </w:r>
       <w:proofErr w:type="spellEnd"/>
       <w:r>
@@ -3948,7 +3945,7 @@
           <w:i/>
           <w:iCs/>
         </w:rPr>
-        <w:t xml:space="preserve"> </w:t>
+        <w:t xml:space="preserve"> a </w:t>
       </w:r>
       <w:proofErr w:type="spellStart"/>
       <w:r>
@@ -3957,7 +3954,7 @@
           <w:i/>
           <w:iCs/>
         </w:rPr>
-        <w:t>és</w:t>
+        <w:t>projektről</w:t>
       </w:r>
       <w:proofErr w:type="spellEnd"/>
       <w:r>
@@ -3975,76 +3972,16 @@
           <w:i/>
           <w:iCs/>
         </w:rPr>
-        <w:t>függőségeiről</w:t>
-      </w:r>
-      <w:proofErr w:type="spellEnd"/>
-    </w:p>
-    <w:p>
-      <w:pPr>
-        <w:spacing w:before="0" w:after="0" w:line="240" w:lineRule="auto"/>
-        <w:rPr>
-          <w:rFonts w:ascii="Consolas" w:hAnsi="Consolas"/>
-        </w:rPr>
-      </w:pPr>
-      <w:r>
-        <w:rPr>
-          <w:rFonts w:ascii="Consolas" w:hAnsi="Consolas"/>
-        </w:rPr>
-        <w:t>│   README.md</w:t>
-      </w:r>
-      <w:r>
-        <w:rPr>
-          <w:rFonts w:ascii="Consolas" w:hAnsi="Consolas"/>
-        </w:rPr>
-        <w:tab/>
-      </w:r>
-      <w:r>
-        <w:rPr>
-          <w:rFonts w:ascii="Consolas" w:hAnsi="Consolas"/>
-        </w:rPr>
-        <w:tab/>
-      </w:r>
-      <w:r>
-        <w:rPr>
-          <w:rFonts w:ascii="Consolas" w:hAnsi="Consolas"/>
-        </w:rPr>
-        <w:tab/>
-      </w:r>
-      <w:proofErr w:type="spellStart"/>
+        <w:t>és</w:t>
+      </w:r>
+      <w:proofErr w:type="spellEnd"/>
       <w:r>
         <w:rPr>
           <w:rFonts w:ascii="Consolas" w:hAnsi="Consolas"/>
           <w:i/>
           <w:iCs/>
         </w:rPr>
-        <w:t>olvasnivaló</w:t>
-      </w:r>
-      <w:proofErr w:type="spellEnd"/>
-    </w:p>
-    <w:p>
-      <w:pPr>
-        <w:spacing w:before="0" w:after="0" w:line="240" w:lineRule="auto"/>
-        <w:rPr>
-          <w:rFonts w:ascii="Consolas" w:hAnsi="Consolas"/>
-        </w:rPr>
-      </w:pPr>
-      <w:r>
-        <w:rPr>
-          <w:rFonts w:ascii="Consolas" w:hAnsi="Consolas"/>
-        </w:rPr>
-        <w:t>└   vite.config.js</w:t>
-      </w:r>
-      <w:r>
-        <w:rPr>
-          <w:rFonts w:ascii="Consolas" w:hAnsi="Consolas"/>
-        </w:rPr>
-        <w:tab/>
-      </w:r>
-      <w:r>
-        <w:rPr>
-          <w:rFonts w:ascii="Consolas" w:hAnsi="Consolas"/>
-        </w:rPr>
-        <w:tab/>
+        <w:t xml:space="preserve"> </w:t>
       </w:r>
       <w:proofErr w:type="spellStart"/>
       <w:r>
@@ -4053,16 +3990,76 @@
           <w:i/>
           <w:iCs/>
         </w:rPr>
-        <w:t>vite</w:t>
-      </w:r>
-      <w:proofErr w:type="spellEnd"/>
+        <w:t>függőségeiről</w:t>
+      </w:r>
+      <w:proofErr w:type="spellEnd"/>
+    </w:p>
+    <w:p>
+      <w:pPr>
+        <w:spacing w:before="0" w:after="0" w:line="240" w:lineRule="auto"/>
+        <w:rPr>
+          <w:rFonts w:ascii="Consolas" w:hAnsi="Consolas"/>
+        </w:rPr>
+      </w:pPr>
+      <w:r>
+        <w:rPr>
+          <w:rFonts w:ascii="Consolas" w:hAnsi="Consolas"/>
+        </w:rPr>
+        <w:t>│   README.md</w:t>
+      </w:r>
+      <w:r>
+        <w:rPr>
+          <w:rFonts w:ascii="Consolas" w:hAnsi="Consolas"/>
+        </w:rPr>
+        <w:tab/>
+      </w:r>
+      <w:r>
+        <w:rPr>
+          <w:rFonts w:ascii="Consolas" w:hAnsi="Consolas"/>
+        </w:rPr>
+        <w:tab/>
+      </w:r>
+      <w:r>
+        <w:rPr>
+          <w:rFonts w:ascii="Consolas" w:hAnsi="Consolas"/>
+        </w:rPr>
+        <w:tab/>
+      </w:r>
+      <w:proofErr w:type="spellStart"/>
       <w:r>
         <w:rPr>
           <w:rFonts w:ascii="Consolas" w:hAnsi="Consolas"/>
           <w:i/>
           <w:iCs/>
         </w:rPr>
-        <w:t xml:space="preserve"> </w:t>
+        <w:t>olvasnivaló</w:t>
+      </w:r>
+      <w:proofErr w:type="spellEnd"/>
+    </w:p>
+    <w:p>
+      <w:pPr>
+        <w:spacing w:before="0" w:after="0" w:line="240" w:lineRule="auto"/>
+        <w:rPr>
+          <w:rFonts w:ascii="Consolas" w:hAnsi="Consolas"/>
+        </w:rPr>
+      </w:pPr>
+      <w:r>
+        <w:rPr>
+          <w:rFonts w:ascii="Consolas" w:hAnsi="Consolas"/>
+        </w:rPr>
+        <w:t>└   vite.config.js</w:t>
+      </w:r>
+      <w:r>
+        <w:rPr>
+          <w:rFonts w:ascii="Consolas" w:hAnsi="Consolas"/>
+        </w:rPr>
+        <w:tab/>
+      </w:r>
+      <w:r>
+        <w:rPr>
+          <w:rFonts w:ascii="Consolas" w:hAnsi="Consolas"/>
+        </w:rPr>
+        <w:tab/>
       </w:r>
       <w:proofErr w:type="spellStart"/>
       <w:r>
@@ -4071,7 +4068,7 @@
           <w:i/>
           <w:iCs/>
         </w:rPr>
-        <w:t>projekt</w:t>
+        <w:t>vite</w:t>
       </w:r>
       <w:proofErr w:type="spellEnd"/>
       <w:r>
@@ -4080,7 +4077,7 @@
           <w:i/>
           <w:iCs/>
         </w:rPr>
-        <w:t xml:space="preserve"> </w:t>
+        <w:t xml:space="preserve"> projekt </w:t>
       </w:r>
       <w:proofErr w:type="spellStart"/>
       <w:r>
@@ -4121,13 +4118,8 @@
       </w:r>
       <w:proofErr w:type="spellEnd"/>
       <w:r>
-        <w:t xml:space="preserve"> a </w:t>
-      </w:r>
-      <w:proofErr w:type="spellStart"/>
-      <w:r>
-        <w:t>projekt</w:t>
-      </w:r>
-      <w:proofErr w:type="spellEnd"/>
+        <w:t xml:space="preserve"> a projekt</w:t>
+      </w:r>
       <w:r>
         <w:t xml:space="preserve"> </w:t>
       </w:r>
@@ -4801,7 +4793,15 @@
       </w:r>
       <w:proofErr w:type="spellEnd"/>
       <w:r>
-        <w:t xml:space="preserve"> a Vite a </w:t>
+        <w:t xml:space="preserve"> a </w:t>
+      </w:r>
+      <w:proofErr w:type="spellStart"/>
+      <w:r>
+        <w:t>Vite</w:t>
+      </w:r>
+      <w:proofErr w:type="spellEnd"/>
+      <w:r>
+        <w:t xml:space="preserve"> a </w:t>
       </w:r>
       <w:proofErr w:type="spellStart"/>
       <w:r>
@@ -5336,15 +5336,7 @@
       </w:r>
       <w:proofErr w:type="spellEnd"/>
       <w:r>
-        <w:t xml:space="preserve"> a </w:t>
-      </w:r>
-      <w:proofErr w:type="spellStart"/>
-      <w:r>
-        <w:t>projekt</w:t>
-      </w:r>
-      <w:proofErr w:type="spellEnd"/>
-      <w:r>
-        <w:t xml:space="preserve"> </w:t>
+        <w:t xml:space="preserve"> a projekt </w:t>
       </w:r>
       <w:proofErr w:type="spellStart"/>
       <w:r>
@@ -5384,21 +5376,112 @@
         <w:pStyle w:val="Cmsor2"/>
       </w:pPr>
       <w:r>
+        <w:t xml:space="preserve">A projekt </w:t>
+      </w:r>
+      <w:proofErr w:type="spellStart"/>
+      <w:r>
+        <w:t>futtatása</w:t>
+      </w:r>
+      <w:proofErr w:type="spellEnd"/>
+    </w:p>
+    <w:p>
+      <w:r>
         <w:t xml:space="preserve">A </w:t>
       </w:r>
       <w:proofErr w:type="spellStart"/>
       <w:r>
-        <w:t>projekt</w:t>
-      </w:r>
-      <w:proofErr w:type="spellEnd"/>
-      <w:r>
-        <w:t xml:space="preserve"> </w:t>
-      </w:r>
-      <w:proofErr w:type="spellStart"/>
-      <w:r>
-        <w:t>futtatása</w:t>
-      </w:r>
-      <w:proofErr w:type="spellEnd"/>
+        <w:t>Vite+React</w:t>
+      </w:r>
+      <w:proofErr w:type="spellEnd"/>
+      <w:r>
+        <w:t xml:space="preserve"> </w:t>
+      </w:r>
+      <w:proofErr w:type="spellStart"/>
+      <w:r>
+        <w:t>projektet</w:t>
+      </w:r>
+      <w:proofErr w:type="spellEnd"/>
+      <w:r>
+        <w:t xml:space="preserve"> </w:t>
+      </w:r>
+      <w:proofErr w:type="spellStart"/>
+      <w:r>
+        <w:t>az</w:t>
+      </w:r>
+      <w:proofErr w:type="spellEnd"/>
+      <w:r>
+        <w:t xml:space="preserve"> </w:t>
+      </w:r>
+      <w:proofErr w:type="spellStart"/>
+      <w:r>
+        <w:t>alábbi</w:t>
+      </w:r>
+      <w:proofErr w:type="spellEnd"/>
+      <w:r>
+        <w:t xml:space="preserve"> </w:t>
+      </w:r>
+      <w:proofErr w:type="spellStart"/>
+      <w:r>
+        <w:t>npm</w:t>
+      </w:r>
+      <w:proofErr w:type="spellEnd"/>
+      <w:r>
+        <w:t xml:space="preserve"> </w:t>
+      </w:r>
+      <w:proofErr w:type="spellStart"/>
+      <w:r>
+        <w:t>parancs</w:t>
+      </w:r>
+      <w:proofErr w:type="spellEnd"/>
+      <w:r>
+        <w:t xml:space="preserve"> </w:t>
+      </w:r>
+      <w:proofErr w:type="spellStart"/>
+      <w:r>
+        <w:t>segítségével</w:t>
+      </w:r>
+      <w:proofErr w:type="spellEnd"/>
+      <w:r>
+        <w:t xml:space="preserve"> </w:t>
+      </w:r>
+      <w:proofErr w:type="spellStart"/>
+      <w:r>
+        <w:t>lehet</w:t>
+      </w:r>
+      <w:proofErr w:type="spellEnd"/>
+      <w:r>
+        <w:t xml:space="preserve"> </w:t>
+      </w:r>
+      <w:proofErr w:type="spellStart"/>
+      <w:r>
+        <w:t>futtatni</w:t>
+      </w:r>
+      <w:proofErr w:type="spellEnd"/>
+      <w:r>
+        <w:t>:</w:t>
+      </w:r>
+    </w:p>
+    <w:p>
+      <w:pPr>
+        <w:shd w:val="clear" w:color="auto" w:fill="000000" w:themeFill="text1"/>
+        <w:rPr>
+          <w:rFonts w:ascii="Consolas" w:hAnsi="Consolas"/>
+        </w:rPr>
+      </w:pPr>
+      <w:proofErr w:type="spellStart"/>
+      <w:r>
+        <w:rPr>
+          <w:rFonts w:ascii="Consolas" w:hAnsi="Consolas"/>
+        </w:rPr>
+        <w:t>npm</w:t>
+      </w:r>
+      <w:proofErr w:type="spellEnd"/>
+      <w:r>
+        <w:rPr>
+          <w:rFonts w:ascii="Consolas" w:hAnsi="Consolas"/>
+        </w:rPr>
+        <w:t xml:space="preserve"> run dev</w:t>
+      </w:r>
     </w:p>
     <w:p>
       <w:r>
@@ -5406,15 +5489,15 @@
       </w:r>
       <w:proofErr w:type="spellStart"/>
       <w:r>
-        <w:t>Vite+React</w:t>
-      </w:r>
-      <w:proofErr w:type="spellEnd"/>
-      <w:r>
-        <w:t xml:space="preserve"> </w:t>
-      </w:r>
-      <w:proofErr w:type="spellStart"/>
-      <w:r>
-        <w:t>projektet</w:t>
+        <w:t>parancs</w:t>
+      </w:r>
+      <w:proofErr w:type="spellEnd"/>
+      <w:r>
+        <w:t xml:space="preserve"> </w:t>
+      </w:r>
+      <w:proofErr w:type="spellStart"/>
+      <w:r>
+        <w:t>hatására</w:t>
       </w:r>
       <w:proofErr w:type="spellEnd"/>
       <w:r>
@@ -5438,39 +5521,15 @@
       </w:r>
       <w:proofErr w:type="spellStart"/>
       <w:r>
-        <w:t>npm</w:t>
-      </w:r>
-      <w:proofErr w:type="spellEnd"/>
-      <w:r>
-        <w:t xml:space="preserve"> </w:t>
-      </w:r>
-      <w:proofErr w:type="spellStart"/>
-      <w:r>
-        <w:t>parancs</w:t>
-      </w:r>
-      <w:proofErr w:type="spellEnd"/>
-      <w:r>
-        <w:t xml:space="preserve"> </w:t>
-      </w:r>
-      <w:proofErr w:type="spellStart"/>
-      <w:r>
-        <w:t>segítségével</w:t>
-      </w:r>
-      <w:proofErr w:type="spellEnd"/>
-      <w:r>
-        <w:t xml:space="preserve"> </w:t>
-      </w:r>
-      <w:proofErr w:type="spellStart"/>
-      <w:r>
-        <w:t>lehet</w:t>
-      </w:r>
-      <w:proofErr w:type="spellEnd"/>
-      <w:r>
-        <w:t xml:space="preserve"> </w:t>
-      </w:r>
-      <w:proofErr w:type="spellStart"/>
-      <w:r>
-        <w:t>futtatni</w:t>
+        <w:t>információkat</w:t>
+      </w:r>
+      <w:proofErr w:type="spellEnd"/>
+      <w:r>
+        <w:t xml:space="preserve"> </w:t>
+      </w:r>
+      <w:proofErr w:type="spellStart"/>
+      <w:r>
+        <w:t>kapjuk</w:t>
       </w:r>
       <w:proofErr w:type="spellEnd"/>
       <w:r>
@@ -5479,88 +5538,16 @@
     </w:p>
     <w:p>
       <w:pPr>
-        <w:shd w:val="clear" w:color="auto" w:fill="000000" w:themeFill="text1"/>
-        <w:rPr>
-          <w:rFonts w:ascii="Consolas" w:hAnsi="Consolas"/>
-        </w:rPr>
-      </w:pPr>
-      <w:proofErr w:type="spellStart"/>
-      <w:r>
-        <w:rPr>
-          <w:rFonts w:ascii="Consolas" w:hAnsi="Consolas"/>
-        </w:rPr>
-        <w:t>npm</w:t>
-      </w:r>
-      <w:proofErr w:type="spellEnd"/>
-      <w:r>
-        <w:rPr>
-          <w:rFonts w:ascii="Consolas" w:hAnsi="Consolas"/>
-        </w:rPr>
-        <w:t xml:space="preserve"> run dev</w:t>
-      </w:r>
-    </w:p>
-    <w:p>
-      <w:r>
-        <w:t xml:space="preserve">A </w:t>
-      </w:r>
-      <w:proofErr w:type="spellStart"/>
-      <w:r>
-        <w:t>parancs</w:t>
-      </w:r>
-      <w:proofErr w:type="spellEnd"/>
-      <w:r>
-        <w:t xml:space="preserve"> </w:t>
-      </w:r>
-      <w:proofErr w:type="spellStart"/>
-      <w:r>
-        <w:t>hatására</w:t>
-      </w:r>
-      <w:proofErr w:type="spellEnd"/>
-      <w:r>
-        <w:t xml:space="preserve"> </w:t>
-      </w:r>
-      <w:proofErr w:type="spellStart"/>
-      <w:r>
-        <w:t>az</w:t>
-      </w:r>
-      <w:proofErr w:type="spellEnd"/>
-      <w:r>
-        <w:t xml:space="preserve"> </w:t>
-      </w:r>
-      <w:proofErr w:type="spellStart"/>
-      <w:r>
-        <w:t>alábbi</w:t>
-      </w:r>
-      <w:proofErr w:type="spellEnd"/>
-      <w:r>
-        <w:t xml:space="preserve"> </w:t>
-      </w:r>
-      <w:proofErr w:type="spellStart"/>
-      <w:r>
-        <w:t>információkat</w:t>
-      </w:r>
-      <w:proofErr w:type="spellEnd"/>
-      <w:r>
-        <w:t xml:space="preserve"> </w:t>
-      </w:r>
-      <w:proofErr w:type="spellStart"/>
-      <w:r>
-        <w:t>kapjuk</w:t>
-      </w:r>
-      <w:proofErr w:type="spellEnd"/>
-      <w:r>
-        <w:t>:</w:t>
-      </w:r>
-    </w:p>
-    <w:p>
-      <w:pPr>
         <w:spacing w:before="0" w:after="0"/>
       </w:pPr>
       <w:r>
+        <w:rPr>
+          <w:noProof/>
+        </w:rPr>
         <w:drawing>
-          <wp:inline distT="0" distB="0" distL="0" distR="0" wp14:anchorId="4CF42558" wp14:editId="68635116">
-            <wp:extent cx="3571146" cy="1270000"/>
-            <wp:effectExtent l="38100" t="38100" r="86995" b="88900"/>
+          <wp:inline distT="0" distB="0" distL="0" distR="0" wp14:anchorId="4CF42558" wp14:editId="4974D734">
+            <wp:extent cx="2971800" cy="1056856"/>
+            <wp:effectExtent l="38100" t="38100" r="95250" b="86360"/>
             <wp:docPr id="526734661" name="Kép 1"/>
             <wp:cNvGraphicFramePr>
               <a:graphicFrameLocks xmlns:a="http://schemas.openxmlformats.org/drawingml/2006/main" noChangeAspect="1"/>
@@ -5573,7 +5560,7 @@
                     <pic:cNvPicPr/>
                   </pic:nvPicPr>
                   <pic:blipFill>
-                    <a:blip r:embed="rId11"/>
+                    <a:blip r:embed="rId12"/>
                     <a:stretch>
                       <a:fillRect/>
                     </a:stretch>
@@ -5581,7 +5568,7 @@
                   <pic:spPr>
                     <a:xfrm>
                       <a:off x="0" y="0"/>
-                      <a:ext cx="3571146" cy="1270000"/>
+                      <a:ext cx="3033470" cy="1078787"/>
                     </a:xfrm>
                     <a:prstGeom prst="rect">
                       <a:avLst/>
@@ -6028,15 +6015,7 @@
       </w:r>
       <w:proofErr w:type="spellEnd"/>
       <w:r>
-        <w:t xml:space="preserve"> a </w:t>
-      </w:r>
-      <w:proofErr w:type="spellStart"/>
-      <w:r>
-        <w:t>projekt</w:t>
-      </w:r>
-      <w:proofErr w:type="spellEnd"/>
-      <w:r>
-        <w:t xml:space="preserve"> </w:t>
+        <w:t xml:space="preserve"> a projekt </w:t>
       </w:r>
       <w:proofErr w:type="spellStart"/>
       <w:r>
@@ -6048,7 +6027,6 @@
       </w:r>
       <w:proofErr w:type="spellStart"/>
       <w:r>
-        <w:lastRenderedPageBreak/>
         <w:t>keres</w:t>
       </w:r>
       <w:proofErr w:type="spellEnd"/>
@@ -6185,6 +6163,7 @@
         <w:contextualSpacing w:val="0"/>
       </w:pPr>
       <w:r>
+        <w:lastRenderedPageBreak/>
         <w:t xml:space="preserve">Az </w:t>
       </w:r>
       <w:r>
@@ -7038,34 +7017,20 @@
           <w:lang w:eastAsia="de-DE"/>
           <w14:ligatures w14:val="none"/>
         </w:rPr>
-        <w:t>)</w:t>
-      </w:r>
-      <w:proofErr w:type="gramStart"/>
-      <w:r>
-        <w:rPr>
-          <w:rFonts w:ascii="Consolas" w:eastAsia="Times New Roman" w:hAnsi="Consolas" w:cs="Times New Roman"/>
-          <w:color w:val="BBBEBF"/>
+        <w:t>)).</w:t>
+      </w:r>
+      <w:r>
+        <w:rPr>
+          <w:rFonts w:ascii="Consolas" w:eastAsia="Times New Roman" w:hAnsi="Consolas" w:cs="Times New Roman"/>
+          <w:color w:val="D2A8FF"/>
           <w:kern w:val="0"/>
           <w:sz w:val="21"/>
           <w:szCs w:val="21"/>
           <w:lang w:eastAsia="de-DE"/>
           <w14:ligatures w14:val="none"/>
         </w:rPr>
-        <w:t>).</w:t>
-      </w:r>
-      <w:r>
-        <w:rPr>
-          <w:rFonts w:ascii="Consolas" w:eastAsia="Times New Roman" w:hAnsi="Consolas" w:cs="Times New Roman"/>
-          <w:color w:val="D2A8FF"/>
-          <w:kern w:val="0"/>
-          <w:sz w:val="21"/>
-          <w:szCs w:val="21"/>
-          <w:lang w:eastAsia="de-DE"/>
-          <w14:ligatures w14:val="none"/>
-        </w:rPr>
         <w:t>render</w:t>
       </w:r>
-      <w:proofErr w:type="gramEnd"/>
       <w:r>
         <w:rPr>
           <w:rFonts w:ascii="Consolas" w:eastAsia="Times New Roman" w:hAnsi="Consolas" w:cs="Times New Roman"/>
@@ -7657,15 +7622,7 @@
     </w:p>
     <w:p>
       <w:r>
-        <w:t xml:space="preserve">A </w:t>
-      </w:r>
-      <w:proofErr w:type="spellStart"/>
-      <w:r>
-        <w:t>projekt</w:t>
-      </w:r>
-      <w:proofErr w:type="spellEnd"/>
-      <w:r>
-        <w:t xml:space="preserve"> </w:t>
+        <w:t xml:space="preserve">A projekt </w:t>
       </w:r>
       <w:proofErr w:type="spellStart"/>
       <w:r>
@@ -7769,15 +7726,7 @@
     </w:p>
     <w:p>
       <w:r>
-        <w:t xml:space="preserve">A </w:t>
-      </w:r>
-      <w:proofErr w:type="spellStart"/>
-      <w:r>
-        <w:t>projekt</w:t>
-      </w:r>
-      <w:proofErr w:type="spellEnd"/>
-      <w:r>
-        <w:t xml:space="preserve"> </w:t>
+        <w:t xml:space="preserve">A projekt </w:t>
       </w:r>
       <w:proofErr w:type="spellStart"/>
       <w:r>
@@ -8026,6 +7975,17 @@
         <w:t>kódelemeket</w:t>
       </w:r>
       <w:proofErr w:type="spellEnd"/>
+      <w:r>
+        <w:t xml:space="preserve"> (</w:t>
+      </w:r>
+      <w:proofErr w:type="spellStart"/>
+      <w:r>
+        <w:t>szimbólumokat</w:t>
+      </w:r>
+      <w:proofErr w:type="spellEnd"/>
+      <w:r>
+        <w:t>)</w:t>
+      </w:r>
       <w:r>
         <w:t xml:space="preserve"> </w:t>
       </w:r>
@@ -8228,19 +8188,118 @@
       </w:r>
       <w:proofErr w:type="spellEnd"/>
       <w:r>
+        <w:t xml:space="preserve">. </w:t>
+      </w:r>
+      <w:proofErr w:type="spellStart"/>
+      <w:r>
+        <w:t>Elterjedt</w:t>
+      </w:r>
+      <w:proofErr w:type="spellEnd"/>
+      <w:r>
+        <w:t xml:space="preserve"> </w:t>
+      </w:r>
+      <w:proofErr w:type="spellStart"/>
+      <w:r>
+        <w:t>megoldás</w:t>
+      </w:r>
+      <w:proofErr w:type="spellEnd"/>
+      <w:r>
+        <w:t xml:space="preserve"> </w:t>
+      </w:r>
+      <w:proofErr w:type="spellStart"/>
+      <w:r>
+        <w:t>az</w:t>
+      </w:r>
+      <w:proofErr w:type="spellEnd"/>
+      <w:r>
+        <w:t xml:space="preserve"> is, </w:t>
+      </w:r>
+      <w:proofErr w:type="spellStart"/>
+      <w:r>
+        <w:t>hogy</w:t>
+      </w:r>
+      <w:proofErr w:type="spellEnd"/>
+      <w:r>
+        <w:t xml:space="preserve"> </w:t>
+      </w:r>
+      <w:proofErr w:type="spellStart"/>
+      <w:r>
+        <w:t>minden</w:t>
+      </w:r>
+      <w:proofErr w:type="spellEnd"/>
+      <w:r>
+        <w:t xml:space="preserve"> </w:t>
+      </w:r>
+      <w:proofErr w:type="spellStart"/>
+      <w:r>
+        <w:t>közzéteendő</w:t>
+      </w:r>
+      <w:proofErr w:type="spellEnd"/>
+      <w:r>
+        <w:t xml:space="preserve"> </w:t>
+      </w:r>
+      <w:proofErr w:type="spellStart"/>
+      <w:r>
+        <w:t>kódeleme</w:t>
+      </w:r>
+      <w:r>
+        <w:t>t</w:t>
+      </w:r>
+      <w:proofErr w:type="spellEnd"/>
+      <w:r>
+        <w:t xml:space="preserve"> </w:t>
+      </w:r>
+      <w:proofErr w:type="spellStart"/>
+      <w:r>
+        <w:t>egy</w:t>
+      </w:r>
+      <w:proofErr w:type="spellEnd"/>
+      <w:r>
+        <w:t xml:space="preserve"> </w:t>
+      </w:r>
+      <w:proofErr w:type="spellStart"/>
+      <w:r>
+        <w:t>objektumba</w:t>
+      </w:r>
+      <w:proofErr w:type="spellEnd"/>
+      <w:r>
+        <w:t xml:space="preserve"> </w:t>
+      </w:r>
+      <w:proofErr w:type="spellStart"/>
+      <w:r>
+        <w:t>gyűjtenenk</w:t>
+      </w:r>
+      <w:proofErr w:type="spellEnd"/>
+      <w:r>
+        <w:t xml:space="preserve"> </w:t>
+      </w:r>
+      <w:proofErr w:type="spellStart"/>
+      <w:r>
+        <w:t>össze</w:t>
+      </w:r>
+      <w:proofErr w:type="spellEnd"/>
+      <w:r>
         <w:t xml:space="preserve">, </w:t>
       </w:r>
       <w:proofErr w:type="spellStart"/>
       <w:r>
-        <w:t>ellenkező</w:t>
-      </w:r>
-      <w:proofErr w:type="spellEnd"/>
-      <w:r>
-        <w:t xml:space="preserve"> </w:t>
-      </w:r>
-      <w:proofErr w:type="spellStart"/>
-      <w:r>
-        <w:t>esetben</w:t>
+        <w:t>és</w:t>
+      </w:r>
+      <w:proofErr w:type="spellEnd"/>
+      <w:r>
+        <w:t xml:space="preserve"> </w:t>
+      </w:r>
+      <w:proofErr w:type="spellStart"/>
+      <w:r>
+        <w:t>ezt</w:t>
+      </w:r>
+      <w:proofErr w:type="spellEnd"/>
+      <w:r>
+        <w:t xml:space="preserve"> </w:t>
+      </w:r>
+      <w:proofErr w:type="spellStart"/>
+      <w:r>
+        <w:t>az</w:t>
       </w:r>
       <w:proofErr w:type="spellEnd"/>
       <w:r>
@@ -8256,42 +8315,47 @@
       </w:r>
       <w:proofErr w:type="spellStart"/>
       <w:r>
-        <w:t>objektumba</w:t>
-      </w:r>
-      <w:proofErr w:type="spellEnd"/>
-      <w:r>
-        <w:t xml:space="preserve"> </w:t>
-      </w:r>
-      <w:proofErr w:type="spellStart"/>
-      <w:r>
-        <w:t>kell</w:t>
-      </w:r>
-      <w:proofErr w:type="spellEnd"/>
-      <w:r>
-        <w:t xml:space="preserve"> </w:t>
-      </w:r>
-      <w:proofErr w:type="spellStart"/>
-      <w:r>
-        <w:t>összefognunk</w:t>
-      </w:r>
-      <w:proofErr w:type="spellEnd"/>
-      <w:r>
-        <w:t xml:space="preserve"> a </w:t>
-      </w:r>
-      <w:proofErr w:type="spellStart"/>
-      <w:r>
-        <w:t>közzéteendő</w:t>
-      </w:r>
-      <w:proofErr w:type="spellEnd"/>
-      <w:r>
-        <w:t xml:space="preserve"> </w:t>
-      </w:r>
-      <w:proofErr w:type="spellStart"/>
-      <w:r>
-        <w:t>kód</w:t>
-      </w:r>
-      <w:r>
-        <w:t>elemeinket</w:t>
+        <w:t>objektumot</w:t>
+      </w:r>
+      <w:proofErr w:type="spellEnd"/>
+      <w:r>
+        <w:t xml:space="preserve"> </w:t>
+      </w:r>
+      <w:proofErr w:type="spellStart"/>
+      <w:r>
+        <w:t>exportálják</w:t>
+      </w:r>
+      <w:proofErr w:type="spellEnd"/>
+      <w:r>
+        <w:t xml:space="preserve">. Ez a C# </w:t>
+      </w:r>
+      <w:proofErr w:type="spellStart"/>
+      <w:r>
+        <w:t>világban</w:t>
+      </w:r>
+      <w:proofErr w:type="spellEnd"/>
+      <w:r>
+        <w:t xml:space="preserve"> </w:t>
+      </w:r>
+      <w:proofErr w:type="spellStart"/>
+      <w:r>
+        <w:t>használatos</w:t>
+      </w:r>
+      <w:proofErr w:type="spellEnd"/>
+      <w:r>
+        <w:t xml:space="preserve"> </w:t>
+      </w:r>
+      <w:proofErr w:type="spellStart"/>
+      <w:r>
+        <w:t>névtér</w:t>
+      </w:r>
+      <w:proofErr w:type="spellEnd"/>
+      <w:r>
+        <w:t xml:space="preserve"> (namespace) </w:t>
+      </w:r>
+      <w:proofErr w:type="spellStart"/>
+      <w:r>
+        <w:t>megfelelője</w:t>
       </w:r>
       <w:proofErr w:type="spellEnd"/>
       <w:r>
@@ -8515,7 +8579,6 @@
         <w:t xml:space="preserve">, </w:t>
       </w:r>
       <w:proofErr w:type="spellStart"/>
-      <w:proofErr w:type="gramStart"/>
       <w:r>
         <w:rPr>
           <w:rFonts w:ascii="Consolas" w:eastAsia="Times New Roman" w:hAnsi="Consolas" w:cs="Times New Roman"/>
@@ -8553,7 +8616,6 @@
         </w:rPr>
         <w:t>}</w:t>
       </w:r>
-      <w:proofErr w:type="gramEnd"/>
     </w:p>
     <w:p>
       <w:r>
@@ -9064,42 +9126,4814 @@
         <w:t>&gt;</w:t>
       </w:r>
     </w:p>
+    <w:p>
+      <w:pPr>
+        <w:spacing w:before="0" w:after="0"/>
+      </w:pPr>
+    </w:p>
+    <w:p>
+      <w:pPr>
+        <w:pStyle w:val="Cmsor2"/>
+        <w:spacing w:before="0" w:after="0"/>
+        <w:ind w:left="1135" w:hanging="851"/>
+        <w:contextualSpacing w:val="0"/>
+      </w:pPr>
+      <w:r>
+        <w:t xml:space="preserve">JSX – HTML </w:t>
+      </w:r>
+      <w:proofErr w:type="spellStart"/>
+      <w:r>
+        <w:t>és</w:t>
+      </w:r>
+      <w:proofErr w:type="spellEnd"/>
+      <w:r>
+        <w:t xml:space="preserve"> JavaScript </w:t>
+      </w:r>
+      <w:proofErr w:type="spellStart"/>
+      <w:r>
+        <w:t>egyben</w:t>
+      </w:r>
+      <w:proofErr w:type="spellEnd"/>
+    </w:p>
+    <w:p>
+      <w:r>
+        <w:t xml:space="preserve">A JavaScript (de a </w:t>
+      </w:r>
+      <w:proofErr w:type="spellStart"/>
+      <w:r>
+        <w:t>szerver</w:t>
+      </w:r>
+      <w:proofErr w:type="spellEnd"/>
+      <w:r>
+        <w:t xml:space="preserve"> </w:t>
+      </w:r>
+      <w:proofErr w:type="spellStart"/>
+      <w:r>
+        <w:t>oldali</w:t>
+      </w:r>
+      <w:proofErr w:type="spellEnd"/>
+      <w:r>
+        <w:t xml:space="preserve"> </w:t>
+      </w:r>
+      <w:proofErr w:type="spellStart"/>
+      <w:r>
+        <w:t>esetében</w:t>
+      </w:r>
+      <w:proofErr w:type="spellEnd"/>
+      <w:r>
+        <w:t xml:space="preserve"> is) HTML </w:t>
+      </w:r>
+      <w:proofErr w:type="spellStart"/>
+      <w:r>
+        <w:t>generálás</w:t>
+      </w:r>
+      <w:proofErr w:type="spellEnd"/>
+      <w:r>
+        <w:t xml:space="preserve">, </w:t>
+      </w:r>
+      <w:proofErr w:type="spellStart"/>
+      <w:r>
+        <w:t>renderlés</w:t>
+      </w:r>
+      <w:proofErr w:type="spellEnd"/>
+      <w:r>
+        <w:t xml:space="preserve"> </w:t>
+      </w:r>
+      <w:proofErr w:type="spellStart"/>
+      <w:r>
+        <w:t>körülményes</w:t>
+      </w:r>
+      <w:proofErr w:type="spellEnd"/>
+      <w:r>
+        <w:t xml:space="preserve"> </w:t>
+      </w:r>
+      <w:proofErr w:type="spellStart"/>
+      <w:r>
+        <w:t>tud</w:t>
+      </w:r>
+      <w:proofErr w:type="spellEnd"/>
+      <w:r>
+        <w:t xml:space="preserve"> </w:t>
+      </w:r>
+      <w:proofErr w:type="spellStart"/>
+      <w:r>
+        <w:t>lenni</w:t>
+      </w:r>
+      <w:proofErr w:type="spellEnd"/>
+      <w:r>
+        <w:t xml:space="preserve">, </w:t>
+      </w:r>
+      <w:proofErr w:type="spellStart"/>
+      <w:r>
+        <w:t>és</w:t>
+      </w:r>
+      <w:proofErr w:type="spellEnd"/>
+      <w:r>
+        <w:t xml:space="preserve"> </w:t>
+      </w:r>
+      <w:proofErr w:type="spellStart"/>
+      <w:r>
+        <w:t>mindenképpen</w:t>
+      </w:r>
+      <w:proofErr w:type="spellEnd"/>
+      <w:r>
+        <w:t xml:space="preserve"> </w:t>
+      </w:r>
+      <w:proofErr w:type="spellStart"/>
+      <w:r>
+        <w:t>elveszíti</w:t>
+      </w:r>
+      <w:proofErr w:type="spellEnd"/>
+      <w:r>
+        <w:t xml:space="preserve"> a HTML mint </w:t>
+      </w:r>
+      <w:proofErr w:type="spellStart"/>
+      <w:r>
+        <w:t>jelölő</w:t>
+      </w:r>
+      <w:proofErr w:type="spellEnd"/>
+      <w:r>
+        <w:t xml:space="preserve"> </w:t>
+      </w:r>
+      <w:proofErr w:type="spellStart"/>
+      <w:r>
+        <w:t>nyelv</w:t>
+      </w:r>
+      <w:proofErr w:type="spellEnd"/>
+      <w:r>
+        <w:t xml:space="preserve"> </w:t>
+      </w:r>
+      <w:proofErr w:type="spellStart"/>
+      <w:r>
+        <w:t>előnyeit</w:t>
+      </w:r>
+      <w:proofErr w:type="spellEnd"/>
+      <w:r>
+        <w:t xml:space="preserve">. </w:t>
+      </w:r>
+      <w:proofErr w:type="spellStart"/>
+      <w:r>
+        <w:t>Szemléltetésül</w:t>
+      </w:r>
+      <w:proofErr w:type="spellEnd"/>
+      <w:r>
+        <w:t xml:space="preserve"> </w:t>
+      </w:r>
+      <w:proofErr w:type="spellStart"/>
+      <w:r>
+        <w:t>hasonlítsuk</w:t>
+      </w:r>
+      <w:proofErr w:type="spellEnd"/>
+      <w:r>
+        <w:t xml:space="preserve"> </w:t>
+      </w:r>
+      <w:proofErr w:type="spellStart"/>
+      <w:r>
+        <w:t>össze</w:t>
+      </w:r>
+      <w:proofErr w:type="spellEnd"/>
+      <w:r>
+        <w:t xml:space="preserve"> </w:t>
+      </w:r>
+      <w:proofErr w:type="spellStart"/>
+      <w:r>
+        <w:t>az</w:t>
+      </w:r>
+      <w:proofErr w:type="spellEnd"/>
+      <w:r>
+        <w:t xml:space="preserve"> </w:t>
+      </w:r>
+      <w:proofErr w:type="spellStart"/>
+      <w:r>
+        <w:t>alábbi</w:t>
+      </w:r>
+      <w:proofErr w:type="spellEnd"/>
+      <w:r>
+        <w:t xml:space="preserve"> HTML </w:t>
+      </w:r>
+      <w:proofErr w:type="spellStart"/>
+      <w:r>
+        <w:t>kódot</w:t>
+      </w:r>
+      <w:proofErr w:type="spellEnd"/>
+      <w:r>
+        <w:t xml:space="preserve"> </w:t>
+      </w:r>
+      <w:proofErr w:type="spellStart"/>
+      <w:r>
+        <w:t>és</w:t>
+      </w:r>
+      <w:proofErr w:type="spellEnd"/>
+      <w:r>
+        <w:t xml:space="preserve"> a </w:t>
+      </w:r>
+      <w:proofErr w:type="spellStart"/>
+      <w:r>
+        <w:t>vele</w:t>
+      </w:r>
+      <w:proofErr w:type="spellEnd"/>
+      <w:r>
+        <w:t xml:space="preserve"> </w:t>
+      </w:r>
+      <w:proofErr w:type="spellStart"/>
+      <w:r>
+        <w:t>megegyező</w:t>
+      </w:r>
+      <w:proofErr w:type="spellEnd"/>
+      <w:r>
+        <w:t xml:space="preserve"> </w:t>
+      </w:r>
+      <w:proofErr w:type="spellStart"/>
+      <w:r>
+        <w:t>eredményt</w:t>
+      </w:r>
+      <w:proofErr w:type="spellEnd"/>
+      <w:r>
+        <w:t xml:space="preserve"> </w:t>
+      </w:r>
+      <w:proofErr w:type="spellStart"/>
+      <w:r>
+        <w:t>produkáló</w:t>
+      </w:r>
+      <w:proofErr w:type="spellEnd"/>
+      <w:r>
+        <w:t xml:space="preserve"> JavaScript </w:t>
+      </w:r>
+      <w:proofErr w:type="spellStart"/>
+      <w:r>
+        <w:t>kódot</w:t>
+      </w:r>
+      <w:proofErr w:type="spellEnd"/>
+      <w:r>
+        <w:t>!</w:t>
+      </w:r>
+    </w:p>
+    <w:p>
+      <w:pPr>
+        <w:spacing w:after="0"/>
+        <w:rPr>
+          <w:i/>
+        </w:rPr>
+      </w:pPr>
+      <w:r>
+        <w:rPr>
+          <w:i/>
+        </w:rPr>
+        <w:t>HTML</w:t>
+      </w:r>
+    </w:p>
+    <w:p>
+      <w:pPr>
+        <w:shd w:val="clear" w:color="auto" w:fill="1F1F1F"/>
+        <w:spacing w:before="0" w:after="0" w:line="285" w:lineRule="atLeast"/>
+        <w:jc w:val="left"/>
+        <w:rPr>
+          <w:rFonts w:ascii="Consolas" w:eastAsia="Times New Roman" w:hAnsi="Consolas" w:cs="Times New Roman"/>
+          <w:color w:val="CCCCCC"/>
+          <w:kern w:val="0"/>
+          <w:sz w:val="21"/>
+          <w:szCs w:val="21"/>
+          <w:lang w:val="hu-HU" w:eastAsia="hu-HU"/>
+          <w14:ligatures w14:val="none"/>
+        </w:rPr>
+      </w:pPr>
+      <w:r>
+        <w:rPr>
+          <w:rFonts w:ascii="Consolas" w:eastAsia="Times New Roman" w:hAnsi="Consolas" w:cs="Times New Roman"/>
+          <w:color w:val="808080"/>
+          <w:kern w:val="0"/>
+          <w:sz w:val="21"/>
+          <w:szCs w:val="21"/>
+          <w:lang w:val="hu-HU" w:eastAsia="hu-HU"/>
+          <w14:ligatures w14:val="none"/>
+        </w:rPr>
+        <w:t>&lt;</w:t>
+      </w:r>
+      <w:r>
+        <w:rPr>
+          <w:rFonts w:ascii="Consolas" w:eastAsia="Times New Roman" w:hAnsi="Consolas" w:cs="Times New Roman"/>
+          <w:color w:val="569CD6"/>
+          <w:kern w:val="0"/>
+          <w:sz w:val="21"/>
+          <w:szCs w:val="21"/>
+          <w:lang w:val="hu-HU" w:eastAsia="hu-HU"/>
+          <w14:ligatures w14:val="none"/>
+        </w:rPr>
+        <w:t>h1</w:t>
+      </w:r>
+      <w:r>
+        <w:rPr>
+          <w:rFonts w:ascii="Consolas" w:eastAsia="Times New Roman" w:hAnsi="Consolas" w:cs="Times New Roman"/>
+          <w:color w:val="808080"/>
+          <w:kern w:val="0"/>
+          <w:sz w:val="21"/>
+          <w:szCs w:val="21"/>
+          <w:lang w:val="hu-HU" w:eastAsia="hu-HU"/>
+          <w14:ligatures w14:val="none"/>
+        </w:rPr>
+        <w:t>&gt;</w:t>
+      </w:r>
+      <w:proofErr w:type="spellStart"/>
+      <w:r>
+        <w:rPr>
+          <w:rFonts w:ascii="Consolas" w:eastAsia="Times New Roman" w:hAnsi="Consolas" w:cs="Times New Roman"/>
+          <w:color w:val="CCCCCC"/>
+          <w:kern w:val="0"/>
+          <w:sz w:val="21"/>
+          <w:szCs w:val="21"/>
+          <w:lang w:val="hu-HU" w:eastAsia="hu-HU"/>
+          <w14:ligatures w14:val="none"/>
+        </w:rPr>
+        <w:t>Demo</w:t>
+      </w:r>
+      <w:proofErr w:type="spellEnd"/>
+      <w:r>
+        <w:rPr>
+          <w:rFonts w:ascii="Consolas" w:eastAsia="Times New Roman" w:hAnsi="Consolas" w:cs="Times New Roman"/>
+          <w:color w:val="CCCCCC"/>
+          <w:kern w:val="0"/>
+          <w:sz w:val="21"/>
+          <w:szCs w:val="21"/>
+          <w:lang w:val="hu-HU" w:eastAsia="hu-HU"/>
+          <w14:ligatures w14:val="none"/>
+        </w:rPr>
+        <w:t xml:space="preserve"> App</w:t>
+      </w:r>
+      <w:r>
+        <w:rPr>
+          <w:rFonts w:ascii="Consolas" w:eastAsia="Times New Roman" w:hAnsi="Consolas" w:cs="Times New Roman"/>
+          <w:color w:val="808080"/>
+          <w:kern w:val="0"/>
+          <w:sz w:val="21"/>
+          <w:szCs w:val="21"/>
+          <w:lang w:val="hu-HU" w:eastAsia="hu-HU"/>
+          <w14:ligatures w14:val="none"/>
+        </w:rPr>
+        <w:t>&lt;/</w:t>
+      </w:r>
+      <w:r>
+        <w:rPr>
+          <w:rFonts w:ascii="Consolas" w:eastAsia="Times New Roman" w:hAnsi="Consolas" w:cs="Times New Roman"/>
+          <w:color w:val="569CD6"/>
+          <w:kern w:val="0"/>
+          <w:sz w:val="21"/>
+          <w:szCs w:val="21"/>
+          <w:lang w:val="hu-HU" w:eastAsia="hu-HU"/>
+          <w14:ligatures w14:val="none"/>
+        </w:rPr>
+        <w:t>h1</w:t>
+      </w:r>
+      <w:r>
+        <w:rPr>
+          <w:rFonts w:ascii="Consolas" w:eastAsia="Times New Roman" w:hAnsi="Consolas" w:cs="Times New Roman"/>
+          <w:color w:val="808080"/>
+          <w:kern w:val="0"/>
+          <w:sz w:val="21"/>
+          <w:szCs w:val="21"/>
+          <w:lang w:val="hu-HU" w:eastAsia="hu-HU"/>
+          <w14:ligatures w14:val="none"/>
+        </w:rPr>
+        <w:t>&gt;</w:t>
+      </w:r>
+    </w:p>
+    <w:p>
+      <w:pPr>
+        <w:shd w:val="clear" w:color="auto" w:fill="1F1F1F"/>
+        <w:spacing w:before="0" w:after="0" w:line="285" w:lineRule="atLeast"/>
+        <w:jc w:val="left"/>
+        <w:rPr>
+          <w:rFonts w:ascii="Consolas" w:eastAsia="Times New Roman" w:hAnsi="Consolas" w:cs="Times New Roman"/>
+          <w:color w:val="CCCCCC"/>
+          <w:kern w:val="0"/>
+          <w:sz w:val="21"/>
+          <w:szCs w:val="21"/>
+          <w:lang w:val="hu-HU" w:eastAsia="hu-HU"/>
+          <w14:ligatures w14:val="none"/>
+        </w:rPr>
+      </w:pPr>
+      <w:r>
+        <w:rPr>
+          <w:rFonts w:ascii="Consolas" w:eastAsia="Times New Roman" w:hAnsi="Consolas" w:cs="Times New Roman"/>
+          <w:color w:val="808080"/>
+          <w:kern w:val="0"/>
+          <w:sz w:val="21"/>
+          <w:szCs w:val="21"/>
+          <w:lang w:val="hu-HU" w:eastAsia="hu-HU"/>
+          <w14:ligatures w14:val="none"/>
+        </w:rPr>
+        <w:t>&lt;</w:t>
+      </w:r>
+      <w:proofErr w:type="spellStart"/>
+      <w:r>
+        <w:rPr>
+          <w:rFonts w:ascii="Consolas" w:eastAsia="Times New Roman" w:hAnsi="Consolas" w:cs="Times New Roman"/>
+          <w:color w:val="569CD6"/>
+          <w:kern w:val="0"/>
+          <w:sz w:val="21"/>
+          <w:szCs w:val="21"/>
+          <w:lang w:val="hu-HU" w:eastAsia="hu-HU"/>
+          <w14:ligatures w14:val="none"/>
+        </w:rPr>
+        <w:t>span</w:t>
+      </w:r>
+      <w:proofErr w:type="spellEnd"/>
+      <w:r>
+        <w:rPr>
+          <w:rFonts w:ascii="Consolas" w:eastAsia="Times New Roman" w:hAnsi="Consolas" w:cs="Times New Roman"/>
+          <w:color w:val="CCCCCC"/>
+          <w:kern w:val="0"/>
+          <w:sz w:val="21"/>
+          <w:szCs w:val="21"/>
+          <w:lang w:val="hu-HU" w:eastAsia="hu-HU"/>
+          <w14:ligatures w14:val="none"/>
+        </w:rPr>
+        <w:t xml:space="preserve"> </w:t>
+      </w:r>
+      <w:proofErr w:type="spellStart"/>
+      <w:r>
+        <w:rPr>
+          <w:rFonts w:ascii="Consolas" w:eastAsia="Times New Roman" w:hAnsi="Consolas" w:cs="Times New Roman"/>
+          <w:color w:val="9CDCFE"/>
+          <w:kern w:val="0"/>
+          <w:sz w:val="21"/>
+          <w:szCs w:val="21"/>
+          <w:lang w:val="hu-HU" w:eastAsia="hu-HU"/>
+          <w14:ligatures w14:val="none"/>
+        </w:rPr>
+        <w:t>class</w:t>
+      </w:r>
+      <w:proofErr w:type="spellEnd"/>
+      <w:r>
+        <w:rPr>
+          <w:rFonts w:ascii="Consolas" w:eastAsia="Times New Roman" w:hAnsi="Consolas" w:cs="Times New Roman"/>
+          <w:color w:val="D4D4D4"/>
+          <w:kern w:val="0"/>
+          <w:sz w:val="21"/>
+          <w:szCs w:val="21"/>
+          <w:lang w:val="hu-HU" w:eastAsia="hu-HU"/>
+          <w14:ligatures w14:val="none"/>
+        </w:rPr>
+        <w:t>=</w:t>
+      </w:r>
+      <w:r>
+        <w:rPr>
+          <w:rFonts w:ascii="Consolas" w:eastAsia="Times New Roman" w:hAnsi="Consolas" w:cs="Times New Roman"/>
+          <w:color w:val="CE9178"/>
+          <w:kern w:val="0"/>
+          <w:sz w:val="21"/>
+          <w:szCs w:val="21"/>
+          <w:lang w:val="hu-HU" w:eastAsia="hu-HU"/>
+          <w14:ligatures w14:val="none"/>
+        </w:rPr>
+        <w:t>"</w:t>
+      </w:r>
+      <w:proofErr w:type="spellStart"/>
+      <w:r>
+        <w:rPr>
+          <w:rFonts w:ascii="Consolas" w:eastAsia="Times New Roman" w:hAnsi="Consolas" w:cs="Times New Roman"/>
+          <w:color w:val="CE9178"/>
+          <w:kern w:val="0"/>
+          <w:sz w:val="21"/>
+          <w:szCs w:val="21"/>
+          <w:lang w:val="hu-HU" w:eastAsia="hu-HU"/>
+          <w14:ligatures w14:val="none"/>
+        </w:rPr>
+        <w:t>mono</w:t>
+      </w:r>
+      <w:proofErr w:type="spellEnd"/>
+      <w:r>
+        <w:rPr>
+          <w:rFonts w:ascii="Consolas" w:eastAsia="Times New Roman" w:hAnsi="Consolas" w:cs="Times New Roman"/>
+          <w:color w:val="CE9178"/>
+          <w:kern w:val="0"/>
+          <w:sz w:val="21"/>
+          <w:szCs w:val="21"/>
+          <w:lang w:val="hu-HU" w:eastAsia="hu-HU"/>
+          <w14:ligatures w14:val="none"/>
+        </w:rPr>
+        <w:t>"</w:t>
+      </w:r>
+      <w:r>
+        <w:rPr>
+          <w:rFonts w:ascii="Consolas" w:eastAsia="Times New Roman" w:hAnsi="Consolas" w:cs="Times New Roman"/>
+          <w:color w:val="808080"/>
+          <w:kern w:val="0"/>
+          <w:sz w:val="21"/>
+          <w:szCs w:val="21"/>
+          <w:lang w:val="hu-HU" w:eastAsia="hu-HU"/>
+          <w14:ligatures w14:val="none"/>
+        </w:rPr>
+        <w:t>&gt;</w:t>
+      </w:r>
+      <w:proofErr w:type="gramStart"/>
+      <w:r>
+        <w:rPr>
+          <w:rFonts w:ascii="Consolas" w:eastAsia="Times New Roman" w:hAnsi="Consolas" w:cs="Times New Roman"/>
+          <w:color w:val="CCCCCC"/>
+          <w:kern w:val="0"/>
+          <w:sz w:val="21"/>
+          <w:szCs w:val="21"/>
+          <w:lang w:val="hu-HU" w:eastAsia="hu-HU"/>
+          <w14:ligatures w14:val="none"/>
+        </w:rPr>
+        <w:t>Üdvözlöm!</w:t>
+      </w:r>
+      <w:r>
+        <w:rPr>
+          <w:rFonts w:ascii="Consolas" w:eastAsia="Times New Roman" w:hAnsi="Consolas" w:cs="Times New Roman"/>
+          <w:color w:val="808080"/>
+          <w:kern w:val="0"/>
+          <w:sz w:val="21"/>
+          <w:szCs w:val="21"/>
+          <w:lang w:val="hu-HU" w:eastAsia="hu-HU"/>
+          <w14:ligatures w14:val="none"/>
+        </w:rPr>
+        <w:t>&lt;</w:t>
+      </w:r>
+      <w:proofErr w:type="gramEnd"/>
+      <w:r>
+        <w:rPr>
+          <w:rFonts w:ascii="Consolas" w:eastAsia="Times New Roman" w:hAnsi="Consolas" w:cs="Times New Roman"/>
+          <w:color w:val="808080"/>
+          <w:kern w:val="0"/>
+          <w:sz w:val="21"/>
+          <w:szCs w:val="21"/>
+          <w:lang w:val="hu-HU" w:eastAsia="hu-HU"/>
+          <w14:ligatures w14:val="none"/>
+        </w:rPr>
+        <w:t>/</w:t>
+      </w:r>
+      <w:proofErr w:type="spellStart"/>
+      <w:r>
+        <w:rPr>
+          <w:rFonts w:ascii="Consolas" w:eastAsia="Times New Roman" w:hAnsi="Consolas" w:cs="Times New Roman"/>
+          <w:color w:val="569CD6"/>
+          <w:kern w:val="0"/>
+          <w:sz w:val="21"/>
+          <w:szCs w:val="21"/>
+          <w:lang w:val="hu-HU" w:eastAsia="hu-HU"/>
+          <w14:ligatures w14:val="none"/>
+        </w:rPr>
+        <w:t>span</w:t>
+      </w:r>
+      <w:proofErr w:type="spellEnd"/>
+      <w:r>
+        <w:rPr>
+          <w:rFonts w:ascii="Consolas" w:eastAsia="Times New Roman" w:hAnsi="Consolas" w:cs="Times New Roman"/>
+          <w:color w:val="808080"/>
+          <w:kern w:val="0"/>
+          <w:sz w:val="21"/>
+          <w:szCs w:val="21"/>
+          <w:lang w:val="hu-HU" w:eastAsia="hu-HU"/>
+          <w14:ligatures w14:val="none"/>
+        </w:rPr>
+        <w:t>&gt;</w:t>
+      </w:r>
+    </w:p>
+    <w:p>
+      <w:pPr>
+        <w:shd w:val="clear" w:color="auto" w:fill="1F1F1F"/>
+        <w:spacing w:before="0" w:after="0" w:line="285" w:lineRule="atLeast"/>
+        <w:jc w:val="left"/>
+        <w:rPr>
+          <w:rFonts w:ascii="Consolas" w:eastAsia="Times New Roman" w:hAnsi="Consolas" w:cs="Times New Roman"/>
+          <w:color w:val="CCCCCC"/>
+          <w:kern w:val="0"/>
+          <w:sz w:val="21"/>
+          <w:szCs w:val="21"/>
+          <w:lang w:val="hu-HU" w:eastAsia="hu-HU"/>
+          <w14:ligatures w14:val="none"/>
+        </w:rPr>
+      </w:pPr>
+      <w:r>
+        <w:rPr>
+          <w:rFonts w:ascii="Consolas" w:eastAsia="Times New Roman" w:hAnsi="Consolas" w:cs="Times New Roman"/>
+          <w:color w:val="808080"/>
+          <w:kern w:val="0"/>
+          <w:sz w:val="21"/>
+          <w:szCs w:val="21"/>
+          <w:lang w:val="hu-HU" w:eastAsia="hu-HU"/>
+          <w14:ligatures w14:val="none"/>
+        </w:rPr>
+        <w:t>&lt;</w:t>
+      </w:r>
+      <w:proofErr w:type="spellStart"/>
+      <w:r>
+        <w:rPr>
+          <w:rFonts w:ascii="Consolas" w:eastAsia="Times New Roman" w:hAnsi="Consolas" w:cs="Times New Roman"/>
+          <w:color w:val="569CD6"/>
+          <w:kern w:val="0"/>
+          <w:sz w:val="21"/>
+          <w:szCs w:val="21"/>
+          <w:lang w:val="hu-HU" w:eastAsia="hu-HU"/>
+          <w14:ligatures w14:val="none"/>
+        </w:rPr>
+        <w:t>img</w:t>
+      </w:r>
+      <w:proofErr w:type="spellEnd"/>
+      <w:r>
+        <w:rPr>
+          <w:rFonts w:ascii="Consolas" w:eastAsia="Times New Roman" w:hAnsi="Consolas" w:cs="Times New Roman"/>
+          <w:color w:val="CCCCCC"/>
+          <w:kern w:val="0"/>
+          <w:sz w:val="21"/>
+          <w:szCs w:val="21"/>
+          <w:lang w:val="hu-HU" w:eastAsia="hu-HU"/>
+          <w14:ligatures w14:val="none"/>
+        </w:rPr>
+        <w:t xml:space="preserve"> </w:t>
+      </w:r>
+      <w:proofErr w:type="spellStart"/>
+      <w:r>
+        <w:rPr>
+          <w:rFonts w:ascii="Consolas" w:eastAsia="Times New Roman" w:hAnsi="Consolas" w:cs="Times New Roman"/>
+          <w:color w:val="9CDCFE"/>
+          <w:kern w:val="0"/>
+          <w:sz w:val="21"/>
+          <w:szCs w:val="21"/>
+          <w:lang w:val="hu-HU" w:eastAsia="hu-HU"/>
+          <w14:ligatures w14:val="none"/>
+        </w:rPr>
+        <w:t>src</w:t>
+      </w:r>
+      <w:proofErr w:type="spellEnd"/>
+      <w:r>
+        <w:rPr>
+          <w:rFonts w:ascii="Consolas" w:eastAsia="Times New Roman" w:hAnsi="Consolas" w:cs="Times New Roman"/>
+          <w:color w:val="D4D4D4"/>
+          <w:kern w:val="0"/>
+          <w:sz w:val="21"/>
+          <w:szCs w:val="21"/>
+          <w:lang w:val="hu-HU" w:eastAsia="hu-HU"/>
+          <w14:ligatures w14:val="none"/>
+        </w:rPr>
+        <w:t>=</w:t>
+      </w:r>
+      <w:r>
+        <w:rPr>
+          <w:rFonts w:ascii="Consolas" w:eastAsia="Times New Roman" w:hAnsi="Consolas" w:cs="Times New Roman"/>
+          <w:color w:val="CE9178"/>
+          <w:kern w:val="0"/>
+          <w:sz w:val="21"/>
+          <w:szCs w:val="21"/>
+          <w:lang w:val="hu-HU" w:eastAsia="hu-HU"/>
+          <w14:ligatures w14:val="none"/>
+        </w:rPr>
+        <w:t>"user.png"</w:t>
+      </w:r>
+      <w:r>
+        <w:rPr>
+          <w:rFonts w:ascii="Consolas" w:eastAsia="Times New Roman" w:hAnsi="Consolas" w:cs="Times New Roman"/>
+          <w:color w:val="808080"/>
+          <w:kern w:val="0"/>
+          <w:sz w:val="21"/>
+          <w:szCs w:val="21"/>
+          <w:lang w:val="hu-HU" w:eastAsia="hu-HU"/>
+          <w14:ligatures w14:val="none"/>
+        </w:rPr>
+        <w:t>&gt;</w:t>
+      </w:r>
+    </w:p>
+    <w:p>
+      <w:pPr>
+        <w:spacing w:after="0"/>
+        <w:rPr>
+          <w:i/>
+        </w:rPr>
+      </w:pPr>
+      <w:r>
+        <w:rPr>
+          <w:i/>
+        </w:rPr>
+        <w:t>JavaScript</w:t>
+      </w:r>
+    </w:p>
+    <w:p>
+      <w:pPr>
+        <w:shd w:val="clear" w:color="auto" w:fill="1F1F1F"/>
+        <w:spacing w:before="0" w:after="0" w:line="285" w:lineRule="atLeast"/>
+        <w:jc w:val="left"/>
+        <w:rPr>
+          <w:rFonts w:ascii="Consolas" w:eastAsia="Times New Roman" w:hAnsi="Consolas" w:cs="Times New Roman"/>
+          <w:color w:val="CCCCCC"/>
+          <w:kern w:val="0"/>
+          <w:sz w:val="21"/>
+          <w:szCs w:val="21"/>
+          <w:lang w:val="hu-HU" w:eastAsia="hu-HU"/>
+          <w14:ligatures w14:val="none"/>
+        </w:rPr>
+      </w:pPr>
+      <w:r>
+        <w:rPr>
+          <w:rFonts w:ascii="Consolas" w:eastAsia="Times New Roman" w:hAnsi="Consolas" w:cs="Times New Roman"/>
+          <w:color w:val="569CD6"/>
+          <w:kern w:val="0"/>
+          <w:sz w:val="21"/>
+          <w:szCs w:val="21"/>
+          <w:lang w:val="hu-HU" w:eastAsia="hu-HU"/>
+          <w14:ligatures w14:val="none"/>
+        </w:rPr>
+        <w:t>const</w:t>
+      </w:r>
+      <w:r>
+        <w:rPr>
+          <w:rFonts w:ascii="Consolas" w:eastAsia="Times New Roman" w:hAnsi="Consolas" w:cs="Times New Roman"/>
+          <w:color w:val="CCCCCC"/>
+          <w:kern w:val="0"/>
+          <w:sz w:val="21"/>
+          <w:szCs w:val="21"/>
+          <w:lang w:val="hu-HU" w:eastAsia="hu-HU"/>
+          <w14:ligatures w14:val="none"/>
+        </w:rPr>
+        <w:t xml:space="preserve"> </w:t>
+      </w:r>
+      <w:r>
+        <w:rPr>
+          <w:rFonts w:ascii="Consolas" w:eastAsia="Times New Roman" w:hAnsi="Consolas" w:cs="Times New Roman"/>
+          <w:color w:val="4FC1FF"/>
+          <w:kern w:val="0"/>
+          <w:sz w:val="21"/>
+          <w:szCs w:val="21"/>
+          <w:lang w:val="hu-HU" w:eastAsia="hu-HU"/>
+          <w14:ligatures w14:val="none"/>
+        </w:rPr>
+        <w:t>h1</w:t>
+      </w:r>
+      <w:r>
+        <w:rPr>
+          <w:rFonts w:ascii="Consolas" w:eastAsia="Times New Roman" w:hAnsi="Consolas" w:cs="Times New Roman"/>
+          <w:color w:val="CCCCCC"/>
+          <w:kern w:val="0"/>
+          <w:sz w:val="21"/>
+          <w:szCs w:val="21"/>
+          <w:lang w:val="hu-HU" w:eastAsia="hu-HU"/>
+          <w14:ligatures w14:val="none"/>
+        </w:rPr>
+        <w:t xml:space="preserve"> </w:t>
+      </w:r>
+      <w:r>
+        <w:rPr>
+          <w:rFonts w:ascii="Consolas" w:eastAsia="Times New Roman" w:hAnsi="Consolas" w:cs="Times New Roman"/>
+          <w:color w:val="D4D4D4"/>
+          <w:kern w:val="0"/>
+          <w:sz w:val="21"/>
+          <w:szCs w:val="21"/>
+          <w:lang w:val="hu-HU" w:eastAsia="hu-HU"/>
+          <w14:ligatures w14:val="none"/>
+        </w:rPr>
+        <w:t>=</w:t>
+      </w:r>
+      <w:r>
+        <w:rPr>
+          <w:rFonts w:ascii="Consolas" w:eastAsia="Times New Roman" w:hAnsi="Consolas" w:cs="Times New Roman"/>
+          <w:color w:val="CCCCCC"/>
+          <w:kern w:val="0"/>
+          <w:sz w:val="21"/>
+          <w:szCs w:val="21"/>
+          <w:lang w:val="hu-HU" w:eastAsia="hu-HU"/>
+          <w14:ligatures w14:val="none"/>
+        </w:rPr>
+        <w:t xml:space="preserve"> </w:t>
+      </w:r>
+      <w:proofErr w:type="spellStart"/>
+      <w:proofErr w:type="gramStart"/>
+      <w:r>
+        <w:rPr>
+          <w:rFonts w:ascii="Consolas" w:eastAsia="Times New Roman" w:hAnsi="Consolas" w:cs="Times New Roman"/>
+          <w:color w:val="9CDCFE"/>
+          <w:kern w:val="0"/>
+          <w:sz w:val="21"/>
+          <w:szCs w:val="21"/>
+          <w:lang w:val="hu-HU" w:eastAsia="hu-HU"/>
+          <w14:ligatures w14:val="none"/>
+        </w:rPr>
+        <w:t>document</w:t>
+      </w:r>
+      <w:r>
+        <w:rPr>
+          <w:rFonts w:ascii="Consolas" w:eastAsia="Times New Roman" w:hAnsi="Consolas" w:cs="Times New Roman"/>
+          <w:color w:val="CCCCCC"/>
+          <w:kern w:val="0"/>
+          <w:sz w:val="21"/>
+          <w:szCs w:val="21"/>
+          <w:lang w:val="hu-HU" w:eastAsia="hu-HU"/>
+          <w14:ligatures w14:val="none"/>
+        </w:rPr>
+        <w:t>.</w:t>
+      </w:r>
+      <w:r>
+        <w:rPr>
+          <w:rFonts w:ascii="Consolas" w:eastAsia="Times New Roman" w:hAnsi="Consolas" w:cs="Times New Roman"/>
+          <w:color w:val="DCDCAA"/>
+          <w:kern w:val="0"/>
+          <w:sz w:val="21"/>
+          <w:szCs w:val="21"/>
+          <w:lang w:val="hu-HU" w:eastAsia="hu-HU"/>
+          <w14:ligatures w14:val="none"/>
+        </w:rPr>
+        <w:t>createElement</w:t>
+      </w:r>
+      <w:proofErr w:type="spellEnd"/>
+      <w:proofErr w:type="gramEnd"/>
+      <w:r>
+        <w:rPr>
+          <w:rFonts w:ascii="Consolas" w:eastAsia="Times New Roman" w:hAnsi="Consolas" w:cs="Times New Roman"/>
+          <w:color w:val="CCCCCC"/>
+          <w:kern w:val="0"/>
+          <w:sz w:val="21"/>
+          <w:szCs w:val="21"/>
+          <w:lang w:val="hu-HU" w:eastAsia="hu-HU"/>
+          <w14:ligatures w14:val="none"/>
+        </w:rPr>
+        <w:t>(</w:t>
+      </w:r>
+      <w:r>
+        <w:rPr>
+          <w:rFonts w:ascii="Consolas" w:eastAsia="Times New Roman" w:hAnsi="Consolas" w:cs="Times New Roman"/>
+          <w:color w:val="CE9178"/>
+          <w:kern w:val="0"/>
+          <w:sz w:val="21"/>
+          <w:szCs w:val="21"/>
+          <w:lang w:val="hu-HU" w:eastAsia="hu-HU"/>
+          <w14:ligatures w14:val="none"/>
+        </w:rPr>
+        <w:t>'h1'</w:t>
+      </w:r>
+      <w:r>
+        <w:rPr>
+          <w:rFonts w:ascii="Consolas" w:eastAsia="Times New Roman" w:hAnsi="Consolas" w:cs="Times New Roman"/>
+          <w:color w:val="CCCCCC"/>
+          <w:kern w:val="0"/>
+          <w:sz w:val="21"/>
+          <w:szCs w:val="21"/>
+          <w:lang w:val="hu-HU" w:eastAsia="hu-HU"/>
+          <w14:ligatures w14:val="none"/>
+        </w:rPr>
+        <w:t>)</w:t>
+      </w:r>
+    </w:p>
+    <w:p>
+      <w:pPr>
+        <w:shd w:val="clear" w:color="auto" w:fill="1F1F1F"/>
+        <w:spacing w:before="0" w:after="0" w:line="285" w:lineRule="atLeast"/>
+        <w:jc w:val="left"/>
+        <w:rPr>
+          <w:rFonts w:ascii="Consolas" w:eastAsia="Times New Roman" w:hAnsi="Consolas" w:cs="Times New Roman"/>
+          <w:color w:val="CCCCCC"/>
+          <w:kern w:val="0"/>
+          <w:sz w:val="21"/>
+          <w:szCs w:val="21"/>
+          <w:lang w:val="hu-HU" w:eastAsia="hu-HU"/>
+          <w14:ligatures w14:val="none"/>
+        </w:rPr>
+      </w:pPr>
+      <w:r>
+        <w:rPr>
+          <w:rFonts w:ascii="Consolas" w:eastAsia="Times New Roman" w:hAnsi="Consolas" w:cs="Times New Roman"/>
+          <w:color w:val="4FC1FF"/>
+          <w:kern w:val="0"/>
+          <w:sz w:val="21"/>
+          <w:szCs w:val="21"/>
+          <w:lang w:val="hu-HU" w:eastAsia="hu-HU"/>
+          <w14:ligatures w14:val="none"/>
+        </w:rPr>
+        <w:t>h1</w:t>
+      </w:r>
+      <w:r>
+        <w:rPr>
+          <w:rFonts w:ascii="Consolas" w:eastAsia="Times New Roman" w:hAnsi="Consolas" w:cs="Times New Roman"/>
+          <w:color w:val="CCCCCC"/>
+          <w:kern w:val="0"/>
+          <w:sz w:val="21"/>
+          <w:szCs w:val="21"/>
+          <w:lang w:val="hu-HU" w:eastAsia="hu-HU"/>
+          <w14:ligatures w14:val="none"/>
+        </w:rPr>
+        <w:t>.</w:t>
+      </w:r>
+      <w:r>
+        <w:rPr>
+          <w:rFonts w:ascii="Consolas" w:eastAsia="Times New Roman" w:hAnsi="Consolas" w:cs="Times New Roman"/>
+          <w:color w:val="9CDCFE"/>
+          <w:kern w:val="0"/>
+          <w:sz w:val="21"/>
+          <w:szCs w:val="21"/>
+          <w:lang w:val="hu-HU" w:eastAsia="hu-HU"/>
+          <w14:ligatures w14:val="none"/>
+        </w:rPr>
+        <w:t>innerText</w:t>
+      </w:r>
+      <w:r>
+        <w:rPr>
+          <w:rFonts w:ascii="Consolas" w:eastAsia="Times New Roman" w:hAnsi="Consolas" w:cs="Times New Roman"/>
+          <w:color w:val="CCCCCC"/>
+          <w:kern w:val="0"/>
+          <w:sz w:val="21"/>
+          <w:szCs w:val="21"/>
+          <w:lang w:val="hu-HU" w:eastAsia="hu-HU"/>
+          <w14:ligatures w14:val="none"/>
+        </w:rPr>
+        <w:t xml:space="preserve"> </w:t>
+      </w:r>
+      <w:r>
+        <w:rPr>
+          <w:rFonts w:ascii="Consolas" w:eastAsia="Times New Roman" w:hAnsi="Consolas" w:cs="Times New Roman"/>
+          <w:color w:val="D4D4D4"/>
+          <w:kern w:val="0"/>
+          <w:sz w:val="21"/>
+          <w:szCs w:val="21"/>
+          <w:lang w:val="hu-HU" w:eastAsia="hu-HU"/>
+          <w14:ligatures w14:val="none"/>
+        </w:rPr>
+        <w:t>=</w:t>
+      </w:r>
+      <w:r>
+        <w:rPr>
+          <w:rFonts w:ascii="Consolas" w:eastAsia="Times New Roman" w:hAnsi="Consolas" w:cs="Times New Roman"/>
+          <w:color w:val="CCCCCC"/>
+          <w:kern w:val="0"/>
+          <w:sz w:val="21"/>
+          <w:szCs w:val="21"/>
+          <w:lang w:val="hu-HU" w:eastAsia="hu-HU"/>
+          <w14:ligatures w14:val="none"/>
+        </w:rPr>
+        <w:t xml:space="preserve"> </w:t>
+      </w:r>
+      <w:r>
+        <w:rPr>
+          <w:rFonts w:ascii="Consolas" w:eastAsia="Times New Roman" w:hAnsi="Consolas" w:cs="Times New Roman"/>
+          <w:color w:val="CE9178"/>
+          <w:kern w:val="0"/>
+          <w:sz w:val="21"/>
+          <w:szCs w:val="21"/>
+          <w:lang w:val="hu-HU" w:eastAsia="hu-HU"/>
+          <w14:ligatures w14:val="none"/>
+        </w:rPr>
+        <w:t>'</w:t>
+      </w:r>
+      <w:proofErr w:type="spellStart"/>
+      <w:r>
+        <w:rPr>
+          <w:rFonts w:ascii="Consolas" w:eastAsia="Times New Roman" w:hAnsi="Consolas" w:cs="Times New Roman"/>
+          <w:color w:val="CE9178"/>
+          <w:kern w:val="0"/>
+          <w:sz w:val="21"/>
+          <w:szCs w:val="21"/>
+          <w:lang w:val="hu-HU" w:eastAsia="hu-HU"/>
+          <w14:ligatures w14:val="none"/>
+        </w:rPr>
+        <w:t>Demo</w:t>
+      </w:r>
+      <w:proofErr w:type="spellEnd"/>
+      <w:r>
+        <w:rPr>
+          <w:rFonts w:ascii="Consolas" w:eastAsia="Times New Roman" w:hAnsi="Consolas" w:cs="Times New Roman"/>
+          <w:color w:val="CE9178"/>
+          <w:kern w:val="0"/>
+          <w:sz w:val="21"/>
+          <w:szCs w:val="21"/>
+          <w:lang w:val="hu-HU" w:eastAsia="hu-HU"/>
+          <w14:ligatures w14:val="none"/>
+        </w:rPr>
+        <w:t xml:space="preserve"> App'</w:t>
+      </w:r>
+    </w:p>
+    <w:p>
+      <w:pPr>
+        <w:shd w:val="clear" w:color="auto" w:fill="1F1F1F"/>
+        <w:spacing w:before="0" w:after="0" w:line="285" w:lineRule="atLeast"/>
+        <w:jc w:val="left"/>
+        <w:rPr>
+          <w:rFonts w:ascii="Consolas" w:eastAsia="Times New Roman" w:hAnsi="Consolas" w:cs="Times New Roman"/>
+          <w:color w:val="CCCCCC"/>
+          <w:kern w:val="0"/>
+          <w:sz w:val="21"/>
+          <w:szCs w:val="21"/>
+          <w:lang w:val="hu-HU" w:eastAsia="hu-HU"/>
+          <w14:ligatures w14:val="none"/>
+        </w:rPr>
+      </w:pPr>
+      <w:r>
+        <w:rPr>
+          <w:rFonts w:ascii="Consolas" w:eastAsia="Times New Roman" w:hAnsi="Consolas" w:cs="Times New Roman"/>
+          <w:color w:val="569CD6"/>
+          <w:kern w:val="0"/>
+          <w:sz w:val="21"/>
+          <w:szCs w:val="21"/>
+          <w:lang w:val="hu-HU" w:eastAsia="hu-HU"/>
+          <w14:ligatures w14:val="none"/>
+        </w:rPr>
+        <w:t>const</w:t>
+      </w:r>
+      <w:r>
+        <w:rPr>
+          <w:rFonts w:ascii="Consolas" w:eastAsia="Times New Roman" w:hAnsi="Consolas" w:cs="Times New Roman"/>
+          <w:color w:val="CCCCCC"/>
+          <w:kern w:val="0"/>
+          <w:sz w:val="21"/>
+          <w:szCs w:val="21"/>
+          <w:lang w:val="hu-HU" w:eastAsia="hu-HU"/>
+          <w14:ligatures w14:val="none"/>
+        </w:rPr>
+        <w:t xml:space="preserve"> </w:t>
+      </w:r>
+      <w:proofErr w:type="spellStart"/>
+      <w:r>
+        <w:rPr>
+          <w:rFonts w:ascii="Consolas" w:eastAsia="Times New Roman" w:hAnsi="Consolas" w:cs="Times New Roman"/>
+          <w:color w:val="4FC1FF"/>
+          <w:kern w:val="0"/>
+          <w:sz w:val="21"/>
+          <w:szCs w:val="21"/>
+          <w:lang w:val="hu-HU" w:eastAsia="hu-HU"/>
+          <w14:ligatures w14:val="none"/>
+        </w:rPr>
+        <w:t>span</w:t>
+      </w:r>
+      <w:proofErr w:type="spellEnd"/>
+      <w:r>
+        <w:rPr>
+          <w:rFonts w:ascii="Consolas" w:eastAsia="Times New Roman" w:hAnsi="Consolas" w:cs="Times New Roman"/>
+          <w:color w:val="CCCCCC"/>
+          <w:kern w:val="0"/>
+          <w:sz w:val="21"/>
+          <w:szCs w:val="21"/>
+          <w:lang w:val="hu-HU" w:eastAsia="hu-HU"/>
+          <w14:ligatures w14:val="none"/>
+        </w:rPr>
+        <w:t xml:space="preserve"> </w:t>
+      </w:r>
+      <w:r>
+        <w:rPr>
+          <w:rFonts w:ascii="Consolas" w:eastAsia="Times New Roman" w:hAnsi="Consolas" w:cs="Times New Roman"/>
+          <w:color w:val="D4D4D4"/>
+          <w:kern w:val="0"/>
+          <w:sz w:val="21"/>
+          <w:szCs w:val="21"/>
+          <w:lang w:val="hu-HU" w:eastAsia="hu-HU"/>
+          <w14:ligatures w14:val="none"/>
+        </w:rPr>
+        <w:t>=</w:t>
+      </w:r>
+      <w:r>
+        <w:rPr>
+          <w:rFonts w:ascii="Consolas" w:eastAsia="Times New Roman" w:hAnsi="Consolas" w:cs="Times New Roman"/>
+          <w:color w:val="CCCCCC"/>
+          <w:kern w:val="0"/>
+          <w:sz w:val="21"/>
+          <w:szCs w:val="21"/>
+          <w:lang w:val="hu-HU" w:eastAsia="hu-HU"/>
+          <w14:ligatures w14:val="none"/>
+        </w:rPr>
+        <w:t xml:space="preserve"> </w:t>
+      </w:r>
+      <w:proofErr w:type="spellStart"/>
+      <w:proofErr w:type="gramStart"/>
+      <w:r>
+        <w:rPr>
+          <w:rFonts w:ascii="Consolas" w:eastAsia="Times New Roman" w:hAnsi="Consolas" w:cs="Times New Roman"/>
+          <w:color w:val="9CDCFE"/>
+          <w:kern w:val="0"/>
+          <w:sz w:val="21"/>
+          <w:szCs w:val="21"/>
+          <w:lang w:val="hu-HU" w:eastAsia="hu-HU"/>
+          <w14:ligatures w14:val="none"/>
+        </w:rPr>
+        <w:t>document</w:t>
+      </w:r>
+      <w:r>
+        <w:rPr>
+          <w:rFonts w:ascii="Consolas" w:eastAsia="Times New Roman" w:hAnsi="Consolas" w:cs="Times New Roman"/>
+          <w:color w:val="CCCCCC"/>
+          <w:kern w:val="0"/>
+          <w:sz w:val="21"/>
+          <w:szCs w:val="21"/>
+          <w:lang w:val="hu-HU" w:eastAsia="hu-HU"/>
+          <w14:ligatures w14:val="none"/>
+        </w:rPr>
+        <w:t>.</w:t>
+      </w:r>
+      <w:r>
+        <w:rPr>
+          <w:rFonts w:ascii="Consolas" w:eastAsia="Times New Roman" w:hAnsi="Consolas" w:cs="Times New Roman"/>
+          <w:color w:val="DCDCAA"/>
+          <w:kern w:val="0"/>
+          <w:sz w:val="21"/>
+          <w:szCs w:val="21"/>
+          <w:lang w:val="hu-HU" w:eastAsia="hu-HU"/>
+          <w14:ligatures w14:val="none"/>
+        </w:rPr>
+        <w:t>createElement</w:t>
+      </w:r>
+      <w:proofErr w:type="spellEnd"/>
+      <w:proofErr w:type="gramEnd"/>
+      <w:r>
+        <w:rPr>
+          <w:rFonts w:ascii="Consolas" w:eastAsia="Times New Roman" w:hAnsi="Consolas" w:cs="Times New Roman"/>
+          <w:color w:val="CCCCCC"/>
+          <w:kern w:val="0"/>
+          <w:sz w:val="21"/>
+          <w:szCs w:val="21"/>
+          <w:lang w:val="hu-HU" w:eastAsia="hu-HU"/>
+          <w14:ligatures w14:val="none"/>
+        </w:rPr>
+        <w:t>(</w:t>
+      </w:r>
+      <w:r>
+        <w:rPr>
+          <w:rFonts w:ascii="Consolas" w:eastAsia="Times New Roman" w:hAnsi="Consolas" w:cs="Times New Roman"/>
+          <w:color w:val="CE9178"/>
+          <w:kern w:val="0"/>
+          <w:sz w:val="21"/>
+          <w:szCs w:val="21"/>
+          <w:lang w:val="hu-HU" w:eastAsia="hu-HU"/>
+          <w14:ligatures w14:val="none"/>
+        </w:rPr>
+        <w:t>'</w:t>
+      </w:r>
+      <w:proofErr w:type="spellStart"/>
+      <w:r>
+        <w:rPr>
+          <w:rFonts w:ascii="Consolas" w:eastAsia="Times New Roman" w:hAnsi="Consolas" w:cs="Times New Roman"/>
+          <w:color w:val="CE9178"/>
+          <w:kern w:val="0"/>
+          <w:sz w:val="21"/>
+          <w:szCs w:val="21"/>
+          <w:lang w:val="hu-HU" w:eastAsia="hu-HU"/>
+          <w14:ligatures w14:val="none"/>
+        </w:rPr>
+        <w:t>span</w:t>
+      </w:r>
+      <w:proofErr w:type="spellEnd"/>
+      <w:r>
+        <w:rPr>
+          <w:rFonts w:ascii="Consolas" w:eastAsia="Times New Roman" w:hAnsi="Consolas" w:cs="Times New Roman"/>
+          <w:color w:val="CE9178"/>
+          <w:kern w:val="0"/>
+          <w:sz w:val="21"/>
+          <w:szCs w:val="21"/>
+          <w:lang w:val="hu-HU" w:eastAsia="hu-HU"/>
+          <w14:ligatures w14:val="none"/>
+        </w:rPr>
+        <w:t>'</w:t>
+      </w:r>
+      <w:r>
+        <w:rPr>
+          <w:rFonts w:ascii="Consolas" w:eastAsia="Times New Roman" w:hAnsi="Consolas" w:cs="Times New Roman"/>
+          <w:color w:val="CCCCCC"/>
+          <w:kern w:val="0"/>
+          <w:sz w:val="21"/>
+          <w:szCs w:val="21"/>
+          <w:lang w:val="hu-HU" w:eastAsia="hu-HU"/>
+          <w14:ligatures w14:val="none"/>
+        </w:rPr>
+        <w:t>)</w:t>
+      </w:r>
+    </w:p>
+    <w:p>
+      <w:pPr>
+        <w:shd w:val="clear" w:color="auto" w:fill="1F1F1F"/>
+        <w:spacing w:before="0" w:after="0" w:line="285" w:lineRule="atLeast"/>
+        <w:jc w:val="left"/>
+        <w:rPr>
+          <w:rFonts w:ascii="Consolas" w:eastAsia="Times New Roman" w:hAnsi="Consolas" w:cs="Times New Roman"/>
+          <w:color w:val="CCCCCC"/>
+          <w:kern w:val="0"/>
+          <w:sz w:val="21"/>
+          <w:szCs w:val="21"/>
+          <w:lang w:val="hu-HU" w:eastAsia="hu-HU"/>
+          <w14:ligatures w14:val="none"/>
+        </w:rPr>
+      </w:pPr>
+      <w:proofErr w:type="spellStart"/>
+      <w:proofErr w:type="gramStart"/>
+      <w:r>
+        <w:rPr>
+          <w:rFonts w:ascii="Consolas" w:eastAsia="Times New Roman" w:hAnsi="Consolas" w:cs="Times New Roman"/>
+          <w:color w:val="4FC1FF"/>
+          <w:kern w:val="0"/>
+          <w:sz w:val="21"/>
+          <w:szCs w:val="21"/>
+          <w:lang w:val="hu-HU" w:eastAsia="hu-HU"/>
+          <w14:ligatures w14:val="none"/>
+        </w:rPr>
+        <w:t>span</w:t>
+      </w:r>
+      <w:r>
+        <w:rPr>
+          <w:rFonts w:ascii="Consolas" w:eastAsia="Times New Roman" w:hAnsi="Consolas" w:cs="Times New Roman"/>
+          <w:color w:val="CCCCCC"/>
+          <w:kern w:val="0"/>
+          <w:sz w:val="21"/>
+          <w:szCs w:val="21"/>
+          <w:lang w:val="hu-HU" w:eastAsia="hu-HU"/>
+          <w14:ligatures w14:val="none"/>
+        </w:rPr>
+        <w:t>.</w:t>
+      </w:r>
+      <w:r>
+        <w:rPr>
+          <w:rFonts w:ascii="Consolas" w:eastAsia="Times New Roman" w:hAnsi="Consolas" w:cs="Times New Roman"/>
+          <w:color w:val="9CDCFE"/>
+          <w:kern w:val="0"/>
+          <w:sz w:val="21"/>
+          <w:szCs w:val="21"/>
+          <w:lang w:val="hu-HU" w:eastAsia="hu-HU"/>
+          <w14:ligatures w14:val="none"/>
+        </w:rPr>
+        <w:t>className</w:t>
+      </w:r>
+      <w:proofErr w:type="spellEnd"/>
+      <w:proofErr w:type="gramEnd"/>
+      <w:r>
+        <w:rPr>
+          <w:rFonts w:ascii="Consolas" w:eastAsia="Times New Roman" w:hAnsi="Consolas" w:cs="Times New Roman"/>
+          <w:color w:val="CCCCCC"/>
+          <w:kern w:val="0"/>
+          <w:sz w:val="21"/>
+          <w:szCs w:val="21"/>
+          <w:lang w:val="hu-HU" w:eastAsia="hu-HU"/>
+          <w14:ligatures w14:val="none"/>
+        </w:rPr>
+        <w:t xml:space="preserve"> </w:t>
+      </w:r>
+      <w:r>
+        <w:rPr>
+          <w:rFonts w:ascii="Consolas" w:eastAsia="Times New Roman" w:hAnsi="Consolas" w:cs="Times New Roman"/>
+          <w:color w:val="D4D4D4"/>
+          <w:kern w:val="0"/>
+          <w:sz w:val="21"/>
+          <w:szCs w:val="21"/>
+          <w:lang w:val="hu-HU" w:eastAsia="hu-HU"/>
+          <w14:ligatures w14:val="none"/>
+        </w:rPr>
+        <w:t>=</w:t>
+      </w:r>
+      <w:r>
+        <w:rPr>
+          <w:rFonts w:ascii="Consolas" w:eastAsia="Times New Roman" w:hAnsi="Consolas" w:cs="Times New Roman"/>
+          <w:color w:val="CCCCCC"/>
+          <w:kern w:val="0"/>
+          <w:sz w:val="21"/>
+          <w:szCs w:val="21"/>
+          <w:lang w:val="hu-HU" w:eastAsia="hu-HU"/>
+          <w14:ligatures w14:val="none"/>
+        </w:rPr>
+        <w:t xml:space="preserve"> </w:t>
+      </w:r>
+      <w:r>
+        <w:rPr>
+          <w:rFonts w:ascii="Consolas" w:eastAsia="Times New Roman" w:hAnsi="Consolas" w:cs="Times New Roman"/>
+          <w:color w:val="CE9178"/>
+          <w:kern w:val="0"/>
+          <w:sz w:val="21"/>
+          <w:szCs w:val="21"/>
+          <w:lang w:val="hu-HU" w:eastAsia="hu-HU"/>
+          <w14:ligatures w14:val="none"/>
+        </w:rPr>
+        <w:t>'</w:t>
+      </w:r>
+      <w:proofErr w:type="spellStart"/>
+      <w:r>
+        <w:rPr>
+          <w:rFonts w:ascii="Consolas" w:eastAsia="Times New Roman" w:hAnsi="Consolas" w:cs="Times New Roman"/>
+          <w:color w:val="CE9178"/>
+          <w:kern w:val="0"/>
+          <w:sz w:val="21"/>
+          <w:szCs w:val="21"/>
+          <w:lang w:val="hu-HU" w:eastAsia="hu-HU"/>
+          <w14:ligatures w14:val="none"/>
+        </w:rPr>
+        <w:t>mono</w:t>
+      </w:r>
+      <w:proofErr w:type="spellEnd"/>
+      <w:r>
+        <w:rPr>
+          <w:rFonts w:ascii="Consolas" w:eastAsia="Times New Roman" w:hAnsi="Consolas" w:cs="Times New Roman"/>
+          <w:color w:val="CE9178"/>
+          <w:kern w:val="0"/>
+          <w:sz w:val="21"/>
+          <w:szCs w:val="21"/>
+          <w:lang w:val="hu-HU" w:eastAsia="hu-HU"/>
+          <w14:ligatures w14:val="none"/>
+        </w:rPr>
+        <w:t>'</w:t>
+      </w:r>
+    </w:p>
+    <w:p>
+      <w:pPr>
+        <w:shd w:val="clear" w:color="auto" w:fill="1F1F1F"/>
+        <w:spacing w:before="0" w:after="0" w:line="285" w:lineRule="atLeast"/>
+        <w:jc w:val="left"/>
+        <w:rPr>
+          <w:rFonts w:ascii="Consolas" w:eastAsia="Times New Roman" w:hAnsi="Consolas" w:cs="Times New Roman"/>
+          <w:color w:val="CCCCCC"/>
+          <w:kern w:val="0"/>
+          <w:sz w:val="21"/>
+          <w:szCs w:val="21"/>
+          <w:lang w:val="hu-HU" w:eastAsia="hu-HU"/>
+          <w14:ligatures w14:val="none"/>
+        </w:rPr>
+      </w:pPr>
+      <w:proofErr w:type="spellStart"/>
+      <w:proofErr w:type="gramStart"/>
+      <w:r>
+        <w:rPr>
+          <w:rFonts w:ascii="Consolas" w:eastAsia="Times New Roman" w:hAnsi="Consolas" w:cs="Times New Roman"/>
+          <w:color w:val="4FC1FF"/>
+          <w:kern w:val="0"/>
+          <w:sz w:val="21"/>
+          <w:szCs w:val="21"/>
+          <w:lang w:val="hu-HU" w:eastAsia="hu-HU"/>
+          <w14:ligatures w14:val="none"/>
+        </w:rPr>
+        <w:t>span</w:t>
+      </w:r>
+      <w:r>
+        <w:rPr>
+          <w:rFonts w:ascii="Consolas" w:eastAsia="Times New Roman" w:hAnsi="Consolas" w:cs="Times New Roman"/>
+          <w:color w:val="CCCCCC"/>
+          <w:kern w:val="0"/>
+          <w:sz w:val="21"/>
+          <w:szCs w:val="21"/>
+          <w:lang w:val="hu-HU" w:eastAsia="hu-HU"/>
+          <w14:ligatures w14:val="none"/>
+        </w:rPr>
+        <w:t>.</w:t>
+      </w:r>
+      <w:r>
+        <w:rPr>
+          <w:rFonts w:ascii="Consolas" w:eastAsia="Times New Roman" w:hAnsi="Consolas" w:cs="Times New Roman"/>
+          <w:color w:val="9CDCFE"/>
+          <w:kern w:val="0"/>
+          <w:sz w:val="21"/>
+          <w:szCs w:val="21"/>
+          <w:lang w:val="hu-HU" w:eastAsia="hu-HU"/>
+          <w14:ligatures w14:val="none"/>
+        </w:rPr>
+        <w:t>innerText</w:t>
+      </w:r>
+      <w:proofErr w:type="spellEnd"/>
+      <w:proofErr w:type="gramEnd"/>
+      <w:r>
+        <w:rPr>
+          <w:rFonts w:ascii="Consolas" w:eastAsia="Times New Roman" w:hAnsi="Consolas" w:cs="Times New Roman"/>
+          <w:color w:val="CCCCCC"/>
+          <w:kern w:val="0"/>
+          <w:sz w:val="21"/>
+          <w:szCs w:val="21"/>
+          <w:lang w:val="hu-HU" w:eastAsia="hu-HU"/>
+          <w14:ligatures w14:val="none"/>
+        </w:rPr>
+        <w:t xml:space="preserve"> </w:t>
+      </w:r>
+      <w:r>
+        <w:rPr>
+          <w:rFonts w:ascii="Consolas" w:eastAsia="Times New Roman" w:hAnsi="Consolas" w:cs="Times New Roman"/>
+          <w:color w:val="D4D4D4"/>
+          <w:kern w:val="0"/>
+          <w:sz w:val="21"/>
+          <w:szCs w:val="21"/>
+          <w:lang w:val="hu-HU" w:eastAsia="hu-HU"/>
+          <w14:ligatures w14:val="none"/>
+        </w:rPr>
+        <w:t>=</w:t>
+      </w:r>
+      <w:r>
+        <w:rPr>
+          <w:rFonts w:ascii="Consolas" w:eastAsia="Times New Roman" w:hAnsi="Consolas" w:cs="Times New Roman"/>
+          <w:color w:val="CCCCCC"/>
+          <w:kern w:val="0"/>
+          <w:sz w:val="21"/>
+          <w:szCs w:val="21"/>
+          <w:lang w:val="hu-HU" w:eastAsia="hu-HU"/>
+          <w14:ligatures w14:val="none"/>
+        </w:rPr>
+        <w:t xml:space="preserve"> </w:t>
+      </w:r>
+      <w:r>
+        <w:rPr>
+          <w:rFonts w:ascii="Consolas" w:eastAsia="Times New Roman" w:hAnsi="Consolas" w:cs="Times New Roman"/>
+          <w:color w:val="CE9178"/>
+          <w:kern w:val="0"/>
+          <w:sz w:val="21"/>
+          <w:szCs w:val="21"/>
+          <w:lang w:val="hu-HU" w:eastAsia="hu-HU"/>
+          <w14:ligatures w14:val="none"/>
+        </w:rPr>
+        <w:t>'Üdvözlöm!'</w:t>
+      </w:r>
+    </w:p>
+    <w:p>
+      <w:pPr>
+        <w:shd w:val="clear" w:color="auto" w:fill="1F1F1F"/>
+        <w:spacing w:before="0" w:after="0" w:line="285" w:lineRule="atLeast"/>
+        <w:jc w:val="left"/>
+        <w:rPr>
+          <w:rFonts w:ascii="Consolas" w:eastAsia="Times New Roman" w:hAnsi="Consolas" w:cs="Times New Roman"/>
+          <w:color w:val="CCCCCC"/>
+          <w:kern w:val="0"/>
+          <w:sz w:val="21"/>
+          <w:szCs w:val="21"/>
+          <w:lang w:val="hu-HU" w:eastAsia="hu-HU"/>
+          <w14:ligatures w14:val="none"/>
+        </w:rPr>
+      </w:pPr>
+      <w:r>
+        <w:rPr>
+          <w:rFonts w:ascii="Consolas" w:eastAsia="Times New Roman" w:hAnsi="Consolas" w:cs="Times New Roman"/>
+          <w:color w:val="569CD6"/>
+          <w:kern w:val="0"/>
+          <w:sz w:val="21"/>
+          <w:szCs w:val="21"/>
+          <w:lang w:val="hu-HU" w:eastAsia="hu-HU"/>
+          <w14:ligatures w14:val="none"/>
+        </w:rPr>
+        <w:t>const</w:t>
+      </w:r>
+      <w:r>
+        <w:rPr>
+          <w:rFonts w:ascii="Consolas" w:eastAsia="Times New Roman" w:hAnsi="Consolas" w:cs="Times New Roman"/>
+          <w:color w:val="CCCCCC"/>
+          <w:kern w:val="0"/>
+          <w:sz w:val="21"/>
+          <w:szCs w:val="21"/>
+          <w:lang w:val="hu-HU" w:eastAsia="hu-HU"/>
+          <w14:ligatures w14:val="none"/>
+        </w:rPr>
+        <w:t xml:space="preserve"> </w:t>
+      </w:r>
+      <w:proofErr w:type="spellStart"/>
+      <w:r>
+        <w:rPr>
+          <w:rFonts w:ascii="Consolas" w:eastAsia="Times New Roman" w:hAnsi="Consolas" w:cs="Times New Roman"/>
+          <w:color w:val="4FC1FF"/>
+          <w:kern w:val="0"/>
+          <w:sz w:val="21"/>
+          <w:szCs w:val="21"/>
+          <w:lang w:val="hu-HU" w:eastAsia="hu-HU"/>
+          <w14:ligatures w14:val="none"/>
+        </w:rPr>
+        <w:t>img</w:t>
+      </w:r>
+      <w:proofErr w:type="spellEnd"/>
+      <w:r>
+        <w:rPr>
+          <w:rFonts w:ascii="Consolas" w:eastAsia="Times New Roman" w:hAnsi="Consolas" w:cs="Times New Roman"/>
+          <w:color w:val="CCCCCC"/>
+          <w:kern w:val="0"/>
+          <w:sz w:val="21"/>
+          <w:szCs w:val="21"/>
+          <w:lang w:val="hu-HU" w:eastAsia="hu-HU"/>
+          <w14:ligatures w14:val="none"/>
+        </w:rPr>
+        <w:t xml:space="preserve"> </w:t>
+      </w:r>
+      <w:r>
+        <w:rPr>
+          <w:rFonts w:ascii="Consolas" w:eastAsia="Times New Roman" w:hAnsi="Consolas" w:cs="Times New Roman"/>
+          <w:color w:val="D4D4D4"/>
+          <w:kern w:val="0"/>
+          <w:sz w:val="21"/>
+          <w:szCs w:val="21"/>
+          <w:lang w:val="hu-HU" w:eastAsia="hu-HU"/>
+          <w14:ligatures w14:val="none"/>
+        </w:rPr>
+        <w:t>=</w:t>
+      </w:r>
+      <w:r>
+        <w:rPr>
+          <w:rFonts w:ascii="Consolas" w:eastAsia="Times New Roman" w:hAnsi="Consolas" w:cs="Times New Roman"/>
+          <w:color w:val="CCCCCC"/>
+          <w:kern w:val="0"/>
+          <w:sz w:val="21"/>
+          <w:szCs w:val="21"/>
+          <w:lang w:val="hu-HU" w:eastAsia="hu-HU"/>
+          <w14:ligatures w14:val="none"/>
+        </w:rPr>
+        <w:t xml:space="preserve"> </w:t>
+      </w:r>
+      <w:proofErr w:type="spellStart"/>
+      <w:proofErr w:type="gramStart"/>
+      <w:r>
+        <w:rPr>
+          <w:rFonts w:ascii="Consolas" w:eastAsia="Times New Roman" w:hAnsi="Consolas" w:cs="Times New Roman"/>
+          <w:color w:val="9CDCFE"/>
+          <w:kern w:val="0"/>
+          <w:sz w:val="21"/>
+          <w:szCs w:val="21"/>
+          <w:lang w:val="hu-HU" w:eastAsia="hu-HU"/>
+          <w14:ligatures w14:val="none"/>
+        </w:rPr>
+        <w:t>document</w:t>
+      </w:r>
+      <w:r>
+        <w:rPr>
+          <w:rFonts w:ascii="Consolas" w:eastAsia="Times New Roman" w:hAnsi="Consolas" w:cs="Times New Roman"/>
+          <w:color w:val="CCCCCC"/>
+          <w:kern w:val="0"/>
+          <w:sz w:val="21"/>
+          <w:szCs w:val="21"/>
+          <w:lang w:val="hu-HU" w:eastAsia="hu-HU"/>
+          <w14:ligatures w14:val="none"/>
+        </w:rPr>
+        <w:t>.</w:t>
+      </w:r>
+      <w:r>
+        <w:rPr>
+          <w:rFonts w:ascii="Consolas" w:eastAsia="Times New Roman" w:hAnsi="Consolas" w:cs="Times New Roman"/>
+          <w:color w:val="DCDCAA"/>
+          <w:kern w:val="0"/>
+          <w:sz w:val="21"/>
+          <w:szCs w:val="21"/>
+          <w:lang w:val="hu-HU" w:eastAsia="hu-HU"/>
+          <w14:ligatures w14:val="none"/>
+        </w:rPr>
+        <w:t>createElement</w:t>
+      </w:r>
+      <w:proofErr w:type="spellEnd"/>
+      <w:proofErr w:type="gramEnd"/>
+      <w:r>
+        <w:rPr>
+          <w:rFonts w:ascii="Consolas" w:eastAsia="Times New Roman" w:hAnsi="Consolas" w:cs="Times New Roman"/>
+          <w:color w:val="CCCCCC"/>
+          <w:kern w:val="0"/>
+          <w:sz w:val="21"/>
+          <w:szCs w:val="21"/>
+          <w:lang w:val="hu-HU" w:eastAsia="hu-HU"/>
+          <w14:ligatures w14:val="none"/>
+        </w:rPr>
+        <w:t>(</w:t>
+      </w:r>
+      <w:r>
+        <w:rPr>
+          <w:rFonts w:ascii="Consolas" w:eastAsia="Times New Roman" w:hAnsi="Consolas" w:cs="Times New Roman"/>
+          <w:color w:val="CE9178"/>
+          <w:kern w:val="0"/>
+          <w:sz w:val="21"/>
+          <w:szCs w:val="21"/>
+          <w:lang w:val="hu-HU" w:eastAsia="hu-HU"/>
+          <w14:ligatures w14:val="none"/>
+        </w:rPr>
+        <w:t>'</w:t>
+      </w:r>
+      <w:proofErr w:type="spellStart"/>
+      <w:r>
+        <w:rPr>
+          <w:rFonts w:ascii="Consolas" w:eastAsia="Times New Roman" w:hAnsi="Consolas" w:cs="Times New Roman"/>
+          <w:color w:val="CE9178"/>
+          <w:kern w:val="0"/>
+          <w:sz w:val="21"/>
+          <w:szCs w:val="21"/>
+          <w:lang w:val="hu-HU" w:eastAsia="hu-HU"/>
+          <w14:ligatures w14:val="none"/>
+        </w:rPr>
+        <w:t>img</w:t>
+      </w:r>
+      <w:proofErr w:type="spellEnd"/>
+      <w:r>
+        <w:rPr>
+          <w:rFonts w:ascii="Consolas" w:eastAsia="Times New Roman" w:hAnsi="Consolas" w:cs="Times New Roman"/>
+          <w:color w:val="CE9178"/>
+          <w:kern w:val="0"/>
+          <w:sz w:val="21"/>
+          <w:szCs w:val="21"/>
+          <w:lang w:val="hu-HU" w:eastAsia="hu-HU"/>
+          <w14:ligatures w14:val="none"/>
+        </w:rPr>
+        <w:t>'</w:t>
+      </w:r>
+      <w:r>
+        <w:rPr>
+          <w:rFonts w:ascii="Consolas" w:eastAsia="Times New Roman" w:hAnsi="Consolas" w:cs="Times New Roman"/>
+          <w:color w:val="CCCCCC"/>
+          <w:kern w:val="0"/>
+          <w:sz w:val="21"/>
+          <w:szCs w:val="21"/>
+          <w:lang w:val="hu-HU" w:eastAsia="hu-HU"/>
+          <w14:ligatures w14:val="none"/>
+        </w:rPr>
+        <w:t>)</w:t>
+      </w:r>
+    </w:p>
+    <w:p>
+      <w:pPr>
+        <w:shd w:val="clear" w:color="auto" w:fill="1F1F1F"/>
+        <w:spacing w:before="0" w:after="0" w:line="285" w:lineRule="atLeast"/>
+        <w:jc w:val="left"/>
+        <w:rPr>
+          <w:rFonts w:ascii="Consolas" w:eastAsia="Times New Roman" w:hAnsi="Consolas" w:cs="Times New Roman"/>
+          <w:color w:val="CCCCCC"/>
+          <w:kern w:val="0"/>
+          <w:sz w:val="21"/>
+          <w:szCs w:val="21"/>
+          <w:lang w:val="hu-HU" w:eastAsia="hu-HU"/>
+          <w14:ligatures w14:val="none"/>
+        </w:rPr>
+      </w:pPr>
+      <w:proofErr w:type="spellStart"/>
+      <w:r>
+        <w:rPr>
+          <w:rFonts w:ascii="Consolas" w:eastAsia="Times New Roman" w:hAnsi="Consolas" w:cs="Times New Roman"/>
+          <w:color w:val="4FC1FF"/>
+          <w:kern w:val="0"/>
+          <w:sz w:val="21"/>
+          <w:szCs w:val="21"/>
+          <w:lang w:val="hu-HU" w:eastAsia="hu-HU"/>
+          <w14:ligatures w14:val="none"/>
+        </w:rPr>
+        <w:t>img</w:t>
+      </w:r>
+      <w:r>
+        <w:rPr>
+          <w:rFonts w:ascii="Consolas" w:eastAsia="Times New Roman" w:hAnsi="Consolas" w:cs="Times New Roman"/>
+          <w:color w:val="CCCCCC"/>
+          <w:kern w:val="0"/>
+          <w:sz w:val="21"/>
+          <w:szCs w:val="21"/>
+          <w:lang w:val="hu-HU" w:eastAsia="hu-HU"/>
+          <w14:ligatures w14:val="none"/>
+        </w:rPr>
+        <w:t>.</w:t>
+      </w:r>
+      <w:r>
+        <w:rPr>
+          <w:rFonts w:ascii="Consolas" w:eastAsia="Times New Roman" w:hAnsi="Consolas" w:cs="Times New Roman"/>
+          <w:color w:val="9CDCFE"/>
+          <w:kern w:val="0"/>
+          <w:sz w:val="21"/>
+          <w:szCs w:val="21"/>
+          <w:lang w:val="hu-HU" w:eastAsia="hu-HU"/>
+          <w14:ligatures w14:val="none"/>
+        </w:rPr>
+        <w:t>src</w:t>
+      </w:r>
+      <w:proofErr w:type="spellEnd"/>
+      <w:r>
+        <w:rPr>
+          <w:rFonts w:ascii="Consolas" w:eastAsia="Times New Roman" w:hAnsi="Consolas" w:cs="Times New Roman"/>
+          <w:color w:val="CCCCCC"/>
+          <w:kern w:val="0"/>
+          <w:sz w:val="21"/>
+          <w:szCs w:val="21"/>
+          <w:lang w:val="hu-HU" w:eastAsia="hu-HU"/>
+          <w14:ligatures w14:val="none"/>
+        </w:rPr>
+        <w:t xml:space="preserve"> </w:t>
+      </w:r>
+      <w:r>
+        <w:rPr>
+          <w:rFonts w:ascii="Consolas" w:eastAsia="Times New Roman" w:hAnsi="Consolas" w:cs="Times New Roman"/>
+          <w:color w:val="D4D4D4"/>
+          <w:kern w:val="0"/>
+          <w:sz w:val="21"/>
+          <w:szCs w:val="21"/>
+          <w:lang w:val="hu-HU" w:eastAsia="hu-HU"/>
+          <w14:ligatures w14:val="none"/>
+        </w:rPr>
+        <w:t>=</w:t>
+      </w:r>
+      <w:r>
+        <w:rPr>
+          <w:rFonts w:ascii="Consolas" w:eastAsia="Times New Roman" w:hAnsi="Consolas" w:cs="Times New Roman"/>
+          <w:color w:val="CCCCCC"/>
+          <w:kern w:val="0"/>
+          <w:sz w:val="21"/>
+          <w:szCs w:val="21"/>
+          <w:lang w:val="hu-HU" w:eastAsia="hu-HU"/>
+          <w14:ligatures w14:val="none"/>
+        </w:rPr>
+        <w:t xml:space="preserve"> </w:t>
+      </w:r>
+      <w:r>
+        <w:rPr>
+          <w:rFonts w:ascii="Consolas" w:eastAsia="Times New Roman" w:hAnsi="Consolas" w:cs="Times New Roman"/>
+          <w:color w:val="CE9178"/>
+          <w:kern w:val="0"/>
+          <w:sz w:val="21"/>
+          <w:szCs w:val="21"/>
+          <w:lang w:val="hu-HU" w:eastAsia="hu-HU"/>
+          <w14:ligatures w14:val="none"/>
+        </w:rPr>
+        <w:t>'user.png'</w:t>
+      </w:r>
+    </w:p>
+    <w:p>
+      <w:r>
+        <w:t>Ha a</w:t>
+      </w:r>
+      <w:r>
+        <w:t xml:space="preserve"> </w:t>
+      </w:r>
+      <w:proofErr w:type="spellStart"/>
+      <w:r>
+        <w:t>tartalm</w:t>
+      </w:r>
+      <w:r>
+        <w:t>at</w:t>
+      </w:r>
+      <w:proofErr w:type="spellEnd"/>
+      <w:r>
+        <w:t xml:space="preserve"> </w:t>
+      </w:r>
+      <w:proofErr w:type="spellStart"/>
+      <w:r>
+        <w:t>dinamikusan</w:t>
+      </w:r>
+      <w:proofErr w:type="spellEnd"/>
+      <w:r>
+        <w:t xml:space="preserve">, </w:t>
+      </w:r>
+      <w:proofErr w:type="spellStart"/>
+      <w:r>
+        <w:t>például</w:t>
+      </w:r>
+      <w:proofErr w:type="spellEnd"/>
+      <w:r>
+        <w:t xml:space="preserve"> </w:t>
+      </w:r>
+      <w:proofErr w:type="spellStart"/>
+      <w:r>
+        <w:t>feltételek</w:t>
+      </w:r>
+      <w:proofErr w:type="spellEnd"/>
+      <w:r>
+        <w:t xml:space="preserve"> </w:t>
+      </w:r>
+      <w:proofErr w:type="spellStart"/>
+      <w:r>
+        <w:t>alapján</w:t>
+      </w:r>
+      <w:proofErr w:type="spellEnd"/>
+      <w:r>
+        <w:t xml:space="preserve"> </w:t>
+      </w:r>
+      <w:proofErr w:type="spellStart"/>
+      <w:r>
+        <w:t>vagy</w:t>
+      </w:r>
+      <w:proofErr w:type="spellEnd"/>
+      <w:r>
+        <w:t xml:space="preserve"> </w:t>
+      </w:r>
+      <w:proofErr w:type="spellStart"/>
+      <w:r>
+        <w:t>adatokból</w:t>
+      </w:r>
+      <w:proofErr w:type="spellEnd"/>
+      <w:r>
+        <w:t xml:space="preserve"> </w:t>
+      </w:r>
+      <w:proofErr w:type="spellStart"/>
+      <w:r>
+        <w:t>kell</w:t>
+      </w:r>
+      <w:proofErr w:type="spellEnd"/>
+      <w:r>
+        <w:t xml:space="preserve"> </w:t>
+      </w:r>
+      <w:proofErr w:type="spellStart"/>
+      <w:r>
+        <w:t>előállítani</w:t>
+      </w:r>
+      <w:proofErr w:type="spellEnd"/>
+      <w:r>
+        <w:t xml:space="preserve">, </w:t>
+      </w:r>
+      <w:proofErr w:type="spellStart"/>
+      <w:r>
+        <w:t>nem</w:t>
+      </w:r>
+      <w:proofErr w:type="spellEnd"/>
+      <w:r>
+        <w:t xml:space="preserve"> </w:t>
+      </w:r>
+      <w:proofErr w:type="spellStart"/>
+      <w:r>
+        <w:t>kerülhető</w:t>
+      </w:r>
+      <w:proofErr w:type="spellEnd"/>
+      <w:r>
+        <w:t xml:space="preserve"> el a JavaScript </w:t>
+      </w:r>
+      <w:proofErr w:type="spellStart"/>
+      <w:r>
+        <w:t>kód</w:t>
+      </w:r>
+      <w:proofErr w:type="spellEnd"/>
+      <w:r>
+        <w:t xml:space="preserve">, mint </w:t>
+      </w:r>
+      <w:proofErr w:type="spellStart"/>
+      <w:r>
+        <w:t>az</w:t>
+      </w:r>
+      <w:proofErr w:type="spellEnd"/>
+      <w:r>
+        <w:t xml:space="preserve"> </w:t>
+      </w:r>
+      <w:proofErr w:type="spellStart"/>
+      <w:r>
+        <w:t>alábbi</w:t>
+      </w:r>
+      <w:proofErr w:type="spellEnd"/>
+      <w:r>
+        <w:t xml:space="preserve"> </w:t>
+      </w:r>
+      <w:proofErr w:type="spellStart"/>
+      <w:r>
+        <w:t>példába</w:t>
+      </w:r>
+      <w:r>
+        <w:t>n</w:t>
+      </w:r>
+      <w:proofErr w:type="spellEnd"/>
+      <w:r>
+        <w:t xml:space="preserve"> a </w:t>
+      </w:r>
+      <w:proofErr w:type="spellStart"/>
+      <w:r>
+        <w:t>felhasználó</w:t>
+      </w:r>
+      <w:proofErr w:type="spellEnd"/>
+      <w:r>
+        <w:t xml:space="preserve"> </w:t>
+      </w:r>
+      <w:proofErr w:type="spellStart"/>
+      <w:r>
+        <w:t>nevének</w:t>
+      </w:r>
+      <w:proofErr w:type="spellEnd"/>
+      <w:r>
+        <w:t xml:space="preserve"> </w:t>
+      </w:r>
+      <w:proofErr w:type="spellStart"/>
+      <w:r>
+        <w:t>beszúrása</w:t>
+      </w:r>
+      <w:proofErr w:type="spellEnd"/>
+      <w:r>
+        <w:t>.</w:t>
+      </w:r>
+    </w:p>
+    <w:p>
+      <w:pPr>
+        <w:shd w:val="clear" w:color="auto" w:fill="1F1F1F"/>
+        <w:spacing w:before="0" w:after="0" w:line="285" w:lineRule="atLeast"/>
+        <w:jc w:val="left"/>
+        <w:rPr>
+          <w:rFonts w:ascii="Consolas" w:eastAsia="Times New Roman" w:hAnsi="Consolas" w:cs="Times New Roman"/>
+          <w:color w:val="CCCCCC"/>
+          <w:kern w:val="0"/>
+          <w:sz w:val="21"/>
+          <w:szCs w:val="21"/>
+          <w:lang w:val="hu-HU" w:eastAsia="hu-HU"/>
+          <w14:ligatures w14:val="none"/>
+        </w:rPr>
+      </w:pPr>
+      <w:r>
+        <w:rPr>
+          <w:rFonts w:ascii="Consolas" w:eastAsia="Times New Roman" w:hAnsi="Consolas" w:cs="Times New Roman"/>
+          <w:color w:val="569CD6"/>
+          <w:kern w:val="0"/>
+          <w:sz w:val="21"/>
+          <w:szCs w:val="21"/>
+          <w:lang w:val="hu-HU" w:eastAsia="hu-HU"/>
+          <w14:ligatures w14:val="none"/>
+        </w:rPr>
+        <w:t>const</w:t>
+      </w:r>
+      <w:r>
+        <w:rPr>
+          <w:rFonts w:ascii="Consolas" w:eastAsia="Times New Roman" w:hAnsi="Consolas" w:cs="Times New Roman"/>
+          <w:color w:val="CCCCCC"/>
+          <w:kern w:val="0"/>
+          <w:sz w:val="21"/>
+          <w:szCs w:val="21"/>
+          <w:lang w:val="hu-HU" w:eastAsia="hu-HU"/>
+          <w14:ligatures w14:val="none"/>
+        </w:rPr>
+        <w:t xml:space="preserve"> </w:t>
+      </w:r>
+      <w:proofErr w:type="spellStart"/>
+      <w:r>
+        <w:rPr>
+          <w:rFonts w:ascii="Consolas" w:eastAsia="Times New Roman" w:hAnsi="Consolas" w:cs="Times New Roman"/>
+          <w:color w:val="4FC1FF"/>
+          <w:kern w:val="0"/>
+          <w:sz w:val="21"/>
+          <w:szCs w:val="21"/>
+          <w:lang w:val="hu-HU" w:eastAsia="hu-HU"/>
+          <w14:ligatures w14:val="none"/>
+        </w:rPr>
+        <w:t>user</w:t>
+      </w:r>
+      <w:proofErr w:type="spellEnd"/>
+      <w:r>
+        <w:rPr>
+          <w:rFonts w:ascii="Consolas" w:eastAsia="Times New Roman" w:hAnsi="Consolas" w:cs="Times New Roman"/>
+          <w:color w:val="CCCCCC"/>
+          <w:kern w:val="0"/>
+          <w:sz w:val="21"/>
+          <w:szCs w:val="21"/>
+          <w:lang w:val="hu-HU" w:eastAsia="hu-HU"/>
+          <w14:ligatures w14:val="none"/>
+        </w:rPr>
+        <w:t xml:space="preserve"> </w:t>
+      </w:r>
+      <w:r>
+        <w:rPr>
+          <w:rFonts w:ascii="Consolas" w:eastAsia="Times New Roman" w:hAnsi="Consolas" w:cs="Times New Roman"/>
+          <w:color w:val="D4D4D4"/>
+          <w:kern w:val="0"/>
+          <w:sz w:val="21"/>
+          <w:szCs w:val="21"/>
+          <w:lang w:val="hu-HU" w:eastAsia="hu-HU"/>
+          <w14:ligatures w14:val="none"/>
+        </w:rPr>
+        <w:t>=</w:t>
+      </w:r>
+      <w:r>
+        <w:rPr>
+          <w:rFonts w:ascii="Consolas" w:eastAsia="Times New Roman" w:hAnsi="Consolas" w:cs="Times New Roman"/>
+          <w:color w:val="CCCCCC"/>
+          <w:kern w:val="0"/>
+          <w:sz w:val="21"/>
+          <w:szCs w:val="21"/>
+          <w:lang w:val="hu-HU" w:eastAsia="hu-HU"/>
+          <w14:ligatures w14:val="none"/>
+        </w:rPr>
+        <w:t xml:space="preserve"> </w:t>
+      </w:r>
+      <w:proofErr w:type="spellStart"/>
+      <w:r>
+        <w:rPr>
+          <w:rFonts w:ascii="Consolas" w:eastAsia="Times New Roman" w:hAnsi="Consolas" w:cs="Times New Roman"/>
+          <w:color w:val="9CDCFE"/>
+          <w:kern w:val="0"/>
+          <w:sz w:val="21"/>
+          <w:szCs w:val="21"/>
+          <w:lang w:val="hu-HU" w:eastAsia="hu-HU"/>
+          <w14:ligatures w14:val="none"/>
+        </w:rPr>
+        <w:t>userService</w:t>
+      </w:r>
+      <w:r>
+        <w:rPr>
+          <w:rFonts w:ascii="Consolas" w:eastAsia="Times New Roman" w:hAnsi="Consolas" w:cs="Times New Roman"/>
+          <w:color w:val="CCCCCC"/>
+          <w:kern w:val="0"/>
+          <w:sz w:val="21"/>
+          <w:szCs w:val="21"/>
+          <w:lang w:val="hu-HU" w:eastAsia="hu-HU"/>
+          <w14:ligatures w14:val="none"/>
+        </w:rPr>
+        <w:t>.</w:t>
+      </w:r>
+      <w:r>
+        <w:rPr>
+          <w:rFonts w:ascii="Consolas" w:eastAsia="Times New Roman" w:hAnsi="Consolas" w:cs="Times New Roman"/>
+          <w:color w:val="DCDCAA"/>
+          <w:kern w:val="0"/>
+          <w:sz w:val="21"/>
+          <w:szCs w:val="21"/>
+          <w:lang w:val="hu-HU" w:eastAsia="hu-HU"/>
+          <w14:ligatures w14:val="none"/>
+        </w:rPr>
+        <w:t>getCurrentUser</w:t>
+      </w:r>
+      <w:proofErr w:type="spellEnd"/>
+      <w:r>
+        <w:rPr>
+          <w:rFonts w:ascii="Consolas" w:eastAsia="Times New Roman" w:hAnsi="Consolas" w:cs="Times New Roman"/>
+          <w:color w:val="CCCCCC"/>
+          <w:kern w:val="0"/>
+          <w:sz w:val="21"/>
+          <w:szCs w:val="21"/>
+          <w:lang w:val="hu-HU" w:eastAsia="hu-HU"/>
+          <w14:ligatures w14:val="none"/>
+        </w:rPr>
+        <w:t>()</w:t>
+      </w:r>
+    </w:p>
+    <w:p>
+      <w:pPr>
+        <w:shd w:val="clear" w:color="auto" w:fill="1F1F1F"/>
+        <w:spacing w:before="0" w:after="0" w:line="285" w:lineRule="atLeast"/>
+        <w:jc w:val="left"/>
+        <w:rPr>
+          <w:rFonts w:ascii="Consolas" w:eastAsia="Times New Roman" w:hAnsi="Consolas" w:cs="Times New Roman"/>
+          <w:color w:val="CCCCCC"/>
+          <w:kern w:val="0"/>
+          <w:sz w:val="21"/>
+          <w:szCs w:val="21"/>
+          <w:lang w:val="hu-HU" w:eastAsia="hu-HU"/>
+          <w14:ligatures w14:val="none"/>
+        </w:rPr>
+      </w:pPr>
+      <w:r>
+        <w:rPr>
+          <w:rFonts w:ascii="Consolas" w:eastAsia="Times New Roman" w:hAnsi="Consolas" w:cs="Times New Roman"/>
+          <w:color w:val="569CD6"/>
+          <w:kern w:val="0"/>
+          <w:sz w:val="21"/>
+          <w:szCs w:val="21"/>
+          <w:lang w:val="hu-HU" w:eastAsia="hu-HU"/>
+          <w14:ligatures w14:val="none"/>
+        </w:rPr>
+        <w:t>const</w:t>
+      </w:r>
+      <w:r>
+        <w:rPr>
+          <w:rFonts w:ascii="Consolas" w:eastAsia="Times New Roman" w:hAnsi="Consolas" w:cs="Times New Roman"/>
+          <w:color w:val="CCCCCC"/>
+          <w:kern w:val="0"/>
+          <w:sz w:val="21"/>
+          <w:szCs w:val="21"/>
+          <w:lang w:val="hu-HU" w:eastAsia="hu-HU"/>
+          <w14:ligatures w14:val="none"/>
+        </w:rPr>
+        <w:t xml:space="preserve"> </w:t>
+      </w:r>
+      <w:r>
+        <w:rPr>
+          <w:rFonts w:ascii="Consolas" w:eastAsia="Times New Roman" w:hAnsi="Consolas" w:cs="Times New Roman"/>
+          <w:color w:val="4FC1FF"/>
+          <w:kern w:val="0"/>
+          <w:sz w:val="21"/>
+          <w:szCs w:val="21"/>
+          <w:lang w:val="hu-HU" w:eastAsia="hu-HU"/>
+          <w14:ligatures w14:val="none"/>
+        </w:rPr>
+        <w:t>h1</w:t>
+      </w:r>
+      <w:r>
+        <w:rPr>
+          <w:rFonts w:ascii="Consolas" w:eastAsia="Times New Roman" w:hAnsi="Consolas" w:cs="Times New Roman"/>
+          <w:color w:val="CCCCCC"/>
+          <w:kern w:val="0"/>
+          <w:sz w:val="21"/>
+          <w:szCs w:val="21"/>
+          <w:lang w:val="hu-HU" w:eastAsia="hu-HU"/>
+          <w14:ligatures w14:val="none"/>
+        </w:rPr>
+        <w:t xml:space="preserve"> </w:t>
+      </w:r>
+      <w:r>
+        <w:rPr>
+          <w:rFonts w:ascii="Consolas" w:eastAsia="Times New Roman" w:hAnsi="Consolas" w:cs="Times New Roman"/>
+          <w:color w:val="D4D4D4"/>
+          <w:kern w:val="0"/>
+          <w:sz w:val="21"/>
+          <w:szCs w:val="21"/>
+          <w:lang w:val="hu-HU" w:eastAsia="hu-HU"/>
+          <w14:ligatures w14:val="none"/>
+        </w:rPr>
+        <w:t>=</w:t>
+      </w:r>
+      <w:r>
+        <w:rPr>
+          <w:rFonts w:ascii="Consolas" w:eastAsia="Times New Roman" w:hAnsi="Consolas" w:cs="Times New Roman"/>
+          <w:color w:val="CCCCCC"/>
+          <w:kern w:val="0"/>
+          <w:sz w:val="21"/>
+          <w:szCs w:val="21"/>
+          <w:lang w:val="hu-HU" w:eastAsia="hu-HU"/>
+          <w14:ligatures w14:val="none"/>
+        </w:rPr>
+        <w:t xml:space="preserve"> </w:t>
+      </w:r>
+      <w:proofErr w:type="spellStart"/>
+      <w:proofErr w:type="gramStart"/>
+      <w:r>
+        <w:rPr>
+          <w:rFonts w:ascii="Consolas" w:eastAsia="Times New Roman" w:hAnsi="Consolas" w:cs="Times New Roman"/>
+          <w:color w:val="9CDCFE"/>
+          <w:kern w:val="0"/>
+          <w:sz w:val="21"/>
+          <w:szCs w:val="21"/>
+          <w:lang w:val="hu-HU" w:eastAsia="hu-HU"/>
+          <w14:ligatures w14:val="none"/>
+        </w:rPr>
+        <w:t>document</w:t>
+      </w:r>
+      <w:r>
+        <w:rPr>
+          <w:rFonts w:ascii="Consolas" w:eastAsia="Times New Roman" w:hAnsi="Consolas" w:cs="Times New Roman"/>
+          <w:color w:val="CCCCCC"/>
+          <w:kern w:val="0"/>
+          <w:sz w:val="21"/>
+          <w:szCs w:val="21"/>
+          <w:lang w:val="hu-HU" w:eastAsia="hu-HU"/>
+          <w14:ligatures w14:val="none"/>
+        </w:rPr>
+        <w:t>.</w:t>
+      </w:r>
+      <w:r>
+        <w:rPr>
+          <w:rFonts w:ascii="Consolas" w:eastAsia="Times New Roman" w:hAnsi="Consolas" w:cs="Times New Roman"/>
+          <w:color w:val="DCDCAA"/>
+          <w:kern w:val="0"/>
+          <w:sz w:val="21"/>
+          <w:szCs w:val="21"/>
+          <w:lang w:val="hu-HU" w:eastAsia="hu-HU"/>
+          <w14:ligatures w14:val="none"/>
+        </w:rPr>
+        <w:t>createElement</w:t>
+      </w:r>
+      <w:proofErr w:type="spellEnd"/>
+      <w:proofErr w:type="gramEnd"/>
+      <w:r>
+        <w:rPr>
+          <w:rFonts w:ascii="Consolas" w:eastAsia="Times New Roman" w:hAnsi="Consolas" w:cs="Times New Roman"/>
+          <w:color w:val="CCCCCC"/>
+          <w:kern w:val="0"/>
+          <w:sz w:val="21"/>
+          <w:szCs w:val="21"/>
+          <w:lang w:val="hu-HU" w:eastAsia="hu-HU"/>
+          <w14:ligatures w14:val="none"/>
+        </w:rPr>
+        <w:t>(</w:t>
+      </w:r>
+      <w:r>
+        <w:rPr>
+          <w:rFonts w:ascii="Consolas" w:eastAsia="Times New Roman" w:hAnsi="Consolas" w:cs="Times New Roman"/>
+          <w:color w:val="CE9178"/>
+          <w:kern w:val="0"/>
+          <w:sz w:val="21"/>
+          <w:szCs w:val="21"/>
+          <w:lang w:val="hu-HU" w:eastAsia="hu-HU"/>
+          <w14:ligatures w14:val="none"/>
+        </w:rPr>
+        <w:t>'h1'</w:t>
+      </w:r>
+      <w:r>
+        <w:rPr>
+          <w:rFonts w:ascii="Consolas" w:eastAsia="Times New Roman" w:hAnsi="Consolas" w:cs="Times New Roman"/>
+          <w:color w:val="CCCCCC"/>
+          <w:kern w:val="0"/>
+          <w:sz w:val="21"/>
+          <w:szCs w:val="21"/>
+          <w:lang w:val="hu-HU" w:eastAsia="hu-HU"/>
+          <w14:ligatures w14:val="none"/>
+        </w:rPr>
+        <w:t>)</w:t>
+      </w:r>
+    </w:p>
+    <w:p>
+      <w:pPr>
+        <w:shd w:val="clear" w:color="auto" w:fill="1F1F1F"/>
+        <w:spacing w:before="0" w:after="0" w:line="285" w:lineRule="atLeast"/>
+        <w:jc w:val="left"/>
+        <w:rPr>
+          <w:rFonts w:ascii="Consolas" w:eastAsia="Times New Roman" w:hAnsi="Consolas" w:cs="Times New Roman"/>
+          <w:color w:val="CCCCCC"/>
+          <w:kern w:val="0"/>
+          <w:sz w:val="21"/>
+          <w:szCs w:val="21"/>
+          <w:lang w:val="hu-HU" w:eastAsia="hu-HU"/>
+          <w14:ligatures w14:val="none"/>
+        </w:rPr>
+      </w:pPr>
+      <w:r>
+        <w:rPr>
+          <w:rFonts w:ascii="Consolas" w:eastAsia="Times New Roman" w:hAnsi="Consolas" w:cs="Times New Roman"/>
+          <w:color w:val="4FC1FF"/>
+          <w:kern w:val="0"/>
+          <w:sz w:val="21"/>
+          <w:szCs w:val="21"/>
+          <w:lang w:val="hu-HU" w:eastAsia="hu-HU"/>
+          <w14:ligatures w14:val="none"/>
+        </w:rPr>
+        <w:t>h1</w:t>
+      </w:r>
+      <w:r>
+        <w:rPr>
+          <w:rFonts w:ascii="Consolas" w:eastAsia="Times New Roman" w:hAnsi="Consolas" w:cs="Times New Roman"/>
+          <w:color w:val="CCCCCC"/>
+          <w:kern w:val="0"/>
+          <w:sz w:val="21"/>
+          <w:szCs w:val="21"/>
+          <w:lang w:val="hu-HU" w:eastAsia="hu-HU"/>
+          <w14:ligatures w14:val="none"/>
+        </w:rPr>
+        <w:t>.</w:t>
+      </w:r>
+      <w:r>
+        <w:rPr>
+          <w:rFonts w:ascii="Consolas" w:eastAsia="Times New Roman" w:hAnsi="Consolas" w:cs="Times New Roman"/>
+          <w:color w:val="9CDCFE"/>
+          <w:kern w:val="0"/>
+          <w:sz w:val="21"/>
+          <w:szCs w:val="21"/>
+          <w:lang w:val="hu-HU" w:eastAsia="hu-HU"/>
+          <w14:ligatures w14:val="none"/>
+        </w:rPr>
+        <w:t>innerText</w:t>
+      </w:r>
+      <w:r>
+        <w:rPr>
+          <w:rFonts w:ascii="Consolas" w:eastAsia="Times New Roman" w:hAnsi="Consolas" w:cs="Times New Roman"/>
+          <w:color w:val="CCCCCC"/>
+          <w:kern w:val="0"/>
+          <w:sz w:val="21"/>
+          <w:szCs w:val="21"/>
+          <w:lang w:val="hu-HU" w:eastAsia="hu-HU"/>
+          <w14:ligatures w14:val="none"/>
+        </w:rPr>
+        <w:t xml:space="preserve"> </w:t>
+      </w:r>
+      <w:r>
+        <w:rPr>
+          <w:rFonts w:ascii="Consolas" w:eastAsia="Times New Roman" w:hAnsi="Consolas" w:cs="Times New Roman"/>
+          <w:color w:val="D4D4D4"/>
+          <w:kern w:val="0"/>
+          <w:sz w:val="21"/>
+          <w:szCs w:val="21"/>
+          <w:lang w:val="hu-HU" w:eastAsia="hu-HU"/>
+          <w14:ligatures w14:val="none"/>
+        </w:rPr>
+        <w:t>=</w:t>
+      </w:r>
+      <w:r>
+        <w:rPr>
+          <w:rFonts w:ascii="Consolas" w:eastAsia="Times New Roman" w:hAnsi="Consolas" w:cs="Times New Roman"/>
+          <w:color w:val="CCCCCC"/>
+          <w:kern w:val="0"/>
+          <w:sz w:val="21"/>
+          <w:szCs w:val="21"/>
+          <w:lang w:val="hu-HU" w:eastAsia="hu-HU"/>
+          <w14:ligatures w14:val="none"/>
+        </w:rPr>
+        <w:t xml:space="preserve"> </w:t>
+      </w:r>
+      <w:r>
+        <w:rPr>
+          <w:rFonts w:ascii="Consolas" w:eastAsia="Times New Roman" w:hAnsi="Consolas" w:cs="Times New Roman"/>
+          <w:color w:val="CE9178"/>
+          <w:kern w:val="0"/>
+          <w:sz w:val="21"/>
+          <w:szCs w:val="21"/>
+          <w:lang w:val="hu-HU" w:eastAsia="hu-HU"/>
+          <w14:ligatures w14:val="none"/>
+        </w:rPr>
+        <w:t>'</w:t>
+      </w:r>
+      <w:proofErr w:type="spellStart"/>
+      <w:r>
+        <w:rPr>
+          <w:rFonts w:ascii="Consolas" w:eastAsia="Times New Roman" w:hAnsi="Consolas" w:cs="Times New Roman"/>
+          <w:color w:val="CE9178"/>
+          <w:kern w:val="0"/>
+          <w:sz w:val="21"/>
+          <w:szCs w:val="21"/>
+          <w:lang w:val="hu-HU" w:eastAsia="hu-HU"/>
+          <w14:ligatures w14:val="none"/>
+        </w:rPr>
+        <w:t>Demo</w:t>
+      </w:r>
+      <w:proofErr w:type="spellEnd"/>
+      <w:r>
+        <w:rPr>
+          <w:rFonts w:ascii="Consolas" w:eastAsia="Times New Roman" w:hAnsi="Consolas" w:cs="Times New Roman"/>
+          <w:color w:val="CE9178"/>
+          <w:kern w:val="0"/>
+          <w:sz w:val="21"/>
+          <w:szCs w:val="21"/>
+          <w:lang w:val="hu-HU" w:eastAsia="hu-HU"/>
+          <w14:ligatures w14:val="none"/>
+        </w:rPr>
+        <w:t xml:space="preserve"> App'</w:t>
+      </w:r>
+    </w:p>
+    <w:p>
+      <w:pPr>
+        <w:shd w:val="clear" w:color="auto" w:fill="1F1F1F"/>
+        <w:spacing w:before="0" w:after="0" w:line="285" w:lineRule="atLeast"/>
+        <w:jc w:val="left"/>
+        <w:rPr>
+          <w:rFonts w:ascii="Consolas" w:eastAsia="Times New Roman" w:hAnsi="Consolas" w:cs="Times New Roman"/>
+          <w:color w:val="CCCCCC"/>
+          <w:kern w:val="0"/>
+          <w:sz w:val="21"/>
+          <w:szCs w:val="21"/>
+          <w:lang w:val="hu-HU" w:eastAsia="hu-HU"/>
+          <w14:ligatures w14:val="none"/>
+        </w:rPr>
+      </w:pPr>
+      <w:r>
+        <w:rPr>
+          <w:rFonts w:ascii="Consolas" w:eastAsia="Times New Roman" w:hAnsi="Consolas" w:cs="Times New Roman"/>
+          <w:color w:val="569CD6"/>
+          <w:kern w:val="0"/>
+          <w:sz w:val="21"/>
+          <w:szCs w:val="21"/>
+          <w:lang w:val="hu-HU" w:eastAsia="hu-HU"/>
+          <w14:ligatures w14:val="none"/>
+        </w:rPr>
+        <w:t>const</w:t>
+      </w:r>
+      <w:r>
+        <w:rPr>
+          <w:rFonts w:ascii="Consolas" w:eastAsia="Times New Roman" w:hAnsi="Consolas" w:cs="Times New Roman"/>
+          <w:color w:val="CCCCCC"/>
+          <w:kern w:val="0"/>
+          <w:sz w:val="21"/>
+          <w:szCs w:val="21"/>
+          <w:lang w:val="hu-HU" w:eastAsia="hu-HU"/>
+          <w14:ligatures w14:val="none"/>
+        </w:rPr>
+        <w:t xml:space="preserve"> </w:t>
+      </w:r>
+      <w:proofErr w:type="spellStart"/>
+      <w:r>
+        <w:rPr>
+          <w:rFonts w:ascii="Consolas" w:eastAsia="Times New Roman" w:hAnsi="Consolas" w:cs="Times New Roman"/>
+          <w:color w:val="4FC1FF"/>
+          <w:kern w:val="0"/>
+          <w:sz w:val="21"/>
+          <w:szCs w:val="21"/>
+          <w:lang w:val="hu-HU" w:eastAsia="hu-HU"/>
+          <w14:ligatures w14:val="none"/>
+        </w:rPr>
+        <w:t>span</w:t>
+      </w:r>
+      <w:proofErr w:type="spellEnd"/>
+      <w:r>
+        <w:rPr>
+          <w:rFonts w:ascii="Consolas" w:eastAsia="Times New Roman" w:hAnsi="Consolas" w:cs="Times New Roman"/>
+          <w:color w:val="CCCCCC"/>
+          <w:kern w:val="0"/>
+          <w:sz w:val="21"/>
+          <w:szCs w:val="21"/>
+          <w:lang w:val="hu-HU" w:eastAsia="hu-HU"/>
+          <w14:ligatures w14:val="none"/>
+        </w:rPr>
+        <w:t xml:space="preserve"> </w:t>
+      </w:r>
+      <w:r>
+        <w:rPr>
+          <w:rFonts w:ascii="Consolas" w:eastAsia="Times New Roman" w:hAnsi="Consolas" w:cs="Times New Roman"/>
+          <w:color w:val="D4D4D4"/>
+          <w:kern w:val="0"/>
+          <w:sz w:val="21"/>
+          <w:szCs w:val="21"/>
+          <w:lang w:val="hu-HU" w:eastAsia="hu-HU"/>
+          <w14:ligatures w14:val="none"/>
+        </w:rPr>
+        <w:t>=</w:t>
+      </w:r>
+      <w:r>
+        <w:rPr>
+          <w:rFonts w:ascii="Consolas" w:eastAsia="Times New Roman" w:hAnsi="Consolas" w:cs="Times New Roman"/>
+          <w:color w:val="CCCCCC"/>
+          <w:kern w:val="0"/>
+          <w:sz w:val="21"/>
+          <w:szCs w:val="21"/>
+          <w:lang w:val="hu-HU" w:eastAsia="hu-HU"/>
+          <w14:ligatures w14:val="none"/>
+        </w:rPr>
+        <w:t xml:space="preserve"> </w:t>
+      </w:r>
+      <w:proofErr w:type="spellStart"/>
+      <w:proofErr w:type="gramStart"/>
+      <w:r>
+        <w:rPr>
+          <w:rFonts w:ascii="Consolas" w:eastAsia="Times New Roman" w:hAnsi="Consolas" w:cs="Times New Roman"/>
+          <w:color w:val="9CDCFE"/>
+          <w:kern w:val="0"/>
+          <w:sz w:val="21"/>
+          <w:szCs w:val="21"/>
+          <w:lang w:val="hu-HU" w:eastAsia="hu-HU"/>
+          <w14:ligatures w14:val="none"/>
+        </w:rPr>
+        <w:t>document</w:t>
+      </w:r>
+      <w:r>
+        <w:rPr>
+          <w:rFonts w:ascii="Consolas" w:eastAsia="Times New Roman" w:hAnsi="Consolas" w:cs="Times New Roman"/>
+          <w:color w:val="CCCCCC"/>
+          <w:kern w:val="0"/>
+          <w:sz w:val="21"/>
+          <w:szCs w:val="21"/>
+          <w:lang w:val="hu-HU" w:eastAsia="hu-HU"/>
+          <w14:ligatures w14:val="none"/>
+        </w:rPr>
+        <w:t>.</w:t>
+      </w:r>
+      <w:r>
+        <w:rPr>
+          <w:rFonts w:ascii="Consolas" w:eastAsia="Times New Roman" w:hAnsi="Consolas" w:cs="Times New Roman"/>
+          <w:color w:val="DCDCAA"/>
+          <w:kern w:val="0"/>
+          <w:sz w:val="21"/>
+          <w:szCs w:val="21"/>
+          <w:lang w:val="hu-HU" w:eastAsia="hu-HU"/>
+          <w14:ligatures w14:val="none"/>
+        </w:rPr>
+        <w:t>createElement</w:t>
+      </w:r>
+      <w:proofErr w:type="spellEnd"/>
+      <w:proofErr w:type="gramEnd"/>
+      <w:r>
+        <w:rPr>
+          <w:rFonts w:ascii="Consolas" w:eastAsia="Times New Roman" w:hAnsi="Consolas" w:cs="Times New Roman"/>
+          <w:color w:val="CCCCCC"/>
+          <w:kern w:val="0"/>
+          <w:sz w:val="21"/>
+          <w:szCs w:val="21"/>
+          <w:lang w:val="hu-HU" w:eastAsia="hu-HU"/>
+          <w14:ligatures w14:val="none"/>
+        </w:rPr>
+        <w:t>(</w:t>
+      </w:r>
+      <w:r>
+        <w:rPr>
+          <w:rFonts w:ascii="Consolas" w:eastAsia="Times New Roman" w:hAnsi="Consolas" w:cs="Times New Roman"/>
+          <w:color w:val="CE9178"/>
+          <w:kern w:val="0"/>
+          <w:sz w:val="21"/>
+          <w:szCs w:val="21"/>
+          <w:lang w:val="hu-HU" w:eastAsia="hu-HU"/>
+          <w14:ligatures w14:val="none"/>
+        </w:rPr>
+        <w:t>'</w:t>
+      </w:r>
+      <w:proofErr w:type="spellStart"/>
+      <w:r>
+        <w:rPr>
+          <w:rFonts w:ascii="Consolas" w:eastAsia="Times New Roman" w:hAnsi="Consolas" w:cs="Times New Roman"/>
+          <w:color w:val="CE9178"/>
+          <w:kern w:val="0"/>
+          <w:sz w:val="21"/>
+          <w:szCs w:val="21"/>
+          <w:lang w:val="hu-HU" w:eastAsia="hu-HU"/>
+          <w14:ligatures w14:val="none"/>
+        </w:rPr>
+        <w:t>span</w:t>
+      </w:r>
+      <w:proofErr w:type="spellEnd"/>
+      <w:r>
+        <w:rPr>
+          <w:rFonts w:ascii="Consolas" w:eastAsia="Times New Roman" w:hAnsi="Consolas" w:cs="Times New Roman"/>
+          <w:color w:val="CE9178"/>
+          <w:kern w:val="0"/>
+          <w:sz w:val="21"/>
+          <w:szCs w:val="21"/>
+          <w:lang w:val="hu-HU" w:eastAsia="hu-HU"/>
+          <w14:ligatures w14:val="none"/>
+        </w:rPr>
+        <w:t>'</w:t>
+      </w:r>
+      <w:r>
+        <w:rPr>
+          <w:rFonts w:ascii="Consolas" w:eastAsia="Times New Roman" w:hAnsi="Consolas" w:cs="Times New Roman"/>
+          <w:color w:val="CCCCCC"/>
+          <w:kern w:val="0"/>
+          <w:sz w:val="21"/>
+          <w:szCs w:val="21"/>
+          <w:lang w:val="hu-HU" w:eastAsia="hu-HU"/>
+          <w14:ligatures w14:val="none"/>
+        </w:rPr>
+        <w:t>)</w:t>
+      </w:r>
+    </w:p>
+    <w:p>
+      <w:pPr>
+        <w:shd w:val="clear" w:color="auto" w:fill="1F1F1F"/>
+        <w:spacing w:before="0" w:after="0" w:line="285" w:lineRule="atLeast"/>
+        <w:jc w:val="left"/>
+        <w:rPr>
+          <w:rFonts w:ascii="Consolas" w:eastAsia="Times New Roman" w:hAnsi="Consolas" w:cs="Times New Roman"/>
+          <w:color w:val="CCCCCC"/>
+          <w:kern w:val="0"/>
+          <w:sz w:val="21"/>
+          <w:szCs w:val="21"/>
+          <w:lang w:val="hu-HU" w:eastAsia="hu-HU"/>
+          <w14:ligatures w14:val="none"/>
+        </w:rPr>
+      </w:pPr>
+      <w:proofErr w:type="spellStart"/>
+      <w:proofErr w:type="gramStart"/>
+      <w:r>
+        <w:rPr>
+          <w:rFonts w:ascii="Consolas" w:eastAsia="Times New Roman" w:hAnsi="Consolas" w:cs="Times New Roman"/>
+          <w:color w:val="4FC1FF"/>
+          <w:kern w:val="0"/>
+          <w:sz w:val="21"/>
+          <w:szCs w:val="21"/>
+          <w:lang w:val="hu-HU" w:eastAsia="hu-HU"/>
+          <w14:ligatures w14:val="none"/>
+        </w:rPr>
+        <w:t>span</w:t>
+      </w:r>
+      <w:r>
+        <w:rPr>
+          <w:rFonts w:ascii="Consolas" w:eastAsia="Times New Roman" w:hAnsi="Consolas" w:cs="Times New Roman"/>
+          <w:color w:val="CCCCCC"/>
+          <w:kern w:val="0"/>
+          <w:sz w:val="21"/>
+          <w:szCs w:val="21"/>
+          <w:lang w:val="hu-HU" w:eastAsia="hu-HU"/>
+          <w14:ligatures w14:val="none"/>
+        </w:rPr>
+        <w:t>.</w:t>
+      </w:r>
+      <w:r>
+        <w:rPr>
+          <w:rFonts w:ascii="Consolas" w:eastAsia="Times New Roman" w:hAnsi="Consolas" w:cs="Times New Roman"/>
+          <w:color w:val="9CDCFE"/>
+          <w:kern w:val="0"/>
+          <w:sz w:val="21"/>
+          <w:szCs w:val="21"/>
+          <w:lang w:val="hu-HU" w:eastAsia="hu-HU"/>
+          <w14:ligatures w14:val="none"/>
+        </w:rPr>
+        <w:t>className</w:t>
+      </w:r>
+      <w:proofErr w:type="spellEnd"/>
+      <w:proofErr w:type="gramEnd"/>
+      <w:r>
+        <w:rPr>
+          <w:rFonts w:ascii="Consolas" w:eastAsia="Times New Roman" w:hAnsi="Consolas" w:cs="Times New Roman"/>
+          <w:color w:val="CCCCCC"/>
+          <w:kern w:val="0"/>
+          <w:sz w:val="21"/>
+          <w:szCs w:val="21"/>
+          <w:lang w:val="hu-HU" w:eastAsia="hu-HU"/>
+          <w14:ligatures w14:val="none"/>
+        </w:rPr>
+        <w:t xml:space="preserve"> </w:t>
+      </w:r>
+      <w:r>
+        <w:rPr>
+          <w:rFonts w:ascii="Consolas" w:eastAsia="Times New Roman" w:hAnsi="Consolas" w:cs="Times New Roman"/>
+          <w:color w:val="D4D4D4"/>
+          <w:kern w:val="0"/>
+          <w:sz w:val="21"/>
+          <w:szCs w:val="21"/>
+          <w:lang w:val="hu-HU" w:eastAsia="hu-HU"/>
+          <w14:ligatures w14:val="none"/>
+        </w:rPr>
+        <w:t>=</w:t>
+      </w:r>
+      <w:r>
+        <w:rPr>
+          <w:rFonts w:ascii="Consolas" w:eastAsia="Times New Roman" w:hAnsi="Consolas" w:cs="Times New Roman"/>
+          <w:color w:val="CCCCCC"/>
+          <w:kern w:val="0"/>
+          <w:sz w:val="21"/>
+          <w:szCs w:val="21"/>
+          <w:lang w:val="hu-HU" w:eastAsia="hu-HU"/>
+          <w14:ligatures w14:val="none"/>
+        </w:rPr>
+        <w:t xml:space="preserve"> </w:t>
+      </w:r>
+      <w:r>
+        <w:rPr>
+          <w:rFonts w:ascii="Consolas" w:eastAsia="Times New Roman" w:hAnsi="Consolas" w:cs="Times New Roman"/>
+          <w:color w:val="CE9178"/>
+          <w:kern w:val="0"/>
+          <w:sz w:val="21"/>
+          <w:szCs w:val="21"/>
+          <w:lang w:val="hu-HU" w:eastAsia="hu-HU"/>
+          <w14:ligatures w14:val="none"/>
+        </w:rPr>
+        <w:t>'</w:t>
+      </w:r>
+      <w:proofErr w:type="spellStart"/>
+      <w:r>
+        <w:rPr>
+          <w:rFonts w:ascii="Consolas" w:eastAsia="Times New Roman" w:hAnsi="Consolas" w:cs="Times New Roman"/>
+          <w:color w:val="CE9178"/>
+          <w:kern w:val="0"/>
+          <w:sz w:val="21"/>
+          <w:szCs w:val="21"/>
+          <w:lang w:val="hu-HU" w:eastAsia="hu-HU"/>
+          <w14:ligatures w14:val="none"/>
+        </w:rPr>
+        <w:t>mono</w:t>
+      </w:r>
+      <w:proofErr w:type="spellEnd"/>
+      <w:r>
+        <w:rPr>
+          <w:rFonts w:ascii="Consolas" w:eastAsia="Times New Roman" w:hAnsi="Consolas" w:cs="Times New Roman"/>
+          <w:color w:val="CE9178"/>
+          <w:kern w:val="0"/>
+          <w:sz w:val="21"/>
+          <w:szCs w:val="21"/>
+          <w:lang w:val="hu-HU" w:eastAsia="hu-HU"/>
+          <w14:ligatures w14:val="none"/>
+        </w:rPr>
+        <w:t>'</w:t>
+      </w:r>
+    </w:p>
+    <w:p>
+      <w:pPr>
+        <w:shd w:val="clear" w:color="auto" w:fill="1F1F1F"/>
+        <w:spacing w:before="0" w:after="0" w:line="285" w:lineRule="atLeast"/>
+        <w:jc w:val="left"/>
+        <w:rPr>
+          <w:rFonts w:ascii="Consolas" w:eastAsia="Times New Roman" w:hAnsi="Consolas" w:cs="Times New Roman"/>
+          <w:color w:val="CCCCCC"/>
+          <w:kern w:val="0"/>
+          <w:sz w:val="21"/>
+          <w:szCs w:val="21"/>
+          <w:lang w:val="hu-HU" w:eastAsia="hu-HU"/>
+          <w14:ligatures w14:val="none"/>
+        </w:rPr>
+      </w:pPr>
+      <w:proofErr w:type="spellStart"/>
+      <w:proofErr w:type="gramStart"/>
+      <w:r>
+        <w:rPr>
+          <w:rFonts w:ascii="Consolas" w:eastAsia="Times New Roman" w:hAnsi="Consolas" w:cs="Times New Roman"/>
+          <w:color w:val="4FC1FF"/>
+          <w:kern w:val="0"/>
+          <w:sz w:val="21"/>
+          <w:szCs w:val="21"/>
+          <w:lang w:val="hu-HU" w:eastAsia="hu-HU"/>
+          <w14:ligatures w14:val="none"/>
+        </w:rPr>
+        <w:t>span</w:t>
+      </w:r>
+      <w:r>
+        <w:rPr>
+          <w:rFonts w:ascii="Consolas" w:eastAsia="Times New Roman" w:hAnsi="Consolas" w:cs="Times New Roman"/>
+          <w:color w:val="CCCCCC"/>
+          <w:kern w:val="0"/>
+          <w:sz w:val="21"/>
+          <w:szCs w:val="21"/>
+          <w:lang w:val="hu-HU" w:eastAsia="hu-HU"/>
+          <w14:ligatures w14:val="none"/>
+        </w:rPr>
+        <w:t>.</w:t>
+      </w:r>
+      <w:r>
+        <w:rPr>
+          <w:rFonts w:ascii="Consolas" w:eastAsia="Times New Roman" w:hAnsi="Consolas" w:cs="Times New Roman"/>
+          <w:color w:val="9CDCFE"/>
+          <w:kern w:val="0"/>
+          <w:sz w:val="21"/>
+          <w:szCs w:val="21"/>
+          <w:lang w:val="hu-HU" w:eastAsia="hu-HU"/>
+          <w14:ligatures w14:val="none"/>
+        </w:rPr>
+        <w:t>innerText</w:t>
+      </w:r>
+      <w:proofErr w:type="spellEnd"/>
+      <w:proofErr w:type="gramEnd"/>
+      <w:r>
+        <w:rPr>
+          <w:rFonts w:ascii="Consolas" w:eastAsia="Times New Roman" w:hAnsi="Consolas" w:cs="Times New Roman"/>
+          <w:color w:val="CCCCCC"/>
+          <w:kern w:val="0"/>
+          <w:sz w:val="21"/>
+          <w:szCs w:val="21"/>
+          <w:lang w:val="hu-HU" w:eastAsia="hu-HU"/>
+          <w14:ligatures w14:val="none"/>
+        </w:rPr>
+        <w:t xml:space="preserve"> </w:t>
+      </w:r>
+      <w:r>
+        <w:rPr>
+          <w:rFonts w:ascii="Consolas" w:eastAsia="Times New Roman" w:hAnsi="Consolas" w:cs="Times New Roman"/>
+          <w:color w:val="D4D4D4"/>
+          <w:kern w:val="0"/>
+          <w:sz w:val="21"/>
+          <w:szCs w:val="21"/>
+          <w:lang w:val="hu-HU" w:eastAsia="hu-HU"/>
+          <w14:ligatures w14:val="none"/>
+        </w:rPr>
+        <w:t>=</w:t>
+      </w:r>
+      <w:r>
+        <w:rPr>
+          <w:rFonts w:ascii="Consolas" w:eastAsia="Times New Roman" w:hAnsi="Consolas" w:cs="Times New Roman"/>
+          <w:color w:val="CCCCCC"/>
+          <w:kern w:val="0"/>
+          <w:sz w:val="21"/>
+          <w:szCs w:val="21"/>
+          <w:lang w:val="hu-HU" w:eastAsia="hu-HU"/>
+          <w14:ligatures w14:val="none"/>
+        </w:rPr>
+        <w:t xml:space="preserve"> </w:t>
+      </w:r>
+      <w:r>
+        <w:rPr>
+          <w:rFonts w:ascii="Consolas" w:eastAsia="Times New Roman" w:hAnsi="Consolas" w:cs="Times New Roman"/>
+          <w:color w:val="CE9178"/>
+          <w:kern w:val="0"/>
+          <w:sz w:val="21"/>
+          <w:szCs w:val="21"/>
+          <w:lang w:val="hu-HU" w:eastAsia="hu-HU"/>
+          <w14:ligatures w14:val="none"/>
+        </w:rPr>
+        <w:t xml:space="preserve">`Üdvözlöm </w:t>
+      </w:r>
+      <w:r>
+        <w:rPr>
+          <w:rFonts w:ascii="Consolas" w:eastAsia="Times New Roman" w:hAnsi="Consolas" w:cs="Times New Roman"/>
+          <w:color w:val="569CD6"/>
+          <w:kern w:val="0"/>
+          <w:sz w:val="21"/>
+          <w:szCs w:val="21"/>
+          <w:lang w:val="hu-HU" w:eastAsia="hu-HU"/>
+          <w14:ligatures w14:val="none"/>
+        </w:rPr>
+        <w:t>${</w:t>
+      </w:r>
+      <w:r>
+        <w:rPr>
+          <w:rFonts w:ascii="Consolas" w:eastAsia="Times New Roman" w:hAnsi="Consolas" w:cs="Times New Roman"/>
+          <w:color w:val="4FC1FF"/>
+          <w:kern w:val="0"/>
+          <w:sz w:val="21"/>
+          <w:szCs w:val="21"/>
+          <w:lang w:val="hu-HU" w:eastAsia="hu-HU"/>
+          <w14:ligatures w14:val="none"/>
+        </w:rPr>
+        <w:t>user</w:t>
+      </w:r>
+      <w:r>
+        <w:rPr>
+          <w:rFonts w:ascii="Consolas" w:eastAsia="Times New Roman" w:hAnsi="Consolas" w:cs="Times New Roman"/>
+          <w:color w:val="D4D4D4"/>
+          <w:kern w:val="0"/>
+          <w:sz w:val="21"/>
+          <w:szCs w:val="21"/>
+          <w:lang w:val="hu-HU" w:eastAsia="hu-HU"/>
+          <w14:ligatures w14:val="none"/>
+        </w:rPr>
+        <w:t>.</w:t>
+      </w:r>
+      <w:r>
+        <w:rPr>
+          <w:rFonts w:ascii="Consolas" w:eastAsia="Times New Roman" w:hAnsi="Consolas" w:cs="Times New Roman"/>
+          <w:color w:val="9CDCFE"/>
+          <w:kern w:val="0"/>
+          <w:sz w:val="21"/>
+          <w:szCs w:val="21"/>
+          <w:lang w:val="hu-HU" w:eastAsia="hu-HU"/>
+          <w14:ligatures w14:val="none"/>
+        </w:rPr>
+        <w:t>name</w:t>
+      </w:r>
+      <w:r>
+        <w:rPr>
+          <w:rFonts w:ascii="Consolas" w:eastAsia="Times New Roman" w:hAnsi="Consolas" w:cs="Times New Roman"/>
+          <w:color w:val="569CD6"/>
+          <w:kern w:val="0"/>
+          <w:sz w:val="21"/>
+          <w:szCs w:val="21"/>
+          <w:lang w:val="hu-HU" w:eastAsia="hu-HU"/>
+          <w14:ligatures w14:val="none"/>
+        </w:rPr>
+        <w:t>}</w:t>
+      </w:r>
+      <w:r>
+        <w:rPr>
+          <w:rFonts w:ascii="Consolas" w:eastAsia="Times New Roman" w:hAnsi="Consolas" w:cs="Times New Roman"/>
+          <w:color w:val="CE9178"/>
+          <w:kern w:val="0"/>
+          <w:sz w:val="21"/>
+          <w:szCs w:val="21"/>
+          <w:lang w:val="hu-HU" w:eastAsia="hu-HU"/>
+          <w14:ligatures w14:val="none"/>
+        </w:rPr>
+        <w:t>!`</w:t>
+      </w:r>
+    </w:p>
+    <w:p>
+      <w:pPr>
+        <w:shd w:val="clear" w:color="auto" w:fill="1F1F1F"/>
+        <w:spacing w:before="0" w:after="0" w:line="285" w:lineRule="atLeast"/>
+        <w:jc w:val="left"/>
+        <w:rPr>
+          <w:rFonts w:ascii="Consolas" w:eastAsia="Times New Roman" w:hAnsi="Consolas" w:cs="Times New Roman"/>
+          <w:color w:val="CCCCCC"/>
+          <w:kern w:val="0"/>
+          <w:sz w:val="21"/>
+          <w:szCs w:val="21"/>
+          <w:lang w:val="hu-HU" w:eastAsia="hu-HU"/>
+          <w14:ligatures w14:val="none"/>
+        </w:rPr>
+      </w:pPr>
+      <w:r>
+        <w:rPr>
+          <w:rFonts w:ascii="Consolas" w:eastAsia="Times New Roman" w:hAnsi="Consolas" w:cs="Times New Roman"/>
+          <w:color w:val="569CD6"/>
+          <w:kern w:val="0"/>
+          <w:sz w:val="21"/>
+          <w:szCs w:val="21"/>
+          <w:lang w:val="hu-HU" w:eastAsia="hu-HU"/>
+          <w14:ligatures w14:val="none"/>
+        </w:rPr>
+        <w:t>const</w:t>
+      </w:r>
+      <w:r>
+        <w:rPr>
+          <w:rFonts w:ascii="Consolas" w:eastAsia="Times New Roman" w:hAnsi="Consolas" w:cs="Times New Roman"/>
+          <w:color w:val="CCCCCC"/>
+          <w:kern w:val="0"/>
+          <w:sz w:val="21"/>
+          <w:szCs w:val="21"/>
+          <w:lang w:val="hu-HU" w:eastAsia="hu-HU"/>
+          <w14:ligatures w14:val="none"/>
+        </w:rPr>
+        <w:t xml:space="preserve"> </w:t>
+      </w:r>
+      <w:proofErr w:type="spellStart"/>
+      <w:r>
+        <w:rPr>
+          <w:rFonts w:ascii="Consolas" w:eastAsia="Times New Roman" w:hAnsi="Consolas" w:cs="Times New Roman"/>
+          <w:color w:val="4FC1FF"/>
+          <w:kern w:val="0"/>
+          <w:sz w:val="21"/>
+          <w:szCs w:val="21"/>
+          <w:lang w:val="hu-HU" w:eastAsia="hu-HU"/>
+          <w14:ligatures w14:val="none"/>
+        </w:rPr>
+        <w:t>img</w:t>
+      </w:r>
+      <w:proofErr w:type="spellEnd"/>
+      <w:r>
+        <w:rPr>
+          <w:rFonts w:ascii="Consolas" w:eastAsia="Times New Roman" w:hAnsi="Consolas" w:cs="Times New Roman"/>
+          <w:color w:val="CCCCCC"/>
+          <w:kern w:val="0"/>
+          <w:sz w:val="21"/>
+          <w:szCs w:val="21"/>
+          <w:lang w:val="hu-HU" w:eastAsia="hu-HU"/>
+          <w14:ligatures w14:val="none"/>
+        </w:rPr>
+        <w:t xml:space="preserve"> </w:t>
+      </w:r>
+      <w:r>
+        <w:rPr>
+          <w:rFonts w:ascii="Consolas" w:eastAsia="Times New Roman" w:hAnsi="Consolas" w:cs="Times New Roman"/>
+          <w:color w:val="D4D4D4"/>
+          <w:kern w:val="0"/>
+          <w:sz w:val="21"/>
+          <w:szCs w:val="21"/>
+          <w:lang w:val="hu-HU" w:eastAsia="hu-HU"/>
+          <w14:ligatures w14:val="none"/>
+        </w:rPr>
+        <w:t>=</w:t>
+      </w:r>
+      <w:r>
+        <w:rPr>
+          <w:rFonts w:ascii="Consolas" w:eastAsia="Times New Roman" w:hAnsi="Consolas" w:cs="Times New Roman"/>
+          <w:color w:val="CCCCCC"/>
+          <w:kern w:val="0"/>
+          <w:sz w:val="21"/>
+          <w:szCs w:val="21"/>
+          <w:lang w:val="hu-HU" w:eastAsia="hu-HU"/>
+          <w14:ligatures w14:val="none"/>
+        </w:rPr>
+        <w:t xml:space="preserve"> </w:t>
+      </w:r>
+      <w:proofErr w:type="spellStart"/>
+      <w:proofErr w:type="gramStart"/>
+      <w:r>
+        <w:rPr>
+          <w:rFonts w:ascii="Consolas" w:eastAsia="Times New Roman" w:hAnsi="Consolas" w:cs="Times New Roman"/>
+          <w:color w:val="9CDCFE"/>
+          <w:kern w:val="0"/>
+          <w:sz w:val="21"/>
+          <w:szCs w:val="21"/>
+          <w:lang w:val="hu-HU" w:eastAsia="hu-HU"/>
+          <w14:ligatures w14:val="none"/>
+        </w:rPr>
+        <w:t>document</w:t>
+      </w:r>
+      <w:r>
+        <w:rPr>
+          <w:rFonts w:ascii="Consolas" w:eastAsia="Times New Roman" w:hAnsi="Consolas" w:cs="Times New Roman"/>
+          <w:color w:val="CCCCCC"/>
+          <w:kern w:val="0"/>
+          <w:sz w:val="21"/>
+          <w:szCs w:val="21"/>
+          <w:lang w:val="hu-HU" w:eastAsia="hu-HU"/>
+          <w14:ligatures w14:val="none"/>
+        </w:rPr>
+        <w:t>.</w:t>
+      </w:r>
+      <w:r>
+        <w:rPr>
+          <w:rFonts w:ascii="Consolas" w:eastAsia="Times New Roman" w:hAnsi="Consolas" w:cs="Times New Roman"/>
+          <w:color w:val="DCDCAA"/>
+          <w:kern w:val="0"/>
+          <w:sz w:val="21"/>
+          <w:szCs w:val="21"/>
+          <w:lang w:val="hu-HU" w:eastAsia="hu-HU"/>
+          <w14:ligatures w14:val="none"/>
+        </w:rPr>
+        <w:t>createElement</w:t>
+      </w:r>
+      <w:proofErr w:type="spellEnd"/>
+      <w:proofErr w:type="gramEnd"/>
+      <w:r>
+        <w:rPr>
+          <w:rFonts w:ascii="Consolas" w:eastAsia="Times New Roman" w:hAnsi="Consolas" w:cs="Times New Roman"/>
+          <w:color w:val="CCCCCC"/>
+          <w:kern w:val="0"/>
+          <w:sz w:val="21"/>
+          <w:szCs w:val="21"/>
+          <w:lang w:val="hu-HU" w:eastAsia="hu-HU"/>
+          <w14:ligatures w14:val="none"/>
+        </w:rPr>
+        <w:t>(</w:t>
+      </w:r>
+      <w:r>
+        <w:rPr>
+          <w:rFonts w:ascii="Consolas" w:eastAsia="Times New Roman" w:hAnsi="Consolas" w:cs="Times New Roman"/>
+          <w:color w:val="CE9178"/>
+          <w:kern w:val="0"/>
+          <w:sz w:val="21"/>
+          <w:szCs w:val="21"/>
+          <w:lang w:val="hu-HU" w:eastAsia="hu-HU"/>
+          <w14:ligatures w14:val="none"/>
+        </w:rPr>
+        <w:t>'</w:t>
+      </w:r>
+      <w:proofErr w:type="spellStart"/>
+      <w:r>
+        <w:rPr>
+          <w:rFonts w:ascii="Consolas" w:eastAsia="Times New Roman" w:hAnsi="Consolas" w:cs="Times New Roman"/>
+          <w:color w:val="CE9178"/>
+          <w:kern w:val="0"/>
+          <w:sz w:val="21"/>
+          <w:szCs w:val="21"/>
+          <w:lang w:val="hu-HU" w:eastAsia="hu-HU"/>
+          <w14:ligatures w14:val="none"/>
+        </w:rPr>
+        <w:t>img</w:t>
+      </w:r>
+      <w:proofErr w:type="spellEnd"/>
+      <w:r>
+        <w:rPr>
+          <w:rFonts w:ascii="Consolas" w:eastAsia="Times New Roman" w:hAnsi="Consolas" w:cs="Times New Roman"/>
+          <w:color w:val="CE9178"/>
+          <w:kern w:val="0"/>
+          <w:sz w:val="21"/>
+          <w:szCs w:val="21"/>
+          <w:lang w:val="hu-HU" w:eastAsia="hu-HU"/>
+          <w14:ligatures w14:val="none"/>
+        </w:rPr>
+        <w:t>'</w:t>
+      </w:r>
+      <w:r>
+        <w:rPr>
+          <w:rFonts w:ascii="Consolas" w:eastAsia="Times New Roman" w:hAnsi="Consolas" w:cs="Times New Roman"/>
+          <w:color w:val="CCCCCC"/>
+          <w:kern w:val="0"/>
+          <w:sz w:val="21"/>
+          <w:szCs w:val="21"/>
+          <w:lang w:val="hu-HU" w:eastAsia="hu-HU"/>
+          <w14:ligatures w14:val="none"/>
+        </w:rPr>
+        <w:t>)</w:t>
+      </w:r>
+    </w:p>
+    <w:p>
+      <w:pPr>
+        <w:shd w:val="clear" w:color="auto" w:fill="1F1F1F"/>
+        <w:spacing w:before="0" w:after="0" w:line="285" w:lineRule="atLeast"/>
+        <w:jc w:val="left"/>
+        <w:rPr>
+          <w:rFonts w:ascii="Consolas" w:eastAsia="Times New Roman" w:hAnsi="Consolas" w:cs="Times New Roman"/>
+          <w:color w:val="CCCCCC"/>
+          <w:kern w:val="0"/>
+          <w:sz w:val="21"/>
+          <w:szCs w:val="21"/>
+          <w:lang w:val="hu-HU" w:eastAsia="hu-HU"/>
+          <w14:ligatures w14:val="none"/>
+        </w:rPr>
+      </w:pPr>
+      <w:proofErr w:type="spellStart"/>
+      <w:r>
+        <w:rPr>
+          <w:rFonts w:ascii="Consolas" w:eastAsia="Times New Roman" w:hAnsi="Consolas" w:cs="Times New Roman"/>
+          <w:color w:val="4FC1FF"/>
+          <w:kern w:val="0"/>
+          <w:sz w:val="21"/>
+          <w:szCs w:val="21"/>
+          <w:lang w:val="hu-HU" w:eastAsia="hu-HU"/>
+          <w14:ligatures w14:val="none"/>
+        </w:rPr>
+        <w:t>img</w:t>
+      </w:r>
+      <w:r>
+        <w:rPr>
+          <w:rFonts w:ascii="Consolas" w:eastAsia="Times New Roman" w:hAnsi="Consolas" w:cs="Times New Roman"/>
+          <w:color w:val="CCCCCC"/>
+          <w:kern w:val="0"/>
+          <w:sz w:val="21"/>
+          <w:szCs w:val="21"/>
+          <w:lang w:val="hu-HU" w:eastAsia="hu-HU"/>
+          <w14:ligatures w14:val="none"/>
+        </w:rPr>
+        <w:t>.</w:t>
+      </w:r>
+      <w:r>
+        <w:rPr>
+          <w:rFonts w:ascii="Consolas" w:eastAsia="Times New Roman" w:hAnsi="Consolas" w:cs="Times New Roman"/>
+          <w:color w:val="9CDCFE"/>
+          <w:kern w:val="0"/>
+          <w:sz w:val="21"/>
+          <w:szCs w:val="21"/>
+          <w:lang w:val="hu-HU" w:eastAsia="hu-HU"/>
+          <w14:ligatures w14:val="none"/>
+        </w:rPr>
+        <w:t>src</w:t>
+      </w:r>
+      <w:proofErr w:type="spellEnd"/>
+      <w:r>
+        <w:rPr>
+          <w:rFonts w:ascii="Consolas" w:eastAsia="Times New Roman" w:hAnsi="Consolas" w:cs="Times New Roman"/>
+          <w:color w:val="CCCCCC"/>
+          <w:kern w:val="0"/>
+          <w:sz w:val="21"/>
+          <w:szCs w:val="21"/>
+          <w:lang w:val="hu-HU" w:eastAsia="hu-HU"/>
+          <w14:ligatures w14:val="none"/>
+        </w:rPr>
+        <w:t xml:space="preserve"> </w:t>
+      </w:r>
+      <w:r>
+        <w:rPr>
+          <w:rFonts w:ascii="Consolas" w:eastAsia="Times New Roman" w:hAnsi="Consolas" w:cs="Times New Roman"/>
+          <w:color w:val="D4D4D4"/>
+          <w:kern w:val="0"/>
+          <w:sz w:val="21"/>
+          <w:szCs w:val="21"/>
+          <w:lang w:val="hu-HU" w:eastAsia="hu-HU"/>
+          <w14:ligatures w14:val="none"/>
+        </w:rPr>
+        <w:t>=</w:t>
+      </w:r>
+      <w:r>
+        <w:rPr>
+          <w:rFonts w:ascii="Consolas" w:eastAsia="Times New Roman" w:hAnsi="Consolas" w:cs="Times New Roman"/>
+          <w:color w:val="CCCCCC"/>
+          <w:kern w:val="0"/>
+          <w:sz w:val="21"/>
+          <w:szCs w:val="21"/>
+          <w:lang w:val="hu-HU" w:eastAsia="hu-HU"/>
+          <w14:ligatures w14:val="none"/>
+        </w:rPr>
+        <w:t xml:space="preserve"> </w:t>
+      </w:r>
+      <w:r>
+        <w:rPr>
+          <w:rFonts w:ascii="Consolas" w:eastAsia="Times New Roman" w:hAnsi="Consolas" w:cs="Times New Roman"/>
+          <w:color w:val="CE9178"/>
+          <w:kern w:val="0"/>
+          <w:sz w:val="21"/>
+          <w:szCs w:val="21"/>
+          <w:lang w:val="hu-HU" w:eastAsia="hu-HU"/>
+          <w14:ligatures w14:val="none"/>
+        </w:rPr>
+        <w:t>'user.png'</w:t>
+      </w:r>
+    </w:p>
+    <w:p>
+      <w:proofErr w:type="spellStart"/>
+      <w:r>
+        <w:t>Ezt</w:t>
+      </w:r>
+      <w:proofErr w:type="spellEnd"/>
+      <w:r>
+        <w:t xml:space="preserve"> a </w:t>
+      </w:r>
+      <w:proofErr w:type="spellStart"/>
+      <w:r>
+        <w:t>kettősséget</w:t>
+      </w:r>
+      <w:proofErr w:type="spellEnd"/>
+      <w:r>
+        <w:t xml:space="preserve"> </w:t>
+      </w:r>
+      <w:proofErr w:type="spellStart"/>
+      <w:r>
+        <w:t>oldja</w:t>
+      </w:r>
+      <w:proofErr w:type="spellEnd"/>
+      <w:r>
+        <w:t xml:space="preserve"> meg a React </w:t>
+      </w:r>
+      <w:proofErr w:type="spellStart"/>
+      <w:r>
+        <w:t>által</w:t>
+      </w:r>
+      <w:proofErr w:type="spellEnd"/>
+      <w:r>
+        <w:t xml:space="preserve"> </w:t>
+      </w:r>
+      <w:proofErr w:type="spellStart"/>
+      <w:r>
+        <w:t>használt</w:t>
+      </w:r>
+      <w:proofErr w:type="spellEnd"/>
+      <w:r>
+        <w:t xml:space="preserve"> JSX </w:t>
+      </w:r>
+      <w:proofErr w:type="spellStart"/>
+      <w:r>
+        <w:t>formátum</w:t>
+      </w:r>
+      <w:proofErr w:type="spellEnd"/>
+      <w:r>
+        <w:t xml:space="preserve">, </w:t>
+      </w:r>
+      <w:proofErr w:type="spellStart"/>
+      <w:r>
+        <w:t>amelyben</w:t>
+      </w:r>
+      <w:proofErr w:type="spellEnd"/>
+      <w:r>
+        <w:t xml:space="preserve"> HTML </w:t>
+      </w:r>
+      <w:proofErr w:type="spellStart"/>
+      <w:r>
+        <w:t>és</w:t>
+      </w:r>
+      <w:proofErr w:type="spellEnd"/>
+      <w:r>
+        <w:t xml:space="preserve"> JavaScript </w:t>
+      </w:r>
+      <w:proofErr w:type="spellStart"/>
+      <w:r>
+        <w:t>kódot</w:t>
+      </w:r>
+      <w:proofErr w:type="spellEnd"/>
+      <w:r>
+        <w:t xml:space="preserve"> </w:t>
+      </w:r>
+      <w:proofErr w:type="spellStart"/>
+      <w:r>
+        <w:t>keverve</w:t>
+      </w:r>
+      <w:proofErr w:type="spellEnd"/>
+      <w:r>
+        <w:t xml:space="preserve"> </w:t>
+      </w:r>
+      <w:proofErr w:type="spellStart"/>
+      <w:r>
+        <w:t>lehet</w:t>
+      </w:r>
+      <w:proofErr w:type="spellEnd"/>
+      <w:r>
+        <w:t xml:space="preserve"> </w:t>
+      </w:r>
+      <w:proofErr w:type="spellStart"/>
+      <w:r>
+        <w:t>írni</w:t>
+      </w:r>
+      <w:proofErr w:type="spellEnd"/>
+      <w:r>
+        <w:t>.</w:t>
+      </w:r>
+      <w:r>
+        <w:t xml:space="preserve"> A </w:t>
+      </w:r>
+      <w:proofErr w:type="spellStart"/>
+      <w:r>
+        <w:t>fenti</w:t>
+      </w:r>
+      <w:proofErr w:type="spellEnd"/>
+      <w:r>
+        <w:t xml:space="preserve"> </w:t>
+      </w:r>
+      <w:proofErr w:type="spellStart"/>
+      <w:r>
+        <w:t>feladat</w:t>
+      </w:r>
+      <w:proofErr w:type="spellEnd"/>
+      <w:r>
+        <w:t xml:space="preserve"> </w:t>
+      </w:r>
+      <w:proofErr w:type="spellStart"/>
+      <w:r>
+        <w:t>megoldása</w:t>
+      </w:r>
+      <w:proofErr w:type="spellEnd"/>
+      <w:r>
+        <w:t xml:space="preserve"> JSX “</w:t>
+      </w:r>
+      <w:proofErr w:type="spellStart"/>
+      <w:r>
+        <w:t>nyelven</w:t>
+      </w:r>
+      <w:proofErr w:type="spellEnd"/>
+      <w:r>
+        <w:t>”:</w:t>
+      </w:r>
+    </w:p>
+    <w:p>
+      <w:pPr>
+        <w:shd w:val="clear" w:color="auto" w:fill="1F1F1F"/>
+        <w:spacing w:before="0" w:after="0" w:line="240" w:lineRule="auto"/>
+        <w:jc w:val="left"/>
+        <w:rPr>
+          <w:rFonts w:ascii="Consolas" w:hAnsi="Consolas"/>
+          <w:color w:val="CCCCCC"/>
+          <w:sz w:val="21"/>
+          <w:szCs w:val="21"/>
+          <w:lang w:val="hu-HU"/>
+        </w:rPr>
+      </w:pPr>
+      <w:proofErr w:type="spellStart"/>
+      <w:r>
+        <w:rPr>
+          <w:rFonts w:ascii="Consolas" w:hAnsi="Consolas"/>
+          <w:color w:val="569CD6"/>
+          <w:sz w:val="21"/>
+          <w:szCs w:val="21"/>
+        </w:rPr>
+        <w:t>const</w:t>
+      </w:r>
+      <w:proofErr w:type="spellEnd"/>
+      <w:r>
+        <w:rPr>
+          <w:rFonts w:ascii="Consolas" w:hAnsi="Consolas"/>
+          <w:color w:val="CCCCCC"/>
+          <w:sz w:val="21"/>
+          <w:szCs w:val="21"/>
+        </w:rPr>
+        <w:t xml:space="preserve"> </w:t>
+      </w:r>
+      <w:r>
+        <w:rPr>
+          <w:rFonts w:ascii="Consolas" w:hAnsi="Consolas"/>
+          <w:color w:val="4FC1FF"/>
+          <w:sz w:val="21"/>
+          <w:szCs w:val="21"/>
+        </w:rPr>
+        <w:t>user</w:t>
+      </w:r>
+      <w:r>
+        <w:rPr>
+          <w:rFonts w:ascii="Consolas" w:hAnsi="Consolas"/>
+          <w:color w:val="CCCCCC"/>
+          <w:sz w:val="21"/>
+          <w:szCs w:val="21"/>
+        </w:rPr>
+        <w:t xml:space="preserve"> </w:t>
+      </w:r>
+      <w:r>
+        <w:rPr>
+          <w:rFonts w:ascii="Consolas" w:hAnsi="Consolas"/>
+          <w:color w:val="D4D4D4"/>
+          <w:sz w:val="21"/>
+          <w:szCs w:val="21"/>
+        </w:rPr>
+        <w:t>=</w:t>
+      </w:r>
+      <w:r>
+        <w:rPr>
+          <w:rFonts w:ascii="Consolas" w:hAnsi="Consolas"/>
+          <w:color w:val="CCCCCC"/>
+          <w:sz w:val="21"/>
+          <w:szCs w:val="21"/>
+        </w:rPr>
+        <w:t xml:space="preserve"> </w:t>
+      </w:r>
+      <w:proofErr w:type="spellStart"/>
+      <w:r>
+        <w:rPr>
+          <w:rFonts w:ascii="Consolas" w:hAnsi="Consolas"/>
+          <w:color w:val="9CDCFE"/>
+          <w:sz w:val="21"/>
+          <w:szCs w:val="21"/>
+        </w:rPr>
+        <w:t>userService</w:t>
+      </w:r>
+      <w:r>
+        <w:rPr>
+          <w:rFonts w:ascii="Consolas" w:hAnsi="Consolas"/>
+          <w:color w:val="CCCCCC"/>
+          <w:sz w:val="21"/>
+          <w:szCs w:val="21"/>
+        </w:rPr>
+        <w:t>.</w:t>
+      </w:r>
+      <w:r>
+        <w:rPr>
+          <w:rFonts w:ascii="Consolas" w:hAnsi="Consolas"/>
+          <w:color w:val="DCDCAA"/>
+          <w:sz w:val="21"/>
+          <w:szCs w:val="21"/>
+        </w:rPr>
+        <w:t>getCurrentUser</w:t>
+      </w:r>
+      <w:proofErr w:type="spellEnd"/>
+      <w:r>
+        <w:rPr>
+          <w:rFonts w:ascii="Consolas" w:hAnsi="Consolas"/>
+          <w:color w:val="CCCCCC"/>
+          <w:sz w:val="21"/>
+          <w:szCs w:val="21"/>
+        </w:rPr>
+        <w:t>()</w:t>
+      </w:r>
+    </w:p>
+    <w:p>
+      <w:pPr>
+        <w:shd w:val="clear" w:color="auto" w:fill="1F1F1F"/>
+        <w:spacing w:before="0" w:after="0" w:line="240" w:lineRule="auto"/>
+        <w:rPr>
+          <w:rFonts w:ascii="Consolas" w:hAnsi="Consolas"/>
+          <w:color w:val="CCCCCC"/>
+          <w:sz w:val="21"/>
+          <w:szCs w:val="21"/>
+        </w:rPr>
+      </w:pPr>
+      <w:r>
+        <w:rPr>
+          <w:rFonts w:ascii="Consolas" w:hAnsi="Consolas"/>
+          <w:color w:val="CCCCCC"/>
+          <w:sz w:val="21"/>
+          <w:szCs w:val="21"/>
+        </w:rPr>
+        <w:t>(</w:t>
+      </w:r>
+      <w:r>
+        <w:rPr>
+          <w:rFonts w:ascii="Consolas" w:hAnsi="Consolas"/>
+          <w:color w:val="808080"/>
+          <w:sz w:val="21"/>
+          <w:szCs w:val="21"/>
+        </w:rPr>
+        <w:t>&lt;&gt;</w:t>
+      </w:r>
+    </w:p>
+    <w:p>
+      <w:pPr>
+        <w:shd w:val="clear" w:color="auto" w:fill="1F1F1F"/>
+        <w:spacing w:before="0" w:after="0" w:line="240" w:lineRule="auto"/>
+        <w:rPr>
+          <w:rFonts w:ascii="Consolas" w:hAnsi="Consolas"/>
+          <w:color w:val="CCCCCC"/>
+          <w:sz w:val="21"/>
+          <w:szCs w:val="21"/>
+        </w:rPr>
+      </w:pPr>
+      <w:r>
+        <w:rPr>
+          <w:rFonts w:ascii="Consolas" w:hAnsi="Consolas"/>
+          <w:color w:val="CCCCCC"/>
+          <w:sz w:val="21"/>
+          <w:szCs w:val="21"/>
+        </w:rPr>
+        <w:t xml:space="preserve">    </w:t>
+      </w:r>
+      <w:r>
+        <w:rPr>
+          <w:rFonts w:ascii="Consolas" w:hAnsi="Consolas"/>
+          <w:color w:val="808080"/>
+          <w:sz w:val="21"/>
+          <w:szCs w:val="21"/>
+        </w:rPr>
+        <w:t>&lt;</w:t>
+      </w:r>
+      <w:r>
+        <w:rPr>
+          <w:rFonts w:ascii="Consolas" w:hAnsi="Consolas"/>
+          <w:color w:val="569CD6"/>
+          <w:sz w:val="21"/>
+          <w:szCs w:val="21"/>
+        </w:rPr>
+        <w:t>h1</w:t>
+      </w:r>
+      <w:r>
+        <w:rPr>
+          <w:rFonts w:ascii="Consolas" w:hAnsi="Consolas"/>
+          <w:color w:val="808080"/>
+          <w:sz w:val="21"/>
+          <w:szCs w:val="21"/>
+        </w:rPr>
+        <w:t>&gt;</w:t>
+      </w:r>
+      <w:r>
+        <w:rPr>
+          <w:rFonts w:ascii="Consolas" w:hAnsi="Consolas"/>
+          <w:color w:val="CCCCCC"/>
+          <w:sz w:val="21"/>
+          <w:szCs w:val="21"/>
+        </w:rPr>
+        <w:t>Demo App</w:t>
+      </w:r>
+      <w:r>
+        <w:rPr>
+          <w:rFonts w:ascii="Consolas" w:hAnsi="Consolas"/>
+          <w:color w:val="808080"/>
+          <w:sz w:val="21"/>
+          <w:szCs w:val="21"/>
+        </w:rPr>
+        <w:t>&lt;/</w:t>
+      </w:r>
+      <w:r>
+        <w:rPr>
+          <w:rFonts w:ascii="Consolas" w:hAnsi="Consolas"/>
+          <w:color w:val="569CD6"/>
+          <w:sz w:val="21"/>
+          <w:szCs w:val="21"/>
+        </w:rPr>
+        <w:t>h1</w:t>
+      </w:r>
+      <w:r>
+        <w:rPr>
+          <w:rFonts w:ascii="Consolas" w:hAnsi="Consolas"/>
+          <w:color w:val="808080"/>
+          <w:sz w:val="21"/>
+          <w:szCs w:val="21"/>
+        </w:rPr>
+        <w:t>&gt;</w:t>
+      </w:r>
+    </w:p>
+    <w:p>
+      <w:pPr>
+        <w:shd w:val="clear" w:color="auto" w:fill="1F1F1F"/>
+        <w:spacing w:before="0" w:after="0" w:line="240" w:lineRule="auto"/>
+        <w:rPr>
+          <w:rFonts w:ascii="Consolas" w:hAnsi="Consolas"/>
+          <w:color w:val="CCCCCC"/>
+          <w:sz w:val="21"/>
+          <w:szCs w:val="21"/>
+        </w:rPr>
+      </w:pPr>
+      <w:r>
+        <w:rPr>
+          <w:rFonts w:ascii="Consolas" w:hAnsi="Consolas"/>
+          <w:color w:val="CCCCCC"/>
+          <w:sz w:val="21"/>
+          <w:szCs w:val="21"/>
+        </w:rPr>
+        <w:t xml:space="preserve">    </w:t>
+      </w:r>
+      <w:r>
+        <w:rPr>
+          <w:rFonts w:ascii="Consolas" w:hAnsi="Consolas"/>
+          <w:color w:val="808080"/>
+          <w:sz w:val="21"/>
+          <w:szCs w:val="21"/>
+        </w:rPr>
+        <w:t>&lt;</w:t>
+      </w:r>
+      <w:r>
+        <w:rPr>
+          <w:rFonts w:ascii="Consolas" w:hAnsi="Consolas"/>
+          <w:color w:val="569CD6"/>
+          <w:sz w:val="21"/>
+          <w:szCs w:val="21"/>
+        </w:rPr>
+        <w:t>span</w:t>
+      </w:r>
+      <w:r>
+        <w:rPr>
+          <w:rFonts w:ascii="Consolas" w:hAnsi="Consolas"/>
+          <w:color w:val="CCCCCC"/>
+          <w:sz w:val="21"/>
+          <w:szCs w:val="21"/>
+        </w:rPr>
+        <w:t xml:space="preserve"> </w:t>
+      </w:r>
+      <w:proofErr w:type="spellStart"/>
+      <w:r>
+        <w:rPr>
+          <w:rFonts w:ascii="Consolas" w:hAnsi="Consolas"/>
+          <w:color w:val="9CDCFE"/>
+          <w:sz w:val="21"/>
+          <w:szCs w:val="21"/>
+        </w:rPr>
+        <w:t>class</w:t>
+      </w:r>
+      <w:r>
+        <w:rPr>
+          <w:rFonts w:ascii="Consolas" w:hAnsi="Consolas"/>
+          <w:color w:val="9CDCFE"/>
+          <w:sz w:val="21"/>
+          <w:szCs w:val="21"/>
+        </w:rPr>
+        <w:t>Name</w:t>
+      </w:r>
+      <w:proofErr w:type="spellEnd"/>
+      <w:r>
+        <w:rPr>
+          <w:rFonts w:ascii="Consolas" w:hAnsi="Consolas"/>
+          <w:color w:val="D4D4D4"/>
+          <w:sz w:val="21"/>
+          <w:szCs w:val="21"/>
+        </w:rPr>
+        <w:t>=</w:t>
+      </w:r>
+      <w:r>
+        <w:rPr>
+          <w:rFonts w:ascii="Consolas" w:hAnsi="Consolas"/>
+          <w:color w:val="CE9178"/>
+          <w:sz w:val="21"/>
+          <w:szCs w:val="21"/>
+        </w:rPr>
+        <w:t>"mono"</w:t>
+      </w:r>
+      <w:r>
+        <w:rPr>
+          <w:rFonts w:ascii="Consolas" w:hAnsi="Consolas"/>
+          <w:color w:val="808080"/>
+          <w:sz w:val="21"/>
+          <w:szCs w:val="21"/>
+        </w:rPr>
+        <w:t>&gt;</w:t>
+      </w:r>
+      <w:proofErr w:type="spellStart"/>
+      <w:r>
+        <w:rPr>
+          <w:rFonts w:ascii="Consolas" w:hAnsi="Consolas"/>
+          <w:color w:val="CCCCCC"/>
+          <w:sz w:val="21"/>
+          <w:szCs w:val="21"/>
+        </w:rPr>
+        <w:t>Üdvözlöm</w:t>
+      </w:r>
+      <w:proofErr w:type="spellEnd"/>
+      <w:r>
+        <w:rPr>
+          <w:rFonts w:ascii="Consolas" w:hAnsi="Consolas"/>
+          <w:color w:val="CCCCCC"/>
+          <w:sz w:val="21"/>
+          <w:szCs w:val="21"/>
+        </w:rPr>
+        <w:t xml:space="preserve"> $</w:t>
+      </w:r>
+      <w:r>
+        <w:rPr>
+          <w:rFonts w:ascii="Consolas" w:hAnsi="Consolas"/>
+          <w:color w:val="569CD6"/>
+          <w:sz w:val="21"/>
+          <w:szCs w:val="21"/>
+        </w:rPr>
+        <w:t>{</w:t>
+      </w:r>
+      <w:r>
+        <w:rPr>
+          <w:rFonts w:ascii="Consolas" w:hAnsi="Consolas"/>
+          <w:color w:val="4FC1FF"/>
+          <w:sz w:val="21"/>
+          <w:szCs w:val="21"/>
+        </w:rPr>
+        <w:t>user</w:t>
+      </w:r>
+      <w:r>
+        <w:rPr>
+          <w:rFonts w:ascii="Consolas" w:hAnsi="Consolas"/>
+          <w:color w:val="D4D4D4"/>
+          <w:sz w:val="21"/>
+          <w:szCs w:val="21"/>
+        </w:rPr>
+        <w:t>.</w:t>
+      </w:r>
+      <w:r>
+        <w:rPr>
+          <w:rFonts w:ascii="Consolas" w:hAnsi="Consolas"/>
+          <w:color w:val="9CDCFE"/>
+          <w:sz w:val="21"/>
+          <w:szCs w:val="21"/>
+        </w:rPr>
+        <w:t>name</w:t>
+      </w:r>
+      <w:proofErr w:type="gramStart"/>
+      <w:r>
+        <w:rPr>
+          <w:rFonts w:ascii="Consolas" w:hAnsi="Consolas"/>
+          <w:color w:val="569CD6"/>
+          <w:sz w:val="21"/>
+          <w:szCs w:val="21"/>
+        </w:rPr>
+        <w:t>}</w:t>
+      </w:r>
+      <w:r>
+        <w:rPr>
+          <w:rFonts w:ascii="Consolas" w:hAnsi="Consolas"/>
+          <w:color w:val="CCCCCC"/>
+          <w:sz w:val="21"/>
+          <w:szCs w:val="21"/>
+        </w:rPr>
+        <w:t>!</w:t>
+      </w:r>
+      <w:r>
+        <w:rPr>
+          <w:rFonts w:ascii="Consolas" w:hAnsi="Consolas"/>
+          <w:color w:val="808080"/>
+          <w:sz w:val="21"/>
+          <w:szCs w:val="21"/>
+        </w:rPr>
+        <w:t>&lt;</w:t>
+      </w:r>
+      <w:proofErr w:type="gramEnd"/>
+      <w:r>
+        <w:rPr>
+          <w:rFonts w:ascii="Consolas" w:hAnsi="Consolas"/>
+          <w:color w:val="808080"/>
+          <w:sz w:val="21"/>
+          <w:szCs w:val="21"/>
+        </w:rPr>
+        <w:t>/</w:t>
+      </w:r>
+      <w:r>
+        <w:rPr>
+          <w:rFonts w:ascii="Consolas" w:hAnsi="Consolas"/>
+          <w:color w:val="569CD6"/>
+          <w:sz w:val="21"/>
+          <w:szCs w:val="21"/>
+        </w:rPr>
+        <w:t>span</w:t>
+      </w:r>
+      <w:r>
+        <w:rPr>
+          <w:rFonts w:ascii="Consolas" w:hAnsi="Consolas"/>
+          <w:color w:val="808080"/>
+          <w:sz w:val="21"/>
+          <w:szCs w:val="21"/>
+        </w:rPr>
+        <w:t>&gt;</w:t>
+      </w:r>
+    </w:p>
+    <w:p>
+      <w:pPr>
+        <w:shd w:val="clear" w:color="auto" w:fill="1F1F1F"/>
+        <w:spacing w:before="0" w:after="0" w:line="240" w:lineRule="auto"/>
+        <w:rPr>
+          <w:rFonts w:ascii="Consolas" w:hAnsi="Consolas"/>
+          <w:color w:val="CCCCCC"/>
+          <w:sz w:val="21"/>
+          <w:szCs w:val="21"/>
+        </w:rPr>
+      </w:pPr>
+      <w:r>
+        <w:rPr>
+          <w:rFonts w:ascii="Consolas" w:hAnsi="Consolas"/>
+          <w:color w:val="CCCCCC"/>
+          <w:sz w:val="21"/>
+          <w:szCs w:val="21"/>
+        </w:rPr>
+        <w:t xml:space="preserve">    </w:t>
+      </w:r>
+      <w:r>
+        <w:rPr>
+          <w:rFonts w:ascii="Consolas" w:hAnsi="Consolas"/>
+          <w:color w:val="808080"/>
+          <w:sz w:val="21"/>
+          <w:szCs w:val="21"/>
+        </w:rPr>
+        <w:t>&lt;</w:t>
+      </w:r>
+      <w:proofErr w:type="spellStart"/>
+      <w:r>
+        <w:rPr>
+          <w:rFonts w:ascii="Consolas" w:hAnsi="Consolas"/>
+          <w:color w:val="569CD6"/>
+          <w:sz w:val="21"/>
+          <w:szCs w:val="21"/>
+        </w:rPr>
+        <w:t>img</w:t>
+      </w:r>
+      <w:proofErr w:type="spellEnd"/>
+      <w:r>
+        <w:rPr>
+          <w:rFonts w:ascii="Consolas" w:hAnsi="Consolas"/>
+          <w:color w:val="CCCCCC"/>
+          <w:sz w:val="21"/>
+          <w:szCs w:val="21"/>
+        </w:rPr>
+        <w:t xml:space="preserve"> </w:t>
+      </w:r>
+      <w:proofErr w:type="spellStart"/>
+      <w:r>
+        <w:rPr>
+          <w:rFonts w:ascii="Consolas" w:hAnsi="Consolas"/>
+          <w:color w:val="9CDCFE"/>
+          <w:sz w:val="21"/>
+          <w:szCs w:val="21"/>
+        </w:rPr>
+        <w:t>src</w:t>
+      </w:r>
+      <w:proofErr w:type="spellEnd"/>
+      <w:r>
+        <w:rPr>
+          <w:rFonts w:ascii="Consolas" w:hAnsi="Consolas"/>
+          <w:color w:val="D4D4D4"/>
+          <w:sz w:val="21"/>
+          <w:szCs w:val="21"/>
+        </w:rPr>
+        <w:t>=</w:t>
+      </w:r>
+      <w:r>
+        <w:rPr>
+          <w:rFonts w:ascii="Consolas" w:hAnsi="Consolas"/>
+          <w:color w:val="CE9178"/>
+          <w:sz w:val="21"/>
+          <w:szCs w:val="21"/>
+        </w:rPr>
+        <w:t>"user.png"</w:t>
+      </w:r>
+      <w:r>
+        <w:rPr>
+          <w:rFonts w:ascii="Consolas" w:hAnsi="Consolas"/>
+          <w:color w:val="CCCCCC"/>
+          <w:sz w:val="21"/>
+          <w:szCs w:val="21"/>
+        </w:rPr>
+        <w:t xml:space="preserve"> </w:t>
+      </w:r>
+      <w:r>
+        <w:rPr>
+          <w:rFonts w:ascii="Consolas" w:hAnsi="Consolas"/>
+          <w:color w:val="808080"/>
+          <w:sz w:val="21"/>
+          <w:szCs w:val="21"/>
+        </w:rPr>
+        <w:t>/&gt;</w:t>
+      </w:r>
+    </w:p>
+    <w:p>
+      <w:pPr>
+        <w:shd w:val="clear" w:color="auto" w:fill="1F1F1F"/>
+        <w:spacing w:before="0" w:after="0" w:line="240" w:lineRule="auto"/>
+        <w:rPr>
+          <w:rFonts w:ascii="Consolas" w:hAnsi="Consolas"/>
+          <w:color w:val="CCCCCC"/>
+          <w:sz w:val="21"/>
+          <w:szCs w:val="21"/>
+        </w:rPr>
+      </w:pPr>
+      <w:r>
+        <w:rPr>
+          <w:rFonts w:ascii="Consolas" w:hAnsi="Consolas"/>
+          <w:color w:val="808080"/>
+          <w:sz w:val="21"/>
+          <w:szCs w:val="21"/>
+        </w:rPr>
+        <w:t>&lt;/&gt;</w:t>
+      </w:r>
+      <w:r>
+        <w:rPr>
+          <w:rFonts w:ascii="Consolas" w:hAnsi="Consolas"/>
+          <w:color w:val="CCCCCC"/>
+          <w:sz w:val="21"/>
+          <w:szCs w:val="21"/>
+        </w:rPr>
+        <w:t>)</w:t>
+      </w:r>
+    </w:p>
+    <w:p>
+      <w:r>
+        <w:lastRenderedPageBreak/>
+        <w:t xml:space="preserve"> A </w:t>
+      </w:r>
+      <w:proofErr w:type="spellStart"/>
+      <w:r>
+        <w:t>fenti</w:t>
+      </w:r>
+      <w:proofErr w:type="spellEnd"/>
+      <w:r>
+        <w:t xml:space="preserve"> </w:t>
+      </w:r>
+      <w:proofErr w:type="spellStart"/>
+      <w:r>
+        <w:t>példán</w:t>
+      </w:r>
+      <w:proofErr w:type="spellEnd"/>
+      <w:r>
+        <w:t xml:space="preserve"> is </w:t>
+      </w:r>
+      <w:proofErr w:type="spellStart"/>
+      <w:r>
+        <w:t>megfigyelhetőek</w:t>
+      </w:r>
+      <w:proofErr w:type="spellEnd"/>
+      <w:r>
+        <w:t xml:space="preserve"> a JSX </w:t>
+      </w:r>
+      <w:proofErr w:type="spellStart"/>
+      <w:r>
+        <w:t>formátumra</w:t>
+      </w:r>
+      <w:proofErr w:type="spellEnd"/>
+      <w:r>
+        <w:t xml:space="preserve"> </w:t>
+      </w:r>
+      <w:proofErr w:type="spellStart"/>
+      <w:r>
+        <w:t>jellemző</w:t>
+      </w:r>
+      <w:proofErr w:type="spellEnd"/>
+      <w:r>
+        <w:t xml:space="preserve"> </w:t>
+      </w:r>
+      <w:proofErr w:type="spellStart"/>
+      <w:r>
+        <w:t>szabályok</w:t>
+      </w:r>
+      <w:proofErr w:type="spellEnd"/>
+      <w:r>
+        <w:t>:</w:t>
+      </w:r>
+    </w:p>
+    <w:p>
+      <w:pPr>
+        <w:pStyle w:val="Listaszerbekezds"/>
+        <w:numPr>
+          <w:ilvl w:val="4"/>
+          <w:numId w:val="30"/>
+        </w:numPr>
+        <w:tabs>
+          <w:tab w:val="clear" w:pos="3600"/>
+        </w:tabs>
+        <w:ind w:left="426" w:hanging="284"/>
+      </w:pPr>
+      <w:proofErr w:type="spellStart"/>
+      <w:r>
+        <w:t>mindig</w:t>
+      </w:r>
+      <w:proofErr w:type="spellEnd"/>
+      <w:r>
+        <w:t xml:space="preserve"> </w:t>
+      </w:r>
+      <w:proofErr w:type="spellStart"/>
+      <w:r>
+        <w:t>pontosan</w:t>
+      </w:r>
+      <w:proofErr w:type="spellEnd"/>
+      <w:r>
+        <w:t xml:space="preserve"> </w:t>
+      </w:r>
+      <w:proofErr w:type="spellStart"/>
+      <w:r>
+        <w:t>egy</w:t>
+      </w:r>
+      <w:proofErr w:type="spellEnd"/>
+      <w:r>
+        <w:t xml:space="preserve"> </w:t>
+      </w:r>
+      <w:proofErr w:type="spellStart"/>
+      <w:r>
+        <w:t>elem</w:t>
+      </w:r>
+      <w:proofErr w:type="spellEnd"/>
+      <w:r>
+        <w:t xml:space="preserve"> van a </w:t>
+      </w:r>
+      <w:proofErr w:type="spellStart"/>
+      <w:r>
+        <w:t>legfelső</w:t>
+      </w:r>
+      <w:proofErr w:type="spellEnd"/>
+      <w:r>
+        <w:t xml:space="preserve"> </w:t>
+      </w:r>
+      <w:proofErr w:type="spellStart"/>
+      <w:r>
+        <w:t>szinten</w:t>
+      </w:r>
+      <w:proofErr w:type="spellEnd"/>
+      <w:r>
+        <w:t xml:space="preserve"> (</w:t>
+      </w:r>
+      <w:proofErr w:type="spellStart"/>
+      <w:r>
+        <w:t>gyökérelem</w:t>
+      </w:r>
+      <w:proofErr w:type="spellEnd"/>
+      <w:r>
+        <w:t>),</w:t>
+      </w:r>
+    </w:p>
+    <w:p>
+      <w:pPr>
+        <w:pStyle w:val="Listaszerbekezds"/>
+        <w:numPr>
+          <w:ilvl w:val="4"/>
+          <w:numId w:val="30"/>
+        </w:numPr>
+        <w:tabs>
+          <w:tab w:val="clear" w:pos="3600"/>
+        </w:tabs>
+        <w:ind w:left="426" w:hanging="284"/>
+      </w:pPr>
+      <w:r>
+        <w:t xml:space="preserve">ha </w:t>
+      </w:r>
+      <w:proofErr w:type="spellStart"/>
+      <w:r>
+        <w:t>nincsen</w:t>
+      </w:r>
+      <w:proofErr w:type="spellEnd"/>
+      <w:r>
+        <w:t xml:space="preserve"> </w:t>
+      </w:r>
+      <w:proofErr w:type="spellStart"/>
+      <w:r>
+        <w:t>alkalmas</w:t>
+      </w:r>
+      <w:proofErr w:type="spellEnd"/>
+      <w:r>
+        <w:t xml:space="preserve"> </w:t>
+      </w:r>
+      <w:proofErr w:type="spellStart"/>
+      <w:r>
+        <w:t>gyökérelem</w:t>
+      </w:r>
+      <w:proofErr w:type="spellEnd"/>
+      <w:r>
+        <w:t xml:space="preserve">, </w:t>
+      </w:r>
+      <w:proofErr w:type="spellStart"/>
+      <w:r>
+        <w:t>akkor</w:t>
+      </w:r>
+      <w:proofErr w:type="spellEnd"/>
+      <w:r>
+        <w:t xml:space="preserve"> </w:t>
+      </w:r>
+      <w:proofErr w:type="spellStart"/>
+      <w:r>
+        <w:t>használjuk</w:t>
+      </w:r>
+      <w:proofErr w:type="spellEnd"/>
+      <w:r>
+        <w:t xml:space="preserve"> </w:t>
+      </w:r>
+      <w:proofErr w:type="spellStart"/>
+      <w:r>
+        <w:t>az</w:t>
+      </w:r>
+      <w:proofErr w:type="spellEnd"/>
+      <w:r>
+        <w:t xml:space="preserve"> </w:t>
+      </w:r>
+      <w:proofErr w:type="spellStart"/>
+      <w:r>
+        <w:t>üres</w:t>
+      </w:r>
+      <w:proofErr w:type="spellEnd"/>
+      <w:r>
+        <w:t xml:space="preserve"> </w:t>
+      </w:r>
+      <w:proofErr w:type="spellStart"/>
+      <w:r>
+        <w:t>elemet</w:t>
+      </w:r>
+      <w:proofErr w:type="spellEnd"/>
+      <w:r>
+        <w:t xml:space="preserve"> (&lt;&gt;)</w:t>
+      </w:r>
+    </w:p>
+    <w:p>
+      <w:pPr>
+        <w:pStyle w:val="Listaszerbekezds"/>
+        <w:numPr>
+          <w:ilvl w:val="4"/>
+          <w:numId w:val="30"/>
+        </w:numPr>
+        <w:tabs>
+          <w:tab w:val="clear" w:pos="3600"/>
+        </w:tabs>
+        <w:spacing w:after="0"/>
+        <w:ind w:left="426" w:hanging="284"/>
+      </w:pPr>
+      <w:proofErr w:type="spellStart"/>
+      <w:r>
+        <w:t>mindig</w:t>
+      </w:r>
+      <w:proofErr w:type="spellEnd"/>
+      <w:r>
+        <w:t xml:space="preserve"> </w:t>
+      </w:r>
+      <w:proofErr w:type="spellStart"/>
+      <w:r>
+        <w:t>lennie</w:t>
+      </w:r>
+      <w:proofErr w:type="spellEnd"/>
+      <w:r>
+        <w:t xml:space="preserve"> </w:t>
+      </w:r>
+      <w:proofErr w:type="spellStart"/>
+      <w:r>
+        <w:t>kell</w:t>
+      </w:r>
+      <w:proofErr w:type="spellEnd"/>
+      <w:r>
+        <w:t xml:space="preserve"> </w:t>
+      </w:r>
+      <w:proofErr w:type="spellStart"/>
+      <w:r>
+        <w:t>záróelemnek</w:t>
+      </w:r>
+      <w:proofErr w:type="spellEnd"/>
+    </w:p>
+    <w:p>
+      <w:pPr>
+        <w:spacing w:before="0" w:after="0" w:line="240" w:lineRule="auto"/>
+        <w:ind w:left="567"/>
+        <w:jc w:val="left"/>
+        <w:rPr>
+          <w:strike/>
+        </w:rPr>
+      </w:pPr>
+      <w:proofErr w:type="spellStart"/>
+      <w:r>
+        <w:rPr>
+          <w:strike/>
+        </w:rPr>
+        <w:t>hibás</w:t>
+      </w:r>
+      <w:proofErr w:type="spellEnd"/>
+      <w:r>
+        <w:rPr>
+          <w:strike/>
+        </w:rPr>
+        <w:t xml:space="preserve">: </w:t>
+      </w:r>
+      <w:r>
+        <w:rPr>
+          <w:rFonts w:ascii="Consolas" w:eastAsia="Times New Roman" w:hAnsi="Consolas" w:cs="Times New Roman"/>
+          <w:strike/>
+          <w:color w:val="808080"/>
+          <w:kern w:val="0"/>
+          <w:sz w:val="21"/>
+          <w:szCs w:val="21"/>
+          <w:shd w:val="clear" w:color="auto" w:fill="000000" w:themeFill="text1"/>
+          <w:lang w:val="hu-HU" w:eastAsia="hu-HU"/>
+          <w14:ligatures w14:val="none"/>
+        </w:rPr>
+        <w:t>&lt;</w:t>
+      </w:r>
+      <w:proofErr w:type="spellStart"/>
+      <w:r>
+        <w:rPr>
+          <w:rFonts w:ascii="Consolas" w:eastAsia="Times New Roman" w:hAnsi="Consolas" w:cs="Times New Roman"/>
+          <w:strike/>
+          <w:color w:val="569CD6"/>
+          <w:kern w:val="0"/>
+          <w:sz w:val="21"/>
+          <w:szCs w:val="21"/>
+          <w:shd w:val="clear" w:color="auto" w:fill="000000" w:themeFill="text1"/>
+          <w:lang w:val="hu-HU" w:eastAsia="hu-HU"/>
+          <w14:ligatures w14:val="none"/>
+        </w:rPr>
+        <w:t>img</w:t>
+      </w:r>
+      <w:proofErr w:type="spellEnd"/>
+      <w:r>
+        <w:rPr>
+          <w:rFonts w:ascii="Consolas" w:eastAsia="Times New Roman" w:hAnsi="Consolas" w:cs="Times New Roman"/>
+          <w:strike/>
+          <w:color w:val="CCCCCC"/>
+          <w:kern w:val="0"/>
+          <w:sz w:val="21"/>
+          <w:szCs w:val="21"/>
+          <w:shd w:val="clear" w:color="auto" w:fill="000000" w:themeFill="text1"/>
+          <w:lang w:val="hu-HU" w:eastAsia="hu-HU"/>
+          <w14:ligatures w14:val="none"/>
+        </w:rPr>
+        <w:t xml:space="preserve"> </w:t>
+      </w:r>
+      <w:proofErr w:type="spellStart"/>
+      <w:r>
+        <w:rPr>
+          <w:rFonts w:ascii="Consolas" w:eastAsia="Times New Roman" w:hAnsi="Consolas" w:cs="Times New Roman"/>
+          <w:strike/>
+          <w:color w:val="9CDCFE"/>
+          <w:kern w:val="0"/>
+          <w:sz w:val="21"/>
+          <w:szCs w:val="21"/>
+          <w:shd w:val="clear" w:color="auto" w:fill="000000" w:themeFill="text1"/>
+          <w:lang w:val="hu-HU" w:eastAsia="hu-HU"/>
+          <w14:ligatures w14:val="none"/>
+        </w:rPr>
+        <w:t>src</w:t>
+      </w:r>
+      <w:proofErr w:type="spellEnd"/>
+      <w:r>
+        <w:rPr>
+          <w:rFonts w:ascii="Consolas" w:eastAsia="Times New Roman" w:hAnsi="Consolas" w:cs="Times New Roman"/>
+          <w:strike/>
+          <w:color w:val="D4D4D4"/>
+          <w:kern w:val="0"/>
+          <w:sz w:val="21"/>
+          <w:szCs w:val="21"/>
+          <w:shd w:val="clear" w:color="auto" w:fill="000000" w:themeFill="text1"/>
+          <w:lang w:val="hu-HU" w:eastAsia="hu-HU"/>
+          <w14:ligatures w14:val="none"/>
+        </w:rPr>
+        <w:t>=</w:t>
+      </w:r>
+      <w:r>
+        <w:rPr>
+          <w:rFonts w:ascii="Consolas" w:eastAsia="Times New Roman" w:hAnsi="Consolas" w:cs="Times New Roman"/>
+          <w:strike/>
+          <w:color w:val="CE9178"/>
+          <w:kern w:val="0"/>
+          <w:sz w:val="21"/>
+          <w:szCs w:val="21"/>
+          <w:shd w:val="clear" w:color="auto" w:fill="000000" w:themeFill="text1"/>
+          <w:lang w:val="hu-HU" w:eastAsia="hu-HU"/>
+          <w14:ligatures w14:val="none"/>
+        </w:rPr>
+        <w:t>"user.png"</w:t>
+      </w:r>
+      <w:r>
+        <w:rPr>
+          <w:rFonts w:ascii="Consolas" w:eastAsia="Times New Roman" w:hAnsi="Consolas" w:cs="Times New Roman"/>
+          <w:strike/>
+          <w:color w:val="808080"/>
+          <w:kern w:val="0"/>
+          <w:sz w:val="21"/>
+          <w:szCs w:val="21"/>
+          <w:shd w:val="clear" w:color="auto" w:fill="000000" w:themeFill="text1"/>
+          <w:lang w:val="hu-HU" w:eastAsia="hu-HU"/>
+          <w14:ligatures w14:val="none"/>
+        </w:rPr>
+        <w:t>&gt;</w:t>
+      </w:r>
+    </w:p>
+    <w:p>
+      <w:pPr>
+        <w:spacing w:before="0" w:after="0" w:line="240" w:lineRule="auto"/>
+        <w:ind w:left="567"/>
+        <w:jc w:val="left"/>
+      </w:pPr>
+      <w:proofErr w:type="spellStart"/>
+      <w:r>
+        <w:t>helyes</w:t>
+      </w:r>
+      <w:proofErr w:type="spellEnd"/>
+      <w:r>
+        <w:t xml:space="preserve">: </w:t>
+      </w:r>
+      <w:r>
+        <w:rPr>
+          <w:rFonts w:ascii="Consolas" w:eastAsia="Times New Roman" w:hAnsi="Consolas" w:cs="Times New Roman"/>
+          <w:color w:val="808080"/>
+          <w:kern w:val="0"/>
+          <w:sz w:val="21"/>
+          <w:szCs w:val="21"/>
+          <w:shd w:val="clear" w:color="auto" w:fill="000000" w:themeFill="text1"/>
+          <w:lang w:val="hu-HU" w:eastAsia="hu-HU"/>
+          <w14:ligatures w14:val="none"/>
+        </w:rPr>
+        <w:t>&lt;</w:t>
+      </w:r>
+      <w:proofErr w:type="spellStart"/>
+      <w:r>
+        <w:rPr>
+          <w:rFonts w:ascii="Consolas" w:eastAsia="Times New Roman" w:hAnsi="Consolas" w:cs="Times New Roman"/>
+          <w:color w:val="569CD6"/>
+          <w:kern w:val="0"/>
+          <w:sz w:val="21"/>
+          <w:szCs w:val="21"/>
+          <w:shd w:val="clear" w:color="auto" w:fill="000000" w:themeFill="text1"/>
+          <w:lang w:val="hu-HU" w:eastAsia="hu-HU"/>
+          <w14:ligatures w14:val="none"/>
+        </w:rPr>
+        <w:t>img</w:t>
+      </w:r>
+      <w:proofErr w:type="spellEnd"/>
+      <w:r>
+        <w:rPr>
+          <w:rFonts w:ascii="Consolas" w:eastAsia="Times New Roman" w:hAnsi="Consolas" w:cs="Times New Roman"/>
+          <w:color w:val="CCCCCC"/>
+          <w:kern w:val="0"/>
+          <w:sz w:val="21"/>
+          <w:szCs w:val="21"/>
+          <w:shd w:val="clear" w:color="auto" w:fill="000000" w:themeFill="text1"/>
+          <w:lang w:val="hu-HU" w:eastAsia="hu-HU"/>
+          <w14:ligatures w14:val="none"/>
+        </w:rPr>
+        <w:t xml:space="preserve"> </w:t>
+      </w:r>
+      <w:proofErr w:type="spellStart"/>
+      <w:r>
+        <w:rPr>
+          <w:rFonts w:ascii="Consolas" w:eastAsia="Times New Roman" w:hAnsi="Consolas" w:cs="Times New Roman"/>
+          <w:color w:val="9CDCFE"/>
+          <w:kern w:val="0"/>
+          <w:sz w:val="21"/>
+          <w:szCs w:val="21"/>
+          <w:shd w:val="clear" w:color="auto" w:fill="000000" w:themeFill="text1"/>
+          <w:lang w:val="hu-HU" w:eastAsia="hu-HU"/>
+          <w14:ligatures w14:val="none"/>
+        </w:rPr>
+        <w:t>src</w:t>
+      </w:r>
+      <w:proofErr w:type="spellEnd"/>
+      <w:r>
+        <w:rPr>
+          <w:rFonts w:ascii="Consolas" w:eastAsia="Times New Roman" w:hAnsi="Consolas" w:cs="Times New Roman"/>
+          <w:color w:val="D4D4D4"/>
+          <w:kern w:val="0"/>
+          <w:sz w:val="21"/>
+          <w:szCs w:val="21"/>
+          <w:shd w:val="clear" w:color="auto" w:fill="000000" w:themeFill="text1"/>
+          <w:lang w:val="hu-HU" w:eastAsia="hu-HU"/>
+          <w14:ligatures w14:val="none"/>
+        </w:rPr>
+        <w:t>=</w:t>
+      </w:r>
+      <w:r>
+        <w:rPr>
+          <w:rFonts w:ascii="Consolas" w:eastAsia="Times New Roman" w:hAnsi="Consolas" w:cs="Times New Roman"/>
+          <w:color w:val="CE9178"/>
+          <w:kern w:val="0"/>
+          <w:sz w:val="21"/>
+          <w:szCs w:val="21"/>
+          <w:shd w:val="clear" w:color="auto" w:fill="000000" w:themeFill="text1"/>
+          <w:lang w:val="hu-HU" w:eastAsia="hu-HU"/>
+          <w14:ligatures w14:val="none"/>
+        </w:rPr>
+        <w:t>"user.png"</w:t>
+      </w:r>
+      <w:r>
+        <w:rPr>
+          <w:rFonts w:ascii="Consolas" w:eastAsia="Times New Roman" w:hAnsi="Consolas" w:cs="Times New Roman"/>
+          <w:color w:val="808080"/>
+          <w:kern w:val="0"/>
+          <w:sz w:val="21"/>
+          <w:szCs w:val="21"/>
+          <w:shd w:val="clear" w:color="auto" w:fill="000000" w:themeFill="text1"/>
+          <w:lang w:val="hu-HU" w:eastAsia="hu-HU"/>
+          <w14:ligatures w14:val="none"/>
+        </w:rPr>
+        <w:t>/</w:t>
+      </w:r>
+      <w:r>
+        <w:rPr>
+          <w:rFonts w:ascii="Consolas" w:eastAsia="Times New Roman" w:hAnsi="Consolas" w:cs="Times New Roman"/>
+          <w:color w:val="808080"/>
+          <w:kern w:val="0"/>
+          <w:sz w:val="21"/>
+          <w:szCs w:val="21"/>
+          <w:shd w:val="clear" w:color="auto" w:fill="000000" w:themeFill="text1"/>
+          <w:lang w:val="hu-HU" w:eastAsia="hu-HU"/>
+          <w14:ligatures w14:val="none"/>
+        </w:rPr>
+        <w:t>&gt;</w:t>
+      </w:r>
+      <w:r>
+        <w:t xml:space="preserve"> </w:t>
+      </w:r>
+      <w:proofErr w:type="spellStart"/>
+      <w:r>
+        <w:t>vagy</w:t>
+      </w:r>
+      <w:proofErr w:type="spellEnd"/>
+      <w:r>
+        <w:t xml:space="preserve"> </w:t>
+      </w:r>
+      <w:r>
+        <w:rPr>
+          <w:rFonts w:ascii="Consolas" w:eastAsia="Times New Roman" w:hAnsi="Consolas" w:cs="Times New Roman"/>
+          <w:color w:val="808080"/>
+          <w:kern w:val="0"/>
+          <w:sz w:val="21"/>
+          <w:szCs w:val="21"/>
+          <w:shd w:val="clear" w:color="auto" w:fill="000000" w:themeFill="text1"/>
+          <w:lang w:val="hu-HU" w:eastAsia="hu-HU"/>
+          <w14:ligatures w14:val="none"/>
+        </w:rPr>
+        <w:t>&lt;</w:t>
+      </w:r>
+      <w:proofErr w:type="spellStart"/>
+      <w:r>
+        <w:rPr>
+          <w:rFonts w:ascii="Consolas" w:eastAsia="Times New Roman" w:hAnsi="Consolas" w:cs="Times New Roman"/>
+          <w:color w:val="569CD6"/>
+          <w:kern w:val="0"/>
+          <w:sz w:val="21"/>
+          <w:szCs w:val="21"/>
+          <w:shd w:val="clear" w:color="auto" w:fill="000000" w:themeFill="text1"/>
+          <w:lang w:val="hu-HU" w:eastAsia="hu-HU"/>
+          <w14:ligatures w14:val="none"/>
+        </w:rPr>
+        <w:t>img</w:t>
+      </w:r>
+      <w:proofErr w:type="spellEnd"/>
+      <w:r>
+        <w:rPr>
+          <w:rFonts w:ascii="Consolas" w:eastAsia="Times New Roman" w:hAnsi="Consolas" w:cs="Times New Roman"/>
+          <w:color w:val="CCCCCC"/>
+          <w:kern w:val="0"/>
+          <w:sz w:val="21"/>
+          <w:szCs w:val="21"/>
+          <w:shd w:val="clear" w:color="auto" w:fill="000000" w:themeFill="text1"/>
+          <w:lang w:val="hu-HU" w:eastAsia="hu-HU"/>
+          <w14:ligatures w14:val="none"/>
+        </w:rPr>
+        <w:t xml:space="preserve"> </w:t>
+      </w:r>
+      <w:proofErr w:type="spellStart"/>
+      <w:r>
+        <w:rPr>
+          <w:rFonts w:ascii="Consolas" w:eastAsia="Times New Roman" w:hAnsi="Consolas" w:cs="Times New Roman"/>
+          <w:color w:val="9CDCFE"/>
+          <w:kern w:val="0"/>
+          <w:sz w:val="21"/>
+          <w:szCs w:val="21"/>
+          <w:shd w:val="clear" w:color="auto" w:fill="000000" w:themeFill="text1"/>
+          <w:lang w:val="hu-HU" w:eastAsia="hu-HU"/>
+          <w14:ligatures w14:val="none"/>
+        </w:rPr>
+        <w:t>src</w:t>
+      </w:r>
+      <w:proofErr w:type="spellEnd"/>
+      <w:r>
+        <w:rPr>
+          <w:rFonts w:ascii="Consolas" w:eastAsia="Times New Roman" w:hAnsi="Consolas" w:cs="Times New Roman"/>
+          <w:color w:val="D4D4D4"/>
+          <w:kern w:val="0"/>
+          <w:sz w:val="21"/>
+          <w:szCs w:val="21"/>
+          <w:shd w:val="clear" w:color="auto" w:fill="000000" w:themeFill="text1"/>
+          <w:lang w:val="hu-HU" w:eastAsia="hu-HU"/>
+          <w14:ligatures w14:val="none"/>
+        </w:rPr>
+        <w:t>=</w:t>
+      </w:r>
+      <w:r>
+        <w:rPr>
+          <w:rFonts w:ascii="Consolas" w:eastAsia="Times New Roman" w:hAnsi="Consolas" w:cs="Times New Roman"/>
+          <w:color w:val="CE9178"/>
+          <w:kern w:val="0"/>
+          <w:sz w:val="21"/>
+          <w:szCs w:val="21"/>
+          <w:shd w:val="clear" w:color="auto" w:fill="000000" w:themeFill="text1"/>
+          <w:lang w:val="hu-HU" w:eastAsia="hu-HU"/>
+          <w14:ligatures w14:val="none"/>
+        </w:rPr>
+        <w:t>"user.png"</w:t>
+      </w:r>
+      <w:r>
+        <w:rPr>
+          <w:rFonts w:ascii="Consolas" w:eastAsia="Times New Roman" w:hAnsi="Consolas" w:cs="Times New Roman"/>
+          <w:color w:val="808080"/>
+          <w:kern w:val="0"/>
+          <w:sz w:val="21"/>
+          <w:szCs w:val="21"/>
+          <w:shd w:val="clear" w:color="auto" w:fill="000000" w:themeFill="text1"/>
+          <w:lang w:val="hu-HU" w:eastAsia="hu-HU"/>
+          <w14:ligatures w14:val="none"/>
+        </w:rPr>
+        <w:t>&gt;&lt;/</w:t>
+      </w:r>
+      <w:proofErr w:type="spellStart"/>
+      <w:r>
+        <w:rPr>
+          <w:rFonts w:ascii="Consolas" w:eastAsia="Times New Roman" w:hAnsi="Consolas" w:cs="Times New Roman"/>
+          <w:color w:val="569CD6"/>
+          <w:kern w:val="0"/>
+          <w:sz w:val="21"/>
+          <w:szCs w:val="21"/>
+          <w:shd w:val="clear" w:color="auto" w:fill="000000" w:themeFill="text1"/>
+          <w:lang w:val="hu-HU" w:eastAsia="hu-HU"/>
+          <w14:ligatures w14:val="none"/>
+        </w:rPr>
+        <w:t>img</w:t>
+      </w:r>
+      <w:proofErr w:type="spellEnd"/>
+      <w:r>
+        <w:rPr>
+          <w:rFonts w:ascii="Consolas" w:eastAsia="Times New Roman" w:hAnsi="Consolas" w:cs="Times New Roman"/>
+          <w:color w:val="808080"/>
+          <w:kern w:val="0"/>
+          <w:sz w:val="21"/>
+          <w:szCs w:val="21"/>
+          <w:shd w:val="clear" w:color="auto" w:fill="000000" w:themeFill="text1"/>
+          <w:lang w:val="hu-HU" w:eastAsia="hu-HU"/>
+          <w14:ligatures w14:val="none"/>
+        </w:rPr>
+        <w:t>&gt;</w:t>
+      </w:r>
+      <w:bookmarkStart w:id="0" w:name="_GoBack"/>
+      <w:bookmarkEnd w:id="0"/>
+    </w:p>
+    <w:p>
+      <w:pPr>
+        <w:pStyle w:val="Listaszerbekezds"/>
+        <w:numPr>
+          <w:ilvl w:val="4"/>
+          <w:numId w:val="30"/>
+        </w:numPr>
+        <w:tabs>
+          <w:tab w:val="clear" w:pos="3600"/>
+        </w:tabs>
+        <w:spacing w:after="0"/>
+        <w:ind w:left="426" w:hanging="284"/>
+      </w:pPr>
+      <w:proofErr w:type="spellStart"/>
+      <w:r>
+        <w:t>az</w:t>
+      </w:r>
+      <w:proofErr w:type="spellEnd"/>
+      <w:r>
+        <w:t xml:space="preserve"> </w:t>
+      </w:r>
+      <w:proofErr w:type="spellStart"/>
+      <w:r>
+        <w:t>egymásba</w:t>
+      </w:r>
+      <w:proofErr w:type="spellEnd"/>
+      <w:r>
+        <w:t xml:space="preserve"> </w:t>
+      </w:r>
+      <w:proofErr w:type="spellStart"/>
+      <w:r>
+        <w:t>ágyazott</w:t>
+      </w:r>
+      <w:proofErr w:type="spellEnd"/>
+      <w:r>
+        <w:t xml:space="preserve"> </w:t>
+      </w:r>
+      <w:proofErr w:type="spellStart"/>
+      <w:r>
+        <w:t>elemek</w:t>
+      </w:r>
+      <w:proofErr w:type="spellEnd"/>
+      <w:r>
+        <w:t xml:space="preserve"> </w:t>
+      </w:r>
+      <w:proofErr w:type="spellStart"/>
+      <w:r>
+        <w:t>sorrendje</w:t>
+      </w:r>
+      <w:proofErr w:type="spellEnd"/>
+    </w:p>
+    <w:p>
+      <w:pPr>
+        <w:spacing w:before="0" w:after="0" w:line="240" w:lineRule="auto"/>
+        <w:ind w:left="567"/>
+        <w:jc w:val="left"/>
+        <w:rPr>
+          <w:rFonts w:ascii="Consolas" w:eastAsia="Times New Roman" w:hAnsi="Consolas" w:cs="Times New Roman"/>
+          <w:strike/>
+          <w:color w:val="CCCCCC"/>
+          <w:kern w:val="0"/>
+          <w:sz w:val="21"/>
+          <w:szCs w:val="21"/>
+          <w:lang w:val="hu-HU" w:eastAsia="hu-HU"/>
+          <w14:ligatures w14:val="none"/>
+        </w:rPr>
+      </w:pPr>
+      <w:proofErr w:type="spellStart"/>
+      <w:r>
+        <w:rPr>
+          <w:strike/>
+        </w:rPr>
+        <w:t>hibás</w:t>
+      </w:r>
+      <w:proofErr w:type="spellEnd"/>
+      <w:r>
+        <w:rPr>
+          <w:strike/>
+        </w:rPr>
+        <w:t xml:space="preserve">: </w:t>
+      </w:r>
+      <w:r>
+        <w:rPr>
+          <w:rFonts w:ascii="Consolas" w:eastAsia="Times New Roman" w:hAnsi="Consolas" w:cs="Times New Roman"/>
+          <w:strike/>
+          <w:color w:val="808080"/>
+          <w:kern w:val="0"/>
+          <w:sz w:val="21"/>
+          <w:szCs w:val="21"/>
+          <w:shd w:val="clear" w:color="auto" w:fill="000000" w:themeFill="text1"/>
+          <w:lang w:val="hu-HU" w:eastAsia="hu-HU"/>
+          <w14:ligatures w14:val="none"/>
+        </w:rPr>
+        <w:t>&lt;</w:t>
+      </w:r>
+      <w:r>
+        <w:rPr>
+          <w:rFonts w:ascii="Consolas" w:eastAsia="Times New Roman" w:hAnsi="Consolas" w:cs="Times New Roman"/>
+          <w:b/>
+          <w:strike/>
+          <w:color w:val="8DD873" w:themeColor="accent6" w:themeTint="99"/>
+          <w:kern w:val="0"/>
+          <w:sz w:val="21"/>
+          <w:szCs w:val="21"/>
+          <w:shd w:val="clear" w:color="auto" w:fill="000000" w:themeFill="text1"/>
+          <w:lang w:val="hu-HU" w:eastAsia="hu-HU"/>
+          <w14:ligatures w14:val="none"/>
+        </w:rPr>
+        <w:t>b</w:t>
+      </w:r>
+      <w:r>
+        <w:rPr>
+          <w:rFonts w:ascii="Consolas" w:eastAsia="Times New Roman" w:hAnsi="Consolas" w:cs="Times New Roman"/>
+          <w:strike/>
+          <w:color w:val="808080"/>
+          <w:kern w:val="0"/>
+          <w:sz w:val="21"/>
+          <w:szCs w:val="21"/>
+          <w:shd w:val="clear" w:color="auto" w:fill="000000" w:themeFill="text1"/>
+          <w:lang w:val="hu-HU" w:eastAsia="hu-HU"/>
+          <w14:ligatures w14:val="none"/>
+        </w:rPr>
+        <w:t>&gt;&lt;</w:t>
+      </w:r>
+      <w:r>
+        <w:rPr>
+          <w:rFonts w:ascii="Consolas" w:eastAsia="Times New Roman" w:hAnsi="Consolas" w:cs="Times New Roman"/>
+          <w:strike/>
+          <w:color w:val="569CD6"/>
+          <w:kern w:val="0"/>
+          <w:sz w:val="21"/>
+          <w:szCs w:val="21"/>
+          <w:shd w:val="clear" w:color="auto" w:fill="000000" w:themeFill="text1"/>
+          <w:lang w:val="hu-HU" w:eastAsia="hu-HU"/>
+          <w14:ligatures w14:val="none"/>
+        </w:rPr>
+        <w:t>i</w:t>
+      </w:r>
+      <w:r>
+        <w:rPr>
+          <w:rFonts w:ascii="Consolas" w:eastAsia="Times New Roman" w:hAnsi="Consolas" w:cs="Times New Roman"/>
+          <w:strike/>
+          <w:color w:val="808080"/>
+          <w:kern w:val="0"/>
+          <w:sz w:val="21"/>
+          <w:szCs w:val="21"/>
+          <w:shd w:val="clear" w:color="auto" w:fill="000000" w:themeFill="text1"/>
+          <w:lang w:val="hu-HU" w:eastAsia="hu-HU"/>
+          <w14:ligatures w14:val="none"/>
+        </w:rPr>
+        <w:t>&gt;</w:t>
+      </w:r>
+      <w:r>
+        <w:rPr>
+          <w:rFonts w:ascii="Consolas" w:eastAsia="Times New Roman" w:hAnsi="Consolas" w:cs="Times New Roman"/>
+          <w:strike/>
+          <w:color w:val="CCCCCC"/>
+          <w:kern w:val="0"/>
+          <w:sz w:val="21"/>
+          <w:szCs w:val="21"/>
+          <w:shd w:val="clear" w:color="auto" w:fill="000000" w:themeFill="text1"/>
+          <w:lang w:val="hu-HU" w:eastAsia="hu-HU"/>
+          <w14:ligatures w14:val="none"/>
+        </w:rPr>
+        <w:t>hello</w:t>
+      </w:r>
+      <w:r>
+        <w:rPr>
+          <w:rFonts w:ascii="Consolas" w:eastAsia="Times New Roman" w:hAnsi="Consolas" w:cs="Times New Roman"/>
+          <w:strike/>
+          <w:color w:val="808080"/>
+          <w:kern w:val="0"/>
+          <w:sz w:val="21"/>
+          <w:szCs w:val="21"/>
+          <w:shd w:val="clear" w:color="auto" w:fill="000000" w:themeFill="text1"/>
+          <w:lang w:val="hu-HU" w:eastAsia="hu-HU"/>
+          <w14:ligatures w14:val="none"/>
+        </w:rPr>
+        <w:t>&lt;/</w:t>
+      </w:r>
+      <w:r>
+        <w:rPr>
+          <w:rFonts w:ascii="Consolas" w:eastAsia="Times New Roman" w:hAnsi="Consolas" w:cs="Times New Roman"/>
+          <w:b/>
+          <w:strike/>
+          <w:color w:val="8DD873" w:themeColor="accent6" w:themeTint="99"/>
+          <w:kern w:val="0"/>
+          <w:sz w:val="21"/>
+          <w:szCs w:val="21"/>
+          <w:shd w:val="clear" w:color="auto" w:fill="000000" w:themeFill="text1"/>
+          <w:lang w:val="hu-HU" w:eastAsia="hu-HU"/>
+          <w14:ligatures w14:val="none"/>
+        </w:rPr>
+        <w:t>b</w:t>
+      </w:r>
+      <w:r>
+        <w:rPr>
+          <w:rFonts w:ascii="Consolas" w:eastAsia="Times New Roman" w:hAnsi="Consolas" w:cs="Times New Roman"/>
+          <w:strike/>
+          <w:color w:val="808080"/>
+          <w:kern w:val="0"/>
+          <w:sz w:val="21"/>
+          <w:szCs w:val="21"/>
+          <w:shd w:val="clear" w:color="auto" w:fill="000000" w:themeFill="text1"/>
+          <w:lang w:val="hu-HU" w:eastAsia="hu-HU"/>
+          <w14:ligatures w14:val="none"/>
+        </w:rPr>
+        <w:t>&gt;&lt;/</w:t>
+      </w:r>
+      <w:r>
+        <w:rPr>
+          <w:rFonts w:ascii="Consolas" w:eastAsia="Times New Roman" w:hAnsi="Consolas" w:cs="Times New Roman"/>
+          <w:strike/>
+          <w:color w:val="569CD6"/>
+          <w:kern w:val="0"/>
+          <w:sz w:val="21"/>
+          <w:szCs w:val="21"/>
+          <w:shd w:val="clear" w:color="auto" w:fill="000000" w:themeFill="text1"/>
+          <w:lang w:val="hu-HU" w:eastAsia="hu-HU"/>
+          <w14:ligatures w14:val="none"/>
+        </w:rPr>
+        <w:t>i</w:t>
+      </w:r>
+      <w:r>
+        <w:rPr>
+          <w:rFonts w:ascii="Consolas" w:eastAsia="Times New Roman" w:hAnsi="Consolas" w:cs="Times New Roman"/>
+          <w:strike/>
+          <w:color w:val="808080"/>
+          <w:kern w:val="0"/>
+          <w:sz w:val="21"/>
+          <w:szCs w:val="21"/>
+          <w:shd w:val="clear" w:color="auto" w:fill="000000" w:themeFill="text1"/>
+          <w:lang w:val="hu-HU" w:eastAsia="hu-HU"/>
+          <w14:ligatures w14:val="none"/>
+        </w:rPr>
+        <w:t>&gt;</w:t>
+      </w:r>
+    </w:p>
+    <w:p>
+      <w:pPr>
+        <w:spacing w:before="0" w:after="0" w:line="240" w:lineRule="auto"/>
+        <w:ind w:left="567"/>
+        <w:jc w:val="left"/>
+        <w:rPr>
+          <w:rFonts w:ascii="Consolas" w:eastAsia="Times New Roman" w:hAnsi="Consolas" w:cs="Times New Roman"/>
+          <w:color w:val="CCCCCC"/>
+          <w:kern w:val="0"/>
+          <w:sz w:val="21"/>
+          <w:szCs w:val="21"/>
+          <w:lang w:val="hu-HU" w:eastAsia="hu-HU"/>
+          <w14:ligatures w14:val="none"/>
+        </w:rPr>
+      </w:pPr>
+      <w:proofErr w:type="spellStart"/>
+      <w:r>
+        <w:t>helyes</w:t>
+      </w:r>
+      <w:proofErr w:type="spellEnd"/>
+      <w:r>
+        <w:t xml:space="preserve">: </w:t>
+      </w:r>
+      <w:r>
+        <w:rPr>
+          <w:rFonts w:ascii="Consolas" w:eastAsia="Times New Roman" w:hAnsi="Consolas" w:cs="Times New Roman"/>
+          <w:color w:val="808080"/>
+          <w:kern w:val="0"/>
+          <w:sz w:val="21"/>
+          <w:szCs w:val="21"/>
+          <w:shd w:val="clear" w:color="auto" w:fill="000000" w:themeFill="text1"/>
+          <w:lang w:val="hu-HU" w:eastAsia="hu-HU"/>
+          <w14:ligatures w14:val="none"/>
+        </w:rPr>
+        <w:t>&lt;</w:t>
+      </w:r>
+      <w:r>
+        <w:rPr>
+          <w:rFonts w:ascii="Consolas" w:eastAsia="Times New Roman" w:hAnsi="Consolas" w:cs="Times New Roman"/>
+          <w:b/>
+          <w:color w:val="8DD873" w:themeColor="accent6" w:themeTint="99"/>
+          <w:kern w:val="0"/>
+          <w:sz w:val="21"/>
+          <w:szCs w:val="21"/>
+          <w:shd w:val="clear" w:color="auto" w:fill="000000" w:themeFill="text1"/>
+          <w:lang w:val="hu-HU" w:eastAsia="hu-HU"/>
+          <w14:ligatures w14:val="none"/>
+        </w:rPr>
+        <w:t>b</w:t>
+      </w:r>
+      <w:r>
+        <w:rPr>
+          <w:rFonts w:ascii="Consolas" w:eastAsia="Times New Roman" w:hAnsi="Consolas" w:cs="Times New Roman"/>
+          <w:color w:val="808080"/>
+          <w:kern w:val="0"/>
+          <w:sz w:val="21"/>
+          <w:szCs w:val="21"/>
+          <w:shd w:val="clear" w:color="auto" w:fill="000000" w:themeFill="text1"/>
+          <w:lang w:val="hu-HU" w:eastAsia="hu-HU"/>
+          <w14:ligatures w14:val="none"/>
+        </w:rPr>
+        <w:t>&gt;&lt;</w:t>
+      </w:r>
+      <w:r>
+        <w:rPr>
+          <w:rFonts w:ascii="Consolas" w:eastAsia="Times New Roman" w:hAnsi="Consolas" w:cs="Times New Roman"/>
+          <w:color w:val="569CD6"/>
+          <w:kern w:val="0"/>
+          <w:sz w:val="21"/>
+          <w:szCs w:val="21"/>
+          <w:shd w:val="clear" w:color="auto" w:fill="000000" w:themeFill="text1"/>
+          <w:lang w:val="hu-HU" w:eastAsia="hu-HU"/>
+          <w14:ligatures w14:val="none"/>
+        </w:rPr>
+        <w:t>i</w:t>
+      </w:r>
+      <w:r>
+        <w:rPr>
+          <w:rFonts w:ascii="Consolas" w:eastAsia="Times New Roman" w:hAnsi="Consolas" w:cs="Times New Roman"/>
+          <w:color w:val="808080"/>
+          <w:kern w:val="0"/>
+          <w:sz w:val="21"/>
+          <w:szCs w:val="21"/>
+          <w:shd w:val="clear" w:color="auto" w:fill="000000" w:themeFill="text1"/>
+          <w:lang w:val="hu-HU" w:eastAsia="hu-HU"/>
+          <w14:ligatures w14:val="none"/>
+        </w:rPr>
+        <w:t>&gt;</w:t>
+      </w:r>
+      <w:r>
+        <w:rPr>
+          <w:rFonts w:ascii="Consolas" w:eastAsia="Times New Roman" w:hAnsi="Consolas" w:cs="Times New Roman"/>
+          <w:color w:val="CCCCCC"/>
+          <w:kern w:val="0"/>
+          <w:sz w:val="21"/>
+          <w:szCs w:val="21"/>
+          <w:shd w:val="clear" w:color="auto" w:fill="000000" w:themeFill="text1"/>
+          <w:lang w:val="hu-HU" w:eastAsia="hu-HU"/>
+          <w14:ligatures w14:val="none"/>
+        </w:rPr>
+        <w:t>hello</w:t>
+      </w:r>
+      <w:r>
+        <w:rPr>
+          <w:rFonts w:ascii="Consolas" w:eastAsia="Times New Roman" w:hAnsi="Consolas" w:cs="Times New Roman"/>
+          <w:color w:val="808080"/>
+          <w:kern w:val="0"/>
+          <w:sz w:val="21"/>
+          <w:szCs w:val="21"/>
+          <w:shd w:val="clear" w:color="auto" w:fill="000000" w:themeFill="text1"/>
+          <w:lang w:val="hu-HU" w:eastAsia="hu-HU"/>
+          <w14:ligatures w14:val="none"/>
+        </w:rPr>
+        <w:t>&lt;/</w:t>
+      </w:r>
+      <w:r>
+        <w:rPr>
+          <w:rFonts w:ascii="Consolas" w:eastAsia="Times New Roman" w:hAnsi="Consolas" w:cs="Times New Roman"/>
+          <w:color w:val="569CD6"/>
+          <w:kern w:val="0"/>
+          <w:sz w:val="21"/>
+          <w:szCs w:val="21"/>
+          <w:shd w:val="clear" w:color="auto" w:fill="000000" w:themeFill="text1"/>
+          <w:lang w:val="hu-HU" w:eastAsia="hu-HU"/>
+          <w14:ligatures w14:val="none"/>
+        </w:rPr>
+        <w:t>i</w:t>
+      </w:r>
+      <w:r>
+        <w:rPr>
+          <w:rFonts w:ascii="Consolas" w:eastAsia="Times New Roman" w:hAnsi="Consolas" w:cs="Times New Roman"/>
+          <w:color w:val="808080"/>
+          <w:kern w:val="0"/>
+          <w:sz w:val="21"/>
+          <w:szCs w:val="21"/>
+          <w:shd w:val="clear" w:color="auto" w:fill="000000" w:themeFill="text1"/>
+          <w:lang w:val="hu-HU" w:eastAsia="hu-HU"/>
+          <w14:ligatures w14:val="none"/>
+        </w:rPr>
+        <w:t>&gt;&lt;/</w:t>
+      </w:r>
+      <w:r>
+        <w:rPr>
+          <w:rFonts w:ascii="Consolas" w:eastAsia="Times New Roman" w:hAnsi="Consolas" w:cs="Times New Roman"/>
+          <w:b/>
+          <w:color w:val="8DD873" w:themeColor="accent6" w:themeTint="99"/>
+          <w:kern w:val="0"/>
+          <w:sz w:val="21"/>
+          <w:szCs w:val="21"/>
+          <w:shd w:val="clear" w:color="auto" w:fill="000000" w:themeFill="text1"/>
+          <w:lang w:val="hu-HU" w:eastAsia="hu-HU"/>
+          <w14:ligatures w14:val="none"/>
+        </w:rPr>
+        <w:t>b</w:t>
+      </w:r>
+      <w:r>
+        <w:rPr>
+          <w:rFonts w:ascii="Consolas" w:eastAsia="Times New Roman" w:hAnsi="Consolas" w:cs="Times New Roman"/>
+          <w:color w:val="808080"/>
+          <w:kern w:val="0"/>
+          <w:sz w:val="21"/>
+          <w:szCs w:val="21"/>
+          <w:shd w:val="clear" w:color="auto" w:fill="000000" w:themeFill="text1"/>
+          <w:lang w:val="hu-HU" w:eastAsia="hu-HU"/>
+          <w14:ligatures w14:val="none"/>
+        </w:rPr>
+        <w:t>&gt;</w:t>
+      </w:r>
+    </w:p>
     <w:p/>
     <w:p>
-      <w:pPr>
-        <w:pStyle w:val="Cmsor2"/>
-      </w:pPr>
-      <w:r>
-        <w:t xml:space="preserve">JSX – HTML </w:t>
-      </w:r>
-      <w:proofErr w:type="spellStart"/>
-      <w:r>
-        <w:t>és</w:t>
-      </w:r>
-      <w:proofErr w:type="spellEnd"/>
-      <w:r>
-        <w:t xml:space="preserve"> JavaScript </w:t>
-      </w:r>
-      <w:proofErr w:type="spellStart"/>
-      <w:r>
-        <w:t>egyben</w:t>
-      </w:r>
-      <w:proofErr w:type="spellEnd"/>
-    </w:p>
-    <w:p/>
-    <w:p/>
-    <w:p/>
-    <w:p>
-      <w:r>
-        <w:t xml:space="preserve">3. A React </w:t>
-      </w:r>
-      <w:proofErr w:type="spellStart"/>
-      <w:r>
-        <w:t>projekt</w:t>
-      </w:r>
-      <w:proofErr w:type="spellEnd"/>
-      <w:r>
-        <w:t xml:space="preserve"> </w:t>
+      <w:proofErr w:type="spellStart"/>
+      <w:r>
+        <w:t>3.</w:t>
+      </w:r>
+      <w:proofErr w:type="spellEnd"/>
+      <w:r>
+        <w:t xml:space="preserve"> A React projekt </w:t>
       </w:r>
       <w:proofErr w:type="spellStart"/>
       <w:r>
@@ -9449,33 +14283,33 @@
     </w:p>
     <w:p>
       <w:r>
+        <w:t>import data from './</w:t>
+      </w:r>
+      <w:proofErr w:type="spellStart"/>
+      <w:r>
+        <w:t>data.json</w:t>
+      </w:r>
+      <w:proofErr w:type="spellEnd"/>
+      <w:r>
+        <w:t>'</w:t>
+      </w:r>
+    </w:p>
+    <w:p>
+      <w:r>
+        <w:t xml:space="preserve">import Table from </w:t>
+      </w:r>
+      <w:proofErr w:type="gramStart"/>
+      <w:r>
+        <w:t>'./</w:t>
+      </w:r>
+      <w:proofErr w:type="gramEnd"/>
+      <w:r>
+        <w:t>Table'</w:t>
+      </w:r>
+    </w:p>
+    <w:p>
+      <w:r>
         <w:lastRenderedPageBreak/>
-        <w:t>import data from './</w:t>
-      </w:r>
-      <w:proofErr w:type="spellStart"/>
-      <w:r>
-        <w:t>data.json</w:t>
-      </w:r>
-      <w:proofErr w:type="spellEnd"/>
-      <w:r>
-        <w:t>'</w:t>
-      </w:r>
-    </w:p>
-    <w:p>
-      <w:r>
-        <w:t xml:space="preserve">import Table from </w:t>
-      </w:r>
-      <w:proofErr w:type="gramStart"/>
-      <w:r>
-        <w:t>'./</w:t>
-      </w:r>
-      <w:proofErr w:type="gramEnd"/>
-      <w:r>
-        <w:t>Table'</w:t>
-      </w:r>
-    </w:p>
-    <w:p>
-      <w:r>
         <w:pict w14:anchorId="5DDDC6D1">
           <v:rect id="_x0000_i1026" style="width:0;height:1.5pt" o:hralign="center" o:hrstd="t" o:hr="t" fillcolor="#a0a0a0" stroked="f"/>
         </w:pict>
@@ -9900,26 +14734,26 @@
       </w:pPr>
       <w:proofErr w:type="spellStart"/>
       <w:r>
+        <w:t>paraméterezés</w:t>
+      </w:r>
+      <w:proofErr w:type="spellEnd"/>
+    </w:p>
+    <w:p>
+      <w:r>
+        <w:t xml:space="preserve">function </w:t>
+      </w:r>
+      <w:proofErr w:type="gramStart"/>
+      <w:r>
+        <w:t>Table(</w:t>
+      </w:r>
+      <w:proofErr w:type="gramEnd"/>
+      <w:r>
+        <w:t>{ title }) {</w:t>
+      </w:r>
+    </w:p>
+    <w:p>
+      <w:r>
         <w:lastRenderedPageBreak/>
-        <w:t>paraméterezés</w:t>
-      </w:r>
-      <w:proofErr w:type="spellEnd"/>
-    </w:p>
-    <w:p>
-      <w:r>
-        <w:t xml:space="preserve">function </w:t>
-      </w:r>
-      <w:proofErr w:type="gramStart"/>
-      <w:r>
-        <w:t>Table({ title</w:t>
-      </w:r>
-      <w:proofErr w:type="gramEnd"/>
-      <w:r>
-        <w:t xml:space="preserve"> }) {</w:t>
-      </w:r>
-    </w:p>
-    <w:p>
-      <w:r>
         <w:t xml:space="preserve">  return &lt;h2&gt;{title}&lt;/h2&gt;</w:t>
       </w:r>
     </w:p>
@@ -10050,13 +14884,8 @@
         <w:t>(</w:t>
       </w:r>
       <w:proofErr w:type="spellStart"/>
-      <w:proofErr w:type="gramStart"/>
-      <w:r>
-        <w:t>e.target</w:t>
-      </w:r>
-      <w:proofErr w:type="gramEnd"/>
-      <w:r>
-        <w:t>.value</w:t>
+      <w:r>
+        <w:t>e.target.value</w:t>
       </w:r>
       <w:proofErr w:type="spellEnd"/>
       <w:r>
@@ -10313,44 +15142,44 @@
       </w:pPr>
       <w:proofErr w:type="spellStart"/>
       <w:r>
+        <w:t>immutabilitás</w:t>
+      </w:r>
+      <w:proofErr w:type="spellEnd"/>
+    </w:p>
+    <w:p>
+      <w:proofErr w:type="spellStart"/>
+      <w:r>
+        <w:t>const</w:t>
+      </w:r>
+      <w:proofErr w:type="spellEnd"/>
+      <w:r>
+        <w:t xml:space="preserve"> [rows, </w:t>
+      </w:r>
+      <w:proofErr w:type="spellStart"/>
+      <w:r>
+        <w:t>setRows</w:t>
+      </w:r>
+      <w:proofErr w:type="spellEnd"/>
+      <w:r>
+        <w:t xml:space="preserve">] = </w:t>
+      </w:r>
+      <w:proofErr w:type="spellStart"/>
+      <w:proofErr w:type="gramStart"/>
+      <w:r>
+        <w:t>useState</w:t>
+      </w:r>
+      <w:proofErr w:type="spellEnd"/>
+      <w:r>
+        <w:t>(</w:t>
+      </w:r>
+      <w:proofErr w:type="gramEnd"/>
+      <w:r>
+        <w:t>[])</w:t>
+      </w:r>
+    </w:p>
+    <w:p>
+      <w:r>
         <w:lastRenderedPageBreak/>
-        <w:t>immutabilitás</w:t>
-      </w:r>
-      <w:proofErr w:type="spellEnd"/>
-    </w:p>
-    <w:p>
-      <w:proofErr w:type="spellStart"/>
-      <w:r>
-        <w:t>const</w:t>
-      </w:r>
-      <w:proofErr w:type="spellEnd"/>
-      <w:r>
-        <w:t xml:space="preserve"> [rows, </w:t>
-      </w:r>
-      <w:proofErr w:type="spellStart"/>
-      <w:r>
-        <w:t>setRows</w:t>
-      </w:r>
-      <w:proofErr w:type="spellEnd"/>
-      <w:r>
-        <w:t xml:space="preserve">] = </w:t>
-      </w:r>
-      <w:proofErr w:type="spellStart"/>
-      <w:proofErr w:type="gramStart"/>
-      <w:r>
-        <w:t>useState</w:t>
-      </w:r>
-      <w:proofErr w:type="spellEnd"/>
-      <w:r>
-        <w:t>(</w:t>
-      </w:r>
-      <w:proofErr w:type="gramEnd"/>
-      <w:r>
-        <w:t>[])</w:t>
-      </w:r>
-    </w:p>
-    <w:p>
-      <w:r>
         <w:t xml:space="preserve">Az </w:t>
       </w:r>
       <w:proofErr w:type="spellStart"/>
@@ -10498,12 +15327,10 @@
         <w:t xml:space="preserve">(r =&gt; </w:t>
       </w:r>
       <w:proofErr w:type="spellStart"/>
-      <w:proofErr w:type="gramStart"/>
       <w:r>
         <w:t>r.json</w:t>
       </w:r>
       <w:proofErr w:type="spellEnd"/>
-      <w:proofErr w:type="gramEnd"/>
       <w:r>
         <w:t>())</w:t>
       </w:r>
@@ -10691,8 +15518,13 @@
       </w:r>
     </w:p>
     <w:p>
-      <w:r>
-        <w:t xml:space="preserve">Nem </w:t>
+      <w:proofErr w:type="spellStart"/>
+      <w:r>
+        <w:t>Nem</w:t>
+      </w:r>
+      <w:proofErr w:type="spellEnd"/>
+      <w:r>
+        <w:t xml:space="preserve"> </w:t>
       </w:r>
       <w:proofErr w:type="spellStart"/>
       <w:r>
@@ -10719,8 +15551,13 @@
       </w:r>
     </w:p>
     <w:p>
-      <w:r>
-        <w:t xml:space="preserve">Végső </w:t>
+      <w:proofErr w:type="spellStart"/>
+      <w:r>
+        <w:t>Végső</w:t>
+      </w:r>
+      <w:proofErr w:type="spellEnd"/>
+      <w:r>
+        <w:t xml:space="preserve"> </w:t>
       </w:r>
       <w:proofErr w:type="spellStart"/>
       <w:r>
@@ -10905,7 +15742,7 @@
 </file>
 
 <file path=word/numbering.xml><?xml version="1.0" encoding="utf-8"?>
-<w:numbering xmlns:wpc="http://schemas.microsoft.com/office/word/2010/wordprocessingCanvas" xmlns:cx="http://schemas.microsoft.com/office/drawing/2014/chartex" xmlns:cx1="http://schemas.microsoft.com/office/drawing/2015/9/8/chartex" xmlns:cx2="http://schemas.microsoft.com/office/drawing/2015/10/21/chartex" xmlns:cx3="http://schemas.microsoft.com/office/drawing/2016/5/9/chartex" xmlns:cx4="http://schemas.microsoft.com/office/drawing/2016/5/10/chartex" xmlns:cx5="http://schemas.microsoft.com/office/drawing/2016/5/11/chartex" xmlns:cx6="http://schemas.microsoft.com/office/drawing/2016/5/12/chartex" xmlns:cx7="http://schemas.microsoft.com/office/drawing/2016/5/13/chartex" xmlns:cx8="http://schemas.microsoft.com/office/drawing/2016/5/14/chartex" xmlns:mc="http://schemas.openxmlformats.org/markup-compatibility/2006" xmlns:aink="http://schemas.microsoft.com/office/drawing/2016/ink" xmlns:am3d="http://schemas.microsoft.com/office/drawing/2017/model3d" xmlns:o="urn:schemas-microsoft-com:office:office" xmlns:oel="http://schemas.microsoft.com/office/2019/extlst" xmlns:r="http://schemas.openxmlformats.org/officeDocument/2006/relationships" xmlns:m="http://schemas.openxmlformats.org/officeDocument/2006/math" xmlns:v="urn:schemas-microsoft-com:vml" xmlns:wp14="http://schemas.microsoft.com/office/word/2010/wordprocessingDrawing" xmlns:wp="http://schemas.openxmlformats.org/drawingml/2006/wordprocessingDrawing" xmlns:w10="urn:schemas-microsoft-com:office:word" xmlns:w="http://schemas.openxmlformats.org/wordprocessingml/2006/main" xmlns:w14="http://schemas.microsoft.com/office/word/2010/wordml" xmlns:w15="http://schemas.microsoft.com/office/word/2012/wordml" xmlns:w16cex="http://schemas.microsoft.com/office/word/2018/wordml/cex" xmlns:w16cid="http://schemas.microsoft.com/office/word/2016/wordml/cid" xmlns:w16="http://schemas.microsoft.com/office/word/2018/wordml" xmlns:w16du="http://schemas.microsoft.com/office/word/2023/wordml/word16du" xmlns:w16sdtdh="http://schemas.microsoft.com/office/word/2020/wordml/sdtdatahash" xmlns:w16sdtfl="http://schemas.microsoft.com/office/word/2024/wordml/sdtformatlock" xmlns:w16se="http://schemas.microsoft.com/office/word/2015/wordml/symex" xmlns:wpg="http://schemas.microsoft.com/office/word/2010/wordprocessingGroup" xmlns:wpi="http://schemas.microsoft.com/office/word/2010/wordprocessingInk" xmlns:wne="http://schemas.microsoft.com/office/word/2006/wordml" xmlns:wps="http://schemas.microsoft.com/office/word/2010/wordprocessingShape" mc:Ignorable="w14 w15 w16se w16cid w16 w16cex w16sdtdh w16sdtfl w16du wp14">
+<w:numbering xmlns:wpc="http://schemas.microsoft.com/office/word/2010/wordprocessingCanvas" xmlns:cx="http://schemas.microsoft.com/office/drawing/2014/chartex" xmlns:cx1="http://schemas.microsoft.com/office/drawing/2015/9/8/chartex" xmlns:cx2="http://schemas.microsoft.com/office/drawing/2015/10/21/chartex" xmlns:cx3="http://schemas.microsoft.com/office/drawing/2016/5/9/chartex" xmlns:cx4="http://schemas.microsoft.com/office/drawing/2016/5/10/chartex" xmlns:cx5="http://schemas.microsoft.com/office/drawing/2016/5/11/chartex" xmlns:cx6="http://schemas.microsoft.com/office/drawing/2016/5/12/chartex" xmlns:cx7="http://schemas.microsoft.com/office/drawing/2016/5/13/chartex" xmlns:cx8="http://schemas.microsoft.com/office/drawing/2016/5/14/chartex" xmlns:mc="http://schemas.openxmlformats.org/markup-compatibility/2006" xmlns:aink="http://schemas.microsoft.com/office/drawing/2016/ink" xmlns:am3d="http://schemas.microsoft.com/office/drawing/2017/model3d" xmlns:o="urn:schemas-microsoft-com:office:office" xmlns:r="http://schemas.openxmlformats.org/officeDocument/2006/relationships" xmlns:m="http://schemas.openxmlformats.org/officeDocument/2006/math" xmlns:v="urn:schemas-microsoft-com:vml" xmlns:wp14="http://schemas.microsoft.com/office/word/2010/wordprocessingDrawing" xmlns:wp="http://schemas.openxmlformats.org/drawingml/2006/wordprocessingDrawing" xmlns:w10="urn:schemas-microsoft-com:office:word" xmlns:w="http://schemas.openxmlformats.org/wordprocessingml/2006/main" xmlns:w14="http://schemas.microsoft.com/office/word/2010/wordml" xmlns:w15="http://schemas.microsoft.com/office/word/2012/wordml" xmlns:w16cid="http://schemas.microsoft.com/office/word/2016/wordml/cid" xmlns:w16se="http://schemas.microsoft.com/office/word/2015/wordml/symex" xmlns:wpg="http://schemas.microsoft.com/office/word/2010/wordprocessingGroup" xmlns:wpi="http://schemas.microsoft.com/office/word/2010/wordprocessingInk" xmlns:wne="http://schemas.microsoft.com/office/word/2006/wordml" xmlns:wps="http://schemas.microsoft.com/office/word/2010/wordprocessingShape" mc:Ignorable="w14 w15 w16se w16cid wp14">
   <w:abstractNum w:abstractNumId="0" w15:restartNumberingAfterBreak="0">
     <w:nsid w:val="019C6652"/>
     <w:multiLevelType w:val="hybridMultilevel"/>
@@ -12952,7 +17789,7 @@
   <w:abstractNum w:abstractNumId="17" w15:restartNumberingAfterBreak="0">
     <w:nsid w:val="3B8C398A"/>
     <w:multiLevelType w:val="multilevel"/>
-    <w:tmpl w:val="04B28C4A"/>
+    <w:tmpl w:val="6CFEEC2C"/>
     <w:lvl w:ilvl="0">
       <w:start w:val="1"/>
       <w:numFmt w:val="bullet"/>
@@ -12997,23 +17834,18 @@
         <w:sz w:val="20"/>
       </w:rPr>
     </w:lvl>
-    <w:lvl w:ilvl="3" w:tentative="1">
-      <w:start w:val="1"/>
+    <w:lvl w:ilvl="3">
       <w:numFmt w:val="bullet"/>
-      <w:lvlText w:val=""/>
-      <w:lvlJc w:val="left"/>
-      <w:pPr>
-        <w:tabs>
-          <w:tab w:val="num" w:pos="2880"/>
-        </w:tabs>
+      <w:lvlText w:val="-"/>
+      <w:lvlJc w:val="left"/>
+      <w:pPr>
         <w:ind w:left="2880" w:hanging="360"/>
       </w:pPr>
       <w:rPr>
-        <w:rFonts w:ascii="Wingdings" w:hAnsi="Wingdings" w:hint="default"/>
-        <w:sz w:val="20"/>
+        <w:rFonts w:ascii="Verdana" w:eastAsiaTheme="minorHAnsi" w:hAnsi="Verdana" w:cstheme="minorBidi" w:hint="default"/>
       </w:rPr>
     </w:lvl>
-    <w:lvl w:ilvl="4" w:tentative="1">
+    <w:lvl w:ilvl="4">
       <w:start w:val="1"/>
       <w:numFmt w:val="bullet"/>
       <w:lvlText w:val=""/>
@@ -14891,107 +19723,107 @@
       </w:rPr>
     </w:lvl>
   </w:abstractNum>
-  <w:num w:numId="1" w16cid:durableId="921989315">
+  <w:num w:numId="1">
     <w:abstractNumId w:val="5"/>
   </w:num>
-  <w:num w:numId="2" w16cid:durableId="152961195">
+  <w:num w:numId="2">
     <w:abstractNumId w:val="27"/>
   </w:num>
-  <w:num w:numId="3" w16cid:durableId="1744452151">
+  <w:num w:numId="3">
     <w:abstractNumId w:val="31"/>
   </w:num>
-  <w:num w:numId="4" w16cid:durableId="433785840">
+  <w:num w:numId="4">
     <w:abstractNumId w:val="29"/>
   </w:num>
-  <w:num w:numId="5" w16cid:durableId="1946769062">
+  <w:num w:numId="5">
     <w:abstractNumId w:val="16"/>
   </w:num>
-  <w:num w:numId="6" w16cid:durableId="909467432">
+  <w:num w:numId="6">
     <w:abstractNumId w:val="10"/>
   </w:num>
-  <w:num w:numId="7" w16cid:durableId="656760444">
+  <w:num w:numId="7">
     <w:abstractNumId w:val="23"/>
   </w:num>
-  <w:num w:numId="8" w16cid:durableId="169491991">
+  <w:num w:numId="8">
     <w:abstractNumId w:val="24"/>
   </w:num>
-  <w:num w:numId="9" w16cid:durableId="1220165075">
+  <w:num w:numId="9">
     <w:abstractNumId w:val="9"/>
   </w:num>
-  <w:num w:numId="10" w16cid:durableId="2010596898">
+  <w:num w:numId="10">
     <w:abstractNumId w:val="11"/>
   </w:num>
-  <w:num w:numId="11" w16cid:durableId="53552906">
+  <w:num w:numId="11">
     <w:abstractNumId w:val="13"/>
   </w:num>
-  <w:num w:numId="12" w16cid:durableId="390082093">
+  <w:num w:numId="12">
     <w:abstractNumId w:val="21"/>
   </w:num>
-  <w:num w:numId="13" w16cid:durableId="505442015">
+  <w:num w:numId="13">
     <w:abstractNumId w:val="25"/>
   </w:num>
-  <w:num w:numId="14" w16cid:durableId="480001731">
+  <w:num w:numId="14">
     <w:abstractNumId w:val="22"/>
   </w:num>
-  <w:num w:numId="15" w16cid:durableId="22752122">
+  <w:num w:numId="15">
     <w:abstractNumId w:val="14"/>
   </w:num>
-  <w:num w:numId="16" w16cid:durableId="1749615183">
+  <w:num w:numId="16">
     <w:abstractNumId w:val="30"/>
   </w:num>
-  <w:num w:numId="17" w16cid:durableId="709840923">
+  <w:num w:numId="17">
     <w:abstractNumId w:val="4"/>
   </w:num>
-  <w:num w:numId="18" w16cid:durableId="1014890796">
+  <w:num w:numId="18">
     <w:abstractNumId w:val="20"/>
   </w:num>
-  <w:num w:numId="19" w16cid:durableId="79718781">
+  <w:num w:numId="19">
     <w:abstractNumId w:val="6"/>
   </w:num>
-  <w:num w:numId="20" w16cid:durableId="1152522661">
+  <w:num w:numId="20">
     <w:abstractNumId w:val="0"/>
   </w:num>
-  <w:num w:numId="21" w16cid:durableId="1876774397">
+  <w:num w:numId="21">
     <w:abstractNumId w:val="19"/>
   </w:num>
-  <w:num w:numId="22" w16cid:durableId="624846516">
+  <w:num w:numId="22">
     <w:abstractNumId w:val="15"/>
   </w:num>
-  <w:num w:numId="23" w16cid:durableId="278535113">
+  <w:num w:numId="23">
     <w:abstractNumId w:val="7"/>
   </w:num>
-  <w:num w:numId="24" w16cid:durableId="1838382620">
+  <w:num w:numId="24">
     <w:abstractNumId w:val="8"/>
   </w:num>
-  <w:num w:numId="25" w16cid:durableId="659426382">
+  <w:num w:numId="25">
     <w:abstractNumId w:val="28"/>
   </w:num>
-  <w:num w:numId="26" w16cid:durableId="1100377225">
+  <w:num w:numId="26">
     <w:abstractNumId w:val="3"/>
   </w:num>
-  <w:num w:numId="27" w16cid:durableId="1491291038">
+  <w:num w:numId="27">
     <w:abstractNumId w:val="12"/>
   </w:num>
-  <w:num w:numId="28" w16cid:durableId="1016735803">
+  <w:num w:numId="28">
     <w:abstractNumId w:val="2"/>
   </w:num>
-  <w:num w:numId="29" w16cid:durableId="353461637">
+  <w:num w:numId="29">
     <w:abstractNumId w:val="26"/>
   </w:num>
-  <w:num w:numId="30" w16cid:durableId="1044598300">
+  <w:num w:numId="30">
     <w:abstractNumId w:val="17"/>
   </w:num>
-  <w:num w:numId="31" w16cid:durableId="1499464264">
+  <w:num w:numId="31">
     <w:abstractNumId w:val="18"/>
   </w:num>
-  <w:num w:numId="32" w16cid:durableId="992224729">
+  <w:num w:numId="32">
     <w:abstractNumId w:val="1"/>
   </w:num>
 </w:numbering>
 </file>
 
 <file path=word/styles.xml><?xml version="1.0" encoding="utf-8"?>
-<w:styles xmlns:mc="http://schemas.openxmlformats.org/markup-compatibility/2006" xmlns:r="http://schemas.openxmlformats.org/officeDocument/2006/relationships" xmlns:w="http://schemas.openxmlformats.org/wordprocessingml/2006/main" xmlns:w14="http://schemas.microsoft.com/office/word/2010/wordml" xmlns:w15="http://schemas.microsoft.com/office/word/2012/wordml" xmlns:w16cex="http://schemas.microsoft.com/office/word/2018/wordml/cex" xmlns:w16cid="http://schemas.microsoft.com/office/word/2016/wordml/cid" xmlns:w16="http://schemas.microsoft.com/office/word/2018/wordml" xmlns:w16du="http://schemas.microsoft.com/office/word/2023/wordml/word16du" xmlns:w16sdtdh="http://schemas.microsoft.com/office/word/2020/wordml/sdtdatahash" xmlns:w16sdtfl="http://schemas.microsoft.com/office/word/2024/wordml/sdtformatlock" xmlns:w16se="http://schemas.microsoft.com/office/word/2015/wordml/symex" mc:Ignorable="w14 w15 w16se w16cid w16 w16cex w16sdtdh w16sdtfl w16du">
+<w:styles xmlns:mc="http://schemas.openxmlformats.org/markup-compatibility/2006" xmlns:r="http://schemas.openxmlformats.org/officeDocument/2006/relationships" xmlns:w="http://schemas.openxmlformats.org/wordprocessingml/2006/main" xmlns:w14="http://schemas.microsoft.com/office/word/2010/wordml" xmlns:w15="http://schemas.microsoft.com/office/word/2012/wordml" xmlns:w16cid="http://schemas.microsoft.com/office/word/2016/wordml/cid" xmlns:w16se="http://schemas.microsoft.com/office/word/2015/wordml/symex" mc:Ignorable="w14 w15 w16se w16cid">
   <w:docDefaults>
     <w:rPrDefault>
       <w:rPr>
@@ -15009,7 +19841,7 @@
       </w:pPr>
     </w:pPrDefault>
   </w:docDefaults>
-  <w:latentStyles w:defLockedState="0" w:defUIPriority="99" w:defSemiHidden="0" w:defUnhideWhenUsed="0" w:defQFormat="0" w:count="376">
+  <w:latentStyles w:defLockedState="0" w:defUIPriority="99" w:defSemiHidden="0" w:defUnhideWhenUsed="0" w:defQFormat="0" w:count="375">
     <w:lsdException w:name="Normal" w:uiPriority="0" w:qFormat="1"/>
     <w:lsdException w:name="heading 1" w:uiPriority="9" w:qFormat="1"/>
     <w:lsdException w:name="heading 2" w:semiHidden="1" w:uiPriority="9" w:unhideWhenUsed="1" w:qFormat="1"/>
@@ -15385,7 +20217,6 @@
     <w:lsdException w:name="Smart Hyperlink" w:semiHidden="1" w:unhideWhenUsed="1"/>
     <w:lsdException w:name="Hashtag" w:semiHidden="1" w:unhideWhenUsed="1"/>
     <w:lsdException w:name="Unresolved Mention" w:semiHidden="1" w:unhideWhenUsed="1"/>
-    <w:lsdException w:name="Smart Link" w:semiHidden="1" w:unhideWhenUsed="1"/>
   </w:latentStyles>
   <w:style w:type="paragraph" w:default="1" w:styleId="Norml">
     <w:name w:val="Normal"/>
@@ -15598,6 +20429,7 @@
   <w:style w:type="character" w:default="1" w:styleId="Bekezdsalapbettpusa">
     <w:name w:val="Default Paragraph Font"/>
     <w:uiPriority w:val="1"/>
+    <w:semiHidden/>
     <w:unhideWhenUsed/>
   </w:style>
   <w:style w:type="table" w:default="1" w:styleId="Normltblzat">
@@ -16250,4 +21082,16 @@
     </a:ext>
   </a:extLst>
 </a:theme>
+</file>
+
+<file path=customXml/item1.xml><?xml version="1.0" encoding="utf-8"?>
+<b:Sources xmlns:b="http://schemas.openxmlformats.org/officeDocument/2006/bibliography" xmlns="http://schemas.openxmlformats.org/officeDocument/2006/bibliography" SelectedStyle="\APASixthEditionOfficeOnline.xsl" StyleName="APA" Version="6"/>
+</file>
+
+<file path=customXml/itemProps1.xml><?xml version="1.0" encoding="utf-8"?>
+<ds:datastoreItem xmlns:ds="http://schemas.openxmlformats.org/officeDocument/2006/customXml" ds:itemID="{85F2215C-1A42-4BBD-8C9E-0A4C6CB254DC}">
+  <ds:schemaRefs>
+    <ds:schemaRef ds:uri="http://schemas.openxmlformats.org/officeDocument/2006/bibliography"/>
+  </ds:schemaRefs>
+</ds:datastoreItem>
 </file>
--- a/frontend/react/react-projekt.docx
+++ b/frontend/react/react-projekt.docx
@@ -15,8 +15,13 @@
     </w:p>
     <w:p/>
     <w:p>
-      <w:r>
-        <w:t xml:space="preserve">Ez a </w:t>
+      <w:proofErr w:type="spellStart"/>
+      <w:r>
+        <w:t>Ez</w:t>
+      </w:r>
+      <w:proofErr w:type="spellEnd"/>
+      <w:r>
+        <w:t xml:space="preserve"> a </w:t>
       </w:r>
       <w:proofErr w:type="spellStart"/>
       <w:r>
@@ -147,8 +152,13 @@
       </w:r>
       <w:proofErr w:type="spellEnd"/>
       <w:r>
-        <w:t xml:space="preserve"> + React projekt</w:t>
-      </w:r>
+        <w:t xml:space="preserve"> + React </w:t>
+      </w:r>
+      <w:proofErr w:type="spellStart"/>
+      <w:r>
+        <w:t>projekt</w:t>
+      </w:r>
+      <w:proofErr w:type="spellEnd"/>
     </w:p>
     <w:p>
       <w:pPr>
@@ -165,8 +175,13 @@
       </w:r>
       <w:proofErr w:type="spellEnd"/>
       <w:r>
-        <w:t xml:space="preserve"> projekt</w:t>
-      </w:r>
+        <w:t xml:space="preserve"> </w:t>
+      </w:r>
+      <w:proofErr w:type="spellStart"/>
+      <w:r>
+        <w:t>projekt</w:t>
+      </w:r>
+      <w:proofErr w:type="spellEnd"/>
     </w:p>
     <w:p>
       <w:pPr>
@@ -177,8 +192,13 @@
         </w:numPr>
         <w:ind w:left="1134" w:hanging="857"/>
       </w:pPr>
-      <w:r>
-        <w:t xml:space="preserve">Projekt </w:t>
+      <w:proofErr w:type="spellStart"/>
+      <w:r>
+        <w:t>Projekt</w:t>
+      </w:r>
+      <w:proofErr w:type="spellEnd"/>
+      <w:r>
+        <w:t xml:space="preserve"> </w:t>
       </w:r>
       <w:proofErr w:type="spellStart"/>
       <w:r>
@@ -195,8 +215,13 @@
         </w:numPr>
         <w:ind w:left="1134" w:hanging="857"/>
       </w:pPr>
-      <w:r>
-        <w:t xml:space="preserve">Projekt </w:t>
+      <w:proofErr w:type="spellStart"/>
+      <w:r>
+        <w:t>Projekt</w:t>
+      </w:r>
+      <w:proofErr w:type="spellEnd"/>
+      <w:r>
+        <w:t xml:space="preserve"> </w:t>
       </w:r>
       <w:proofErr w:type="spellStart"/>
       <w:r>
@@ -915,7 +940,15 @@
         <w:t xml:space="preserve"> </w:t>
       </w:r>
       <w:r>
-        <w:t xml:space="preserve">React projekt </w:t>
+        <w:t xml:space="preserve">React </w:t>
+      </w:r>
+      <w:proofErr w:type="spellStart"/>
+      <w:r>
+        <w:t>projekt</w:t>
+      </w:r>
+      <w:proofErr w:type="spellEnd"/>
+      <w:r>
+        <w:t xml:space="preserve"> </w:t>
       </w:r>
       <w:proofErr w:type="spellStart"/>
       <w:r>
@@ -1214,7 +1247,15 @@
       </w:r>
       <w:proofErr w:type="spellEnd"/>
       <w:r>
-        <w:t xml:space="preserve"> projekt </w:t>
+        <w:t xml:space="preserve"> </w:t>
+      </w:r>
+      <w:proofErr w:type="spellStart"/>
+      <w:r>
+        <w:t>projekt</w:t>
+      </w:r>
+      <w:proofErr w:type="spellEnd"/>
+      <w:r>
+        <w:t xml:space="preserve"> </w:t>
       </w:r>
       <w:proofErr w:type="spellStart"/>
       <w:r>
@@ -1379,8 +1420,13 @@
       </w:r>
       <w:proofErr w:type="spellEnd"/>
       <w:r>
-        <w:t xml:space="preserve"> + React projekt</w:t>
-      </w:r>
+        <w:t xml:space="preserve"> + React </w:t>
+      </w:r>
+      <w:proofErr w:type="spellStart"/>
+      <w:r>
+        <w:t>projekt</w:t>
+      </w:r>
+      <w:proofErr w:type="spellEnd"/>
     </w:p>
     <w:p>
       <w:pPr>
@@ -2034,7 +2080,21 @@
         <w:rPr>
           <w:rStyle w:val="Kiemels"/>
         </w:rPr>
-        <w:t xml:space="preserve"> projekt </w:t>
+        <w:t xml:space="preserve"> </w:t>
+      </w:r>
+      <w:proofErr w:type="spellStart"/>
+      <w:r>
+        <w:rPr>
+          <w:rStyle w:val="Kiemels"/>
+        </w:rPr>
+        <w:t>projekt</w:t>
+      </w:r>
+      <w:proofErr w:type="spellEnd"/>
+      <w:r>
+        <w:rPr>
+          <w:rStyle w:val="Kiemels"/>
+        </w:rPr>
+        <w:t xml:space="preserve"> </w:t>
       </w:r>
       <w:proofErr w:type="spellStart"/>
       <w:r>
@@ -2181,7 +2241,15 @@
       </w:r>
       <w:proofErr w:type="spellEnd"/>
       <w:r>
-        <w:t xml:space="preserve"> projekt </w:t>
+        <w:t xml:space="preserve"> </w:t>
+      </w:r>
+      <w:proofErr w:type="spellStart"/>
+      <w:r>
+        <w:t>projekt</w:t>
+      </w:r>
+      <w:proofErr w:type="spellEnd"/>
+      <w:r>
+        <w:t xml:space="preserve"> </w:t>
       </w:r>
       <w:proofErr w:type="spellStart"/>
       <w:r>
@@ -2251,7 +2319,15 @@
     <w:p>
       <w:r>
         <w:lastRenderedPageBreak/>
-        <w:t xml:space="preserve">A projekt </w:t>
+        <w:t xml:space="preserve">A </w:t>
+      </w:r>
+      <w:proofErr w:type="spellStart"/>
+      <w:r>
+        <w:t>projekt</w:t>
+      </w:r>
+      <w:proofErr w:type="spellEnd"/>
+      <w:r>
+        <w:t xml:space="preserve"> </w:t>
       </w:r>
       <w:proofErr w:type="spellStart"/>
       <w:r>
@@ -2368,7 +2444,15 @@
       </w:r>
       <w:proofErr w:type="spellEnd"/>
       <w:r>
-        <w:t xml:space="preserve"> meg a projekt </w:t>
+        <w:t xml:space="preserve"> meg a </w:t>
+      </w:r>
+      <w:proofErr w:type="spellStart"/>
+      <w:r>
+        <w:t>projekt</w:t>
+      </w:r>
+      <w:proofErr w:type="spellEnd"/>
+      <w:r>
+        <w:t xml:space="preserve"> </w:t>
       </w:r>
       <w:proofErr w:type="spellStart"/>
       <w:r>
@@ -2413,8 +2497,13 @@
       </w:r>
       <w:proofErr w:type="spellEnd"/>
       <w:r>
-        <w:t xml:space="preserve"> projekt</w:t>
-      </w:r>
+        <w:t xml:space="preserve"> </w:t>
+      </w:r>
+      <w:proofErr w:type="spellStart"/>
+      <w:r>
+        <w:t>projekt</w:t>
+      </w:r>
+      <w:proofErr w:type="spellEnd"/>
     </w:p>
     <w:p>
       <w:pPr>
@@ -2993,7 +3082,15 @@
       </w:r>
       <w:proofErr w:type="spellEnd"/>
       <w:r>
-        <w:t xml:space="preserve"> a projekt </w:t>
+        <w:t xml:space="preserve"> a </w:t>
+      </w:r>
+      <w:proofErr w:type="spellStart"/>
+      <w:r>
+        <w:t>projekt</w:t>
+      </w:r>
+      <w:proofErr w:type="spellEnd"/>
+      <w:r>
+        <w:t xml:space="preserve"> </w:t>
       </w:r>
       <w:proofErr w:type="spellStart"/>
       <w:r>
@@ -4077,7 +4174,7 @@
           <w:i/>
           <w:iCs/>
         </w:rPr>
-        <w:t xml:space="preserve"> projekt </w:t>
+        <w:t xml:space="preserve"> </w:t>
       </w:r>
       <w:proofErr w:type="spellStart"/>
       <w:r>
@@ -4086,6 +4183,24 @@
           <w:i/>
           <w:iCs/>
         </w:rPr>
+        <w:t>projekt</w:t>
+      </w:r>
+      <w:proofErr w:type="spellEnd"/>
+      <w:r>
+        <w:rPr>
+          <w:rFonts w:ascii="Consolas" w:hAnsi="Consolas"/>
+          <w:i/>
+          <w:iCs/>
+        </w:rPr>
+        <w:t xml:space="preserve"> </w:t>
+      </w:r>
+      <w:proofErr w:type="spellStart"/>
+      <w:r>
+        <w:rPr>
+          <w:rFonts w:ascii="Consolas" w:hAnsi="Consolas"/>
+          <w:i/>
+          <w:iCs/>
+        </w:rPr>
         <w:t>beállításai</w:t>
       </w:r>
       <w:proofErr w:type="spellEnd"/>
@@ -4094,8 +4209,13 @@
       <w:pPr>
         <w:pStyle w:val="Cmsor2"/>
       </w:pPr>
-      <w:r>
-        <w:t xml:space="preserve">Projekt </w:t>
+      <w:proofErr w:type="spellStart"/>
+      <w:r>
+        <w:t>Projekt</w:t>
+      </w:r>
+      <w:proofErr w:type="spellEnd"/>
+      <w:r>
+        <w:t xml:space="preserve"> </w:t>
       </w:r>
       <w:proofErr w:type="spellStart"/>
       <w:r>
@@ -4118,8 +4238,13 @@
       </w:r>
       <w:proofErr w:type="spellEnd"/>
       <w:r>
-        <w:t xml:space="preserve"> a projekt</w:t>
-      </w:r>
+        <w:t xml:space="preserve"> a </w:t>
+      </w:r>
+      <w:proofErr w:type="spellStart"/>
+      <w:r>
+        <w:t>projekt</w:t>
+      </w:r>
+      <w:proofErr w:type="spellEnd"/>
       <w:r>
         <w:t xml:space="preserve"> </w:t>
       </w:r>
@@ -5336,7 +5461,15 @@
       </w:r>
       <w:proofErr w:type="spellEnd"/>
       <w:r>
-        <w:t xml:space="preserve"> a projekt </w:t>
+        <w:t xml:space="preserve"> a </w:t>
+      </w:r>
+      <w:proofErr w:type="spellStart"/>
+      <w:r>
+        <w:t>projekt</w:t>
+      </w:r>
+      <w:proofErr w:type="spellEnd"/>
+      <w:r>
+        <w:t xml:space="preserve"> </w:t>
       </w:r>
       <w:proofErr w:type="spellStart"/>
       <w:r>
@@ -5376,7 +5509,15 @@
         <w:pStyle w:val="Cmsor2"/>
       </w:pPr>
       <w:r>
-        <w:t xml:space="preserve">A projekt </w:t>
+        <w:t xml:space="preserve">A </w:t>
+      </w:r>
+      <w:proofErr w:type="spellStart"/>
+      <w:r>
+        <w:t>projekt</w:t>
+      </w:r>
+      <w:proofErr w:type="spellEnd"/>
+      <w:r>
+        <w:t xml:space="preserve"> </w:t>
       </w:r>
       <w:proofErr w:type="spellStart"/>
       <w:r>
@@ -5778,11 +5919,16 @@
       <w:r>
         <w:t xml:space="preserve">. </w:t>
       </w:r>
+      <w:proofErr w:type="spellStart"/>
       <w:r>
         <w:t>E</w:t>
       </w:r>
       <w:r>
-        <w:t xml:space="preserve">z a </w:t>
+        <w:t>z</w:t>
+      </w:r>
+      <w:proofErr w:type="spellEnd"/>
+      <w:r>
+        <w:t xml:space="preserve"> a </w:t>
       </w:r>
       <w:proofErr w:type="spellStart"/>
       <w:r>
@@ -6015,7 +6161,15 @@
       </w:r>
       <w:proofErr w:type="spellEnd"/>
       <w:r>
-        <w:t xml:space="preserve"> a projekt </w:t>
+        <w:t xml:space="preserve"> a </w:t>
+      </w:r>
+      <w:proofErr w:type="spellStart"/>
+      <w:r>
+        <w:t>projekt</w:t>
+      </w:r>
+      <w:proofErr w:type="spellEnd"/>
+      <w:r>
+        <w:t xml:space="preserve"> </w:t>
       </w:r>
       <w:proofErr w:type="spellStart"/>
       <w:r>
@@ -7622,7 +7776,15 @@
     </w:p>
     <w:p>
       <w:r>
-        <w:t xml:space="preserve">A projekt </w:t>
+        <w:t xml:space="preserve">A </w:t>
+      </w:r>
+      <w:proofErr w:type="spellStart"/>
+      <w:r>
+        <w:t>projekt</w:t>
+      </w:r>
+      <w:proofErr w:type="spellEnd"/>
+      <w:r>
+        <w:t xml:space="preserve"> </w:t>
       </w:r>
       <w:proofErr w:type="spellStart"/>
       <w:r>
@@ -7726,7 +7888,15 @@
     </w:p>
     <w:p>
       <w:r>
-        <w:t xml:space="preserve">A projekt </w:t>
+        <w:t xml:space="preserve">A </w:t>
+      </w:r>
+      <w:proofErr w:type="spellStart"/>
+      <w:r>
+        <w:t>projekt</w:t>
+      </w:r>
+      <w:proofErr w:type="spellEnd"/>
+      <w:r>
+        <w:t xml:space="preserve"> </w:t>
       </w:r>
       <w:proofErr w:type="spellStart"/>
       <w:r>
@@ -8240,10 +8410,7 @@
       </w:r>
       <w:proofErr w:type="spellStart"/>
       <w:r>
-        <w:t>kódeleme</w:t>
-      </w:r>
-      <w:r>
-        <w:t>t</w:t>
+        <w:t>kódelemet</w:t>
       </w:r>
       <w:proofErr w:type="spellEnd"/>
       <w:r>
@@ -8327,7 +8494,15 @@
       </w:r>
       <w:proofErr w:type="spellEnd"/>
       <w:r>
-        <w:t xml:space="preserve">. Ez a C# </w:t>
+        <w:t xml:space="preserve">. </w:t>
+      </w:r>
+      <w:proofErr w:type="spellStart"/>
+      <w:r>
+        <w:t>Ez</w:t>
+      </w:r>
+      <w:proofErr w:type="spellEnd"/>
+      <w:r>
+        <w:t xml:space="preserve"> a C# </w:t>
       </w:r>
       <w:proofErr w:type="spellStart"/>
       <w:r>
@@ -12608,7 +12783,82 @@
           <w:sz w:val="21"/>
           <w:szCs w:val="21"/>
         </w:rPr>
-        <w:t>class</w:t>
+        <w:t>className</w:t>
+      </w:r>
+      <w:proofErr w:type="spellEnd"/>
+      <w:r>
+        <w:rPr>
+          <w:rFonts w:ascii="Consolas" w:hAnsi="Consolas"/>
+          <w:color w:val="D4D4D4"/>
+          <w:sz w:val="21"/>
+          <w:szCs w:val="21"/>
+        </w:rPr>
+        <w:t>=</w:t>
+      </w:r>
+      <w:r>
+        <w:rPr>
+          <w:rFonts w:ascii="Consolas" w:hAnsi="Consolas"/>
+          <w:color w:val="CE9178"/>
+          <w:sz w:val="21"/>
+          <w:szCs w:val="21"/>
+        </w:rPr>
+        <w:t>"mono"</w:t>
+      </w:r>
+      <w:r>
+        <w:rPr>
+          <w:rFonts w:ascii="Consolas" w:hAnsi="Consolas"/>
+          <w:color w:val="808080"/>
+          <w:sz w:val="21"/>
+          <w:szCs w:val="21"/>
+        </w:rPr>
+        <w:t>&gt;</w:t>
+      </w:r>
+      <w:proofErr w:type="spellStart"/>
+      <w:r>
+        <w:rPr>
+          <w:rFonts w:ascii="Consolas" w:hAnsi="Consolas"/>
+          <w:color w:val="CCCCCC"/>
+          <w:sz w:val="21"/>
+          <w:szCs w:val="21"/>
+        </w:rPr>
+        <w:t>Üdvözlöm</w:t>
+      </w:r>
+      <w:proofErr w:type="spellEnd"/>
+      <w:r>
+        <w:rPr>
+          <w:rFonts w:ascii="Consolas" w:hAnsi="Consolas"/>
+          <w:color w:val="CCCCCC"/>
+          <w:sz w:val="21"/>
+          <w:szCs w:val="21"/>
+        </w:rPr>
+        <w:t xml:space="preserve"> $</w:t>
+      </w:r>
+      <w:r>
+        <w:rPr>
+          <w:rFonts w:ascii="Consolas" w:hAnsi="Consolas"/>
+          <w:color w:val="569CD6"/>
+          <w:sz w:val="21"/>
+          <w:szCs w:val="21"/>
+        </w:rPr>
+        <w:t>{</w:t>
+      </w:r>
+      <w:r>
+        <w:rPr>
+          <w:rFonts w:ascii="Consolas" w:hAnsi="Consolas"/>
+          <w:color w:val="4FC1FF"/>
+          <w:sz w:val="21"/>
+          <w:szCs w:val="21"/>
+        </w:rPr>
+        <w:t>user</w:t>
+      </w:r>
+      <w:r>
+        <w:rPr>
+          <w:rFonts w:ascii="Consolas" w:hAnsi="Consolas"/>
+          <w:color w:val="D4D4D4"/>
+          <w:sz w:val="21"/>
+          <w:szCs w:val="21"/>
+        </w:rPr>
+        <w:t>.</w:t>
       </w:r>
       <w:r>
         <w:rPr>
@@ -12617,26 +12867,26 @@
           <w:sz w:val="21"/>
           <w:szCs w:val="21"/>
         </w:rPr>
-        <w:t>Name</w:t>
-      </w:r>
-      <w:proofErr w:type="spellEnd"/>
+        <w:t>name</w:t>
+      </w:r>
+      <w:proofErr w:type="gramStart"/>
       <w:r>
         <w:rPr>
           <w:rFonts w:ascii="Consolas" w:hAnsi="Consolas"/>
-          <w:color w:val="D4D4D4"/>
-          <w:sz w:val="21"/>
-          <w:szCs w:val="21"/>
-        </w:rPr>
-        <w:t>=</w:t>
+          <w:color w:val="569CD6"/>
+          <w:sz w:val="21"/>
+          <w:szCs w:val="21"/>
+        </w:rPr>
+        <w:t>}</w:t>
       </w:r>
       <w:r>
         <w:rPr>
           <w:rFonts w:ascii="Consolas" w:hAnsi="Consolas"/>
-          <w:color w:val="CE9178"/>
-          <w:sz w:val="21"/>
-          <w:szCs w:val="21"/>
-        </w:rPr>
-        <w:t>"mono"</w:t>
+          <w:color w:val="CCCCCC"/>
+          <w:sz w:val="21"/>
+          <w:szCs w:val="21"/>
+        </w:rPr>
+        <w:t>!</w:t>
       </w:r>
       <w:r>
         <w:rPr>
@@ -12645,27 +12895,17 @@
           <w:sz w:val="21"/>
           <w:szCs w:val="21"/>
         </w:rPr>
-        <w:t>&gt;</w:t>
-      </w:r>
-      <w:proofErr w:type="spellStart"/>
+        <w:t>&lt;</w:t>
+      </w:r>
+      <w:proofErr w:type="gramEnd"/>
       <w:r>
         <w:rPr>
           <w:rFonts w:ascii="Consolas" w:hAnsi="Consolas"/>
-          <w:color w:val="CCCCCC"/>
-          <w:sz w:val="21"/>
-          <w:szCs w:val="21"/>
-        </w:rPr>
-        <w:t>Üdvözlöm</w:t>
-      </w:r>
-      <w:proofErr w:type="spellEnd"/>
-      <w:r>
-        <w:rPr>
-          <w:rFonts w:ascii="Consolas" w:hAnsi="Consolas"/>
-          <w:color w:val="CCCCCC"/>
-          <w:sz w:val="21"/>
-          <w:szCs w:val="21"/>
-        </w:rPr>
-        <w:t xml:space="preserve"> $</w:t>
+          <w:color w:val="808080"/>
+          <w:sz w:val="21"/>
+          <w:szCs w:val="21"/>
+        </w:rPr>
+        <w:t>/</w:t>
       </w:r>
       <w:r>
         <w:rPr>
@@ -12674,53 +12914,7 @@
           <w:sz w:val="21"/>
           <w:szCs w:val="21"/>
         </w:rPr>
-        <w:t>{</w:t>
-      </w:r>
-      <w:r>
-        <w:rPr>
-          <w:rFonts w:ascii="Consolas" w:hAnsi="Consolas"/>
-          <w:color w:val="4FC1FF"/>
-          <w:sz w:val="21"/>
-          <w:szCs w:val="21"/>
-        </w:rPr>
-        <w:t>user</w:t>
-      </w:r>
-      <w:r>
-        <w:rPr>
-          <w:rFonts w:ascii="Consolas" w:hAnsi="Consolas"/>
-          <w:color w:val="D4D4D4"/>
-          <w:sz w:val="21"/>
-          <w:szCs w:val="21"/>
-        </w:rPr>
-        <w:t>.</w:t>
-      </w:r>
-      <w:r>
-        <w:rPr>
-          <w:rFonts w:ascii="Consolas" w:hAnsi="Consolas"/>
-          <w:color w:val="9CDCFE"/>
-          <w:sz w:val="21"/>
-          <w:szCs w:val="21"/>
-        </w:rPr>
-        <w:t>name</w:t>
-      </w:r>
-      <w:proofErr w:type="gramStart"/>
-      <w:r>
-        <w:rPr>
-          <w:rFonts w:ascii="Consolas" w:hAnsi="Consolas"/>
-          <w:color w:val="569CD6"/>
-          <w:sz w:val="21"/>
-          <w:szCs w:val="21"/>
-        </w:rPr>
-        <w:t>}</w:t>
-      </w:r>
-      <w:r>
-        <w:rPr>
-          <w:rFonts w:ascii="Consolas" w:hAnsi="Consolas"/>
-          <w:color w:val="CCCCCC"/>
-          <w:sz w:val="21"/>
-          <w:szCs w:val="21"/>
-        </w:rPr>
-        <w:t>!</w:t>
+        <w:t>span</w:t>
       </w:r>
       <w:r>
         <w:rPr>
@@ -12729,36 +12923,10 @@
           <w:sz w:val="21"/>
           <w:szCs w:val="21"/>
         </w:rPr>
-        <w:t>&lt;</w:t>
-      </w:r>
-      <w:proofErr w:type="gramEnd"/>
-      <w:r>
-        <w:rPr>
-          <w:rFonts w:ascii="Consolas" w:hAnsi="Consolas"/>
-          <w:color w:val="808080"/>
-          <w:sz w:val="21"/>
-          <w:szCs w:val="21"/>
-        </w:rPr>
-        <w:t>/</w:t>
-      </w:r>
-      <w:r>
-        <w:rPr>
-          <w:rFonts w:ascii="Consolas" w:hAnsi="Consolas"/>
-          <w:color w:val="569CD6"/>
-          <w:sz w:val="21"/>
-          <w:szCs w:val="21"/>
-        </w:rPr>
-        <w:t>span</w:t>
-      </w:r>
-      <w:r>
-        <w:rPr>
-          <w:rFonts w:ascii="Consolas" w:hAnsi="Consolas"/>
-          <w:color w:val="808080"/>
-          <w:sz w:val="21"/>
-          <w:szCs w:val="21"/>
-        </w:rPr>
         <w:t>&gt;</w:t>
       </w:r>
+      <w:bookmarkStart w:id="0" w:name="_GoBack"/>
+      <w:bookmarkEnd w:id="0"/>
     </w:p>
     <w:p>
       <w:pPr>
@@ -13515,8 +13683,6 @@
         </w:rPr>
         <w:t>&gt;</w:t>
       </w:r>
-      <w:bookmarkStart w:id="0" w:name="_GoBack"/>
-      <w:bookmarkEnd w:id="0"/>
     </w:p>
     <w:p>
       <w:pPr>
@@ -13927,78 +14093,14 @@
     </w:p>
     <w:p/>
     <w:p>
-      <w:proofErr w:type="spellStart"/>
-      <w:r>
-        <w:t>3.</w:t>
-      </w:r>
-      <w:proofErr w:type="spellEnd"/>
-      <w:r>
-        <w:t xml:space="preserve"> A React projekt </w:t>
-      </w:r>
-      <w:proofErr w:type="spellStart"/>
-      <w:r>
-        <w:t>futása</w:t>
-      </w:r>
-      <w:proofErr w:type="spellEnd"/>
-    </w:p>
-    <w:p>
-      <w:proofErr w:type="spellStart"/>
-      <w:r>
-        <w:t>Kulcsszavak</w:t>
-      </w:r>
-      <w:proofErr w:type="spellEnd"/>
-      <w:r>
-        <w:t>:</w:t>
-      </w:r>
-    </w:p>
-    <w:p>
-      <w:pPr>
-        <w:pStyle w:val="Listaszerbekezds"/>
-        <w:numPr>
-          <w:ilvl w:val="0"/>
-          <w:numId w:val="7"/>
-        </w:numPr>
-      </w:pPr>
-      <w:r>
-        <w:t>index.html</w:t>
-      </w:r>
-    </w:p>
-    <w:p>
-      <w:pPr>
-        <w:pStyle w:val="Listaszerbekezds"/>
-        <w:numPr>
-          <w:ilvl w:val="0"/>
-          <w:numId w:val="7"/>
-        </w:numPr>
-      </w:pPr>
-      <w:proofErr w:type="spellStart"/>
-      <w:r>
-        <w:t>main.jsx</w:t>
-      </w:r>
-      <w:proofErr w:type="spellEnd"/>
-    </w:p>
-    <w:p>
-      <w:pPr>
-        <w:pStyle w:val="Listaszerbekezds"/>
-        <w:numPr>
-          <w:ilvl w:val="0"/>
-          <w:numId w:val="7"/>
-        </w:numPr>
-      </w:pPr>
-      <w:r>
-        <w:t>root</w:t>
-      </w:r>
-    </w:p>
-    <w:p>
-      <w:pPr>
-        <w:pStyle w:val="Listaszerbekezds"/>
-        <w:numPr>
-          <w:ilvl w:val="0"/>
-          <w:numId w:val="7"/>
-        </w:numPr>
-      </w:pPr>
-      <w:r>
-        <w:t xml:space="preserve">App </w:t>
+      <w:pPr>
+        <w:pStyle w:val="Cmsor2"/>
+        <w:spacing w:before="0" w:after="0"/>
+        <w:ind w:left="1135" w:hanging="851"/>
+        <w:contextualSpacing w:val="0"/>
+      </w:pPr>
+      <w:r>
+        <w:t xml:space="preserve">Class </w:t>
       </w:r>
       <w:proofErr w:type="spellStart"/>
       <w:r>
@@ -14007,81 +14109,132 @@
       <w:proofErr w:type="spellEnd"/>
     </w:p>
     <w:p>
-      <w:proofErr w:type="spellStart"/>
-      <w:r>
-        <w:t>Folyamat</w:t>
-      </w:r>
-      <w:proofErr w:type="spellEnd"/>
-      <w:r>
-        <w:t>:</w:t>
-      </w:r>
-    </w:p>
-    <w:p>
-      <w:pPr>
-        <w:pStyle w:val="Listaszerbekezds"/>
-        <w:numPr>
-          <w:ilvl w:val="0"/>
-          <w:numId w:val="8"/>
-        </w:numPr>
-      </w:pPr>
-      <w:r>
-        <w:t xml:space="preserve">index.html </w:t>
-      </w:r>
-      <w:proofErr w:type="spellStart"/>
-      <w:r>
-        <w:t>tartalmazza</w:t>
-      </w:r>
-      <w:proofErr w:type="spellEnd"/>
-      <w:r>
-        <w:t xml:space="preserve"> a root </w:t>
-      </w:r>
-      <w:proofErr w:type="spellStart"/>
-      <w:r>
-        <w:t>elemet</w:t>
-      </w:r>
-      <w:proofErr w:type="spellEnd"/>
-    </w:p>
-    <w:p>
-      <w:pPr>
-        <w:pStyle w:val="Listaszerbekezds"/>
-        <w:numPr>
-          <w:ilvl w:val="0"/>
-          <w:numId w:val="8"/>
-        </w:numPr>
-      </w:pPr>
-      <w:proofErr w:type="spellStart"/>
-      <w:r>
-        <w:t>main.jsx</w:t>
-      </w:r>
-      <w:proofErr w:type="spellEnd"/>
-      <w:r>
-        <w:t xml:space="preserve"> </w:t>
-      </w:r>
-      <w:proofErr w:type="spellStart"/>
-      <w:r>
-        <w:t>inicializálja</w:t>
-      </w:r>
-      <w:proofErr w:type="spellEnd"/>
-      <w:r>
-        <w:t xml:space="preserve"> a React </w:t>
-      </w:r>
-      <w:proofErr w:type="spellStart"/>
-      <w:r>
-        <w:t>alkalmazást</w:t>
-      </w:r>
-      <w:proofErr w:type="spellEnd"/>
-    </w:p>
-    <w:p>
-      <w:pPr>
-        <w:pStyle w:val="Listaszerbekezds"/>
-        <w:numPr>
-          <w:ilvl w:val="0"/>
-          <w:numId w:val="8"/>
-        </w:numPr>
-      </w:pPr>
-      <w:proofErr w:type="spellStart"/>
-      <w:r>
-        <w:t>App.jsx</w:t>
+      <w:r>
+        <w:t xml:space="preserve">A React </w:t>
+      </w:r>
+      <w:proofErr w:type="spellStart"/>
+      <w:r>
+        <w:t>keretrendszer</w:t>
+      </w:r>
+      <w:proofErr w:type="spellEnd"/>
+      <w:r>
+        <w:t xml:space="preserve">, mint </w:t>
+      </w:r>
+      <w:proofErr w:type="spellStart"/>
+      <w:r>
+        <w:t>minden</w:t>
+      </w:r>
+      <w:proofErr w:type="spellEnd"/>
+      <w:r>
+        <w:t xml:space="preserve"> frontend </w:t>
+      </w:r>
+      <w:proofErr w:type="spellStart"/>
+      <w:r>
+        <w:t>keretrendszer</w:t>
+      </w:r>
+      <w:proofErr w:type="spellEnd"/>
+      <w:r>
+        <w:t xml:space="preserve">, </w:t>
+      </w:r>
+      <w:proofErr w:type="spellStart"/>
+      <w:r>
+        <w:t>lehetővé</w:t>
+      </w:r>
+      <w:proofErr w:type="spellEnd"/>
+      <w:r>
+        <w:t xml:space="preserve"> </w:t>
+      </w:r>
+      <w:proofErr w:type="spellStart"/>
+      <w:r>
+        <w:t>teszi</w:t>
+      </w:r>
+      <w:proofErr w:type="spellEnd"/>
+      <w:r>
+        <w:t xml:space="preserve"> </w:t>
+      </w:r>
+      <w:proofErr w:type="spellStart"/>
+      <w:r>
+        <w:t>egyedi</w:t>
+      </w:r>
+      <w:proofErr w:type="spellEnd"/>
+      <w:r>
+        <w:t xml:space="preserve"> </w:t>
+      </w:r>
+      <w:proofErr w:type="spellStart"/>
+      <w:r>
+        <w:t>komponensek</w:t>
+      </w:r>
+      <w:proofErr w:type="spellEnd"/>
+      <w:r>
+        <w:t xml:space="preserve"> </w:t>
+      </w:r>
+      <w:proofErr w:type="spellStart"/>
+      <w:r>
+        <w:t>készítését</w:t>
+      </w:r>
+      <w:proofErr w:type="spellEnd"/>
+      <w:r>
+        <w:t xml:space="preserve">, </w:t>
+      </w:r>
+      <w:proofErr w:type="spellStart"/>
+      <w:r>
+        <w:t>illetve</w:t>
+      </w:r>
+      <w:proofErr w:type="spellEnd"/>
+      <w:r>
+        <w:t xml:space="preserve"> </w:t>
+      </w:r>
+      <w:proofErr w:type="spellStart"/>
+      <w:r>
+        <w:t>kész</w:t>
+      </w:r>
+      <w:proofErr w:type="spellEnd"/>
+      <w:r>
+        <w:t xml:space="preserve"> </w:t>
+      </w:r>
+      <w:proofErr w:type="spellStart"/>
+      <w:r>
+        <w:t>komponensek</w:t>
+      </w:r>
+      <w:proofErr w:type="spellEnd"/>
+      <w:r>
+        <w:t xml:space="preserve"> </w:t>
+      </w:r>
+      <w:proofErr w:type="spellStart"/>
+      <w:r>
+        <w:t>felhasználását</w:t>
+      </w:r>
+      <w:proofErr w:type="spellEnd"/>
+      <w:r>
+        <w:t xml:space="preserve">. A </w:t>
+      </w:r>
+      <w:proofErr w:type="spellStart"/>
+      <w:r>
+        <w:t>komponens</w:t>
+      </w:r>
+      <w:proofErr w:type="spellEnd"/>
+      <w:r>
+        <w:t xml:space="preserve"> </w:t>
+      </w:r>
+      <w:proofErr w:type="spellStart"/>
+      <w:r>
+        <w:t>alapú</w:t>
+      </w:r>
+      <w:proofErr w:type="spellEnd"/>
+      <w:r>
+        <w:t xml:space="preserve">, </w:t>
+      </w:r>
+      <w:proofErr w:type="spellStart"/>
+      <w:r>
+        <w:t>moduláris</w:t>
+      </w:r>
+      <w:proofErr w:type="spellEnd"/>
+      <w:r>
+        <w:t xml:space="preserve"> </w:t>
+      </w:r>
+      <w:proofErr w:type="spellStart"/>
+      <w:r>
+        <w:t>fejlesztés</w:t>
       </w:r>
       <w:proofErr w:type="spellEnd"/>
       <w:r>
@@ -14089,242 +14242,195 @@
       </w:r>
       <w:proofErr w:type="spellStart"/>
       <w:r>
-        <w:t>gyökérkomponens</w:t>
-      </w:r>
-      <w:proofErr w:type="spellEnd"/>
-    </w:p>
-    <w:p>
-      <w:r>
-        <w:t xml:space="preserve">index.html </w:t>
-      </w:r>
-      <w:r>
-        <w:rPr>
-          <w:rFonts w:ascii="Arial" w:hAnsi="Arial" w:cs="Arial"/>
-        </w:rPr>
-        <w:t>→</w:t>
-      </w:r>
-      <w:r>
-        <w:t xml:space="preserve"> </w:t>
-      </w:r>
-      <w:proofErr w:type="spellStart"/>
-      <w:r>
-        <w:t>main.jsx</w:t>
-      </w:r>
-      <w:proofErr w:type="spellEnd"/>
-      <w:r>
-        <w:t xml:space="preserve"> </w:t>
-      </w:r>
-      <w:r>
-        <w:rPr>
-          <w:rFonts w:ascii="Arial" w:hAnsi="Arial" w:cs="Arial"/>
-        </w:rPr>
-        <w:t>→</w:t>
-      </w:r>
-      <w:r>
-        <w:t xml:space="preserve"> &lt;App /&gt;</w:t>
-      </w:r>
-    </w:p>
-    <w:p>
-      <w:r>
-        <w:pict w14:anchorId="41726D74">
-          <v:rect id="_x0000_i1025" style="width:0;height:1.5pt" o:hralign="center" o:hrstd="t" o:hr="t" fillcolor="#a0a0a0" stroked="f"/>
-        </w:pict>
-      </w:r>
-    </w:p>
-    <w:p>
-      <w:r>
-        <w:t xml:space="preserve">4. </w:t>
-      </w:r>
-      <w:proofErr w:type="spellStart"/>
-      <w:r>
-        <w:t>Importálás</w:t>
-      </w:r>
-      <w:proofErr w:type="spellEnd"/>
-      <w:r>
-        <w:t xml:space="preserve"> </w:t>
-      </w:r>
-      <w:proofErr w:type="spellStart"/>
-      <w:r>
-        <w:t>Reactben</w:t>
-      </w:r>
-      <w:proofErr w:type="spellEnd"/>
-    </w:p>
-    <w:p>
-      <w:proofErr w:type="spellStart"/>
-      <w:r>
-        <w:t>Kulcsszavak</w:t>
-      </w:r>
-      <w:proofErr w:type="spellEnd"/>
-      <w:r>
-        <w:t>:</w:t>
-      </w:r>
-    </w:p>
-    <w:p>
-      <w:pPr>
-        <w:pStyle w:val="Listaszerbekezds"/>
-        <w:numPr>
-          <w:ilvl w:val="0"/>
-          <w:numId w:val="9"/>
-        </w:numPr>
-      </w:pPr>
-      <w:r>
-        <w:t>import</w:t>
-      </w:r>
-    </w:p>
-    <w:p>
-      <w:pPr>
-        <w:pStyle w:val="Listaszerbekezds"/>
-        <w:numPr>
-          <w:ilvl w:val="0"/>
-          <w:numId w:val="9"/>
-        </w:numPr>
-      </w:pPr>
-      <w:r>
-        <w:t>export</w:t>
-      </w:r>
-    </w:p>
-    <w:p>
-      <w:pPr>
-        <w:pStyle w:val="Listaszerbekezds"/>
-        <w:numPr>
-          <w:ilvl w:val="0"/>
-          <w:numId w:val="9"/>
-        </w:numPr>
-      </w:pPr>
-      <w:r>
-        <w:t>ES module</w:t>
-      </w:r>
-    </w:p>
-    <w:p>
-      <w:proofErr w:type="spellStart"/>
-      <w:r>
-        <w:t>Importálható</w:t>
-      </w:r>
-      <w:proofErr w:type="spellEnd"/>
-      <w:r>
-        <w:t xml:space="preserve"> </w:t>
-      </w:r>
-      <w:proofErr w:type="spellStart"/>
-      <w:r>
-        <w:t>elemek</w:t>
-      </w:r>
-      <w:proofErr w:type="spellEnd"/>
-      <w:r>
-        <w:t>:</w:t>
-      </w:r>
-    </w:p>
-    <w:p>
-      <w:pPr>
-        <w:pStyle w:val="Listaszerbekezds"/>
-        <w:numPr>
-          <w:ilvl w:val="0"/>
-          <w:numId w:val="10"/>
-        </w:numPr>
-      </w:pPr>
-      <w:r>
-        <w:t xml:space="preserve">JavaScript </w:t>
-      </w:r>
-      <w:proofErr w:type="spellStart"/>
-      <w:r>
-        <w:t>fájl</w:t>
-      </w:r>
-      <w:proofErr w:type="spellEnd"/>
-    </w:p>
-    <w:p>
-      <w:pPr>
-        <w:pStyle w:val="Listaszerbekezds"/>
-        <w:numPr>
-          <w:ilvl w:val="0"/>
-          <w:numId w:val="10"/>
-        </w:numPr>
-      </w:pPr>
-      <w:r>
-        <w:t>JSON</w:t>
-      </w:r>
-    </w:p>
-    <w:p>
-      <w:pPr>
-        <w:pStyle w:val="Listaszerbekezds"/>
-        <w:numPr>
-          <w:ilvl w:val="0"/>
-          <w:numId w:val="10"/>
-        </w:numPr>
-      </w:pPr>
-      <w:r>
-        <w:t>CSS</w:t>
-      </w:r>
-    </w:p>
-    <w:p>
-      <w:pPr>
-        <w:pStyle w:val="Listaszerbekezds"/>
-        <w:numPr>
-          <w:ilvl w:val="0"/>
-          <w:numId w:val="10"/>
-        </w:numPr>
-      </w:pPr>
-      <w:proofErr w:type="spellStart"/>
-      <w:r>
-        <w:t>másik</w:t>
-      </w:r>
-      <w:proofErr w:type="spellEnd"/>
-      <w:r>
-        <w:t xml:space="preserve"> </w:t>
+        <w:t>kisléptékű</w:t>
+      </w:r>
+      <w:proofErr w:type="spellEnd"/>
+      <w:r>
+        <w:t xml:space="preserve"> </w:t>
+      </w:r>
+      <w:proofErr w:type="spellStart"/>
+      <w:r>
+        <w:t>kód</w:t>
+      </w:r>
+      <w:proofErr w:type="spellEnd"/>
+      <w:r>
+        <w:t xml:space="preserve"> </w:t>
+      </w:r>
+      <w:proofErr w:type="spellStart"/>
+      <w:r>
+        <w:t>újrahasznosít</w:t>
+      </w:r>
+      <w:r>
+        <w:t>ás</w:t>
+      </w:r>
+      <w:proofErr w:type="spellEnd"/>
+      <w:r>
+        <w:t xml:space="preserve"> </w:t>
+      </w:r>
+      <w:proofErr w:type="spellStart"/>
+      <w:r>
+        <w:t>tipikus</w:t>
+      </w:r>
+      <w:proofErr w:type="spellEnd"/>
+      <w:r>
+        <w:t xml:space="preserve"> </w:t>
+      </w:r>
+      <w:proofErr w:type="spellStart"/>
+      <w:r>
+        <w:t>formája</w:t>
+      </w:r>
+      <w:proofErr w:type="spellEnd"/>
+      <w:r>
+        <w:t>.</w:t>
+      </w:r>
+    </w:p>
+    <w:p>
+      <w:r>
+        <w:t xml:space="preserve">A HTML5 </w:t>
+      </w:r>
+      <w:proofErr w:type="spellStart"/>
+      <w:r>
+        <w:t>szabvánnyal</w:t>
+      </w:r>
+      <w:proofErr w:type="spellEnd"/>
+      <w:r>
+        <w:t xml:space="preserve"> </w:t>
+      </w:r>
+      <w:proofErr w:type="spellStart"/>
+      <w:r>
+        <w:t>bevezetett</w:t>
+      </w:r>
+      <w:proofErr w:type="spellEnd"/>
+      <w:r>
+        <w:t xml:space="preserve"> web </w:t>
       </w:r>
       <w:proofErr w:type="spellStart"/>
       <w:r>
         <w:t>komponens</w:t>
       </w:r>
       <w:proofErr w:type="spellEnd"/>
-    </w:p>
-    <w:p>
-      <w:r>
-        <w:t>import './App.css'</w:t>
-      </w:r>
-    </w:p>
-    <w:p>
-      <w:r>
-        <w:t>import data from './</w:t>
-      </w:r>
-      <w:proofErr w:type="spellStart"/>
-      <w:r>
-        <w:t>data.json</w:t>
-      </w:r>
-      <w:proofErr w:type="spellEnd"/>
-      <w:r>
-        <w:t>'</w:t>
-      </w:r>
-    </w:p>
-    <w:p>
-      <w:r>
-        <w:t xml:space="preserve">import Table from </w:t>
-      </w:r>
-      <w:proofErr w:type="gramStart"/>
-      <w:r>
-        <w:t>'./</w:t>
-      </w:r>
-      <w:proofErr w:type="gramEnd"/>
-      <w:r>
-        <w:t>Table'</w:t>
-      </w:r>
-    </w:p>
-    <w:p>
-      <w:r>
-        <w:lastRenderedPageBreak/>
-        <w:pict w14:anchorId="5DDDC6D1">
-          <v:rect id="_x0000_i1026" style="width:0;height:1.5pt" o:hralign="center" o:hrstd="t" o:hr="t" fillcolor="#a0a0a0" stroked="f"/>
-        </w:pict>
-      </w:r>
-    </w:p>
-    <w:p>
-      <w:r>
-        <w:t xml:space="preserve">5. Class </w:t>
+      <w:r>
+        <w:t xml:space="preserve"> (</w:t>
+      </w:r>
+      <w:proofErr w:type="spellStart"/>
+      <w:r>
+        <w:t>WebComponent</w:t>
+      </w:r>
+      <w:proofErr w:type="spellEnd"/>
+      <w:r>
+        <w:t xml:space="preserve">) </w:t>
+      </w:r>
+      <w:proofErr w:type="spellStart"/>
+      <w:r>
+        <w:t>koncepciójára</w:t>
+      </w:r>
+      <w:proofErr w:type="spellEnd"/>
+      <w:r>
+        <w:t xml:space="preserve"> </w:t>
+      </w:r>
+      <w:proofErr w:type="spellStart"/>
+      <w:r>
+        <w:t>épülve</w:t>
+      </w:r>
+      <w:proofErr w:type="spellEnd"/>
+      <w:r>
+        <w:t xml:space="preserve"> a React is </w:t>
+      </w:r>
+      <w:proofErr w:type="spellStart"/>
+      <w:r>
+        <w:t>létrehozta</w:t>
+      </w:r>
+      <w:proofErr w:type="spellEnd"/>
+      <w:r>
+        <w:t xml:space="preserve"> a </w:t>
+      </w:r>
+      <w:proofErr w:type="spellStart"/>
+      <w:r>
+        <w:t>saját</w:t>
+      </w:r>
+      <w:proofErr w:type="spellEnd"/>
+      <w:r>
+        <w:t xml:space="preserve"> </w:t>
       </w:r>
       <w:proofErr w:type="spellStart"/>
       <w:r>
         <w:t>komponens</w:t>
       </w:r>
       <w:proofErr w:type="spellEnd"/>
-    </w:p>
+      <w:r>
+        <w:t xml:space="preserve"> </w:t>
+      </w:r>
+      <w:proofErr w:type="spellStart"/>
+      <w:r>
+        <w:t>ősosztályát</w:t>
+      </w:r>
+      <w:proofErr w:type="spellEnd"/>
+      <w:r>
+        <w:t xml:space="preserve"> (</w:t>
+      </w:r>
+      <w:proofErr w:type="spellStart"/>
+      <w:r>
+        <w:t>React.Component</w:t>
+      </w:r>
+      <w:proofErr w:type="spellEnd"/>
+      <w:r>
+        <w:t xml:space="preserve">), </w:t>
+      </w:r>
+      <w:proofErr w:type="spellStart"/>
+      <w:r>
+        <w:t>amelyből</w:t>
+      </w:r>
+      <w:proofErr w:type="spellEnd"/>
+      <w:r>
+        <w:t xml:space="preserve"> </w:t>
+      </w:r>
+      <w:proofErr w:type="spellStart"/>
+      <w:r>
+        <w:t>származtathatjuk</w:t>
+      </w:r>
+      <w:proofErr w:type="spellEnd"/>
+      <w:r>
+        <w:t xml:space="preserve"> a </w:t>
+      </w:r>
+      <w:proofErr w:type="spellStart"/>
+      <w:r>
+        <w:t>saját</w:t>
+      </w:r>
+      <w:proofErr w:type="spellEnd"/>
+      <w:r>
+        <w:t xml:space="preserve"> </w:t>
+      </w:r>
+      <w:proofErr w:type="spellStart"/>
+      <w:r>
+        <w:t>komponenseinket</w:t>
+      </w:r>
+      <w:proofErr w:type="spellEnd"/>
+      <w:r>
+        <w:t>.</w:t>
+      </w:r>
+    </w:p>
+    <w:p>
+      <w:r>
+        <w:t xml:space="preserve">React </w:t>
+      </w:r>
+      <w:proofErr w:type="spellStart"/>
+      <w:r>
+        <w:t>dokumentáció</w:t>
+      </w:r>
+      <w:proofErr w:type="spellEnd"/>
+      <w:r>
+        <w:t xml:space="preserve">: </w:t>
+      </w:r>
+      <w:hyperlink r:id="rId13" w:history="1">
+        <w:r>
+          <w:rPr>
+            <w:rStyle w:val="Hiperhivatkozs"/>
+          </w:rPr>
+          <w:t>https://react.dev/reference/react/Component#defining-a-class-component</w:t>
+        </w:r>
+      </w:hyperlink>
+    </w:p>
+    <w:p/>
     <w:p>
       <w:proofErr w:type="spellStart"/>
       <w:r>
@@ -14525,13 +14631,20 @@
     <w:p>
       <w:r>
         <w:pict w14:anchorId="20212B4D">
-          <v:rect id="_x0000_i1027" style="width:0;height:1.5pt" o:hralign="center" o:hrstd="t" o:hr="t" fillcolor="#a0a0a0" stroked="f"/>
+          <v:rect id="_x0000_i1025" style="width:0;height:1.5pt" o:hralign="center" o:hrstd="t" o:hr="t" fillcolor="#a0a0a0" stroked="f"/>
         </w:pict>
       </w:r>
     </w:p>
     <w:p>
-      <w:r>
-        <w:t xml:space="preserve">6. Function </w:t>
+      <w:pPr>
+        <w:pStyle w:val="Cmsor2"/>
+        <w:spacing w:before="0" w:after="0"/>
+        <w:ind w:left="1135" w:hanging="851"/>
+        <w:contextualSpacing w:val="0"/>
+      </w:pPr>
+      <w:r>
+        <w:lastRenderedPageBreak/>
+        <w:t xml:space="preserve">Function </w:t>
       </w:r>
       <w:proofErr w:type="spellStart"/>
       <w:r>
@@ -14647,17 +14760,14 @@
         <w:t>.</w:t>
       </w:r>
     </w:p>
-    <w:p>
-      <w:r>
-        <w:pict w14:anchorId="3386E79D">
-          <v:rect id="_x0000_i1028" style="width:0;height:1.5pt" o:hralign="center" o:hrstd="t" o:hr="t" fillcolor="#a0a0a0" stroked="f"/>
-        </w:pict>
-      </w:r>
-    </w:p>
-    <w:p>
-      <w:r>
-        <w:t xml:space="preserve">7. </w:t>
-      </w:r>
+    <w:p/>
+    <w:p>
+      <w:pPr>
+        <w:pStyle w:val="Cmsor2"/>
+        <w:spacing w:before="0" w:after="0"/>
+        <w:ind w:left="1135" w:hanging="851"/>
+        <w:contextualSpacing w:val="0"/>
+      </w:pPr>
       <w:proofErr w:type="spellStart"/>
       <w:r>
         <w:t>Attribútumok</w:t>
@@ -14753,7 +14863,6 @@
     </w:p>
     <w:p>
       <w:r>
-        <w:lastRenderedPageBreak/>
         <w:t xml:space="preserve">  return &lt;h2&gt;{title}&lt;/h2&gt;</w:t>
       </w:r>
     </w:p>
@@ -14771,7 +14880,7 @@
     <w:p>
       <w:r>
         <w:pict w14:anchorId="5970462E">
-          <v:rect id="_x0000_i1029" style="width:0;height:1.5pt" o:hralign="center" o:hrstd="t" o:hr="t" fillcolor="#a0a0a0" stroked="f"/>
+          <v:rect id="_x0000_i1026" style="width:0;height:1.5pt" o:hralign="center" o:hrstd="t" o:hr="t" fillcolor="#a0a0a0" stroked="f"/>
         </w:pict>
       </w:r>
     </w:p>
@@ -14900,6 +15009,7 @@
     <w:p>
       <w:proofErr w:type="spellStart"/>
       <w:r>
+        <w:lastRenderedPageBreak/>
         <w:t>Reactben</w:t>
       </w:r>
       <w:proofErr w:type="spellEnd"/>
@@ -14926,7 +15036,7 @@
     <w:p>
       <w:r>
         <w:pict w14:anchorId="43412BE0">
-          <v:rect id="_x0000_i1030" style="width:0;height:1.5pt" o:hralign="center" o:hrstd="t" o:hr="t" fillcolor="#a0a0a0" stroked="f"/>
+          <v:rect id="_x0000_i1027" style="width:0;height:1.5pt" o:hralign="center" o:hrstd="t" o:hr="t" fillcolor="#a0a0a0" stroked="f"/>
         </w:pict>
       </w:r>
     </w:p>
@@ -15079,7 +15189,7 @@
     <w:p>
       <w:r>
         <w:pict w14:anchorId="363D100F">
-          <v:rect id="_x0000_i1031" style="width:0;height:1.5pt" o:hralign="center" o:hrstd="t" o:hr="t" fillcolor="#a0a0a0" stroked="f"/>
+          <v:rect id="_x0000_i1028" style="width:0;height:1.5pt" o:hralign="center" o:hrstd="t" o:hr="t" fillcolor="#a0a0a0" stroked="f"/>
         </w:pict>
       </w:r>
     </w:p>
@@ -15179,7 +15289,6 @@
     </w:p>
     <w:p>
       <w:r>
-        <w:lastRenderedPageBreak/>
         <w:t xml:space="preserve">Az </w:t>
       </w:r>
       <w:proofErr w:type="spellStart"/>
@@ -15218,7 +15327,7 @@
     <w:p>
       <w:r>
         <w:pict w14:anchorId="5F9DE790">
-          <v:rect id="_x0000_i1032" style="width:0;height:1.5pt" o:hralign="center" o:hrstd="t" o:hr="t" fillcolor="#a0a0a0" stroked="f"/>
+          <v:rect id="_x0000_i1029" style="width:0;height:1.5pt" o:hralign="center" o:hrstd="t" o:hr="t" fillcolor="#a0a0a0" stroked="f"/>
         </w:pict>
       </w:r>
     </w:p>
@@ -15407,7 +15516,7 @@
     <w:p>
       <w:r>
         <w:pict w14:anchorId="47C97087">
-          <v:rect id="_x0000_i1033" style="width:0;height:1.5pt" o:hralign="center" o:hrstd="t" o:hr="t" fillcolor="#a0a0a0" stroked="f"/>
+          <v:rect id="_x0000_i1030" style="width:0;height:1.5pt" o:hralign="center" o:hrstd="t" o:hr="t" fillcolor="#a0a0a0" stroked="f"/>
         </w:pict>
       </w:r>
     </w:p>
@@ -15427,6 +15536,7 @@
     <w:p>
       <w:proofErr w:type="spellStart"/>
       <w:r>
+        <w:lastRenderedPageBreak/>
         <w:t>Kulcsszavak</w:t>
       </w:r>
       <w:proofErr w:type="spellEnd"/>
@@ -15546,7 +15656,7 @@
     <w:p>
       <w:r>
         <w:pict w14:anchorId="15EED67E">
-          <v:rect id="_x0000_i1034" style="width:0;height:1.5pt" o:hralign="center" o:hrstd="t" o:hr="t" fillcolor="#a0a0a0" stroked="f"/>
+          <v:rect id="_x0000_i1031" style="width:0;height:1.5pt" o:hralign="center" o:hrstd="t" o:hr="t" fillcolor="#a0a0a0" stroked="f"/>
         </w:pict>
       </w:r>
     </w:p>
@@ -15693,8 +15803,13 @@
       </w:r>
     </w:p>
     <w:p>
-      <w:r>
-        <w:t xml:space="preserve">Ez a </w:t>
+      <w:proofErr w:type="spellStart"/>
+      <w:r>
+        <w:t>Ez</w:t>
+      </w:r>
+      <w:proofErr w:type="spellEnd"/>
+      <w:r>
+        <w:t xml:space="preserve"> a </w:t>
       </w:r>
       <w:proofErr w:type="spellStart"/>
       <w:r>
@@ -19818,6 +19933,15 @@
   </w:num>
   <w:num w:numId="32">
     <w:abstractNumId w:val="1"/>
+  </w:num>
+  <w:num w:numId="33">
+    <w:abstractNumId w:val="12"/>
+  </w:num>
+  <w:num w:numId="34">
+    <w:abstractNumId w:val="12"/>
+  </w:num>
+  <w:num w:numId="35">
+    <w:abstractNumId w:val="12"/>
   </w:num>
 </w:numbering>
 </file>
@@ -20261,7 +20385,6 @@
         <w:numId w:val="27"/>
       </w:numPr>
       <w:spacing w:before="240"/>
-      <w:ind w:left="1134" w:hanging="850"/>
       <w:outlineLvl w:val="1"/>
     </w:pPr>
     <w:rPr>
@@ -21089,7 +21212,7 @@
 </file>
 
 <file path=customXml/itemProps1.xml><?xml version="1.0" encoding="utf-8"?>
-<ds:datastoreItem xmlns:ds="http://schemas.openxmlformats.org/officeDocument/2006/customXml" ds:itemID="{85F2215C-1A42-4BBD-8C9E-0A4C6CB254DC}">
+<ds:datastoreItem xmlns:ds="http://schemas.openxmlformats.org/officeDocument/2006/customXml" ds:itemID="{C6907507-1C52-4391-8F2E-EECC13C9F9FF}">
   <ds:schemaRefs>
     <ds:schemaRef ds:uri="http://schemas.openxmlformats.org/officeDocument/2006/bibliography"/>
   </ds:schemaRefs>

--- a/frontend/react/react-projekt.docx
+++ b/frontend/react/react-projekt.docx
@@ -1,6 +1,6 @@
 
 <file path=word/document.xml><?xml version="1.0" encoding="utf-8"?>
-<w:document xmlns:wpc="http://schemas.microsoft.com/office/word/2010/wordprocessingCanvas" xmlns:cx="http://schemas.microsoft.com/office/drawing/2014/chartex" xmlns:cx1="http://schemas.microsoft.com/office/drawing/2015/9/8/chartex" xmlns:cx2="http://schemas.microsoft.com/office/drawing/2015/10/21/chartex" xmlns:cx3="http://schemas.microsoft.com/office/drawing/2016/5/9/chartex" xmlns:cx4="http://schemas.microsoft.com/office/drawing/2016/5/10/chartex" xmlns:cx5="http://schemas.microsoft.com/office/drawing/2016/5/11/chartex" xmlns:cx6="http://schemas.microsoft.com/office/drawing/2016/5/12/chartex" xmlns:cx7="http://schemas.microsoft.com/office/drawing/2016/5/13/chartex" xmlns:cx8="http://schemas.microsoft.com/office/drawing/2016/5/14/chartex" xmlns:mc="http://schemas.openxmlformats.org/markup-compatibility/2006" xmlns:aink="http://schemas.microsoft.com/office/drawing/2016/ink" xmlns:am3d="http://schemas.microsoft.com/office/drawing/2017/model3d" xmlns:o="urn:schemas-microsoft-com:office:office" xmlns:r="http://schemas.openxmlformats.org/officeDocument/2006/relationships" xmlns:m="http://schemas.openxmlformats.org/officeDocument/2006/math" xmlns:v="urn:schemas-microsoft-com:vml" xmlns:wp14="http://schemas.microsoft.com/office/word/2010/wordprocessingDrawing" xmlns:wp="http://schemas.openxmlformats.org/drawingml/2006/wordprocessingDrawing" xmlns:w10="urn:schemas-microsoft-com:office:word" xmlns:w="http://schemas.openxmlformats.org/wordprocessingml/2006/main" xmlns:w14="http://schemas.microsoft.com/office/word/2010/wordml" xmlns:w15="http://schemas.microsoft.com/office/word/2012/wordml" xmlns:w16cid="http://schemas.microsoft.com/office/word/2016/wordml/cid" xmlns:w16se="http://schemas.microsoft.com/office/word/2015/wordml/symex" xmlns:wpg="http://schemas.microsoft.com/office/word/2010/wordprocessingGroup" xmlns:wpi="http://schemas.microsoft.com/office/word/2010/wordprocessingInk" xmlns:wne="http://schemas.microsoft.com/office/word/2006/wordml" xmlns:wps="http://schemas.microsoft.com/office/word/2010/wordprocessingShape" mc:Ignorable="w14 w15 w16se w16cid wp14">
+<w:document xmlns:wpc="http://schemas.microsoft.com/office/word/2010/wordprocessingCanvas" xmlns:cx="http://schemas.microsoft.com/office/drawing/2014/chartex" xmlns:cx1="http://schemas.microsoft.com/office/drawing/2015/9/8/chartex" xmlns:cx2="http://schemas.microsoft.com/office/drawing/2015/10/21/chartex" xmlns:cx3="http://schemas.microsoft.com/office/drawing/2016/5/9/chartex" xmlns:cx4="http://schemas.microsoft.com/office/drawing/2016/5/10/chartex" xmlns:cx5="http://schemas.microsoft.com/office/drawing/2016/5/11/chartex" xmlns:cx6="http://schemas.microsoft.com/office/drawing/2016/5/12/chartex" xmlns:cx7="http://schemas.microsoft.com/office/drawing/2016/5/13/chartex" xmlns:cx8="http://schemas.microsoft.com/office/drawing/2016/5/14/chartex" xmlns:mc="http://schemas.openxmlformats.org/markup-compatibility/2006" xmlns:aink="http://schemas.microsoft.com/office/drawing/2016/ink" xmlns:am3d="http://schemas.microsoft.com/office/drawing/2017/model3d" xmlns:o="urn:schemas-microsoft-com:office:office" xmlns:oel="http://schemas.microsoft.com/office/2019/extlst" xmlns:r="http://schemas.openxmlformats.org/officeDocument/2006/relationships" xmlns:m="http://schemas.openxmlformats.org/officeDocument/2006/math" xmlns:v="urn:schemas-microsoft-com:vml" xmlns:wp14="http://schemas.microsoft.com/office/word/2010/wordprocessingDrawing" xmlns:wp="http://schemas.openxmlformats.org/drawingml/2006/wordprocessingDrawing" xmlns:w10="urn:schemas-microsoft-com:office:word" xmlns:w="http://schemas.openxmlformats.org/wordprocessingml/2006/main" xmlns:w14="http://schemas.microsoft.com/office/word/2010/wordml" xmlns:w15="http://schemas.microsoft.com/office/word/2012/wordml" xmlns:w16cex="http://schemas.microsoft.com/office/word/2018/wordml/cex" xmlns:w16cid="http://schemas.microsoft.com/office/word/2016/wordml/cid" xmlns:w16="http://schemas.microsoft.com/office/word/2018/wordml" xmlns:w16du="http://schemas.microsoft.com/office/word/2023/wordml/word16du" xmlns:w16sdtdh="http://schemas.microsoft.com/office/word/2020/wordml/sdtdatahash" xmlns:w16sdtfl="http://schemas.microsoft.com/office/word/2024/wordml/sdtformatlock" xmlns:w16se="http://schemas.microsoft.com/office/word/2015/wordml/symex" xmlns:wpg="http://schemas.microsoft.com/office/word/2010/wordprocessingGroup" xmlns:wpi="http://schemas.microsoft.com/office/word/2010/wordprocessingInk" xmlns:wne="http://schemas.microsoft.com/office/word/2006/wordml" xmlns:wps="http://schemas.microsoft.com/office/word/2010/wordprocessingShape" mc:Ignorable="w14 w15 w16se w16cid w16 w16cex w16sdtdh w16sdtfl w16du wp14">
   <w:body>
     <w:p>
       <w:pPr>
@@ -15,13 +15,8 @@
     </w:p>
     <w:p/>
     <w:p>
-      <w:proofErr w:type="spellStart"/>
-      <w:r>
-        <w:t>Ez</w:t>
-      </w:r>
-      <w:proofErr w:type="spellEnd"/>
-      <w:r>
-        <w:t xml:space="preserve"> a </w:t>
+      <w:r>
+        <w:t xml:space="preserve">Ez a </w:t>
       </w:r>
       <w:proofErr w:type="spellStart"/>
       <w:r>
@@ -146,13 +141,8 @@
         </w:numPr>
         <w:ind w:left="1134" w:hanging="857"/>
       </w:pPr>
-      <w:proofErr w:type="spellStart"/>
-      <w:r>
-        <w:t>Vite</w:t>
-      </w:r>
-      <w:proofErr w:type="spellEnd"/>
-      <w:r>
-        <w:t xml:space="preserve"> + React </w:t>
+      <w:r>
+        <w:t xml:space="preserve">Vite + React </w:t>
       </w:r>
       <w:proofErr w:type="spellStart"/>
       <w:r>
@@ -192,13 +182,8 @@
         </w:numPr>
         <w:ind w:left="1134" w:hanging="857"/>
       </w:pPr>
-      <w:proofErr w:type="spellStart"/>
-      <w:r>
-        <w:t>Projekt</w:t>
-      </w:r>
-      <w:proofErr w:type="spellEnd"/>
-      <w:r>
-        <w:t xml:space="preserve"> </w:t>
+      <w:r>
+        <w:t xml:space="preserve">Projekt </w:t>
       </w:r>
       <w:proofErr w:type="spellStart"/>
       <w:r>
@@ -215,13 +200,8 @@
         </w:numPr>
         <w:ind w:left="1134" w:hanging="857"/>
       </w:pPr>
-      <w:proofErr w:type="spellStart"/>
-      <w:r>
-        <w:t>Projekt</w:t>
-      </w:r>
-      <w:proofErr w:type="spellEnd"/>
-      <w:r>
-        <w:t xml:space="preserve"> </w:t>
+      <w:r>
+        <w:t xml:space="preserve">Projekt </w:t>
       </w:r>
       <w:proofErr w:type="spellStart"/>
       <w:r>
@@ -1092,13 +1072,8 @@
       <w:r>
         <w:t xml:space="preserve"> is. </w:t>
       </w:r>
-      <w:proofErr w:type="spellStart"/>
-      <w:r>
-        <w:t>Nem</w:t>
-      </w:r>
-      <w:proofErr w:type="spellEnd"/>
-      <w:r>
-        <w:t xml:space="preserve"> </w:t>
+      <w:r>
+        <w:t xml:space="preserve">Nem </w:t>
       </w:r>
       <w:proofErr w:type="spellStart"/>
       <w:r>
@@ -1279,122 +1254,114 @@
       </w:r>
       <w:proofErr w:type="spellEnd"/>
       <w:r>
+        <w:t xml:space="preserve"> a Vite-</w:t>
+      </w:r>
+      <w:proofErr w:type="spellStart"/>
+      <w:r>
+        <w:t>ot</w:t>
+      </w:r>
+      <w:proofErr w:type="spellEnd"/>
+      <w:r>
+        <w:t xml:space="preserve"> </w:t>
+      </w:r>
+      <w:proofErr w:type="spellStart"/>
+      <w:r>
+        <w:t>választottuk</w:t>
+      </w:r>
+      <w:proofErr w:type="spellEnd"/>
+      <w:r>
+        <w:t xml:space="preserve">, </w:t>
+      </w:r>
+      <w:proofErr w:type="spellStart"/>
+      <w:r>
+        <w:t>mert</w:t>
+      </w:r>
+      <w:proofErr w:type="spellEnd"/>
+      <w:r>
+        <w:t xml:space="preserve"> </w:t>
+      </w:r>
+      <w:proofErr w:type="spellStart"/>
+      <w:r>
+        <w:t>könnyen</w:t>
+      </w:r>
+      <w:proofErr w:type="spellEnd"/>
+      <w:r>
+        <w:t xml:space="preserve"> </w:t>
+      </w:r>
+      <w:proofErr w:type="spellStart"/>
+      <w:r>
+        <w:t>átlátható</w:t>
+      </w:r>
+      <w:proofErr w:type="spellEnd"/>
+      <w:r>
+        <w:t xml:space="preserve"> </w:t>
+      </w:r>
+      <w:proofErr w:type="spellStart"/>
+      <w:r>
+        <w:t>és</w:t>
+      </w:r>
+      <w:proofErr w:type="spellEnd"/>
+      <w:r>
+        <w:t xml:space="preserve"> </w:t>
+      </w:r>
+      <w:proofErr w:type="spellStart"/>
+      <w:r>
+        <w:t>világos</w:t>
+      </w:r>
+      <w:proofErr w:type="spellEnd"/>
+      <w:r>
+        <w:t xml:space="preserve"> </w:t>
+      </w:r>
+      <w:proofErr w:type="spellStart"/>
+      <w:r>
+        <w:t>projektstruktúrát</w:t>
+      </w:r>
+      <w:proofErr w:type="spellEnd"/>
+      <w:r>
+        <w:t xml:space="preserve"> </w:t>
+      </w:r>
+      <w:proofErr w:type="spellStart"/>
+      <w:r>
+        <w:t>alakít</w:t>
+      </w:r>
+      <w:proofErr w:type="spellEnd"/>
+      <w:r>
+        <w:t xml:space="preserve"> ki, </w:t>
+      </w:r>
+      <w:proofErr w:type="spellStart"/>
+      <w:r>
+        <w:t>és</w:t>
+      </w:r>
+      <w:proofErr w:type="spellEnd"/>
+      <w:r>
+        <w:t xml:space="preserve"> </w:t>
+      </w:r>
+      <w:proofErr w:type="spellStart"/>
+      <w:r>
+        <w:t>az</w:t>
+      </w:r>
+      <w:proofErr w:type="spellEnd"/>
+      <w:r>
+        <w:t xml:space="preserve"> </w:t>
+      </w:r>
+      <w:proofErr w:type="spellStart"/>
+      <w:r>
+        <w:t>egyik</w:t>
+      </w:r>
+      <w:proofErr w:type="spellEnd"/>
+      <w:r>
+        <w:t xml:space="preserve"> </w:t>
+      </w:r>
+      <w:proofErr w:type="spellStart"/>
+      <w:r>
+        <w:t>leggyorsabb</w:t>
+      </w:r>
+      <w:proofErr w:type="spellEnd"/>
+      <w:r>
         <w:t xml:space="preserve"> a </w:t>
       </w:r>
       <w:proofErr w:type="spellStart"/>
       <w:r>
-        <w:t>Vite-ot</w:t>
-      </w:r>
-      <w:proofErr w:type="spellEnd"/>
-      <w:r>
-        <w:t xml:space="preserve"> </w:t>
-      </w:r>
-      <w:proofErr w:type="spellStart"/>
-      <w:r>
-        <w:t>választottuk</w:t>
-      </w:r>
-      <w:proofErr w:type="spellEnd"/>
-      <w:r>
-        <w:t xml:space="preserve">, </w:t>
-      </w:r>
-      <w:proofErr w:type="spellStart"/>
-      <w:r>
-        <w:t>mert</w:t>
-      </w:r>
-      <w:proofErr w:type="spellEnd"/>
-      <w:r>
-        <w:t xml:space="preserve"> </w:t>
-      </w:r>
-      <w:proofErr w:type="spellStart"/>
-      <w:r>
-        <w:t>könnyen</w:t>
-      </w:r>
-      <w:proofErr w:type="spellEnd"/>
-      <w:r>
-        <w:t xml:space="preserve"> </w:t>
-      </w:r>
-      <w:proofErr w:type="spellStart"/>
-      <w:r>
-        <w:t>átlátható</w:t>
-      </w:r>
-      <w:proofErr w:type="spellEnd"/>
-      <w:r>
-        <w:t xml:space="preserve"> </w:t>
-      </w:r>
-      <w:proofErr w:type="spellStart"/>
-      <w:r>
-        <w:t>és</w:t>
-      </w:r>
-      <w:proofErr w:type="spellEnd"/>
-      <w:r>
-        <w:t xml:space="preserve"> </w:t>
-      </w:r>
-      <w:proofErr w:type="spellStart"/>
-      <w:r>
-        <w:t>világos</w:t>
-      </w:r>
-      <w:proofErr w:type="spellEnd"/>
-      <w:r>
-        <w:t xml:space="preserve"> </w:t>
-      </w:r>
-      <w:proofErr w:type="spellStart"/>
-      <w:r>
-        <w:t>projektstruktúrát</w:t>
-      </w:r>
-      <w:proofErr w:type="spellEnd"/>
-      <w:r>
-        <w:t xml:space="preserve"> </w:t>
-      </w:r>
-      <w:proofErr w:type="spellStart"/>
-      <w:r>
-        <w:t>alakít</w:t>
-      </w:r>
-      <w:proofErr w:type="spellEnd"/>
-      <w:r>
-        <w:t xml:space="preserve"> </w:t>
-      </w:r>
-      <w:proofErr w:type="spellStart"/>
-      <w:r>
-        <w:t>ki</w:t>
-      </w:r>
-      <w:proofErr w:type="spellEnd"/>
-      <w:r>
-        <w:t xml:space="preserve">, </w:t>
-      </w:r>
-      <w:proofErr w:type="spellStart"/>
-      <w:r>
-        <w:t>és</w:t>
-      </w:r>
-      <w:proofErr w:type="spellEnd"/>
-      <w:r>
-        <w:t xml:space="preserve"> </w:t>
-      </w:r>
-      <w:proofErr w:type="spellStart"/>
-      <w:r>
-        <w:t>az</w:t>
-      </w:r>
-      <w:proofErr w:type="spellEnd"/>
-      <w:r>
-        <w:t xml:space="preserve"> </w:t>
-      </w:r>
-      <w:proofErr w:type="spellStart"/>
-      <w:r>
-        <w:t>egyik</w:t>
-      </w:r>
-      <w:proofErr w:type="spellEnd"/>
-      <w:r>
-        <w:t xml:space="preserve"> </w:t>
-      </w:r>
-      <w:proofErr w:type="spellStart"/>
-      <w:r>
-        <w:t>leggyorsabb</w:t>
-      </w:r>
-      <w:proofErr w:type="spellEnd"/>
-      <w:r>
-        <w:t xml:space="preserve"> a </w:t>
-      </w:r>
-      <w:proofErr w:type="spellStart"/>
-      <w:r>
         <w:t>transpile</w:t>
       </w:r>
       <w:proofErr w:type="spellEnd"/>
@@ -1414,13 +1381,8 @@
       <w:pPr>
         <w:pStyle w:val="Cmsor2"/>
       </w:pPr>
-      <w:proofErr w:type="spellStart"/>
-      <w:r>
-        <w:t>Vite</w:t>
-      </w:r>
-      <w:proofErr w:type="spellEnd"/>
-      <w:r>
-        <w:t xml:space="preserve"> + React </w:t>
+      <w:r>
+        <w:t xml:space="preserve">Vite + React </w:t>
       </w:r>
       <w:proofErr w:type="spellStart"/>
       <w:r>
@@ -1446,15 +1408,7 @@
       </w:r>
       <w:proofErr w:type="spellEnd"/>
       <w:r>
-        <w:t xml:space="preserve"> a </w:t>
-      </w:r>
-      <w:proofErr w:type="spellStart"/>
-      <w:r>
-        <w:t>Vite</w:t>
-      </w:r>
-      <w:proofErr w:type="spellEnd"/>
-      <w:r>
-        <w:t xml:space="preserve"> </w:t>
+        <w:t xml:space="preserve"> a Vite </w:t>
       </w:r>
       <w:proofErr w:type="spellStart"/>
       <w:r>
@@ -1616,15 +1570,7 @@
       </w:r>
       <w:proofErr w:type="spellEnd"/>
       <w:r>
-        <w:t xml:space="preserve"> </w:t>
-      </w:r>
-      <w:proofErr w:type="spellStart"/>
-      <w:r>
-        <w:t>ki</w:t>
-      </w:r>
-      <w:proofErr w:type="spellEnd"/>
-      <w:r>
-        <w:t xml:space="preserve"> a </w:t>
+        <w:t xml:space="preserve"> ki a </w:t>
       </w:r>
       <w:r>
         <w:rPr>
@@ -1746,19 +1692,11 @@
           <w:rStyle w:val="Kiemels"/>
         </w:rPr>
       </w:pPr>
-      <w:proofErr w:type="spellStart"/>
       <w:r>
         <w:rPr>
           <w:rStyle w:val="Kiemels"/>
         </w:rPr>
-        <w:t>Vite</w:t>
-      </w:r>
-      <w:proofErr w:type="spellEnd"/>
-      <w:r>
-        <w:rPr>
-          <w:rStyle w:val="Kiemels"/>
-        </w:rPr>
-        <w:t xml:space="preserve"> </w:t>
+        <w:t xml:space="preserve">Vite </w:t>
       </w:r>
       <w:proofErr w:type="spellStart"/>
       <w:r>
@@ -2129,13 +2067,8 @@
     </w:p>
     <w:p>
       <w:r>
-        <w:t xml:space="preserve">A </w:t>
-      </w:r>
-      <w:proofErr w:type="spellStart"/>
-      <w:r>
-        <w:t>Vite</w:t>
-      </w:r>
-      <w:proofErr w:type="spellEnd"/>
+        <w:t>A Vite</w:t>
+      </w:r>
       <w:r>
         <w:t xml:space="preserve"> </w:t>
       </w:r>
@@ -2233,15 +2166,7 @@
     </w:p>
     <w:p>
       <w:r>
-        <w:t xml:space="preserve">A </w:t>
-      </w:r>
-      <w:proofErr w:type="spellStart"/>
-      <w:r>
-        <w:t>Vite</w:t>
-      </w:r>
-      <w:proofErr w:type="spellEnd"/>
-      <w:r>
-        <w:t xml:space="preserve"> </w:t>
+        <w:t xml:space="preserve">A Vite </w:t>
       </w:r>
       <w:proofErr w:type="spellStart"/>
       <w:r>
@@ -2510,15 +2435,7 @@
         <w:spacing w:after="0"/>
       </w:pPr>
       <w:r>
-        <w:t xml:space="preserve">A </w:t>
-      </w:r>
-      <w:proofErr w:type="spellStart"/>
-      <w:r>
-        <w:t>Vite</w:t>
-      </w:r>
-      <w:proofErr w:type="spellEnd"/>
-      <w:r>
-        <w:t xml:space="preserve"> a </w:t>
+        <w:t xml:space="preserve">A Vite a </w:t>
       </w:r>
       <w:proofErr w:type="spellStart"/>
       <w:r>
@@ -3850,7 +3767,7 @@
           <w:i/>
           <w:iCs/>
         </w:rPr>
-        <w:t xml:space="preserve">a </w:t>
+        <w:t xml:space="preserve">a webapp </w:t>
       </w:r>
       <w:proofErr w:type="spellStart"/>
       <w:r>
@@ -3859,7 +3776,7 @@
           <w:i/>
           <w:iCs/>
         </w:rPr>
-        <w:t>webapp</w:t>
+        <w:t>indító</w:t>
       </w:r>
       <w:proofErr w:type="spellEnd"/>
       <w:r>
@@ -3877,16 +3794,46 @@
           <w:i/>
           <w:iCs/>
         </w:rPr>
-        <w:t>indító</w:t>
-      </w:r>
-      <w:proofErr w:type="spellEnd"/>
-      <w:r>
+        <w:t>oldala</w:t>
+      </w:r>
+      <w:proofErr w:type="spellEnd"/>
+    </w:p>
+    <w:p>
+      <w:pPr>
+        <w:spacing w:before="0" w:after="0" w:line="240" w:lineRule="auto"/>
         <w:rPr>
           <w:rFonts w:ascii="Consolas" w:hAnsi="Consolas"/>
           <w:i/>
           <w:iCs/>
         </w:rPr>
-        <w:t xml:space="preserve"> </w:t>
+      </w:pPr>
+      <w:r>
+        <w:rPr>
+          <w:rFonts w:ascii="Consolas" w:hAnsi="Consolas"/>
+        </w:rPr>
+        <w:t>│   package-</w:t>
+      </w:r>
+      <w:proofErr w:type="spellStart"/>
+      <w:proofErr w:type="gramStart"/>
+      <w:r>
+        <w:rPr>
+          <w:rFonts w:ascii="Consolas" w:hAnsi="Consolas"/>
+        </w:rPr>
+        <w:t>lock.json</w:t>
+      </w:r>
+      <w:proofErr w:type="spellEnd"/>
+      <w:proofErr w:type="gramEnd"/>
+      <w:r>
+        <w:rPr>
+          <w:rFonts w:ascii="Consolas" w:hAnsi="Consolas"/>
+        </w:rPr>
+        <w:tab/>
+      </w:r>
+      <w:r>
+        <w:rPr>
+          <w:rFonts w:ascii="Consolas" w:hAnsi="Consolas"/>
+        </w:rPr>
+        <w:tab/>
       </w:r>
       <w:proofErr w:type="spellStart"/>
       <w:r>
@@ -3895,46 +3842,16 @@
           <w:i/>
           <w:iCs/>
         </w:rPr>
-        <w:t>oldala</w:t>
-      </w:r>
-      <w:proofErr w:type="spellEnd"/>
-    </w:p>
-    <w:p>
-      <w:pPr>
-        <w:spacing w:before="0" w:after="0" w:line="240" w:lineRule="auto"/>
+        <w:t>információ</w:t>
+      </w:r>
+      <w:proofErr w:type="spellEnd"/>
+      <w:r>
         <w:rPr>
           <w:rFonts w:ascii="Consolas" w:hAnsi="Consolas"/>
           <w:i/>
           <w:iCs/>
         </w:rPr>
-      </w:pPr>
-      <w:r>
-        <w:rPr>
-          <w:rFonts w:ascii="Consolas" w:hAnsi="Consolas"/>
-        </w:rPr>
-        <w:t>│   package-</w:t>
-      </w:r>
-      <w:proofErr w:type="spellStart"/>
-      <w:proofErr w:type="gramStart"/>
-      <w:r>
-        <w:rPr>
-          <w:rFonts w:ascii="Consolas" w:hAnsi="Consolas"/>
-        </w:rPr>
-        <w:t>lock.json</w:t>
-      </w:r>
-      <w:proofErr w:type="spellEnd"/>
-      <w:proofErr w:type="gramEnd"/>
-      <w:r>
-        <w:rPr>
-          <w:rFonts w:ascii="Consolas" w:hAnsi="Consolas"/>
-        </w:rPr>
-        <w:tab/>
-      </w:r>
-      <w:r>
-        <w:rPr>
-          <w:rFonts w:ascii="Consolas" w:hAnsi="Consolas"/>
-        </w:rPr>
-        <w:tab/>
+        <w:t xml:space="preserve"> a </w:t>
       </w:r>
       <w:proofErr w:type="spellStart"/>
       <w:r>
@@ -3943,7 +3860,7 @@
           <w:i/>
           <w:iCs/>
         </w:rPr>
-        <w:t>információ</w:t>
+        <w:t>telepített</w:t>
       </w:r>
       <w:proofErr w:type="spellEnd"/>
       <w:r>
@@ -3952,7 +3869,7 @@
           <w:i/>
           <w:iCs/>
         </w:rPr>
-        <w:t xml:space="preserve"> a </w:t>
+        <w:t xml:space="preserve"> </w:t>
       </w:r>
       <w:proofErr w:type="spellStart"/>
       <w:r>
@@ -3961,16 +3878,52 @@
           <w:i/>
           <w:iCs/>
         </w:rPr>
-        <w:t>telepített</w:t>
-      </w:r>
-      <w:proofErr w:type="spellEnd"/>
-      <w:r>
+        <w:t>modulokról</w:t>
+      </w:r>
+      <w:proofErr w:type="spellEnd"/>
+    </w:p>
+    <w:p>
+      <w:pPr>
+        <w:spacing w:before="0" w:after="0" w:line="240" w:lineRule="auto"/>
         <w:rPr>
           <w:rFonts w:ascii="Consolas" w:hAnsi="Consolas"/>
           <w:i/>
           <w:iCs/>
         </w:rPr>
-        <w:t xml:space="preserve"> </w:t>
+      </w:pPr>
+      <w:r>
+        <w:rPr>
+          <w:rFonts w:ascii="Consolas" w:hAnsi="Consolas"/>
+        </w:rPr>
+        <w:t xml:space="preserve">│   </w:t>
+      </w:r>
+      <w:proofErr w:type="spellStart"/>
+      <w:proofErr w:type="gramStart"/>
+      <w:r>
+        <w:rPr>
+          <w:rFonts w:ascii="Consolas" w:hAnsi="Consolas"/>
+        </w:rPr>
+        <w:t>package.json</w:t>
+      </w:r>
+      <w:proofErr w:type="spellEnd"/>
+      <w:proofErr w:type="gramEnd"/>
+      <w:r>
+        <w:rPr>
+          <w:rFonts w:ascii="Consolas" w:hAnsi="Consolas"/>
+        </w:rPr>
+        <w:tab/>
+      </w:r>
+      <w:r>
+        <w:rPr>
+          <w:rFonts w:ascii="Consolas" w:hAnsi="Consolas"/>
+        </w:rPr>
+        <w:tab/>
+      </w:r>
+      <w:r>
+        <w:rPr>
+          <w:rFonts w:ascii="Consolas" w:hAnsi="Consolas"/>
+        </w:rPr>
+        <w:tab/>
       </w:r>
       <w:proofErr w:type="spellStart"/>
       <w:r>
@@ -3979,52 +3932,16 @@
           <w:i/>
           <w:iCs/>
         </w:rPr>
-        <w:t>modulokról</w:t>
-      </w:r>
-      <w:proofErr w:type="spellEnd"/>
-    </w:p>
-    <w:p>
-      <w:pPr>
-        <w:spacing w:before="0" w:after="0" w:line="240" w:lineRule="auto"/>
+        <w:t>információ</w:t>
+      </w:r>
+      <w:proofErr w:type="spellEnd"/>
+      <w:r>
         <w:rPr>
           <w:rFonts w:ascii="Consolas" w:hAnsi="Consolas"/>
           <w:i/>
           <w:iCs/>
         </w:rPr>
-      </w:pPr>
-      <w:r>
-        <w:rPr>
-          <w:rFonts w:ascii="Consolas" w:hAnsi="Consolas"/>
-        </w:rPr>
-        <w:t xml:space="preserve">│   </w:t>
-      </w:r>
-      <w:proofErr w:type="spellStart"/>
-      <w:proofErr w:type="gramStart"/>
-      <w:r>
-        <w:rPr>
-          <w:rFonts w:ascii="Consolas" w:hAnsi="Consolas"/>
-        </w:rPr>
-        <w:t>package.json</w:t>
-      </w:r>
-      <w:proofErr w:type="spellEnd"/>
-      <w:proofErr w:type="gramEnd"/>
-      <w:r>
-        <w:rPr>
-          <w:rFonts w:ascii="Consolas" w:hAnsi="Consolas"/>
-        </w:rPr>
-        <w:tab/>
-      </w:r>
-      <w:r>
-        <w:rPr>
-          <w:rFonts w:ascii="Consolas" w:hAnsi="Consolas"/>
-        </w:rPr>
-        <w:tab/>
-      </w:r>
-      <w:r>
-        <w:rPr>
-          <w:rFonts w:ascii="Consolas" w:hAnsi="Consolas"/>
-        </w:rPr>
-        <w:tab/>
+        <w:t xml:space="preserve"> a </w:t>
       </w:r>
       <w:proofErr w:type="spellStart"/>
       <w:r>
@@ -4033,7 +3950,7 @@
           <w:i/>
           <w:iCs/>
         </w:rPr>
-        <w:t>információ</w:t>
+        <w:t>projektről</w:t>
       </w:r>
       <w:proofErr w:type="spellEnd"/>
       <w:r>
@@ -4042,7 +3959,7 @@
           <w:i/>
           <w:iCs/>
         </w:rPr>
-        <w:t xml:space="preserve"> a </w:t>
+        <w:t xml:space="preserve"> </w:t>
       </w:r>
       <w:proofErr w:type="spellStart"/>
       <w:r>
@@ -4051,7 +3968,7 @@
           <w:i/>
           <w:iCs/>
         </w:rPr>
-        <w:t>projektről</w:t>
+        <w:t>és</w:t>
       </w:r>
       <w:proofErr w:type="spellEnd"/>
       <w:r>
@@ -4069,16 +3986,76 @@
           <w:i/>
           <w:iCs/>
         </w:rPr>
-        <w:t>és</w:t>
-      </w:r>
-      <w:proofErr w:type="spellEnd"/>
+        <w:t>függőségeiről</w:t>
+      </w:r>
+      <w:proofErr w:type="spellEnd"/>
+    </w:p>
+    <w:p>
+      <w:pPr>
+        <w:spacing w:before="0" w:after="0" w:line="240" w:lineRule="auto"/>
+        <w:rPr>
+          <w:rFonts w:ascii="Consolas" w:hAnsi="Consolas"/>
+        </w:rPr>
+      </w:pPr>
+      <w:r>
+        <w:rPr>
+          <w:rFonts w:ascii="Consolas" w:hAnsi="Consolas"/>
+        </w:rPr>
+        <w:t>│   README.md</w:t>
+      </w:r>
+      <w:r>
+        <w:rPr>
+          <w:rFonts w:ascii="Consolas" w:hAnsi="Consolas"/>
+        </w:rPr>
+        <w:tab/>
+      </w:r>
+      <w:r>
+        <w:rPr>
+          <w:rFonts w:ascii="Consolas" w:hAnsi="Consolas"/>
+        </w:rPr>
+        <w:tab/>
+      </w:r>
+      <w:r>
+        <w:rPr>
+          <w:rFonts w:ascii="Consolas" w:hAnsi="Consolas"/>
+        </w:rPr>
+        <w:tab/>
+      </w:r>
+      <w:proofErr w:type="spellStart"/>
       <w:r>
         <w:rPr>
           <w:rFonts w:ascii="Consolas" w:hAnsi="Consolas"/>
           <w:i/>
           <w:iCs/>
         </w:rPr>
-        <w:t xml:space="preserve"> </w:t>
+        <w:t>olvasnivaló</w:t>
+      </w:r>
+      <w:proofErr w:type="spellEnd"/>
+    </w:p>
+    <w:p>
+      <w:pPr>
+        <w:spacing w:before="0" w:after="0" w:line="240" w:lineRule="auto"/>
+        <w:rPr>
+          <w:rFonts w:ascii="Consolas" w:hAnsi="Consolas"/>
+        </w:rPr>
+      </w:pPr>
+      <w:r>
+        <w:rPr>
+          <w:rFonts w:ascii="Consolas" w:hAnsi="Consolas"/>
+        </w:rPr>
+        <w:t>└   vite.config.js</w:t>
+      </w:r>
+      <w:r>
+        <w:rPr>
+          <w:rFonts w:ascii="Consolas" w:hAnsi="Consolas"/>
+        </w:rPr>
+        <w:tab/>
+      </w:r>
+      <w:r>
+        <w:rPr>
+          <w:rFonts w:ascii="Consolas" w:hAnsi="Consolas"/>
+        </w:rPr>
+        <w:tab/>
       </w:r>
       <w:proofErr w:type="spellStart"/>
       <w:r>
@@ -4087,76 +4064,16 @@
           <w:i/>
           <w:iCs/>
         </w:rPr>
-        <w:t>függőségeiről</w:t>
-      </w:r>
-      <w:proofErr w:type="spellEnd"/>
-    </w:p>
-    <w:p>
-      <w:pPr>
-        <w:spacing w:before="0" w:after="0" w:line="240" w:lineRule="auto"/>
-        <w:rPr>
-          <w:rFonts w:ascii="Consolas" w:hAnsi="Consolas"/>
-        </w:rPr>
-      </w:pPr>
-      <w:r>
-        <w:rPr>
-          <w:rFonts w:ascii="Consolas" w:hAnsi="Consolas"/>
-        </w:rPr>
-        <w:t>│   README.md</w:t>
-      </w:r>
-      <w:r>
-        <w:rPr>
-          <w:rFonts w:ascii="Consolas" w:hAnsi="Consolas"/>
-        </w:rPr>
-        <w:tab/>
-      </w:r>
-      <w:r>
-        <w:rPr>
-          <w:rFonts w:ascii="Consolas" w:hAnsi="Consolas"/>
-        </w:rPr>
-        <w:tab/>
-      </w:r>
-      <w:r>
-        <w:rPr>
-          <w:rFonts w:ascii="Consolas" w:hAnsi="Consolas"/>
-        </w:rPr>
-        <w:tab/>
-      </w:r>
-      <w:proofErr w:type="spellStart"/>
+        <w:t>vite</w:t>
+      </w:r>
+      <w:proofErr w:type="spellEnd"/>
       <w:r>
         <w:rPr>
           <w:rFonts w:ascii="Consolas" w:hAnsi="Consolas"/>
           <w:i/>
           <w:iCs/>
         </w:rPr>
-        <w:t>olvasnivaló</w:t>
-      </w:r>
-      <w:proofErr w:type="spellEnd"/>
-    </w:p>
-    <w:p>
-      <w:pPr>
-        <w:spacing w:before="0" w:after="0" w:line="240" w:lineRule="auto"/>
-        <w:rPr>
-          <w:rFonts w:ascii="Consolas" w:hAnsi="Consolas"/>
-        </w:rPr>
-      </w:pPr>
-      <w:r>
-        <w:rPr>
-          <w:rFonts w:ascii="Consolas" w:hAnsi="Consolas"/>
-        </w:rPr>
-        <w:t>└   vite.config.js</w:t>
-      </w:r>
-      <w:r>
-        <w:rPr>
-          <w:rFonts w:ascii="Consolas" w:hAnsi="Consolas"/>
-        </w:rPr>
-        <w:tab/>
-      </w:r>
-      <w:r>
-        <w:rPr>
-          <w:rFonts w:ascii="Consolas" w:hAnsi="Consolas"/>
-        </w:rPr>
-        <w:tab/>
+        <w:t xml:space="preserve"> </w:t>
       </w:r>
       <w:proofErr w:type="spellStart"/>
       <w:r>
@@ -4165,7 +4082,7 @@
           <w:i/>
           <w:iCs/>
         </w:rPr>
-        <w:t>vite</w:t>
+        <w:t>projekt</w:t>
       </w:r>
       <w:proofErr w:type="spellEnd"/>
       <w:r>
@@ -4183,24 +4100,6 @@
           <w:i/>
           <w:iCs/>
         </w:rPr>
-        <w:t>projekt</w:t>
-      </w:r>
-      <w:proofErr w:type="spellEnd"/>
-      <w:r>
-        <w:rPr>
-          <w:rFonts w:ascii="Consolas" w:hAnsi="Consolas"/>
-          <w:i/>
-          <w:iCs/>
-        </w:rPr>
-        <w:t xml:space="preserve"> </w:t>
-      </w:r>
-      <w:proofErr w:type="spellStart"/>
-      <w:r>
-        <w:rPr>
-          <w:rFonts w:ascii="Consolas" w:hAnsi="Consolas"/>
-          <w:i/>
-          <w:iCs/>
-        </w:rPr>
         <w:t>beállításai</w:t>
       </w:r>
       <w:proofErr w:type="spellEnd"/>
@@ -4209,13 +4108,8 @@
       <w:pPr>
         <w:pStyle w:val="Cmsor2"/>
       </w:pPr>
-      <w:proofErr w:type="spellStart"/>
-      <w:r>
-        <w:t>Projekt</w:t>
-      </w:r>
-      <w:proofErr w:type="spellEnd"/>
-      <w:r>
-        <w:t xml:space="preserve"> </w:t>
+      <w:r>
+        <w:t xml:space="preserve">Projekt </w:t>
       </w:r>
       <w:proofErr w:type="spellStart"/>
       <w:r>
@@ -4918,15 +4812,7 @@
       </w:r>
       <w:proofErr w:type="spellEnd"/>
       <w:r>
-        <w:t xml:space="preserve"> a </w:t>
-      </w:r>
-      <w:proofErr w:type="spellStart"/>
-      <w:r>
-        <w:t>Vite</w:t>
-      </w:r>
-      <w:proofErr w:type="spellEnd"/>
-      <w:r>
-        <w:t xml:space="preserve"> a </w:t>
+        <w:t xml:space="preserve"> a Vite a </w:t>
       </w:r>
       <w:proofErr w:type="spellStart"/>
       <w:r>
@@ -5919,16 +5805,11 @@
       <w:r>
         <w:t xml:space="preserve">. </w:t>
       </w:r>
-      <w:proofErr w:type="spellStart"/>
       <w:r>
         <w:t>E</w:t>
       </w:r>
       <w:r>
-        <w:t>z</w:t>
-      </w:r>
-      <w:proofErr w:type="spellEnd"/>
-      <w:r>
-        <w:t xml:space="preserve"> a </w:t>
+        <w:t xml:space="preserve">z a </w:t>
       </w:r>
       <w:proofErr w:type="spellStart"/>
       <w:r>
@@ -6383,7 +6264,7 @@
           <w:kern w:val="0"/>
           <w:sz w:val="21"/>
           <w:szCs w:val="21"/>
-          <w:lang w:val="de-DE" w:eastAsia="de-DE"/>
+          <w:lang w:eastAsia="de-DE"/>
           <w14:ligatures w14:val="none"/>
         </w:rPr>
       </w:pPr>
@@ -6406,12 +6287,11 @@
           <w:kern w:val="0"/>
           <w:sz w:val="21"/>
           <w:szCs w:val="21"/>
-          <w:lang w:val="de-DE" w:eastAsia="de-DE"/>
+          <w:lang w:eastAsia="de-DE"/>
           <w14:ligatures w14:val="none"/>
         </w:rPr>
         <w:t>&lt;</w:t>
       </w:r>
-      <w:proofErr w:type="spellStart"/>
       <w:r>
         <w:rPr>
           <w:rFonts w:ascii="Consolas" w:eastAsia="Times New Roman" w:hAnsi="Consolas" w:cs="Times New Roman"/>
@@ -6419,12 +6299,11 @@
           <w:kern w:val="0"/>
           <w:sz w:val="21"/>
           <w:szCs w:val="21"/>
-          <w:lang w:val="de-DE" w:eastAsia="de-DE"/>
+          <w:lang w:eastAsia="de-DE"/>
           <w14:ligatures w14:val="none"/>
         </w:rPr>
         <w:t>body</w:t>
       </w:r>
-      <w:proofErr w:type="spellEnd"/>
       <w:r>
         <w:rPr>
           <w:rFonts w:ascii="Consolas" w:eastAsia="Times New Roman" w:hAnsi="Consolas" w:cs="Times New Roman"/>
@@ -6432,7 +6311,7 @@
           <w:kern w:val="0"/>
           <w:sz w:val="21"/>
           <w:szCs w:val="21"/>
-          <w:lang w:val="de-DE" w:eastAsia="de-DE"/>
+          <w:lang w:eastAsia="de-DE"/>
           <w14:ligatures w14:val="none"/>
         </w:rPr>
         <w:t>&gt;</w:t>
@@ -6450,7 +6329,7 @@
           <w:kern w:val="0"/>
           <w:sz w:val="21"/>
           <w:szCs w:val="21"/>
-          <w:lang w:val="de-DE" w:eastAsia="de-DE"/>
+          <w:lang w:eastAsia="de-DE"/>
           <w14:ligatures w14:val="none"/>
         </w:rPr>
       </w:pPr>
@@ -6461,7 +6340,7 @@
           <w:kern w:val="0"/>
           <w:sz w:val="21"/>
           <w:szCs w:val="21"/>
-          <w:lang w:val="de-DE" w:eastAsia="de-DE"/>
+          <w:lang w:eastAsia="de-DE"/>
           <w14:ligatures w14:val="none"/>
         </w:rPr>
         <w:t xml:space="preserve">    </w:t>
@@ -6473,7 +6352,7 @@
           <w:kern w:val="0"/>
           <w:sz w:val="21"/>
           <w:szCs w:val="21"/>
-          <w:lang w:val="de-DE" w:eastAsia="de-DE"/>
+          <w:lang w:eastAsia="de-DE"/>
           <w14:ligatures w14:val="none"/>
         </w:rPr>
         <w:t>&lt;</w:t>
@@ -6485,7 +6364,7 @@
           <w:kern w:val="0"/>
           <w:sz w:val="21"/>
           <w:szCs w:val="21"/>
-          <w:lang w:val="de-DE" w:eastAsia="de-DE"/>
+          <w:lang w:eastAsia="de-DE"/>
           <w14:ligatures w14:val="none"/>
         </w:rPr>
         <w:t>div</w:t>
@@ -6497,12 +6376,11 @@
           <w:kern w:val="0"/>
           <w:sz w:val="21"/>
           <w:szCs w:val="21"/>
-          <w:lang w:val="de-DE" w:eastAsia="de-DE"/>
-          <w14:ligatures w14:val="none"/>
-        </w:rPr>
-        <w:t xml:space="preserve"> </w:t>
-      </w:r>
-      <w:proofErr w:type="spellStart"/>
+          <w:lang w:eastAsia="de-DE"/>
+          <w14:ligatures w14:val="none"/>
+        </w:rPr>
+        <w:t xml:space="preserve"> </w:t>
+      </w:r>
       <w:r>
         <w:rPr>
           <w:rFonts w:ascii="Consolas" w:eastAsia="Times New Roman" w:hAnsi="Consolas" w:cs="Times New Roman"/>
@@ -6510,12 +6388,11 @@
           <w:kern w:val="0"/>
           <w:sz w:val="21"/>
           <w:szCs w:val="21"/>
-          <w:lang w:val="de-DE" w:eastAsia="de-DE"/>
+          <w:lang w:eastAsia="de-DE"/>
           <w14:ligatures w14:val="none"/>
         </w:rPr>
         <w:t>id</w:t>
       </w:r>
-      <w:proofErr w:type="spellEnd"/>
       <w:r>
         <w:rPr>
           <w:rFonts w:ascii="Consolas" w:eastAsia="Times New Roman" w:hAnsi="Consolas" w:cs="Times New Roman"/>
@@ -6523,7 +6400,7 @@
           <w:kern w:val="0"/>
           <w:sz w:val="21"/>
           <w:szCs w:val="21"/>
-          <w:lang w:val="de-DE" w:eastAsia="de-DE"/>
+          <w:lang w:eastAsia="de-DE"/>
           <w14:ligatures w14:val="none"/>
         </w:rPr>
         <w:t>=</w:t>
@@ -6535,7 +6412,7 @@
           <w:kern w:val="0"/>
           <w:sz w:val="21"/>
           <w:szCs w:val="21"/>
-          <w:lang w:val="de-DE" w:eastAsia="de-DE"/>
+          <w:lang w:eastAsia="de-DE"/>
           <w14:ligatures w14:val="none"/>
         </w:rPr>
         <w:t>"root"</w:t>
@@ -6547,7 +6424,7 @@
           <w:kern w:val="0"/>
           <w:sz w:val="21"/>
           <w:szCs w:val="21"/>
-          <w:lang w:val="de-DE" w:eastAsia="de-DE"/>
+          <w:lang w:eastAsia="de-DE"/>
           <w14:ligatures w14:val="none"/>
         </w:rPr>
         <w:t>&gt;&lt;/</w:t>
@@ -6559,7 +6436,7 @@
           <w:kern w:val="0"/>
           <w:sz w:val="21"/>
           <w:szCs w:val="21"/>
-          <w:lang w:val="de-DE" w:eastAsia="de-DE"/>
+          <w:lang w:eastAsia="de-DE"/>
           <w14:ligatures w14:val="none"/>
         </w:rPr>
         <w:t>div</w:t>
@@ -6571,7 +6448,7 @@
           <w:kern w:val="0"/>
           <w:sz w:val="21"/>
           <w:szCs w:val="21"/>
-          <w:lang w:val="de-DE" w:eastAsia="de-DE"/>
+          <w:lang w:eastAsia="de-DE"/>
           <w14:ligatures w14:val="none"/>
         </w:rPr>
         <w:t>&gt;</w:t>
@@ -7171,7 +7048,20 @@
           <w:lang w:eastAsia="de-DE"/>
           <w14:ligatures w14:val="none"/>
         </w:rPr>
-        <w:t>)).</w:t>
+        <w:t>)</w:t>
+      </w:r>
+      <w:proofErr w:type="gramStart"/>
+      <w:r>
+        <w:rPr>
+          <w:rFonts w:ascii="Consolas" w:eastAsia="Times New Roman" w:hAnsi="Consolas" w:cs="Times New Roman"/>
+          <w:color w:val="BBBEBF"/>
+          <w:kern w:val="0"/>
+          <w:sz w:val="21"/>
+          <w:szCs w:val="21"/>
+          <w:lang w:eastAsia="de-DE"/>
+          <w14:ligatures w14:val="none"/>
+        </w:rPr>
+        <w:t>).</w:t>
       </w:r>
       <w:r>
         <w:rPr>
@@ -7185,6 +7075,7 @@
         </w:rPr>
         <w:t>render</w:t>
       </w:r>
+      <w:proofErr w:type="gramEnd"/>
       <w:r>
         <w:rPr>
           <w:rFonts w:ascii="Consolas" w:eastAsia="Times New Roman" w:hAnsi="Consolas" w:cs="Times New Roman"/>
@@ -8494,15 +8385,7 @@
       </w:r>
       <w:proofErr w:type="spellEnd"/>
       <w:r>
-        <w:t xml:space="preserve">. </w:t>
-      </w:r>
-      <w:proofErr w:type="spellStart"/>
-      <w:r>
-        <w:t>Ez</w:t>
-      </w:r>
-      <w:proofErr w:type="spellEnd"/>
-      <w:r>
-        <w:t xml:space="preserve"> a C# </w:t>
+        <w:t xml:space="preserve">. Ez a C# </w:t>
       </w:r>
       <w:proofErr w:type="spellStart"/>
       <w:r>
@@ -8548,11 +8431,10 @@
           <w:kern w:val="0"/>
           <w:sz w:val="21"/>
           <w:szCs w:val="21"/>
-          <w:lang w:val="de-DE" w:eastAsia="de-DE"/>
-          <w14:ligatures w14:val="none"/>
-        </w:rPr>
-      </w:pPr>
-      <w:proofErr w:type="spellStart"/>
+          <w:lang w:eastAsia="de-DE"/>
+          <w14:ligatures w14:val="none"/>
+        </w:rPr>
+      </w:pPr>
       <w:r>
         <w:rPr>
           <w:rFonts w:ascii="Consolas" w:eastAsia="Times New Roman" w:hAnsi="Consolas" w:cs="Times New Roman"/>
@@ -8560,12 +8442,11 @@
           <w:kern w:val="0"/>
           <w:sz w:val="21"/>
           <w:szCs w:val="21"/>
-          <w:lang w:val="de-DE" w:eastAsia="de-DE"/>
+          <w:lang w:eastAsia="de-DE"/>
           <w14:ligatures w14:val="none"/>
         </w:rPr>
         <w:t>export</w:t>
       </w:r>
-      <w:proofErr w:type="spellEnd"/>
       <w:r>
         <w:rPr>
           <w:rFonts w:ascii="Consolas" w:eastAsia="Times New Roman" w:hAnsi="Consolas" w:cs="Times New Roman"/>
@@ -8573,12 +8454,11 @@
           <w:kern w:val="0"/>
           <w:sz w:val="21"/>
           <w:szCs w:val="21"/>
-          <w:lang w:val="de-DE" w:eastAsia="de-DE"/>
-          <w14:ligatures w14:val="none"/>
-        </w:rPr>
-        <w:t xml:space="preserve"> </w:t>
-      </w:r>
-      <w:proofErr w:type="spellStart"/>
+          <w:lang w:eastAsia="de-DE"/>
+          <w14:ligatures w14:val="none"/>
+        </w:rPr>
+        <w:t xml:space="preserve"> </w:t>
+      </w:r>
       <w:r>
         <w:rPr>
           <w:rFonts w:ascii="Consolas" w:eastAsia="Times New Roman" w:hAnsi="Consolas" w:cs="Times New Roman"/>
@@ -8586,12 +8466,11 @@
           <w:kern w:val="0"/>
           <w:sz w:val="21"/>
           <w:szCs w:val="21"/>
-          <w:lang w:val="de-DE" w:eastAsia="de-DE"/>
+          <w:lang w:eastAsia="de-DE"/>
           <w14:ligatures w14:val="none"/>
         </w:rPr>
         <w:t>default</w:t>
       </w:r>
-      <w:proofErr w:type="spellEnd"/>
       <w:r>
         <w:rPr>
           <w:rFonts w:ascii="Consolas" w:eastAsia="Times New Roman" w:hAnsi="Consolas" w:cs="Times New Roman"/>
@@ -8599,7 +8478,7 @@
           <w:kern w:val="0"/>
           <w:sz w:val="21"/>
           <w:szCs w:val="21"/>
-          <w:lang w:val="de-DE" w:eastAsia="de-DE"/>
+          <w:lang w:eastAsia="de-DE"/>
           <w14:ligatures w14:val="none"/>
         </w:rPr>
         <w:t xml:space="preserve"> </w:t>
@@ -8611,7 +8490,7 @@
           <w:kern w:val="0"/>
           <w:sz w:val="21"/>
           <w:szCs w:val="21"/>
-          <w:lang w:val="de-DE" w:eastAsia="de-DE"/>
+          <w:lang w:eastAsia="de-DE"/>
           <w14:ligatures w14:val="none"/>
         </w:rPr>
         <w:t>A</w:t>
@@ -8623,7 +8502,7 @@
           <w:kern w:val="0"/>
           <w:sz w:val="21"/>
           <w:szCs w:val="21"/>
-          <w:lang w:val="de-DE" w:eastAsia="de-DE"/>
+          <w:lang w:eastAsia="de-DE"/>
           <w14:ligatures w14:val="none"/>
         </w:rPr>
         <w:t>pp</w:t>
@@ -8754,6 +8633,7 @@
         <w:t xml:space="preserve">, </w:t>
       </w:r>
       <w:proofErr w:type="spellStart"/>
+      <w:proofErr w:type="gramStart"/>
       <w:r>
         <w:rPr>
           <w:rFonts w:ascii="Consolas" w:eastAsia="Times New Roman" w:hAnsi="Consolas" w:cs="Times New Roman"/>
@@ -8791,6 +8671,7 @@
         </w:rPr>
         <w:t>}</w:t>
       </w:r>
+      <w:proofErr w:type="gramEnd"/>
     </w:p>
     <w:p>
       <w:r>
@@ -9303,15 +9184,7 @@
     </w:p>
     <w:p>
       <w:pPr>
-        <w:spacing w:before="0" w:after="0"/>
-      </w:pPr>
-    </w:p>
-    <w:p>
-      <w:pPr>
         <w:pStyle w:val="Cmsor2"/>
-        <w:spacing w:before="0" w:after="0"/>
-        <w:ind w:left="1135" w:hanging="851"/>
-        <w:contextualSpacing w:val="0"/>
       </w:pPr>
       <w:r>
         <w:t xml:space="preserve">JSX – HTML </w:t>
@@ -10994,161 +10867,58 @@
       </w:r>
     </w:p>
     <w:p>
-      <w:r>
+      <w:pPr>
+        <w:rPr>
+          <w:lang w:val="hu-HU"/>
+        </w:rPr>
+      </w:pPr>
+      <w:r>
+        <w:rPr>
+          <w:lang w:val="hu-HU"/>
+        </w:rPr>
         <w:t>Ha a</w:t>
       </w:r>
       <w:r>
-        <w:t xml:space="preserve"> </w:t>
-      </w:r>
-      <w:proofErr w:type="spellStart"/>
-      <w:r>
-        <w:t>tartalm</w:t>
-      </w:r>
-      <w:r>
+        <w:rPr>
+          <w:lang w:val="hu-HU"/>
+        </w:rPr>
+        <w:t xml:space="preserve"> tartalm</w:t>
+      </w:r>
+      <w:r>
+        <w:rPr>
+          <w:lang w:val="hu-HU"/>
+        </w:rPr>
         <w:t>at</w:t>
       </w:r>
-      <w:proofErr w:type="spellEnd"/>
-      <w:r>
-        <w:t xml:space="preserve"> </w:t>
-      </w:r>
-      <w:proofErr w:type="spellStart"/>
-      <w:r>
-        <w:t>dinamikusan</w:t>
-      </w:r>
-      <w:proofErr w:type="spellEnd"/>
-      <w:r>
-        <w:t xml:space="preserve">, </w:t>
-      </w:r>
-      <w:proofErr w:type="spellStart"/>
-      <w:r>
-        <w:t>például</w:t>
-      </w:r>
-      <w:proofErr w:type="spellEnd"/>
-      <w:r>
-        <w:t xml:space="preserve"> </w:t>
-      </w:r>
-      <w:proofErr w:type="spellStart"/>
-      <w:r>
-        <w:t>feltételek</w:t>
-      </w:r>
-      <w:proofErr w:type="spellEnd"/>
-      <w:r>
-        <w:t xml:space="preserve"> </w:t>
-      </w:r>
-      <w:proofErr w:type="spellStart"/>
-      <w:r>
-        <w:t>alapján</w:t>
-      </w:r>
-      <w:proofErr w:type="spellEnd"/>
-      <w:r>
-        <w:t xml:space="preserve"> </w:t>
-      </w:r>
-      <w:proofErr w:type="spellStart"/>
-      <w:r>
-        <w:t>vagy</w:t>
-      </w:r>
-      <w:proofErr w:type="spellEnd"/>
-      <w:r>
-        <w:t xml:space="preserve"> </w:t>
-      </w:r>
-      <w:proofErr w:type="spellStart"/>
-      <w:r>
-        <w:t>adatokból</w:t>
-      </w:r>
-      <w:proofErr w:type="spellEnd"/>
-      <w:r>
-        <w:t xml:space="preserve"> </w:t>
-      </w:r>
-      <w:proofErr w:type="spellStart"/>
-      <w:r>
-        <w:t>kell</w:t>
-      </w:r>
-      <w:proofErr w:type="spellEnd"/>
-      <w:r>
-        <w:t xml:space="preserve"> </w:t>
-      </w:r>
-      <w:proofErr w:type="spellStart"/>
-      <w:r>
-        <w:t>előállítani</w:t>
-      </w:r>
-      <w:proofErr w:type="spellEnd"/>
-      <w:r>
-        <w:t xml:space="preserve">, </w:t>
-      </w:r>
-      <w:proofErr w:type="spellStart"/>
-      <w:r>
-        <w:t>nem</w:t>
-      </w:r>
-      <w:proofErr w:type="spellEnd"/>
-      <w:r>
-        <w:t xml:space="preserve"> </w:t>
-      </w:r>
-      <w:proofErr w:type="spellStart"/>
-      <w:r>
-        <w:t>kerülhető</w:t>
-      </w:r>
-      <w:proofErr w:type="spellEnd"/>
-      <w:r>
-        <w:t xml:space="preserve"> el a JavaScript </w:t>
-      </w:r>
-      <w:proofErr w:type="spellStart"/>
-      <w:r>
-        <w:t>kód</w:t>
-      </w:r>
-      <w:proofErr w:type="spellEnd"/>
-      <w:r>
-        <w:t xml:space="preserve">, mint </w:t>
-      </w:r>
-      <w:proofErr w:type="spellStart"/>
-      <w:r>
-        <w:t>az</w:t>
-      </w:r>
-      <w:proofErr w:type="spellEnd"/>
-      <w:r>
-        <w:t xml:space="preserve"> </w:t>
-      </w:r>
-      <w:proofErr w:type="spellStart"/>
-      <w:r>
-        <w:t>alábbi</w:t>
-      </w:r>
-      <w:proofErr w:type="spellEnd"/>
-      <w:r>
-        <w:t xml:space="preserve"> </w:t>
-      </w:r>
-      <w:proofErr w:type="spellStart"/>
-      <w:r>
-        <w:t>példába</w:t>
-      </w:r>
-      <w:r>
+      <w:r>
+        <w:rPr>
+          <w:lang w:val="hu-HU"/>
+        </w:rPr>
+        <w:t xml:space="preserve"> dinamikusan, például feltételek alapján vagy adatokból</w:t>
+      </w:r>
+      <w:r>
+        <w:rPr>
+          <w:lang w:val="hu-HU"/>
+        </w:rPr>
+        <w:t xml:space="preserve"> kell előállítani, nem kerülhető el a JavaScript kód, mint </w:t>
+      </w:r>
+      <w:r>
+        <w:rPr>
+          <w:lang w:val="hu-HU"/>
+        </w:rPr>
+        <w:t>az alábbi példába</w:t>
+      </w:r>
+      <w:r>
+        <w:rPr>
+          <w:lang w:val="hu-HU"/>
+        </w:rPr>
         <w:t>n</w:t>
       </w:r>
-      <w:proofErr w:type="spellEnd"/>
-      <w:r>
-        <w:t xml:space="preserve"> a </w:t>
-      </w:r>
-      <w:proofErr w:type="spellStart"/>
-      <w:r>
-        <w:t>felhasználó</w:t>
-      </w:r>
-      <w:proofErr w:type="spellEnd"/>
-      <w:r>
-        <w:t xml:space="preserve"> </w:t>
-      </w:r>
-      <w:proofErr w:type="spellStart"/>
-      <w:r>
-        <w:t>nevének</w:t>
-      </w:r>
-      <w:proofErr w:type="spellEnd"/>
-      <w:r>
-        <w:t xml:space="preserve"> </w:t>
-      </w:r>
-      <w:proofErr w:type="spellStart"/>
-      <w:r>
-        <w:t>beszúrása</w:t>
-      </w:r>
-      <w:proofErr w:type="spellEnd"/>
-      <w:r>
-        <w:t>.</w:t>
+      <w:r>
+        <w:rPr>
+          <w:lang w:val="hu-HU"/>
+        </w:rPr>
+        <w:t xml:space="preserve"> a felhasználó nevének beszúrása.</w:t>
       </w:r>
     </w:p>
     <w:p>
@@ -12054,6 +11824,7 @@
         </w:rPr>
         <w:t>name</w:t>
       </w:r>
+      <w:proofErr w:type="gramStart"/>
       <w:r>
         <w:rPr>
           <w:rFonts w:ascii="Consolas" w:eastAsia="Times New Roman" w:hAnsi="Consolas" w:cs="Times New Roman"/>
@@ -12078,6 +11849,7 @@
         </w:rPr>
         <w:t>!`</w:t>
       </w:r>
+      <w:proofErr w:type="gramEnd"/>
     </w:p>
     <w:p>
       <w:pPr>
@@ -12374,104 +12146,34 @@
       </w:r>
     </w:p>
     <w:p>
-      <w:proofErr w:type="spellStart"/>
-      <w:r>
-        <w:t>Ezt</w:t>
-      </w:r>
-      <w:proofErr w:type="spellEnd"/>
-      <w:r>
-        <w:t xml:space="preserve"> a </w:t>
-      </w:r>
-      <w:proofErr w:type="spellStart"/>
-      <w:r>
-        <w:t>kettősséget</w:t>
-      </w:r>
-      <w:proofErr w:type="spellEnd"/>
-      <w:r>
-        <w:t xml:space="preserve"> </w:t>
-      </w:r>
-      <w:proofErr w:type="spellStart"/>
-      <w:r>
-        <w:t>oldja</w:t>
-      </w:r>
-      <w:proofErr w:type="spellEnd"/>
-      <w:r>
-        <w:t xml:space="preserve"> meg a React </w:t>
-      </w:r>
-      <w:proofErr w:type="spellStart"/>
-      <w:r>
-        <w:t>által</w:t>
-      </w:r>
-      <w:proofErr w:type="spellEnd"/>
-      <w:r>
-        <w:t xml:space="preserve"> </w:t>
-      </w:r>
-      <w:proofErr w:type="spellStart"/>
-      <w:r>
-        <w:t>használt</w:t>
-      </w:r>
-      <w:proofErr w:type="spellEnd"/>
-      <w:r>
-        <w:t xml:space="preserve"> JSX </w:t>
-      </w:r>
-      <w:proofErr w:type="spellStart"/>
-      <w:r>
-        <w:t>formátum</w:t>
-      </w:r>
-      <w:proofErr w:type="spellEnd"/>
-      <w:r>
-        <w:t xml:space="preserve">, </w:t>
-      </w:r>
-      <w:proofErr w:type="spellStart"/>
-      <w:r>
-        <w:t>amelyben</w:t>
-      </w:r>
-      <w:proofErr w:type="spellEnd"/>
-      <w:r>
-        <w:t xml:space="preserve"> HTML </w:t>
-      </w:r>
-      <w:proofErr w:type="spellStart"/>
-      <w:r>
-        <w:t>és</w:t>
-      </w:r>
-      <w:proofErr w:type="spellEnd"/>
-      <w:r>
-        <w:t xml:space="preserve"> JavaScript </w:t>
-      </w:r>
-      <w:proofErr w:type="spellStart"/>
-      <w:r>
-        <w:t>kódot</w:t>
-      </w:r>
-      <w:proofErr w:type="spellEnd"/>
-      <w:r>
-        <w:t xml:space="preserve"> </w:t>
-      </w:r>
-      <w:proofErr w:type="spellStart"/>
-      <w:r>
-        <w:t>keverve</w:t>
-      </w:r>
-      <w:proofErr w:type="spellEnd"/>
-      <w:r>
-        <w:t xml:space="preserve"> </w:t>
-      </w:r>
-      <w:proofErr w:type="spellStart"/>
-      <w:r>
-        <w:t>lehet</w:t>
-      </w:r>
-      <w:proofErr w:type="spellEnd"/>
-      <w:r>
-        <w:t xml:space="preserve"> </w:t>
-      </w:r>
-      <w:proofErr w:type="spellStart"/>
-      <w:r>
-        <w:t>írni</w:t>
-      </w:r>
-      <w:proofErr w:type="spellEnd"/>
-      <w:r>
-        <w:t>.</w:t>
-      </w:r>
-      <w:r>
-        <w:t xml:space="preserve"> A </w:t>
+      <w:r>
+        <w:rPr>
+          <w:lang w:val="hu-HU"/>
+        </w:rPr>
+        <w:t xml:space="preserve">Ezt a kettősséget oldja meg a </w:t>
+      </w:r>
+      <w:proofErr w:type="spellStart"/>
+      <w:r>
+        <w:rPr>
+          <w:lang w:val="hu-HU"/>
+        </w:rPr>
+        <w:t>React</w:t>
+      </w:r>
+      <w:proofErr w:type="spellEnd"/>
+      <w:r>
+        <w:rPr>
+          <w:lang w:val="hu-HU"/>
+        </w:rPr>
+        <w:t xml:space="preserve"> által használt JSX formátum, amelyben HTML és JavaScript kódot keverve lehet írni.</w:t>
+      </w:r>
+      <w:r>
+        <w:rPr>
+          <w:lang w:val="hu-HU"/>
+        </w:rPr>
+        <w:t xml:space="preserve"> </w:t>
+      </w:r>
+      <w:r>
+        <w:t xml:space="preserve">A </w:t>
       </w:r>
       <w:proofErr w:type="spellStart"/>
       <w:r>
@@ -12925,8 +12627,6 @@
         </w:rPr>
         <w:t>&gt;</w:t>
       </w:r>
-      <w:bookmarkStart w:id="0" w:name="_GoBack"/>
-      <w:bookmarkEnd w:id="0"/>
     </w:p>
     <w:p>
       <w:pPr>
@@ -14091,13 +13791,9 @@
         <w:t>&gt;</w:t>
       </w:r>
     </w:p>
-    <w:p/>
     <w:p>
       <w:pPr>
         <w:pStyle w:val="Cmsor2"/>
-        <w:spacing w:before="0" w:after="0"/>
-        <w:ind w:left="1135" w:hanging="851"/>
-        <w:contextualSpacing w:val="0"/>
       </w:pPr>
       <w:r>
         <w:t xml:space="preserve">Class </w:t>
@@ -14206,7 +13902,13 @@
       </w:r>
       <w:proofErr w:type="spellEnd"/>
       <w:r>
-        <w:t xml:space="preserve">. A </w:t>
+        <w:t xml:space="preserve">. </w:t>
+      </w:r>
+      <w:r>
+        <w:t>Ez a</w:t>
+      </w:r>
+      <w:r>
+        <w:t xml:space="preserve"> </w:t>
       </w:r>
       <w:proofErr w:type="spellStart"/>
       <w:r>
@@ -14250,17 +13952,33 @@
       </w:r>
       <w:proofErr w:type="spellStart"/>
       <w:r>
+        <w:rPr>
+          <w:i/>
+          <w:iCs/>
+        </w:rPr>
         <w:t>kód</w:t>
       </w:r>
       <w:proofErr w:type="spellEnd"/>
       <w:r>
-        <w:t xml:space="preserve"> </w:t>
-      </w:r>
-      <w:proofErr w:type="spellStart"/>
-      <w:r>
+        <w:rPr>
+          <w:i/>
+          <w:iCs/>
+        </w:rPr>
+        <w:t xml:space="preserve"> </w:t>
+      </w:r>
+      <w:proofErr w:type="spellStart"/>
+      <w:r>
+        <w:rPr>
+          <w:i/>
+          <w:iCs/>
+        </w:rPr>
         <w:t>újrahasznosít</w:t>
       </w:r>
       <w:r>
+        <w:rPr>
+          <w:i/>
+          <w:iCs/>
+        </w:rPr>
         <w:t>ás</w:t>
       </w:r>
       <w:proofErr w:type="spellEnd"/>
@@ -14410,6 +14128,14 @@
       </w:r>
     </w:p>
     <w:p>
+      <w:pPr>
+        <w:rPr>
+          <w:rFonts w:cstheme="minorHAnsi"/>
+          <w:spacing w:val="-8"/>
+          <w:sz w:val="20"/>
+          <w:szCs w:val="20"/>
+        </w:rPr>
+      </w:pPr>
       <w:r>
         <w:t xml:space="preserve">React </w:t>
       </w:r>
@@ -14421,24 +14147,6098 @@
       <w:r>
         <w:t xml:space="preserve">: </w:t>
       </w:r>
-      <w:hyperlink r:id="rId13" w:history="1">
+      <w:hyperlink r:id="rId13" w:anchor="defining-a-class-component" w:history="1">
         <w:r>
           <w:rPr>
             <w:rStyle w:val="Hiperhivatkozs"/>
+            <w:rFonts w:cstheme="minorHAnsi"/>
+            <w:spacing w:val="-8"/>
+            <w:sz w:val="20"/>
+            <w:szCs w:val="20"/>
           </w:rPr>
           <w:t>https://react.dev/reference/react/Component#defining-a-class-component</w:t>
         </w:r>
       </w:hyperlink>
     </w:p>
-    <w:p/>
-    <w:p>
-      <w:proofErr w:type="spellStart"/>
-      <w:r>
-        <w:t>Kulcsszavak</w:t>
+    <w:p>
+      <w:pPr>
+        <w:shd w:val="clear" w:color="auto" w:fill="121314"/>
+        <w:spacing w:before="0" w:after="0" w:line="240" w:lineRule="auto"/>
+        <w:jc w:val="left"/>
+        <w:rPr>
+          <w:rFonts w:ascii="Consolas" w:eastAsia="Times New Roman" w:hAnsi="Consolas" w:cs="Times New Roman"/>
+          <w:color w:val="BBBEBF"/>
+          <w:kern w:val="0"/>
+          <w:sz w:val="21"/>
+          <w:szCs w:val="21"/>
+          <w:lang w:eastAsia="de-DE"/>
+          <w14:ligatures w14:val="none"/>
+        </w:rPr>
+      </w:pPr>
+      <w:r>
+        <w:rPr>
+          <w:rFonts w:ascii="Consolas" w:eastAsia="Times New Roman" w:hAnsi="Consolas" w:cs="Times New Roman"/>
+          <w:color w:val="C586C0"/>
+          <w:kern w:val="0"/>
+          <w:sz w:val="21"/>
+          <w:szCs w:val="21"/>
+          <w:lang w:eastAsia="de-DE"/>
+          <w14:ligatures w14:val="none"/>
+        </w:rPr>
+        <w:t>import</w:t>
+      </w:r>
+      <w:r>
+        <w:rPr>
+          <w:rFonts w:ascii="Consolas" w:eastAsia="Times New Roman" w:hAnsi="Consolas" w:cs="Times New Roman"/>
+          <w:color w:val="BBBEBF"/>
+          <w:kern w:val="0"/>
+          <w:sz w:val="21"/>
+          <w:szCs w:val="21"/>
+          <w:lang w:eastAsia="de-DE"/>
+          <w14:ligatures w14:val="none"/>
+        </w:rPr>
+        <w:t xml:space="preserve"> </w:t>
+      </w:r>
+      <w:proofErr w:type="gramStart"/>
+      <w:r>
+        <w:rPr>
+          <w:rFonts w:ascii="Consolas" w:eastAsia="Times New Roman" w:hAnsi="Consolas" w:cs="Times New Roman"/>
+          <w:color w:val="C9D1D9"/>
+          <w:kern w:val="0"/>
+          <w:sz w:val="21"/>
+          <w:szCs w:val="21"/>
+          <w:lang w:eastAsia="de-DE"/>
+          <w14:ligatures w14:val="none"/>
+        </w:rPr>
+        <w:t>{ Component</w:t>
+      </w:r>
+      <w:proofErr w:type="gramEnd"/>
+      <w:r>
+        <w:rPr>
+          <w:rFonts w:ascii="Consolas" w:eastAsia="Times New Roman" w:hAnsi="Consolas" w:cs="Times New Roman"/>
+          <w:color w:val="C9D1D9"/>
+          <w:kern w:val="0"/>
+          <w:sz w:val="21"/>
+          <w:szCs w:val="21"/>
+          <w:lang w:eastAsia="de-DE"/>
+          <w14:ligatures w14:val="none"/>
+        </w:rPr>
+        <w:t xml:space="preserve"> }</w:t>
+      </w:r>
+      <w:r>
+        <w:rPr>
+          <w:rFonts w:ascii="Consolas" w:eastAsia="Times New Roman" w:hAnsi="Consolas" w:cs="Times New Roman"/>
+          <w:color w:val="BBBEBF"/>
+          <w:kern w:val="0"/>
+          <w:sz w:val="21"/>
+          <w:szCs w:val="21"/>
+          <w:lang w:eastAsia="de-DE"/>
+          <w14:ligatures w14:val="none"/>
+        </w:rPr>
+        <w:t xml:space="preserve"> </w:t>
+      </w:r>
+      <w:r>
+        <w:rPr>
+          <w:rFonts w:ascii="Consolas" w:eastAsia="Times New Roman" w:hAnsi="Consolas" w:cs="Times New Roman"/>
+          <w:color w:val="C586C0"/>
+          <w:kern w:val="0"/>
+          <w:sz w:val="21"/>
+          <w:szCs w:val="21"/>
+          <w:lang w:eastAsia="de-DE"/>
+          <w14:ligatures w14:val="none"/>
+        </w:rPr>
+        <w:t>from</w:t>
+      </w:r>
+      <w:r>
+        <w:rPr>
+          <w:rFonts w:ascii="Consolas" w:eastAsia="Times New Roman" w:hAnsi="Consolas" w:cs="Times New Roman"/>
+          <w:color w:val="BBBEBF"/>
+          <w:kern w:val="0"/>
+          <w:sz w:val="21"/>
+          <w:szCs w:val="21"/>
+          <w:lang w:eastAsia="de-DE"/>
+          <w14:ligatures w14:val="none"/>
+        </w:rPr>
+        <w:t xml:space="preserve"> </w:t>
+      </w:r>
+      <w:r>
+        <w:rPr>
+          <w:rFonts w:ascii="Consolas" w:eastAsia="Times New Roman" w:hAnsi="Consolas" w:cs="Times New Roman"/>
+          <w:color w:val="A5D6FF"/>
+          <w:kern w:val="0"/>
+          <w:sz w:val="21"/>
+          <w:szCs w:val="21"/>
+          <w:lang w:eastAsia="de-DE"/>
+          <w14:ligatures w14:val="none"/>
+        </w:rPr>
+        <w:t>'react'</w:t>
+      </w:r>
+      <w:r>
+        <w:rPr>
+          <w:rFonts w:ascii="Consolas" w:eastAsia="Times New Roman" w:hAnsi="Consolas" w:cs="Times New Roman"/>
+          <w:color w:val="BBBEBF"/>
+          <w:kern w:val="0"/>
+          <w:sz w:val="21"/>
+          <w:szCs w:val="21"/>
+          <w:lang w:eastAsia="de-DE"/>
+          <w14:ligatures w14:val="none"/>
+        </w:rPr>
+        <w:t>;</w:t>
+      </w:r>
+    </w:p>
+    <w:p>
+      <w:pPr>
+        <w:shd w:val="clear" w:color="auto" w:fill="121314"/>
+        <w:spacing w:before="0" w:after="0" w:line="240" w:lineRule="auto"/>
+        <w:jc w:val="left"/>
+        <w:rPr>
+          <w:rFonts w:ascii="Consolas" w:eastAsia="Times New Roman" w:hAnsi="Consolas" w:cs="Times New Roman"/>
+          <w:color w:val="BBBEBF"/>
+          <w:kern w:val="0"/>
+          <w:sz w:val="21"/>
+          <w:szCs w:val="21"/>
+          <w:lang w:eastAsia="de-DE"/>
+          <w14:ligatures w14:val="none"/>
+        </w:rPr>
+      </w:pPr>
+    </w:p>
+    <w:p>
+      <w:pPr>
+        <w:shd w:val="clear" w:color="auto" w:fill="121314"/>
+        <w:spacing w:before="0" w:after="0" w:line="240" w:lineRule="auto"/>
+        <w:jc w:val="left"/>
+        <w:rPr>
+          <w:rFonts w:ascii="Consolas" w:eastAsia="Times New Roman" w:hAnsi="Consolas" w:cs="Times New Roman"/>
+          <w:color w:val="BBBEBF"/>
+          <w:kern w:val="0"/>
+          <w:sz w:val="21"/>
+          <w:szCs w:val="21"/>
+          <w:lang w:eastAsia="de-DE"/>
+          <w14:ligatures w14:val="none"/>
+        </w:rPr>
+      </w:pPr>
+      <w:r>
+        <w:rPr>
+          <w:rFonts w:ascii="Consolas" w:eastAsia="Times New Roman" w:hAnsi="Consolas" w:cs="Times New Roman"/>
+          <w:color w:val="C586C0"/>
+          <w:kern w:val="0"/>
+          <w:sz w:val="21"/>
+          <w:szCs w:val="21"/>
+          <w:lang w:eastAsia="de-DE"/>
+          <w14:ligatures w14:val="none"/>
+        </w:rPr>
+        <w:t>export</w:t>
+      </w:r>
+      <w:r>
+        <w:rPr>
+          <w:rFonts w:ascii="Consolas" w:eastAsia="Times New Roman" w:hAnsi="Consolas" w:cs="Times New Roman"/>
+          <w:color w:val="FFA657"/>
+          <w:kern w:val="0"/>
+          <w:sz w:val="21"/>
+          <w:szCs w:val="21"/>
+          <w:lang w:eastAsia="de-DE"/>
+          <w14:ligatures w14:val="none"/>
+        </w:rPr>
+        <w:t xml:space="preserve"> </w:t>
+      </w:r>
+      <w:r>
+        <w:rPr>
+          <w:rFonts w:ascii="Consolas" w:eastAsia="Times New Roman" w:hAnsi="Consolas" w:cs="Times New Roman"/>
+          <w:color w:val="C586C0"/>
+          <w:kern w:val="0"/>
+          <w:sz w:val="21"/>
+          <w:szCs w:val="21"/>
+          <w:lang w:eastAsia="de-DE"/>
+          <w14:ligatures w14:val="none"/>
+        </w:rPr>
+        <w:t>default</w:t>
+      </w:r>
+      <w:r>
+        <w:rPr>
+          <w:rFonts w:ascii="Consolas" w:eastAsia="Times New Roman" w:hAnsi="Consolas" w:cs="Times New Roman"/>
+          <w:color w:val="FFA657"/>
+          <w:kern w:val="0"/>
+          <w:sz w:val="21"/>
+          <w:szCs w:val="21"/>
+          <w:lang w:eastAsia="de-DE"/>
+          <w14:ligatures w14:val="none"/>
+        </w:rPr>
+        <w:t xml:space="preserve"> </w:t>
+      </w:r>
+      <w:r>
+        <w:rPr>
+          <w:rFonts w:ascii="Consolas" w:eastAsia="Times New Roman" w:hAnsi="Consolas" w:cs="Times New Roman"/>
+          <w:color w:val="FF7B72"/>
+          <w:kern w:val="0"/>
+          <w:sz w:val="21"/>
+          <w:szCs w:val="21"/>
+          <w:lang w:eastAsia="de-DE"/>
+          <w14:ligatures w14:val="none"/>
+        </w:rPr>
+        <w:t>class</w:t>
+      </w:r>
+      <w:r>
+        <w:rPr>
+          <w:rFonts w:ascii="Consolas" w:eastAsia="Times New Roman" w:hAnsi="Consolas" w:cs="Times New Roman"/>
+          <w:color w:val="FFA657"/>
+          <w:kern w:val="0"/>
+          <w:sz w:val="21"/>
+          <w:szCs w:val="21"/>
+          <w:lang w:eastAsia="de-DE"/>
+          <w14:ligatures w14:val="none"/>
+        </w:rPr>
+        <w:t xml:space="preserve"> </w:t>
+      </w:r>
+      <w:proofErr w:type="spellStart"/>
+      <w:r>
+        <w:rPr>
+          <w:rFonts w:ascii="Consolas" w:eastAsia="Times New Roman" w:hAnsi="Consolas" w:cs="Times New Roman"/>
+          <w:color w:val="4EC9B0"/>
+          <w:kern w:val="0"/>
+          <w:sz w:val="21"/>
+          <w:szCs w:val="21"/>
+          <w:lang w:eastAsia="de-DE"/>
+          <w14:ligatures w14:val="none"/>
+        </w:rPr>
+        <w:t>DataTableCls</w:t>
+      </w:r>
+      <w:proofErr w:type="spellEnd"/>
+      <w:r>
+        <w:rPr>
+          <w:rFonts w:ascii="Consolas" w:eastAsia="Times New Roman" w:hAnsi="Consolas" w:cs="Times New Roman"/>
+          <w:color w:val="FFA657"/>
+          <w:kern w:val="0"/>
+          <w:sz w:val="21"/>
+          <w:szCs w:val="21"/>
+          <w:lang w:eastAsia="de-DE"/>
+          <w14:ligatures w14:val="none"/>
+        </w:rPr>
+        <w:t xml:space="preserve"> </w:t>
+      </w:r>
+      <w:r>
+        <w:rPr>
+          <w:rFonts w:ascii="Consolas" w:eastAsia="Times New Roman" w:hAnsi="Consolas" w:cs="Times New Roman"/>
+          <w:color w:val="569CD6"/>
+          <w:kern w:val="0"/>
+          <w:sz w:val="21"/>
+          <w:szCs w:val="21"/>
+          <w:lang w:eastAsia="de-DE"/>
+          <w14:ligatures w14:val="none"/>
+        </w:rPr>
+        <w:t>extends</w:t>
+      </w:r>
+      <w:r>
+        <w:rPr>
+          <w:rFonts w:ascii="Consolas" w:eastAsia="Times New Roman" w:hAnsi="Consolas" w:cs="Times New Roman"/>
+          <w:color w:val="FFA657"/>
+          <w:kern w:val="0"/>
+          <w:sz w:val="21"/>
+          <w:szCs w:val="21"/>
+          <w:lang w:eastAsia="de-DE"/>
+          <w14:ligatures w14:val="none"/>
+        </w:rPr>
+        <w:t xml:space="preserve"> </w:t>
+      </w:r>
+      <w:r>
+        <w:rPr>
+          <w:rFonts w:ascii="Consolas" w:eastAsia="Times New Roman" w:hAnsi="Consolas" w:cs="Times New Roman"/>
+          <w:color w:val="4EC9B0"/>
+          <w:kern w:val="0"/>
+          <w:sz w:val="21"/>
+          <w:szCs w:val="21"/>
+          <w:lang w:eastAsia="de-DE"/>
+          <w14:ligatures w14:val="none"/>
+        </w:rPr>
+        <w:t>Component</w:t>
+      </w:r>
+      <w:r>
+        <w:rPr>
+          <w:rFonts w:ascii="Consolas" w:eastAsia="Times New Roman" w:hAnsi="Consolas" w:cs="Times New Roman"/>
+          <w:color w:val="FFA657"/>
+          <w:kern w:val="0"/>
+          <w:sz w:val="21"/>
+          <w:szCs w:val="21"/>
+          <w:lang w:eastAsia="de-DE"/>
+          <w14:ligatures w14:val="none"/>
+        </w:rPr>
+        <w:t xml:space="preserve"> {</w:t>
+      </w:r>
+    </w:p>
+    <w:p>
+      <w:pPr>
+        <w:shd w:val="clear" w:color="auto" w:fill="121314"/>
+        <w:spacing w:before="0" w:after="0" w:line="240" w:lineRule="auto"/>
+        <w:jc w:val="left"/>
+        <w:rPr>
+          <w:rFonts w:ascii="Consolas" w:eastAsia="Times New Roman" w:hAnsi="Consolas" w:cs="Times New Roman"/>
+          <w:color w:val="BBBEBF"/>
+          <w:kern w:val="0"/>
+          <w:sz w:val="21"/>
+          <w:szCs w:val="21"/>
+          <w:lang w:eastAsia="de-DE"/>
+          <w14:ligatures w14:val="none"/>
+        </w:rPr>
+      </w:pPr>
+      <w:r>
+        <w:rPr>
+          <w:rFonts w:ascii="Consolas" w:eastAsia="Times New Roman" w:hAnsi="Consolas" w:cs="Times New Roman"/>
+          <w:color w:val="FFA657"/>
+          <w:kern w:val="0"/>
+          <w:sz w:val="21"/>
+          <w:szCs w:val="21"/>
+          <w:lang w:eastAsia="de-DE"/>
+          <w14:ligatures w14:val="none"/>
+        </w:rPr>
+        <w:t xml:space="preserve">    </w:t>
+      </w:r>
+      <w:proofErr w:type="spellStart"/>
+      <w:proofErr w:type="gramStart"/>
+      <w:r>
+        <w:rPr>
+          <w:rFonts w:ascii="Consolas" w:eastAsia="Times New Roman" w:hAnsi="Consolas" w:cs="Times New Roman"/>
+          <w:color w:val="D2A8FF"/>
+          <w:kern w:val="0"/>
+          <w:sz w:val="21"/>
+          <w:szCs w:val="21"/>
+          <w:lang w:eastAsia="de-DE"/>
+          <w14:ligatures w14:val="none"/>
+        </w:rPr>
+        <w:t>componentDidMount</w:t>
+      </w:r>
+      <w:proofErr w:type="spellEnd"/>
+      <w:r>
+        <w:rPr>
+          <w:rFonts w:ascii="Consolas" w:eastAsia="Times New Roman" w:hAnsi="Consolas" w:cs="Times New Roman"/>
+          <w:color w:val="FFA657"/>
+          <w:kern w:val="0"/>
+          <w:sz w:val="21"/>
+          <w:szCs w:val="21"/>
+          <w:lang w:eastAsia="de-DE"/>
+          <w14:ligatures w14:val="none"/>
+        </w:rPr>
+        <w:t>(</w:t>
+      </w:r>
+      <w:proofErr w:type="gramEnd"/>
+      <w:r>
+        <w:rPr>
+          <w:rFonts w:ascii="Consolas" w:eastAsia="Times New Roman" w:hAnsi="Consolas" w:cs="Times New Roman"/>
+          <w:color w:val="FFA657"/>
+          <w:kern w:val="0"/>
+          <w:sz w:val="21"/>
+          <w:szCs w:val="21"/>
+          <w:lang w:eastAsia="de-DE"/>
+          <w14:ligatures w14:val="none"/>
+        </w:rPr>
+        <w:t xml:space="preserve">) </w:t>
+      </w:r>
+      <w:r>
+        <w:rPr>
+          <w:rFonts w:ascii="Consolas" w:eastAsia="Times New Roman" w:hAnsi="Consolas" w:cs="Times New Roman"/>
+          <w:color w:val="C9D1D9"/>
+          <w:kern w:val="0"/>
+          <w:sz w:val="21"/>
+          <w:szCs w:val="21"/>
+          <w:lang w:eastAsia="de-DE"/>
+          <w14:ligatures w14:val="none"/>
+        </w:rPr>
+        <w:t>{</w:t>
+      </w:r>
+    </w:p>
+    <w:p>
+      <w:pPr>
+        <w:shd w:val="clear" w:color="auto" w:fill="121314"/>
+        <w:spacing w:before="0" w:after="0" w:line="240" w:lineRule="auto"/>
+        <w:jc w:val="left"/>
+        <w:rPr>
+          <w:rFonts w:ascii="Consolas" w:eastAsia="Times New Roman" w:hAnsi="Consolas" w:cs="Times New Roman"/>
+          <w:color w:val="BBBEBF"/>
+          <w:kern w:val="0"/>
+          <w:sz w:val="21"/>
+          <w:szCs w:val="21"/>
+          <w:lang w:eastAsia="de-DE"/>
+          <w14:ligatures w14:val="none"/>
+        </w:rPr>
+      </w:pPr>
+      <w:r>
+        <w:rPr>
+          <w:rFonts w:ascii="Consolas" w:eastAsia="Times New Roman" w:hAnsi="Consolas" w:cs="Times New Roman"/>
+          <w:color w:val="C9D1D9"/>
+          <w:kern w:val="0"/>
+          <w:sz w:val="21"/>
+          <w:szCs w:val="21"/>
+          <w:lang w:eastAsia="de-DE"/>
+          <w14:ligatures w14:val="none"/>
+        </w:rPr>
+        <w:t xml:space="preserve">        </w:t>
+      </w:r>
+      <w:r>
+        <w:rPr>
+          <w:rFonts w:ascii="Consolas" w:eastAsia="Times New Roman" w:hAnsi="Consolas" w:cs="Times New Roman"/>
+          <w:color w:val="8B949E"/>
+          <w:kern w:val="0"/>
+          <w:sz w:val="21"/>
+          <w:szCs w:val="21"/>
+          <w:lang w:eastAsia="de-DE"/>
+          <w14:ligatures w14:val="none"/>
+        </w:rPr>
+        <w:t xml:space="preserve">// </w:t>
+      </w:r>
+      <w:proofErr w:type="spellStart"/>
+      <w:r>
+        <w:rPr>
+          <w:rFonts w:ascii="Consolas" w:eastAsia="Times New Roman" w:hAnsi="Consolas" w:cs="Times New Roman"/>
+          <w:color w:val="8B949E"/>
+          <w:kern w:val="0"/>
+          <w:sz w:val="21"/>
+          <w:szCs w:val="21"/>
+          <w:lang w:eastAsia="de-DE"/>
+          <w14:ligatures w14:val="none"/>
+        </w:rPr>
+        <w:t>Akkor</w:t>
+      </w:r>
+      <w:proofErr w:type="spellEnd"/>
+      <w:r>
+        <w:rPr>
+          <w:rFonts w:ascii="Consolas" w:eastAsia="Times New Roman" w:hAnsi="Consolas" w:cs="Times New Roman"/>
+          <w:color w:val="8B949E"/>
+          <w:kern w:val="0"/>
+          <w:sz w:val="21"/>
+          <w:szCs w:val="21"/>
+          <w:lang w:eastAsia="de-DE"/>
+          <w14:ligatures w14:val="none"/>
+        </w:rPr>
+        <w:t xml:space="preserve"> </w:t>
+      </w:r>
+      <w:proofErr w:type="spellStart"/>
+      <w:r>
+        <w:rPr>
+          <w:rFonts w:ascii="Consolas" w:eastAsia="Times New Roman" w:hAnsi="Consolas" w:cs="Times New Roman"/>
+          <w:color w:val="8B949E"/>
+          <w:kern w:val="0"/>
+          <w:sz w:val="21"/>
+          <w:szCs w:val="21"/>
+          <w:lang w:eastAsia="de-DE"/>
+          <w14:ligatures w14:val="none"/>
+        </w:rPr>
+        <w:t>fut</w:t>
+      </w:r>
+      <w:proofErr w:type="spellEnd"/>
+      <w:r>
+        <w:rPr>
+          <w:rFonts w:ascii="Consolas" w:eastAsia="Times New Roman" w:hAnsi="Consolas" w:cs="Times New Roman"/>
+          <w:color w:val="8B949E"/>
+          <w:kern w:val="0"/>
+          <w:sz w:val="21"/>
+          <w:szCs w:val="21"/>
+          <w:lang w:eastAsia="de-DE"/>
+          <w14:ligatures w14:val="none"/>
+        </w:rPr>
+        <w:t xml:space="preserve"> le, </w:t>
+      </w:r>
+      <w:proofErr w:type="spellStart"/>
+      <w:r>
+        <w:rPr>
+          <w:rFonts w:ascii="Consolas" w:eastAsia="Times New Roman" w:hAnsi="Consolas" w:cs="Times New Roman"/>
+          <w:color w:val="8B949E"/>
+          <w:kern w:val="0"/>
+          <w:sz w:val="21"/>
+          <w:szCs w:val="21"/>
+          <w:lang w:eastAsia="de-DE"/>
+          <w14:ligatures w14:val="none"/>
+        </w:rPr>
+        <w:t>amikor</w:t>
+      </w:r>
+      <w:proofErr w:type="spellEnd"/>
+      <w:r>
+        <w:rPr>
+          <w:rFonts w:ascii="Consolas" w:eastAsia="Times New Roman" w:hAnsi="Consolas" w:cs="Times New Roman"/>
+          <w:color w:val="8B949E"/>
+          <w:kern w:val="0"/>
+          <w:sz w:val="21"/>
+          <w:szCs w:val="21"/>
+          <w:lang w:eastAsia="de-DE"/>
+          <w14:ligatures w14:val="none"/>
+        </w:rPr>
+        <w:t xml:space="preserve"> a React a </w:t>
+      </w:r>
+      <w:proofErr w:type="spellStart"/>
+      <w:r>
+        <w:rPr>
+          <w:rFonts w:ascii="Consolas" w:eastAsia="Times New Roman" w:hAnsi="Consolas" w:cs="Times New Roman"/>
+          <w:color w:val="8B949E"/>
+          <w:kern w:val="0"/>
+          <w:sz w:val="21"/>
+          <w:szCs w:val="21"/>
+          <w:lang w:eastAsia="de-DE"/>
+          <w14:ligatures w14:val="none"/>
+        </w:rPr>
+        <w:t>komponenst</w:t>
+      </w:r>
+      <w:proofErr w:type="spellEnd"/>
+      <w:r>
+        <w:rPr>
+          <w:rFonts w:ascii="Consolas" w:eastAsia="Times New Roman" w:hAnsi="Consolas" w:cs="Times New Roman"/>
+          <w:color w:val="8B949E"/>
+          <w:kern w:val="0"/>
+          <w:sz w:val="21"/>
+          <w:szCs w:val="21"/>
+          <w:lang w:eastAsia="de-DE"/>
+          <w14:ligatures w14:val="none"/>
+        </w:rPr>
+        <w:t xml:space="preserve"> </w:t>
+      </w:r>
+      <w:proofErr w:type="spellStart"/>
+      <w:r>
+        <w:rPr>
+          <w:rFonts w:ascii="Consolas" w:eastAsia="Times New Roman" w:hAnsi="Consolas" w:cs="Times New Roman"/>
+          <w:color w:val="8B949E"/>
+          <w:kern w:val="0"/>
+          <w:sz w:val="21"/>
+          <w:szCs w:val="21"/>
+          <w:lang w:eastAsia="de-DE"/>
+          <w14:ligatures w14:val="none"/>
+        </w:rPr>
+        <w:t>beágyazza</w:t>
+      </w:r>
+      <w:proofErr w:type="spellEnd"/>
+    </w:p>
+    <w:p>
+      <w:pPr>
+        <w:shd w:val="clear" w:color="auto" w:fill="121314"/>
+        <w:spacing w:before="0" w:after="0" w:line="240" w:lineRule="auto"/>
+        <w:jc w:val="left"/>
+        <w:rPr>
+          <w:rFonts w:ascii="Consolas" w:eastAsia="Times New Roman" w:hAnsi="Consolas" w:cs="Times New Roman"/>
+          <w:color w:val="BBBEBF"/>
+          <w:kern w:val="0"/>
+          <w:sz w:val="21"/>
+          <w:szCs w:val="21"/>
+          <w:lang w:eastAsia="de-DE"/>
+          <w14:ligatures w14:val="none"/>
+        </w:rPr>
+      </w:pPr>
+      <w:r>
+        <w:rPr>
+          <w:rFonts w:ascii="Consolas" w:eastAsia="Times New Roman" w:hAnsi="Consolas" w:cs="Times New Roman"/>
+          <w:color w:val="C9D1D9"/>
+          <w:kern w:val="0"/>
+          <w:sz w:val="21"/>
+          <w:szCs w:val="21"/>
+          <w:lang w:eastAsia="de-DE"/>
+          <w14:ligatures w14:val="none"/>
+        </w:rPr>
+        <w:t xml:space="preserve">        </w:t>
+      </w:r>
+      <w:r>
+        <w:rPr>
+          <w:rFonts w:ascii="Consolas" w:eastAsia="Times New Roman" w:hAnsi="Consolas" w:cs="Times New Roman"/>
+          <w:color w:val="8B949E"/>
+          <w:kern w:val="0"/>
+          <w:sz w:val="21"/>
+          <w:szCs w:val="21"/>
+          <w:lang w:eastAsia="de-DE"/>
+          <w14:ligatures w14:val="none"/>
+        </w:rPr>
+        <w:t xml:space="preserve">// (mount) </w:t>
+      </w:r>
+      <w:proofErr w:type="spellStart"/>
+      <w:r>
+        <w:rPr>
+          <w:rFonts w:ascii="Consolas" w:eastAsia="Times New Roman" w:hAnsi="Consolas" w:cs="Times New Roman"/>
+          <w:color w:val="8B949E"/>
+          <w:kern w:val="0"/>
+          <w:sz w:val="21"/>
+          <w:szCs w:val="21"/>
+          <w:lang w:eastAsia="de-DE"/>
+          <w14:ligatures w14:val="none"/>
+        </w:rPr>
+        <w:t>az</w:t>
+      </w:r>
+      <w:proofErr w:type="spellEnd"/>
+      <w:r>
+        <w:rPr>
+          <w:rFonts w:ascii="Consolas" w:eastAsia="Times New Roman" w:hAnsi="Consolas" w:cs="Times New Roman"/>
+          <w:color w:val="8B949E"/>
+          <w:kern w:val="0"/>
+          <w:sz w:val="21"/>
+          <w:szCs w:val="21"/>
+          <w:lang w:eastAsia="de-DE"/>
+          <w14:ligatures w14:val="none"/>
+        </w:rPr>
+        <w:t xml:space="preserve"> </w:t>
+      </w:r>
+      <w:proofErr w:type="spellStart"/>
+      <w:r>
+        <w:rPr>
+          <w:rFonts w:ascii="Consolas" w:eastAsia="Times New Roman" w:hAnsi="Consolas" w:cs="Times New Roman"/>
+          <w:color w:val="8B949E"/>
+          <w:kern w:val="0"/>
+          <w:sz w:val="21"/>
+          <w:szCs w:val="21"/>
+          <w:lang w:eastAsia="de-DE"/>
+          <w14:ligatures w14:val="none"/>
+        </w:rPr>
+        <w:t>weboldalba</w:t>
+      </w:r>
+      <w:proofErr w:type="spellEnd"/>
+      <w:r>
+        <w:rPr>
+          <w:rFonts w:ascii="Consolas" w:eastAsia="Times New Roman" w:hAnsi="Consolas" w:cs="Times New Roman"/>
+          <w:color w:val="8B949E"/>
+          <w:kern w:val="0"/>
+          <w:sz w:val="21"/>
+          <w:szCs w:val="21"/>
+          <w:lang w:eastAsia="de-DE"/>
+          <w14:ligatures w14:val="none"/>
+        </w:rPr>
+        <w:t xml:space="preserve"> </w:t>
+      </w:r>
+      <w:proofErr w:type="spellStart"/>
+      <w:r>
+        <w:rPr>
+          <w:rFonts w:ascii="Consolas" w:eastAsia="Times New Roman" w:hAnsi="Consolas" w:cs="Times New Roman"/>
+          <w:color w:val="8B949E"/>
+          <w:kern w:val="0"/>
+          <w:sz w:val="21"/>
+          <w:szCs w:val="21"/>
+          <w:lang w:eastAsia="de-DE"/>
+          <w14:ligatures w14:val="none"/>
+        </w:rPr>
+        <w:t>és</w:t>
+      </w:r>
+      <w:proofErr w:type="spellEnd"/>
+      <w:r>
+        <w:rPr>
+          <w:rFonts w:ascii="Consolas" w:eastAsia="Times New Roman" w:hAnsi="Consolas" w:cs="Times New Roman"/>
+          <w:color w:val="8B949E"/>
+          <w:kern w:val="0"/>
+          <w:sz w:val="21"/>
+          <w:szCs w:val="21"/>
+          <w:lang w:eastAsia="de-DE"/>
+          <w14:ligatures w14:val="none"/>
+        </w:rPr>
+        <w:t xml:space="preserve"> </w:t>
+      </w:r>
+      <w:proofErr w:type="spellStart"/>
+      <w:r>
+        <w:rPr>
+          <w:rFonts w:ascii="Consolas" w:eastAsia="Times New Roman" w:hAnsi="Consolas" w:cs="Times New Roman"/>
+          <w:color w:val="8B949E"/>
+          <w:kern w:val="0"/>
+          <w:sz w:val="21"/>
+          <w:szCs w:val="21"/>
+          <w:lang w:eastAsia="de-DE"/>
+          <w14:ligatures w14:val="none"/>
+        </w:rPr>
+        <w:t>így</w:t>
+      </w:r>
+      <w:proofErr w:type="spellEnd"/>
+      <w:r>
+        <w:rPr>
+          <w:rFonts w:ascii="Consolas" w:eastAsia="Times New Roman" w:hAnsi="Consolas" w:cs="Times New Roman"/>
+          <w:color w:val="8B949E"/>
+          <w:kern w:val="0"/>
+          <w:sz w:val="21"/>
+          <w:szCs w:val="21"/>
+          <w:lang w:eastAsia="de-DE"/>
+          <w14:ligatures w14:val="none"/>
+        </w:rPr>
+        <w:t xml:space="preserve"> </w:t>
+      </w:r>
+      <w:proofErr w:type="spellStart"/>
+      <w:r>
+        <w:rPr>
+          <w:rFonts w:ascii="Consolas" w:eastAsia="Times New Roman" w:hAnsi="Consolas" w:cs="Times New Roman"/>
+          <w:color w:val="8B949E"/>
+          <w:kern w:val="0"/>
+          <w:sz w:val="21"/>
+          <w:szCs w:val="21"/>
+          <w:lang w:eastAsia="de-DE"/>
+          <w14:ligatures w14:val="none"/>
+        </w:rPr>
+        <w:t>az</w:t>
+      </w:r>
+      <w:proofErr w:type="spellEnd"/>
+      <w:r>
+        <w:rPr>
+          <w:rFonts w:ascii="Consolas" w:eastAsia="Times New Roman" w:hAnsi="Consolas" w:cs="Times New Roman"/>
+          <w:color w:val="8B949E"/>
+          <w:kern w:val="0"/>
+          <w:sz w:val="21"/>
+          <w:szCs w:val="21"/>
+          <w:lang w:eastAsia="de-DE"/>
+          <w14:ligatures w14:val="none"/>
+        </w:rPr>
+        <w:t xml:space="preserve"> </w:t>
+      </w:r>
+      <w:proofErr w:type="spellStart"/>
+      <w:r>
+        <w:rPr>
+          <w:rFonts w:ascii="Consolas" w:eastAsia="Times New Roman" w:hAnsi="Consolas" w:cs="Times New Roman"/>
+          <w:color w:val="8B949E"/>
+          <w:kern w:val="0"/>
+          <w:sz w:val="21"/>
+          <w:szCs w:val="21"/>
+          <w:lang w:eastAsia="de-DE"/>
+          <w14:ligatures w14:val="none"/>
+        </w:rPr>
+        <w:t>megjelenik</w:t>
+      </w:r>
+      <w:proofErr w:type="spellEnd"/>
+      <w:r>
+        <w:rPr>
+          <w:rFonts w:ascii="Consolas" w:eastAsia="Times New Roman" w:hAnsi="Consolas" w:cs="Times New Roman"/>
+          <w:color w:val="8B949E"/>
+          <w:kern w:val="0"/>
+          <w:sz w:val="21"/>
+          <w:szCs w:val="21"/>
+          <w:lang w:eastAsia="de-DE"/>
+          <w14:ligatures w14:val="none"/>
+        </w:rPr>
+        <w:t xml:space="preserve"> a </w:t>
+      </w:r>
+      <w:proofErr w:type="spellStart"/>
+      <w:r>
+        <w:rPr>
+          <w:rFonts w:ascii="Consolas" w:eastAsia="Times New Roman" w:hAnsi="Consolas" w:cs="Times New Roman"/>
+          <w:color w:val="8B949E"/>
+          <w:kern w:val="0"/>
+          <w:sz w:val="21"/>
+          <w:szCs w:val="21"/>
+          <w:lang w:eastAsia="de-DE"/>
+          <w14:ligatures w14:val="none"/>
+        </w:rPr>
+        <w:t>képernyőn</w:t>
+      </w:r>
+      <w:proofErr w:type="spellEnd"/>
+      <w:r>
+        <w:rPr>
+          <w:rFonts w:ascii="Consolas" w:eastAsia="Times New Roman" w:hAnsi="Consolas" w:cs="Times New Roman"/>
+          <w:color w:val="8B949E"/>
+          <w:kern w:val="0"/>
+          <w:sz w:val="21"/>
+          <w:szCs w:val="21"/>
+          <w:lang w:eastAsia="de-DE"/>
+          <w14:ligatures w14:val="none"/>
+        </w:rPr>
+        <w:t>.</w:t>
+      </w:r>
+    </w:p>
+    <w:p>
+      <w:pPr>
+        <w:shd w:val="clear" w:color="auto" w:fill="121314"/>
+        <w:spacing w:before="0" w:after="0" w:line="240" w:lineRule="auto"/>
+        <w:jc w:val="left"/>
+        <w:rPr>
+          <w:rFonts w:ascii="Consolas" w:eastAsia="Times New Roman" w:hAnsi="Consolas" w:cs="Times New Roman"/>
+          <w:color w:val="BBBEBF"/>
+          <w:kern w:val="0"/>
+          <w:sz w:val="21"/>
+          <w:szCs w:val="21"/>
+          <w:lang w:eastAsia="de-DE"/>
+          <w14:ligatures w14:val="none"/>
+        </w:rPr>
+      </w:pPr>
+      <w:r>
+        <w:rPr>
+          <w:rFonts w:ascii="Consolas" w:eastAsia="Times New Roman" w:hAnsi="Consolas" w:cs="Times New Roman"/>
+          <w:color w:val="C9D1D9"/>
+          <w:kern w:val="0"/>
+          <w:sz w:val="21"/>
+          <w:szCs w:val="21"/>
+          <w:lang w:eastAsia="de-DE"/>
+          <w14:ligatures w14:val="none"/>
+        </w:rPr>
+        <w:t>    }</w:t>
+      </w:r>
+    </w:p>
+    <w:p>
+      <w:pPr>
+        <w:shd w:val="clear" w:color="auto" w:fill="121314"/>
+        <w:spacing w:before="0" w:after="0" w:line="240" w:lineRule="auto"/>
+        <w:jc w:val="left"/>
+        <w:rPr>
+          <w:rFonts w:ascii="Consolas" w:eastAsia="Times New Roman" w:hAnsi="Consolas" w:cs="Times New Roman"/>
+          <w:color w:val="BBBEBF"/>
+          <w:kern w:val="0"/>
+          <w:sz w:val="21"/>
+          <w:szCs w:val="21"/>
+          <w:lang w:eastAsia="de-DE"/>
+          <w14:ligatures w14:val="none"/>
+        </w:rPr>
+      </w:pPr>
+      <w:r>
+        <w:rPr>
+          <w:rFonts w:ascii="Consolas" w:eastAsia="Times New Roman" w:hAnsi="Consolas" w:cs="Times New Roman"/>
+          <w:color w:val="FFA657"/>
+          <w:kern w:val="0"/>
+          <w:sz w:val="21"/>
+          <w:szCs w:val="21"/>
+          <w:lang w:eastAsia="de-DE"/>
+          <w14:ligatures w14:val="none"/>
+        </w:rPr>
+        <w:t xml:space="preserve">    </w:t>
+      </w:r>
+      <w:proofErr w:type="spellStart"/>
+      <w:proofErr w:type="gramStart"/>
+      <w:r>
+        <w:rPr>
+          <w:rFonts w:ascii="Consolas" w:eastAsia="Times New Roman" w:hAnsi="Consolas" w:cs="Times New Roman"/>
+          <w:color w:val="D2A8FF"/>
+          <w:kern w:val="0"/>
+          <w:sz w:val="21"/>
+          <w:szCs w:val="21"/>
+          <w:lang w:eastAsia="de-DE"/>
+          <w14:ligatures w14:val="none"/>
+        </w:rPr>
+        <w:t>componentDidUpdate</w:t>
+      </w:r>
+      <w:proofErr w:type="spellEnd"/>
+      <w:r>
+        <w:rPr>
+          <w:rFonts w:ascii="Consolas" w:eastAsia="Times New Roman" w:hAnsi="Consolas" w:cs="Times New Roman"/>
+          <w:color w:val="FFA657"/>
+          <w:kern w:val="0"/>
+          <w:sz w:val="21"/>
+          <w:szCs w:val="21"/>
+          <w:lang w:eastAsia="de-DE"/>
+          <w14:ligatures w14:val="none"/>
+        </w:rPr>
+        <w:t>(</w:t>
+      </w:r>
+      <w:proofErr w:type="spellStart"/>
+      <w:proofErr w:type="gramEnd"/>
+      <w:r>
+        <w:rPr>
+          <w:rFonts w:ascii="Consolas" w:eastAsia="Times New Roman" w:hAnsi="Consolas" w:cs="Times New Roman"/>
+          <w:color w:val="FFA657"/>
+          <w:kern w:val="0"/>
+          <w:sz w:val="21"/>
+          <w:szCs w:val="21"/>
+          <w:lang w:eastAsia="de-DE"/>
+          <w14:ligatures w14:val="none"/>
+        </w:rPr>
+        <w:t>prevProps</w:t>
+      </w:r>
+      <w:proofErr w:type="spellEnd"/>
+      <w:r>
+        <w:rPr>
+          <w:rFonts w:ascii="Consolas" w:eastAsia="Times New Roman" w:hAnsi="Consolas" w:cs="Times New Roman"/>
+          <w:color w:val="FFA657"/>
+          <w:kern w:val="0"/>
+          <w:sz w:val="21"/>
+          <w:szCs w:val="21"/>
+          <w:lang w:eastAsia="de-DE"/>
+          <w14:ligatures w14:val="none"/>
+        </w:rPr>
+        <w:t xml:space="preserve">, </w:t>
+      </w:r>
+      <w:proofErr w:type="spellStart"/>
+      <w:r>
+        <w:rPr>
+          <w:rFonts w:ascii="Consolas" w:eastAsia="Times New Roman" w:hAnsi="Consolas" w:cs="Times New Roman"/>
+          <w:color w:val="FFA657"/>
+          <w:kern w:val="0"/>
+          <w:sz w:val="21"/>
+          <w:szCs w:val="21"/>
+          <w:lang w:eastAsia="de-DE"/>
+          <w14:ligatures w14:val="none"/>
+        </w:rPr>
+        <w:t>prevState</w:t>
+      </w:r>
+      <w:proofErr w:type="spellEnd"/>
+      <w:r>
+        <w:rPr>
+          <w:rFonts w:ascii="Consolas" w:eastAsia="Times New Roman" w:hAnsi="Consolas" w:cs="Times New Roman"/>
+          <w:color w:val="FFA657"/>
+          <w:kern w:val="0"/>
+          <w:sz w:val="21"/>
+          <w:szCs w:val="21"/>
+          <w:lang w:eastAsia="de-DE"/>
+          <w14:ligatures w14:val="none"/>
+        </w:rPr>
+        <w:t xml:space="preserve">) </w:t>
+      </w:r>
+      <w:r>
+        <w:rPr>
+          <w:rFonts w:ascii="Consolas" w:eastAsia="Times New Roman" w:hAnsi="Consolas" w:cs="Times New Roman"/>
+          <w:color w:val="C9D1D9"/>
+          <w:kern w:val="0"/>
+          <w:sz w:val="21"/>
+          <w:szCs w:val="21"/>
+          <w:lang w:eastAsia="de-DE"/>
+          <w14:ligatures w14:val="none"/>
+        </w:rPr>
+        <w:t>{</w:t>
+      </w:r>
+    </w:p>
+    <w:p>
+      <w:pPr>
+        <w:shd w:val="clear" w:color="auto" w:fill="121314"/>
+        <w:spacing w:before="0" w:after="0" w:line="240" w:lineRule="auto"/>
+        <w:jc w:val="left"/>
+        <w:rPr>
+          <w:rFonts w:ascii="Consolas" w:eastAsia="Times New Roman" w:hAnsi="Consolas" w:cs="Times New Roman"/>
+          <w:color w:val="BBBEBF"/>
+          <w:kern w:val="0"/>
+          <w:sz w:val="21"/>
+          <w:szCs w:val="21"/>
+          <w:lang w:eastAsia="de-DE"/>
+          <w14:ligatures w14:val="none"/>
+        </w:rPr>
+      </w:pPr>
+      <w:r>
+        <w:rPr>
+          <w:rFonts w:ascii="Consolas" w:eastAsia="Times New Roman" w:hAnsi="Consolas" w:cs="Times New Roman"/>
+          <w:color w:val="C9D1D9"/>
+          <w:kern w:val="0"/>
+          <w:sz w:val="21"/>
+          <w:szCs w:val="21"/>
+          <w:lang w:eastAsia="de-DE"/>
+          <w14:ligatures w14:val="none"/>
+        </w:rPr>
+        <w:t xml:space="preserve">        </w:t>
+      </w:r>
+      <w:r>
+        <w:rPr>
+          <w:rFonts w:ascii="Consolas" w:eastAsia="Times New Roman" w:hAnsi="Consolas" w:cs="Times New Roman"/>
+          <w:color w:val="8B949E"/>
+          <w:kern w:val="0"/>
+          <w:sz w:val="21"/>
+          <w:szCs w:val="21"/>
+          <w:lang w:eastAsia="de-DE"/>
+          <w14:ligatures w14:val="none"/>
+        </w:rPr>
+        <w:t xml:space="preserve">// </w:t>
+      </w:r>
+      <w:proofErr w:type="spellStart"/>
+      <w:r>
+        <w:rPr>
+          <w:rFonts w:ascii="Consolas" w:eastAsia="Times New Roman" w:hAnsi="Consolas" w:cs="Times New Roman"/>
+          <w:color w:val="8B949E"/>
+          <w:kern w:val="0"/>
+          <w:sz w:val="21"/>
+          <w:szCs w:val="21"/>
+          <w:lang w:eastAsia="de-DE"/>
+          <w14:ligatures w14:val="none"/>
+        </w:rPr>
+        <w:t>Akkor</w:t>
+      </w:r>
+      <w:proofErr w:type="spellEnd"/>
+      <w:r>
+        <w:rPr>
+          <w:rFonts w:ascii="Consolas" w:eastAsia="Times New Roman" w:hAnsi="Consolas" w:cs="Times New Roman"/>
+          <w:color w:val="8B949E"/>
+          <w:kern w:val="0"/>
+          <w:sz w:val="21"/>
+          <w:szCs w:val="21"/>
+          <w:lang w:eastAsia="de-DE"/>
+          <w14:ligatures w14:val="none"/>
+        </w:rPr>
+        <w:t xml:space="preserve"> </w:t>
+      </w:r>
+      <w:proofErr w:type="spellStart"/>
+      <w:r>
+        <w:rPr>
+          <w:rFonts w:ascii="Consolas" w:eastAsia="Times New Roman" w:hAnsi="Consolas" w:cs="Times New Roman"/>
+          <w:color w:val="8B949E"/>
+          <w:kern w:val="0"/>
+          <w:sz w:val="21"/>
+          <w:szCs w:val="21"/>
+          <w:lang w:eastAsia="de-DE"/>
+          <w14:ligatures w14:val="none"/>
+        </w:rPr>
+        <w:t>fut</w:t>
+      </w:r>
+      <w:proofErr w:type="spellEnd"/>
+      <w:r>
+        <w:rPr>
+          <w:rFonts w:ascii="Consolas" w:eastAsia="Times New Roman" w:hAnsi="Consolas" w:cs="Times New Roman"/>
+          <w:color w:val="8B949E"/>
+          <w:kern w:val="0"/>
+          <w:sz w:val="21"/>
+          <w:szCs w:val="21"/>
+          <w:lang w:eastAsia="de-DE"/>
+          <w14:ligatures w14:val="none"/>
+        </w:rPr>
+        <w:t xml:space="preserve"> le, </w:t>
+      </w:r>
+      <w:proofErr w:type="spellStart"/>
+      <w:r>
+        <w:rPr>
+          <w:rFonts w:ascii="Consolas" w:eastAsia="Times New Roman" w:hAnsi="Consolas" w:cs="Times New Roman"/>
+          <w:color w:val="8B949E"/>
+          <w:kern w:val="0"/>
+          <w:sz w:val="21"/>
+          <w:szCs w:val="21"/>
+          <w:lang w:eastAsia="de-DE"/>
+          <w14:ligatures w14:val="none"/>
+        </w:rPr>
+        <w:t>amikor</w:t>
+      </w:r>
+      <w:proofErr w:type="spellEnd"/>
+      <w:r>
+        <w:rPr>
+          <w:rFonts w:ascii="Consolas" w:eastAsia="Times New Roman" w:hAnsi="Consolas" w:cs="Times New Roman"/>
+          <w:color w:val="8B949E"/>
+          <w:kern w:val="0"/>
+          <w:sz w:val="21"/>
+          <w:szCs w:val="21"/>
+          <w:lang w:eastAsia="de-DE"/>
+          <w14:ligatures w14:val="none"/>
+        </w:rPr>
+        <w:t xml:space="preserve"> a React a </w:t>
+      </w:r>
+      <w:proofErr w:type="spellStart"/>
+      <w:r>
+        <w:rPr>
+          <w:rFonts w:ascii="Consolas" w:eastAsia="Times New Roman" w:hAnsi="Consolas" w:cs="Times New Roman"/>
+          <w:color w:val="8B949E"/>
+          <w:kern w:val="0"/>
+          <w:sz w:val="21"/>
+          <w:szCs w:val="21"/>
+          <w:lang w:eastAsia="de-DE"/>
+          <w14:ligatures w14:val="none"/>
+        </w:rPr>
+        <w:t>komponenst</w:t>
+      </w:r>
+      <w:proofErr w:type="spellEnd"/>
+      <w:r>
+        <w:rPr>
+          <w:rFonts w:ascii="Consolas" w:eastAsia="Times New Roman" w:hAnsi="Consolas" w:cs="Times New Roman"/>
+          <w:color w:val="8B949E"/>
+          <w:kern w:val="0"/>
+          <w:sz w:val="21"/>
+          <w:szCs w:val="21"/>
+          <w:lang w:eastAsia="de-DE"/>
+          <w14:ligatures w14:val="none"/>
+        </w:rPr>
+        <w:t xml:space="preserve"> </w:t>
+      </w:r>
+      <w:proofErr w:type="spellStart"/>
+      <w:r>
+        <w:rPr>
+          <w:rFonts w:ascii="Consolas" w:eastAsia="Times New Roman" w:hAnsi="Consolas" w:cs="Times New Roman"/>
+          <w:color w:val="8B949E"/>
+          <w:kern w:val="0"/>
+          <w:sz w:val="21"/>
+          <w:szCs w:val="21"/>
+          <w:lang w:eastAsia="de-DE"/>
+          <w14:ligatures w14:val="none"/>
+        </w:rPr>
+        <w:t>újra</w:t>
+      </w:r>
+      <w:proofErr w:type="spellEnd"/>
+      <w:r>
+        <w:rPr>
+          <w:rFonts w:ascii="Consolas" w:eastAsia="Times New Roman" w:hAnsi="Consolas" w:cs="Times New Roman"/>
+          <w:color w:val="8B949E"/>
+          <w:kern w:val="0"/>
+          <w:sz w:val="21"/>
+          <w:szCs w:val="21"/>
+          <w:lang w:eastAsia="de-DE"/>
+          <w14:ligatures w14:val="none"/>
+        </w:rPr>
+        <w:t xml:space="preserve"> </w:t>
+      </w:r>
+      <w:proofErr w:type="spellStart"/>
+      <w:r>
+        <w:rPr>
+          <w:rFonts w:ascii="Consolas" w:eastAsia="Times New Roman" w:hAnsi="Consolas" w:cs="Times New Roman"/>
+          <w:color w:val="8B949E"/>
+          <w:kern w:val="0"/>
+          <w:sz w:val="21"/>
+          <w:szCs w:val="21"/>
+          <w:lang w:eastAsia="de-DE"/>
+          <w14:ligatures w14:val="none"/>
+        </w:rPr>
+        <w:t>megjeleníti</w:t>
+      </w:r>
+      <w:proofErr w:type="spellEnd"/>
+      <w:r>
+        <w:rPr>
+          <w:rFonts w:ascii="Consolas" w:eastAsia="Times New Roman" w:hAnsi="Consolas" w:cs="Times New Roman"/>
+          <w:color w:val="8B949E"/>
+          <w:kern w:val="0"/>
+          <w:sz w:val="21"/>
+          <w:szCs w:val="21"/>
+          <w:lang w:eastAsia="de-DE"/>
+          <w14:ligatures w14:val="none"/>
+        </w:rPr>
+        <w:t xml:space="preserve"> (re-render),</w:t>
+      </w:r>
+    </w:p>
+    <w:p>
+      <w:pPr>
+        <w:shd w:val="clear" w:color="auto" w:fill="121314"/>
+        <w:spacing w:before="0" w:after="0" w:line="240" w:lineRule="auto"/>
+        <w:jc w:val="left"/>
+        <w:rPr>
+          <w:rFonts w:ascii="Consolas" w:eastAsia="Times New Roman" w:hAnsi="Consolas" w:cs="Times New Roman"/>
+          <w:color w:val="BBBEBF"/>
+          <w:kern w:val="0"/>
+          <w:sz w:val="21"/>
+          <w:szCs w:val="21"/>
+          <w:lang w:eastAsia="de-DE"/>
+          <w14:ligatures w14:val="none"/>
+        </w:rPr>
+      </w:pPr>
+      <w:r>
+        <w:rPr>
+          <w:rFonts w:ascii="Consolas" w:eastAsia="Times New Roman" w:hAnsi="Consolas" w:cs="Times New Roman"/>
+          <w:color w:val="C9D1D9"/>
+          <w:kern w:val="0"/>
+          <w:sz w:val="21"/>
+          <w:szCs w:val="21"/>
+          <w:lang w:eastAsia="de-DE"/>
+          <w14:ligatures w14:val="none"/>
+        </w:rPr>
+        <w:t xml:space="preserve">        </w:t>
+      </w:r>
+      <w:r>
+        <w:rPr>
+          <w:rFonts w:ascii="Consolas" w:eastAsia="Times New Roman" w:hAnsi="Consolas" w:cs="Times New Roman"/>
+          <w:color w:val="8B949E"/>
+          <w:kern w:val="0"/>
+          <w:sz w:val="21"/>
+          <w:szCs w:val="21"/>
+          <w:lang w:eastAsia="de-DE"/>
+          <w14:ligatures w14:val="none"/>
+        </w:rPr>
+        <w:t xml:space="preserve">// props </w:t>
+      </w:r>
+      <w:proofErr w:type="spellStart"/>
+      <w:r>
+        <w:rPr>
+          <w:rFonts w:ascii="Consolas" w:eastAsia="Times New Roman" w:hAnsi="Consolas" w:cs="Times New Roman"/>
+          <w:color w:val="8B949E"/>
+          <w:kern w:val="0"/>
+          <w:sz w:val="21"/>
+          <w:szCs w:val="21"/>
+          <w:lang w:eastAsia="de-DE"/>
+          <w14:ligatures w14:val="none"/>
+        </w:rPr>
+        <w:t>vagy</w:t>
+      </w:r>
+      <w:proofErr w:type="spellEnd"/>
+      <w:r>
+        <w:rPr>
+          <w:rFonts w:ascii="Consolas" w:eastAsia="Times New Roman" w:hAnsi="Consolas" w:cs="Times New Roman"/>
+          <w:color w:val="8B949E"/>
+          <w:kern w:val="0"/>
+          <w:sz w:val="21"/>
+          <w:szCs w:val="21"/>
+          <w:lang w:eastAsia="de-DE"/>
+          <w14:ligatures w14:val="none"/>
+        </w:rPr>
+        <w:t xml:space="preserve"> a state </w:t>
+      </w:r>
+      <w:proofErr w:type="spellStart"/>
+      <w:r>
+        <w:rPr>
+          <w:rFonts w:ascii="Consolas" w:eastAsia="Times New Roman" w:hAnsi="Consolas" w:cs="Times New Roman"/>
+          <w:color w:val="8B949E"/>
+          <w:kern w:val="0"/>
+          <w:sz w:val="21"/>
+          <w:szCs w:val="21"/>
+          <w:lang w:eastAsia="de-DE"/>
+          <w14:ligatures w14:val="none"/>
+        </w:rPr>
+        <w:t>megváltozása</w:t>
+      </w:r>
+      <w:proofErr w:type="spellEnd"/>
+      <w:r>
+        <w:rPr>
+          <w:rFonts w:ascii="Consolas" w:eastAsia="Times New Roman" w:hAnsi="Consolas" w:cs="Times New Roman"/>
+          <w:color w:val="8B949E"/>
+          <w:kern w:val="0"/>
+          <w:sz w:val="21"/>
+          <w:szCs w:val="21"/>
+          <w:lang w:eastAsia="de-DE"/>
+          <w14:ligatures w14:val="none"/>
+        </w:rPr>
+        <w:t xml:space="preserve"> </w:t>
+      </w:r>
+      <w:proofErr w:type="spellStart"/>
+      <w:r>
+        <w:rPr>
+          <w:rFonts w:ascii="Consolas" w:eastAsia="Times New Roman" w:hAnsi="Consolas" w:cs="Times New Roman"/>
+          <w:color w:val="8B949E"/>
+          <w:kern w:val="0"/>
+          <w:sz w:val="21"/>
+          <w:szCs w:val="21"/>
+          <w:lang w:eastAsia="de-DE"/>
+          <w14:ligatures w14:val="none"/>
+        </w:rPr>
+        <w:t>miatt</w:t>
+      </w:r>
+      <w:proofErr w:type="spellEnd"/>
+      <w:r>
+        <w:rPr>
+          <w:rFonts w:ascii="Consolas" w:eastAsia="Times New Roman" w:hAnsi="Consolas" w:cs="Times New Roman"/>
+          <w:color w:val="8B949E"/>
+          <w:kern w:val="0"/>
+          <w:sz w:val="21"/>
+          <w:szCs w:val="21"/>
+          <w:lang w:eastAsia="de-DE"/>
+          <w14:ligatures w14:val="none"/>
+        </w:rPr>
+        <w:t>.</w:t>
+      </w:r>
+    </w:p>
+    <w:p>
+      <w:pPr>
+        <w:shd w:val="clear" w:color="auto" w:fill="121314"/>
+        <w:spacing w:before="0" w:after="0" w:line="240" w:lineRule="auto"/>
+        <w:jc w:val="left"/>
+        <w:rPr>
+          <w:rFonts w:ascii="Consolas" w:eastAsia="Times New Roman" w:hAnsi="Consolas" w:cs="Times New Roman"/>
+          <w:color w:val="BBBEBF"/>
+          <w:kern w:val="0"/>
+          <w:sz w:val="21"/>
+          <w:szCs w:val="21"/>
+          <w:lang w:eastAsia="de-DE"/>
+          <w14:ligatures w14:val="none"/>
+        </w:rPr>
+      </w:pPr>
+      <w:r>
+        <w:rPr>
+          <w:rFonts w:ascii="Consolas" w:eastAsia="Times New Roman" w:hAnsi="Consolas" w:cs="Times New Roman"/>
+          <w:color w:val="C9D1D9"/>
+          <w:kern w:val="0"/>
+          <w:sz w:val="21"/>
+          <w:szCs w:val="21"/>
+          <w:lang w:eastAsia="de-DE"/>
+          <w14:ligatures w14:val="none"/>
+        </w:rPr>
+        <w:t>    }</w:t>
+      </w:r>
+    </w:p>
+    <w:p>
+      <w:pPr>
+        <w:shd w:val="clear" w:color="auto" w:fill="121314"/>
+        <w:spacing w:before="0" w:after="0" w:line="240" w:lineRule="auto"/>
+        <w:jc w:val="left"/>
+        <w:rPr>
+          <w:rFonts w:ascii="Consolas" w:eastAsia="Times New Roman" w:hAnsi="Consolas" w:cs="Times New Roman"/>
+          <w:color w:val="BBBEBF"/>
+          <w:kern w:val="0"/>
+          <w:sz w:val="21"/>
+          <w:szCs w:val="21"/>
+          <w:lang w:eastAsia="de-DE"/>
+          <w14:ligatures w14:val="none"/>
+        </w:rPr>
+      </w:pPr>
+      <w:r>
+        <w:rPr>
+          <w:rFonts w:ascii="Consolas" w:eastAsia="Times New Roman" w:hAnsi="Consolas" w:cs="Times New Roman"/>
+          <w:color w:val="FFA657"/>
+          <w:kern w:val="0"/>
+          <w:sz w:val="21"/>
+          <w:szCs w:val="21"/>
+          <w:lang w:eastAsia="de-DE"/>
+          <w14:ligatures w14:val="none"/>
+        </w:rPr>
+        <w:t xml:space="preserve">    </w:t>
+      </w:r>
+      <w:proofErr w:type="spellStart"/>
+      <w:proofErr w:type="gramStart"/>
+      <w:r>
+        <w:rPr>
+          <w:rFonts w:ascii="Consolas" w:eastAsia="Times New Roman" w:hAnsi="Consolas" w:cs="Times New Roman"/>
+          <w:color w:val="D2A8FF"/>
+          <w:kern w:val="0"/>
+          <w:sz w:val="21"/>
+          <w:szCs w:val="21"/>
+          <w:lang w:eastAsia="de-DE"/>
+          <w14:ligatures w14:val="none"/>
+        </w:rPr>
+        <w:t>componentWillUnmount</w:t>
+      </w:r>
+      <w:proofErr w:type="spellEnd"/>
+      <w:r>
+        <w:rPr>
+          <w:rFonts w:ascii="Consolas" w:eastAsia="Times New Roman" w:hAnsi="Consolas" w:cs="Times New Roman"/>
+          <w:color w:val="FFA657"/>
+          <w:kern w:val="0"/>
+          <w:sz w:val="21"/>
+          <w:szCs w:val="21"/>
+          <w:lang w:eastAsia="de-DE"/>
+          <w14:ligatures w14:val="none"/>
+        </w:rPr>
+        <w:t>(</w:t>
+      </w:r>
+      <w:proofErr w:type="gramEnd"/>
+      <w:r>
+        <w:rPr>
+          <w:rFonts w:ascii="Consolas" w:eastAsia="Times New Roman" w:hAnsi="Consolas" w:cs="Times New Roman"/>
+          <w:color w:val="FFA657"/>
+          <w:kern w:val="0"/>
+          <w:sz w:val="21"/>
+          <w:szCs w:val="21"/>
+          <w:lang w:eastAsia="de-DE"/>
+          <w14:ligatures w14:val="none"/>
+        </w:rPr>
+        <w:t xml:space="preserve">) </w:t>
+      </w:r>
+      <w:r>
+        <w:rPr>
+          <w:rFonts w:ascii="Consolas" w:eastAsia="Times New Roman" w:hAnsi="Consolas" w:cs="Times New Roman"/>
+          <w:color w:val="C9D1D9"/>
+          <w:kern w:val="0"/>
+          <w:sz w:val="21"/>
+          <w:szCs w:val="21"/>
+          <w:lang w:eastAsia="de-DE"/>
+          <w14:ligatures w14:val="none"/>
+        </w:rPr>
+        <w:t>{</w:t>
+      </w:r>
+    </w:p>
+    <w:p>
+      <w:pPr>
+        <w:shd w:val="clear" w:color="auto" w:fill="121314"/>
+        <w:spacing w:before="0" w:after="0" w:line="240" w:lineRule="auto"/>
+        <w:jc w:val="left"/>
+        <w:rPr>
+          <w:rFonts w:ascii="Consolas" w:eastAsia="Times New Roman" w:hAnsi="Consolas" w:cs="Times New Roman"/>
+          <w:color w:val="BBBEBF"/>
+          <w:kern w:val="0"/>
+          <w:sz w:val="21"/>
+          <w:szCs w:val="21"/>
+          <w:lang w:eastAsia="de-DE"/>
+          <w14:ligatures w14:val="none"/>
+        </w:rPr>
+      </w:pPr>
+      <w:r>
+        <w:rPr>
+          <w:rFonts w:ascii="Consolas" w:eastAsia="Times New Roman" w:hAnsi="Consolas" w:cs="Times New Roman"/>
+          <w:color w:val="C9D1D9"/>
+          <w:kern w:val="0"/>
+          <w:sz w:val="21"/>
+          <w:szCs w:val="21"/>
+          <w:lang w:eastAsia="de-DE"/>
+          <w14:ligatures w14:val="none"/>
+        </w:rPr>
+        <w:t xml:space="preserve">        </w:t>
+      </w:r>
+      <w:r>
+        <w:rPr>
+          <w:rFonts w:ascii="Consolas" w:eastAsia="Times New Roman" w:hAnsi="Consolas" w:cs="Times New Roman"/>
+          <w:color w:val="8B949E"/>
+          <w:kern w:val="0"/>
+          <w:sz w:val="21"/>
+          <w:szCs w:val="21"/>
+          <w:lang w:eastAsia="de-DE"/>
+          <w14:ligatures w14:val="none"/>
+        </w:rPr>
+        <w:t xml:space="preserve">// </w:t>
+      </w:r>
+      <w:proofErr w:type="spellStart"/>
+      <w:r>
+        <w:rPr>
+          <w:rFonts w:ascii="Consolas" w:eastAsia="Times New Roman" w:hAnsi="Consolas" w:cs="Times New Roman"/>
+          <w:color w:val="8B949E"/>
+          <w:kern w:val="0"/>
+          <w:sz w:val="21"/>
+          <w:szCs w:val="21"/>
+          <w:lang w:eastAsia="de-DE"/>
+          <w14:ligatures w14:val="none"/>
+        </w:rPr>
+        <w:t>Akkor</w:t>
+      </w:r>
+      <w:proofErr w:type="spellEnd"/>
+      <w:r>
+        <w:rPr>
+          <w:rFonts w:ascii="Consolas" w:eastAsia="Times New Roman" w:hAnsi="Consolas" w:cs="Times New Roman"/>
+          <w:color w:val="8B949E"/>
+          <w:kern w:val="0"/>
+          <w:sz w:val="21"/>
+          <w:szCs w:val="21"/>
+          <w:lang w:eastAsia="de-DE"/>
+          <w14:ligatures w14:val="none"/>
+        </w:rPr>
+        <w:t xml:space="preserve"> </w:t>
+      </w:r>
+      <w:proofErr w:type="spellStart"/>
+      <w:r>
+        <w:rPr>
+          <w:rFonts w:ascii="Consolas" w:eastAsia="Times New Roman" w:hAnsi="Consolas" w:cs="Times New Roman"/>
+          <w:color w:val="8B949E"/>
+          <w:kern w:val="0"/>
+          <w:sz w:val="21"/>
+          <w:szCs w:val="21"/>
+          <w:lang w:eastAsia="de-DE"/>
+          <w14:ligatures w14:val="none"/>
+        </w:rPr>
+        <w:t>fut</w:t>
+      </w:r>
+      <w:proofErr w:type="spellEnd"/>
+      <w:r>
+        <w:rPr>
+          <w:rFonts w:ascii="Consolas" w:eastAsia="Times New Roman" w:hAnsi="Consolas" w:cs="Times New Roman"/>
+          <w:color w:val="8B949E"/>
+          <w:kern w:val="0"/>
+          <w:sz w:val="21"/>
+          <w:szCs w:val="21"/>
+          <w:lang w:eastAsia="de-DE"/>
+          <w14:ligatures w14:val="none"/>
+        </w:rPr>
+        <w:t xml:space="preserve"> le, </w:t>
+      </w:r>
+      <w:proofErr w:type="spellStart"/>
+      <w:r>
+        <w:rPr>
+          <w:rFonts w:ascii="Consolas" w:eastAsia="Times New Roman" w:hAnsi="Consolas" w:cs="Times New Roman"/>
+          <w:color w:val="8B949E"/>
+          <w:kern w:val="0"/>
+          <w:sz w:val="21"/>
+          <w:szCs w:val="21"/>
+          <w:lang w:eastAsia="de-DE"/>
+          <w14:ligatures w14:val="none"/>
+        </w:rPr>
+        <w:t>amikor</w:t>
+      </w:r>
+      <w:proofErr w:type="spellEnd"/>
+      <w:r>
+        <w:rPr>
+          <w:rFonts w:ascii="Consolas" w:eastAsia="Times New Roman" w:hAnsi="Consolas" w:cs="Times New Roman"/>
+          <w:color w:val="8B949E"/>
+          <w:kern w:val="0"/>
+          <w:sz w:val="21"/>
+          <w:szCs w:val="21"/>
+          <w:lang w:eastAsia="de-DE"/>
+          <w14:ligatures w14:val="none"/>
+        </w:rPr>
+        <w:t xml:space="preserve"> a React a </w:t>
+      </w:r>
+      <w:proofErr w:type="spellStart"/>
+      <w:r>
+        <w:rPr>
+          <w:rFonts w:ascii="Consolas" w:eastAsia="Times New Roman" w:hAnsi="Consolas" w:cs="Times New Roman"/>
+          <w:color w:val="8B949E"/>
+          <w:kern w:val="0"/>
+          <w:sz w:val="21"/>
+          <w:szCs w:val="21"/>
+          <w:lang w:eastAsia="de-DE"/>
+          <w14:ligatures w14:val="none"/>
+        </w:rPr>
+        <w:t>komponenst</w:t>
+      </w:r>
+      <w:proofErr w:type="spellEnd"/>
+      <w:r>
+        <w:rPr>
+          <w:rFonts w:ascii="Consolas" w:eastAsia="Times New Roman" w:hAnsi="Consolas" w:cs="Times New Roman"/>
+          <w:color w:val="8B949E"/>
+          <w:kern w:val="0"/>
+          <w:sz w:val="21"/>
+          <w:szCs w:val="21"/>
+          <w:lang w:eastAsia="de-DE"/>
+          <w14:ligatures w14:val="none"/>
+        </w:rPr>
+        <w:t xml:space="preserve"> </w:t>
+      </w:r>
+      <w:proofErr w:type="spellStart"/>
+      <w:r>
+        <w:rPr>
+          <w:rFonts w:ascii="Consolas" w:eastAsia="Times New Roman" w:hAnsi="Consolas" w:cs="Times New Roman"/>
+          <w:color w:val="8B949E"/>
+          <w:kern w:val="0"/>
+          <w:sz w:val="21"/>
+          <w:szCs w:val="21"/>
+          <w:lang w:eastAsia="de-DE"/>
+          <w14:ligatures w14:val="none"/>
+        </w:rPr>
+        <w:t>eltávolítja</w:t>
+      </w:r>
+      <w:proofErr w:type="spellEnd"/>
+      <w:r>
+        <w:rPr>
+          <w:rFonts w:ascii="Consolas" w:eastAsia="Times New Roman" w:hAnsi="Consolas" w:cs="Times New Roman"/>
+          <w:color w:val="8B949E"/>
+          <w:kern w:val="0"/>
+          <w:sz w:val="21"/>
+          <w:szCs w:val="21"/>
+          <w:lang w:eastAsia="de-DE"/>
+          <w14:ligatures w14:val="none"/>
+        </w:rPr>
+        <w:t xml:space="preserve"> (unmount)</w:t>
+      </w:r>
+    </w:p>
+    <w:p>
+      <w:pPr>
+        <w:shd w:val="clear" w:color="auto" w:fill="121314"/>
+        <w:spacing w:before="0" w:after="0" w:line="240" w:lineRule="auto"/>
+        <w:jc w:val="left"/>
+        <w:rPr>
+          <w:rFonts w:ascii="Consolas" w:eastAsia="Times New Roman" w:hAnsi="Consolas" w:cs="Times New Roman"/>
+          <w:color w:val="BBBEBF"/>
+          <w:kern w:val="0"/>
+          <w:sz w:val="21"/>
+          <w:szCs w:val="21"/>
+          <w:lang w:eastAsia="de-DE"/>
+          <w14:ligatures w14:val="none"/>
+        </w:rPr>
+      </w:pPr>
+      <w:r>
+        <w:rPr>
+          <w:rFonts w:ascii="Consolas" w:eastAsia="Times New Roman" w:hAnsi="Consolas" w:cs="Times New Roman"/>
+          <w:color w:val="C9D1D9"/>
+          <w:kern w:val="0"/>
+          <w:sz w:val="21"/>
+          <w:szCs w:val="21"/>
+          <w:lang w:eastAsia="de-DE"/>
+          <w14:ligatures w14:val="none"/>
+        </w:rPr>
+        <w:t xml:space="preserve">        </w:t>
+      </w:r>
+      <w:r>
+        <w:rPr>
+          <w:rFonts w:ascii="Consolas" w:eastAsia="Times New Roman" w:hAnsi="Consolas" w:cs="Times New Roman"/>
+          <w:color w:val="8B949E"/>
+          <w:kern w:val="0"/>
+          <w:sz w:val="21"/>
+          <w:szCs w:val="21"/>
+          <w:lang w:eastAsia="de-DE"/>
+          <w14:ligatures w14:val="none"/>
+        </w:rPr>
+        <w:t xml:space="preserve">// a </w:t>
+      </w:r>
+      <w:proofErr w:type="spellStart"/>
+      <w:r>
+        <w:rPr>
+          <w:rFonts w:ascii="Consolas" w:eastAsia="Times New Roman" w:hAnsi="Consolas" w:cs="Times New Roman"/>
+          <w:color w:val="8B949E"/>
+          <w:kern w:val="0"/>
+          <w:sz w:val="21"/>
+          <w:szCs w:val="21"/>
+          <w:lang w:eastAsia="de-DE"/>
+          <w14:ligatures w14:val="none"/>
+        </w:rPr>
+        <w:t>weboldalról</w:t>
+      </w:r>
+      <w:proofErr w:type="spellEnd"/>
+      <w:r>
+        <w:rPr>
+          <w:rFonts w:ascii="Consolas" w:eastAsia="Times New Roman" w:hAnsi="Consolas" w:cs="Times New Roman"/>
+          <w:color w:val="8B949E"/>
+          <w:kern w:val="0"/>
+          <w:sz w:val="21"/>
+          <w:szCs w:val="21"/>
+          <w:lang w:eastAsia="de-DE"/>
+          <w14:ligatures w14:val="none"/>
+        </w:rPr>
+        <w:t xml:space="preserve"> </w:t>
+      </w:r>
+      <w:proofErr w:type="spellStart"/>
+      <w:r>
+        <w:rPr>
+          <w:rFonts w:ascii="Consolas" w:eastAsia="Times New Roman" w:hAnsi="Consolas" w:cs="Times New Roman"/>
+          <w:color w:val="8B949E"/>
+          <w:kern w:val="0"/>
+          <w:sz w:val="21"/>
+          <w:szCs w:val="21"/>
+          <w:lang w:eastAsia="de-DE"/>
+          <w14:ligatures w14:val="none"/>
+        </w:rPr>
+        <w:t>és</w:t>
+      </w:r>
+      <w:proofErr w:type="spellEnd"/>
+      <w:r>
+        <w:rPr>
+          <w:rFonts w:ascii="Consolas" w:eastAsia="Times New Roman" w:hAnsi="Consolas" w:cs="Times New Roman"/>
+          <w:color w:val="8B949E"/>
+          <w:kern w:val="0"/>
+          <w:sz w:val="21"/>
+          <w:szCs w:val="21"/>
+          <w:lang w:eastAsia="de-DE"/>
+          <w14:ligatures w14:val="none"/>
+        </w:rPr>
+        <w:t xml:space="preserve"> </w:t>
+      </w:r>
+      <w:proofErr w:type="spellStart"/>
+      <w:r>
+        <w:rPr>
+          <w:rFonts w:ascii="Consolas" w:eastAsia="Times New Roman" w:hAnsi="Consolas" w:cs="Times New Roman"/>
+          <w:color w:val="8B949E"/>
+          <w:kern w:val="0"/>
+          <w:sz w:val="21"/>
+          <w:szCs w:val="21"/>
+          <w:lang w:eastAsia="de-DE"/>
+          <w14:ligatures w14:val="none"/>
+        </w:rPr>
+        <w:t>így</w:t>
+      </w:r>
+      <w:proofErr w:type="spellEnd"/>
+      <w:r>
+        <w:rPr>
+          <w:rFonts w:ascii="Consolas" w:eastAsia="Times New Roman" w:hAnsi="Consolas" w:cs="Times New Roman"/>
+          <w:color w:val="8B949E"/>
+          <w:kern w:val="0"/>
+          <w:sz w:val="21"/>
+          <w:szCs w:val="21"/>
+          <w:lang w:eastAsia="de-DE"/>
+          <w14:ligatures w14:val="none"/>
+        </w:rPr>
+        <w:t xml:space="preserve"> </w:t>
+      </w:r>
+      <w:proofErr w:type="spellStart"/>
+      <w:r>
+        <w:rPr>
+          <w:rFonts w:ascii="Consolas" w:eastAsia="Times New Roman" w:hAnsi="Consolas" w:cs="Times New Roman"/>
+          <w:color w:val="8B949E"/>
+          <w:kern w:val="0"/>
+          <w:sz w:val="21"/>
+          <w:szCs w:val="21"/>
+          <w:lang w:eastAsia="de-DE"/>
+          <w14:ligatures w14:val="none"/>
+        </w:rPr>
+        <w:t>eltűnik</w:t>
+      </w:r>
+      <w:proofErr w:type="spellEnd"/>
+      <w:r>
+        <w:rPr>
+          <w:rFonts w:ascii="Consolas" w:eastAsia="Times New Roman" w:hAnsi="Consolas" w:cs="Times New Roman"/>
+          <w:color w:val="8B949E"/>
+          <w:kern w:val="0"/>
+          <w:sz w:val="21"/>
+          <w:szCs w:val="21"/>
+          <w:lang w:eastAsia="de-DE"/>
+          <w14:ligatures w14:val="none"/>
+        </w:rPr>
+        <w:t xml:space="preserve"> a </w:t>
+      </w:r>
+      <w:proofErr w:type="spellStart"/>
+      <w:r>
+        <w:rPr>
+          <w:rFonts w:ascii="Consolas" w:eastAsia="Times New Roman" w:hAnsi="Consolas" w:cs="Times New Roman"/>
+          <w:color w:val="8B949E"/>
+          <w:kern w:val="0"/>
+          <w:sz w:val="21"/>
+          <w:szCs w:val="21"/>
+          <w:lang w:eastAsia="de-DE"/>
+          <w14:ligatures w14:val="none"/>
+        </w:rPr>
+        <w:t>képernyőről</w:t>
+      </w:r>
+      <w:proofErr w:type="spellEnd"/>
+      <w:r>
+        <w:rPr>
+          <w:rFonts w:ascii="Consolas" w:eastAsia="Times New Roman" w:hAnsi="Consolas" w:cs="Times New Roman"/>
+          <w:color w:val="8B949E"/>
+          <w:kern w:val="0"/>
+          <w:sz w:val="21"/>
+          <w:szCs w:val="21"/>
+          <w:lang w:eastAsia="de-DE"/>
+          <w14:ligatures w14:val="none"/>
+        </w:rPr>
+        <w:t>.</w:t>
+      </w:r>
+    </w:p>
+    <w:p>
+      <w:pPr>
+        <w:shd w:val="clear" w:color="auto" w:fill="121314"/>
+        <w:spacing w:before="0" w:after="0" w:line="240" w:lineRule="auto"/>
+        <w:jc w:val="left"/>
+        <w:rPr>
+          <w:rFonts w:ascii="Consolas" w:eastAsia="Times New Roman" w:hAnsi="Consolas" w:cs="Times New Roman"/>
+          <w:color w:val="BBBEBF"/>
+          <w:kern w:val="0"/>
+          <w:sz w:val="21"/>
+          <w:szCs w:val="21"/>
+          <w:lang w:eastAsia="de-DE"/>
+          <w14:ligatures w14:val="none"/>
+        </w:rPr>
+      </w:pPr>
+      <w:r>
+        <w:rPr>
+          <w:rFonts w:ascii="Consolas" w:eastAsia="Times New Roman" w:hAnsi="Consolas" w:cs="Times New Roman"/>
+          <w:color w:val="C9D1D9"/>
+          <w:kern w:val="0"/>
+          <w:sz w:val="21"/>
+          <w:szCs w:val="21"/>
+          <w:lang w:eastAsia="de-DE"/>
+          <w14:ligatures w14:val="none"/>
+        </w:rPr>
+        <w:t>    }</w:t>
+      </w:r>
+    </w:p>
+    <w:p>
+      <w:pPr>
+        <w:shd w:val="clear" w:color="auto" w:fill="121314"/>
+        <w:spacing w:before="0" w:after="0" w:line="240" w:lineRule="auto"/>
+        <w:jc w:val="left"/>
+        <w:rPr>
+          <w:rFonts w:ascii="Consolas" w:eastAsia="Times New Roman" w:hAnsi="Consolas" w:cs="Times New Roman"/>
+          <w:color w:val="BBBEBF"/>
+          <w:kern w:val="0"/>
+          <w:sz w:val="21"/>
+          <w:szCs w:val="21"/>
+          <w:lang w:eastAsia="de-DE"/>
+          <w14:ligatures w14:val="none"/>
+        </w:rPr>
+      </w:pPr>
+      <w:r>
+        <w:rPr>
+          <w:rFonts w:ascii="Consolas" w:eastAsia="Times New Roman" w:hAnsi="Consolas" w:cs="Times New Roman"/>
+          <w:color w:val="FFA657"/>
+          <w:kern w:val="0"/>
+          <w:sz w:val="21"/>
+          <w:szCs w:val="21"/>
+          <w:lang w:eastAsia="de-DE"/>
+          <w14:ligatures w14:val="none"/>
+        </w:rPr>
+        <w:t xml:space="preserve">    </w:t>
+      </w:r>
+      <w:proofErr w:type="gramStart"/>
+      <w:r>
+        <w:rPr>
+          <w:rFonts w:ascii="Consolas" w:eastAsia="Times New Roman" w:hAnsi="Consolas" w:cs="Times New Roman"/>
+          <w:color w:val="D2A8FF"/>
+          <w:kern w:val="0"/>
+          <w:sz w:val="21"/>
+          <w:szCs w:val="21"/>
+          <w:lang w:eastAsia="de-DE"/>
+          <w14:ligatures w14:val="none"/>
+        </w:rPr>
+        <w:t>render</w:t>
+      </w:r>
+      <w:r>
+        <w:rPr>
+          <w:rFonts w:ascii="Consolas" w:eastAsia="Times New Roman" w:hAnsi="Consolas" w:cs="Times New Roman"/>
+          <w:color w:val="FFA657"/>
+          <w:kern w:val="0"/>
+          <w:sz w:val="21"/>
+          <w:szCs w:val="21"/>
+          <w:lang w:eastAsia="de-DE"/>
+          <w14:ligatures w14:val="none"/>
+        </w:rPr>
+        <w:t>(</w:t>
+      </w:r>
+      <w:proofErr w:type="gramEnd"/>
+      <w:r>
+        <w:rPr>
+          <w:rFonts w:ascii="Consolas" w:eastAsia="Times New Roman" w:hAnsi="Consolas" w:cs="Times New Roman"/>
+          <w:color w:val="FFA657"/>
+          <w:kern w:val="0"/>
+          <w:sz w:val="21"/>
+          <w:szCs w:val="21"/>
+          <w:lang w:eastAsia="de-DE"/>
+          <w14:ligatures w14:val="none"/>
+        </w:rPr>
+        <w:t xml:space="preserve">) </w:t>
+      </w:r>
+      <w:r>
+        <w:rPr>
+          <w:rFonts w:ascii="Consolas" w:eastAsia="Times New Roman" w:hAnsi="Consolas" w:cs="Times New Roman"/>
+          <w:color w:val="C9D1D9"/>
+          <w:kern w:val="0"/>
+          <w:sz w:val="21"/>
+          <w:szCs w:val="21"/>
+          <w:lang w:eastAsia="de-DE"/>
+          <w14:ligatures w14:val="none"/>
+        </w:rPr>
+        <w:t>{</w:t>
+      </w:r>
+    </w:p>
+    <w:p>
+      <w:pPr>
+        <w:shd w:val="clear" w:color="auto" w:fill="121314"/>
+        <w:spacing w:before="0" w:after="0" w:line="240" w:lineRule="auto"/>
+        <w:jc w:val="left"/>
+        <w:rPr>
+          <w:rFonts w:ascii="Consolas" w:eastAsia="Times New Roman" w:hAnsi="Consolas" w:cs="Times New Roman"/>
+          <w:color w:val="BBBEBF"/>
+          <w:kern w:val="0"/>
+          <w:sz w:val="21"/>
+          <w:szCs w:val="21"/>
+          <w:lang w:eastAsia="de-DE"/>
+          <w14:ligatures w14:val="none"/>
+        </w:rPr>
+      </w:pPr>
+      <w:r>
+        <w:rPr>
+          <w:rFonts w:ascii="Consolas" w:eastAsia="Times New Roman" w:hAnsi="Consolas" w:cs="Times New Roman"/>
+          <w:color w:val="C9D1D9"/>
+          <w:kern w:val="0"/>
+          <w:sz w:val="21"/>
+          <w:szCs w:val="21"/>
+          <w:lang w:eastAsia="de-DE"/>
+          <w14:ligatures w14:val="none"/>
+        </w:rPr>
+        <w:t xml:space="preserve">        </w:t>
+      </w:r>
+      <w:r>
+        <w:rPr>
+          <w:rFonts w:ascii="Consolas" w:eastAsia="Times New Roman" w:hAnsi="Consolas" w:cs="Times New Roman"/>
+          <w:color w:val="8B949E"/>
+          <w:kern w:val="0"/>
+          <w:sz w:val="21"/>
+          <w:szCs w:val="21"/>
+          <w:lang w:eastAsia="de-DE"/>
+          <w14:ligatures w14:val="none"/>
+        </w:rPr>
+        <w:t xml:space="preserve">// </w:t>
+      </w:r>
+      <w:proofErr w:type="spellStart"/>
+      <w:r>
+        <w:rPr>
+          <w:rFonts w:ascii="Consolas" w:eastAsia="Times New Roman" w:hAnsi="Consolas" w:cs="Times New Roman"/>
+          <w:color w:val="8B949E"/>
+          <w:kern w:val="0"/>
+          <w:sz w:val="21"/>
+          <w:szCs w:val="21"/>
+          <w:lang w:eastAsia="de-DE"/>
+          <w14:ligatures w14:val="none"/>
+        </w:rPr>
+        <w:t>Akkor</w:t>
+      </w:r>
+      <w:proofErr w:type="spellEnd"/>
+      <w:r>
+        <w:rPr>
+          <w:rFonts w:ascii="Consolas" w:eastAsia="Times New Roman" w:hAnsi="Consolas" w:cs="Times New Roman"/>
+          <w:color w:val="8B949E"/>
+          <w:kern w:val="0"/>
+          <w:sz w:val="21"/>
+          <w:szCs w:val="21"/>
+          <w:lang w:eastAsia="de-DE"/>
+          <w14:ligatures w14:val="none"/>
+        </w:rPr>
+        <w:t xml:space="preserve"> </w:t>
+      </w:r>
+      <w:proofErr w:type="spellStart"/>
+      <w:r>
+        <w:rPr>
+          <w:rFonts w:ascii="Consolas" w:eastAsia="Times New Roman" w:hAnsi="Consolas" w:cs="Times New Roman"/>
+          <w:color w:val="8B949E"/>
+          <w:kern w:val="0"/>
+          <w:sz w:val="21"/>
+          <w:szCs w:val="21"/>
+          <w:lang w:eastAsia="de-DE"/>
+          <w14:ligatures w14:val="none"/>
+        </w:rPr>
+        <w:t>fut</w:t>
+      </w:r>
+      <w:proofErr w:type="spellEnd"/>
+      <w:r>
+        <w:rPr>
+          <w:rFonts w:ascii="Consolas" w:eastAsia="Times New Roman" w:hAnsi="Consolas" w:cs="Times New Roman"/>
+          <w:color w:val="8B949E"/>
+          <w:kern w:val="0"/>
+          <w:sz w:val="21"/>
+          <w:szCs w:val="21"/>
+          <w:lang w:eastAsia="de-DE"/>
+          <w14:ligatures w14:val="none"/>
+        </w:rPr>
+        <w:t xml:space="preserve"> le, </w:t>
+      </w:r>
+      <w:proofErr w:type="spellStart"/>
+      <w:r>
+        <w:rPr>
+          <w:rFonts w:ascii="Consolas" w:eastAsia="Times New Roman" w:hAnsi="Consolas" w:cs="Times New Roman"/>
+          <w:color w:val="8B949E"/>
+          <w:kern w:val="0"/>
+          <w:sz w:val="21"/>
+          <w:szCs w:val="21"/>
+          <w:lang w:eastAsia="de-DE"/>
+          <w14:ligatures w14:val="none"/>
+        </w:rPr>
+        <w:t>amikor</w:t>
+      </w:r>
+      <w:proofErr w:type="spellEnd"/>
+      <w:r>
+        <w:rPr>
+          <w:rFonts w:ascii="Consolas" w:eastAsia="Times New Roman" w:hAnsi="Consolas" w:cs="Times New Roman"/>
+          <w:color w:val="8B949E"/>
+          <w:kern w:val="0"/>
+          <w:sz w:val="21"/>
+          <w:szCs w:val="21"/>
+          <w:lang w:eastAsia="de-DE"/>
+          <w14:ligatures w14:val="none"/>
+        </w:rPr>
+        <w:t xml:space="preserve"> a React </w:t>
+      </w:r>
+      <w:proofErr w:type="spellStart"/>
+      <w:r>
+        <w:rPr>
+          <w:rFonts w:ascii="Consolas" w:eastAsia="Times New Roman" w:hAnsi="Consolas" w:cs="Times New Roman"/>
+          <w:color w:val="8B949E"/>
+          <w:kern w:val="0"/>
+          <w:sz w:val="21"/>
+          <w:szCs w:val="21"/>
+          <w:lang w:eastAsia="de-DE"/>
+          <w14:ligatures w14:val="none"/>
+        </w:rPr>
+        <w:t>megjeleníti</w:t>
+      </w:r>
+      <w:proofErr w:type="spellEnd"/>
+      <w:r>
+        <w:rPr>
+          <w:rFonts w:ascii="Consolas" w:eastAsia="Times New Roman" w:hAnsi="Consolas" w:cs="Times New Roman"/>
+          <w:color w:val="8B949E"/>
+          <w:kern w:val="0"/>
+          <w:sz w:val="21"/>
+          <w:szCs w:val="21"/>
+          <w:lang w:eastAsia="de-DE"/>
+          <w14:ligatures w14:val="none"/>
+        </w:rPr>
+        <w:t xml:space="preserve"> a </w:t>
+      </w:r>
+      <w:proofErr w:type="spellStart"/>
+      <w:r>
+        <w:rPr>
+          <w:rFonts w:ascii="Consolas" w:eastAsia="Times New Roman" w:hAnsi="Consolas" w:cs="Times New Roman"/>
+          <w:color w:val="8B949E"/>
+          <w:kern w:val="0"/>
+          <w:sz w:val="21"/>
+          <w:szCs w:val="21"/>
+          <w:lang w:eastAsia="de-DE"/>
+          <w14:ligatures w14:val="none"/>
+        </w:rPr>
+        <w:t>komponenst</w:t>
+      </w:r>
+      <w:proofErr w:type="spellEnd"/>
+      <w:r>
+        <w:rPr>
+          <w:rFonts w:ascii="Consolas" w:eastAsia="Times New Roman" w:hAnsi="Consolas" w:cs="Times New Roman"/>
+          <w:color w:val="8B949E"/>
+          <w:kern w:val="0"/>
+          <w:sz w:val="21"/>
+          <w:szCs w:val="21"/>
+          <w:lang w:eastAsia="de-DE"/>
+          <w14:ligatures w14:val="none"/>
+        </w:rPr>
+        <w:t>.</w:t>
+      </w:r>
+    </w:p>
+    <w:p>
+      <w:pPr>
+        <w:shd w:val="clear" w:color="auto" w:fill="121314"/>
+        <w:spacing w:before="0" w:after="0" w:line="240" w:lineRule="auto"/>
+        <w:jc w:val="left"/>
+        <w:rPr>
+          <w:rFonts w:ascii="Consolas" w:eastAsia="Times New Roman" w:hAnsi="Consolas" w:cs="Times New Roman"/>
+          <w:color w:val="BBBEBF"/>
+          <w:kern w:val="0"/>
+          <w:sz w:val="21"/>
+          <w:szCs w:val="21"/>
+          <w:lang w:eastAsia="de-DE"/>
+          <w14:ligatures w14:val="none"/>
+        </w:rPr>
+      </w:pPr>
+      <w:r>
+        <w:rPr>
+          <w:rFonts w:ascii="Consolas" w:eastAsia="Times New Roman" w:hAnsi="Consolas" w:cs="Times New Roman"/>
+          <w:color w:val="C9D1D9"/>
+          <w:kern w:val="0"/>
+          <w:sz w:val="21"/>
+          <w:szCs w:val="21"/>
+          <w:lang w:eastAsia="de-DE"/>
+          <w14:ligatures w14:val="none"/>
+        </w:rPr>
+        <w:t xml:space="preserve">        </w:t>
+      </w:r>
+      <w:r>
+        <w:rPr>
+          <w:rFonts w:ascii="Consolas" w:eastAsia="Times New Roman" w:hAnsi="Consolas" w:cs="Times New Roman"/>
+          <w:color w:val="8B949E"/>
+          <w:kern w:val="0"/>
+          <w:sz w:val="21"/>
+          <w:szCs w:val="21"/>
+          <w:lang w:eastAsia="de-DE"/>
+          <w14:ligatures w14:val="none"/>
+        </w:rPr>
+        <w:t xml:space="preserve">// </w:t>
+      </w:r>
+      <w:proofErr w:type="spellStart"/>
+      <w:r>
+        <w:rPr>
+          <w:rFonts w:ascii="Consolas" w:eastAsia="Times New Roman" w:hAnsi="Consolas" w:cs="Times New Roman"/>
+          <w:color w:val="8B949E"/>
+          <w:kern w:val="0"/>
+          <w:sz w:val="21"/>
+          <w:szCs w:val="21"/>
+          <w:lang w:eastAsia="de-DE"/>
+          <w14:ligatures w14:val="none"/>
+        </w:rPr>
+        <w:t>Azt</w:t>
+      </w:r>
+      <w:proofErr w:type="spellEnd"/>
+      <w:r>
+        <w:rPr>
+          <w:rFonts w:ascii="Consolas" w:eastAsia="Times New Roman" w:hAnsi="Consolas" w:cs="Times New Roman"/>
+          <w:color w:val="8B949E"/>
+          <w:kern w:val="0"/>
+          <w:sz w:val="21"/>
+          <w:szCs w:val="21"/>
+          <w:lang w:eastAsia="de-DE"/>
+          <w14:ligatures w14:val="none"/>
+        </w:rPr>
+        <w:t xml:space="preserve"> </w:t>
+      </w:r>
+      <w:proofErr w:type="spellStart"/>
+      <w:r>
+        <w:rPr>
+          <w:rFonts w:ascii="Consolas" w:eastAsia="Times New Roman" w:hAnsi="Consolas" w:cs="Times New Roman"/>
+          <w:color w:val="8B949E"/>
+          <w:kern w:val="0"/>
+          <w:sz w:val="21"/>
+          <w:szCs w:val="21"/>
+          <w:lang w:eastAsia="de-DE"/>
+          <w14:ligatures w14:val="none"/>
+        </w:rPr>
+        <w:t>írja</w:t>
+      </w:r>
+      <w:proofErr w:type="spellEnd"/>
+      <w:r>
+        <w:rPr>
+          <w:rFonts w:ascii="Consolas" w:eastAsia="Times New Roman" w:hAnsi="Consolas" w:cs="Times New Roman"/>
+          <w:color w:val="8B949E"/>
+          <w:kern w:val="0"/>
+          <w:sz w:val="21"/>
+          <w:szCs w:val="21"/>
+          <w:lang w:eastAsia="de-DE"/>
+          <w14:ligatures w14:val="none"/>
+        </w:rPr>
+        <w:t xml:space="preserve"> le, </w:t>
+      </w:r>
+      <w:proofErr w:type="spellStart"/>
+      <w:r>
+        <w:rPr>
+          <w:rFonts w:ascii="Consolas" w:eastAsia="Times New Roman" w:hAnsi="Consolas" w:cs="Times New Roman"/>
+          <w:color w:val="8B949E"/>
+          <w:kern w:val="0"/>
+          <w:sz w:val="21"/>
+          <w:szCs w:val="21"/>
+          <w:lang w:eastAsia="de-DE"/>
+          <w14:ligatures w14:val="none"/>
+        </w:rPr>
+        <w:t>hogyan</w:t>
+      </w:r>
+      <w:proofErr w:type="spellEnd"/>
+      <w:r>
+        <w:rPr>
+          <w:rFonts w:ascii="Consolas" w:eastAsia="Times New Roman" w:hAnsi="Consolas" w:cs="Times New Roman"/>
+          <w:color w:val="8B949E"/>
+          <w:kern w:val="0"/>
+          <w:sz w:val="21"/>
+          <w:szCs w:val="21"/>
+          <w:lang w:eastAsia="de-DE"/>
+          <w14:ligatures w14:val="none"/>
+        </w:rPr>
+        <w:t xml:space="preserve"> </w:t>
+      </w:r>
+      <w:proofErr w:type="spellStart"/>
+      <w:r>
+        <w:rPr>
+          <w:rFonts w:ascii="Consolas" w:eastAsia="Times New Roman" w:hAnsi="Consolas" w:cs="Times New Roman"/>
+          <w:color w:val="8B949E"/>
+          <w:kern w:val="0"/>
+          <w:sz w:val="21"/>
+          <w:szCs w:val="21"/>
+          <w:lang w:eastAsia="de-DE"/>
+          <w14:ligatures w14:val="none"/>
+        </w:rPr>
+        <w:t>kell</w:t>
+      </w:r>
+      <w:proofErr w:type="spellEnd"/>
+      <w:r>
+        <w:rPr>
+          <w:rFonts w:ascii="Consolas" w:eastAsia="Times New Roman" w:hAnsi="Consolas" w:cs="Times New Roman"/>
+          <w:color w:val="8B949E"/>
+          <w:kern w:val="0"/>
+          <w:sz w:val="21"/>
+          <w:szCs w:val="21"/>
+          <w:lang w:eastAsia="de-DE"/>
+          <w14:ligatures w14:val="none"/>
+        </w:rPr>
+        <w:t xml:space="preserve"> </w:t>
+      </w:r>
+      <w:proofErr w:type="spellStart"/>
+      <w:r>
+        <w:rPr>
+          <w:rFonts w:ascii="Consolas" w:eastAsia="Times New Roman" w:hAnsi="Consolas" w:cs="Times New Roman"/>
+          <w:color w:val="8B949E"/>
+          <w:kern w:val="0"/>
+          <w:sz w:val="21"/>
+          <w:szCs w:val="21"/>
+          <w:lang w:eastAsia="de-DE"/>
+          <w14:ligatures w14:val="none"/>
+        </w:rPr>
+        <w:t>megjeleníteni</w:t>
+      </w:r>
+      <w:proofErr w:type="spellEnd"/>
+      <w:r>
+        <w:rPr>
+          <w:rFonts w:ascii="Consolas" w:eastAsia="Times New Roman" w:hAnsi="Consolas" w:cs="Times New Roman"/>
+          <w:color w:val="8B949E"/>
+          <w:kern w:val="0"/>
+          <w:sz w:val="21"/>
+          <w:szCs w:val="21"/>
+          <w:lang w:eastAsia="de-DE"/>
+          <w14:ligatures w14:val="none"/>
+        </w:rPr>
+        <w:t xml:space="preserve"> a </w:t>
+      </w:r>
+      <w:proofErr w:type="spellStart"/>
+      <w:r>
+        <w:rPr>
+          <w:rFonts w:ascii="Consolas" w:eastAsia="Times New Roman" w:hAnsi="Consolas" w:cs="Times New Roman"/>
+          <w:color w:val="8B949E"/>
+          <w:kern w:val="0"/>
+          <w:sz w:val="21"/>
+          <w:szCs w:val="21"/>
+          <w:lang w:eastAsia="de-DE"/>
+          <w14:ligatures w14:val="none"/>
+        </w:rPr>
+        <w:t>komponens</w:t>
+      </w:r>
+      <w:proofErr w:type="spellEnd"/>
+      <w:r>
+        <w:rPr>
+          <w:rFonts w:ascii="Consolas" w:eastAsia="Times New Roman" w:hAnsi="Consolas" w:cs="Times New Roman"/>
+          <w:color w:val="8B949E"/>
+          <w:kern w:val="0"/>
+          <w:sz w:val="21"/>
+          <w:szCs w:val="21"/>
+          <w:lang w:eastAsia="de-DE"/>
+          <w14:ligatures w14:val="none"/>
+        </w:rPr>
+        <w:t xml:space="preserve"> </w:t>
+      </w:r>
+      <w:proofErr w:type="spellStart"/>
+      <w:r>
+        <w:rPr>
+          <w:rFonts w:ascii="Consolas" w:eastAsia="Times New Roman" w:hAnsi="Consolas" w:cs="Times New Roman"/>
+          <w:color w:val="8B949E"/>
+          <w:kern w:val="0"/>
+          <w:sz w:val="21"/>
+          <w:szCs w:val="21"/>
+          <w:lang w:eastAsia="de-DE"/>
+          <w14:ligatures w14:val="none"/>
+        </w:rPr>
+        <w:t>tartalmát</w:t>
+      </w:r>
+      <w:proofErr w:type="spellEnd"/>
+      <w:r>
+        <w:rPr>
+          <w:rFonts w:ascii="Consolas" w:eastAsia="Times New Roman" w:hAnsi="Consolas" w:cs="Times New Roman"/>
+          <w:color w:val="8B949E"/>
+          <w:kern w:val="0"/>
+          <w:sz w:val="21"/>
+          <w:szCs w:val="21"/>
+          <w:lang w:eastAsia="de-DE"/>
+          <w14:ligatures w14:val="none"/>
+        </w:rPr>
+        <w:t>.</w:t>
+      </w:r>
+    </w:p>
+    <w:p>
+      <w:pPr>
+        <w:shd w:val="clear" w:color="auto" w:fill="121314"/>
+        <w:spacing w:before="0" w:after="0" w:line="240" w:lineRule="auto"/>
+        <w:jc w:val="left"/>
+        <w:rPr>
+          <w:rFonts w:ascii="Consolas" w:eastAsia="Times New Roman" w:hAnsi="Consolas" w:cs="Times New Roman"/>
+          <w:color w:val="BBBEBF"/>
+          <w:kern w:val="0"/>
+          <w:sz w:val="21"/>
+          <w:szCs w:val="21"/>
+          <w:lang w:eastAsia="de-DE"/>
+          <w14:ligatures w14:val="none"/>
+        </w:rPr>
+      </w:pPr>
+      <w:r>
+        <w:rPr>
+          <w:rFonts w:ascii="Consolas" w:eastAsia="Times New Roman" w:hAnsi="Consolas" w:cs="Times New Roman"/>
+          <w:color w:val="C9D1D9"/>
+          <w:kern w:val="0"/>
+          <w:sz w:val="21"/>
+          <w:szCs w:val="21"/>
+          <w:lang w:eastAsia="de-DE"/>
+          <w14:ligatures w14:val="none"/>
+        </w:rPr>
+        <w:t xml:space="preserve">        </w:t>
+      </w:r>
+      <w:r>
+        <w:rPr>
+          <w:rFonts w:ascii="Consolas" w:eastAsia="Times New Roman" w:hAnsi="Consolas" w:cs="Times New Roman"/>
+          <w:color w:val="C586C0"/>
+          <w:kern w:val="0"/>
+          <w:sz w:val="21"/>
+          <w:szCs w:val="21"/>
+          <w:lang w:eastAsia="de-DE"/>
+          <w14:ligatures w14:val="none"/>
+        </w:rPr>
+        <w:t>return</w:t>
+      </w:r>
+      <w:r>
+        <w:rPr>
+          <w:rFonts w:ascii="Consolas" w:eastAsia="Times New Roman" w:hAnsi="Consolas" w:cs="Times New Roman"/>
+          <w:color w:val="C9D1D9"/>
+          <w:kern w:val="0"/>
+          <w:sz w:val="21"/>
+          <w:szCs w:val="21"/>
+          <w:lang w:eastAsia="de-DE"/>
+          <w14:ligatures w14:val="none"/>
+        </w:rPr>
+        <w:t xml:space="preserve"> (</w:t>
+      </w:r>
+    </w:p>
+    <w:p>
+      <w:pPr>
+        <w:shd w:val="clear" w:color="auto" w:fill="121314"/>
+        <w:spacing w:before="0" w:after="0" w:line="240" w:lineRule="auto"/>
+        <w:jc w:val="left"/>
+        <w:rPr>
+          <w:rFonts w:ascii="Consolas" w:eastAsia="Times New Roman" w:hAnsi="Consolas" w:cs="Times New Roman"/>
+          <w:color w:val="BBBEBF"/>
+          <w:kern w:val="0"/>
+          <w:sz w:val="21"/>
+          <w:szCs w:val="21"/>
+          <w:lang w:eastAsia="de-DE"/>
+          <w14:ligatures w14:val="none"/>
+        </w:rPr>
+      </w:pPr>
+      <w:r>
+        <w:rPr>
+          <w:rFonts w:ascii="Consolas" w:eastAsia="Times New Roman" w:hAnsi="Consolas" w:cs="Times New Roman"/>
+          <w:color w:val="C9D1D9"/>
+          <w:kern w:val="0"/>
+          <w:sz w:val="21"/>
+          <w:szCs w:val="21"/>
+          <w:lang w:eastAsia="de-DE"/>
+          <w14:ligatures w14:val="none"/>
+        </w:rPr>
+        <w:t xml:space="preserve">            </w:t>
+      </w:r>
+      <w:r>
+        <w:rPr>
+          <w:rFonts w:ascii="Consolas" w:eastAsia="Times New Roman" w:hAnsi="Consolas" w:cs="Times New Roman"/>
+          <w:color w:val="808080"/>
+          <w:kern w:val="0"/>
+          <w:sz w:val="21"/>
+          <w:szCs w:val="21"/>
+          <w:lang w:eastAsia="de-DE"/>
+          <w14:ligatures w14:val="none"/>
+        </w:rPr>
+        <w:t>&lt;</w:t>
+      </w:r>
+      <w:r>
+        <w:rPr>
+          <w:rFonts w:ascii="Consolas" w:eastAsia="Times New Roman" w:hAnsi="Consolas" w:cs="Times New Roman"/>
+          <w:color w:val="7EE787"/>
+          <w:kern w:val="0"/>
+          <w:sz w:val="21"/>
+          <w:szCs w:val="21"/>
+          <w:lang w:eastAsia="de-DE"/>
+          <w14:ligatures w14:val="none"/>
+        </w:rPr>
+        <w:t>div</w:t>
+      </w:r>
+      <w:r>
+        <w:rPr>
+          <w:rFonts w:ascii="Consolas" w:eastAsia="Times New Roman" w:hAnsi="Consolas" w:cs="Times New Roman"/>
+          <w:color w:val="C9D1D9"/>
+          <w:kern w:val="0"/>
+          <w:sz w:val="21"/>
+          <w:szCs w:val="21"/>
+          <w:lang w:eastAsia="de-DE"/>
+          <w14:ligatures w14:val="none"/>
+        </w:rPr>
+        <w:t xml:space="preserve"> </w:t>
+      </w:r>
+      <w:proofErr w:type="spellStart"/>
+      <w:r>
+        <w:rPr>
+          <w:rFonts w:ascii="Consolas" w:eastAsia="Times New Roman" w:hAnsi="Consolas" w:cs="Times New Roman"/>
+          <w:color w:val="9CDCFE"/>
+          <w:kern w:val="0"/>
+          <w:sz w:val="21"/>
+          <w:szCs w:val="21"/>
+          <w:lang w:eastAsia="de-DE"/>
+          <w14:ligatures w14:val="none"/>
+        </w:rPr>
+        <w:t>className</w:t>
+      </w:r>
+      <w:proofErr w:type="spellEnd"/>
+      <w:r>
+        <w:rPr>
+          <w:rFonts w:ascii="Consolas" w:eastAsia="Times New Roman" w:hAnsi="Consolas" w:cs="Times New Roman"/>
+          <w:color w:val="D4D4D4"/>
+          <w:kern w:val="0"/>
+          <w:sz w:val="21"/>
+          <w:szCs w:val="21"/>
+          <w:lang w:eastAsia="de-DE"/>
+          <w14:ligatures w14:val="none"/>
+        </w:rPr>
+        <w:t>=</w:t>
+      </w:r>
+      <w:r>
+        <w:rPr>
+          <w:rFonts w:ascii="Consolas" w:eastAsia="Times New Roman" w:hAnsi="Consolas" w:cs="Times New Roman"/>
+          <w:color w:val="A5D6FF"/>
+          <w:kern w:val="0"/>
+          <w:sz w:val="21"/>
+          <w:szCs w:val="21"/>
+          <w:lang w:eastAsia="de-DE"/>
+          <w14:ligatures w14:val="none"/>
+        </w:rPr>
+        <w:t>"data-table"</w:t>
+      </w:r>
+      <w:r>
+        <w:rPr>
+          <w:rFonts w:ascii="Consolas" w:eastAsia="Times New Roman" w:hAnsi="Consolas" w:cs="Times New Roman"/>
+          <w:color w:val="808080"/>
+          <w:kern w:val="0"/>
+          <w:sz w:val="21"/>
+          <w:szCs w:val="21"/>
+          <w:lang w:eastAsia="de-DE"/>
+          <w14:ligatures w14:val="none"/>
+        </w:rPr>
+        <w:t>&gt;</w:t>
+      </w:r>
+    </w:p>
+    <w:p>
+      <w:pPr>
+        <w:shd w:val="clear" w:color="auto" w:fill="121314"/>
+        <w:spacing w:before="0" w:after="0" w:line="240" w:lineRule="auto"/>
+        <w:jc w:val="left"/>
+        <w:rPr>
+          <w:rFonts w:ascii="Consolas" w:eastAsia="Times New Roman" w:hAnsi="Consolas" w:cs="Times New Roman"/>
+          <w:color w:val="BBBEBF"/>
+          <w:kern w:val="0"/>
+          <w:sz w:val="21"/>
+          <w:szCs w:val="21"/>
+          <w:lang w:eastAsia="de-DE"/>
+          <w14:ligatures w14:val="none"/>
+        </w:rPr>
+      </w:pPr>
+      <w:r>
+        <w:rPr>
+          <w:rFonts w:ascii="Consolas" w:eastAsia="Times New Roman" w:hAnsi="Consolas" w:cs="Times New Roman"/>
+          <w:color w:val="C9D1D9"/>
+          <w:kern w:val="0"/>
+          <w:sz w:val="21"/>
+          <w:szCs w:val="21"/>
+          <w:lang w:eastAsia="de-DE"/>
+          <w14:ligatures w14:val="none"/>
+        </w:rPr>
+        <w:t xml:space="preserve">            </w:t>
+      </w:r>
+      <w:r>
+        <w:rPr>
+          <w:rFonts w:ascii="Consolas" w:eastAsia="Times New Roman" w:hAnsi="Consolas" w:cs="Times New Roman"/>
+          <w:color w:val="808080"/>
+          <w:kern w:val="0"/>
+          <w:sz w:val="21"/>
+          <w:szCs w:val="21"/>
+          <w:lang w:eastAsia="de-DE"/>
+          <w14:ligatures w14:val="none"/>
+        </w:rPr>
+        <w:t>&lt;/</w:t>
+      </w:r>
+      <w:r>
+        <w:rPr>
+          <w:rFonts w:ascii="Consolas" w:eastAsia="Times New Roman" w:hAnsi="Consolas" w:cs="Times New Roman"/>
+          <w:color w:val="7EE787"/>
+          <w:kern w:val="0"/>
+          <w:sz w:val="21"/>
+          <w:szCs w:val="21"/>
+          <w:lang w:eastAsia="de-DE"/>
+          <w14:ligatures w14:val="none"/>
+        </w:rPr>
+        <w:t>div</w:t>
+      </w:r>
+      <w:r>
+        <w:rPr>
+          <w:rFonts w:ascii="Consolas" w:eastAsia="Times New Roman" w:hAnsi="Consolas" w:cs="Times New Roman"/>
+          <w:color w:val="808080"/>
+          <w:kern w:val="0"/>
+          <w:sz w:val="21"/>
+          <w:szCs w:val="21"/>
+          <w:lang w:eastAsia="de-DE"/>
+          <w14:ligatures w14:val="none"/>
+        </w:rPr>
+        <w:t>&gt;</w:t>
+      </w:r>
+    </w:p>
+    <w:p>
+      <w:pPr>
+        <w:shd w:val="clear" w:color="auto" w:fill="121314"/>
+        <w:spacing w:before="0" w:after="0" w:line="240" w:lineRule="auto"/>
+        <w:jc w:val="left"/>
+        <w:rPr>
+          <w:rFonts w:ascii="Consolas" w:eastAsia="Times New Roman" w:hAnsi="Consolas" w:cs="Times New Roman"/>
+          <w:color w:val="BBBEBF"/>
+          <w:kern w:val="0"/>
+          <w:sz w:val="21"/>
+          <w:szCs w:val="21"/>
+          <w:lang w:eastAsia="de-DE"/>
+          <w14:ligatures w14:val="none"/>
+        </w:rPr>
+      </w:pPr>
+      <w:r>
+        <w:rPr>
+          <w:rFonts w:ascii="Consolas" w:eastAsia="Times New Roman" w:hAnsi="Consolas" w:cs="Times New Roman"/>
+          <w:color w:val="C9D1D9"/>
+          <w:kern w:val="0"/>
+          <w:sz w:val="21"/>
+          <w:szCs w:val="21"/>
+          <w:lang w:eastAsia="de-DE"/>
+          <w14:ligatures w14:val="none"/>
+        </w:rPr>
+        <w:t>        )</w:t>
+      </w:r>
+    </w:p>
+    <w:p>
+      <w:pPr>
+        <w:shd w:val="clear" w:color="auto" w:fill="121314"/>
+        <w:spacing w:before="0" w:after="0" w:line="240" w:lineRule="auto"/>
+        <w:jc w:val="left"/>
+        <w:rPr>
+          <w:rFonts w:ascii="Consolas" w:eastAsia="Times New Roman" w:hAnsi="Consolas" w:cs="Times New Roman"/>
+          <w:color w:val="BBBEBF"/>
+          <w:kern w:val="0"/>
+          <w:sz w:val="21"/>
+          <w:szCs w:val="21"/>
+          <w:lang w:eastAsia="de-DE"/>
+          <w14:ligatures w14:val="none"/>
+        </w:rPr>
+      </w:pPr>
+      <w:r>
+        <w:rPr>
+          <w:rFonts w:ascii="Consolas" w:eastAsia="Times New Roman" w:hAnsi="Consolas" w:cs="Times New Roman"/>
+          <w:color w:val="C9D1D9"/>
+          <w:kern w:val="0"/>
+          <w:sz w:val="21"/>
+          <w:szCs w:val="21"/>
+          <w:lang w:eastAsia="de-DE"/>
+          <w14:ligatures w14:val="none"/>
+        </w:rPr>
+        <w:t>    }</w:t>
+      </w:r>
+    </w:p>
+    <w:p>
+      <w:pPr>
+        <w:shd w:val="clear" w:color="auto" w:fill="121314"/>
+        <w:spacing w:before="0" w:after="0" w:line="240" w:lineRule="auto"/>
+        <w:jc w:val="left"/>
+        <w:rPr>
+          <w:rFonts w:ascii="Consolas" w:eastAsia="Times New Roman" w:hAnsi="Consolas" w:cs="Times New Roman"/>
+          <w:color w:val="BBBEBF"/>
+          <w:kern w:val="0"/>
+          <w:sz w:val="21"/>
+          <w:szCs w:val="21"/>
+          <w:lang w:eastAsia="de-DE"/>
+          <w14:ligatures w14:val="none"/>
+        </w:rPr>
+      </w:pPr>
+      <w:r>
+        <w:rPr>
+          <w:rFonts w:ascii="Consolas" w:eastAsia="Times New Roman" w:hAnsi="Consolas" w:cs="Times New Roman"/>
+          <w:color w:val="FFA657"/>
+          <w:kern w:val="0"/>
+          <w:sz w:val="21"/>
+          <w:szCs w:val="21"/>
+          <w:lang w:eastAsia="de-DE"/>
+          <w14:ligatures w14:val="none"/>
+        </w:rPr>
+        <w:t>}</w:t>
+      </w:r>
+    </w:p>
+    <w:p>
+      <w:r>
+        <w:t xml:space="preserve">A render </w:t>
+      </w:r>
+      <w:proofErr w:type="spellStart"/>
+      <w:r>
+        <w:t>metódus</w:t>
+      </w:r>
+      <w:proofErr w:type="spellEnd"/>
+      <w:r>
+        <w:t xml:space="preserve"> </w:t>
+      </w:r>
+      <w:proofErr w:type="spellStart"/>
+      <w:r>
+        <w:t>visszatérési</w:t>
+      </w:r>
+      <w:proofErr w:type="spellEnd"/>
+      <w:r>
+        <w:t xml:space="preserve"> </w:t>
+      </w:r>
+      <w:proofErr w:type="spellStart"/>
+      <w:r>
+        <w:t>értéke</w:t>
+      </w:r>
+      <w:proofErr w:type="spellEnd"/>
+      <w:r>
+        <w:t xml:space="preserve"> </w:t>
+      </w:r>
+      <w:proofErr w:type="spellStart"/>
+      <w:r>
+        <w:t>egy</w:t>
+      </w:r>
+      <w:proofErr w:type="spellEnd"/>
+      <w:r>
+        <w:t xml:space="preserve"> J</w:t>
+      </w:r>
+      <w:r>
+        <w:t xml:space="preserve">SX </w:t>
+      </w:r>
+      <w:proofErr w:type="spellStart"/>
+      <w:r>
+        <w:t>kifejezés</w:t>
+      </w:r>
+      <w:proofErr w:type="spellEnd"/>
+      <w:r>
+        <w:t xml:space="preserve">, </w:t>
+      </w:r>
+      <w:proofErr w:type="spellStart"/>
+      <w:r>
+        <w:t>amelyben</w:t>
+      </w:r>
+      <w:proofErr w:type="spellEnd"/>
+      <w:r>
+        <w:t xml:space="preserve"> a fent </w:t>
+      </w:r>
+      <w:proofErr w:type="spellStart"/>
+      <w:r>
+        <w:t>megismert</w:t>
+      </w:r>
+      <w:proofErr w:type="spellEnd"/>
+      <w:r>
+        <w:t xml:space="preserve"> </w:t>
+      </w:r>
+      <w:proofErr w:type="spellStart"/>
+      <w:r>
+        <w:t>módon</w:t>
+      </w:r>
+      <w:proofErr w:type="spellEnd"/>
+      <w:r>
+        <w:t xml:space="preserve"> HTML </w:t>
+      </w:r>
+      <w:proofErr w:type="spellStart"/>
+      <w:r>
+        <w:t>és</w:t>
+      </w:r>
+      <w:proofErr w:type="spellEnd"/>
+      <w:r>
+        <w:t xml:space="preserve"> JavaScript </w:t>
+      </w:r>
+      <w:proofErr w:type="spellStart"/>
+      <w:r>
+        <w:t>kódot</w:t>
+      </w:r>
+      <w:proofErr w:type="spellEnd"/>
+      <w:r>
+        <w:t xml:space="preserve"> </w:t>
+      </w:r>
+      <w:proofErr w:type="spellStart"/>
+      <w:r>
+        <w:t>keverhetünk</w:t>
+      </w:r>
+      <w:proofErr w:type="spellEnd"/>
+      <w:r>
+        <w:t xml:space="preserve">, a </w:t>
+      </w:r>
+      <w:proofErr w:type="spellStart"/>
+      <w:r>
+        <w:t>komponens</w:t>
+      </w:r>
+      <w:proofErr w:type="spellEnd"/>
+      <w:r>
+        <w:t xml:space="preserve"> </w:t>
+      </w:r>
+      <w:proofErr w:type="spellStart"/>
+      <w:r>
+        <w:t>megjelenését</w:t>
+      </w:r>
+      <w:proofErr w:type="spellEnd"/>
+      <w:r>
+        <w:t xml:space="preserve"> </w:t>
+      </w:r>
+      <w:proofErr w:type="spellStart"/>
+      <w:r>
+        <w:t>írja</w:t>
+      </w:r>
+      <w:proofErr w:type="spellEnd"/>
+      <w:r>
+        <w:t xml:space="preserve"> le. A </w:t>
+      </w:r>
+      <w:proofErr w:type="spellStart"/>
+      <w:r>
+        <w:t>komponens</w:t>
+      </w:r>
+      <w:proofErr w:type="spellEnd"/>
+      <w:r>
+        <w:t xml:space="preserve"> </w:t>
+      </w:r>
+      <w:proofErr w:type="spellStart"/>
+      <w:r>
+        <w:t>gyökéreleme</w:t>
+      </w:r>
+      <w:proofErr w:type="spellEnd"/>
+      <w:r>
+        <w:t xml:space="preserve"> a </w:t>
+      </w:r>
+      <w:proofErr w:type="spellStart"/>
+      <w:r>
+        <w:t>fenti</w:t>
+      </w:r>
+      <w:proofErr w:type="spellEnd"/>
+      <w:r>
+        <w:t xml:space="preserve"> </w:t>
+      </w:r>
+      <w:proofErr w:type="spellStart"/>
+      <w:r>
+        <w:t>példában</w:t>
+      </w:r>
+      <w:proofErr w:type="spellEnd"/>
+      <w:r>
+        <w:t xml:space="preserve"> </w:t>
+      </w:r>
+      <w:proofErr w:type="spellStart"/>
+      <w:r>
+        <w:t>egy</w:t>
+      </w:r>
+      <w:proofErr w:type="spellEnd"/>
+      <w:r>
+        <w:t xml:space="preserve"> DIV </w:t>
+      </w:r>
+      <w:proofErr w:type="spellStart"/>
+      <w:r>
+        <w:t>elem</w:t>
+      </w:r>
+      <w:proofErr w:type="spellEnd"/>
+      <w:r>
+        <w:t xml:space="preserve">, </w:t>
+      </w:r>
+      <w:proofErr w:type="spellStart"/>
+      <w:r>
+        <w:lastRenderedPageBreak/>
+        <w:t>amely</w:t>
+      </w:r>
+      <w:proofErr w:type="spellEnd"/>
+      <w:r>
+        <w:t xml:space="preserve"> a </w:t>
+      </w:r>
+      <w:proofErr w:type="spellStart"/>
+      <w:r>
+        <w:t>komponensre</w:t>
+      </w:r>
+      <w:proofErr w:type="spellEnd"/>
+      <w:r>
+        <w:t xml:space="preserve"> </w:t>
+      </w:r>
+      <w:proofErr w:type="spellStart"/>
+      <w:r>
+        <w:t>jellemző</w:t>
+      </w:r>
+      <w:proofErr w:type="spellEnd"/>
+      <w:r>
+        <w:t xml:space="preserve"> CSS </w:t>
+      </w:r>
+      <w:proofErr w:type="spellStart"/>
+      <w:r>
+        <w:t>osztályt</w:t>
+      </w:r>
+      <w:proofErr w:type="spellEnd"/>
+      <w:r>
+        <w:t xml:space="preserve"> (data-table) </w:t>
+      </w:r>
+      <w:proofErr w:type="spellStart"/>
+      <w:r>
+        <w:t>kapott</w:t>
+      </w:r>
+      <w:proofErr w:type="spellEnd"/>
+      <w:r>
+        <w:t xml:space="preserve">, </w:t>
+      </w:r>
+      <w:proofErr w:type="spellStart"/>
+      <w:r>
+        <w:t>így</w:t>
+      </w:r>
+      <w:proofErr w:type="spellEnd"/>
+      <w:r>
+        <w:t xml:space="preserve"> </w:t>
+      </w:r>
+      <w:proofErr w:type="spellStart"/>
+      <w:r>
+        <w:t>könnyen</w:t>
+      </w:r>
+      <w:proofErr w:type="spellEnd"/>
+      <w:r>
+        <w:t xml:space="preserve"> ki </w:t>
+      </w:r>
+      <w:proofErr w:type="spellStart"/>
+      <w:r>
+        <w:t>lehet</w:t>
+      </w:r>
+      <w:proofErr w:type="spellEnd"/>
+      <w:r>
+        <w:t xml:space="preserve"> </w:t>
+      </w:r>
+      <w:proofErr w:type="spellStart"/>
+      <w:r>
+        <w:t>választani</w:t>
+      </w:r>
+      <w:proofErr w:type="spellEnd"/>
+      <w:r>
+        <w:t xml:space="preserve"> a </w:t>
+      </w:r>
+      <w:proofErr w:type="spellStart"/>
+      <w:r>
+        <w:t>stíluslapon</w:t>
+      </w:r>
+      <w:proofErr w:type="spellEnd"/>
+      <w:r>
+        <w:t xml:space="preserve">. A </w:t>
+      </w:r>
+      <w:proofErr w:type="spellStart"/>
+      <w:r>
+        <w:t>korábban</w:t>
+      </w:r>
+      <w:proofErr w:type="spellEnd"/>
+      <w:r>
+        <w:t xml:space="preserve"> </w:t>
+      </w:r>
+      <w:proofErr w:type="spellStart"/>
+      <w:r>
+        <w:t>emlegetett</w:t>
+      </w:r>
+      <w:proofErr w:type="spellEnd"/>
+      <w:r>
+        <w:t xml:space="preserve"> web </w:t>
+      </w:r>
+      <w:proofErr w:type="spellStart"/>
+      <w:r>
+        <w:t>komponens</w:t>
+      </w:r>
+      <w:proofErr w:type="spellEnd"/>
+      <w:r>
+        <w:t xml:space="preserve"> </w:t>
+      </w:r>
+      <w:proofErr w:type="spellStart"/>
+      <w:r>
+        <w:t>koncepció</w:t>
+      </w:r>
+      <w:proofErr w:type="spellEnd"/>
+      <w:r>
+        <w:t xml:space="preserve"> </w:t>
+      </w:r>
+      <w:proofErr w:type="spellStart"/>
+      <w:r>
+        <w:t>lehetővé</w:t>
+      </w:r>
+      <w:proofErr w:type="spellEnd"/>
+      <w:r>
+        <w:t xml:space="preserve"> </w:t>
+      </w:r>
+      <w:proofErr w:type="spellStart"/>
+      <w:r>
+        <w:t>teszi</w:t>
+      </w:r>
+      <w:proofErr w:type="spellEnd"/>
+      <w:r>
+        <w:t xml:space="preserve"> </w:t>
+      </w:r>
+      <w:proofErr w:type="spellStart"/>
+      <w:r>
+        <w:t>azt</w:t>
+      </w:r>
+      <w:proofErr w:type="spellEnd"/>
+      <w:r>
+        <w:t xml:space="preserve"> is, </w:t>
+      </w:r>
+      <w:proofErr w:type="spellStart"/>
+      <w:r>
+        <w:t>hogy</w:t>
+      </w:r>
+      <w:proofErr w:type="spellEnd"/>
+      <w:r>
+        <w:t xml:space="preserve"> a </w:t>
+      </w:r>
+      <w:proofErr w:type="spellStart"/>
+      <w:r>
+        <w:t>komponensünk</w:t>
+      </w:r>
+      <w:proofErr w:type="spellEnd"/>
+      <w:r>
+        <w:t xml:space="preserve"> </w:t>
+      </w:r>
+      <w:proofErr w:type="spellStart"/>
+      <w:r>
+        <w:t>egyedi</w:t>
+      </w:r>
+      <w:proofErr w:type="spellEnd"/>
+      <w:r>
+        <w:t xml:space="preserve"> </w:t>
+      </w:r>
+      <w:proofErr w:type="spellStart"/>
+      <w:r>
+        <w:t>jelölőt</w:t>
+      </w:r>
+      <w:proofErr w:type="spellEnd"/>
+      <w:r>
+        <w:t xml:space="preserve"> (tag, markup) </w:t>
+      </w:r>
+      <w:proofErr w:type="spellStart"/>
+      <w:r>
+        <w:t>kapjon</w:t>
+      </w:r>
+      <w:proofErr w:type="spellEnd"/>
+      <w:r>
+        <w:t xml:space="preserve">, </w:t>
+      </w:r>
+      <w:proofErr w:type="spellStart"/>
+      <w:r>
+        <w:t>amennyiben</w:t>
+      </w:r>
+      <w:proofErr w:type="spellEnd"/>
+      <w:r>
+        <w:t xml:space="preserve"> </w:t>
+      </w:r>
+      <w:proofErr w:type="spellStart"/>
+      <w:r>
+        <w:t>az</w:t>
+      </w:r>
+      <w:proofErr w:type="spellEnd"/>
+      <w:r>
+        <w:t xml:space="preserve"> </w:t>
+      </w:r>
+      <w:proofErr w:type="spellStart"/>
+      <w:r>
+        <w:t>egy</w:t>
+      </w:r>
+      <w:proofErr w:type="spellEnd"/>
+      <w:r>
+        <w:t xml:space="preserve"> </w:t>
+      </w:r>
+      <w:proofErr w:type="spellStart"/>
+      <w:r>
+        <w:t>fontos</w:t>
+      </w:r>
+      <w:proofErr w:type="spellEnd"/>
+      <w:r>
+        <w:t xml:space="preserve"> </w:t>
+      </w:r>
+      <w:proofErr w:type="spellStart"/>
+      <w:r>
+        <w:t>feltételt</w:t>
+      </w:r>
+      <w:proofErr w:type="spellEnd"/>
+      <w:r>
+        <w:t xml:space="preserve"> </w:t>
+      </w:r>
+      <w:proofErr w:type="spellStart"/>
+      <w:r>
+        <w:t>teljesít</w:t>
+      </w:r>
+      <w:proofErr w:type="spellEnd"/>
+      <w:r>
+        <w:t xml:space="preserve">: </w:t>
+      </w:r>
+      <w:proofErr w:type="spellStart"/>
+      <w:r>
+        <w:t>tartalmazzon</w:t>
+      </w:r>
+      <w:proofErr w:type="spellEnd"/>
+      <w:r>
+        <w:t xml:space="preserve"> </w:t>
+      </w:r>
+      <w:proofErr w:type="spellStart"/>
+      <w:r>
+        <w:t>kötőjelet</w:t>
+      </w:r>
+      <w:proofErr w:type="spellEnd"/>
+      <w:r>
+        <w:t xml:space="preserve">. </w:t>
+      </w:r>
+      <w:proofErr w:type="spellStart"/>
+      <w:r>
+        <w:t>Így</w:t>
+      </w:r>
+      <w:proofErr w:type="spellEnd"/>
+      <w:r>
+        <w:t xml:space="preserve"> a </w:t>
+      </w:r>
+      <w:proofErr w:type="spellStart"/>
+      <w:r>
+        <w:t>fenti</w:t>
+      </w:r>
+      <w:proofErr w:type="spellEnd"/>
+      <w:r>
+        <w:t xml:space="preserve"> render </w:t>
+      </w:r>
+      <w:proofErr w:type="spellStart"/>
+      <w:r>
+        <w:t>metódus</w:t>
+      </w:r>
+      <w:proofErr w:type="spellEnd"/>
+      <w:r>
+        <w:t xml:space="preserve"> </w:t>
+      </w:r>
+      <w:proofErr w:type="spellStart"/>
+      <w:r>
+        <w:t>lehetne</w:t>
+      </w:r>
+      <w:proofErr w:type="spellEnd"/>
+      <w:r>
+        <w:t xml:space="preserve"> </w:t>
+      </w:r>
+      <w:proofErr w:type="spellStart"/>
+      <w:r>
+        <w:t>akár</w:t>
+      </w:r>
+      <w:proofErr w:type="spellEnd"/>
+      <w:r>
+        <w:t xml:space="preserve"> </w:t>
+      </w:r>
+      <w:proofErr w:type="spellStart"/>
+      <w:r>
+        <w:t>az</w:t>
+      </w:r>
+      <w:proofErr w:type="spellEnd"/>
+      <w:r>
+        <w:t xml:space="preserve"> </w:t>
+      </w:r>
+      <w:proofErr w:type="spellStart"/>
+      <w:r>
+        <w:t>alábbi</w:t>
       </w:r>
       <w:proofErr w:type="spellEnd"/>
       <w:r>
         <w:t>:</w:t>
+      </w:r>
+    </w:p>
+    <w:p>
+      <w:pPr>
+        <w:shd w:val="clear" w:color="auto" w:fill="121314"/>
+        <w:spacing w:before="0" w:after="0" w:line="240" w:lineRule="auto"/>
+        <w:jc w:val="left"/>
+        <w:rPr>
+          <w:rFonts w:ascii="Consolas" w:eastAsia="Times New Roman" w:hAnsi="Consolas" w:cs="Times New Roman"/>
+          <w:color w:val="BBBEBF"/>
+          <w:kern w:val="0"/>
+          <w:sz w:val="21"/>
+          <w:szCs w:val="21"/>
+          <w:lang w:eastAsia="de-DE"/>
+          <w14:ligatures w14:val="none"/>
+        </w:rPr>
+      </w:pPr>
+      <w:r>
+        <w:rPr>
+          <w:rFonts w:ascii="Consolas" w:eastAsia="Times New Roman" w:hAnsi="Consolas" w:cs="Times New Roman"/>
+          <w:color w:val="FFA657"/>
+          <w:kern w:val="0"/>
+          <w:sz w:val="21"/>
+          <w:szCs w:val="21"/>
+          <w:lang w:eastAsia="de-DE"/>
+          <w14:ligatures w14:val="none"/>
+        </w:rPr>
+        <w:t xml:space="preserve">    </w:t>
+      </w:r>
+      <w:proofErr w:type="gramStart"/>
+      <w:r>
+        <w:rPr>
+          <w:rFonts w:ascii="Consolas" w:eastAsia="Times New Roman" w:hAnsi="Consolas" w:cs="Times New Roman"/>
+          <w:color w:val="D2A8FF"/>
+          <w:kern w:val="0"/>
+          <w:sz w:val="21"/>
+          <w:szCs w:val="21"/>
+          <w:lang w:eastAsia="de-DE"/>
+          <w14:ligatures w14:val="none"/>
+        </w:rPr>
+        <w:t>render</w:t>
+      </w:r>
+      <w:r>
+        <w:rPr>
+          <w:rFonts w:ascii="Consolas" w:eastAsia="Times New Roman" w:hAnsi="Consolas" w:cs="Times New Roman"/>
+          <w:color w:val="FFA657"/>
+          <w:kern w:val="0"/>
+          <w:sz w:val="21"/>
+          <w:szCs w:val="21"/>
+          <w:lang w:eastAsia="de-DE"/>
+          <w14:ligatures w14:val="none"/>
+        </w:rPr>
+        <w:t>(</w:t>
+      </w:r>
+      <w:proofErr w:type="gramEnd"/>
+      <w:r>
+        <w:rPr>
+          <w:rFonts w:ascii="Consolas" w:eastAsia="Times New Roman" w:hAnsi="Consolas" w:cs="Times New Roman"/>
+          <w:color w:val="FFA657"/>
+          <w:kern w:val="0"/>
+          <w:sz w:val="21"/>
+          <w:szCs w:val="21"/>
+          <w:lang w:eastAsia="de-DE"/>
+          <w14:ligatures w14:val="none"/>
+        </w:rPr>
+        <w:t xml:space="preserve">) </w:t>
+      </w:r>
+      <w:r>
+        <w:rPr>
+          <w:rFonts w:ascii="Consolas" w:eastAsia="Times New Roman" w:hAnsi="Consolas" w:cs="Times New Roman"/>
+          <w:color w:val="C9D1D9"/>
+          <w:kern w:val="0"/>
+          <w:sz w:val="21"/>
+          <w:szCs w:val="21"/>
+          <w:lang w:eastAsia="de-DE"/>
+          <w14:ligatures w14:val="none"/>
+        </w:rPr>
+        <w:t>{</w:t>
+      </w:r>
+    </w:p>
+    <w:p>
+      <w:pPr>
+        <w:shd w:val="clear" w:color="auto" w:fill="121314"/>
+        <w:spacing w:before="0" w:after="0" w:line="240" w:lineRule="auto"/>
+        <w:jc w:val="left"/>
+        <w:rPr>
+          <w:rFonts w:ascii="Consolas" w:eastAsia="Times New Roman" w:hAnsi="Consolas" w:cs="Times New Roman"/>
+          <w:color w:val="BBBEBF"/>
+          <w:kern w:val="0"/>
+          <w:sz w:val="21"/>
+          <w:szCs w:val="21"/>
+          <w:lang w:eastAsia="de-DE"/>
+          <w14:ligatures w14:val="none"/>
+        </w:rPr>
+      </w:pPr>
+      <w:r>
+        <w:rPr>
+          <w:rFonts w:ascii="Consolas" w:eastAsia="Times New Roman" w:hAnsi="Consolas" w:cs="Times New Roman"/>
+          <w:color w:val="C9D1D9"/>
+          <w:kern w:val="0"/>
+          <w:sz w:val="21"/>
+          <w:szCs w:val="21"/>
+          <w:lang w:eastAsia="de-DE"/>
+          <w14:ligatures w14:val="none"/>
+        </w:rPr>
+        <w:t xml:space="preserve">        </w:t>
+      </w:r>
+      <w:r>
+        <w:rPr>
+          <w:rFonts w:ascii="Consolas" w:eastAsia="Times New Roman" w:hAnsi="Consolas" w:cs="Times New Roman"/>
+          <w:color w:val="C586C0"/>
+          <w:kern w:val="0"/>
+          <w:sz w:val="21"/>
+          <w:szCs w:val="21"/>
+          <w:lang w:eastAsia="de-DE"/>
+          <w14:ligatures w14:val="none"/>
+        </w:rPr>
+        <w:t>return</w:t>
+      </w:r>
+      <w:r>
+        <w:rPr>
+          <w:rFonts w:ascii="Consolas" w:eastAsia="Times New Roman" w:hAnsi="Consolas" w:cs="Times New Roman"/>
+          <w:color w:val="C9D1D9"/>
+          <w:kern w:val="0"/>
+          <w:sz w:val="21"/>
+          <w:szCs w:val="21"/>
+          <w:lang w:eastAsia="de-DE"/>
+          <w14:ligatures w14:val="none"/>
+        </w:rPr>
+        <w:t xml:space="preserve"> (</w:t>
+      </w:r>
+    </w:p>
+    <w:p>
+      <w:pPr>
+        <w:shd w:val="clear" w:color="auto" w:fill="121314"/>
+        <w:spacing w:before="0" w:after="0" w:line="240" w:lineRule="auto"/>
+        <w:jc w:val="left"/>
+        <w:rPr>
+          <w:rFonts w:ascii="Consolas" w:eastAsia="Times New Roman" w:hAnsi="Consolas" w:cs="Times New Roman"/>
+          <w:color w:val="BBBEBF"/>
+          <w:kern w:val="0"/>
+          <w:sz w:val="21"/>
+          <w:szCs w:val="21"/>
+          <w:lang w:eastAsia="de-DE"/>
+          <w14:ligatures w14:val="none"/>
+        </w:rPr>
+      </w:pPr>
+      <w:r>
+        <w:rPr>
+          <w:rFonts w:ascii="Consolas" w:eastAsia="Times New Roman" w:hAnsi="Consolas" w:cs="Times New Roman"/>
+          <w:color w:val="C9D1D9"/>
+          <w:kern w:val="0"/>
+          <w:sz w:val="21"/>
+          <w:szCs w:val="21"/>
+          <w:lang w:eastAsia="de-DE"/>
+          <w14:ligatures w14:val="none"/>
+        </w:rPr>
+        <w:t xml:space="preserve">            </w:t>
+      </w:r>
+      <w:r>
+        <w:rPr>
+          <w:rFonts w:ascii="Consolas" w:eastAsia="Times New Roman" w:hAnsi="Consolas" w:cs="Times New Roman"/>
+          <w:color w:val="808080"/>
+          <w:kern w:val="0"/>
+          <w:sz w:val="21"/>
+          <w:szCs w:val="21"/>
+          <w:lang w:eastAsia="de-DE"/>
+          <w14:ligatures w14:val="none"/>
+        </w:rPr>
+        <w:t>&lt;</w:t>
+      </w:r>
+      <w:r>
+        <w:rPr>
+          <w:rFonts w:ascii="Consolas" w:eastAsia="Times New Roman" w:hAnsi="Consolas" w:cs="Times New Roman"/>
+          <w:color w:val="A5D6FF"/>
+          <w:kern w:val="0"/>
+          <w:sz w:val="21"/>
+          <w:szCs w:val="21"/>
+          <w:lang w:eastAsia="de-DE"/>
+          <w14:ligatures w14:val="none"/>
+        </w:rPr>
+        <w:t>data-table</w:t>
+      </w:r>
+      <w:r>
+        <w:rPr>
+          <w:rFonts w:ascii="Consolas" w:eastAsia="Times New Roman" w:hAnsi="Consolas" w:cs="Times New Roman"/>
+          <w:color w:val="808080"/>
+          <w:kern w:val="0"/>
+          <w:sz w:val="21"/>
+          <w:szCs w:val="21"/>
+          <w:lang w:eastAsia="de-DE"/>
+          <w14:ligatures w14:val="none"/>
+        </w:rPr>
+        <w:t>&gt;</w:t>
+      </w:r>
+    </w:p>
+    <w:p>
+      <w:pPr>
+        <w:shd w:val="clear" w:color="auto" w:fill="121314"/>
+        <w:spacing w:before="0" w:after="0" w:line="240" w:lineRule="auto"/>
+        <w:jc w:val="left"/>
+        <w:rPr>
+          <w:rFonts w:ascii="Consolas" w:eastAsia="Times New Roman" w:hAnsi="Consolas" w:cs="Times New Roman"/>
+          <w:color w:val="BBBEBF"/>
+          <w:kern w:val="0"/>
+          <w:sz w:val="21"/>
+          <w:szCs w:val="21"/>
+          <w:lang w:eastAsia="de-DE"/>
+          <w14:ligatures w14:val="none"/>
+        </w:rPr>
+      </w:pPr>
+      <w:r>
+        <w:rPr>
+          <w:rFonts w:ascii="Consolas" w:eastAsia="Times New Roman" w:hAnsi="Consolas" w:cs="Times New Roman"/>
+          <w:color w:val="C9D1D9"/>
+          <w:kern w:val="0"/>
+          <w:sz w:val="21"/>
+          <w:szCs w:val="21"/>
+          <w:lang w:eastAsia="de-DE"/>
+          <w14:ligatures w14:val="none"/>
+        </w:rPr>
+        <w:t xml:space="preserve">            </w:t>
+      </w:r>
+      <w:r>
+        <w:rPr>
+          <w:rFonts w:ascii="Consolas" w:eastAsia="Times New Roman" w:hAnsi="Consolas" w:cs="Times New Roman"/>
+          <w:color w:val="808080"/>
+          <w:kern w:val="0"/>
+          <w:sz w:val="21"/>
+          <w:szCs w:val="21"/>
+          <w:lang w:eastAsia="de-DE"/>
+          <w14:ligatures w14:val="none"/>
+        </w:rPr>
+        <w:t>&lt;/</w:t>
+      </w:r>
+      <w:r>
+        <w:rPr>
+          <w:rFonts w:ascii="Consolas" w:eastAsia="Times New Roman" w:hAnsi="Consolas" w:cs="Times New Roman"/>
+          <w:color w:val="A5D6FF"/>
+          <w:kern w:val="0"/>
+          <w:sz w:val="21"/>
+          <w:szCs w:val="21"/>
+          <w:lang w:eastAsia="de-DE"/>
+          <w14:ligatures w14:val="none"/>
+        </w:rPr>
+        <w:t>data-table</w:t>
+      </w:r>
+      <w:r>
+        <w:rPr>
+          <w:rFonts w:ascii="Consolas" w:eastAsia="Times New Roman" w:hAnsi="Consolas" w:cs="Times New Roman"/>
+          <w:color w:val="808080"/>
+          <w:kern w:val="0"/>
+          <w:sz w:val="21"/>
+          <w:szCs w:val="21"/>
+          <w:lang w:eastAsia="de-DE"/>
+          <w14:ligatures w14:val="none"/>
+        </w:rPr>
+        <w:t xml:space="preserve"> </w:t>
+      </w:r>
+      <w:r>
+        <w:rPr>
+          <w:rFonts w:ascii="Consolas" w:eastAsia="Times New Roman" w:hAnsi="Consolas" w:cs="Times New Roman"/>
+          <w:color w:val="808080"/>
+          <w:kern w:val="0"/>
+          <w:sz w:val="21"/>
+          <w:szCs w:val="21"/>
+          <w:lang w:eastAsia="de-DE"/>
+          <w14:ligatures w14:val="none"/>
+        </w:rPr>
+        <w:t>&gt;</w:t>
+      </w:r>
+    </w:p>
+    <w:p>
+      <w:pPr>
+        <w:shd w:val="clear" w:color="auto" w:fill="121314"/>
+        <w:spacing w:before="0" w:after="0" w:line="240" w:lineRule="auto"/>
+        <w:jc w:val="left"/>
+        <w:rPr>
+          <w:rFonts w:ascii="Consolas" w:eastAsia="Times New Roman" w:hAnsi="Consolas" w:cs="Times New Roman"/>
+          <w:color w:val="BBBEBF"/>
+          <w:kern w:val="0"/>
+          <w:sz w:val="21"/>
+          <w:szCs w:val="21"/>
+          <w:lang w:eastAsia="de-DE"/>
+          <w14:ligatures w14:val="none"/>
+        </w:rPr>
+      </w:pPr>
+      <w:r>
+        <w:rPr>
+          <w:rFonts w:ascii="Consolas" w:eastAsia="Times New Roman" w:hAnsi="Consolas" w:cs="Times New Roman"/>
+          <w:color w:val="C9D1D9"/>
+          <w:kern w:val="0"/>
+          <w:sz w:val="21"/>
+          <w:szCs w:val="21"/>
+          <w:lang w:eastAsia="de-DE"/>
+          <w14:ligatures w14:val="none"/>
+        </w:rPr>
+        <w:t>        )</w:t>
+      </w:r>
+    </w:p>
+    <w:p>
+      <w:pPr>
+        <w:shd w:val="clear" w:color="auto" w:fill="121314"/>
+        <w:spacing w:before="0" w:after="0" w:line="240" w:lineRule="auto"/>
+        <w:jc w:val="left"/>
+        <w:rPr>
+          <w:rFonts w:ascii="Consolas" w:eastAsia="Times New Roman" w:hAnsi="Consolas" w:cs="Times New Roman"/>
+          <w:color w:val="BBBEBF"/>
+          <w:kern w:val="0"/>
+          <w:sz w:val="21"/>
+          <w:szCs w:val="21"/>
+          <w:lang w:eastAsia="de-DE"/>
+          <w14:ligatures w14:val="none"/>
+        </w:rPr>
+      </w:pPr>
+      <w:r>
+        <w:rPr>
+          <w:rFonts w:ascii="Consolas" w:eastAsia="Times New Roman" w:hAnsi="Consolas" w:cs="Times New Roman"/>
+          <w:color w:val="C9D1D9"/>
+          <w:kern w:val="0"/>
+          <w:sz w:val="21"/>
+          <w:szCs w:val="21"/>
+          <w:lang w:eastAsia="de-DE"/>
+          <w14:ligatures w14:val="none"/>
+        </w:rPr>
+        <w:t>    }</w:t>
+      </w:r>
+    </w:p>
+    <w:p>
+      <w:r>
+        <w:t xml:space="preserve">Fontos </w:t>
+      </w:r>
+      <w:proofErr w:type="spellStart"/>
+      <w:r>
+        <w:t>tudni</w:t>
+      </w:r>
+      <w:proofErr w:type="spellEnd"/>
+      <w:r>
+        <w:t xml:space="preserve">, </w:t>
+      </w:r>
+      <w:proofErr w:type="spellStart"/>
+      <w:r>
+        <w:t>hogy</w:t>
+      </w:r>
+      <w:proofErr w:type="spellEnd"/>
+      <w:r>
+        <w:t xml:space="preserve"> a JSX </w:t>
+      </w:r>
+      <w:proofErr w:type="spellStart"/>
+      <w:r>
+        <w:t>kódot</w:t>
+      </w:r>
+      <w:proofErr w:type="spellEnd"/>
+      <w:r>
+        <w:t xml:space="preserve"> a React mint JavaScript </w:t>
+      </w:r>
+      <w:proofErr w:type="spellStart"/>
+      <w:r>
+        <w:t>kódot</w:t>
+      </w:r>
+      <w:proofErr w:type="spellEnd"/>
+      <w:r>
+        <w:t xml:space="preserve"> </w:t>
+      </w:r>
+      <w:proofErr w:type="spellStart"/>
+      <w:r>
+        <w:t>értelmezi</w:t>
+      </w:r>
+      <w:proofErr w:type="spellEnd"/>
+      <w:r>
+        <w:t xml:space="preserve">, </w:t>
+      </w:r>
+      <w:proofErr w:type="spellStart"/>
+      <w:r>
+        <w:t>ezért</w:t>
+      </w:r>
+      <w:proofErr w:type="spellEnd"/>
+      <w:r>
+        <w:t xml:space="preserve"> </w:t>
+      </w:r>
+      <w:proofErr w:type="spellStart"/>
+      <w:r>
+        <w:t>az</w:t>
+      </w:r>
+      <w:proofErr w:type="spellEnd"/>
+      <w:r>
+        <w:t xml:space="preserve"> </w:t>
+      </w:r>
+      <w:proofErr w:type="spellStart"/>
+      <w:r>
+        <w:t>összes</w:t>
+      </w:r>
+      <w:proofErr w:type="spellEnd"/>
+      <w:r>
+        <w:t xml:space="preserve"> JavaScript </w:t>
+      </w:r>
+      <w:proofErr w:type="spellStart"/>
+      <w:r>
+        <w:t>kulcsszót</w:t>
+      </w:r>
+      <w:proofErr w:type="spellEnd"/>
+      <w:r>
+        <w:t xml:space="preserve"> le </w:t>
+      </w:r>
+      <w:proofErr w:type="spellStart"/>
+      <w:r>
+        <w:t>kell</w:t>
+      </w:r>
+      <w:proofErr w:type="spellEnd"/>
+      <w:r>
+        <w:t xml:space="preserve"> </w:t>
+      </w:r>
+      <w:proofErr w:type="spellStart"/>
+      <w:r>
+        <w:t>cserélni</w:t>
+      </w:r>
+      <w:proofErr w:type="spellEnd"/>
+      <w:r>
+        <w:t xml:space="preserve">. </w:t>
+      </w:r>
+      <w:proofErr w:type="spellStart"/>
+      <w:r>
+        <w:t>Így</w:t>
+      </w:r>
+      <w:proofErr w:type="spellEnd"/>
+      <w:r>
+        <w:t xml:space="preserve"> </w:t>
+      </w:r>
+      <w:proofErr w:type="spellStart"/>
+      <w:r>
+        <w:t>lesz</w:t>
+      </w:r>
+      <w:proofErr w:type="spellEnd"/>
+      <w:r>
+        <w:t xml:space="preserve"> a HTML-ben </w:t>
+      </w:r>
+      <w:proofErr w:type="spellStart"/>
+      <w:r>
+        <w:t>ismert</w:t>
+      </w:r>
+      <w:proofErr w:type="spellEnd"/>
+      <w:r>
+        <w:t xml:space="preserve"> </w:t>
+      </w:r>
+      <w:r>
+        <w:rPr>
+          <w:i/>
+          <w:iCs/>
+        </w:rPr>
+        <w:t>class</w:t>
+      </w:r>
+      <w:r>
+        <w:rPr>
+          <w:i/>
+          <w:iCs/>
+        </w:rPr>
+        <w:t xml:space="preserve"> </w:t>
+      </w:r>
+      <w:proofErr w:type="spellStart"/>
+      <w:r>
+        <w:t>attribútum</w:t>
+      </w:r>
+      <w:proofErr w:type="spellEnd"/>
+      <w:r>
+        <w:t xml:space="preserve"> </w:t>
+      </w:r>
+      <w:proofErr w:type="spellStart"/>
+      <w:r>
+        <w:rPr>
+          <w:i/>
+          <w:iCs/>
+        </w:rPr>
+        <w:t>className</w:t>
+      </w:r>
+      <w:proofErr w:type="spellEnd"/>
+      <w:r>
+        <w:t xml:space="preserve">, </w:t>
+      </w:r>
+      <w:proofErr w:type="spellStart"/>
+      <w:r>
+        <w:t>vagy</w:t>
+      </w:r>
+      <w:proofErr w:type="spellEnd"/>
+      <w:r>
+        <w:t xml:space="preserve"> LABEL </w:t>
+      </w:r>
+      <w:proofErr w:type="spellStart"/>
+      <w:r>
+        <w:t>elemnél</w:t>
+      </w:r>
+      <w:proofErr w:type="spellEnd"/>
+      <w:r>
+        <w:t xml:space="preserve"> </w:t>
+      </w:r>
+      <w:proofErr w:type="spellStart"/>
+      <w:r>
+        <w:t>használatos</w:t>
+      </w:r>
+      <w:proofErr w:type="spellEnd"/>
+      <w:r>
+        <w:t xml:space="preserve"> </w:t>
+      </w:r>
+      <w:r>
+        <w:rPr>
+          <w:i/>
+          <w:iCs/>
+        </w:rPr>
+        <w:t>for</w:t>
+      </w:r>
+      <w:r>
+        <w:t xml:space="preserve"> </w:t>
+      </w:r>
+      <w:proofErr w:type="spellStart"/>
+      <w:r>
+        <w:t>attribútumból</w:t>
+      </w:r>
+      <w:proofErr w:type="spellEnd"/>
+      <w:r>
+        <w:t xml:space="preserve"> </w:t>
+      </w:r>
+      <w:proofErr w:type="spellStart"/>
+      <w:r>
+        <w:rPr>
+          <w:i/>
+          <w:iCs/>
+        </w:rPr>
+        <w:t>htmlFor</w:t>
+      </w:r>
+      <w:proofErr w:type="spellEnd"/>
+      <w:r>
+        <w:t>.</w:t>
+      </w:r>
+    </w:p>
+    <w:p>
+      <w:proofErr w:type="spellStart"/>
+      <w:r>
+        <w:t>Következő</w:t>
+      </w:r>
+      <w:proofErr w:type="spellEnd"/>
+      <w:r>
+        <w:t xml:space="preserve"> </w:t>
+      </w:r>
+      <w:proofErr w:type="spellStart"/>
+      <w:r>
+        <w:t>lépésben</w:t>
+      </w:r>
+      <w:proofErr w:type="spellEnd"/>
+      <w:r>
+        <w:t xml:space="preserve"> </w:t>
+      </w:r>
+      <w:proofErr w:type="spellStart"/>
+      <w:r>
+        <w:t>nézzük</w:t>
+      </w:r>
+      <w:proofErr w:type="spellEnd"/>
+      <w:r>
+        <w:t xml:space="preserve"> meg, </w:t>
+      </w:r>
+      <w:proofErr w:type="spellStart"/>
+      <w:r>
+        <w:t>hogyan</w:t>
+      </w:r>
+      <w:proofErr w:type="spellEnd"/>
+      <w:r>
+        <w:t xml:space="preserve"> </w:t>
+      </w:r>
+      <w:proofErr w:type="spellStart"/>
+      <w:r>
+        <w:t>lehet</w:t>
+      </w:r>
+      <w:proofErr w:type="spellEnd"/>
+      <w:r>
+        <w:t xml:space="preserve"> a </w:t>
+      </w:r>
+      <w:proofErr w:type="spellStart"/>
+      <w:r>
+        <w:t>célként</w:t>
+      </w:r>
+      <w:proofErr w:type="spellEnd"/>
+      <w:r>
+        <w:t xml:space="preserve"> </w:t>
+      </w:r>
+      <w:proofErr w:type="spellStart"/>
+      <w:r>
+        <w:t>kitűzött</w:t>
+      </w:r>
+      <w:proofErr w:type="spellEnd"/>
+      <w:r>
+        <w:t xml:space="preserve"> </w:t>
+      </w:r>
+      <w:proofErr w:type="spellStart"/>
+      <w:r>
+        <w:t>adattábla</w:t>
+      </w:r>
+      <w:proofErr w:type="spellEnd"/>
+      <w:r>
+        <w:t xml:space="preserve"> </w:t>
+      </w:r>
+      <w:proofErr w:type="spellStart"/>
+      <w:r>
+        <w:t>komponenst</w:t>
+      </w:r>
+      <w:proofErr w:type="spellEnd"/>
+      <w:r>
+        <w:t xml:space="preserve"> class </w:t>
+      </w:r>
+      <w:proofErr w:type="spellStart"/>
+      <w:r>
+        <w:t>komponensként</w:t>
+      </w:r>
+      <w:proofErr w:type="spellEnd"/>
+      <w:r>
+        <w:t xml:space="preserve"> </w:t>
+      </w:r>
+      <w:proofErr w:type="spellStart"/>
+      <w:r>
+        <w:t>implementálni</w:t>
+      </w:r>
+      <w:proofErr w:type="spellEnd"/>
+      <w:r>
+        <w:t>.</w:t>
+      </w:r>
+    </w:p>
+    <w:p>
+      <w:pPr>
+        <w:shd w:val="clear" w:color="auto" w:fill="121314"/>
+        <w:spacing w:before="0" w:after="0" w:line="240" w:lineRule="auto"/>
+        <w:jc w:val="left"/>
+        <w:rPr>
+          <w:rFonts w:ascii="Consolas" w:eastAsia="Times New Roman" w:hAnsi="Consolas" w:cs="Times New Roman"/>
+          <w:color w:val="BBBEBF"/>
+          <w:kern w:val="0"/>
+          <w:sz w:val="21"/>
+          <w:szCs w:val="21"/>
+          <w:lang w:eastAsia="de-DE"/>
+          <w14:ligatures w14:val="none"/>
+        </w:rPr>
+      </w:pPr>
+      <w:r>
+        <w:rPr>
+          <w:rFonts w:ascii="Consolas" w:eastAsia="Times New Roman" w:hAnsi="Consolas" w:cs="Times New Roman"/>
+          <w:color w:val="C586C0"/>
+          <w:kern w:val="0"/>
+          <w:sz w:val="21"/>
+          <w:szCs w:val="21"/>
+          <w:lang w:eastAsia="de-DE"/>
+          <w14:ligatures w14:val="none"/>
+        </w:rPr>
+        <w:t>import</w:t>
+      </w:r>
+      <w:r>
+        <w:rPr>
+          <w:rFonts w:ascii="Consolas" w:eastAsia="Times New Roman" w:hAnsi="Consolas" w:cs="Times New Roman"/>
+          <w:color w:val="BBBEBF"/>
+          <w:kern w:val="0"/>
+          <w:sz w:val="21"/>
+          <w:szCs w:val="21"/>
+          <w:lang w:eastAsia="de-DE"/>
+          <w14:ligatures w14:val="none"/>
+        </w:rPr>
+        <w:t xml:space="preserve"> </w:t>
+      </w:r>
+      <w:proofErr w:type="gramStart"/>
+      <w:r>
+        <w:rPr>
+          <w:rFonts w:ascii="Consolas" w:eastAsia="Times New Roman" w:hAnsi="Consolas" w:cs="Times New Roman"/>
+          <w:color w:val="C9D1D9"/>
+          <w:kern w:val="0"/>
+          <w:sz w:val="21"/>
+          <w:szCs w:val="21"/>
+          <w:lang w:eastAsia="de-DE"/>
+          <w14:ligatures w14:val="none"/>
+        </w:rPr>
+        <w:t>{ Component</w:t>
+      </w:r>
+      <w:proofErr w:type="gramEnd"/>
+      <w:r>
+        <w:rPr>
+          <w:rFonts w:ascii="Consolas" w:eastAsia="Times New Roman" w:hAnsi="Consolas" w:cs="Times New Roman"/>
+          <w:color w:val="C9D1D9"/>
+          <w:kern w:val="0"/>
+          <w:sz w:val="21"/>
+          <w:szCs w:val="21"/>
+          <w:lang w:eastAsia="de-DE"/>
+          <w14:ligatures w14:val="none"/>
+        </w:rPr>
+        <w:t xml:space="preserve"> }</w:t>
+      </w:r>
+      <w:r>
+        <w:rPr>
+          <w:rFonts w:ascii="Consolas" w:eastAsia="Times New Roman" w:hAnsi="Consolas" w:cs="Times New Roman"/>
+          <w:color w:val="BBBEBF"/>
+          <w:kern w:val="0"/>
+          <w:sz w:val="21"/>
+          <w:szCs w:val="21"/>
+          <w:lang w:eastAsia="de-DE"/>
+          <w14:ligatures w14:val="none"/>
+        </w:rPr>
+        <w:t xml:space="preserve"> </w:t>
+      </w:r>
+      <w:r>
+        <w:rPr>
+          <w:rFonts w:ascii="Consolas" w:eastAsia="Times New Roman" w:hAnsi="Consolas" w:cs="Times New Roman"/>
+          <w:color w:val="C586C0"/>
+          <w:kern w:val="0"/>
+          <w:sz w:val="21"/>
+          <w:szCs w:val="21"/>
+          <w:lang w:eastAsia="de-DE"/>
+          <w14:ligatures w14:val="none"/>
+        </w:rPr>
+        <w:t>from</w:t>
+      </w:r>
+      <w:r>
+        <w:rPr>
+          <w:rFonts w:ascii="Consolas" w:eastAsia="Times New Roman" w:hAnsi="Consolas" w:cs="Times New Roman"/>
+          <w:color w:val="BBBEBF"/>
+          <w:kern w:val="0"/>
+          <w:sz w:val="21"/>
+          <w:szCs w:val="21"/>
+          <w:lang w:eastAsia="de-DE"/>
+          <w14:ligatures w14:val="none"/>
+        </w:rPr>
+        <w:t xml:space="preserve"> </w:t>
+      </w:r>
+      <w:r>
+        <w:rPr>
+          <w:rFonts w:ascii="Consolas" w:eastAsia="Times New Roman" w:hAnsi="Consolas" w:cs="Times New Roman"/>
+          <w:color w:val="A5D6FF"/>
+          <w:kern w:val="0"/>
+          <w:sz w:val="21"/>
+          <w:szCs w:val="21"/>
+          <w:lang w:eastAsia="de-DE"/>
+          <w14:ligatures w14:val="none"/>
+        </w:rPr>
+        <w:t>'react'</w:t>
+      </w:r>
+      <w:r>
+        <w:rPr>
+          <w:rFonts w:ascii="Consolas" w:eastAsia="Times New Roman" w:hAnsi="Consolas" w:cs="Times New Roman"/>
+          <w:color w:val="BBBEBF"/>
+          <w:kern w:val="0"/>
+          <w:sz w:val="21"/>
+          <w:szCs w:val="21"/>
+          <w:lang w:eastAsia="de-DE"/>
+          <w14:ligatures w14:val="none"/>
+        </w:rPr>
+        <w:t>;</w:t>
+      </w:r>
+    </w:p>
+    <w:p>
+      <w:pPr>
+        <w:shd w:val="clear" w:color="auto" w:fill="121314"/>
+        <w:spacing w:before="0" w:after="0" w:line="240" w:lineRule="auto"/>
+        <w:jc w:val="left"/>
+        <w:rPr>
+          <w:rFonts w:ascii="Consolas" w:eastAsia="Times New Roman" w:hAnsi="Consolas" w:cs="Times New Roman"/>
+          <w:color w:val="BBBEBF"/>
+          <w:kern w:val="0"/>
+          <w:sz w:val="21"/>
+          <w:szCs w:val="21"/>
+          <w:lang w:eastAsia="de-DE"/>
+          <w14:ligatures w14:val="none"/>
+        </w:rPr>
+      </w:pPr>
+    </w:p>
+    <w:p>
+      <w:pPr>
+        <w:shd w:val="clear" w:color="auto" w:fill="121314"/>
+        <w:spacing w:before="0" w:after="0" w:line="240" w:lineRule="auto"/>
+        <w:jc w:val="left"/>
+        <w:rPr>
+          <w:rFonts w:ascii="Consolas" w:eastAsia="Times New Roman" w:hAnsi="Consolas" w:cs="Times New Roman"/>
+          <w:color w:val="BBBEBF"/>
+          <w:kern w:val="0"/>
+          <w:sz w:val="21"/>
+          <w:szCs w:val="21"/>
+          <w:lang w:eastAsia="de-DE"/>
+          <w14:ligatures w14:val="none"/>
+        </w:rPr>
+      </w:pPr>
+      <w:r>
+        <w:rPr>
+          <w:rFonts w:ascii="Consolas" w:eastAsia="Times New Roman" w:hAnsi="Consolas" w:cs="Times New Roman"/>
+          <w:color w:val="C586C0"/>
+          <w:kern w:val="0"/>
+          <w:sz w:val="21"/>
+          <w:szCs w:val="21"/>
+          <w:lang w:eastAsia="de-DE"/>
+          <w14:ligatures w14:val="none"/>
+        </w:rPr>
+        <w:t>export</w:t>
+      </w:r>
+      <w:r>
+        <w:rPr>
+          <w:rFonts w:ascii="Consolas" w:eastAsia="Times New Roman" w:hAnsi="Consolas" w:cs="Times New Roman"/>
+          <w:color w:val="FFA657"/>
+          <w:kern w:val="0"/>
+          <w:sz w:val="21"/>
+          <w:szCs w:val="21"/>
+          <w:lang w:eastAsia="de-DE"/>
+          <w14:ligatures w14:val="none"/>
+        </w:rPr>
+        <w:t xml:space="preserve"> </w:t>
+      </w:r>
+      <w:r>
+        <w:rPr>
+          <w:rFonts w:ascii="Consolas" w:eastAsia="Times New Roman" w:hAnsi="Consolas" w:cs="Times New Roman"/>
+          <w:color w:val="C586C0"/>
+          <w:kern w:val="0"/>
+          <w:sz w:val="21"/>
+          <w:szCs w:val="21"/>
+          <w:lang w:eastAsia="de-DE"/>
+          <w14:ligatures w14:val="none"/>
+        </w:rPr>
+        <w:t>default</w:t>
+      </w:r>
+      <w:r>
+        <w:rPr>
+          <w:rFonts w:ascii="Consolas" w:eastAsia="Times New Roman" w:hAnsi="Consolas" w:cs="Times New Roman"/>
+          <w:color w:val="FFA657"/>
+          <w:kern w:val="0"/>
+          <w:sz w:val="21"/>
+          <w:szCs w:val="21"/>
+          <w:lang w:eastAsia="de-DE"/>
+          <w14:ligatures w14:val="none"/>
+        </w:rPr>
+        <w:t xml:space="preserve"> </w:t>
+      </w:r>
+      <w:r>
+        <w:rPr>
+          <w:rFonts w:ascii="Consolas" w:eastAsia="Times New Roman" w:hAnsi="Consolas" w:cs="Times New Roman"/>
+          <w:color w:val="FF7B72"/>
+          <w:kern w:val="0"/>
+          <w:sz w:val="21"/>
+          <w:szCs w:val="21"/>
+          <w:lang w:eastAsia="de-DE"/>
+          <w14:ligatures w14:val="none"/>
+        </w:rPr>
+        <w:t>class</w:t>
+      </w:r>
+      <w:r>
+        <w:rPr>
+          <w:rFonts w:ascii="Consolas" w:eastAsia="Times New Roman" w:hAnsi="Consolas" w:cs="Times New Roman"/>
+          <w:color w:val="FFA657"/>
+          <w:kern w:val="0"/>
+          <w:sz w:val="21"/>
+          <w:szCs w:val="21"/>
+          <w:lang w:eastAsia="de-DE"/>
+          <w14:ligatures w14:val="none"/>
+        </w:rPr>
+        <w:t xml:space="preserve"> </w:t>
+      </w:r>
+      <w:proofErr w:type="spellStart"/>
+      <w:r>
+        <w:rPr>
+          <w:rFonts w:ascii="Consolas" w:eastAsia="Times New Roman" w:hAnsi="Consolas" w:cs="Times New Roman"/>
+          <w:color w:val="4EC9B0"/>
+          <w:kern w:val="0"/>
+          <w:sz w:val="21"/>
+          <w:szCs w:val="21"/>
+          <w:lang w:eastAsia="de-DE"/>
+          <w14:ligatures w14:val="none"/>
+        </w:rPr>
+        <w:t>DataTableCls</w:t>
+      </w:r>
+      <w:proofErr w:type="spellEnd"/>
+      <w:r>
+        <w:rPr>
+          <w:rFonts w:ascii="Consolas" w:eastAsia="Times New Roman" w:hAnsi="Consolas" w:cs="Times New Roman"/>
+          <w:color w:val="FFA657"/>
+          <w:kern w:val="0"/>
+          <w:sz w:val="21"/>
+          <w:szCs w:val="21"/>
+          <w:lang w:eastAsia="de-DE"/>
+          <w14:ligatures w14:val="none"/>
+        </w:rPr>
+        <w:t xml:space="preserve"> </w:t>
+      </w:r>
+      <w:r>
+        <w:rPr>
+          <w:rFonts w:ascii="Consolas" w:eastAsia="Times New Roman" w:hAnsi="Consolas" w:cs="Times New Roman"/>
+          <w:color w:val="569CD6"/>
+          <w:kern w:val="0"/>
+          <w:sz w:val="21"/>
+          <w:szCs w:val="21"/>
+          <w:lang w:eastAsia="de-DE"/>
+          <w14:ligatures w14:val="none"/>
+        </w:rPr>
+        <w:t>extends</w:t>
+      </w:r>
+      <w:r>
+        <w:rPr>
+          <w:rFonts w:ascii="Consolas" w:eastAsia="Times New Roman" w:hAnsi="Consolas" w:cs="Times New Roman"/>
+          <w:color w:val="FFA657"/>
+          <w:kern w:val="0"/>
+          <w:sz w:val="21"/>
+          <w:szCs w:val="21"/>
+          <w:lang w:eastAsia="de-DE"/>
+          <w14:ligatures w14:val="none"/>
+        </w:rPr>
+        <w:t xml:space="preserve"> </w:t>
+      </w:r>
+      <w:r>
+        <w:rPr>
+          <w:rFonts w:ascii="Consolas" w:eastAsia="Times New Roman" w:hAnsi="Consolas" w:cs="Times New Roman"/>
+          <w:color w:val="4EC9B0"/>
+          <w:kern w:val="0"/>
+          <w:sz w:val="21"/>
+          <w:szCs w:val="21"/>
+          <w:lang w:eastAsia="de-DE"/>
+          <w14:ligatures w14:val="none"/>
+        </w:rPr>
+        <w:t>Component</w:t>
+      </w:r>
+      <w:r>
+        <w:rPr>
+          <w:rFonts w:ascii="Consolas" w:eastAsia="Times New Roman" w:hAnsi="Consolas" w:cs="Times New Roman"/>
+          <w:color w:val="FFA657"/>
+          <w:kern w:val="0"/>
+          <w:sz w:val="21"/>
+          <w:szCs w:val="21"/>
+          <w:lang w:eastAsia="de-DE"/>
+          <w14:ligatures w14:val="none"/>
+        </w:rPr>
+        <w:t xml:space="preserve"> {</w:t>
+      </w:r>
+    </w:p>
+    <w:p>
+      <w:pPr>
+        <w:shd w:val="clear" w:color="auto" w:fill="121314"/>
+        <w:spacing w:before="0" w:after="0" w:line="240" w:lineRule="auto"/>
+        <w:jc w:val="left"/>
+        <w:rPr>
+          <w:rFonts w:ascii="Consolas" w:eastAsia="Times New Roman" w:hAnsi="Consolas" w:cs="Times New Roman"/>
+          <w:color w:val="BBBEBF"/>
+          <w:kern w:val="0"/>
+          <w:sz w:val="21"/>
+          <w:szCs w:val="21"/>
+          <w:lang w:eastAsia="de-DE"/>
+          <w14:ligatures w14:val="none"/>
+        </w:rPr>
+      </w:pPr>
+      <w:r>
+        <w:rPr>
+          <w:rFonts w:ascii="Consolas" w:eastAsia="Times New Roman" w:hAnsi="Consolas" w:cs="Times New Roman"/>
+          <w:color w:val="FFA657"/>
+          <w:kern w:val="0"/>
+          <w:sz w:val="21"/>
+          <w:szCs w:val="21"/>
+          <w:lang w:eastAsia="de-DE"/>
+          <w14:ligatures w14:val="none"/>
+        </w:rPr>
+        <w:t xml:space="preserve">    </w:t>
+      </w:r>
+      <w:r>
+        <w:rPr>
+          <w:rFonts w:ascii="Consolas" w:eastAsia="Times New Roman" w:hAnsi="Consolas" w:cs="Times New Roman"/>
+          <w:color w:val="C9D1D9"/>
+          <w:kern w:val="0"/>
+          <w:sz w:val="21"/>
+          <w:szCs w:val="21"/>
+          <w:lang w:eastAsia="de-DE"/>
+          <w14:ligatures w14:val="none"/>
+        </w:rPr>
+        <w:t>state</w:t>
+      </w:r>
+      <w:r>
+        <w:rPr>
+          <w:rFonts w:ascii="Consolas" w:eastAsia="Times New Roman" w:hAnsi="Consolas" w:cs="Times New Roman"/>
+          <w:color w:val="FFA657"/>
+          <w:kern w:val="0"/>
+          <w:sz w:val="21"/>
+          <w:szCs w:val="21"/>
+          <w:lang w:eastAsia="de-DE"/>
+          <w14:ligatures w14:val="none"/>
+        </w:rPr>
+        <w:t xml:space="preserve"> </w:t>
+      </w:r>
+      <w:r>
+        <w:rPr>
+          <w:rFonts w:ascii="Consolas" w:eastAsia="Times New Roman" w:hAnsi="Consolas" w:cs="Times New Roman"/>
+          <w:color w:val="D4D4D4"/>
+          <w:kern w:val="0"/>
+          <w:sz w:val="21"/>
+          <w:szCs w:val="21"/>
+          <w:lang w:eastAsia="de-DE"/>
+          <w14:ligatures w14:val="none"/>
+        </w:rPr>
+        <w:t>=</w:t>
+      </w:r>
+      <w:r>
+        <w:rPr>
+          <w:rFonts w:ascii="Consolas" w:eastAsia="Times New Roman" w:hAnsi="Consolas" w:cs="Times New Roman"/>
+          <w:color w:val="FFA657"/>
+          <w:kern w:val="0"/>
+          <w:sz w:val="21"/>
+          <w:szCs w:val="21"/>
+          <w:lang w:eastAsia="de-DE"/>
+          <w14:ligatures w14:val="none"/>
+        </w:rPr>
+        <w:t xml:space="preserve"> {</w:t>
+      </w:r>
+    </w:p>
+    <w:p>
+      <w:pPr>
+        <w:shd w:val="clear" w:color="auto" w:fill="121314"/>
+        <w:spacing w:before="0" w:after="0" w:line="240" w:lineRule="auto"/>
+        <w:jc w:val="left"/>
+        <w:rPr>
+          <w:rFonts w:ascii="Consolas" w:eastAsia="Times New Roman" w:hAnsi="Consolas" w:cs="Times New Roman"/>
+          <w:color w:val="BBBEBF"/>
+          <w:kern w:val="0"/>
+          <w:sz w:val="21"/>
+          <w:szCs w:val="21"/>
+          <w:lang w:eastAsia="de-DE"/>
+          <w14:ligatures w14:val="none"/>
+        </w:rPr>
+      </w:pPr>
+      <w:r>
+        <w:rPr>
+          <w:rFonts w:ascii="Consolas" w:eastAsia="Times New Roman" w:hAnsi="Consolas" w:cs="Times New Roman"/>
+          <w:color w:val="FFA657"/>
+          <w:kern w:val="0"/>
+          <w:sz w:val="21"/>
+          <w:szCs w:val="21"/>
+          <w:lang w:eastAsia="de-DE"/>
+          <w14:ligatures w14:val="none"/>
+        </w:rPr>
+        <w:t xml:space="preserve">        </w:t>
+      </w:r>
+      <w:proofErr w:type="spellStart"/>
+      <w:r>
+        <w:rPr>
+          <w:rFonts w:ascii="Consolas" w:eastAsia="Times New Roman" w:hAnsi="Consolas" w:cs="Times New Roman"/>
+          <w:color w:val="C9D1D9"/>
+          <w:kern w:val="0"/>
+          <w:sz w:val="21"/>
+          <w:szCs w:val="21"/>
+          <w:lang w:eastAsia="de-DE"/>
+          <w14:ligatures w14:val="none"/>
+        </w:rPr>
+        <w:t>userData</w:t>
+      </w:r>
+      <w:proofErr w:type="spellEnd"/>
+      <w:r>
+        <w:rPr>
+          <w:rFonts w:ascii="Consolas" w:eastAsia="Times New Roman" w:hAnsi="Consolas" w:cs="Times New Roman"/>
+          <w:color w:val="9CDCFE"/>
+          <w:kern w:val="0"/>
+          <w:sz w:val="21"/>
+          <w:szCs w:val="21"/>
+          <w:lang w:eastAsia="de-DE"/>
+          <w14:ligatures w14:val="none"/>
+        </w:rPr>
+        <w:t>:</w:t>
+      </w:r>
+      <w:r>
+        <w:rPr>
+          <w:rFonts w:ascii="Consolas" w:eastAsia="Times New Roman" w:hAnsi="Consolas" w:cs="Times New Roman"/>
+          <w:color w:val="C9D1D9"/>
+          <w:kern w:val="0"/>
+          <w:sz w:val="21"/>
+          <w:szCs w:val="21"/>
+          <w:lang w:eastAsia="de-DE"/>
+          <w14:ligatures w14:val="none"/>
+        </w:rPr>
+        <w:t xml:space="preserve"> []</w:t>
+      </w:r>
+    </w:p>
+    <w:p>
+      <w:pPr>
+        <w:shd w:val="clear" w:color="auto" w:fill="121314"/>
+        <w:spacing w:before="0" w:after="0" w:line="240" w:lineRule="auto"/>
+        <w:jc w:val="left"/>
+        <w:rPr>
+          <w:rFonts w:ascii="Consolas" w:eastAsia="Times New Roman" w:hAnsi="Consolas" w:cs="Times New Roman"/>
+          <w:color w:val="BBBEBF"/>
+          <w:kern w:val="0"/>
+          <w:sz w:val="21"/>
+          <w:szCs w:val="21"/>
+          <w:lang w:eastAsia="de-DE"/>
+          <w14:ligatures w14:val="none"/>
+        </w:rPr>
+      </w:pPr>
+      <w:r>
+        <w:rPr>
+          <w:rFonts w:ascii="Consolas" w:eastAsia="Times New Roman" w:hAnsi="Consolas" w:cs="Times New Roman"/>
+          <w:color w:val="C9D1D9"/>
+          <w:kern w:val="0"/>
+          <w:sz w:val="21"/>
+          <w:szCs w:val="21"/>
+          <w:lang w:eastAsia="de-DE"/>
+          <w14:ligatures w14:val="none"/>
+        </w:rPr>
+        <w:t xml:space="preserve">    </w:t>
+      </w:r>
+      <w:r>
+        <w:rPr>
+          <w:rFonts w:ascii="Consolas" w:eastAsia="Times New Roman" w:hAnsi="Consolas" w:cs="Times New Roman"/>
+          <w:color w:val="FFA657"/>
+          <w:kern w:val="0"/>
+          <w:sz w:val="21"/>
+          <w:szCs w:val="21"/>
+          <w:lang w:eastAsia="de-DE"/>
+          <w14:ligatures w14:val="none"/>
+        </w:rPr>
+        <w:t>}</w:t>
+      </w:r>
+    </w:p>
+    <w:p>
+      <w:pPr>
+        <w:shd w:val="clear" w:color="auto" w:fill="121314"/>
+        <w:spacing w:before="0" w:after="0" w:line="240" w:lineRule="auto"/>
+        <w:jc w:val="left"/>
+        <w:rPr>
+          <w:rFonts w:ascii="Consolas" w:eastAsia="Times New Roman" w:hAnsi="Consolas" w:cs="Times New Roman"/>
+          <w:color w:val="BBBEBF"/>
+          <w:kern w:val="0"/>
+          <w:sz w:val="21"/>
+          <w:szCs w:val="21"/>
+          <w:lang w:eastAsia="de-DE"/>
+          <w14:ligatures w14:val="none"/>
+        </w:rPr>
+      </w:pPr>
+      <w:r>
+        <w:rPr>
+          <w:rFonts w:ascii="Consolas" w:eastAsia="Times New Roman" w:hAnsi="Consolas" w:cs="Times New Roman"/>
+          <w:color w:val="FFA657"/>
+          <w:kern w:val="0"/>
+          <w:sz w:val="21"/>
+          <w:szCs w:val="21"/>
+          <w:lang w:eastAsia="de-DE"/>
+          <w14:ligatures w14:val="none"/>
+        </w:rPr>
+        <w:t xml:space="preserve">    </w:t>
+      </w:r>
+      <w:proofErr w:type="spellStart"/>
+      <w:proofErr w:type="gramStart"/>
+      <w:r>
+        <w:rPr>
+          <w:rFonts w:ascii="Consolas" w:eastAsia="Times New Roman" w:hAnsi="Consolas" w:cs="Times New Roman"/>
+          <w:color w:val="D2A8FF"/>
+          <w:kern w:val="0"/>
+          <w:sz w:val="21"/>
+          <w:szCs w:val="21"/>
+          <w:lang w:eastAsia="de-DE"/>
+          <w14:ligatures w14:val="none"/>
+        </w:rPr>
+        <w:t>componentDidMount</w:t>
+      </w:r>
+      <w:proofErr w:type="spellEnd"/>
+      <w:r>
+        <w:rPr>
+          <w:rFonts w:ascii="Consolas" w:eastAsia="Times New Roman" w:hAnsi="Consolas" w:cs="Times New Roman"/>
+          <w:color w:val="FFA657"/>
+          <w:kern w:val="0"/>
+          <w:sz w:val="21"/>
+          <w:szCs w:val="21"/>
+          <w:lang w:eastAsia="de-DE"/>
+          <w14:ligatures w14:val="none"/>
+        </w:rPr>
+        <w:t>(</w:t>
+      </w:r>
+      <w:proofErr w:type="gramEnd"/>
+      <w:r>
+        <w:rPr>
+          <w:rFonts w:ascii="Consolas" w:eastAsia="Times New Roman" w:hAnsi="Consolas" w:cs="Times New Roman"/>
+          <w:color w:val="FFA657"/>
+          <w:kern w:val="0"/>
+          <w:sz w:val="21"/>
+          <w:szCs w:val="21"/>
+          <w:lang w:eastAsia="de-DE"/>
+          <w14:ligatures w14:val="none"/>
+        </w:rPr>
+        <w:t xml:space="preserve">) </w:t>
+      </w:r>
+      <w:r>
+        <w:rPr>
+          <w:rFonts w:ascii="Consolas" w:eastAsia="Times New Roman" w:hAnsi="Consolas" w:cs="Times New Roman"/>
+          <w:color w:val="C9D1D9"/>
+          <w:kern w:val="0"/>
+          <w:sz w:val="21"/>
+          <w:szCs w:val="21"/>
+          <w:lang w:eastAsia="de-DE"/>
+          <w14:ligatures w14:val="none"/>
+        </w:rPr>
+        <w:t>{</w:t>
+      </w:r>
+    </w:p>
+    <w:p>
+      <w:pPr>
+        <w:shd w:val="clear" w:color="auto" w:fill="121314"/>
+        <w:spacing w:before="0" w:after="0" w:line="240" w:lineRule="auto"/>
+        <w:jc w:val="left"/>
+        <w:rPr>
+          <w:rFonts w:ascii="Consolas" w:eastAsia="Times New Roman" w:hAnsi="Consolas" w:cs="Times New Roman"/>
+          <w:color w:val="BBBEBF"/>
+          <w:kern w:val="0"/>
+          <w:sz w:val="21"/>
+          <w:szCs w:val="21"/>
+          <w:lang w:eastAsia="de-DE"/>
+          <w14:ligatures w14:val="none"/>
+        </w:rPr>
+      </w:pPr>
+      <w:r>
+        <w:rPr>
+          <w:rFonts w:ascii="Consolas" w:eastAsia="Times New Roman" w:hAnsi="Consolas" w:cs="Times New Roman"/>
+          <w:color w:val="C9D1D9"/>
+          <w:kern w:val="0"/>
+          <w:sz w:val="21"/>
+          <w:szCs w:val="21"/>
+          <w:lang w:eastAsia="de-DE"/>
+          <w14:ligatures w14:val="none"/>
+        </w:rPr>
+        <w:t xml:space="preserve">        </w:t>
+      </w:r>
+      <w:proofErr w:type="gramStart"/>
+      <w:r>
+        <w:rPr>
+          <w:rFonts w:ascii="Consolas" w:eastAsia="Times New Roman" w:hAnsi="Consolas" w:cs="Times New Roman"/>
+          <w:color w:val="DCDCAA"/>
+          <w:kern w:val="0"/>
+          <w:sz w:val="21"/>
+          <w:szCs w:val="21"/>
+          <w:lang w:eastAsia="de-DE"/>
+          <w14:ligatures w14:val="none"/>
+        </w:rPr>
+        <w:t>fetch</w:t>
+      </w:r>
+      <w:r>
+        <w:rPr>
+          <w:rFonts w:ascii="Consolas" w:eastAsia="Times New Roman" w:hAnsi="Consolas" w:cs="Times New Roman"/>
+          <w:color w:val="C9D1D9"/>
+          <w:kern w:val="0"/>
+          <w:sz w:val="21"/>
+          <w:szCs w:val="21"/>
+          <w:lang w:eastAsia="de-DE"/>
+          <w14:ligatures w14:val="none"/>
+        </w:rPr>
+        <w:t>(</w:t>
+      </w:r>
+      <w:proofErr w:type="gramEnd"/>
+      <w:r>
+        <w:rPr>
+          <w:rFonts w:ascii="Consolas" w:eastAsia="Times New Roman" w:hAnsi="Consolas" w:cs="Times New Roman"/>
+          <w:color w:val="79C0FF"/>
+          <w:kern w:val="0"/>
+          <w:sz w:val="21"/>
+          <w:szCs w:val="21"/>
+          <w:lang w:eastAsia="de-DE"/>
+          <w14:ligatures w14:val="none"/>
+        </w:rPr>
+        <w:t>this</w:t>
+      </w:r>
+      <w:r>
+        <w:rPr>
+          <w:rFonts w:ascii="Consolas" w:eastAsia="Times New Roman" w:hAnsi="Consolas" w:cs="Times New Roman"/>
+          <w:color w:val="C9D1D9"/>
+          <w:kern w:val="0"/>
+          <w:sz w:val="21"/>
+          <w:szCs w:val="21"/>
+          <w:lang w:eastAsia="de-DE"/>
+          <w14:ligatures w14:val="none"/>
+        </w:rPr>
+        <w:t>.</w:t>
+      </w:r>
+      <w:r>
+        <w:rPr>
+          <w:rFonts w:ascii="Consolas" w:eastAsia="Times New Roman" w:hAnsi="Consolas" w:cs="Times New Roman"/>
+          <w:color w:val="79C0FF"/>
+          <w:kern w:val="0"/>
+          <w:sz w:val="21"/>
+          <w:szCs w:val="21"/>
+          <w:lang w:eastAsia="de-DE"/>
+          <w14:ligatures w14:val="none"/>
+        </w:rPr>
+        <w:t>props</w:t>
+      </w:r>
+      <w:r>
+        <w:rPr>
+          <w:rFonts w:ascii="Consolas" w:eastAsia="Times New Roman" w:hAnsi="Consolas" w:cs="Times New Roman"/>
+          <w:color w:val="C9D1D9"/>
+          <w:kern w:val="0"/>
+          <w:sz w:val="21"/>
+          <w:szCs w:val="21"/>
+          <w:lang w:eastAsia="de-DE"/>
+          <w14:ligatures w14:val="none"/>
+        </w:rPr>
+        <w:t xml:space="preserve">.url </w:t>
+      </w:r>
+      <w:r>
+        <w:rPr>
+          <w:rFonts w:ascii="Consolas" w:eastAsia="Times New Roman" w:hAnsi="Consolas" w:cs="Times New Roman"/>
+          <w:color w:val="D4D4D4"/>
+          <w:kern w:val="0"/>
+          <w:sz w:val="21"/>
+          <w:szCs w:val="21"/>
+          <w:lang w:eastAsia="de-DE"/>
+          <w14:ligatures w14:val="none"/>
+        </w:rPr>
+        <w:t>+</w:t>
+      </w:r>
+      <w:r>
+        <w:rPr>
+          <w:rFonts w:ascii="Consolas" w:eastAsia="Times New Roman" w:hAnsi="Consolas" w:cs="Times New Roman"/>
+          <w:color w:val="C9D1D9"/>
+          <w:kern w:val="0"/>
+          <w:sz w:val="21"/>
+          <w:szCs w:val="21"/>
+          <w:lang w:eastAsia="de-DE"/>
+          <w14:ligatures w14:val="none"/>
+        </w:rPr>
+        <w:t xml:space="preserve"> </w:t>
+      </w:r>
+      <w:r>
+        <w:rPr>
+          <w:rFonts w:ascii="Consolas" w:eastAsia="Times New Roman" w:hAnsi="Consolas" w:cs="Times New Roman"/>
+          <w:color w:val="A5D6FF"/>
+          <w:kern w:val="0"/>
+          <w:sz w:val="21"/>
+          <w:szCs w:val="21"/>
+          <w:lang w:eastAsia="de-DE"/>
+          <w14:ligatures w14:val="none"/>
+        </w:rPr>
+        <w:t>'brawler'</w:t>
+      </w:r>
+      <w:r>
+        <w:rPr>
+          <w:rFonts w:ascii="Consolas" w:eastAsia="Times New Roman" w:hAnsi="Consolas" w:cs="Times New Roman"/>
+          <w:color w:val="C9D1D9"/>
+          <w:kern w:val="0"/>
+          <w:sz w:val="21"/>
+          <w:szCs w:val="21"/>
+          <w:lang w:eastAsia="de-DE"/>
+          <w14:ligatures w14:val="none"/>
+        </w:rPr>
+        <w:t>)</w:t>
+      </w:r>
+    </w:p>
+    <w:p>
+      <w:pPr>
+        <w:shd w:val="clear" w:color="auto" w:fill="121314"/>
+        <w:spacing w:before="0" w:after="0" w:line="240" w:lineRule="auto"/>
+        <w:jc w:val="left"/>
+        <w:rPr>
+          <w:rFonts w:ascii="Consolas" w:eastAsia="Times New Roman" w:hAnsi="Consolas" w:cs="Times New Roman"/>
+          <w:color w:val="BBBEBF"/>
+          <w:kern w:val="0"/>
+          <w:sz w:val="21"/>
+          <w:szCs w:val="21"/>
+          <w:lang w:eastAsia="de-DE"/>
+          <w14:ligatures w14:val="none"/>
+        </w:rPr>
+      </w:pPr>
+      <w:r>
+        <w:rPr>
+          <w:rFonts w:ascii="Consolas" w:eastAsia="Times New Roman" w:hAnsi="Consolas" w:cs="Times New Roman"/>
+          <w:color w:val="C9D1D9"/>
+          <w:kern w:val="0"/>
+          <w:sz w:val="21"/>
+          <w:szCs w:val="21"/>
+          <w:lang w:eastAsia="de-DE"/>
+          <w14:ligatures w14:val="none"/>
+        </w:rPr>
+        <w:t xml:space="preserve">            </w:t>
+      </w:r>
+      <w:proofErr w:type="gramStart"/>
+      <w:r>
+        <w:rPr>
+          <w:rFonts w:ascii="Consolas" w:eastAsia="Times New Roman" w:hAnsi="Consolas" w:cs="Times New Roman"/>
+          <w:color w:val="C9D1D9"/>
+          <w:kern w:val="0"/>
+          <w:sz w:val="21"/>
+          <w:szCs w:val="21"/>
+          <w:lang w:eastAsia="de-DE"/>
+          <w14:ligatures w14:val="none"/>
+        </w:rPr>
+        <w:t>.</w:t>
+      </w:r>
+      <w:r>
+        <w:rPr>
+          <w:rFonts w:ascii="Consolas" w:eastAsia="Times New Roman" w:hAnsi="Consolas" w:cs="Times New Roman"/>
+          <w:color w:val="D2A8FF"/>
+          <w:kern w:val="0"/>
+          <w:sz w:val="21"/>
+          <w:szCs w:val="21"/>
+          <w:lang w:eastAsia="de-DE"/>
+          <w14:ligatures w14:val="none"/>
+        </w:rPr>
+        <w:t>then</w:t>
+      </w:r>
+      <w:proofErr w:type="gramEnd"/>
+      <w:r>
+        <w:rPr>
+          <w:rFonts w:ascii="Consolas" w:eastAsia="Times New Roman" w:hAnsi="Consolas" w:cs="Times New Roman"/>
+          <w:color w:val="C9D1D9"/>
+          <w:kern w:val="0"/>
+          <w:sz w:val="21"/>
+          <w:szCs w:val="21"/>
+          <w:lang w:eastAsia="de-DE"/>
+          <w14:ligatures w14:val="none"/>
+        </w:rPr>
+        <w:t>(</w:t>
+      </w:r>
+      <w:proofErr w:type="spellStart"/>
+      <w:r>
+        <w:rPr>
+          <w:rFonts w:ascii="Consolas" w:eastAsia="Times New Roman" w:hAnsi="Consolas" w:cs="Times New Roman"/>
+          <w:color w:val="FFA657"/>
+          <w:kern w:val="0"/>
+          <w:sz w:val="21"/>
+          <w:szCs w:val="21"/>
+          <w:lang w:eastAsia="de-DE"/>
+          <w14:ligatures w14:val="none"/>
+        </w:rPr>
+        <w:t>resp</w:t>
+      </w:r>
+      <w:proofErr w:type="spellEnd"/>
+      <w:r>
+        <w:rPr>
+          <w:rFonts w:ascii="Consolas" w:eastAsia="Times New Roman" w:hAnsi="Consolas" w:cs="Times New Roman"/>
+          <w:color w:val="C9D1D9"/>
+          <w:kern w:val="0"/>
+          <w:sz w:val="21"/>
+          <w:szCs w:val="21"/>
+          <w:lang w:eastAsia="de-DE"/>
+          <w14:ligatures w14:val="none"/>
+        </w:rPr>
+        <w:t xml:space="preserve"> </w:t>
+      </w:r>
+      <w:r>
+        <w:rPr>
+          <w:rFonts w:ascii="Consolas" w:eastAsia="Times New Roman" w:hAnsi="Consolas" w:cs="Times New Roman"/>
+          <w:color w:val="FF7B72"/>
+          <w:kern w:val="0"/>
+          <w:sz w:val="21"/>
+          <w:szCs w:val="21"/>
+          <w:lang w:eastAsia="de-DE"/>
+          <w14:ligatures w14:val="none"/>
+        </w:rPr>
+        <w:t>=&gt;</w:t>
+      </w:r>
+      <w:r>
+        <w:rPr>
+          <w:rFonts w:ascii="Consolas" w:eastAsia="Times New Roman" w:hAnsi="Consolas" w:cs="Times New Roman"/>
+          <w:color w:val="C9D1D9"/>
+          <w:kern w:val="0"/>
+          <w:sz w:val="21"/>
+          <w:szCs w:val="21"/>
+          <w:lang w:eastAsia="de-DE"/>
+          <w14:ligatures w14:val="none"/>
+        </w:rPr>
+        <w:t xml:space="preserve"> </w:t>
+      </w:r>
+      <w:proofErr w:type="spellStart"/>
+      <w:proofErr w:type="gramStart"/>
+      <w:r>
+        <w:rPr>
+          <w:rFonts w:ascii="Consolas" w:eastAsia="Times New Roman" w:hAnsi="Consolas" w:cs="Times New Roman"/>
+          <w:color w:val="FFA657"/>
+          <w:kern w:val="0"/>
+          <w:sz w:val="21"/>
+          <w:szCs w:val="21"/>
+          <w:lang w:eastAsia="de-DE"/>
+          <w14:ligatures w14:val="none"/>
+        </w:rPr>
+        <w:t>resp</w:t>
+      </w:r>
+      <w:r>
+        <w:rPr>
+          <w:rFonts w:ascii="Consolas" w:eastAsia="Times New Roman" w:hAnsi="Consolas" w:cs="Times New Roman"/>
+          <w:color w:val="C9D1D9"/>
+          <w:kern w:val="0"/>
+          <w:sz w:val="21"/>
+          <w:szCs w:val="21"/>
+          <w:lang w:eastAsia="de-DE"/>
+          <w14:ligatures w14:val="none"/>
+        </w:rPr>
+        <w:t>.</w:t>
+      </w:r>
+      <w:r>
+        <w:rPr>
+          <w:rFonts w:ascii="Consolas" w:eastAsia="Times New Roman" w:hAnsi="Consolas" w:cs="Times New Roman"/>
+          <w:color w:val="D2A8FF"/>
+          <w:kern w:val="0"/>
+          <w:sz w:val="21"/>
+          <w:szCs w:val="21"/>
+          <w:lang w:eastAsia="de-DE"/>
+          <w14:ligatures w14:val="none"/>
+        </w:rPr>
+        <w:t>json</w:t>
+      </w:r>
+      <w:proofErr w:type="spellEnd"/>
+      <w:proofErr w:type="gramEnd"/>
+      <w:r>
+        <w:rPr>
+          <w:rFonts w:ascii="Consolas" w:eastAsia="Times New Roman" w:hAnsi="Consolas" w:cs="Times New Roman"/>
+          <w:color w:val="C9D1D9"/>
+          <w:kern w:val="0"/>
+          <w:sz w:val="21"/>
+          <w:szCs w:val="21"/>
+          <w:lang w:eastAsia="de-DE"/>
+          <w14:ligatures w14:val="none"/>
+        </w:rPr>
+        <w:t>())</w:t>
+      </w:r>
+    </w:p>
+    <w:p>
+      <w:pPr>
+        <w:shd w:val="clear" w:color="auto" w:fill="121314"/>
+        <w:spacing w:before="0" w:after="0" w:line="240" w:lineRule="auto"/>
+        <w:jc w:val="left"/>
+        <w:rPr>
+          <w:rFonts w:ascii="Consolas" w:eastAsia="Times New Roman" w:hAnsi="Consolas" w:cs="Times New Roman"/>
+          <w:color w:val="BBBEBF"/>
+          <w:kern w:val="0"/>
+          <w:sz w:val="21"/>
+          <w:szCs w:val="21"/>
+          <w:lang w:eastAsia="de-DE"/>
+          <w14:ligatures w14:val="none"/>
+        </w:rPr>
+      </w:pPr>
+      <w:r>
+        <w:rPr>
+          <w:rFonts w:ascii="Consolas" w:eastAsia="Times New Roman" w:hAnsi="Consolas" w:cs="Times New Roman"/>
+          <w:color w:val="C9D1D9"/>
+          <w:kern w:val="0"/>
+          <w:sz w:val="21"/>
+          <w:szCs w:val="21"/>
+          <w:lang w:eastAsia="de-DE"/>
+          <w14:ligatures w14:val="none"/>
+        </w:rPr>
+        <w:t xml:space="preserve">            </w:t>
+      </w:r>
+      <w:proofErr w:type="gramStart"/>
+      <w:r>
+        <w:rPr>
+          <w:rFonts w:ascii="Consolas" w:eastAsia="Times New Roman" w:hAnsi="Consolas" w:cs="Times New Roman"/>
+          <w:color w:val="C9D1D9"/>
+          <w:kern w:val="0"/>
+          <w:sz w:val="21"/>
+          <w:szCs w:val="21"/>
+          <w:lang w:eastAsia="de-DE"/>
+          <w14:ligatures w14:val="none"/>
+        </w:rPr>
+        <w:t>.</w:t>
+      </w:r>
+      <w:r>
+        <w:rPr>
+          <w:rFonts w:ascii="Consolas" w:eastAsia="Times New Roman" w:hAnsi="Consolas" w:cs="Times New Roman"/>
+          <w:color w:val="D2A8FF"/>
+          <w:kern w:val="0"/>
+          <w:sz w:val="21"/>
+          <w:szCs w:val="21"/>
+          <w:lang w:eastAsia="de-DE"/>
+          <w14:ligatures w14:val="none"/>
+        </w:rPr>
+        <w:t>then</w:t>
+      </w:r>
+      <w:proofErr w:type="gramEnd"/>
+      <w:r>
+        <w:rPr>
+          <w:rFonts w:ascii="Consolas" w:eastAsia="Times New Roman" w:hAnsi="Consolas" w:cs="Times New Roman"/>
+          <w:color w:val="C9D1D9"/>
+          <w:kern w:val="0"/>
+          <w:sz w:val="21"/>
+          <w:szCs w:val="21"/>
+          <w:lang w:eastAsia="de-DE"/>
+          <w14:ligatures w14:val="none"/>
+        </w:rPr>
+        <w:t>(</w:t>
+      </w:r>
+      <w:r>
+        <w:rPr>
+          <w:rFonts w:ascii="Consolas" w:eastAsia="Times New Roman" w:hAnsi="Consolas" w:cs="Times New Roman"/>
+          <w:color w:val="FFA657"/>
+          <w:kern w:val="0"/>
+          <w:sz w:val="21"/>
+          <w:szCs w:val="21"/>
+          <w:lang w:eastAsia="de-DE"/>
+          <w14:ligatures w14:val="none"/>
+        </w:rPr>
+        <w:t>content</w:t>
+      </w:r>
+      <w:r>
+        <w:rPr>
+          <w:rFonts w:ascii="Consolas" w:eastAsia="Times New Roman" w:hAnsi="Consolas" w:cs="Times New Roman"/>
+          <w:color w:val="C9D1D9"/>
+          <w:kern w:val="0"/>
+          <w:sz w:val="21"/>
+          <w:szCs w:val="21"/>
+          <w:lang w:eastAsia="de-DE"/>
+          <w14:ligatures w14:val="none"/>
+        </w:rPr>
+        <w:t xml:space="preserve"> </w:t>
+      </w:r>
+      <w:r>
+        <w:rPr>
+          <w:rFonts w:ascii="Consolas" w:eastAsia="Times New Roman" w:hAnsi="Consolas" w:cs="Times New Roman"/>
+          <w:color w:val="FF7B72"/>
+          <w:kern w:val="0"/>
+          <w:sz w:val="21"/>
+          <w:szCs w:val="21"/>
+          <w:lang w:eastAsia="de-DE"/>
+          <w14:ligatures w14:val="none"/>
+        </w:rPr>
+        <w:t>=&gt;</w:t>
+      </w:r>
+      <w:r>
+        <w:rPr>
+          <w:rFonts w:ascii="Consolas" w:eastAsia="Times New Roman" w:hAnsi="Consolas" w:cs="Times New Roman"/>
+          <w:color w:val="C9D1D9"/>
+          <w:kern w:val="0"/>
+          <w:sz w:val="21"/>
+          <w:szCs w:val="21"/>
+          <w:lang w:eastAsia="de-DE"/>
+          <w14:ligatures w14:val="none"/>
+        </w:rPr>
+        <w:t xml:space="preserve"> </w:t>
+      </w:r>
+      <w:proofErr w:type="spellStart"/>
+      <w:proofErr w:type="gramStart"/>
+      <w:r>
+        <w:rPr>
+          <w:rFonts w:ascii="Consolas" w:eastAsia="Times New Roman" w:hAnsi="Consolas" w:cs="Times New Roman"/>
+          <w:color w:val="79C0FF"/>
+          <w:kern w:val="0"/>
+          <w:sz w:val="21"/>
+          <w:szCs w:val="21"/>
+          <w:lang w:eastAsia="de-DE"/>
+          <w14:ligatures w14:val="none"/>
+        </w:rPr>
+        <w:t>this</w:t>
+      </w:r>
+      <w:r>
+        <w:rPr>
+          <w:rFonts w:ascii="Consolas" w:eastAsia="Times New Roman" w:hAnsi="Consolas" w:cs="Times New Roman"/>
+          <w:color w:val="C9D1D9"/>
+          <w:kern w:val="0"/>
+          <w:sz w:val="21"/>
+          <w:szCs w:val="21"/>
+          <w:lang w:eastAsia="de-DE"/>
+          <w14:ligatures w14:val="none"/>
+        </w:rPr>
+        <w:t>.</w:t>
+      </w:r>
+      <w:r>
+        <w:rPr>
+          <w:rFonts w:ascii="Consolas" w:eastAsia="Times New Roman" w:hAnsi="Consolas" w:cs="Times New Roman"/>
+          <w:color w:val="D2A8FF"/>
+          <w:kern w:val="0"/>
+          <w:sz w:val="21"/>
+          <w:szCs w:val="21"/>
+          <w:lang w:eastAsia="de-DE"/>
+          <w14:ligatures w14:val="none"/>
+        </w:rPr>
+        <w:t>setState</w:t>
+      </w:r>
+      <w:proofErr w:type="spellEnd"/>
+      <w:proofErr w:type="gramEnd"/>
+      <w:r>
+        <w:rPr>
+          <w:rFonts w:ascii="Consolas" w:eastAsia="Times New Roman" w:hAnsi="Consolas" w:cs="Times New Roman"/>
+          <w:color w:val="C9D1D9"/>
+          <w:kern w:val="0"/>
+          <w:sz w:val="21"/>
+          <w:szCs w:val="21"/>
+          <w:lang w:eastAsia="de-DE"/>
+          <w14:ligatures w14:val="none"/>
+        </w:rPr>
+        <w:t>({</w:t>
+      </w:r>
+      <w:proofErr w:type="spellStart"/>
+      <w:r>
+        <w:rPr>
+          <w:rFonts w:ascii="Consolas" w:eastAsia="Times New Roman" w:hAnsi="Consolas" w:cs="Times New Roman"/>
+          <w:color w:val="C9D1D9"/>
+          <w:kern w:val="0"/>
+          <w:sz w:val="21"/>
+          <w:szCs w:val="21"/>
+          <w:lang w:eastAsia="de-DE"/>
+          <w14:ligatures w14:val="none"/>
+        </w:rPr>
+        <w:t>userData</w:t>
+      </w:r>
+      <w:proofErr w:type="spellEnd"/>
+      <w:r>
+        <w:rPr>
+          <w:rFonts w:ascii="Consolas" w:eastAsia="Times New Roman" w:hAnsi="Consolas" w:cs="Times New Roman"/>
+          <w:color w:val="9CDCFE"/>
+          <w:kern w:val="0"/>
+          <w:sz w:val="21"/>
+          <w:szCs w:val="21"/>
+          <w:lang w:eastAsia="de-DE"/>
+          <w14:ligatures w14:val="none"/>
+        </w:rPr>
+        <w:t>:</w:t>
+      </w:r>
+      <w:r>
+        <w:rPr>
+          <w:rFonts w:ascii="Consolas" w:eastAsia="Times New Roman" w:hAnsi="Consolas" w:cs="Times New Roman"/>
+          <w:color w:val="C9D1D9"/>
+          <w:kern w:val="0"/>
+          <w:sz w:val="21"/>
+          <w:szCs w:val="21"/>
+          <w:lang w:eastAsia="de-DE"/>
+          <w14:ligatures w14:val="none"/>
+        </w:rPr>
+        <w:t xml:space="preserve"> </w:t>
+      </w:r>
+      <w:r>
+        <w:rPr>
+          <w:rFonts w:ascii="Consolas" w:eastAsia="Times New Roman" w:hAnsi="Consolas" w:cs="Times New Roman"/>
+          <w:color w:val="FFA657"/>
+          <w:kern w:val="0"/>
+          <w:sz w:val="21"/>
+          <w:szCs w:val="21"/>
+          <w:lang w:eastAsia="de-DE"/>
+          <w14:ligatures w14:val="none"/>
+        </w:rPr>
+        <w:t>content</w:t>
+      </w:r>
+      <w:r>
+        <w:rPr>
+          <w:rFonts w:ascii="Consolas" w:eastAsia="Times New Roman" w:hAnsi="Consolas" w:cs="Times New Roman"/>
+          <w:color w:val="C9D1D9"/>
+          <w:kern w:val="0"/>
+          <w:sz w:val="21"/>
+          <w:szCs w:val="21"/>
+          <w:lang w:eastAsia="de-DE"/>
+          <w14:ligatures w14:val="none"/>
+        </w:rPr>
+        <w:t>}))</w:t>
+      </w:r>
+    </w:p>
+    <w:p>
+      <w:pPr>
+        <w:shd w:val="clear" w:color="auto" w:fill="121314"/>
+        <w:spacing w:before="0" w:after="0" w:line="240" w:lineRule="auto"/>
+        <w:jc w:val="left"/>
+        <w:rPr>
+          <w:rFonts w:ascii="Consolas" w:eastAsia="Times New Roman" w:hAnsi="Consolas" w:cs="Times New Roman"/>
+          <w:color w:val="BBBEBF"/>
+          <w:kern w:val="0"/>
+          <w:sz w:val="21"/>
+          <w:szCs w:val="21"/>
+          <w:lang w:val="de-DE" w:eastAsia="de-DE"/>
+          <w14:ligatures w14:val="none"/>
+        </w:rPr>
+      </w:pPr>
+      <w:r>
+        <w:rPr>
+          <w:rFonts w:ascii="Consolas" w:eastAsia="Times New Roman" w:hAnsi="Consolas" w:cs="Times New Roman"/>
+          <w:color w:val="C9D1D9"/>
+          <w:kern w:val="0"/>
+          <w:sz w:val="21"/>
+          <w:szCs w:val="21"/>
+          <w:lang w:eastAsia="de-DE"/>
+          <w14:ligatures w14:val="none"/>
+        </w:rPr>
+        <w:t xml:space="preserve">            </w:t>
+      </w:r>
+      <w:proofErr w:type="gramStart"/>
+      <w:r>
+        <w:rPr>
+          <w:rFonts w:ascii="Consolas" w:eastAsia="Times New Roman" w:hAnsi="Consolas" w:cs="Times New Roman"/>
+          <w:color w:val="C9D1D9"/>
+          <w:kern w:val="0"/>
+          <w:sz w:val="21"/>
+          <w:szCs w:val="21"/>
+          <w:lang w:val="de-DE" w:eastAsia="de-DE"/>
+          <w14:ligatures w14:val="none"/>
+        </w:rPr>
+        <w:t>.</w:t>
+      </w:r>
+      <w:r>
+        <w:rPr>
+          <w:rFonts w:ascii="Consolas" w:eastAsia="Times New Roman" w:hAnsi="Consolas" w:cs="Times New Roman"/>
+          <w:color w:val="D2A8FF"/>
+          <w:kern w:val="0"/>
+          <w:sz w:val="21"/>
+          <w:szCs w:val="21"/>
+          <w:lang w:val="de-DE" w:eastAsia="de-DE"/>
+          <w14:ligatures w14:val="none"/>
+        </w:rPr>
+        <w:t>catch</w:t>
+      </w:r>
+      <w:proofErr w:type="gramEnd"/>
+      <w:r>
+        <w:rPr>
+          <w:rFonts w:ascii="Consolas" w:eastAsia="Times New Roman" w:hAnsi="Consolas" w:cs="Times New Roman"/>
+          <w:color w:val="C9D1D9"/>
+          <w:kern w:val="0"/>
+          <w:sz w:val="21"/>
+          <w:szCs w:val="21"/>
+          <w:lang w:val="de-DE" w:eastAsia="de-DE"/>
+          <w14:ligatures w14:val="none"/>
+        </w:rPr>
+        <w:t>(</w:t>
+      </w:r>
+      <w:proofErr w:type="spellStart"/>
+      <w:r>
+        <w:rPr>
+          <w:rFonts w:ascii="Consolas" w:eastAsia="Times New Roman" w:hAnsi="Consolas" w:cs="Times New Roman"/>
+          <w:color w:val="FFA657"/>
+          <w:kern w:val="0"/>
+          <w:sz w:val="21"/>
+          <w:szCs w:val="21"/>
+          <w:lang w:val="de-DE" w:eastAsia="de-DE"/>
+          <w14:ligatures w14:val="none"/>
+        </w:rPr>
+        <w:t>err</w:t>
+      </w:r>
+      <w:proofErr w:type="spellEnd"/>
+      <w:r>
+        <w:rPr>
+          <w:rFonts w:ascii="Consolas" w:eastAsia="Times New Roman" w:hAnsi="Consolas" w:cs="Times New Roman"/>
+          <w:color w:val="C9D1D9"/>
+          <w:kern w:val="0"/>
+          <w:sz w:val="21"/>
+          <w:szCs w:val="21"/>
+          <w:lang w:val="de-DE" w:eastAsia="de-DE"/>
+          <w14:ligatures w14:val="none"/>
+        </w:rPr>
+        <w:t xml:space="preserve"> </w:t>
+      </w:r>
+      <w:r>
+        <w:rPr>
+          <w:rFonts w:ascii="Consolas" w:eastAsia="Times New Roman" w:hAnsi="Consolas" w:cs="Times New Roman"/>
+          <w:color w:val="FF7B72"/>
+          <w:kern w:val="0"/>
+          <w:sz w:val="21"/>
+          <w:szCs w:val="21"/>
+          <w:lang w:val="de-DE" w:eastAsia="de-DE"/>
+          <w14:ligatures w14:val="none"/>
+        </w:rPr>
+        <w:t>=&gt;</w:t>
+      </w:r>
+      <w:r>
+        <w:rPr>
+          <w:rFonts w:ascii="Consolas" w:eastAsia="Times New Roman" w:hAnsi="Consolas" w:cs="Times New Roman"/>
+          <w:color w:val="C9D1D9"/>
+          <w:kern w:val="0"/>
+          <w:sz w:val="21"/>
+          <w:szCs w:val="21"/>
+          <w:lang w:val="de-DE" w:eastAsia="de-DE"/>
+          <w14:ligatures w14:val="none"/>
+        </w:rPr>
+        <w:t xml:space="preserve"> </w:t>
+      </w:r>
+      <w:proofErr w:type="gramStart"/>
+      <w:r>
+        <w:rPr>
+          <w:rFonts w:ascii="Consolas" w:eastAsia="Times New Roman" w:hAnsi="Consolas" w:cs="Times New Roman"/>
+          <w:color w:val="DCDCAA"/>
+          <w:kern w:val="0"/>
+          <w:sz w:val="21"/>
+          <w:szCs w:val="21"/>
+          <w:lang w:val="de-DE" w:eastAsia="de-DE"/>
+          <w14:ligatures w14:val="none"/>
+        </w:rPr>
+        <w:t>alert</w:t>
+      </w:r>
+      <w:r>
+        <w:rPr>
+          <w:rFonts w:ascii="Consolas" w:eastAsia="Times New Roman" w:hAnsi="Consolas" w:cs="Times New Roman"/>
+          <w:color w:val="C9D1D9"/>
+          <w:kern w:val="0"/>
+          <w:sz w:val="21"/>
+          <w:szCs w:val="21"/>
+          <w:lang w:val="de-DE" w:eastAsia="de-DE"/>
+          <w14:ligatures w14:val="none"/>
+        </w:rPr>
+        <w:t>(</w:t>
+      </w:r>
+      <w:proofErr w:type="gramEnd"/>
+      <w:r>
+        <w:rPr>
+          <w:rFonts w:ascii="Consolas" w:eastAsia="Times New Roman" w:hAnsi="Consolas" w:cs="Times New Roman"/>
+          <w:color w:val="A5D6FF"/>
+          <w:kern w:val="0"/>
+          <w:sz w:val="21"/>
+          <w:szCs w:val="21"/>
+          <w:lang w:val="de-DE" w:eastAsia="de-DE"/>
+          <w14:ligatures w14:val="none"/>
+        </w:rPr>
+        <w:t>'Hiba: '</w:t>
+      </w:r>
+      <w:r>
+        <w:rPr>
+          <w:rFonts w:ascii="Consolas" w:eastAsia="Times New Roman" w:hAnsi="Consolas" w:cs="Times New Roman"/>
+          <w:color w:val="C9D1D9"/>
+          <w:kern w:val="0"/>
+          <w:sz w:val="21"/>
+          <w:szCs w:val="21"/>
+          <w:lang w:val="de-DE" w:eastAsia="de-DE"/>
+          <w14:ligatures w14:val="none"/>
+        </w:rPr>
+        <w:t xml:space="preserve"> </w:t>
+      </w:r>
+      <w:r>
+        <w:rPr>
+          <w:rFonts w:ascii="Consolas" w:eastAsia="Times New Roman" w:hAnsi="Consolas" w:cs="Times New Roman"/>
+          <w:color w:val="D4D4D4"/>
+          <w:kern w:val="0"/>
+          <w:sz w:val="21"/>
+          <w:szCs w:val="21"/>
+          <w:lang w:val="de-DE" w:eastAsia="de-DE"/>
+          <w14:ligatures w14:val="none"/>
+        </w:rPr>
+        <w:t>+</w:t>
+      </w:r>
+      <w:r>
+        <w:rPr>
+          <w:rFonts w:ascii="Consolas" w:eastAsia="Times New Roman" w:hAnsi="Consolas" w:cs="Times New Roman"/>
+          <w:color w:val="C9D1D9"/>
+          <w:kern w:val="0"/>
+          <w:sz w:val="21"/>
+          <w:szCs w:val="21"/>
+          <w:lang w:val="de-DE" w:eastAsia="de-DE"/>
+          <w14:ligatures w14:val="none"/>
+        </w:rPr>
+        <w:t xml:space="preserve"> </w:t>
+      </w:r>
+      <w:proofErr w:type="spellStart"/>
+      <w:proofErr w:type="gramStart"/>
+      <w:r>
+        <w:rPr>
+          <w:rFonts w:ascii="Consolas" w:eastAsia="Times New Roman" w:hAnsi="Consolas" w:cs="Times New Roman"/>
+          <w:color w:val="FFA657"/>
+          <w:kern w:val="0"/>
+          <w:sz w:val="21"/>
+          <w:szCs w:val="21"/>
+          <w:lang w:val="de-DE" w:eastAsia="de-DE"/>
+          <w14:ligatures w14:val="none"/>
+        </w:rPr>
+        <w:t>err</w:t>
+      </w:r>
+      <w:r>
+        <w:rPr>
+          <w:rFonts w:ascii="Consolas" w:eastAsia="Times New Roman" w:hAnsi="Consolas" w:cs="Times New Roman"/>
+          <w:color w:val="C9D1D9"/>
+          <w:kern w:val="0"/>
+          <w:sz w:val="21"/>
+          <w:szCs w:val="21"/>
+          <w:lang w:val="de-DE" w:eastAsia="de-DE"/>
+          <w14:ligatures w14:val="none"/>
+        </w:rPr>
+        <w:t>.message</w:t>
+      </w:r>
+      <w:proofErr w:type="spellEnd"/>
+      <w:proofErr w:type="gramEnd"/>
+      <w:r>
+        <w:rPr>
+          <w:rFonts w:ascii="Consolas" w:eastAsia="Times New Roman" w:hAnsi="Consolas" w:cs="Times New Roman"/>
+          <w:color w:val="C9D1D9"/>
+          <w:kern w:val="0"/>
+          <w:sz w:val="21"/>
+          <w:szCs w:val="21"/>
+          <w:lang w:val="de-DE" w:eastAsia="de-DE"/>
+          <w14:ligatures w14:val="none"/>
+        </w:rPr>
+        <w:t>))</w:t>
+      </w:r>
+    </w:p>
+    <w:p>
+      <w:pPr>
+        <w:shd w:val="clear" w:color="auto" w:fill="121314"/>
+        <w:spacing w:before="0" w:after="0" w:line="240" w:lineRule="auto"/>
+        <w:jc w:val="left"/>
+        <w:rPr>
+          <w:rFonts w:ascii="Consolas" w:eastAsia="Times New Roman" w:hAnsi="Consolas" w:cs="Times New Roman"/>
+          <w:color w:val="BBBEBF"/>
+          <w:kern w:val="0"/>
+          <w:sz w:val="21"/>
+          <w:szCs w:val="21"/>
+          <w:lang w:eastAsia="de-DE"/>
+          <w14:ligatures w14:val="none"/>
+        </w:rPr>
+      </w:pPr>
+      <w:r>
+        <w:rPr>
+          <w:rFonts w:ascii="Consolas" w:eastAsia="Times New Roman" w:hAnsi="Consolas" w:cs="Times New Roman"/>
+          <w:color w:val="C9D1D9"/>
+          <w:kern w:val="0"/>
+          <w:sz w:val="21"/>
+          <w:szCs w:val="21"/>
+          <w:lang w:val="de-DE" w:eastAsia="de-DE"/>
+          <w14:ligatures w14:val="none"/>
+        </w:rPr>
+        <w:t xml:space="preserve">    </w:t>
+      </w:r>
+      <w:r>
+        <w:rPr>
+          <w:rFonts w:ascii="Consolas" w:eastAsia="Times New Roman" w:hAnsi="Consolas" w:cs="Times New Roman"/>
+          <w:color w:val="C9D1D9"/>
+          <w:kern w:val="0"/>
+          <w:sz w:val="21"/>
+          <w:szCs w:val="21"/>
+          <w:lang w:eastAsia="de-DE"/>
+          <w14:ligatures w14:val="none"/>
+        </w:rPr>
+        <w:t>}</w:t>
+      </w:r>
+    </w:p>
+    <w:p>
+      <w:pPr>
+        <w:shd w:val="clear" w:color="auto" w:fill="121314"/>
+        <w:spacing w:before="0" w:after="0" w:line="240" w:lineRule="auto"/>
+        <w:jc w:val="left"/>
+        <w:rPr>
+          <w:rFonts w:ascii="Consolas" w:eastAsia="Times New Roman" w:hAnsi="Consolas" w:cs="Times New Roman"/>
+          <w:color w:val="BBBEBF"/>
+          <w:kern w:val="0"/>
+          <w:sz w:val="21"/>
+          <w:szCs w:val="21"/>
+          <w:lang w:eastAsia="de-DE"/>
+          <w14:ligatures w14:val="none"/>
+        </w:rPr>
+      </w:pPr>
+      <w:r>
+        <w:rPr>
+          <w:rFonts w:ascii="Consolas" w:eastAsia="Times New Roman" w:hAnsi="Consolas" w:cs="Times New Roman"/>
+          <w:color w:val="FFA657"/>
+          <w:kern w:val="0"/>
+          <w:sz w:val="21"/>
+          <w:szCs w:val="21"/>
+          <w:lang w:eastAsia="de-DE"/>
+          <w14:ligatures w14:val="none"/>
+        </w:rPr>
+        <w:t xml:space="preserve">    </w:t>
+      </w:r>
+      <w:proofErr w:type="spellStart"/>
+      <w:proofErr w:type="gramStart"/>
+      <w:r>
+        <w:rPr>
+          <w:rFonts w:ascii="Consolas" w:eastAsia="Times New Roman" w:hAnsi="Consolas" w:cs="Times New Roman"/>
+          <w:color w:val="D2A8FF"/>
+          <w:kern w:val="0"/>
+          <w:sz w:val="21"/>
+          <w:szCs w:val="21"/>
+          <w:lang w:eastAsia="de-DE"/>
+          <w14:ligatures w14:val="none"/>
+        </w:rPr>
+        <w:t>componentDidUpdate</w:t>
+      </w:r>
+      <w:proofErr w:type="spellEnd"/>
+      <w:r>
+        <w:rPr>
+          <w:rFonts w:ascii="Consolas" w:eastAsia="Times New Roman" w:hAnsi="Consolas" w:cs="Times New Roman"/>
+          <w:color w:val="FFA657"/>
+          <w:kern w:val="0"/>
+          <w:sz w:val="21"/>
+          <w:szCs w:val="21"/>
+          <w:lang w:eastAsia="de-DE"/>
+          <w14:ligatures w14:val="none"/>
+        </w:rPr>
+        <w:t>(</w:t>
+      </w:r>
+      <w:proofErr w:type="spellStart"/>
+      <w:proofErr w:type="gramEnd"/>
+      <w:r>
+        <w:rPr>
+          <w:rFonts w:ascii="Consolas" w:eastAsia="Times New Roman" w:hAnsi="Consolas" w:cs="Times New Roman"/>
+          <w:color w:val="FFA657"/>
+          <w:kern w:val="0"/>
+          <w:sz w:val="21"/>
+          <w:szCs w:val="21"/>
+          <w:lang w:eastAsia="de-DE"/>
+          <w14:ligatures w14:val="none"/>
+        </w:rPr>
+        <w:t>prevProps</w:t>
+      </w:r>
+      <w:proofErr w:type="spellEnd"/>
+      <w:r>
+        <w:rPr>
+          <w:rFonts w:ascii="Consolas" w:eastAsia="Times New Roman" w:hAnsi="Consolas" w:cs="Times New Roman"/>
+          <w:color w:val="FFA657"/>
+          <w:kern w:val="0"/>
+          <w:sz w:val="21"/>
+          <w:szCs w:val="21"/>
+          <w:lang w:eastAsia="de-DE"/>
+          <w14:ligatures w14:val="none"/>
+        </w:rPr>
+        <w:t xml:space="preserve">, </w:t>
+      </w:r>
+      <w:proofErr w:type="spellStart"/>
+      <w:r>
+        <w:rPr>
+          <w:rFonts w:ascii="Consolas" w:eastAsia="Times New Roman" w:hAnsi="Consolas" w:cs="Times New Roman"/>
+          <w:color w:val="FFA657"/>
+          <w:kern w:val="0"/>
+          <w:sz w:val="21"/>
+          <w:szCs w:val="21"/>
+          <w:lang w:eastAsia="de-DE"/>
+          <w14:ligatures w14:val="none"/>
+        </w:rPr>
+        <w:t>prevState</w:t>
+      </w:r>
+      <w:proofErr w:type="spellEnd"/>
+      <w:r>
+        <w:rPr>
+          <w:rFonts w:ascii="Consolas" w:eastAsia="Times New Roman" w:hAnsi="Consolas" w:cs="Times New Roman"/>
+          <w:color w:val="FFA657"/>
+          <w:kern w:val="0"/>
+          <w:sz w:val="21"/>
+          <w:szCs w:val="21"/>
+          <w:lang w:eastAsia="de-DE"/>
+          <w14:ligatures w14:val="none"/>
+        </w:rPr>
+        <w:t xml:space="preserve">) </w:t>
+      </w:r>
+      <w:r>
+        <w:rPr>
+          <w:rFonts w:ascii="Consolas" w:eastAsia="Times New Roman" w:hAnsi="Consolas" w:cs="Times New Roman"/>
+          <w:color w:val="C9D1D9"/>
+          <w:kern w:val="0"/>
+          <w:sz w:val="21"/>
+          <w:szCs w:val="21"/>
+          <w:lang w:eastAsia="de-DE"/>
+          <w14:ligatures w14:val="none"/>
+        </w:rPr>
+        <w:t>{</w:t>
+      </w:r>
+    </w:p>
+    <w:p>
+      <w:pPr>
+        <w:shd w:val="clear" w:color="auto" w:fill="121314"/>
+        <w:spacing w:before="0" w:after="0" w:line="240" w:lineRule="auto"/>
+        <w:jc w:val="left"/>
+        <w:rPr>
+          <w:rFonts w:ascii="Consolas" w:eastAsia="Times New Roman" w:hAnsi="Consolas" w:cs="Times New Roman"/>
+          <w:color w:val="BBBEBF"/>
+          <w:kern w:val="0"/>
+          <w:sz w:val="21"/>
+          <w:szCs w:val="21"/>
+          <w:lang w:eastAsia="de-DE"/>
+          <w14:ligatures w14:val="none"/>
+        </w:rPr>
+      </w:pPr>
+      <w:r>
+        <w:rPr>
+          <w:rFonts w:ascii="Consolas" w:eastAsia="Times New Roman" w:hAnsi="Consolas" w:cs="Times New Roman"/>
+          <w:color w:val="C9D1D9"/>
+          <w:kern w:val="0"/>
+          <w:sz w:val="21"/>
+          <w:szCs w:val="21"/>
+          <w:lang w:eastAsia="de-DE"/>
+          <w14:ligatures w14:val="none"/>
+        </w:rPr>
+        <w:t xml:space="preserve">        </w:t>
+      </w:r>
+      <w:r>
+        <w:rPr>
+          <w:rFonts w:ascii="Consolas" w:eastAsia="Times New Roman" w:hAnsi="Consolas" w:cs="Times New Roman"/>
+          <w:color w:val="C586C0"/>
+          <w:kern w:val="0"/>
+          <w:sz w:val="21"/>
+          <w:szCs w:val="21"/>
+          <w:lang w:eastAsia="de-DE"/>
+          <w14:ligatures w14:val="none"/>
+        </w:rPr>
+        <w:t>if</w:t>
+      </w:r>
+      <w:r>
+        <w:rPr>
+          <w:rFonts w:ascii="Consolas" w:eastAsia="Times New Roman" w:hAnsi="Consolas" w:cs="Times New Roman"/>
+          <w:color w:val="C9D1D9"/>
+          <w:kern w:val="0"/>
+          <w:sz w:val="21"/>
+          <w:szCs w:val="21"/>
+          <w:lang w:eastAsia="de-DE"/>
+          <w14:ligatures w14:val="none"/>
+        </w:rPr>
+        <w:t xml:space="preserve"> (</w:t>
+      </w:r>
+      <w:proofErr w:type="spellStart"/>
+      <w:proofErr w:type="gramStart"/>
+      <w:r>
+        <w:rPr>
+          <w:rFonts w:ascii="Consolas" w:eastAsia="Times New Roman" w:hAnsi="Consolas" w:cs="Times New Roman"/>
+          <w:color w:val="79C0FF"/>
+          <w:kern w:val="0"/>
+          <w:sz w:val="21"/>
+          <w:szCs w:val="21"/>
+          <w:lang w:eastAsia="de-DE"/>
+          <w14:ligatures w14:val="none"/>
+        </w:rPr>
+        <w:t>this</w:t>
+      </w:r>
+      <w:r>
+        <w:rPr>
+          <w:rFonts w:ascii="Consolas" w:eastAsia="Times New Roman" w:hAnsi="Consolas" w:cs="Times New Roman"/>
+          <w:color w:val="C9D1D9"/>
+          <w:kern w:val="0"/>
+          <w:sz w:val="21"/>
+          <w:szCs w:val="21"/>
+          <w:lang w:eastAsia="de-DE"/>
+          <w14:ligatures w14:val="none"/>
+        </w:rPr>
+        <w:t>.state</w:t>
+      </w:r>
+      <w:proofErr w:type="gramEnd"/>
+      <w:r>
+        <w:rPr>
+          <w:rFonts w:ascii="Consolas" w:eastAsia="Times New Roman" w:hAnsi="Consolas" w:cs="Times New Roman"/>
+          <w:color w:val="C9D1D9"/>
+          <w:kern w:val="0"/>
+          <w:sz w:val="21"/>
+          <w:szCs w:val="21"/>
+          <w:lang w:eastAsia="de-DE"/>
+          <w14:ligatures w14:val="none"/>
+        </w:rPr>
+        <w:t>.</w:t>
+      </w:r>
+      <w:proofErr w:type="gramStart"/>
+      <w:r>
+        <w:rPr>
+          <w:rFonts w:ascii="Consolas" w:eastAsia="Times New Roman" w:hAnsi="Consolas" w:cs="Times New Roman"/>
+          <w:color w:val="C9D1D9"/>
+          <w:kern w:val="0"/>
+          <w:sz w:val="21"/>
+          <w:szCs w:val="21"/>
+          <w:lang w:eastAsia="de-DE"/>
+          <w14:ligatures w14:val="none"/>
+        </w:rPr>
+        <w:t>userData</w:t>
+      </w:r>
+      <w:proofErr w:type="spellEnd"/>
+      <w:r>
+        <w:rPr>
+          <w:rFonts w:ascii="Consolas" w:eastAsia="Times New Roman" w:hAnsi="Consolas" w:cs="Times New Roman"/>
+          <w:color w:val="C9D1D9"/>
+          <w:kern w:val="0"/>
+          <w:sz w:val="21"/>
+          <w:szCs w:val="21"/>
+          <w:lang w:eastAsia="de-DE"/>
+          <w14:ligatures w14:val="none"/>
+        </w:rPr>
+        <w:t xml:space="preserve"> </w:t>
+      </w:r>
+      <w:r>
+        <w:rPr>
+          <w:rFonts w:ascii="Consolas" w:eastAsia="Times New Roman" w:hAnsi="Consolas" w:cs="Times New Roman"/>
+          <w:color w:val="D4D4D4"/>
+          <w:kern w:val="0"/>
+          <w:sz w:val="21"/>
+          <w:szCs w:val="21"/>
+          <w:lang w:eastAsia="de-DE"/>
+          <w14:ligatures w14:val="none"/>
+        </w:rPr>
+        <w:t>!</w:t>
+      </w:r>
+      <w:proofErr w:type="gramEnd"/>
+      <w:r>
+        <w:rPr>
+          <w:rFonts w:ascii="Consolas" w:eastAsia="Times New Roman" w:hAnsi="Consolas" w:cs="Times New Roman"/>
+          <w:color w:val="D4D4D4"/>
+          <w:kern w:val="0"/>
+          <w:sz w:val="21"/>
+          <w:szCs w:val="21"/>
+          <w:lang w:eastAsia="de-DE"/>
+          <w14:ligatures w14:val="none"/>
+        </w:rPr>
+        <w:t>==</w:t>
+      </w:r>
+      <w:r>
+        <w:rPr>
+          <w:rFonts w:ascii="Consolas" w:eastAsia="Times New Roman" w:hAnsi="Consolas" w:cs="Times New Roman"/>
+          <w:color w:val="C9D1D9"/>
+          <w:kern w:val="0"/>
+          <w:sz w:val="21"/>
+          <w:szCs w:val="21"/>
+          <w:lang w:eastAsia="de-DE"/>
+          <w14:ligatures w14:val="none"/>
+        </w:rPr>
+        <w:t xml:space="preserve"> </w:t>
+      </w:r>
+      <w:proofErr w:type="spellStart"/>
+      <w:r>
+        <w:rPr>
+          <w:rFonts w:ascii="Consolas" w:eastAsia="Times New Roman" w:hAnsi="Consolas" w:cs="Times New Roman"/>
+          <w:color w:val="FFA657"/>
+          <w:kern w:val="0"/>
+          <w:sz w:val="21"/>
+          <w:szCs w:val="21"/>
+          <w:lang w:eastAsia="de-DE"/>
+          <w14:ligatures w14:val="none"/>
+        </w:rPr>
+        <w:t>prevState</w:t>
+      </w:r>
+      <w:r>
+        <w:rPr>
+          <w:rFonts w:ascii="Consolas" w:eastAsia="Times New Roman" w:hAnsi="Consolas" w:cs="Times New Roman"/>
+          <w:color w:val="C9D1D9"/>
+          <w:kern w:val="0"/>
+          <w:sz w:val="21"/>
+          <w:szCs w:val="21"/>
+          <w:lang w:eastAsia="de-DE"/>
+          <w14:ligatures w14:val="none"/>
+        </w:rPr>
+        <w:t>.userData</w:t>
+      </w:r>
+      <w:proofErr w:type="spellEnd"/>
+      <w:r>
+        <w:rPr>
+          <w:rFonts w:ascii="Consolas" w:eastAsia="Times New Roman" w:hAnsi="Consolas" w:cs="Times New Roman"/>
+          <w:color w:val="C9D1D9"/>
+          <w:kern w:val="0"/>
+          <w:sz w:val="21"/>
+          <w:szCs w:val="21"/>
+          <w:lang w:eastAsia="de-DE"/>
+          <w14:ligatures w14:val="none"/>
+        </w:rPr>
+        <w:t>) {</w:t>
+      </w:r>
+    </w:p>
+    <w:p>
+      <w:pPr>
+        <w:shd w:val="clear" w:color="auto" w:fill="121314"/>
+        <w:spacing w:before="0" w:after="0" w:line="240" w:lineRule="auto"/>
+        <w:jc w:val="left"/>
+        <w:rPr>
+          <w:rFonts w:ascii="Consolas" w:eastAsia="Times New Roman" w:hAnsi="Consolas" w:cs="Times New Roman"/>
+          <w:color w:val="BBBEBF"/>
+          <w:kern w:val="0"/>
+          <w:sz w:val="21"/>
+          <w:szCs w:val="21"/>
+          <w:lang w:eastAsia="de-DE"/>
+          <w14:ligatures w14:val="none"/>
+        </w:rPr>
+      </w:pPr>
+      <w:r>
+        <w:rPr>
+          <w:rFonts w:ascii="Consolas" w:eastAsia="Times New Roman" w:hAnsi="Consolas" w:cs="Times New Roman"/>
+          <w:color w:val="C9D1D9"/>
+          <w:kern w:val="0"/>
+          <w:sz w:val="21"/>
+          <w:szCs w:val="21"/>
+          <w:lang w:eastAsia="de-DE"/>
+          <w14:ligatures w14:val="none"/>
+        </w:rPr>
+        <w:t xml:space="preserve">            </w:t>
+      </w:r>
+      <w:r>
+        <w:rPr>
+          <w:rFonts w:ascii="Consolas" w:eastAsia="Times New Roman" w:hAnsi="Consolas" w:cs="Times New Roman"/>
+          <w:color w:val="79C0FF"/>
+          <w:kern w:val="0"/>
+          <w:sz w:val="21"/>
+          <w:szCs w:val="21"/>
+          <w:lang w:eastAsia="de-DE"/>
+          <w14:ligatures w14:val="none"/>
+        </w:rPr>
+        <w:t>console</w:t>
+      </w:r>
+      <w:r>
+        <w:rPr>
+          <w:rFonts w:ascii="Consolas" w:eastAsia="Times New Roman" w:hAnsi="Consolas" w:cs="Times New Roman"/>
+          <w:color w:val="C9D1D9"/>
+          <w:kern w:val="0"/>
+          <w:sz w:val="21"/>
+          <w:szCs w:val="21"/>
+          <w:lang w:eastAsia="de-DE"/>
+          <w14:ligatures w14:val="none"/>
+        </w:rPr>
+        <w:t>.</w:t>
+      </w:r>
+      <w:r>
+        <w:rPr>
+          <w:rFonts w:ascii="Consolas" w:eastAsia="Times New Roman" w:hAnsi="Consolas" w:cs="Times New Roman"/>
+          <w:color w:val="D2A8FF"/>
+          <w:kern w:val="0"/>
+          <w:sz w:val="21"/>
+          <w:szCs w:val="21"/>
+          <w:lang w:eastAsia="de-DE"/>
+          <w14:ligatures w14:val="none"/>
+        </w:rPr>
+        <w:t>log</w:t>
+      </w:r>
+      <w:r>
+        <w:rPr>
+          <w:rFonts w:ascii="Consolas" w:eastAsia="Times New Roman" w:hAnsi="Consolas" w:cs="Times New Roman"/>
+          <w:color w:val="C9D1D9"/>
+          <w:kern w:val="0"/>
+          <w:sz w:val="21"/>
+          <w:szCs w:val="21"/>
+          <w:lang w:eastAsia="de-DE"/>
+          <w14:ligatures w14:val="none"/>
+        </w:rPr>
+        <w:t>(</w:t>
+      </w:r>
+      <w:r>
+        <w:rPr>
+          <w:rFonts w:ascii="Consolas" w:eastAsia="Times New Roman" w:hAnsi="Consolas" w:cs="Times New Roman"/>
+          <w:color w:val="A5D6FF"/>
+          <w:kern w:val="0"/>
+          <w:sz w:val="21"/>
+          <w:szCs w:val="21"/>
+          <w:lang w:eastAsia="de-DE"/>
+          <w14:ligatures w14:val="none"/>
+        </w:rPr>
+        <w:t>'</w:t>
+      </w:r>
+      <w:proofErr w:type="spellStart"/>
+      <w:r>
+        <w:rPr>
+          <w:rFonts w:ascii="Consolas" w:eastAsia="Times New Roman" w:hAnsi="Consolas" w:cs="Times New Roman"/>
+          <w:color w:val="A5D6FF"/>
+          <w:kern w:val="0"/>
+          <w:sz w:val="21"/>
+          <w:szCs w:val="21"/>
+          <w:lang w:eastAsia="de-DE"/>
+          <w14:ligatures w14:val="none"/>
+        </w:rPr>
+        <w:t>userData</w:t>
+      </w:r>
+      <w:proofErr w:type="spellEnd"/>
+      <w:r>
+        <w:rPr>
+          <w:rFonts w:ascii="Consolas" w:eastAsia="Times New Roman" w:hAnsi="Consolas" w:cs="Times New Roman"/>
+          <w:color w:val="A5D6FF"/>
+          <w:kern w:val="0"/>
+          <w:sz w:val="21"/>
+          <w:szCs w:val="21"/>
+          <w:lang w:eastAsia="de-DE"/>
+          <w14:ligatures w14:val="none"/>
+        </w:rPr>
+        <w:t>'</w:t>
+      </w:r>
+      <w:r>
+        <w:rPr>
+          <w:rFonts w:ascii="Consolas" w:eastAsia="Times New Roman" w:hAnsi="Consolas" w:cs="Times New Roman"/>
+          <w:color w:val="C9D1D9"/>
+          <w:kern w:val="0"/>
+          <w:sz w:val="21"/>
+          <w:szCs w:val="21"/>
+          <w:lang w:eastAsia="de-DE"/>
+          <w14:ligatures w14:val="none"/>
+        </w:rPr>
+        <w:t>)</w:t>
+      </w:r>
+    </w:p>
+    <w:p>
+      <w:pPr>
+        <w:shd w:val="clear" w:color="auto" w:fill="121314"/>
+        <w:spacing w:before="0" w:after="0" w:line="240" w:lineRule="auto"/>
+        <w:jc w:val="left"/>
+        <w:rPr>
+          <w:rFonts w:ascii="Consolas" w:eastAsia="Times New Roman" w:hAnsi="Consolas" w:cs="Times New Roman"/>
+          <w:color w:val="BBBEBF"/>
+          <w:kern w:val="0"/>
+          <w:sz w:val="21"/>
+          <w:szCs w:val="21"/>
+          <w:lang w:eastAsia="de-DE"/>
+          <w14:ligatures w14:val="none"/>
+        </w:rPr>
+      </w:pPr>
+      <w:r>
+        <w:rPr>
+          <w:rFonts w:ascii="Consolas" w:eastAsia="Times New Roman" w:hAnsi="Consolas" w:cs="Times New Roman"/>
+          <w:color w:val="C9D1D9"/>
+          <w:kern w:val="0"/>
+          <w:sz w:val="21"/>
+          <w:szCs w:val="21"/>
+          <w:lang w:eastAsia="de-DE"/>
+          <w14:ligatures w14:val="none"/>
+        </w:rPr>
+        <w:t>        }</w:t>
+      </w:r>
+    </w:p>
+    <w:p>
+      <w:pPr>
+        <w:shd w:val="clear" w:color="auto" w:fill="121314"/>
+        <w:spacing w:before="0" w:after="0" w:line="240" w:lineRule="auto"/>
+        <w:jc w:val="left"/>
+        <w:rPr>
+          <w:rFonts w:ascii="Consolas" w:eastAsia="Times New Roman" w:hAnsi="Consolas" w:cs="Times New Roman"/>
+          <w:color w:val="BBBEBF"/>
+          <w:kern w:val="0"/>
+          <w:sz w:val="21"/>
+          <w:szCs w:val="21"/>
+          <w:lang w:eastAsia="de-DE"/>
+          <w14:ligatures w14:val="none"/>
+        </w:rPr>
+      </w:pPr>
+      <w:r>
+        <w:rPr>
+          <w:rFonts w:ascii="Consolas" w:eastAsia="Times New Roman" w:hAnsi="Consolas" w:cs="Times New Roman"/>
+          <w:color w:val="C9D1D9"/>
+          <w:kern w:val="0"/>
+          <w:sz w:val="21"/>
+          <w:szCs w:val="21"/>
+          <w:lang w:eastAsia="de-DE"/>
+          <w14:ligatures w14:val="none"/>
+        </w:rPr>
+        <w:t>    }</w:t>
+      </w:r>
+    </w:p>
+    <w:p>
+      <w:pPr>
+        <w:shd w:val="clear" w:color="auto" w:fill="121314"/>
+        <w:spacing w:before="0" w:after="0" w:line="240" w:lineRule="auto"/>
+        <w:jc w:val="left"/>
+        <w:rPr>
+          <w:rFonts w:ascii="Consolas" w:eastAsia="Times New Roman" w:hAnsi="Consolas" w:cs="Times New Roman"/>
+          <w:color w:val="BBBEBF"/>
+          <w:kern w:val="0"/>
+          <w:sz w:val="21"/>
+          <w:szCs w:val="21"/>
+          <w:lang w:eastAsia="de-DE"/>
+          <w14:ligatures w14:val="none"/>
+        </w:rPr>
+      </w:pPr>
+      <w:r>
+        <w:rPr>
+          <w:rFonts w:ascii="Consolas" w:eastAsia="Times New Roman" w:hAnsi="Consolas" w:cs="Times New Roman"/>
+          <w:color w:val="FFA657"/>
+          <w:kern w:val="0"/>
+          <w:sz w:val="21"/>
+          <w:szCs w:val="21"/>
+          <w:lang w:eastAsia="de-DE"/>
+          <w14:ligatures w14:val="none"/>
+        </w:rPr>
+        <w:t xml:space="preserve">    </w:t>
+      </w:r>
+      <w:proofErr w:type="spellStart"/>
+      <w:proofErr w:type="gramStart"/>
+      <w:r>
+        <w:rPr>
+          <w:rFonts w:ascii="Consolas" w:eastAsia="Times New Roman" w:hAnsi="Consolas" w:cs="Times New Roman"/>
+          <w:color w:val="D2A8FF"/>
+          <w:kern w:val="0"/>
+          <w:sz w:val="21"/>
+          <w:szCs w:val="21"/>
+          <w:lang w:eastAsia="de-DE"/>
+          <w14:ligatures w14:val="none"/>
+        </w:rPr>
+        <w:t>componentWillUnmount</w:t>
+      </w:r>
+      <w:proofErr w:type="spellEnd"/>
+      <w:r>
+        <w:rPr>
+          <w:rFonts w:ascii="Consolas" w:eastAsia="Times New Roman" w:hAnsi="Consolas" w:cs="Times New Roman"/>
+          <w:color w:val="FFA657"/>
+          <w:kern w:val="0"/>
+          <w:sz w:val="21"/>
+          <w:szCs w:val="21"/>
+          <w:lang w:eastAsia="de-DE"/>
+          <w14:ligatures w14:val="none"/>
+        </w:rPr>
+        <w:t>(</w:t>
+      </w:r>
+      <w:proofErr w:type="gramEnd"/>
+      <w:r>
+        <w:rPr>
+          <w:rFonts w:ascii="Consolas" w:eastAsia="Times New Roman" w:hAnsi="Consolas" w:cs="Times New Roman"/>
+          <w:color w:val="FFA657"/>
+          <w:kern w:val="0"/>
+          <w:sz w:val="21"/>
+          <w:szCs w:val="21"/>
+          <w:lang w:eastAsia="de-DE"/>
+          <w14:ligatures w14:val="none"/>
+        </w:rPr>
+        <w:t xml:space="preserve">) </w:t>
+      </w:r>
+      <w:r>
+        <w:rPr>
+          <w:rFonts w:ascii="Consolas" w:eastAsia="Times New Roman" w:hAnsi="Consolas" w:cs="Times New Roman"/>
+          <w:color w:val="C9D1D9"/>
+          <w:kern w:val="0"/>
+          <w:sz w:val="21"/>
+          <w:szCs w:val="21"/>
+          <w:lang w:eastAsia="de-DE"/>
+          <w14:ligatures w14:val="none"/>
+        </w:rPr>
+        <w:t>{</w:t>
+      </w:r>
+    </w:p>
+    <w:p>
+      <w:pPr>
+        <w:shd w:val="clear" w:color="auto" w:fill="121314"/>
+        <w:spacing w:before="0" w:after="0" w:line="240" w:lineRule="auto"/>
+        <w:jc w:val="left"/>
+        <w:rPr>
+          <w:rFonts w:ascii="Consolas" w:eastAsia="Times New Roman" w:hAnsi="Consolas" w:cs="Times New Roman"/>
+          <w:color w:val="BBBEBF"/>
+          <w:kern w:val="0"/>
+          <w:sz w:val="21"/>
+          <w:szCs w:val="21"/>
+          <w:lang w:eastAsia="de-DE"/>
+          <w14:ligatures w14:val="none"/>
+        </w:rPr>
+      </w:pPr>
+      <w:r>
+        <w:rPr>
+          <w:rFonts w:ascii="Consolas" w:eastAsia="Times New Roman" w:hAnsi="Consolas" w:cs="Times New Roman"/>
+          <w:color w:val="C9D1D9"/>
+          <w:kern w:val="0"/>
+          <w:sz w:val="21"/>
+          <w:szCs w:val="21"/>
+          <w:lang w:eastAsia="de-DE"/>
+          <w14:ligatures w14:val="none"/>
+        </w:rPr>
+        <w:t xml:space="preserve">        </w:t>
+      </w:r>
+      <w:r>
+        <w:rPr>
+          <w:rFonts w:ascii="Consolas" w:eastAsia="Times New Roman" w:hAnsi="Consolas" w:cs="Times New Roman"/>
+          <w:color w:val="8B949E"/>
+          <w:kern w:val="0"/>
+          <w:sz w:val="21"/>
+          <w:szCs w:val="21"/>
+          <w:lang w:eastAsia="de-DE"/>
+          <w14:ligatures w14:val="none"/>
+        </w:rPr>
+        <w:t xml:space="preserve">// </w:t>
+      </w:r>
+      <w:proofErr w:type="spellStart"/>
+      <w:r>
+        <w:rPr>
+          <w:rFonts w:ascii="Consolas" w:eastAsia="Times New Roman" w:hAnsi="Consolas" w:cs="Times New Roman"/>
+          <w:color w:val="8B949E"/>
+          <w:kern w:val="0"/>
+          <w:sz w:val="21"/>
+          <w:szCs w:val="21"/>
+          <w:lang w:eastAsia="de-DE"/>
+          <w14:ligatures w14:val="none"/>
+        </w:rPr>
+        <w:t>semmi</w:t>
+      </w:r>
+      <w:proofErr w:type="spellEnd"/>
+      <w:r>
+        <w:rPr>
+          <w:rFonts w:ascii="Consolas" w:eastAsia="Times New Roman" w:hAnsi="Consolas" w:cs="Times New Roman"/>
+          <w:color w:val="8B949E"/>
+          <w:kern w:val="0"/>
+          <w:sz w:val="21"/>
+          <w:szCs w:val="21"/>
+          <w:lang w:eastAsia="de-DE"/>
+          <w14:ligatures w14:val="none"/>
+        </w:rPr>
+        <w:t xml:space="preserve"> </w:t>
+      </w:r>
+      <w:proofErr w:type="spellStart"/>
+      <w:r>
+        <w:rPr>
+          <w:rFonts w:ascii="Consolas" w:eastAsia="Times New Roman" w:hAnsi="Consolas" w:cs="Times New Roman"/>
+          <w:color w:val="8B949E"/>
+          <w:kern w:val="0"/>
+          <w:sz w:val="21"/>
+          <w:szCs w:val="21"/>
+          <w:lang w:eastAsia="de-DE"/>
+          <w14:ligatures w14:val="none"/>
+        </w:rPr>
+        <w:t>tennivaló</w:t>
+      </w:r>
+      <w:proofErr w:type="spellEnd"/>
+    </w:p>
+    <w:p>
+      <w:pPr>
+        <w:shd w:val="clear" w:color="auto" w:fill="121314"/>
+        <w:spacing w:before="0" w:after="0" w:line="240" w:lineRule="auto"/>
+        <w:jc w:val="left"/>
+        <w:rPr>
+          <w:rFonts w:ascii="Consolas" w:eastAsia="Times New Roman" w:hAnsi="Consolas" w:cs="Times New Roman"/>
+          <w:color w:val="BBBEBF"/>
+          <w:kern w:val="0"/>
+          <w:sz w:val="21"/>
+          <w:szCs w:val="21"/>
+          <w:lang w:val="de-DE" w:eastAsia="de-DE"/>
+          <w14:ligatures w14:val="none"/>
+        </w:rPr>
+      </w:pPr>
+      <w:r>
+        <w:rPr>
+          <w:rFonts w:ascii="Consolas" w:eastAsia="Times New Roman" w:hAnsi="Consolas" w:cs="Times New Roman"/>
+          <w:color w:val="C9D1D9"/>
+          <w:kern w:val="0"/>
+          <w:sz w:val="21"/>
+          <w:szCs w:val="21"/>
+          <w:lang w:eastAsia="de-DE"/>
+          <w14:ligatures w14:val="none"/>
+        </w:rPr>
+        <w:t xml:space="preserve">    </w:t>
+      </w:r>
+      <w:r>
+        <w:rPr>
+          <w:rFonts w:ascii="Consolas" w:eastAsia="Times New Roman" w:hAnsi="Consolas" w:cs="Times New Roman"/>
+          <w:color w:val="C9D1D9"/>
+          <w:kern w:val="0"/>
+          <w:sz w:val="21"/>
+          <w:szCs w:val="21"/>
+          <w:lang w:val="de-DE" w:eastAsia="de-DE"/>
+          <w14:ligatures w14:val="none"/>
+        </w:rPr>
+        <w:t>}</w:t>
+      </w:r>
+    </w:p>
+    <w:p>
+      <w:pPr>
+        <w:shd w:val="clear" w:color="auto" w:fill="121314"/>
+        <w:spacing w:before="0" w:after="0" w:line="240" w:lineRule="auto"/>
+        <w:jc w:val="left"/>
+        <w:rPr>
+          <w:rFonts w:ascii="Consolas" w:eastAsia="Times New Roman" w:hAnsi="Consolas" w:cs="Times New Roman"/>
+          <w:color w:val="BBBEBF"/>
+          <w:kern w:val="0"/>
+          <w:sz w:val="21"/>
+          <w:szCs w:val="21"/>
+          <w:lang w:eastAsia="de-DE"/>
+          <w14:ligatures w14:val="none"/>
+        </w:rPr>
+      </w:pPr>
+      <w:r>
+        <w:rPr>
+          <w:rFonts w:ascii="Consolas" w:eastAsia="Times New Roman" w:hAnsi="Consolas" w:cs="Times New Roman"/>
+          <w:color w:val="FFA657"/>
+          <w:kern w:val="0"/>
+          <w:sz w:val="21"/>
+          <w:szCs w:val="21"/>
+          <w:lang w:val="de-DE" w:eastAsia="de-DE"/>
+          <w14:ligatures w14:val="none"/>
+        </w:rPr>
+        <w:t xml:space="preserve">    </w:t>
+      </w:r>
+      <w:proofErr w:type="gramStart"/>
+      <w:r>
+        <w:rPr>
+          <w:rFonts w:ascii="Consolas" w:eastAsia="Times New Roman" w:hAnsi="Consolas" w:cs="Times New Roman"/>
+          <w:color w:val="D2A8FF"/>
+          <w:kern w:val="0"/>
+          <w:sz w:val="21"/>
+          <w:szCs w:val="21"/>
+          <w:lang w:eastAsia="de-DE"/>
+          <w14:ligatures w14:val="none"/>
+        </w:rPr>
+        <w:t>render</w:t>
+      </w:r>
+      <w:r>
+        <w:rPr>
+          <w:rFonts w:ascii="Consolas" w:eastAsia="Times New Roman" w:hAnsi="Consolas" w:cs="Times New Roman"/>
+          <w:color w:val="FFA657"/>
+          <w:kern w:val="0"/>
+          <w:sz w:val="21"/>
+          <w:szCs w:val="21"/>
+          <w:lang w:eastAsia="de-DE"/>
+          <w14:ligatures w14:val="none"/>
+        </w:rPr>
+        <w:t>(</w:t>
+      </w:r>
+      <w:proofErr w:type="gramEnd"/>
+      <w:r>
+        <w:rPr>
+          <w:rFonts w:ascii="Consolas" w:eastAsia="Times New Roman" w:hAnsi="Consolas" w:cs="Times New Roman"/>
+          <w:color w:val="FFA657"/>
+          <w:kern w:val="0"/>
+          <w:sz w:val="21"/>
+          <w:szCs w:val="21"/>
+          <w:lang w:eastAsia="de-DE"/>
+          <w14:ligatures w14:val="none"/>
+        </w:rPr>
+        <w:t xml:space="preserve">) </w:t>
+      </w:r>
+      <w:r>
+        <w:rPr>
+          <w:rFonts w:ascii="Consolas" w:eastAsia="Times New Roman" w:hAnsi="Consolas" w:cs="Times New Roman"/>
+          <w:color w:val="C9D1D9"/>
+          <w:kern w:val="0"/>
+          <w:sz w:val="21"/>
+          <w:szCs w:val="21"/>
+          <w:lang w:eastAsia="de-DE"/>
+          <w14:ligatures w14:val="none"/>
+        </w:rPr>
+        <w:t>{</w:t>
+      </w:r>
+    </w:p>
+    <w:p>
+      <w:pPr>
+        <w:shd w:val="clear" w:color="auto" w:fill="121314"/>
+        <w:spacing w:before="0" w:after="0" w:line="240" w:lineRule="auto"/>
+        <w:jc w:val="left"/>
+        <w:rPr>
+          <w:rFonts w:ascii="Consolas" w:eastAsia="Times New Roman" w:hAnsi="Consolas" w:cs="Times New Roman"/>
+          <w:color w:val="BBBEBF"/>
+          <w:kern w:val="0"/>
+          <w:sz w:val="21"/>
+          <w:szCs w:val="21"/>
+          <w:lang w:eastAsia="de-DE"/>
+          <w14:ligatures w14:val="none"/>
+        </w:rPr>
+      </w:pPr>
+      <w:r>
+        <w:rPr>
+          <w:rFonts w:ascii="Consolas" w:eastAsia="Times New Roman" w:hAnsi="Consolas" w:cs="Times New Roman"/>
+          <w:color w:val="C9D1D9"/>
+          <w:kern w:val="0"/>
+          <w:sz w:val="21"/>
+          <w:szCs w:val="21"/>
+          <w:lang w:eastAsia="de-DE"/>
+          <w14:ligatures w14:val="none"/>
+        </w:rPr>
+        <w:t xml:space="preserve">        </w:t>
+      </w:r>
+      <w:r>
+        <w:rPr>
+          <w:rFonts w:ascii="Consolas" w:eastAsia="Times New Roman" w:hAnsi="Consolas" w:cs="Times New Roman"/>
+          <w:color w:val="C586C0"/>
+          <w:kern w:val="0"/>
+          <w:sz w:val="21"/>
+          <w:szCs w:val="21"/>
+          <w:lang w:eastAsia="de-DE"/>
+          <w14:ligatures w14:val="none"/>
+        </w:rPr>
+        <w:t>return</w:t>
+      </w:r>
+      <w:r>
+        <w:rPr>
+          <w:rFonts w:ascii="Consolas" w:eastAsia="Times New Roman" w:hAnsi="Consolas" w:cs="Times New Roman"/>
+          <w:color w:val="C9D1D9"/>
+          <w:kern w:val="0"/>
+          <w:sz w:val="21"/>
+          <w:szCs w:val="21"/>
+          <w:lang w:eastAsia="de-DE"/>
+          <w14:ligatures w14:val="none"/>
+        </w:rPr>
+        <w:t xml:space="preserve"> (</w:t>
+      </w:r>
+    </w:p>
+    <w:p>
+      <w:pPr>
+        <w:shd w:val="clear" w:color="auto" w:fill="121314"/>
+        <w:spacing w:before="0" w:after="0" w:line="240" w:lineRule="auto"/>
+        <w:jc w:val="left"/>
+        <w:rPr>
+          <w:rFonts w:ascii="Consolas" w:eastAsia="Times New Roman" w:hAnsi="Consolas" w:cs="Times New Roman"/>
+          <w:color w:val="808080"/>
+          <w:kern w:val="0"/>
+          <w:sz w:val="21"/>
+          <w:szCs w:val="21"/>
+          <w:lang w:eastAsia="de-DE"/>
+          <w14:ligatures w14:val="none"/>
+        </w:rPr>
+      </w:pPr>
+      <w:r>
+        <w:rPr>
+          <w:rFonts w:ascii="Consolas" w:eastAsia="Times New Roman" w:hAnsi="Consolas" w:cs="Times New Roman"/>
+          <w:color w:val="C9D1D9"/>
+          <w:kern w:val="0"/>
+          <w:sz w:val="21"/>
+          <w:szCs w:val="21"/>
+          <w:lang w:eastAsia="de-DE"/>
+          <w14:ligatures w14:val="none"/>
+        </w:rPr>
+        <w:t xml:space="preserve">            </w:t>
+      </w:r>
+      <w:r>
+        <w:rPr>
+          <w:rFonts w:ascii="Consolas" w:eastAsia="Times New Roman" w:hAnsi="Consolas" w:cs="Times New Roman"/>
+          <w:color w:val="808080"/>
+          <w:kern w:val="0"/>
+          <w:sz w:val="21"/>
+          <w:szCs w:val="21"/>
+          <w:lang w:eastAsia="de-DE"/>
+          <w14:ligatures w14:val="none"/>
+        </w:rPr>
+        <w:t>&lt;</w:t>
+      </w:r>
+      <w:r>
+        <w:rPr>
+          <w:rFonts w:ascii="Consolas" w:eastAsia="Times New Roman" w:hAnsi="Consolas" w:cs="Times New Roman"/>
+          <w:color w:val="7EE787"/>
+          <w:kern w:val="0"/>
+          <w:sz w:val="21"/>
+          <w:szCs w:val="21"/>
+          <w:lang w:eastAsia="de-DE"/>
+          <w14:ligatures w14:val="none"/>
+        </w:rPr>
+        <w:t>div</w:t>
+      </w:r>
+      <w:r>
+        <w:rPr>
+          <w:rFonts w:ascii="Consolas" w:eastAsia="Times New Roman" w:hAnsi="Consolas" w:cs="Times New Roman"/>
+          <w:color w:val="C9D1D9"/>
+          <w:kern w:val="0"/>
+          <w:sz w:val="21"/>
+          <w:szCs w:val="21"/>
+          <w:lang w:eastAsia="de-DE"/>
+          <w14:ligatures w14:val="none"/>
+        </w:rPr>
+        <w:t xml:space="preserve"> </w:t>
+      </w:r>
+      <w:proofErr w:type="spellStart"/>
+      <w:r>
+        <w:rPr>
+          <w:rFonts w:ascii="Consolas" w:eastAsia="Times New Roman" w:hAnsi="Consolas" w:cs="Times New Roman"/>
+          <w:color w:val="9CDCFE"/>
+          <w:kern w:val="0"/>
+          <w:sz w:val="21"/>
+          <w:szCs w:val="21"/>
+          <w:lang w:eastAsia="de-DE"/>
+          <w14:ligatures w14:val="none"/>
+        </w:rPr>
+        <w:t>className</w:t>
+      </w:r>
+      <w:proofErr w:type="spellEnd"/>
+      <w:r>
+        <w:rPr>
+          <w:rFonts w:ascii="Consolas" w:eastAsia="Times New Roman" w:hAnsi="Consolas" w:cs="Times New Roman"/>
+          <w:color w:val="D4D4D4"/>
+          <w:kern w:val="0"/>
+          <w:sz w:val="21"/>
+          <w:szCs w:val="21"/>
+          <w:lang w:eastAsia="de-DE"/>
+          <w14:ligatures w14:val="none"/>
+        </w:rPr>
+        <w:t>=</w:t>
+      </w:r>
+      <w:r>
+        <w:rPr>
+          <w:rFonts w:ascii="Consolas" w:eastAsia="Times New Roman" w:hAnsi="Consolas" w:cs="Times New Roman"/>
+          <w:color w:val="A5D6FF"/>
+          <w:kern w:val="0"/>
+          <w:sz w:val="21"/>
+          <w:szCs w:val="21"/>
+          <w:lang w:eastAsia="de-DE"/>
+          <w14:ligatures w14:val="none"/>
+        </w:rPr>
+        <w:t>"data-table"</w:t>
+      </w:r>
+      <w:r>
+        <w:rPr>
+          <w:rFonts w:ascii="Consolas" w:eastAsia="Times New Roman" w:hAnsi="Consolas" w:cs="Times New Roman"/>
+          <w:color w:val="808080"/>
+          <w:kern w:val="0"/>
+          <w:sz w:val="21"/>
+          <w:szCs w:val="21"/>
+          <w:lang w:eastAsia="de-DE"/>
+          <w14:ligatures w14:val="none"/>
+        </w:rPr>
+        <w:t>&gt;</w:t>
+      </w:r>
+    </w:p>
+    <w:p>
+      <w:pPr>
+        <w:shd w:val="clear" w:color="auto" w:fill="121314"/>
+        <w:spacing w:before="0" w:after="0" w:line="240" w:lineRule="auto"/>
+        <w:jc w:val="left"/>
+        <w:rPr>
+          <w:rFonts w:ascii="Consolas" w:eastAsia="Times New Roman" w:hAnsi="Consolas" w:cs="Times New Roman"/>
+          <w:color w:val="BBBEBF"/>
+          <w:kern w:val="0"/>
+          <w:sz w:val="21"/>
+          <w:szCs w:val="21"/>
+          <w:lang w:eastAsia="de-DE"/>
+          <w14:ligatures w14:val="none"/>
+        </w:rPr>
+      </w:pPr>
+      <w:r>
+        <w:rPr>
+          <w:rFonts w:ascii="Consolas" w:eastAsia="Times New Roman" w:hAnsi="Consolas" w:cs="Times New Roman"/>
+          <w:color w:val="808080"/>
+          <w:kern w:val="0"/>
+          <w:sz w:val="21"/>
+          <w:szCs w:val="21"/>
+          <w:lang w:eastAsia="de-DE"/>
+          <w14:ligatures w14:val="none"/>
+        </w:rPr>
+        <w:tab/>
+      </w:r>
+      <w:r>
+        <w:rPr>
+          <w:rFonts w:ascii="Consolas" w:eastAsia="Times New Roman" w:hAnsi="Consolas" w:cs="Times New Roman"/>
+          <w:color w:val="808080"/>
+          <w:kern w:val="0"/>
+          <w:sz w:val="21"/>
+          <w:szCs w:val="21"/>
+          <w:lang w:eastAsia="de-DE"/>
+          <w14:ligatures w14:val="none"/>
+        </w:rPr>
+        <w:tab/>
+        <w:t>...</w:t>
+      </w:r>
+    </w:p>
+    <w:p>
+      <w:pPr>
+        <w:shd w:val="clear" w:color="auto" w:fill="121314"/>
+        <w:spacing w:before="0" w:after="0" w:line="240" w:lineRule="auto"/>
+        <w:jc w:val="left"/>
+        <w:rPr>
+          <w:rFonts w:ascii="Consolas" w:eastAsia="Times New Roman" w:hAnsi="Consolas" w:cs="Times New Roman"/>
+          <w:color w:val="BBBEBF"/>
+          <w:kern w:val="0"/>
+          <w:sz w:val="21"/>
+          <w:szCs w:val="21"/>
+          <w:lang w:eastAsia="de-DE"/>
+          <w14:ligatures w14:val="none"/>
+        </w:rPr>
+      </w:pPr>
+      <w:r>
+        <w:rPr>
+          <w:rFonts w:ascii="Consolas" w:eastAsia="Times New Roman" w:hAnsi="Consolas" w:cs="Times New Roman"/>
+          <w:color w:val="C9D1D9"/>
+          <w:kern w:val="0"/>
+          <w:sz w:val="21"/>
+          <w:szCs w:val="21"/>
+          <w:lang w:eastAsia="de-DE"/>
+          <w14:ligatures w14:val="none"/>
+        </w:rPr>
+        <w:t xml:space="preserve">            </w:t>
+      </w:r>
+      <w:r>
+        <w:rPr>
+          <w:rFonts w:ascii="Consolas" w:eastAsia="Times New Roman" w:hAnsi="Consolas" w:cs="Times New Roman"/>
+          <w:color w:val="808080"/>
+          <w:kern w:val="0"/>
+          <w:sz w:val="21"/>
+          <w:szCs w:val="21"/>
+          <w:lang w:eastAsia="de-DE"/>
+          <w14:ligatures w14:val="none"/>
+        </w:rPr>
+        <w:t>&lt;/</w:t>
+      </w:r>
+      <w:r>
+        <w:rPr>
+          <w:rFonts w:ascii="Consolas" w:eastAsia="Times New Roman" w:hAnsi="Consolas" w:cs="Times New Roman"/>
+          <w:color w:val="7EE787"/>
+          <w:kern w:val="0"/>
+          <w:sz w:val="21"/>
+          <w:szCs w:val="21"/>
+          <w:lang w:eastAsia="de-DE"/>
+          <w14:ligatures w14:val="none"/>
+        </w:rPr>
+        <w:t>div</w:t>
+      </w:r>
+      <w:r>
+        <w:rPr>
+          <w:rFonts w:ascii="Consolas" w:eastAsia="Times New Roman" w:hAnsi="Consolas" w:cs="Times New Roman"/>
+          <w:color w:val="808080"/>
+          <w:kern w:val="0"/>
+          <w:sz w:val="21"/>
+          <w:szCs w:val="21"/>
+          <w:lang w:eastAsia="de-DE"/>
+          <w14:ligatures w14:val="none"/>
+        </w:rPr>
+        <w:t>&gt;</w:t>
+      </w:r>
+    </w:p>
+    <w:p>
+      <w:pPr>
+        <w:shd w:val="clear" w:color="auto" w:fill="121314"/>
+        <w:spacing w:before="0" w:after="0" w:line="240" w:lineRule="auto"/>
+        <w:jc w:val="left"/>
+        <w:rPr>
+          <w:rFonts w:ascii="Consolas" w:eastAsia="Times New Roman" w:hAnsi="Consolas" w:cs="Times New Roman"/>
+          <w:color w:val="BBBEBF"/>
+          <w:kern w:val="0"/>
+          <w:sz w:val="21"/>
+          <w:szCs w:val="21"/>
+          <w:lang w:eastAsia="de-DE"/>
+          <w14:ligatures w14:val="none"/>
+        </w:rPr>
+      </w:pPr>
+      <w:r>
+        <w:rPr>
+          <w:rFonts w:ascii="Consolas" w:eastAsia="Times New Roman" w:hAnsi="Consolas" w:cs="Times New Roman"/>
+          <w:color w:val="C9D1D9"/>
+          <w:kern w:val="0"/>
+          <w:sz w:val="21"/>
+          <w:szCs w:val="21"/>
+          <w:lang w:eastAsia="de-DE"/>
+          <w14:ligatures w14:val="none"/>
+        </w:rPr>
+        <w:t>        )</w:t>
+      </w:r>
+    </w:p>
+    <w:p>
+      <w:pPr>
+        <w:shd w:val="clear" w:color="auto" w:fill="121314"/>
+        <w:spacing w:before="0" w:after="0" w:line="240" w:lineRule="auto"/>
+        <w:jc w:val="left"/>
+        <w:rPr>
+          <w:rFonts w:ascii="Consolas" w:eastAsia="Times New Roman" w:hAnsi="Consolas" w:cs="Times New Roman"/>
+          <w:color w:val="BBBEBF"/>
+          <w:kern w:val="0"/>
+          <w:sz w:val="21"/>
+          <w:szCs w:val="21"/>
+          <w:lang w:eastAsia="de-DE"/>
+          <w14:ligatures w14:val="none"/>
+        </w:rPr>
+      </w:pPr>
+      <w:r>
+        <w:rPr>
+          <w:rFonts w:ascii="Consolas" w:eastAsia="Times New Roman" w:hAnsi="Consolas" w:cs="Times New Roman"/>
+          <w:color w:val="C9D1D9"/>
+          <w:kern w:val="0"/>
+          <w:sz w:val="21"/>
+          <w:szCs w:val="21"/>
+          <w:lang w:eastAsia="de-DE"/>
+          <w14:ligatures w14:val="none"/>
+        </w:rPr>
+        <w:t>    }</w:t>
+      </w:r>
+    </w:p>
+    <w:p>
+      <w:pPr>
+        <w:shd w:val="clear" w:color="auto" w:fill="121314"/>
+        <w:spacing w:before="0" w:after="0" w:line="240" w:lineRule="auto"/>
+        <w:jc w:val="left"/>
+        <w:rPr>
+          <w:rFonts w:ascii="Consolas" w:eastAsia="Times New Roman" w:hAnsi="Consolas" w:cs="Times New Roman"/>
+          <w:color w:val="BBBEBF"/>
+          <w:kern w:val="0"/>
+          <w:sz w:val="21"/>
+          <w:szCs w:val="21"/>
+          <w:lang w:eastAsia="de-DE"/>
+          <w14:ligatures w14:val="none"/>
+        </w:rPr>
+      </w:pPr>
+      <w:r>
+        <w:rPr>
+          <w:rFonts w:ascii="Consolas" w:eastAsia="Times New Roman" w:hAnsi="Consolas" w:cs="Times New Roman"/>
+          <w:color w:val="FFA657"/>
+          <w:kern w:val="0"/>
+          <w:sz w:val="21"/>
+          <w:szCs w:val="21"/>
+          <w:lang w:eastAsia="de-DE"/>
+          <w14:ligatures w14:val="none"/>
+        </w:rPr>
+        <w:t>}</w:t>
       </w:r>
     </w:p>
     <w:p>
@@ -14446,11 +20246,52 @@
         <w:pStyle w:val="Listaszerbekezds"/>
         <w:numPr>
           <w:ilvl w:val="0"/>
-          <w:numId w:val="11"/>
+          <w:numId w:val="36"/>
         </w:numPr>
-      </w:pPr>
-      <w:r>
-        <w:t>class</w:t>
+        <w:ind w:left="426" w:hanging="284"/>
+      </w:pPr>
+      <w:r>
+        <w:t xml:space="preserve">A </w:t>
+      </w:r>
+      <w:proofErr w:type="spellStart"/>
+      <w:r>
+        <w:t>komponenst</w:t>
+      </w:r>
+      <w:proofErr w:type="spellEnd"/>
+      <w:r>
+        <w:t xml:space="preserve"> a </w:t>
+      </w:r>
+      <w:proofErr w:type="spellStart"/>
+      <w:r>
+        <w:t>React.Component</w:t>
+      </w:r>
+      <w:proofErr w:type="spellEnd"/>
+      <w:r>
+        <w:t xml:space="preserve"> </w:t>
+      </w:r>
+      <w:proofErr w:type="spellStart"/>
+      <w:r>
+        <w:t>osztályból</w:t>
+      </w:r>
+      <w:proofErr w:type="spellEnd"/>
+      <w:r>
+        <w:t xml:space="preserve"> </w:t>
+      </w:r>
+      <w:proofErr w:type="spellStart"/>
+      <w:r>
+        <w:t>kell</w:t>
+      </w:r>
+      <w:proofErr w:type="spellEnd"/>
+      <w:r>
+        <w:t xml:space="preserve"> </w:t>
+      </w:r>
+      <w:proofErr w:type="spellStart"/>
+      <w:r>
+        <w:t>származtatnunk</w:t>
+      </w:r>
+      <w:proofErr w:type="spellEnd"/>
+      <w:r>
+        <w:t>.</w:t>
       </w:r>
     </w:p>
     <w:p>
@@ -14458,15 +20299,62 @@
         <w:pStyle w:val="Listaszerbekezds"/>
         <w:numPr>
           <w:ilvl w:val="0"/>
-          <w:numId w:val="11"/>
+          <w:numId w:val="36"/>
         </w:numPr>
-      </w:pPr>
-      <w:r>
-        <w:t xml:space="preserve">extends </w:t>
-      </w:r>
-      <w:proofErr w:type="spellStart"/>
-      <w:r>
-        <w:t>React.Component</w:t>
+        <w:ind w:left="426" w:hanging="284"/>
+      </w:pPr>
+      <w:r>
+        <w:t xml:space="preserve">A </w:t>
+      </w:r>
+      <w:proofErr w:type="spellStart"/>
+      <w:r>
+        <w:t>komponens</w:t>
+      </w:r>
+      <w:proofErr w:type="spellEnd"/>
+      <w:r>
+        <w:t xml:space="preserve"> </w:t>
+      </w:r>
+      <w:proofErr w:type="spellStart"/>
+      <w:r>
+        <w:t>állapota</w:t>
+      </w:r>
+      <w:proofErr w:type="spellEnd"/>
+      <w:r>
+        <w:t xml:space="preserve"> </w:t>
+      </w:r>
+      <w:r>
+        <w:t xml:space="preserve">(state) </w:t>
+      </w:r>
+      <w:proofErr w:type="spellStart"/>
+      <w:r>
+        <w:t>csupán</w:t>
+      </w:r>
+      <w:proofErr w:type="spellEnd"/>
+      <w:r>
+        <w:t xml:space="preserve"> </w:t>
+      </w:r>
+      <w:proofErr w:type="spellStart"/>
+      <w:r>
+        <w:t>eg</w:t>
+      </w:r>
+      <w:r>
+        <w:t>y</w:t>
+      </w:r>
+      <w:proofErr w:type="spellEnd"/>
+      <w:r>
+        <w:t xml:space="preserve"> </w:t>
+      </w:r>
+      <w:proofErr w:type="spellStart"/>
+      <w:r>
+        <w:t>tömböt</w:t>
+      </w:r>
+      <w:proofErr w:type="spellEnd"/>
+      <w:r>
+        <w:t xml:space="preserve"> (data) </w:t>
+      </w:r>
+      <w:proofErr w:type="spellStart"/>
+      <w:r>
+        <w:t>tartalmaz.</w:t>
       </w:r>
       <w:proofErr w:type="spellEnd"/>
     </w:p>
@@ -14475,16 +20363,124 @@
         <w:pStyle w:val="Listaszerbekezds"/>
         <w:numPr>
           <w:ilvl w:val="0"/>
-          <w:numId w:val="11"/>
+          <w:numId w:val="36"/>
         </w:numPr>
-      </w:pPr>
-      <w:proofErr w:type="gramStart"/>
-      <w:r>
-        <w:t>render(</w:t>
-      </w:r>
-      <w:proofErr w:type="gramEnd"/>
-      <w:r>
-        <w:t>)</w:t>
+        <w:ind w:left="426" w:hanging="284"/>
+      </w:pPr>
+      <w:r>
+        <w:t xml:space="preserve">A </w:t>
+      </w:r>
+      <w:proofErr w:type="spellStart"/>
+      <w:r>
+        <w:t>komponens</w:t>
+      </w:r>
+      <w:proofErr w:type="spellEnd"/>
+      <w:r>
+        <w:t xml:space="preserve"> </w:t>
+      </w:r>
+      <w:proofErr w:type="spellStart"/>
+      <w:r>
+        <w:t>beágyazásakor</w:t>
+      </w:r>
+      <w:proofErr w:type="spellEnd"/>
+      <w:r>
+        <w:t xml:space="preserve"> a fetch API </w:t>
+      </w:r>
+      <w:proofErr w:type="spellStart"/>
+      <w:r>
+        <w:t>segítségével</w:t>
+      </w:r>
+      <w:proofErr w:type="spellEnd"/>
+      <w:r>
+        <w:t xml:space="preserve"> </w:t>
+      </w:r>
+      <w:proofErr w:type="spellStart"/>
+      <w:r>
+        <w:t>az</w:t>
+      </w:r>
+      <w:proofErr w:type="spellEnd"/>
+      <w:r>
+        <w:t xml:space="preserve"> API-</w:t>
+      </w:r>
+      <w:proofErr w:type="spellStart"/>
+      <w:r>
+        <w:t>tól</w:t>
+      </w:r>
+      <w:proofErr w:type="spellEnd"/>
+      <w:r>
+        <w:t xml:space="preserve"> </w:t>
+      </w:r>
+      <w:proofErr w:type="spellStart"/>
+      <w:r>
+        <w:t>lekérjük</w:t>
+      </w:r>
+      <w:proofErr w:type="spellEnd"/>
+      <w:r>
+        <w:t xml:space="preserve"> </w:t>
+      </w:r>
+      <w:proofErr w:type="spellStart"/>
+      <w:r>
+        <w:t>az</w:t>
+      </w:r>
+      <w:proofErr w:type="spellEnd"/>
+      <w:r>
+        <w:t xml:space="preserve"> </w:t>
+      </w:r>
+      <w:proofErr w:type="spellStart"/>
+      <w:r>
+        <w:t>adatokat</w:t>
+      </w:r>
+      <w:proofErr w:type="spellEnd"/>
+      <w:r>
+        <w:t xml:space="preserve">. Siker </w:t>
+      </w:r>
+      <w:proofErr w:type="spellStart"/>
+      <w:r>
+        <w:t>esetén</w:t>
+      </w:r>
+      <w:proofErr w:type="spellEnd"/>
+      <w:r>
+        <w:t xml:space="preserve"> a </w:t>
+      </w:r>
+      <w:proofErr w:type="spellStart"/>
+      <w:r>
+        <w:t>setState</w:t>
+      </w:r>
+      <w:proofErr w:type="spellEnd"/>
+      <w:r>
+        <w:t xml:space="preserve"> </w:t>
+      </w:r>
+      <w:proofErr w:type="spellStart"/>
+      <w:r>
+        <w:t>metódussal</w:t>
+      </w:r>
+      <w:proofErr w:type="spellEnd"/>
+      <w:r>
+        <w:t xml:space="preserve"> </w:t>
+      </w:r>
+      <w:proofErr w:type="spellStart"/>
+      <w:r>
+        <w:t>eltároljuk</w:t>
+      </w:r>
+      <w:proofErr w:type="spellEnd"/>
+      <w:r>
+        <w:t xml:space="preserve"> </w:t>
+      </w:r>
+      <w:proofErr w:type="spellStart"/>
+      <w:r>
+        <w:t>az</w:t>
+      </w:r>
+      <w:proofErr w:type="spellEnd"/>
+      <w:r>
+        <w:t xml:space="preserve"> </w:t>
+      </w:r>
+      <w:proofErr w:type="spellStart"/>
+      <w:r>
+        <w:t>adatokat</w:t>
+      </w:r>
+      <w:proofErr w:type="spellEnd"/>
+      <w:r>
+        <w:t>.</w:t>
       </w:r>
     </w:p>
     <w:p>
@@ -14492,158 +20488,21 @@
         <w:pStyle w:val="Listaszerbekezds"/>
         <w:numPr>
           <w:ilvl w:val="0"/>
-          <w:numId w:val="11"/>
+          <w:numId w:val="36"/>
         </w:numPr>
-      </w:pPr>
-      <w:proofErr w:type="spellStart"/>
-      <w:proofErr w:type="gramStart"/>
-      <w:r>
-        <w:t>this.props</w:t>
-      </w:r>
-      <w:proofErr w:type="spellEnd"/>
-      <w:proofErr w:type="gramEnd"/>
-    </w:p>
-    <w:p>
-      <w:proofErr w:type="spellStart"/>
-      <w:r>
-        <w:t>Példa</w:t>
-      </w:r>
-      <w:proofErr w:type="spellEnd"/>
-      <w:r>
-        <w:t>:</w:t>
-      </w:r>
-    </w:p>
-    <w:p>
-      <w:r>
-        <w:t xml:space="preserve">class Table extends </w:t>
-      </w:r>
-      <w:proofErr w:type="spellStart"/>
-      <w:r>
-        <w:t>React.Component</w:t>
-      </w:r>
-      <w:proofErr w:type="spellEnd"/>
-      <w:r>
-        <w:t xml:space="preserve"> {</w:t>
-      </w:r>
-    </w:p>
-    <w:p>
-      <w:r>
-        <w:t xml:space="preserve">  </w:t>
-      </w:r>
-      <w:proofErr w:type="gramStart"/>
-      <w:r>
-        <w:t>render(</w:t>
-      </w:r>
-      <w:proofErr w:type="gramEnd"/>
-      <w:r>
-        <w:t>) {</w:t>
-      </w:r>
-    </w:p>
-    <w:p>
-      <w:r>
-        <w:t xml:space="preserve">    return &lt;div&gt;</w:t>
-      </w:r>
-      <w:proofErr w:type="spellStart"/>
-      <w:r>
-        <w:t>Táblázat</w:t>
-      </w:r>
-      <w:proofErr w:type="spellEnd"/>
-      <w:r>
-        <w:t>&lt;/div&gt;</w:t>
-      </w:r>
-    </w:p>
-    <w:p>
-      <w:r>
-        <w:t xml:space="preserve">  }</w:t>
-      </w:r>
-    </w:p>
-    <w:p>
-      <w:r>
-        <w:t>}</w:t>
-      </w:r>
-    </w:p>
-    <w:p>
-      <w:proofErr w:type="spellStart"/>
-      <w:r>
-        <w:t>Megjegyzés</w:t>
-      </w:r>
-      <w:proofErr w:type="spellEnd"/>
-      <w:r>
-        <w:t xml:space="preserve">: ma </w:t>
-      </w:r>
-      <w:proofErr w:type="spellStart"/>
-      <w:r>
-        <w:t>már</w:t>
-      </w:r>
-      <w:proofErr w:type="spellEnd"/>
-      <w:r>
-        <w:t xml:space="preserve"> </w:t>
-      </w:r>
-      <w:proofErr w:type="spellStart"/>
-      <w:r>
-        <w:t>ritkán</w:t>
-      </w:r>
-      <w:proofErr w:type="spellEnd"/>
-      <w:r>
-        <w:t xml:space="preserve"> </w:t>
-      </w:r>
-      <w:proofErr w:type="spellStart"/>
-      <w:r>
-        <w:t>használjuk</w:t>
-      </w:r>
-      <w:proofErr w:type="spellEnd"/>
-      <w:r>
-        <w:t xml:space="preserve">, de </w:t>
-      </w:r>
-      <w:proofErr w:type="spellStart"/>
-      <w:r>
-        <w:t>fontos</w:t>
-      </w:r>
-      <w:proofErr w:type="spellEnd"/>
-      <w:r>
-        <w:t xml:space="preserve"> </w:t>
-      </w:r>
-      <w:proofErr w:type="spellStart"/>
-      <w:r>
-        <w:t>az</w:t>
-      </w:r>
-      <w:proofErr w:type="spellEnd"/>
-      <w:r>
-        <w:t xml:space="preserve"> </w:t>
-      </w:r>
-      <w:proofErr w:type="spellStart"/>
-      <w:r>
-        <w:t>örökség</w:t>
-      </w:r>
-      <w:proofErr w:type="spellEnd"/>
-      <w:r>
-        <w:t xml:space="preserve"> </w:t>
-      </w:r>
-      <w:proofErr w:type="spellStart"/>
-      <w:r>
-        <w:t>miatt</w:t>
-      </w:r>
-      <w:proofErr w:type="spellEnd"/>
-      <w:r>
-        <w:t>.</w:t>
-      </w:r>
-    </w:p>
-    <w:p>
-      <w:r>
-        <w:pict w14:anchorId="20212B4D">
-          <v:rect id="_x0000_i1025" style="width:0;height:1.5pt" o:hralign="center" o:hrstd="t" o:hr="t" fillcolor="#a0a0a0" stroked="f"/>
-        </w:pict>
-      </w:r>
-    </w:p>
+        <w:ind w:left="426" w:hanging="284"/>
+      </w:pPr>
+      <w:r>
+        <w:lastRenderedPageBreak/>
+        <w:t xml:space="preserve">A </w:t>
+      </w:r>
+    </w:p>
+    <w:p/>
     <w:p>
       <w:pPr>
         <w:pStyle w:val="Cmsor2"/>
-        <w:spacing w:before="0" w:after="0"/>
-        <w:ind w:left="1135" w:hanging="851"/>
-        <w:contextualSpacing w:val="0"/>
-      </w:pPr>
-      <w:r>
-        <w:lastRenderedPageBreak/>
+      </w:pPr>
+      <w:r>
         <w:t xml:space="preserve">Function </w:t>
       </w:r>
       <w:proofErr w:type="spellStart"/>
@@ -14764,9 +20623,6 @@
     <w:p>
       <w:pPr>
         <w:pStyle w:val="Cmsor2"/>
-        <w:spacing w:before="0" w:after="0"/>
-        <w:ind w:left="1135" w:hanging="851"/>
-        <w:contextualSpacing w:val="0"/>
       </w:pPr>
       <w:proofErr w:type="spellStart"/>
       <w:r>
@@ -14854,11 +20710,11 @@
       </w:r>
       <w:proofErr w:type="gramStart"/>
       <w:r>
-        <w:t>Table(</w:t>
+        <w:t>Table({ title</w:t>
       </w:r>
       <w:proofErr w:type="gramEnd"/>
       <w:r>
-        <w:t>{ title }) {</w:t>
+        <w:t xml:space="preserve"> }) {</w:t>
       </w:r>
     </w:p>
     <w:p>
@@ -14964,6 +20820,7 @@
     </w:p>
     <w:p>
       <w:r>
+        <w:lastRenderedPageBreak/>
         <w:t xml:space="preserve">  value={value}</w:t>
       </w:r>
     </w:p>
@@ -14993,8 +20850,13 @@
         <w:t>(</w:t>
       </w:r>
       <w:proofErr w:type="spellStart"/>
-      <w:r>
-        <w:t>e.target.value</w:t>
+      <w:proofErr w:type="gramStart"/>
+      <w:r>
+        <w:t>e.target</w:t>
+      </w:r>
+      <w:proofErr w:type="gramEnd"/>
+      <w:r>
+        <w:t>.value</w:t>
       </w:r>
       <w:proofErr w:type="spellEnd"/>
       <w:r>
@@ -15009,7 +20871,6 @@
     <w:p>
       <w:proofErr w:type="spellStart"/>
       <w:r>
-        <w:lastRenderedPageBreak/>
         <w:t>Reactben</w:t>
       </w:r>
       <w:proofErr w:type="spellEnd"/>
@@ -15436,10 +21297,12 @@
         <w:t xml:space="preserve">(r =&gt; </w:t>
       </w:r>
       <w:proofErr w:type="spellStart"/>
+      <w:proofErr w:type="gramStart"/>
       <w:r>
         <w:t>r.json</w:t>
       </w:r>
       <w:proofErr w:type="spellEnd"/>
+      <w:proofErr w:type="gramEnd"/>
       <w:r>
         <w:t>())</w:t>
       </w:r>
@@ -15473,6 +21336,7 @@
     <w:p>
       <w:proofErr w:type="spellStart"/>
       <w:r>
+        <w:lastRenderedPageBreak/>
         <w:t>Üres</w:t>
       </w:r>
       <w:proofErr w:type="spellEnd"/>
@@ -15536,7 +21400,6 @@
     <w:p>
       <w:proofErr w:type="spellStart"/>
       <w:r>
-        <w:lastRenderedPageBreak/>
         <w:t>Kulcsszavak</w:t>
       </w:r>
       <w:proofErr w:type="spellEnd"/>
@@ -15628,13 +21491,8 @@
       </w:r>
     </w:p>
     <w:p>
-      <w:proofErr w:type="spellStart"/>
-      <w:r>
-        <w:t>Nem</w:t>
-      </w:r>
-      <w:proofErr w:type="spellEnd"/>
-      <w:r>
-        <w:t xml:space="preserve"> </w:t>
+      <w:r>
+        <w:t xml:space="preserve">Nem </w:t>
       </w:r>
       <w:proofErr w:type="spellStart"/>
       <w:r>
@@ -15661,13 +21519,8 @@
       </w:r>
     </w:p>
     <w:p>
-      <w:proofErr w:type="spellStart"/>
-      <w:r>
-        <w:t>Végső</w:t>
-      </w:r>
-      <w:proofErr w:type="spellEnd"/>
-      <w:r>
-        <w:t xml:space="preserve"> </w:t>
+      <w:r>
+        <w:t xml:space="preserve">Végső </w:t>
       </w:r>
       <w:proofErr w:type="spellStart"/>
       <w:r>
@@ -15803,13 +21656,8 @@
       </w:r>
     </w:p>
     <w:p>
-      <w:proofErr w:type="spellStart"/>
-      <w:r>
-        <w:t>Ez</w:t>
-      </w:r>
-      <w:proofErr w:type="spellEnd"/>
-      <w:r>
-        <w:t xml:space="preserve"> a </w:t>
+      <w:r>
+        <w:t xml:space="preserve">Ez a </w:t>
       </w:r>
       <w:proofErr w:type="spellStart"/>
       <w:r>
@@ -15848,7 +21696,7 @@
     <w:sectPr>
       <w:type w:val="continuous"/>
       <w:pgSz w:w="11906" w:h="16838"/>
-      <w:pgMar w:top="1191" w:right="1134" w:bottom="1361" w:left="1134" w:header="709" w:footer="709" w:gutter="0"/>
+      <w:pgMar w:top="1191" w:right="1134" w:bottom="1247" w:left="1134" w:header="709" w:footer="709" w:gutter="0"/>
       <w:cols w:space="708"/>
       <w:docGrid w:linePitch="360"/>
     </w:sectPr>
@@ -15857,7 +21705,7 @@
 </file>
 
 <file path=word/numbering.xml><?xml version="1.0" encoding="utf-8"?>
-<w:numbering xmlns:wpc="http://schemas.microsoft.com/office/word/2010/wordprocessingCanvas" xmlns:cx="http://schemas.microsoft.com/office/drawing/2014/chartex" xmlns:cx1="http://schemas.microsoft.com/office/drawing/2015/9/8/chartex" xmlns:cx2="http://schemas.microsoft.com/office/drawing/2015/10/21/chartex" xmlns:cx3="http://schemas.microsoft.com/office/drawing/2016/5/9/chartex" xmlns:cx4="http://schemas.microsoft.com/office/drawing/2016/5/10/chartex" xmlns:cx5="http://schemas.microsoft.com/office/drawing/2016/5/11/chartex" xmlns:cx6="http://schemas.microsoft.com/office/drawing/2016/5/12/chartex" xmlns:cx7="http://schemas.microsoft.com/office/drawing/2016/5/13/chartex" xmlns:cx8="http://schemas.microsoft.com/office/drawing/2016/5/14/chartex" xmlns:mc="http://schemas.openxmlformats.org/markup-compatibility/2006" xmlns:aink="http://schemas.microsoft.com/office/drawing/2016/ink" xmlns:am3d="http://schemas.microsoft.com/office/drawing/2017/model3d" xmlns:o="urn:schemas-microsoft-com:office:office" xmlns:r="http://schemas.openxmlformats.org/officeDocument/2006/relationships" xmlns:m="http://schemas.openxmlformats.org/officeDocument/2006/math" xmlns:v="urn:schemas-microsoft-com:vml" xmlns:wp14="http://schemas.microsoft.com/office/word/2010/wordprocessingDrawing" xmlns:wp="http://schemas.openxmlformats.org/drawingml/2006/wordprocessingDrawing" xmlns:w10="urn:schemas-microsoft-com:office:word" xmlns:w="http://schemas.openxmlformats.org/wordprocessingml/2006/main" xmlns:w14="http://schemas.microsoft.com/office/word/2010/wordml" xmlns:w15="http://schemas.microsoft.com/office/word/2012/wordml" xmlns:w16cid="http://schemas.microsoft.com/office/word/2016/wordml/cid" xmlns:w16se="http://schemas.microsoft.com/office/word/2015/wordml/symex" xmlns:wpg="http://schemas.microsoft.com/office/word/2010/wordprocessingGroup" xmlns:wpi="http://schemas.microsoft.com/office/word/2010/wordprocessingInk" xmlns:wne="http://schemas.microsoft.com/office/word/2006/wordml" xmlns:wps="http://schemas.microsoft.com/office/word/2010/wordprocessingShape" mc:Ignorable="w14 w15 w16se w16cid wp14">
+<w:numbering xmlns:wpc="http://schemas.microsoft.com/office/word/2010/wordprocessingCanvas" xmlns:cx="http://schemas.microsoft.com/office/drawing/2014/chartex" xmlns:cx1="http://schemas.microsoft.com/office/drawing/2015/9/8/chartex" xmlns:cx2="http://schemas.microsoft.com/office/drawing/2015/10/21/chartex" xmlns:cx3="http://schemas.microsoft.com/office/drawing/2016/5/9/chartex" xmlns:cx4="http://schemas.microsoft.com/office/drawing/2016/5/10/chartex" xmlns:cx5="http://schemas.microsoft.com/office/drawing/2016/5/11/chartex" xmlns:cx6="http://schemas.microsoft.com/office/drawing/2016/5/12/chartex" xmlns:cx7="http://schemas.microsoft.com/office/drawing/2016/5/13/chartex" xmlns:cx8="http://schemas.microsoft.com/office/drawing/2016/5/14/chartex" xmlns:mc="http://schemas.openxmlformats.org/markup-compatibility/2006" xmlns:aink="http://schemas.microsoft.com/office/drawing/2016/ink" xmlns:am3d="http://schemas.microsoft.com/office/drawing/2017/model3d" xmlns:o="urn:schemas-microsoft-com:office:office" xmlns:oel="http://schemas.microsoft.com/office/2019/extlst" xmlns:r="http://schemas.openxmlformats.org/officeDocument/2006/relationships" xmlns:m="http://schemas.openxmlformats.org/officeDocument/2006/math" xmlns:v="urn:schemas-microsoft-com:vml" xmlns:wp14="http://schemas.microsoft.com/office/word/2010/wordprocessingDrawing" xmlns:wp="http://schemas.openxmlformats.org/drawingml/2006/wordprocessingDrawing" xmlns:w10="urn:schemas-microsoft-com:office:word" xmlns:w="http://schemas.openxmlformats.org/wordprocessingml/2006/main" xmlns:w14="http://schemas.microsoft.com/office/word/2010/wordml" xmlns:w15="http://schemas.microsoft.com/office/word/2012/wordml" xmlns:w16cex="http://schemas.microsoft.com/office/word/2018/wordml/cex" xmlns:w16cid="http://schemas.microsoft.com/office/word/2016/wordml/cid" xmlns:w16="http://schemas.microsoft.com/office/word/2018/wordml" xmlns:w16du="http://schemas.microsoft.com/office/word/2023/wordml/word16du" xmlns:w16sdtdh="http://schemas.microsoft.com/office/word/2020/wordml/sdtdatahash" xmlns:w16sdtfl="http://schemas.microsoft.com/office/word/2024/wordml/sdtformatlock" xmlns:w16se="http://schemas.microsoft.com/office/word/2015/wordml/symex" xmlns:wpg="http://schemas.microsoft.com/office/word/2010/wordprocessingGroup" xmlns:wpi="http://schemas.microsoft.com/office/word/2010/wordprocessingInk" xmlns:wne="http://schemas.microsoft.com/office/word/2006/wordml" xmlns:wps="http://schemas.microsoft.com/office/word/2010/wordprocessingShape" mc:Ignorable="w14 w15 w16se w16cid w16 w16cex w16sdtdh w16sdtfl w16du wp14">
   <w:abstractNum w:abstractNumId="0" w15:restartNumberingAfterBreak="0">
     <w:nsid w:val="019C6652"/>
     <w:multiLevelType w:val="hybridMultilevel"/>
@@ -17280,7 +23128,7 @@
   <w:abstractNum w:abstractNumId="12" w15:restartNumberingAfterBreak="0">
     <w:nsid w:val="25D042F9"/>
     <w:multiLevelType w:val="multilevel"/>
-    <w:tmpl w:val="1BE22B08"/>
+    <w:tmpl w:val="A5E85AAC"/>
     <w:lvl w:ilvl="0">
       <w:start w:val="1"/>
       <w:numFmt w:val="decimal"/>
@@ -18512,6 +24360,119 @@
     </w:lvl>
   </w:abstractNum>
   <w:abstractNum w:abstractNumId="22" w15:restartNumberingAfterBreak="0">
+    <w:nsid w:val="4BB34522"/>
+    <w:multiLevelType w:val="hybridMultilevel"/>
+    <w:tmpl w:val="FB742F28"/>
+    <w:lvl w:ilvl="0" w:tplc="04070001">
+      <w:start w:val="1"/>
+      <w:numFmt w:val="bullet"/>
+      <w:lvlText w:val=""/>
+      <w:lvlJc w:val="left"/>
+      <w:pPr>
+        <w:ind w:left="720" w:hanging="360"/>
+      </w:pPr>
+      <w:rPr>
+        <w:rFonts w:ascii="Symbol" w:hAnsi="Symbol" w:hint="default"/>
+      </w:rPr>
+    </w:lvl>
+    <w:lvl w:ilvl="1" w:tplc="04070003" w:tentative="1">
+      <w:start w:val="1"/>
+      <w:numFmt w:val="bullet"/>
+      <w:lvlText w:val="o"/>
+      <w:lvlJc w:val="left"/>
+      <w:pPr>
+        <w:ind w:left="1440" w:hanging="360"/>
+      </w:pPr>
+      <w:rPr>
+        <w:rFonts w:ascii="Courier New" w:hAnsi="Courier New" w:cs="Courier New" w:hint="default"/>
+      </w:rPr>
+    </w:lvl>
+    <w:lvl w:ilvl="2" w:tplc="04070005" w:tentative="1">
+      <w:start w:val="1"/>
+      <w:numFmt w:val="bullet"/>
+      <w:lvlText w:val=""/>
+      <w:lvlJc w:val="left"/>
+      <w:pPr>
+        <w:ind w:left="2160" w:hanging="360"/>
+      </w:pPr>
+      <w:rPr>
+        <w:rFonts w:ascii="Wingdings" w:hAnsi="Wingdings" w:hint="default"/>
+      </w:rPr>
+    </w:lvl>
+    <w:lvl w:ilvl="3" w:tplc="04070001" w:tentative="1">
+      <w:start w:val="1"/>
+      <w:numFmt w:val="bullet"/>
+      <w:lvlText w:val=""/>
+      <w:lvlJc w:val="left"/>
+      <w:pPr>
+        <w:ind w:left="2880" w:hanging="360"/>
+      </w:pPr>
+      <w:rPr>
+        <w:rFonts w:ascii="Symbol" w:hAnsi="Symbol" w:hint="default"/>
+      </w:rPr>
+    </w:lvl>
+    <w:lvl w:ilvl="4" w:tplc="04070003" w:tentative="1">
+      <w:start w:val="1"/>
+      <w:numFmt w:val="bullet"/>
+      <w:lvlText w:val="o"/>
+      <w:lvlJc w:val="left"/>
+      <w:pPr>
+        <w:ind w:left="3600" w:hanging="360"/>
+      </w:pPr>
+      <w:rPr>
+        <w:rFonts w:ascii="Courier New" w:hAnsi="Courier New" w:cs="Courier New" w:hint="default"/>
+      </w:rPr>
+    </w:lvl>
+    <w:lvl w:ilvl="5" w:tplc="04070005" w:tentative="1">
+      <w:start w:val="1"/>
+      <w:numFmt w:val="bullet"/>
+      <w:lvlText w:val=""/>
+      <w:lvlJc w:val="left"/>
+      <w:pPr>
+        <w:ind w:left="4320" w:hanging="360"/>
+      </w:pPr>
+      <w:rPr>
+        <w:rFonts w:ascii="Wingdings" w:hAnsi="Wingdings" w:hint="default"/>
+      </w:rPr>
+    </w:lvl>
+    <w:lvl w:ilvl="6" w:tplc="04070001" w:tentative="1">
+      <w:start w:val="1"/>
+      <w:numFmt w:val="bullet"/>
+      <w:lvlText w:val=""/>
+      <w:lvlJc w:val="left"/>
+      <w:pPr>
+        <w:ind w:left="5040" w:hanging="360"/>
+      </w:pPr>
+      <w:rPr>
+        <w:rFonts w:ascii="Symbol" w:hAnsi="Symbol" w:hint="default"/>
+      </w:rPr>
+    </w:lvl>
+    <w:lvl w:ilvl="7" w:tplc="04070003" w:tentative="1">
+      <w:start w:val="1"/>
+      <w:numFmt w:val="bullet"/>
+      <w:lvlText w:val="o"/>
+      <w:lvlJc w:val="left"/>
+      <w:pPr>
+        <w:ind w:left="5760" w:hanging="360"/>
+      </w:pPr>
+      <w:rPr>
+        <w:rFonts w:ascii="Courier New" w:hAnsi="Courier New" w:cs="Courier New" w:hint="default"/>
+      </w:rPr>
+    </w:lvl>
+    <w:lvl w:ilvl="8" w:tplc="04070005" w:tentative="1">
+      <w:start w:val="1"/>
+      <w:numFmt w:val="bullet"/>
+      <w:lvlText w:val=""/>
+      <w:lvlJc w:val="left"/>
+      <w:pPr>
+        <w:ind w:left="6480" w:hanging="360"/>
+      </w:pPr>
+      <w:rPr>
+        <w:rFonts w:ascii="Wingdings" w:hAnsi="Wingdings" w:hint="default"/>
+      </w:rPr>
+    </w:lvl>
+  </w:abstractNum>
+  <w:abstractNum w:abstractNumId="23" w15:restartNumberingAfterBreak="0">
     <w:nsid w:val="4BED1036"/>
     <w:multiLevelType w:val="multilevel"/>
     <w:tmpl w:val="49C6814A"/>
@@ -18660,7 +24621,7 @@
       </w:rPr>
     </w:lvl>
   </w:abstractNum>
-  <w:abstractNum w:abstractNumId="23" w15:restartNumberingAfterBreak="0">
+  <w:abstractNum w:abstractNumId="24" w15:restartNumberingAfterBreak="0">
     <w:nsid w:val="4E706BE9"/>
     <w:multiLevelType w:val="multilevel"/>
     <w:tmpl w:val="41F49124"/>
@@ -18809,7 +24770,7 @@
       </w:rPr>
     </w:lvl>
   </w:abstractNum>
-  <w:abstractNum w:abstractNumId="24" w15:restartNumberingAfterBreak="0">
+  <w:abstractNum w:abstractNumId="25" w15:restartNumberingAfterBreak="0">
     <w:nsid w:val="4F2D2E52"/>
     <w:multiLevelType w:val="multilevel"/>
     <w:tmpl w:val="6E788ACE"/>
@@ -18922,7 +24883,7 @@
       </w:pPr>
     </w:lvl>
   </w:abstractNum>
-  <w:abstractNum w:abstractNumId="25" w15:restartNumberingAfterBreak="0">
+  <w:abstractNum w:abstractNumId="26" w15:restartNumberingAfterBreak="0">
     <w:nsid w:val="583F3EA8"/>
     <w:multiLevelType w:val="multilevel"/>
     <w:tmpl w:val="F2CC2576"/>
@@ -19071,7 +25032,7 @@
       </w:rPr>
     </w:lvl>
   </w:abstractNum>
-  <w:abstractNum w:abstractNumId="26" w15:restartNumberingAfterBreak="0">
+  <w:abstractNum w:abstractNumId="27" w15:restartNumberingAfterBreak="0">
     <w:nsid w:val="5F394DCD"/>
     <w:multiLevelType w:val="multilevel"/>
     <w:tmpl w:val="0407001F"/>
@@ -19157,7 +25118,7 @@
       </w:pPr>
     </w:lvl>
   </w:abstractNum>
-  <w:abstractNum w:abstractNumId="27" w15:restartNumberingAfterBreak="0">
+  <w:abstractNum w:abstractNumId="28" w15:restartNumberingAfterBreak="0">
     <w:nsid w:val="6CBF1977"/>
     <w:multiLevelType w:val="multilevel"/>
     <w:tmpl w:val="04B28C4A"/>
@@ -19302,7 +25263,7 @@
       </w:rPr>
     </w:lvl>
   </w:abstractNum>
-  <w:abstractNum w:abstractNumId="28" w15:restartNumberingAfterBreak="0">
+  <w:abstractNum w:abstractNumId="29" w15:restartNumberingAfterBreak="0">
     <w:nsid w:val="77D8621C"/>
     <w:multiLevelType w:val="multilevel"/>
     <w:tmpl w:val="39DE6202"/>
@@ -19391,7 +25352,7 @@
       </w:pPr>
     </w:lvl>
   </w:abstractNum>
-  <w:abstractNum w:abstractNumId="29" w15:restartNumberingAfterBreak="0">
+  <w:abstractNum w:abstractNumId="30" w15:restartNumberingAfterBreak="0">
     <w:nsid w:val="7A5552E8"/>
     <w:multiLevelType w:val="multilevel"/>
     <w:tmpl w:val="C422C52A"/>
@@ -19540,7 +25501,7 @@
       </w:rPr>
     </w:lvl>
   </w:abstractNum>
-  <w:abstractNum w:abstractNumId="30" w15:restartNumberingAfterBreak="0">
+  <w:abstractNum w:abstractNumId="31" w15:restartNumberingAfterBreak="0">
     <w:nsid w:val="7E460819"/>
     <w:multiLevelType w:val="multilevel"/>
     <w:tmpl w:val="9B605852"/>
@@ -19689,7 +25650,7 @@
       </w:rPr>
     </w:lvl>
   </w:abstractNum>
-  <w:abstractNum w:abstractNumId="31" w15:restartNumberingAfterBreak="0">
+  <w:abstractNum w:abstractNumId="32" w15:restartNumberingAfterBreak="0">
     <w:nsid w:val="7FD026E3"/>
     <w:multiLevelType w:val="multilevel"/>
     <w:tmpl w:val="01A09946"/>
@@ -19838,116 +25799,119 @@
       </w:rPr>
     </w:lvl>
   </w:abstractNum>
-  <w:num w:numId="1">
+  <w:num w:numId="1" w16cid:durableId="311258350">
     <w:abstractNumId w:val="5"/>
   </w:num>
-  <w:num w:numId="2">
+  <w:num w:numId="2" w16cid:durableId="245503314">
+    <w:abstractNumId w:val="28"/>
+  </w:num>
+  <w:num w:numId="3" w16cid:durableId="997421436">
+    <w:abstractNumId w:val="32"/>
+  </w:num>
+  <w:num w:numId="4" w16cid:durableId="913469982">
+    <w:abstractNumId w:val="30"/>
+  </w:num>
+  <w:num w:numId="5" w16cid:durableId="1539977469">
+    <w:abstractNumId w:val="16"/>
+  </w:num>
+  <w:num w:numId="6" w16cid:durableId="170797498">
+    <w:abstractNumId w:val="10"/>
+  </w:num>
+  <w:num w:numId="7" w16cid:durableId="76369378">
+    <w:abstractNumId w:val="24"/>
+  </w:num>
+  <w:num w:numId="8" w16cid:durableId="115637841">
+    <w:abstractNumId w:val="25"/>
+  </w:num>
+  <w:num w:numId="9" w16cid:durableId="1958028814">
+    <w:abstractNumId w:val="9"/>
+  </w:num>
+  <w:num w:numId="10" w16cid:durableId="1440877414">
+    <w:abstractNumId w:val="11"/>
+  </w:num>
+  <w:num w:numId="11" w16cid:durableId="1767188526">
+    <w:abstractNumId w:val="13"/>
+  </w:num>
+  <w:num w:numId="12" w16cid:durableId="1734503197">
+    <w:abstractNumId w:val="21"/>
+  </w:num>
+  <w:num w:numId="13" w16cid:durableId="965625198">
+    <w:abstractNumId w:val="26"/>
+  </w:num>
+  <w:num w:numId="14" w16cid:durableId="166136180">
+    <w:abstractNumId w:val="23"/>
+  </w:num>
+  <w:num w:numId="15" w16cid:durableId="90860779">
+    <w:abstractNumId w:val="14"/>
+  </w:num>
+  <w:num w:numId="16" w16cid:durableId="1686638317">
+    <w:abstractNumId w:val="31"/>
+  </w:num>
+  <w:num w:numId="17" w16cid:durableId="1403261422">
+    <w:abstractNumId w:val="4"/>
+  </w:num>
+  <w:num w:numId="18" w16cid:durableId="1967351043">
+    <w:abstractNumId w:val="20"/>
+  </w:num>
+  <w:num w:numId="19" w16cid:durableId="660887443">
+    <w:abstractNumId w:val="6"/>
+  </w:num>
+  <w:num w:numId="20" w16cid:durableId="1796751422">
+    <w:abstractNumId w:val="0"/>
+  </w:num>
+  <w:num w:numId="21" w16cid:durableId="1477186578">
+    <w:abstractNumId w:val="19"/>
+  </w:num>
+  <w:num w:numId="22" w16cid:durableId="1054232433">
+    <w:abstractNumId w:val="15"/>
+  </w:num>
+  <w:num w:numId="23" w16cid:durableId="585499051">
+    <w:abstractNumId w:val="7"/>
+  </w:num>
+  <w:num w:numId="24" w16cid:durableId="1268581058">
+    <w:abstractNumId w:val="8"/>
+  </w:num>
+  <w:num w:numId="25" w16cid:durableId="582494995">
+    <w:abstractNumId w:val="29"/>
+  </w:num>
+  <w:num w:numId="26" w16cid:durableId="1488672225">
+    <w:abstractNumId w:val="3"/>
+  </w:num>
+  <w:num w:numId="27" w16cid:durableId="1431466850">
+    <w:abstractNumId w:val="12"/>
+  </w:num>
+  <w:num w:numId="28" w16cid:durableId="217325078">
+    <w:abstractNumId w:val="2"/>
+  </w:num>
+  <w:num w:numId="29" w16cid:durableId="771559635">
     <w:abstractNumId w:val="27"/>
   </w:num>
-  <w:num w:numId="3">
-    <w:abstractNumId w:val="31"/>
+  <w:num w:numId="30" w16cid:durableId="2059236929">
+    <w:abstractNumId w:val="17"/>
   </w:num>
-  <w:num w:numId="4">
-    <w:abstractNumId w:val="29"/>
+  <w:num w:numId="31" w16cid:durableId="2135366250">
+    <w:abstractNumId w:val="18"/>
   </w:num>
-  <w:num w:numId="5">
-    <w:abstractNumId w:val="16"/>
+  <w:num w:numId="32" w16cid:durableId="1108700685">
+    <w:abstractNumId w:val="1"/>
   </w:num>
-  <w:num w:numId="6">
-    <w:abstractNumId w:val="10"/>
-  </w:num>
-  <w:num w:numId="7">
-    <w:abstractNumId w:val="23"/>
-  </w:num>
-  <w:num w:numId="8">
-    <w:abstractNumId w:val="24"/>
-  </w:num>
-  <w:num w:numId="9">
-    <w:abstractNumId w:val="9"/>
-  </w:num>
-  <w:num w:numId="10">
-    <w:abstractNumId w:val="11"/>
-  </w:num>
-  <w:num w:numId="11">
-    <w:abstractNumId w:val="13"/>
-  </w:num>
-  <w:num w:numId="12">
-    <w:abstractNumId w:val="21"/>
-  </w:num>
-  <w:num w:numId="13">
-    <w:abstractNumId w:val="25"/>
-  </w:num>
-  <w:num w:numId="14">
-    <w:abstractNumId w:val="22"/>
-  </w:num>
-  <w:num w:numId="15">
-    <w:abstractNumId w:val="14"/>
-  </w:num>
-  <w:num w:numId="16">
-    <w:abstractNumId w:val="30"/>
-  </w:num>
-  <w:num w:numId="17">
-    <w:abstractNumId w:val="4"/>
-  </w:num>
-  <w:num w:numId="18">
-    <w:abstractNumId w:val="20"/>
-  </w:num>
-  <w:num w:numId="19">
-    <w:abstractNumId w:val="6"/>
-  </w:num>
-  <w:num w:numId="20">
-    <w:abstractNumId w:val="0"/>
-  </w:num>
-  <w:num w:numId="21">
-    <w:abstractNumId w:val="19"/>
-  </w:num>
-  <w:num w:numId="22">
-    <w:abstractNumId w:val="15"/>
-  </w:num>
-  <w:num w:numId="23">
-    <w:abstractNumId w:val="7"/>
-  </w:num>
-  <w:num w:numId="24">
-    <w:abstractNumId w:val="8"/>
-  </w:num>
-  <w:num w:numId="25">
-    <w:abstractNumId w:val="28"/>
-  </w:num>
-  <w:num w:numId="26">
-    <w:abstractNumId w:val="3"/>
-  </w:num>
-  <w:num w:numId="27">
+  <w:num w:numId="33" w16cid:durableId="78211817">
     <w:abstractNumId w:val="12"/>
   </w:num>
-  <w:num w:numId="28">
-    <w:abstractNumId w:val="2"/>
-  </w:num>
-  <w:num w:numId="29">
-    <w:abstractNumId w:val="26"/>
-  </w:num>
-  <w:num w:numId="30">
-    <w:abstractNumId w:val="17"/>
-  </w:num>
-  <w:num w:numId="31">
-    <w:abstractNumId w:val="18"/>
-  </w:num>
-  <w:num w:numId="32">
-    <w:abstractNumId w:val="1"/>
-  </w:num>
-  <w:num w:numId="33">
+  <w:num w:numId="34" w16cid:durableId="714042284">
     <w:abstractNumId w:val="12"/>
   </w:num>
-  <w:num w:numId="34">
+  <w:num w:numId="35" w16cid:durableId="1364866043">
     <w:abstractNumId w:val="12"/>
   </w:num>
-  <w:num w:numId="35">
-    <w:abstractNumId w:val="12"/>
+  <w:num w:numId="36" w16cid:durableId="125202527">
+    <w:abstractNumId w:val="22"/>
   </w:num>
 </w:numbering>
 </file>
 
 <file path=word/styles.xml><?xml version="1.0" encoding="utf-8"?>
-<w:styles xmlns:mc="http://schemas.openxmlformats.org/markup-compatibility/2006" xmlns:r="http://schemas.openxmlformats.org/officeDocument/2006/relationships" xmlns:w="http://schemas.openxmlformats.org/wordprocessingml/2006/main" xmlns:w14="http://schemas.microsoft.com/office/word/2010/wordml" xmlns:w15="http://schemas.microsoft.com/office/word/2012/wordml" xmlns:w16cid="http://schemas.microsoft.com/office/word/2016/wordml/cid" xmlns:w16se="http://schemas.microsoft.com/office/word/2015/wordml/symex" mc:Ignorable="w14 w15 w16se w16cid">
+<w:styles xmlns:mc="http://schemas.openxmlformats.org/markup-compatibility/2006" xmlns:r="http://schemas.openxmlformats.org/officeDocument/2006/relationships" xmlns:w="http://schemas.openxmlformats.org/wordprocessingml/2006/main" xmlns:w14="http://schemas.microsoft.com/office/word/2010/wordml" xmlns:w15="http://schemas.microsoft.com/office/word/2012/wordml" xmlns:w16cex="http://schemas.microsoft.com/office/word/2018/wordml/cex" xmlns:w16cid="http://schemas.microsoft.com/office/word/2016/wordml/cid" xmlns:w16="http://schemas.microsoft.com/office/word/2018/wordml" xmlns:w16du="http://schemas.microsoft.com/office/word/2023/wordml/word16du" xmlns:w16sdtdh="http://schemas.microsoft.com/office/word/2020/wordml/sdtdatahash" xmlns:w16sdtfl="http://schemas.microsoft.com/office/word/2024/wordml/sdtformatlock" xmlns:w16se="http://schemas.microsoft.com/office/word/2015/wordml/symex" mc:Ignorable="w14 w15 w16se w16cid w16 w16cex w16sdtdh w16sdtfl w16du">
   <w:docDefaults>
     <w:rPrDefault>
       <w:rPr>
@@ -19965,7 +25929,7 @@
       </w:pPr>
     </w:pPrDefault>
   </w:docDefaults>
-  <w:latentStyles w:defLockedState="0" w:defUIPriority="99" w:defSemiHidden="0" w:defUnhideWhenUsed="0" w:defQFormat="0" w:count="375">
+  <w:latentStyles w:defLockedState="0" w:defUIPriority="99" w:defSemiHidden="0" w:defUnhideWhenUsed="0" w:defQFormat="0" w:count="376">
     <w:lsdException w:name="Normal" w:uiPriority="0" w:qFormat="1"/>
     <w:lsdException w:name="heading 1" w:uiPriority="9" w:qFormat="1"/>
     <w:lsdException w:name="heading 2" w:semiHidden="1" w:uiPriority="9" w:unhideWhenUsed="1" w:qFormat="1"/>
@@ -20341,6 +26305,7 @@
     <w:lsdException w:name="Smart Hyperlink" w:semiHidden="1" w:unhideWhenUsed="1"/>
     <w:lsdException w:name="Hashtag" w:semiHidden="1" w:unhideWhenUsed="1"/>
     <w:lsdException w:name="Unresolved Mention" w:semiHidden="1" w:unhideWhenUsed="1"/>
+    <w:lsdException w:name="Smart Link" w:semiHidden="1" w:unhideWhenUsed="1"/>
   </w:latentStyles>
   <w:style w:type="paragraph" w:default="1" w:styleId="Norml">
     <w:name w:val="Normal"/>
@@ -20378,13 +26343,15 @@
     <w:uiPriority w:val="9"/>
     <w:unhideWhenUsed/>
     <w:qFormat/>
-    <w:rsid w:val="00A1274C"/>
+    <w:rsid w:val="001D4438"/>
     <w:pPr>
       <w:numPr>
         <w:ilvl w:val="1"/>
         <w:numId w:val="27"/>
       </w:numPr>
-      <w:spacing w:before="240"/>
+      <w:spacing w:before="240" w:after="240"/>
+      <w:ind w:left="1135" w:hanging="851"/>
+      <w:contextualSpacing w:val="0"/>
       <w:outlineLvl w:val="1"/>
     </w:pPr>
     <w:rPr>
@@ -20552,7 +26519,6 @@
   <w:style w:type="character" w:default="1" w:styleId="Bekezdsalapbettpusa">
     <w:name w:val="Default Paragraph Font"/>
     <w:uiPriority w:val="1"/>
-    <w:semiHidden/>
     <w:unhideWhenUsed/>
   </w:style>
   <w:style w:type="table" w:default="1" w:styleId="Normltblzat">
@@ -20596,7 +26562,7 @@
     <w:basedOn w:val="Bekezdsalapbettpusa"/>
     <w:link w:val="Cmsor2"/>
     <w:uiPriority w:val="9"/>
-    <w:rsid w:val="00A1274C"/>
+    <w:rsid w:val="001D4438"/>
     <w:rPr>
       <w:rFonts w:ascii="Verdana" w:hAnsi="Verdana"/>
       <w:b/>

--- a/frontend/react/react-projekt.docx
+++ b/frontend/react/react-projekt.docx
@@ -7901,16 +7901,1961 @@
         <w:t>Attribútumok és propok</w:t>
       </w:r>
     </w:p>
-    <w:p/>
-    <w:p>
-      <w:pPr>
-        <w:pStyle w:val="Cmsor2"/>
-      </w:pPr>
-      <w:r>
-        <w:t>Class komponens</w:t>
+    <w:p>
+      <w:pPr>
+        <w:spacing w:before="100" w:beforeAutospacing="1" w:after="100" w:afterAutospacing="1" w:line="240" w:lineRule="auto"/>
+        <w:jc w:val="left"/>
+        <w:outlineLvl w:val="2"/>
+        <w:rPr>
+          <w:rFonts w:eastAsia="Times New Roman" w:cs="Times New Roman"/>
+          <w:b/>
+          <w:bCs/>
+          <w:kern w:val="0"/>
+          <w:sz w:val="27"/>
+          <w:szCs w:val="27"/>
+          <w:lang w:val="hu-HU" w:eastAsia="hu-HU"/>
+          <w14:ligatures w14:val="none"/>
+        </w:rPr>
+      </w:pPr>
+      <w:r>
+        <w:rPr>
+          <w:rFonts w:eastAsia="Times New Roman" w:cs="Times New Roman"/>
+          <w:b/>
+          <w:bCs/>
+          <w:kern w:val="0"/>
+          <w:sz w:val="27"/>
+          <w:szCs w:val="27"/>
+          <w:lang w:val="hu-HU" w:eastAsia="hu-HU"/>
+          <w14:ligatures w14:val="none"/>
+        </w:rPr>
+        <w:t>React attribútumok és propok röviden</w:t>
+      </w:r>
+    </w:p>
+    <w:p>
+      <w:pPr>
+        <w:rPr>
+          <w:lang w:val="hu-HU"/>
+        </w:rPr>
+      </w:pPr>
+      <w:r>
+        <w:rPr>
+          <w:lang w:val="hu-HU"/>
+        </w:rPr>
+        <w:t>A React komponensek paramétereit propoknak (properties) nevezzük. A propok segítségével adatokat adhatunk át egy szülő komponensből egy gyermek komponensnek.</w:t>
+      </w:r>
+    </w:p>
+    <w:p>
+      <w:pPr>
+        <w:rPr>
+          <w:lang w:val="hu-HU"/>
+        </w:rPr>
+      </w:pPr>
+      <w:r>
+        <w:rPr>
+          <w:lang w:val="hu-HU"/>
+        </w:rPr>
+        <w:t>A JSX-ben a komponens</w:t>
+      </w:r>
+      <w:r>
+        <w:rPr>
+          <w:lang w:val="hu-HU"/>
+        </w:rPr>
+        <w:t xml:space="preserve"> HTML elemében</w:t>
+      </w:r>
+      <w:r>
+        <w:rPr>
+          <w:lang w:val="hu-HU"/>
+        </w:rPr>
+        <w:t xml:space="preserve"> megadott attribútumok propként érkeznek meg a komponenshez.</w:t>
+      </w:r>
+    </w:p>
+    <w:p>
+      <w:pPr>
+        <w:rPr>
+          <w:lang w:val="hu-HU"/>
+        </w:rPr>
+      </w:pPr>
+      <w:r>
+        <w:rPr>
+          <w:lang w:val="hu-HU"/>
+        </w:rPr>
+        <w:t xml:space="preserve">Az osztály komponensen belül </w:t>
+      </w:r>
+      <w:r>
+        <w:rPr>
+          <w:lang w:val="hu-HU"/>
+        </w:rPr>
+        <w:t xml:space="preserve">a paraméterek </w:t>
+      </w:r>
+      <w:r>
+        <w:rPr>
+          <w:lang w:val="hu-HU"/>
+        </w:rPr>
+        <w:t xml:space="preserve">a </w:t>
+      </w:r>
+      <w:r>
+        <w:rPr>
+          <w:i/>
+          <w:lang w:val="hu-HU"/>
+        </w:rPr>
+        <w:t>props</w:t>
+      </w:r>
+      <w:r>
+        <w:rPr>
+          <w:lang w:val="hu-HU"/>
+        </w:rPr>
+        <w:t xml:space="preserve"> (</w:t>
+      </w:r>
+      <w:proofErr w:type="gramStart"/>
+      <w:r>
+        <w:rPr>
+          <w:lang w:val="hu-HU"/>
+        </w:rPr>
+        <w:t>this.props</w:t>
+      </w:r>
+      <w:proofErr w:type="gramEnd"/>
+      <w:r>
+        <w:rPr>
+          <w:lang w:val="hu-HU"/>
+        </w:rPr>
+        <w:t>) mezőn keresztül érhetőek el.</w:t>
+      </w:r>
+    </w:p>
+    <w:p>
+      <w:pPr>
+        <w:shd w:val="clear" w:color="auto" w:fill="1F1F1F"/>
+        <w:spacing w:before="0" w:after="0"/>
+        <w:jc w:val="left"/>
+        <w:rPr>
+          <w:rFonts w:ascii="Consolas" w:eastAsia="Times New Roman" w:hAnsi="Consolas" w:cs="Times New Roman"/>
+          <w:color w:val="CCCCCC"/>
+          <w:kern w:val="0"/>
+          <w:sz w:val="21"/>
+          <w:szCs w:val="21"/>
+          <w:lang w:val="hu-HU" w:eastAsia="hu-HU"/>
+          <w14:ligatures w14:val="none"/>
+        </w:rPr>
+      </w:pPr>
+      <w:proofErr w:type="gramStart"/>
+      <w:r>
+        <w:rPr>
+          <w:rFonts w:ascii="Consolas" w:eastAsia="Times New Roman" w:hAnsi="Consolas" w:cs="Times New Roman"/>
+          <w:color w:val="DCDCAA"/>
+          <w:kern w:val="0"/>
+          <w:sz w:val="21"/>
+          <w:szCs w:val="21"/>
+          <w:lang w:val="hu-HU" w:eastAsia="hu-HU"/>
+          <w14:ligatures w14:val="none"/>
+        </w:rPr>
+        <w:t>componentDidMount</w:t>
+      </w:r>
+      <w:r>
+        <w:rPr>
+          <w:rFonts w:ascii="Consolas" w:eastAsia="Times New Roman" w:hAnsi="Consolas" w:cs="Times New Roman"/>
+          <w:color w:val="CCCCCC"/>
+          <w:kern w:val="0"/>
+          <w:sz w:val="21"/>
+          <w:szCs w:val="21"/>
+          <w:lang w:val="hu-HU" w:eastAsia="hu-HU"/>
+          <w14:ligatures w14:val="none"/>
+        </w:rPr>
+        <w:t>(</w:t>
+      </w:r>
+      <w:proofErr w:type="gramEnd"/>
+      <w:r>
+        <w:rPr>
+          <w:rFonts w:ascii="Consolas" w:eastAsia="Times New Roman" w:hAnsi="Consolas" w:cs="Times New Roman"/>
+          <w:color w:val="CCCCCC"/>
+          <w:kern w:val="0"/>
+          <w:sz w:val="21"/>
+          <w:szCs w:val="21"/>
+          <w:lang w:val="hu-HU" w:eastAsia="hu-HU"/>
+          <w14:ligatures w14:val="none"/>
+        </w:rPr>
+        <w:t>) {</w:t>
+      </w:r>
+    </w:p>
+    <w:p>
+      <w:pPr>
+        <w:shd w:val="clear" w:color="auto" w:fill="1F1F1F"/>
+        <w:spacing w:before="0" w:after="0"/>
+        <w:ind w:firstLine="708"/>
+        <w:jc w:val="left"/>
+        <w:rPr>
+          <w:rFonts w:ascii="Consolas" w:eastAsia="Times New Roman" w:hAnsi="Consolas" w:cs="Times New Roman"/>
+          <w:color w:val="CCCCCC"/>
+          <w:kern w:val="0"/>
+          <w:sz w:val="21"/>
+          <w:szCs w:val="21"/>
+          <w:lang w:val="hu-HU" w:eastAsia="hu-HU"/>
+          <w14:ligatures w14:val="none"/>
+        </w:rPr>
+      </w:pPr>
+      <w:proofErr w:type="gramStart"/>
+      <w:r>
+        <w:rPr>
+          <w:rFonts w:ascii="Consolas" w:eastAsia="Times New Roman" w:hAnsi="Consolas" w:cs="Times New Roman"/>
+          <w:color w:val="DCDCAA"/>
+          <w:kern w:val="0"/>
+          <w:sz w:val="21"/>
+          <w:szCs w:val="21"/>
+          <w:lang w:val="hu-HU" w:eastAsia="hu-HU"/>
+          <w14:ligatures w14:val="none"/>
+        </w:rPr>
+        <w:t>fetch</w:t>
+      </w:r>
+      <w:r>
+        <w:rPr>
+          <w:rFonts w:ascii="Consolas" w:eastAsia="Times New Roman" w:hAnsi="Consolas" w:cs="Times New Roman"/>
+          <w:color w:val="CCCCCC"/>
+          <w:kern w:val="0"/>
+          <w:sz w:val="21"/>
+          <w:szCs w:val="21"/>
+          <w:lang w:val="hu-HU" w:eastAsia="hu-HU"/>
+          <w14:ligatures w14:val="none"/>
+        </w:rPr>
+        <w:t>(</w:t>
+      </w:r>
+      <w:proofErr w:type="gramEnd"/>
+      <w:r>
+        <w:rPr>
+          <w:rFonts w:ascii="Consolas" w:eastAsia="Times New Roman" w:hAnsi="Consolas" w:cs="Times New Roman"/>
+          <w:color w:val="569CD6"/>
+          <w:kern w:val="0"/>
+          <w:sz w:val="21"/>
+          <w:szCs w:val="21"/>
+          <w:lang w:val="hu-HU" w:eastAsia="hu-HU"/>
+          <w14:ligatures w14:val="none"/>
+        </w:rPr>
+        <w:t>this</w:t>
+      </w:r>
+      <w:r>
+        <w:rPr>
+          <w:rFonts w:ascii="Consolas" w:eastAsia="Times New Roman" w:hAnsi="Consolas" w:cs="Times New Roman"/>
+          <w:color w:val="CCCCCC"/>
+          <w:kern w:val="0"/>
+          <w:sz w:val="21"/>
+          <w:szCs w:val="21"/>
+          <w:lang w:val="hu-HU" w:eastAsia="hu-HU"/>
+          <w14:ligatures w14:val="none"/>
+        </w:rPr>
+        <w:t>.</w:t>
+      </w:r>
+      <w:r>
+        <w:rPr>
+          <w:rFonts w:ascii="Consolas" w:eastAsia="Times New Roman" w:hAnsi="Consolas" w:cs="Times New Roman"/>
+          <w:color w:val="4FC1FF"/>
+          <w:kern w:val="0"/>
+          <w:sz w:val="21"/>
+          <w:szCs w:val="21"/>
+          <w:lang w:val="hu-HU" w:eastAsia="hu-HU"/>
+          <w14:ligatures w14:val="none"/>
+        </w:rPr>
+        <w:t>props</w:t>
+      </w:r>
+      <w:r>
+        <w:rPr>
+          <w:rFonts w:ascii="Consolas" w:eastAsia="Times New Roman" w:hAnsi="Consolas" w:cs="Times New Roman"/>
+          <w:color w:val="CCCCCC"/>
+          <w:kern w:val="0"/>
+          <w:sz w:val="21"/>
+          <w:szCs w:val="21"/>
+          <w:lang w:val="hu-HU" w:eastAsia="hu-HU"/>
+          <w14:ligatures w14:val="none"/>
+        </w:rPr>
+        <w:t>.</w:t>
+      </w:r>
+      <w:r>
+        <w:rPr>
+          <w:rFonts w:ascii="Consolas" w:eastAsia="Times New Roman" w:hAnsi="Consolas" w:cs="Times New Roman"/>
+          <w:color w:val="9CDCFE"/>
+          <w:kern w:val="0"/>
+          <w:sz w:val="21"/>
+          <w:szCs w:val="21"/>
+          <w:lang w:val="hu-HU" w:eastAsia="hu-HU"/>
+          <w14:ligatures w14:val="none"/>
+        </w:rPr>
+        <w:t>url</w:t>
+      </w:r>
+      <w:r>
+        <w:rPr>
+          <w:rFonts w:ascii="Consolas" w:eastAsia="Times New Roman" w:hAnsi="Consolas" w:cs="Times New Roman"/>
+          <w:color w:val="CCCCCC"/>
+          <w:kern w:val="0"/>
+          <w:sz w:val="21"/>
+          <w:szCs w:val="21"/>
+          <w:lang w:val="hu-HU" w:eastAsia="hu-HU"/>
+          <w14:ligatures w14:val="none"/>
+        </w:rPr>
+        <w:t xml:space="preserve"> </w:t>
+      </w:r>
+      <w:r>
+        <w:rPr>
+          <w:rFonts w:ascii="Consolas" w:eastAsia="Times New Roman" w:hAnsi="Consolas" w:cs="Times New Roman"/>
+          <w:color w:val="D4D4D4"/>
+          <w:kern w:val="0"/>
+          <w:sz w:val="21"/>
+          <w:szCs w:val="21"/>
+          <w:lang w:val="hu-HU" w:eastAsia="hu-HU"/>
+          <w14:ligatures w14:val="none"/>
+        </w:rPr>
+        <w:t>+</w:t>
+      </w:r>
+      <w:r>
+        <w:rPr>
+          <w:rFonts w:ascii="Consolas" w:eastAsia="Times New Roman" w:hAnsi="Consolas" w:cs="Times New Roman"/>
+          <w:color w:val="CCCCCC"/>
+          <w:kern w:val="0"/>
+          <w:sz w:val="21"/>
+          <w:szCs w:val="21"/>
+          <w:lang w:val="hu-HU" w:eastAsia="hu-HU"/>
+          <w14:ligatures w14:val="none"/>
+        </w:rPr>
+        <w:t xml:space="preserve"> </w:t>
+      </w:r>
+      <w:r>
+        <w:rPr>
+          <w:rFonts w:ascii="Consolas" w:eastAsia="Times New Roman" w:hAnsi="Consolas" w:cs="Times New Roman"/>
+          <w:color w:val="CE9178"/>
+          <w:kern w:val="0"/>
+          <w:sz w:val="21"/>
+          <w:szCs w:val="21"/>
+          <w:lang w:val="hu-HU" w:eastAsia="hu-HU"/>
+          <w14:ligatures w14:val="none"/>
+        </w:rPr>
+        <w:t>'brawler'</w:t>
+      </w:r>
+      <w:r>
+        <w:rPr>
+          <w:rFonts w:ascii="Consolas" w:eastAsia="Times New Roman" w:hAnsi="Consolas" w:cs="Times New Roman"/>
+          <w:color w:val="CCCCCC"/>
+          <w:kern w:val="0"/>
+          <w:sz w:val="21"/>
+          <w:szCs w:val="21"/>
+          <w:lang w:val="hu-HU" w:eastAsia="hu-HU"/>
+          <w14:ligatures w14:val="none"/>
+        </w:rPr>
+        <w:t>)</w:t>
+      </w:r>
+    </w:p>
+    <w:p>
+      <w:pPr>
+        <w:shd w:val="clear" w:color="auto" w:fill="1F1F1F"/>
+        <w:spacing w:before="0"/>
+        <w:jc w:val="left"/>
+        <w:rPr>
+          <w:rFonts w:ascii="Consolas" w:eastAsia="Times New Roman" w:hAnsi="Consolas" w:cs="Times New Roman"/>
+          <w:color w:val="CCCCCC"/>
+          <w:kern w:val="0"/>
+          <w:sz w:val="21"/>
+          <w:szCs w:val="21"/>
+          <w:lang w:val="hu-HU" w:eastAsia="hu-HU"/>
+          <w14:ligatures w14:val="none"/>
+        </w:rPr>
+      </w:pPr>
+      <w:r>
+        <w:rPr>
+          <w:rFonts w:ascii="Consolas" w:eastAsia="Times New Roman" w:hAnsi="Consolas" w:cs="Times New Roman"/>
+          <w:color w:val="CCCCCC"/>
+          <w:kern w:val="0"/>
+          <w:sz w:val="21"/>
+          <w:szCs w:val="21"/>
+          <w:lang w:val="hu-HU" w:eastAsia="hu-HU"/>
+          <w14:ligatures w14:val="none"/>
+        </w:rPr>
+        <w:tab/>
+        <w:t>. . .</w:t>
+      </w:r>
+    </w:p>
+    <w:p>
+      <w:pPr>
+        <w:rPr>
+          <w:rFonts w:eastAsia="Times New Roman" w:cs="Times New Roman"/>
+          <w:b/>
+          <w:bCs/>
+          <w:kern w:val="0"/>
+          <w:lang w:val="hu-HU" w:eastAsia="hu-HU"/>
+          <w14:ligatures w14:val="none"/>
+        </w:rPr>
+      </w:pPr>
+      <w:r>
+        <w:rPr>
+          <w:lang w:val="hu-HU"/>
+        </w:rPr>
+        <w:t>Function komponens esetében ezek a paraméterek a komponenst deklaráló függvény argumentumaként érhetőek el.</w:t>
+      </w:r>
+    </w:p>
+    <w:p>
+      <w:pPr>
+        <w:shd w:val="clear" w:color="auto" w:fill="1F1F1F"/>
+        <w:spacing w:after="0"/>
+        <w:jc w:val="left"/>
+        <w:rPr>
+          <w:rFonts w:ascii="Consolas" w:eastAsia="Times New Roman" w:hAnsi="Consolas" w:cs="Times New Roman"/>
+          <w:color w:val="CCCCCC"/>
+          <w:kern w:val="0"/>
+          <w:sz w:val="21"/>
+          <w:szCs w:val="21"/>
+          <w:lang w:val="hu-HU" w:eastAsia="hu-HU"/>
+          <w14:ligatures w14:val="none"/>
+        </w:rPr>
+      </w:pPr>
+      <w:r>
+        <w:rPr>
+          <w:rFonts w:ascii="Consolas" w:eastAsia="Times New Roman" w:hAnsi="Consolas" w:cs="Times New Roman"/>
+          <w:color w:val="569CD6"/>
+          <w:kern w:val="0"/>
+          <w:sz w:val="21"/>
+          <w:szCs w:val="21"/>
+          <w:lang w:val="hu-HU" w:eastAsia="hu-HU"/>
+          <w14:ligatures w14:val="none"/>
+        </w:rPr>
+        <w:t>function</w:t>
+      </w:r>
+      <w:r>
+        <w:rPr>
+          <w:rFonts w:ascii="Consolas" w:eastAsia="Times New Roman" w:hAnsi="Consolas" w:cs="Times New Roman"/>
+          <w:color w:val="CCCCCC"/>
+          <w:kern w:val="0"/>
+          <w:sz w:val="21"/>
+          <w:szCs w:val="21"/>
+          <w:lang w:val="hu-HU" w:eastAsia="hu-HU"/>
+          <w14:ligatures w14:val="none"/>
+        </w:rPr>
+        <w:t xml:space="preserve"> </w:t>
+      </w:r>
+      <w:r>
+        <w:rPr>
+          <w:rFonts w:ascii="Consolas" w:eastAsia="Times New Roman" w:hAnsi="Consolas" w:cs="Times New Roman"/>
+          <w:color w:val="DCDCAA"/>
+          <w:kern w:val="0"/>
+          <w:sz w:val="21"/>
+          <w:szCs w:val="21"/>
+          <w:lang w:val="hu-HU" w:eastAsia="hu-HU"/>
+          <w14:ligatures w14:val="none"/>
+        </w:rPr>
+        <w:t>DataTableFn</w:t>
+      </w:r>
+      <w:r>
+        <w:rPr>
+          <w:rFonts w:ascii="Consolas" w:eastAsia="Times New Roman" w:hAnsi="Consolas" w:cs="Times New Roman"/>
+          <w:color w:val="CCCCCC"/>
+          <w:kern w:val="0"/>
+          <w:sz w:val="21"/>
+          <w:szCs w:val="21"/>
+          <w:lang w:val="hu-HU" w:eastAsia="hu-HU"/>
+          <w14:ligatures w14:val="none"/>
+        </w:rPr>
+        <w:t>(</w:t>
+      </w:r>
+      <w:r>
+        <w:rPr>
+          <w:rFonts w:ascii="Consolas" w:eastAsia="Times New Roman" w:hAnsi="Consolas" w:cs="Times New Roman"/>
+          <w:color w:val="CCCCCC"/>
+          <w:kern w:val="0"/>
+          <w:sz w:val="21"/>
+          <w:szCs w:val="21"/>
+          <w:lang w:val="hu-HU" w:eastAsia="hu-HU"/>
+          <w14:ligatures w14:val="none"/>
+        </w:rPr>
+        <w:t>props</w:t>
+      </w:r>
+      <w:r>
+        <w:rPr>
+          <w:rFonts w:ascii="Consolas" w:eastAsia="Times New Roman" w:hAnsi="Consolas" w:cs="Times New Roman"/>
+          <w:color w:val="CCCCCC"/>
+          <w:kern w:val="0"/>
+          <w:sz w:val="21"/>
+          <w:szCs w:val="21"/>
+          <w:lang w:val="hu-HU" w:eastAsia="hu-HU"/>
+          <w14:ligatures w14:val="none"/>
+        </w:rPr>
+        <w:t>) {</w:t>
+      </w:r>
+    </w:p>
+    <w:p>
+      <w:pPr>
+        <w:shd w:val="clear" w:color="auto" w:fill="1F1F1F"/>
+        <w:spacing w:before="0" w:after="0"/>
+        <w:ind w:firstLine="708"/>
+        <w:jc w:val="left"/>
+        <w:rPr>
+          <w:rFonts w:ascii="Consolas" w:hAnsi="Consolas"/>
+          <w:color w:val="CCCCCC"/>
+          <w:sz w:val="21"/>
+          <w:szCs w:val="21"/>
+          <w:lang w:val="hu-HU"/>
+        </w:rPr>
+      </w:pPr>
+      <w:proofErr w:type="gramStart"/>
+      <w:r>
+        <w:rPr>
+          <w:rFonts w:ascii="Consolas" w:hAnsi="Consolas"/>
+          <w:color w:val="DCDCAA"/>
+          <w:sz w:val="21"/>
+          <w:szCs w:val="21"/>
+        </w:rPr>
+        <w:t>useEffect</w:t>
+      </w:r>
+      <w:r>
+        <w:rPr>
+          <w:rFonts w:ascii="Consolas" w:hAnsi="Consolas"/>
+          <w:color w:val="CCCCCC"/>
+          <w:sz w:val="21"/>
+          <w:szCs w:val="21"/>
+        </w:rPr>
+        <w:t>(</w:t>
+      </w:r>
+      <w:proofErr w:type="gramEnd"/>
+    </w:p>
+    <w:p>
+      <w:pPr>
+        <w:shd w:val="clear" w:color="auto" w:fill="1F1F1F"/>
+        <w:spacing w:before="0" w:after="0"/>
+        <w:ind w:firstLine="1276"/>
+        <w:rPr>
+          <w:rFonts w:ascii="Consolas" w:hAnsi="Consolas"/>
+          <w:color w:val="CCCCCC"/>
+          <w:sz w:val="21"/>
+          <w:szCs w:val="21"/>
+        </w:rPr>
+      </w:pPr>
+      <w:r>
+        <w:rPr>
+          <w:rFonts w:ascii="Consolas" w:hAnsi="Consolas"/>
+          <w:color w:val="CCCCCC"/>
+          <w:sz w:val="21"/>
+          <w:szCs w:val="21"/>
+        </w:rPr>
+        <w:t xml:space="preserve">() </w:t>
+      </w:r>
+      <w:r>
+        <w:rPr>
+          <w:rFonts w:ascii="Consolas" w:hAnsi="Consolas"/>
+          <w:color w:val="569CD6"/>
+          <w:sz w:val="21"/>
+          <w:szCs w:val="21"/>
+        </w:rPr>
+        <w:t>=&gt;</w:t>
+      </w:r>
+      <w:r>
+        <w:rPr>
+          <w:rFonts w:ascii="Consolas" w:hAnsi="Consolas"/>
+          <w:color w:val="CCCCCC"/>
+          <w:sz w:val="21"/>
+          <w:szCs w:val="21"/>
+        </w:rPr>
+        <w:t xml:space="preserve"> {</w:t>
+      </w:r>
+    </w:p>
+    <w:p>
+      <w:pPr>
+        <w:shd w:val="clear" w:color="auto" w:fill="1F1F1F"/>
+        <w:spacing w:before="0" w:after="0"/>
+        <w:ind w:firstLine="1276"/>
+        <w:rPr>
+          <w:rFonts w:ascii="Consolas" w:hAnsi="Consolas"/>
+          <w:color w:val="CCCCCC"/>
+          <w:sz w:val="21"/>
+          <w:szCs w:val="21"/>
+        </w:rPr>
+      </w:pPr>
+      <w:r>
+        <w:rPr>
+          <w:rFonts w:ascii="Consolas" w:hAnsi="Consolas"/>
+          <w:color w:val="DCDCAA"/>
+          <w:sz w:val="21"/>
+          <w:szCs w:val="21"/>
+        </w:rPr>
+        <w:t>fetch</w:t>
+      </w:r>
+      <w:r>
+        <w:rPr>
+          <w:rFonts w:ascii="Consolas" w:hAnsi="Consolas"/>
+          <w:color w:val="CCCCCC"/>
+          <w:sz w:val="21"/>
+          <w:szCs w:val="21"/>
+        </w:rPr>
+        <w:t>(</w:t>
+      </w:r>
+      <w:r>
+        <w:rPr>
+          <w:rFonts w:ascii="Consolas" w:hAnsi="Consolas"/>
+          <w:color w:val="CCCCCC"/>
+          <w:sz w:val="21"/>
+          <w:szCs w:val="21"/>
+        </w:rPr>
+        <w:t>props.</w:t>
+      </w:r>
+      <w:r>
+        <w:rPr>
+          <w:rFonts w:ascii="Consolas" w:hAnsi="Consolas"/>
+          <w:color w:val="9CDCFE"/>
+          <w:sz w:val="21"/>
+          <w:szCs w:val="21"/>
+        </w:rPr>
+        <w:t>url</w:t>
+      </w:r>
+      <w:r>
+        <w:rPr>
+          <w:rFonts w:ascii="Consolas" w:hAnsi="Consolas"/>
+          <w:color w:val="D4D4D4"/>
+          <w:sz w:val="21"/>
+          <w:szCs w:val="21"/>
+        </w:rPr>
+        <w:t>+</w:t>
+      </w:r>
+      <w:r>
+        <w:rPr>
+          <w:rFonts w:ascii="Consolas" w:hAnsi="Consolas"/>
+          <w:color w:val="CE9178"/>
+          <w:sz w:val="21"/>
+          <w:szCs w:val="21"/>
+        </w:rPr>
+        <w:t>'brawler'</w:t>
+      </w:r>
+      <w:r>
+        <w:rPr>
+          <w:rFonts w:ascii="Consolas" w:hAnsi="Consolas"/>
+          <w:color w:val="CCCCCC"/>
+          <w:sz w:val="21"/>
+          <w:szCs w:val="21"/>
+        </w:rPr>
+        <w:t>)</w:t>
+      </w:r>
+    </w:p>
+    <w:p>
+      <w:pPr>
+        <w:shd w:val="clear" w:color="auto" w:fill="1F1F1F"/>
+        <w:spacing w:before="0" w:after="0"/>
+        <w:ind w:firstLine="1276"/>
+        <w:rPr>
+          <w:rFonts w:ascii="Consolas" w:hAnsi="Consolas"/>
+          <w:color w:val="CCCCCC"/>
+          <w:sz w:val="21"/>
+          <w:szCs w:val="21"/>
+        </w:rPr>
+      </w:pPr>
+      <w:r>
+        <w:rPr>
+          <w:rFonts w:ascii="Consolas" w:hAnsi="Consolas"/>
+          <w:color w:val="CCCCCC"/>
+          <w:sz w:val="21"/>
+          <w:szCs w:val="21"/>
+        </w:rPr>
+        <w:t>. . .</w:t>
+      </w:r>
+    </w:p>
+    <w:p>
+      <w:pPr>
+        <w:jc w:val="left"/>
+        <w:outlineLvl w:val="3"/>
+        <w:rPr>
+          <w:lang w:val="hu-HU"/>
+        </w:rPr>
+      </w:pPr>
+      <w:r>
+        <w:rPr>
+          <w:lang w:val="hu-HU"/>
+        </w:rPr>
+        <w:t xml:space="preserve">A gyakorlatban a function komponens argumentumát (props) </w:t>
+      </w:r>
+      <w:proofErr w:type="gramStart"/>
+      <w:r>
+        <w:rPr>
+          <w:lang w:val="hu-HU"/>
+        </w:rPr>
+        <w:t>a</w:t>
+      </w:r>
+      <w:proofErr w:type="gramEnd"/>
+      <w:r>
+        <w:rPr>
+          <w:lang w:val="hu-HU"/>
+        </w:rPr>
+        <w:t xml:space="preserve"> objektumok, tömbök szétbontásával (destructuring, deconstructing) azok tartalmából önálló változókat hoznak létre. A példában a props csak egy mezőből (url) áll, amiből az </w:t>
+      </w:r>
+      <w:r>
+        <w:rPr>
+          <w:i/>
+          <w:lang w:val="hu-HU"/>
+        </w:rPr>
+        <w:t>url</w:t>
+      </w:r>
+      <w:r>
+        <w:rPr>
+          <w:lang w:val="hu-HU"/>
+        </w:rPr>
+        <w:t xml:space="preserve"> változót hozzuk létre.</w:t>
+      </w:r>
+    </w:p>
+    <w:p>
+      <w:pPr>
+        <w:shd w:val="clear" w:color="auto" w:fill="1F1F1F"/>
+        <w:spacing w:after="0"/>
+        <w:jc w:val="left"/>
+        <w:rPr>
+          <w:rFonts w:ascii="Consolas" w:eastAsia="Times New Roman" w:hAnsi="Consolas" w:cs="Times New Roman"/>
+          <w:color w:val="CCCCCC"/>
+          <w:kern w:val="0"/>
+          <w:sz w:val="21"/>
+          <w:szCs w:val="21"/>
+          <w:lang w:val="hu-HU" w:eastAsia="hu-HU"/>
+          <w14:ligatures w14:val="none"/>
+        </w:rPr>
+      </w:pPr>
+      <w:r>
+        <w:rPr>
+          <w:rFonts w:ascii="Consolas" w:eastAsia="Times New Roman" w:hAnsi="Consolas" w:cs="Times New Roman"/>
+          <w:color w:val="569CD6"/>
+          <w:kern w:val="0"/>
+          <w:sz w:val="21"/>
+          <w:szCs w:val="21"/>
+          <w:lang w:val="hu-HU" w:eastAsia="hu-HU"/>
+          <w14:ligatures w14:val="none"/>
+        </w:rPr>
+        <w:t>function</w:t>
+      </w:r>
+      <w:r>
+        <w:rPr>
+          <w:rFonts w:ascii="Consolas" w:eastAsia="Times New Roman" w:hAnsi="Consolas" w:cs="Times New Roman"/>
+          <w:color w:val="CCCCCC"/>
+          <w:kern w:val="0"/>
+          <w:sz w:val="21"/>
+          <w:szCs w:val="21"/>
+          <w:lang w:val="hu-HU" w:eastAsia="hu-HU"/>
+          <w14:ligatures w14:val="none"/>
+        </w:rPr>
+        <w:t xml:space="preserve"> </w:t>
+      </w:r>
+      <w:r>
+        <w:rPr>
+          <w:rFonts w:ascii="Consolas" w:eastAsia="Times New Roman" w:hAnsi="Consolas" w:cs="Times New Roman"/>
+          <w:color w:val="DCDCAA"/>
+          <w:kern w:val="0"/>
+          <w:sz w:val="21"/>
+          <w:szCs w:val="21"/>
+          <w:lang w:val="hu-HU" w:eastAsia="hu-HU"/>
+          <w14:ligatures w14:val="none"/>
+        </w:rPr>
+        <w:t>DataTableFn</w:t>
+      </w:r>
+      <w:r>
+        <w:rPr>
+          <w:rFonts w:ascii="Consolas" w:eastAsia="Times New Roman" w:hAnsi="Consolas" w:cs="Times New Roman"/>
+          <w:color w:val="CCCCCC"/>
+          <w:kern w:val="0"/>
+          <w:sz w:val="21"/>
+          <w:szCs w:val="21"/>
+          <w:lang w:val="hu-HU" w:eastAsia="hu-HU"/>
+          <w14:ligatures w14:val="none"/>
+        </w:rPr>
+        <w:t>(</w:t>
+      </w:r>
+      <w:r>
+        <w:rPr>
+          <w:rFonts w:ascii="Consolas" w:eastAsia="Times New Roman" w:hAnsi="Consolas" w:cs="Times New Roman"/>
+          <w:color w:val="CCCCCC"/>
+          <w:kern w:val="0"/>
+          <w:sz w:val="21"/>
+          <w:szCs w:val="21"/>
+          <w:lang w:val="hu-HU" w:eastAsia="hu-HU"/>
+          <w14:ligatures w14:val="none"/>
+        </w:rPr>
+        <w:t>{url}</w:t>
+      </w:r>
+      <w:r>
+        <w:rPr>
+          <w:rFonts w:ascii="Consolas" w:eastAsia="Times New Roman" w:hAnsi="Consolas" w:cs="Times New Roman"/>
+          <w:color w:val="CCCCCC"/>
+          <w:kern w:val="0"/>
+          <w:sz w:val="21"/>
+          <w:szCs w:val="21"/>
+          <w:lang w:val="hu-HU" w:eastAsia="hu-HU"/>
+          <w14:ligatures w14:val="none"/>
+        </w:rPr>
+        <w:t>) {</w:t>
+      </w:r>
+    </w:p>
+    <w:p>
+      <w:pPr>
+        <w:shd w:val="clear" w:color="auto" w:fill="1F1F1F"/>
+        <w:spacing w:before="0" w:after="0"/>
+        <w:ind w:firstLine="708"/>
+        <w:jc w:val="left"/>
+        <w:rPr>
+          <w:rFonts w:ascii="Consolas" w:hAnsi="Consolas"/>
+          <w:color w:val="CCCCCC"/>
+          <w:sz w:val="21"/>
+          <w:szCs w:val="21"/>
+          <w:lang w:val="hu-HU"/>
+        </w:rPr>
+      </w:pPr>
+      <w:proofErr w:type="gramStart"/>
+      <w:r>
+        <w:rPr>
+          <w:rFonts w:ascii="Consolas" w:hAnsi="Consolas"/>
+          <w:color w:val="DCDCAA"/>
+          <w:sz w:val="21"/>
+          <w:szCs w:val="21"/>
+        </w:rPr>
+        <w:t>useEffect</w:t>
+      </w:r>
+      <w:r>
+        <w:rPr>
+          <w:rFonts w:ascii="Consolas" w:hAnsi="Consolas"/>
+          <w:color w:val="CCCCCC"/>
+          <w:sz w:val="21"/>
+          <w:szCs w:val="21"/>
+        </w:rPr>
+        <w:t>(</w:t>
+      </w:r>
+      <w:proofErr w:type="gramEnd"/>
+    </w:p>
+    <w:p>
+      <w:pPr>
+        <w:shd w:val="clear" w:color="auto" w:fill="1F1F1F"/>
+        <w:spacing w:before="0" w:after="0"/>
+        <w:ind w:firstLine="1276"/>
+        <w:rPr>
+          <w:rFonts w:ascii="Consolas" w:hAnsi="Consolas"/>
+          <w:color w:val="CCCCCC"/>
+          <w:sz w:val="21"/>
+          <w:szCs w:val="21"/>
+        </w:rPr>
+      </w:pPr>
+      <w:r>
+        <w:rPr>
+          <w:rFonts w:ascii="Consolas" w:hAnsi="Consolas"/>
+          <w:color w:val="CCCCCC"/>
+          <w:sz w:val="21"/>
+          <w:szCs w:val="21"/>
+        </w:rPr>
+        <w:t xml:space="preserve">() </w:t>
+      </w:r>
+      <w:r>
+        <w:rPr>
+          <w:rFonts w:ascii="Consolas" w:hAnsi="Consolas"/>
+          <w:color w:val="569CD6"/>
+          <w:sz w:val="21"/>
+          <w:szCs w:val="21"/>
+        </w:rPr>
+        <w:t>=&gt;</w:t>
+      </w:r>
+      <w:r>
+        <w:rPr>
+          <w:rFonts w:ascii="Consolas" w:hAnsi="Consolas"/>
+          <w:color w:val="CCCCCC"/>
+          <w:sz w:val="21"/>
+          <w:szCs w:val="21"/>
+        </w:rPr>
+        <w:t xml:space="preserve"> {</w:t>
+      </w:r>
+    </w:p>
+    <w:p>
+      <w:pPr>
+        <w:shd w:val="clear" w:color="auto" w:fill="1F1F1F"/>
+        <w:spacing w:before="0" w:after="0"/>
+        <w:ind w:firstLine="1276"/>
+        <w:rPr>
+          <w:rFonts w:ascii="Consolas" w:hAnsi="Consolas"/>
+          <w:color w:val="CCCCCC"/>
+          <w:sz w:val="21"/>
+          <w:szCs w:val="21"/>
+        </w:rPr>
+      </w:pPr>
+      <w:r>
+        <w:rPr>
+          <w:rFonts w:ascii="Consolas" w:hAnsi="Consolas"/>
+          <w:color w:val="DCDCAA"/>
+          <w:sz w:val="21"/>
+          <w:szCs w:val="21"/>
+        </w:rPr>
+        <w:t>fetch</w:t>
+      </w:r>
+      <w:r>
+        <w:rPr>
+          <w:rFonts w:ascii="Consolas" w:hAnsi="Consolas"/>
+          <w:color w:val="CCCCCC"/>
+          <w:sz w:val="21"/>
+          <w:szCs w:val="21"/>
+        </w:rPr>
+        <w:t>(</w:t>
+      </w:r>
+      <w:r>
+        <w:rPr>
+          <w:rFonts w:ascii="Consolas" w:hAnsi="Consolas"/>
+          <w:color w:val="9CDCFE"/>
+          <w:sz w:val="21"/>
+          <w:szCs w:val="21"/>
+        </w:rPr>
+        <w:t>url</w:t>
+      </w:r>
+      <w:r>
+        <w:rPr>
+          <w:rFonts w:ascii="Consolas" w:hAnsi="Consolas"/>
+          <w:color w:val="D4D4D4"/>
+          <w:sz w:val="21"/>
+          <w:szCs w:val="21"/>
+        </w:rPr>
+        <w:t>+</w:t>
+      </w:r>
+      <w:r>
+        <w:rPr>
+          <w:rFonts w:ascii="Consolas" w:hAnsi="Consolas"/>
+          <w:color w:val="CE9178"/>
+          <w:sz w:val="21"/>
+          <w:szCs w:val="21"/>
+        </w:rPr>
+        <w:t>'brawler'</w:t>
+      </w:r>
+      <w:r>
+        <w:rPr>
+          <w:rFonts w:ascii="Consolas" w:hAnsi="Consolas"/>
+          <w:color w:val="CCCCCC"/>
+          <w:sz w:val="21"/>
+          <w:szCs w:val="21"/>
+        </w:rPr>
+        <w:t>)</w:t>
+      </w:r>
+    </w:p>
+    <w:p>
+      <w:pPr>
+        <w:shd w:val="clear" w:color="auto" w:fill="1F1F1F"/>
+        <w:spacing w:before="0" w:after="0"/>
+        <w:ind w:firstLine="1276"/>
+        <w:rPr>
+          <w:rFonts w:ascii="Consolas" w:hAnsi="Consolas"/>
+          <w:color w:val="CCCCCC"/>
+          <w:sz w:val="21"/>
+          <w:szCs w:val="21"/>
+        </w:rPr>
+      </w:pPr>
+      <w:r>
+        <w:rPr>
+          <w:rFonts w:ascii="Consolas" w:hAnsi="Consolas"/>
+          <w:color w:val="CCCCCC"/>
+          <w:sz w:val="21"/>
+          <w:szCs w:val="21"/>
+        </w:rPr>
+        <w:t>. . .</w:t>
+      </w:r>
+    </w:p>
+    <w:p>
+      <w:pPr>
+        <w:spacing w:line="240" w:lineRule="auto"/>
+        <w:jc w:val="left"/>
+        <w:outlineLvl w:val="3"/>
+        <w:rPr>
+          <w:lang w:val="hu-HU"/>
+        </w:rPr>
+      </w:pPr>
+    </w:p>
+    <w:p>
+      <w:pPr>
+        <w:spacing w:line="240" w:lineRule="auto"/>
+        <w:jc w:val="left"/>
+        <w:outlineLvl w:val="3"/>
+        <w:rPr>
+          <w:rFonts w:eastAsia="Times New Roman" w:cs="Times New Roman"/>
+          <w:b/>
+          <w:bCs/>
+          <w:kern w:val="0"/>
+          <w:lang w:val="hu-HU" w:eastAsia="hu-HU"/>
+          <w14:ligatures w14:val="none"/>
+        </w:rPr>
+      </w:pPr>
+      <w:r>
+        <w:rPr>
+          <w:lang w:val="hu-HU"/>
+        </w:rPr>
+        <w:lastRenderedPageBreak/>
+        <w:t>A</w:t>
+      </w:r>
+      <w:r>
+        <w:rPr>
+          <w:lang w:val="hu-HU"/>
+        </w:rPr>
+        <w:t>z alábbi példában a DataTableCls komponens egy url nevű attribútumot kap.</w:t>
+      </w:r>
+    </w:p>
+    <w:p>
+      <w:pPr>
+        <w:shd w:val="clear" w:color="auto" w:fill="1F1F1F"/>
+        <w:jc w:val="left"/>
+        <w:rPr>
+          <w:rFonts w:ascii="Consolas" w:eastAsia="Times New Roman" w:hAnsi="Consolas" w:cs="Times New Roman"/>
+          <w:color w:val="CCCCCC"/>
+          <w:kern w:val="0"/>
+          <w:sz w:val="21"/>
+          <w:szCs w:val="21"/>
+          <w:lang w:val="hu-HU" w:eastAsia="hu-HU"/>
+          <w14:ligatures w14:val="none"/>
+        </w:rPr>
+      </w:pPr>
+      <w:r>
+        <w:rPr>
+          <w:rFonts w:ascii="Consolas" w:eastAsia="Times New Roman" w:hAnsi="Consolas" w:cs="Times New Roman"/>
+          <w:color w:val="808080"/>
+          <w:kern w:val="0"/>
+          <w:sz w:val="21"/>
+          <w:szCs w:val="21"/>
+          <w:lang w:val="hu-HU" w:eastAsia="hu-HU"/>
+          <w14:ligatures w14:val="none"/>
+        </w:rPr>
+        <w:t>&lt;</w:t>
+      </w:r>
+      <w:r>
+        <w:rPr>
+          <w:rFonts w:ascii="Consolas" w:eastAsia="Times New Roman" w:hAnsi="Consolas" w:cs="Times New Roman"/>
+          <w:color w:val="4EC9B0"/>
+          <w:kern w:val="0"/>
+          <w:sz w:val="21"/>
+          <w:szCs w:val="21"/>
+          <w:lang w:val="hu-HU" w:eastAsia="hu-HU"/>
+          <w14:ligatures w14:val="none"/>
+        </w:rPr>
+        <w:t>DataTableCls</w:t>
+      </w:r>
+      <w:r>
+        <w:rPr>
+          <w:rFonts w:ascii="Consolas" w:eastAsia="Times New Roman" w:hAnsi="Consolas" w:cs="Times New Roman"/>
+          <w:color w:val="CCCCCC"/>
+          <w:kern w:val="0"/>
+          <w:sz w:val="21"/>
+          <w:szCs w:val="21"/>
+          <w:lang w:val="hu-HU" w:eastAsia="hu-HU"/>
+          <w14:ligatures w14:val="none"/>
+        </w:rPr>
+        <w:t xml:space="preserve"> </w:t>
+      </w:r>
+      <w:r>
+        <w:rPr>
+          <w:rFonts w:ascii="Consolas" w:eastAsia="Times New Roman" w:hAnsi="Consolas" w:cs="Times New Roman"/>
+          <w:color w:val="9CDCFE"/>
+          <w:kern w:val="0"/>
+          <w:sz w:val="21"/>
+          <w:szCs w:val="21"/>
+          <w:lang w:val="hu-HU" w:eastAsia="hu-HU"/>
+          <w14:ligatures w14:val="none"/>
+        </w:rPr>
+        <w:t>url</w:t>
+      </w:r>
+      <w:r>
+        <w:rPr>
+          <w:rFonts w:ascii="Consolas" w:eastAsia="Times New Roman" w:hAnsi="Consolas" w:cs="Times New Roman"/>
+          <w:color w:val="D4D4D4"/>
+          <w:kern w:val="0"/>
+          <w:sz w:val="21"/>
+          <w:szCs w:val="21"/>
+          <w:lang w:val="hu-HU" w:eastAsia="hu-HU"/>
+          <w14:ligatures w14:val="none"/>
+        </w:rPr>
+        <w:t>=</w:t>
+      </w:r>
+      <w:r>
+        <w:rPr>
+          <w:rFonts w:ascii="Consolas" w:eastAsia="Times New Roman" w:hAnsi="Consolas" w:cs="Times New Roman"/>
+          <w:color w:val="CE9178"/>
+          <w:kern w:val="0"/>
+          <w:sz w:val="21"/>
+          <w:szCs w:val="21"/>
+          <w:lang w:val="hu-HU" w:eastAsia="hu-HU"/>
+          <w14:ligatures w14:val="none"/>
+        </w:rPr>
+        <w:t>"http://localhost:5000/"</w:t>
+      </w:r>
+      <w:r>
+        <w:rPr>
+          <w:rFonts w:ascii="Consolas" w:eastAsia="Times New Roman" w:hAnsi="Consolas" w:cs="Times New Roman"/>
+          <w:color w:val="CCCCCC"/>
+          <w:kern w:val="0"/>
+          <w:sz w:val="21"/>
+          <w:szCs w:val="21"/>
+          <w:lang w:val="hu-HU" w:eastAsia="hu-HU"/>
+          <w14:ligatures w14:val="none"/>
+        </w:rPr>
+        <w:t xml:space="preserve"> </w:t>
+      </w:r>
+      <w:r>
+        <w:rPr>
+          <w:rFonts w:ascii="Consolas" w:eastAsia="Times New Roman" w:hAnsi="Consolas" w:cs="Times New Roman"/>
+          <w:color w:val="808080"/>
+          <w:kern w:val="0"/>
+          <w:sz w:val="21"/>
+          <w:szCs w:val="21"/>
+          <w:lang w:val="hu-HU" w:eastAsia="hu-HU"/>
+          <w14:ligatures w14:val="none"/>
+        </w:rPr>
+        <w:t>/&gt;</w:t>
+      </w:r>
+    </w:p>
+    <w:p>
+      <w:pPr>
+        <w:spacing w:before="0" w:after="0" w:line="240" w:lineRule="auto"/>
+        <w:jc w:val="left"/>
+        <w:outlineLvl w:val="3"/>
+        <w:rPr>
+          <w:lang w:val="hu-HU"/>
+        </w:rPr>
+      </w:pPr>
+      <w:r>
+        <w:rPr>
+          <w:lang w:val="hu-HU"/>
+        </w:rPr>
+        <w:t>A példában</w:t>
+      </w:r>
+    </w:p>
+    <w:p>
+      <w:pPr>
+        <w:pStyle w:val="Listaszerbekezds"/>
+        <w:numPr>
+          <w:ilvl w:val="0"/>
+          <w:numId w:val="38"/>
+        </w:numPr>
+        <w:spacing w:before="0" w:after="0"/>
+        <w:ind w:left="714" w:hanging="357"/>
+        <w:contextualSpacing w:val="0"/>
+        <w:jc w:val="left"/>
+        <w:outlineLvl w:val="3"/>
+        <w:rPr>
+          <w:lang w:val="hu-HU"/>
+        </w:rPr>
+      </w:pPr>
+      <w:r>
+        <w:rPr>
+          <w:lang w:val="hu-HU"/>
+        </w:rPr>
+        <w:t>url egy JSX attribútum.</w:t>
+      </w:r>
+    </w:p>
+    <w:p>
+      <w:pPr>
+        <w:numPr>
+          <w:ilvl w:val="0"/>
+          <w:numId w:val="38"/>
+        </w:numPr>
+        <w:spacing w:before="100" w:beforeAutospacing="1" w:after="100" w:afterAutospacing="1"/>
+        <w:ind w:left="714" w:hanging="357"/>
+        <w:jc w:val="left"/>
+        <w:rPr>
+          <w:rFonts w:eastAsia="Times New Roman" w:cs="Times New Roman"/>
+          <w:kern w:val="0"/>
+          <w:lang w:val="hu-HU" w:eastAsia="hu-HU"/>
+          <w14:ligatures w14:val="none"/>
+        </w:rPr>
+      </w:pPr>
+      <w:r>
+        <w:rPr>
+          <w:rFonts w:eastAsia="Times New Roman" w:cs="Times New Roman"/>
+          <w:kern w:val="0"/>
+          <w:lang w:val="hu-HU" w:eastAsia="hu-HU"/>
+          <w14:ligatures w14:val="none"/>
+        </w:rPr>
+        <w:t>A React ezt propként adja át a komponensnek.</w:t>
+      </w:r>
+    </w:p>
+    <w:p>
+      <w:pPr>
+        <w:numPr>
+          <w:ilvl w:val="0"/>
+          <w:numId w:val="38"/>
+        </w:numPr>
+        <w:spacing w:before="0"/>
+        <w:ind w:left="714" w:hanging="357"/>
+        <w:rPr>
+          <w:rFonts w:eastAsia="Times New Roman" w:cs="Times New Roman"/>
+          <w:kern w:val="0"/>
+          <w:lang w:val="hu-HU" w:eastAsia="hu-HU"/>
+          <w14:ligatures w14:val="none"/>
+        </w:rPr>
+      </w:pPr>
+      <w:r>
+        <w:rPr>
+          <w:rFonts w:eastAsia="Times New Roman" w:cs="Times New Roman"/>
+          <w:kern w:val="0"/>
+          <w:lang w:val="hu-HU" w:eastAsia="hu-HU"/>
+          <w14:ligatures w14:val="none"/>
+        </w:rPr>
+        <w:t>A paraméterlistában a</w:t>
+      </w:r>
+      <w:r>
+        <w:rPr>
+          <w:rFonts w:ascii="Consolas" w:eastAsia="Times New Roman" w:hAnsi="Consolas" w:cs="Times New Roman"/>
+          <w:kern w:val="0"/>
+          <w:sz w:val="32"/>
+          <w:lang w:val="hu-HU" w:eastAsia="hu-HU"/>
+          <w14:ligatures w14:val="none"/>
+        </w:rPr>
+        <w:t xml:space="preserve"> </w:t>
+      </w:r>
+      <w:proofErr w:type="gramStart"/>
+      <w:r>
+        <w:rPr>
+          <w:rFonts w:ascii="Consolas" w:eastAsia="Times New Roman" w:hAnsi="Consolas" w:cs="Courier New"/>
+          <w:kern w:val="0"/>
+          <w:szCs w:val="20"/>
+          <w:lang w:val="hu-HU" w:eastAsia="hu-HU"/>
+          <w14:ligatures w14:val="none"/>
+        </w:rPr>
+        <w:t>{ url</w:t>
+      </w:r>
+      <w:proofErr w:type="gramEnd"/>
+      <w:r>
+        <w:rPr>
+          <w:rFonts w:ascii="Consolas" w:eastAsia="Times New Roman" w:hAnsi="Consolas" w:cs="Courier New"/>
+          <w:kern w:val="0"/>
+          <w:szCs w:val="20"/>
+          <w:lang w:val="hu-HU" w:eastAsia="hu-HU"/>
+          <w14:ligatures w14:val="none"/>
+        </w:rPr>
+        <w:t xml:space="preserve"> }</w:t>
+      </w:r>
+      <w:r>
+        <w:rPr>
+          <w:rFonts w:ascii="Consolas" w:eastAsia="Times New Roman" w:hAnsi="Consolas" w:cs="Times New Roman"/>
+          <w:kern w:val="0"/>
+          <w:sz w:val="32"/>
+          <w:lang w:val="hu-HU" w:eastAsia="hu-HU"/>
+          <w14:ligatures w14:val="none"/>
+        </w:rPr>
+        <w:t xml:space="preserve"> </w:t>
+      </w:r>
+      <w:r>
+        <w:rPr>
+          <w:rFonts w:eastAsia="Times New Roman" w:cs="Times New Roman"/>
+          <w:kern w:val="0"/>
+          <w:lang w:val="hu-HU" w:eastAsia="hu-HU"/>
+          <w14:ligatures w14:val="none"/>
+        </w:rPr>
+        <w:t>destrukturálással közvetlenül elérhető a prop értéke.</w:t>
+      </w:r>
+    </w:p>
+    <w:p>
+      <w:pPr>
+        <w:spacing w:before="0" w:after="0" w:line="240" w:lineRule="auto"/>
+        <w:jc w:val="left"/>
+        <w:outlineLvl w:val="3"/>
+        <w:rPr>
+          <w:rFonts w:eastAsia="Times New Roman" w:cs="Times New Roman"/>
+          <w:bCs/>
+          <w:kern w:val="0"/>
+          <w:lang w:val="hu-HU" w:eastAsia="hu-HU"/>
+          <w14:ligatures w14:val="none"/>
+        </w:rPr>
+      </w:pPr>
+      <w:r>
+        <w:rPr>
+          <w:rFonts w:eastAsia="Times New Roman" w:cs="Times New Roman"/>
+          <w:bCs/>
+          <w:kern w:val="0"/>
+          <w:lang w:val="hu-HU" w:eastAsia="hu-HU"/>
+          <w14:ligatures w14:val="none"/>
+        </w:rPr>
+        <w:t>Fontos jellemzők</w:t>
+      </w:r>
+    </w:p>
+    <w:p>
+      <w:pPr>
+        <w:numPr>
+          <w:ilvl w:val="0"/>
+          <w:numId w:val="39"/>
+        </w:numPr>
+        <w:spacing w:before="0" w:after="0"/>
+        <w:ind w:left="714" w:hanging="357"/>
+        <w:jc w:val="left"/>
+        <w:rPr>
+          <w:rFonts w:eastAsia="Times New Roman" w:cs="Times New Roman"/>
+          <w:kern w:val="0"/>
+          <w:lang w:val="hu-HU" w:eastAsia="hu-HU"/>
+          <w14:ligatures w14:val="none"/>
+        </w:rPr>
+      </w:pPr>
+      <w:r>
+        <w:rPr>
+          <w:rFonts w:eastAsia="Times New Roman" w:cs="Times New Roman"/>
+          <w:kern w:val="0"/>
+          <w:lang w:val="hu-HU" w:eastAsia="hu-HU"/>
+          <w14:ligatures w14:val="none"/>
+        </w:rPr>
+        <w:t xml:space="preserve">A propok </w:t>
+      </w:r>
+      <w:r>
+        <w:rPr>
+          <w:rFonts w:eastAsia="Times New Roman" w:cs="Times New Roman"/>
+          <w:bCs/>
+          <w:kern w:val="0"/>
+          <w:lang w:val="hu-HU" w:eastAsia="hu-HU"/>
+          <w14:ligatures w14:val="none"/>
+        </w:rPr>
+        <w:t>csak olvashatók</w:t>
+      </w:r>
+      <w:r>
+        <w:rPr>
+          <w:rFonts w:eastAsia="Times New Roman" w:cs="Times New Roman"/>
+          <w:kern w:val="0"/>
+          <w:lang w:val="hu-HU" w:eastAsia="hu-HU"/>
+          <w14:ligatures w14:val="none"/>
+        </w:rPr>
+        <w:t xml:space="preserve"> (immutable).</w:t>
+      </w:r>
+    </w:p>
+    <w:p>
+      <w:pPr>
+        <w:numPr>
+          <w:ilvl w:val="0"/>
+          <w:numId w:val="39"/>
+        </w:numPr>
+        <w:spacing w:before="0" w:after="0"/>
+        <w:jc w:val="left"/>
+        <w:rPr>
+          <w:rFonts w:eastAsia="Times New Roman" w:cs="Times New Roman"/>
+          <w:kern w:val="0"/>
+          <w:lang w:val="hu-HU" w:eastAsia="hu-HU"/>
+          <w14:ligatures w14:val="none"/>
+        </w:rPr>
+      </w:pPr>
+      <w:r>
+        <w:rPr>
+          <w:rFonts w:eastAsia="Times New Roman" w:cs="Times New Roman"/>
+          <w:kern w:val="0"/>
+          <w:lang w:val="hu-HU" w:eastAsia="hu-HU"/>
+          <w14:ligatures w14:val="none"/>
+        </w:rPr>
+        <w:t>Segítségükkel a komponensek újrafelhasználhatók és paraméterezhetők.</w:t>
+      </w:r>
+    </w:p>
+    <w:p>
+      <w:pPr>
+        <w:numPr>
+          <w:ilvl w:val="0"/>
+          <w:numId w:val="39"/>
+        </w:numPr>
+        <w:spacing w:before="0" w:after="0"/>
+        <w:jc w:val="left"/>
+        <w:rPr>
+          <w:rFonts w:eastAsia="Times New Roman" w:cs="Times New Roman"/>
+          <w:kern w:val="0"/>
+          <w:lang w:val="hu-HU" w:eastAsia="hu-HU"/>
+          <w14:ligatures w14:val="none"/>
+        </w:rPr>
+      </w:pPr>
+      <w:r>
+        <w:rPr>
+          <w:rFonts w:eastAsia="Times New Roman" w:cs="Times New Roman"/>
+          <w:kern w:val="0"/>
+          <w:lang w:val="hu-HU" w:eastAsia="hu-HU"/>
+          <w14:ligatures w14:val="none"/>
+        </w:rPr>
+        <w:t>Tetszőleges típusú adat átadható propként (szöveg, szám, objektum, tömb, függvény stb.).</w:t>
+      </w:r>
+    </w:p>
+    <w:p>
+      <w:pPr>
+        <w:spacing w:after="0"/>
+        <w:jc w:val="left"/>
+        <w:outlineLvl w:val="3"/>
+        <w:rPr>
+          <w:rFonts w:eastAsia="Times New Roman" w:cs="Times New Roman"/>
+          <w:bCs/>
+          <w:kern w:val="0"/>
+          <w:lang w:val="hu-HU" w:eastAsia="hu-HU"/>
+          <w14:ligatures w14:val="none"/>
+        </w:rPr>
+      </w:pPr>
+      <w:r>
+        <w:rPr>
+          <w:rFonts w:eastAsia="Times New Roman" w:cs="Times New Roman"/>
+          <w:bCs/>
+          <w:kern w:val="0"/>
+          <w:lang w:val="hu-HU" w:eastAsia="hu-HU"/>
+          <w14:ligatures w14:val="none"/>
+        </w:rPr>
+        <w:t>További példa több prop használatával</w:t>
+      </w:r>
+    </w:p>
+    <w:p>
+      <w:pPr>
+        <w:shd w:val="clear" w:color="auto" w:fill="1F1F1F"/>
+        <w:spacing w:before="0" w:after="0" w:line="285" w:lineRule="atLeast"/>
+        <w:jc w:val="left"/>
+        <w:rPr>
+          <w:rFonts w:ascii="Consolas" w:eastAsia="Times New Roman" w:hAnsi="Consolas" w:cs="Times New Roman"/>
+          <w:color w:val="CCCCCC"/>
+          <w:kern w:val="0"/>
+          <w:sz w:val="21"/>
+          <w:szCs w:val="21"/>
+          <w:lang w:val="hu-HU" w:eastAsia="hu-HU"/>
+          <w14:ligatures w14:val="none"/>
+        </w:rPr>
+      </w:pPr>
+      <w:r>
+        <w:rPr>
+          <w:rFonts w:ascii="Consolas" w:eastAsia="Times New Roman" w:hAnsi="Consolas" w:cs="Times New Roman"/>
+          <w:color w:val="808080"/>
+          <w:kern w:val="0"/>
+          <w:sz w:val="21"/>
+          <w:szCs w:val="21"/>
+          <w:lang w:val="hu-HU" w:eastAsia="hu-HU"/>
+          <w14:ligatures w14:val="none"/>
+        </w:rPr>
+        <w:t>&lt;</w:t>
+      </w:r>
+      <w:r>
+        <w:rPr>
+          <w:rFonts w:ascii="Consolas" w:eastAsia="Times New Roman" w:hAnsi="Consolas" w:cs="Times New Roman"/>
+          <w:color w:val="DCDCAA"/>
+          <w:kern w:val="0"/>
+          <w:sz w:val="21"/>
+          <w:szCs w:val="21"/>
+          <w:lang w:val="hu-HU" w:eastAsia="hu-HU"/>
+          <w14:ligatures w14:val="none"/>
+        </w:rPr>
+        <w:t>DataTableFn</w:t>
+      </w:r>
+    </w:p>
+    <w:p>
+      <w:pPr>
+        <w:shd w:val="clear" w:color="auto" w:fill="1F1F1F"/>
+        <w:spacing w:before="0" w:after="0" w:line="285" w:lineRule="atLeast"/>
+        <w:jc w:val="left"/>
+        <w:rPr>
+          <w:rFonts w:ascii="Consolas" w:eastAsia="Times New Roman" w:hAnsi="Consolas" w:cs="Times New Roman"/>
+          <w:color w:val="CCCCCC"/>
+          <w:kern w:val="0"/>
+          <w:sz w:val="21"/>
+          <w:szCs w:val="21"/>
+          <w:lang w:val="hu-HU" w:eastAsia="hu-HU"/>
+          <w14:ligatures w14:val="none"/>
+        </w:rPr>
+      </w:pPr>
+      <w:r>
+        <w:rPr>
+          <w:rFonts w:ascii="Consolas" w:eastAsia="Times New Roman" w:hAnsi="Consolas" w:cs="Times New Roman"/>
+          <w:color w:val="CCCCCC"/>
+          <w:kern w:val="0"/>
+          <w:sz w:val="21"/>
+          <w:szCs w:val="21"/>
+          <w:lang w:val="hu-HU" w:eastAsia="hu-HU"/>
+          <w14:ligatures w14:val="none"/>
+        </w:rPr>
+        <w:t xml:space="preserve">    </w:t>
+      </w:r>
+      <w:r>
+        <w:rPr>
+          <w:rFonts w:ascii="Consolas" w:eastAsia="Times New Roman" w:hAnsi="Consolas" w:cs="Times New Roman"/>
+          <w:color w:val="9CDCFE"/>
+          <w:kern w:val="0"/>
+          <w:sz w:val="21"/>
+          <w:szCs w:val="21"/>
+          <w:lang w:val="hu-HU" w:eastAsia="hu-HU"/>
+          <w14:ligatures w14:val="none"/>
+        </w:rPr>
+        <w:t>url</w:t>
+      </w:r>
+      <w:r>
+        <w:rPr>
+          <w:rFonts w:ascii="Consolas" w:eastAsia="Times New Roman" w:hAnsi="Consolas" w:cs="Times New Roman"/>
+          <w:color w:val="D4D4D4"/>
+          <w:kern w:val="0"/>
+          <w:sz w:val="21"/>
+          <w:szCs w:val="21"/>
+          <w:lang w:val="hu-HU" w:eastAsia="hu-HU"/>
+          <w14:ligatures w14:val="none"/>
+        </w:rPr>
+        <w:t>=</w:t>
+      </w:r>
+      <w:r>
+        <w:rPr>
+          <w:rFonts w:ascii="Consolas" w:eastAsia="Times New Roman" w:hAnsi="Consolas" w:cs="Times New Roman"/>
+          <w:color w:val="CE9178"/>
+          <w:kern w:val="0"/>
+          <w:sz w:val="21"/>
+          <w:szCs w:val="21"/>
+          <w:lang w:val="hu-HU" w:eastAsia="hu-HU"/>
+          <w14:ligatures w14:val="none"/>
+        </w:rPr>
+        <w:t>"https://example.com/api/data"</w:t>
+      </w:r>
+    </w:p>
+    <w:p>
+      <w:pPr>
+        <w:shd w:val="clear" w:color="auto" w:fill="1F1F1F"/>
+        <w:spacing w:before="0" w:after="0" w:line="285" w:lineRule="atLeast"/>
+        <w:jc w:val="left"/>
+        <w:rPr>
+          <w:rFonts w:ascii="Consolas" w:eastAsia="Times New Roman" w:hAnsi="Consolas" w:cs="Times New Roman"/>
+          <w:color w:val="CCCCCC"/>
+          <w:kern w:val="0"/>
+          <w:sz w:val="21"/>
+          <w:szCs w:val="21"/>
+          <w:lang w:val="hu-HU" w:eastAsia="hu-HU"/>
+          <w14:ligatures w14:val="none"/>
+        </w:rPr>
+      </w:pPr>
+      <w:r>
+        <w:rPr>
+          <w:rFonts w:ascii="Consolas" w:eastAsia="Times New Roman" w:hAnsi="Consolas" w:cs="Times New Roman"/>
+          <w:color w:val="CCCCCC"/>
+          <w:kern w:val="0"/>
+          <w:sz w:val="21"/>
+          <w:szCs w:val="21"/>
+          <w:lang w:val="hu-HU" w:eastAsia="hu-HU"/>
+          <w14:ligatures w14:val="none"/>
+        </w:rPr>
+        <w:t xml:space="preserve">    </w:t>
+      </w:r>
+      <w:r>
+        <w:rPr>
+          <w:rFonts w:ascii="Consolas" w:eastAsia="Times New Roman" w:hAnsi="Consolas" w:cs="Times New Roman"/>
+          <w:color w:val="9CDCFE"/>
+          <w:kern w:val="0"/>
+          <w:sz w:val="21"/>
+          <w:szCs w:val="21"/>
+          <w:lang w:val="hu-HU" w:eastAsia="hu-HU"/>
+          <w14:ligatures w14:val="none"/>
+        </w:rPr>
+        <w:t>pageSize</w:t>
+      </w:r>
+      <w:proofErr w:type="gramStart"/>
+      <w:r>
+        <w:rPr>
+          <w:rFonts w:ascii="Consolas" w:eastAsia="Times New Roman" w:hAnsi="Consolas" w:cs="Times New Roman"/>
+          <w:color w:val="D4D4D4"/>
+          <w:kern w:val="0"/>
+          <w:sz w:val="21"/>
+          <w:szCs w:val="21"/>
+          <w:lang w:val="hu-HU" w:eastAsia="hu-HU"/>
+          <w14:ligatures w14:val="none"/>
+        </w:rPr>
+        <w:t>=</w:t>
+      </w:r>
+      <w:r>
+        <w:rPr>
+          <w:rFonts w:ascii="Consolas" w:eastAsia="Times New Roman" w:hAnsi="Consolas" w:cs="Times New Roman"/>
+          <w:color w:val="569CD6"/>
+          <w:kern w:val="0"/>
+          <w:sz w:val="21"/>
+          <w:szCs w:val="21"/>
+          <w:lang w:val="hu-HU" w:eastAsia="hu-HU"/>
+          <w14:ligatures w14:val="none"/>
+        </w:rPr>
+        <w:t>{</w:t>
+      </w:r>
+      <w:proofErr w:type="gramEnd"/>
+      <w:r>
+        <w:rPr>
+          <w:rFonts w:ascii="Consolas" w:eastAsia="Times New Roman" w:hAnsi="Consolas" w:cs="Times New Roman"/>
+          <w:color w:val="B5CEA8"/>
+          <w:kern w:val="0"/>
+          <w:sz w:val="21"/>
+          <w:szCs w:val="21"/>
+          <w:lang w:val="hu-HU" w:eastAsia="hu-HU"/>
+          <w14:ligatures w14:val="none"/>
+        </w:rPr>
+        <w:t>10</w:t>
+      </w:r>
+      <w:r>
+        <w:rPr>
+          <w:rFonts w:ascii="Consolas" w:eastAsia="Times New Roman" w:hAnsi="Consolas" w:cs="Times New Roman"/>
+          <w:color w:val="569CD6"/>
+          <w:kern w:val="0"/>
+          <w:sz w:val="21"/>
+          <w:szCs w:val="21"/>
+          <w:lang w:val="hu-HU" w:eastAsia="hu-HU"/>
+          <w14:ligatures w14:val="none"/>
+        </w:rPr>
+        <w:t>}</w:t>
+      </w:r>
+    </w:p>
+    <w:p>
+      <w:pPr>
+        <w:shd w:val="clear" w:color="auto" w:fill="1F1F1F"/>
+        <w:spacing w:before="0" w:after="0" w:line="285" w:lineRule="atLeast"/>
+        <w:jc w:val="left"/>
+        <w:rPr>
+          <w:rFonts w:ascii="Consolas" w:eastAsia="Times New Roman" w:hAnsi="Consolas" w:cs="Times New Roman"/>
+          <w:color w:val="CCCCCC"/>
+          <w:kern w:val="0"/>
+          <w:sz w:val="21"/>
+          <w:szCs w:val="21"/>
+          <w:lang w:val="hu-HU" w:eastAsia="hu-HU"/>
+          <w14:ligatures w14:val="none"/>
+        </w:rPr>
+      </w:pPr>
+      <w:r>
+        <w:rPr>
+          <w:rFonts w:ascii="Consolas" w:eastAsia="Times New Roman" w:hAnsi="Consolas" w:cs="Times New Roman"/>
+          <w:color w:val="CCCCCC"/>
+          <w:kern w:val="0"/>
+          <w:sz w:val="21"/>
+          <w:szCs w:val="21"/>
+          <w:lang w:val="hu-HU" w:eastAsia="hu-HU"/>
+          <w14:ligatures w14:val="none"/>
+        </w:rPr>
+        <w:t xml:space="preserve">    </w:t>
+      </w:r>
+      <w:r>
+        <w:rPr>
+          <w:rFonts w:ascii="Consolas" w:eastAsia="Times New Roman" w:hAnsi="Consolas" w:cs="Times New Roman"/>
+          <w:color w:val="9CDCFE"/>
+          <w:kern w:val="0"/>
+          <w:sz w:val="21"/>
+          <w:szCs w:val="21"/>
+          <w:lang w:val="hu-HU" w:eastAsia="hu-HU"/>
+          <w14:ligatures w14:val="none"/>
+        </w:rPr>
+        <w:t>title</w:t>
+      </w:r>
+      <w:r>
+        <w:rPr>
+          <w:rFonts w:ascii="Consolas" w:eastAsia="Times New Roman" w:hAnsi="Consolas" w:cs="Times New Roman"/>
+          <w:color w:val="D4D4D4"/>
+          <w:kern w:val="0"/>
+          <w:sz w:val="21"/>
+          <w:szCs w:val="21"/>
+          <w:lang w:val="hu-HU" w:eastAsia="hu-HU"/>
+          <w14:ligatures w14:val="none"/>
+        </w:rPr>
+        <w:t>=</w:t>
+      </w:r>
+      <w:r>
+        <w:rPr>
+          <w:rFonts w:ascii="Consolas" w:eastAsia="Times New Roman" w:hAnsi="Consolas" w:cs="Times New Roman"/>
+          <w:color w:val="CE9178"/>
+          <w:kern w:val="0"/>
+          <w:sz w:val="21"/>
+          <w:szCs w:val="21"/>
+          <w:lang w:val="hu-HU" w:eastAsia="hu-HU"/>
+          <w14:ligatures w14:val="none"/>
+        </w:rPr>
+        <w:t>"Felhasználók"</w:t>
+      </w:r>
+    </w:p>
+    <w:p>
+      <w:pPr>
+        <w:shd w:val="clear" w:color="auto" w:fill="1F1F1F"/>
+        <w:spacing w:before="0" w:after="0" w:line="285" w:lineRule="atLeast"/>
+        <w:jc w:val="left"/>
+        <w:rPr>
+          <w:rFonts w:ascii="Consolas" w:eastAsia="Times New Roman" w:hAnsi="Consolas" w:cs="Times New Roman"/>
+          <w:color w:val="CCCCCC"/>
+          <w:kern w:val="0"/>
+          <w:sz w:val="21"/>
+          <w:szCs w:val="21"/>
+          <w:lang w:val="hu-HU" w:eastAsia="hu-HU"/>
+          <w14:ligatures w14:val="none"/>
+        </w:rPr>
+      </w:pPr>
+      <w:r>
+        <w:rPr>
+          <w:rFonts w:ascii="Consolas" w:eastAsia="Times New Roman" w:hAnsi="Consolas" w:cs="Times New Roman"/>
+          <w:color w:val="808080"/>
+          <w:kern w:val="0"/>
+          <w:sz w:val="21"/>
+          <w:szCs w:val="21"/>
+          <w:lang w:val="hu-HU" w:eastAsia="hu-HU"/>
+          <w14:ligatures w14:val="none"/>
+        </w:rPr>
+        <w:t>/&gt;</w:t>
+      </w:r>
+    </w:p>
+    <w:p>
+      <w:pPr>
+        <w:spacing w:after="0" w:line="240" w:lineRule="auto"/>
+        <w:rPr>
+          <w:rFonts w:eastAsia="Times New Roman" w:cs="Times New Roman"/>
+          <w:kern w:val="0"/>
+          <w:lang w:val="hu-HU" w:eastAsia="hu-HU"/>
+          <w14:ligatures w14:val="none"/>
+        </w:rPr>
+      </w:pPr>
+      <w:r>
+        <w:rPr>
+          <w:rFonts w:eastAsia="Times New Roman" w:cs="Times New Roman"/>
+          <w:kern w:val="0"/>
+          <w:lang w:val="hu-HU" w:eastAsia="hu-HU"/>
+          <w14:ligatures w14:val="none"/>
+        </w:rPr>
+        <w:t>Ebben az esetben a</w:t>
+      </w:r>
+      <w:r>
+        <w:rPr>
+          <w:rFonts w:eastAsia="Times New Roman" w:cs="Times New Roman"/>
+          <w:kern w:val="0"/>
+          <w:lang w:val="hu-HU" w:eastAsia="hu-HU"/>
+          <w14:ligatures w14:val="none"/>
+        </w:rPr>
+        <w:t xml:space="preserve"> destrukturálás által</w:t>
+      </w:r>
+      <w:r>
+        <w:rPr>
+          <w:rFonts w:eastAsia="Times New Roman" w:cs="Times New Roman"/>
+          <w:kern w:val="0"/>
+          <w:lang w:val="hu-HU" w:eastAsia="hu-HU"/>
+          <w14:ligatures w14:val="none"/>
+        </w:rPr>
+        <w:t xml:space="preserve"> a komponens így fogadhatja a propokat:</w:t>
+      </w:r>
+    </w:p>
+    <w:p>
+      <w:pPr>
+        <w:shd w:val="clear" w:color="auto" w:fill="1F1F1F"/>
+        <w:spacing w:after="0"/>
+        <w:jc w:val="left"/>
+        <w:rPr>
+          <w:rFonts w:ascii="Consolas" w:eastAsia="Times New Roman" w:hAnsi="Consolas" w:cs="Times New Roman"/>
+          <w:color w:val="CCCCCC"/>
+          <w:kern w:val="0"/>
+          <w:sz w:val="21"/>
+          <w:szCs w:val="21"/>
+          <w:lang w:val="hu-HU" w:eastAsia="hu-HU"/>
+          <w14:ligatures w14:val="none"/>
+        </w:rPr>
+      </w:pPr>
+      <w:r>
+        <w:rPr>
+          <w:rFonts w:ascii="Consolas" w:eastAsia="Times New Roman" w:hAnsi="Consolas" w:cs="Times New Roman"/>
+          <w:color w:val="569CD6"/>
+          <w:kern w:val="0"/>
+          <w:sz w:val="21"/>
+          <w:szCs w:val="21"/>
+          <w:lang w:val="hu-HU" w:eastAsia="hu-HU"/>
+          <w14:ligatures w14:val="none"/>
+        </w:rPr>
+        <w:t>function</w:t>
+      </w:r>
+      <w:r>
+        <w:rPr>
+          <w:rFonts w:ascii="Consolas" w:eastAsia="Times New Roman" w:hAnsi="Consolas" w:cs="Times New Roman"/>
+          <w:color w:val="CCCCCC"/>
+          <w:kern w:val="0"/>
+          <w:sz w:val="21"/>
+          <w:szCs w:val="21"/>
+          <w:lang w:val="hu-HU" w:eastAsia="hu-HU"/>
+          <w14:ligatures w14:val="none"/>
+        </w:rPr>
+        <w:t xml:space="preserve"> </w:t>
+      </w:r>
+      <w:proofErr w:type="gramStart"/>
+      <w:r>
+        <w:rPr>
+          <w:rFonts w:ascii="Consolas" w:eastAsia="Times New Roman" w:hAnsi="Consolas" w:cs="Times New Roman"/>
+          <w:color w:val="DCDCAA"/>
+          <w:kern w:val="0"/>
+          <w:sz w:val="21"/>
+          <w:szCs w:val="21"/>
+          <w:lang w:val="hu-HU" w:eastAsia="hu-HU"/>
+          <w14:ligatures w14:val="none"/>
+        </w:rPr>
+        <w:t>DataTableFn</w:t>
+      </w:r>
+      <w:r>
+        <w:rPr>
+          <w:rFonts w:ascii="Consolas" w:eastAsia="Times New Roman" w:hAnsi="Consolas" w:cs="Times New Roman"/>
+          <w:color w:val="CCCCCC"/>
+          <w:kern w:val="0"/>
+          <w:sz w:val="21"/>
+          <w:szCs w:val="21"/>
+          <w:lang w:val="hu-HU" w:eastAsia="hu-HU"/>
+          <w14:ligatures w14:val="none"/>
+        </w:rPr>
+        <w:t>(</w:t>
+      </w:r>
+      <w:proofErr w:type="gramEnd"/>
+      <w:r>
+        <w:rPr>
+          <w:rFonts w:ascii="Consolas" w:eastAsia="Times New Roman" w:hAnsi="Consolas" w:cs="Times New Roman"/>
+          <w:color w:val="CCCCCC"/>
+          <w:kern w:val="0"/>
+          <w:sz w:val="21"/>
+          <w:szCs w:val="21"/>
+          <w:lang w:val="hu-HU" w:eastAsia="hu-HU"/>
+          <w14:ligatures w14:val="none"/>
+        </w:rPr>
+        <w:t>{url</w:t>
+      </w:r>
+      <w:r>
+        <w:rPr>
+          <w:rFonts w:ascii="Consolas" w:eastAsia="Times New Roman" w:hAnsi="Consolas" w:cs="Times New Roman"/>
+          <w:color w:val="CCCCCC"/>
+          <w:kern w:val="0"/>
+          <w:sz w:val="21"/>
+          <w:szCs w:val="21"/>
+          <w:lang w:val="hu-HU" w:eastAsia="hu-HU"/>
+          <w14:ligatures w14:val="none"/>
+        </w:rPr>
+        <w:t>, pageSize, title</w:t>
+      </w:r>
+      <w:r>
+        <w:rPr>
+          <w:rFonts w:ascii="Consolas" w:eastAsia="Times New Roman" w:hAnsi="Consolas" w:cs="Times New Roman"/>
+          <w:color w:val="CCCCCC"/>
+          <w:kern w:val="0"/>
+          <w:sz w:val="21"/>
+          <w:szCs w:val="21"/>
+          <w:lang w:val="hu-HU" w:eastAsia="hu-HU"/>
+          <w14:ligatures w14:val="none"/>
+        </w:rPr>
+        <w:t>}</w:t>
+      </w:r>
+      <w:r>
+        <w:rPr>
+          <w:rFonts w:ascii="Consolas" w:eastAsia="Times New Roman" w:hAnsi="Consolas" w:cs="Times New Roman"/>
+          <w:color w:val="CCCCCC"/>
+          <w:kern w:val="0"/>
+          <w:sz w:val="21"/>
+          <w:szCs w:val="21"/>
+          <w:lang w:val="hu-HU" w:eastAsia="hu-HU"/>
+          <w14:ligatures w14:val="none"/>
+        </w:rPr>
+        <w:t>) {</w:t>
+      </w:r>
+    </w:p>
+    <w:p>
+      <w:pPr>
+        <w:shd w:val="clear" w:color="auto" w:fill="1F1F1F"/>
+        <w:spacing w:before="0" w:after="0"/>
+        <w:ind w:firstLine="1276"/>
+        <w:rPr>
+          <w:rFonts w:ascii="Consolas" w:hAnsi="Consolas"/>
+          <w:color w:val="CCCCCC"/>
+          <w:sz w:val="21"/>
+          <w:szCs w:val="21"/>
+        </w:rPr>
+      </w:pPr>
+      <w:r>
+        <w:rPr>
+          <w:rFonts w:ascii="Consolas" w:hAnsi="Consolas"/>
+          <w:color w:val="CCCCCC"/>
+          <w:sz w:val="21"/>
+          <w:szCs w:val="21"/>
+        </w:rPr>
+        <w:t>. . .</w:t>
+      </w:r>
+    </w:p>
+    <w:p>
+      <w:pPr>
+        <w:spacing w:after="0"/>
+        <w:rPr>
+          <w:rFonts w:eastAsia="Times New Roman" w:cs="Times New Roman"/>
+          <w:kern w:val="0"/>
+          <w:lang w:val="hu-HU" w:eastAsia="hu-HU"/>
+          <w14:ligatures w14:val="none"/>
+        </w:rPr>
+      </w:pPr>
+      <w:r>
+        <w:rPr>
+          <w:rFonts w:eastAsia="Times New Roman" w:cs="Times New Roman"/>
+          <w:kern w:val="0"/>
+          <w:lang w:val="hu-HU" w:eastAsia="hu-HU"/>
+          <w14:ligatures w14:val="none"/>
+        </w:rPr>
+        <w:t>Az</w:t>
+      </w:r>
+      <w:r>
+        <w:rPr>
+          <w:rFonts w:eastAsia="Times New Roman" w:cs="Times New Roman"/>
+          <w:kern w:val="0"/>
+          <w:lang w:val="hu-HU" w:eastAsia="hu-HU"/>
+          <w14:ligatures w14:val="none"/>
+        </w:rPr>
+        <w:t xml:space="preserve"> </w:t>
+      </w:r>
+      <w:r>
+        <w:rPr>
+          <w:rFonts w:eastAsia="Times New Roman" w:cs="Courier New"/>
+          <w:i/>
+          <w:kern w:val="0"/>
+          <w:lang w:val="hu-HU" w:eastAsia="hu-HU"/>
+          <w14:ligatures w14:val="none"/>
+        </w:rPr>
+        <w:t>url</w:t>
+      </w:r>
+      <w:r>
+        <w:rPr>
+          <w:rFonts w:eastAsia="Times New Roman" w:cs="Times New Roman"/>
+          <w:kern w:val="0"/>
+          <w:lang w:val="hu-HU" w:eastAsia="hu-HU"/>
+          <w14:ligatures w14:val="none"/>
+        </w:rPr>
+        <w:t xml:space="preserve">, </w:t>
+      </w:r>
+      <w:r>
+        <w:rPr>
+          <w:rFonts w:eastAsia="Times New Roman" w:cs="Courier New"/>
+          <w:i/>
+          <w:kern w:val="0"/>
+          <w:lang w:val="hu-HU" w:eastAsia="hu-HU"/>
+          <w14:ligatures w14:val="none"/>
+        </w:rPr>
+        <w:t>pageSize</w:t>
+      </w:r>
+      <w:r>
+        <w:rPr>
+          <w:rFonts w:eastAsia="Times New Roman" w:cs="Times New Roman"/>
+          <w:kern w:val="0"/>
+          <w:lang w:val="hu-HU" w:eastAsia="hu-HU"/>
+          <w14:ligatures w14:val="none"/>
+        </w:rPr>
+        <w:t xml:space="preserve"> és </w:t>
+      </w:r>
+      <w:r>
+        <w:rPr>
+          <w:rFonts w:eastAsia="Times New Roman" w:cs="Courier New"/>
+          <w:i/>
+          <w:kern w:val="0"/>
+          <w:lang w:val="hu-HU" w:eastAsia="hu-HU"/>
+          <w14:ligatures w14:val="none"/>
+        </w:rPr>
+        <w:t>title</w:t>
+      </w:r>
+      <w:r>
+        <w:rPr>
+          <w:rFonts w:eastAsia="Times New Roman" w:cs="Times New Roman"/>
+          <w:kern w:val="0"/>
+          <w:lang w:val="hu-HU" w:eastAsia="hu-HU"/>
+          <w14:ligatures w14:val="none"/>
+        </w:rPr>
+        <w:t xml:space="preserve"> propok</w:t>
+      </w:r>
+      <w:r>
+        <w:rPr>
+          <w:rFonts w:eastAsia="Times New Roman" w:cs="Times New Roman"/>
+          <w:kern w:val="0"/>
+          <w:lang w:val="hu-HU" w:eastAsia="hu-HU"/>
+          <w14:ligatures w14:val="none"/>
+        </w:rPr>
+        <w:t xml:space="preserve"> ugyanilyen nevű változókként </w:t>
+      </w:r>
+      <w:r>
+        <w:rPr>
+          <w:rFonts w:eastAsia="Times New Roman" w:cs="Times New Roman"/>
+          <w:kern w:val="0"/>
+          <w:lang w:val="hu-HU" w:eastAsia="hu-HU"/>
+          <w14:ligatures w14:val="none"/>
+        </w:rPr>
+        <w:t>léteznek a függvény komponensen belül</w:t>
+      </w:r>
+      <w:r>
+        <w:rPr>
+          <w:rFonts w:eastAsia="Times New Roman" w:cs="Times New Roman"/>
+          <w:kern w:val="0"/>
+          <w:lang w:val="hu-HU" w:eastAsia="hu-HU"/>
+          <w14:ligatures w14:val="none"/>
+        </w:rPr>
+        <w:t>.</w:t>
       </w:r>
       <w:bookmarkStart w:id="0" w:name="_GoBack"/>
       <w:bookmarkEnd w:id="0"/>
+    </w:p>
+    <w:p/>
+    <w:p>
+      <w:pPr>
+        <w:pStyle w:val="Cmsor2"/>
+      </w:pPr>
+      <w:r>
+        <w:t>Class komponens</w:t>
+      </w:r>
     </w:p>
     <w:p>
       <w:r>
@@ -8458,6 +10403,7 @@
           <w:lang w:eastAsia="de-DE"/>
           <w14:ligatures w14:val="none"/>
         </w:rPr>
+        <w:lastRenderedPageBreak/>
         <w:t>    }</w:t>
       </w:r>
     </w:p>
@@ -9305,7 +11251,6 @@
     </w:p>
     <w:p>
       <w:r>
-        <w:lastRenderedPageBreak/>
         <w:t>A render metódus visszatérési értéke egy J</w:t>
       </w:r>
       <w:r>
@@ -11076,6 +13021,7 @@
           <w:lang w:eastAsia="de-DE"/>
           <w14:ligatures w14:val="none"/>
         </w:rPr>
+        <w:lastRenderedPageBreak/>
         <w:t xml:space="preserve">    </w:t>
       </w:r>
       <w:proofErr w:type="gramStart"/>
@@ -12107,7 +14053,6 @@
         <w:ind w:left="426" w:hanging="284"/>
       </w:pPr>
       <w:r>
-        <w:lastRenderedPageBreak/>
         <w:t xml:space="preserve">A komponens állapota </w:t>
       </w:r>
       <w:r>
@@ -12145,13 +14090,7 @@
         <w:t xml:space="preserve">A komponens beágyazásakor </w:t>
       </w:r>
       <w:r>
-        <w:t xml:space="preserve">lefutó </w:t>
-      </w:r>
-      <w:r>
-        <w:t>metódus</w:t>
-      </w:r>
-      <w:r>
-        <w:t xml:space="preserve"> (componentDidMount) </w:t>
+        <w:t xml:space="preserve">lefutó metódus (componentDidMount) </w:t>
       </w:r>
       <w:r>
         <w:t>a fetch API segítségével az API-tól lekérjük az adatokat</w:t>
@@ -13673,6 +15612,7 @@
           <w:lang w:val="hu-HU" w:eastAsia="hu-HU"/>
           <w14:ligatures w14:val="none"/>
         </w:rPr>
+        <w:lastRenderedPageBreak/>
         <w:t xml:space="preserve">        </w:t>
       </w:r>
       <w:r>
@@ -15094,6 +17034,7 @@
     </w:p>
     <w:p>
       <w:r>
+        <w:lastRenderedPageBreak/>
         <w:t>/&gt;</w:t>
       </w:r>
     </w:p>
@@ -15174,7 +17115,6 @@
     </w:p>
     <w:p>
       <w:r>
-        <w:lastRenderedPageBreak/>
         <w:t>Lehetővé teszi az oldalváltást újratöltés nélkül.</w:t>
       </w:r>
     </w:p>
@@ -15371,6 +17311,7 @@
     </w:p>
     <w:p>
       <w:r>
+        <w:lastRenderedPageBreak/>
         <w:t>12. useRef hook</w:t>
       </w:r>
     </w:p>
@@ -15448,7 +17389,6 @@
     </w:p>
     <w:p>
       <w:r>
-        <w:lastRenderedPageBreak/>
         <w:t>Végső komponens jellemzői</w:t>
       </w:r>
     </w:p>
@@ -15867,6 +17807,155 @@
     </w:lvl>
   </w:abstractNum>
   <w:abstractNum w:abstractNumId="4" w15:restartNumberingAfterBreak="0">
+    <w:nsid w:val="15E76CAA"/>
+    <w:multiLevelType w:val="multilevel"/>
+    <w:tmpl w:val="EE8E4B68"/>
+    <w:lvl w:ilvl="0">
+      <w:start w:val="1"/>
+      <w:numFmt w:val="bullet"/>
+      <w:lvlText w:val=""/>
+      <w:lvlJc w:val="left"/>
+      <w:pPr>
+        <w:tabs>
+          <w:tab w:val="num" w:pos="720"/>
+        </w:tabs>
+        <w:ind w:left="720" w:hanging="360"/>
+      </w:pPr>
+      <w:rPr>
+        <w:rFonts w:ascii="Symbol" w:hAnsi="Symbol" w:hint="default"/>
+        <w:sz w:val="20"/>
+      </w:rPr>
+    </w:lvl>
+    <w:lvl w:ilvl="1" w:tentative="1">
+      <w:start w:val="1"/>
+      <w:numFmt w:val="bullet"/>
+      <w:lvlText w:val="o"/>
+      <w:lvlJc w:val="left"/>
+      <w:pPr>
+        <w:tabs>
+          <w:tab w:val="num" w:pos="1440"/>
+        </w:tabs>
+        <w:ind w:left="1440" w:hanging="360"/>
+      </w:pPr>
+      <w:rPr>
+        <w:rFonts w:ascii="Courier New" w:hAnsi="Courier New" w:hint="default"/>
+        <w:sz w:val="20"/>
+      </w:rPr>
+    </w:lvl>
+    <w:lvl w:ilvl="2" w:tentative="1">
+      <w:start w:val="1"/>
+      <w:numFmt w:val="bullet"/>
+      <w:lvlText w:val=""/>
+      <w:lvlJc w:val="left"/>
+      <w:pPr>
+        <w:tabs>
+          <w:tab w:val="num" w:pos="2160"/>
+        </w:tabs>
+        <w:ind w:left="2160" w:hanging="360"/>
+      </w:pPr>
+      <w:rPr>
+        <w:rFonts w:ascii="Wingdings" w:hAnsi="Wingdings" w:hint="default"/>
+        <w:sz w:val="20"/>
+      </w:rPr>
+    </w:lvl>
+    <w:lvl w:ilvl="3" w:tentative="1">
+      <w:start w:val="1"/>
+      <w:numFmt w:val="bullet"/>
+      <w:lvlText w:val=""/>
+      <w:lvlJc w:val="left"/>
+      <w:pPr>
+        <w:tabs>
+          <w:tab w:val="num" w:pos="2880"/>
+        </w:tabs>
+        <w:ind w:left="2880" w:hanging="360"/>
+      </w:pPr>
+      <w:rPr>
+        <w:rFonts w:ascii="Wingdings" w:hAnsi="Wingdings" w:hint="default"/>
+        <w:sz w:val="20"/>
+      </w:rPr>
+    </w:lvl>
+    <w:lvl w:ilvl="4" w:tentative="1">
+      <w:start w:val="1"/>
+      <w:numFmt w:val="bullet"/>
+      <w:lvlText w:val=""/>
+      <w:lvlJc w:val="left"/>
+      <w:pPr>
+        <w:tabs>
+          <w:tab w:val="num" w:pos="3600"/>
+        </w:tabs>
+        <w:ind w:left="3600" w:hanging="360"/>
+      </w:pPr>
+      <w:rPr>
+        <w:rFonts w:ascii="Wingdings" w:hAnsi="Wingdings" w:hint="default"/>
+        <w:sz w:val="20"/>
+      </w:rPr>
+    </w:lvl>
+    <w:lvl w:ilvl="5" w:tentative="1">
+      <w:start w:val="1"/>
+      <w:numFmt w:val="bullet"/>
+      <w:lvlText w:val=""/>
+      <w:lvlJc w:val="left"/>
+      <w:pPr>
+        <w:tabs>
+          <w:tab w:val="num" w:pos="4320"/>
+        </w:tabs>
+        <w:ind w:left="4320" w:hanging="360"/>
+      </w:pPr>
+      <w:rPr>
+        <w:rFonts w:ascii="Wingdings" w:hAnsi="Wingdings" w:hint="default"/>
+        <w:sz w:val="20"/>
+      </w:rPr>
+    </w:lvl>
+    <w:lvl w:ilvl="6" w:tentative="1">
+      <w:start w:val="1"/>
+      <w:numFmt w:val="bullet"/>
+      <w:lvlText w:val=""/>
+      <w:lvlJc w:val="left"/>
+      <w:pPr>
+        <w:tabs>
+          <w:tab w:val="num" w:pos="5040"/>
+        </w:tabs>
+        <w:ind w:left="5040" w:hanging="360"/>
+      </w:pPr>
+      <w:rPr>
+        <w:rFonts w:ascii="Wingdings" w:hAnsi="Wingdings" w:hint="default"/>
+        <w:sz w:val="20"/>
+      </w:rPr>
+    </w:lvl>
+    <w:lvl w:ilvl="7" w:tentative="1">
+      <w:start w:val="1"/>
+      <w:numFmt w:val="bullet"/>
+      <w:lvlText w:val=""/>
+      <w:lvlJc w:val="left"/>
+      <w:pPr>
+        <w:tabs>
+          <w:tab w:val="num" w:pos="5760"/>
+        </w:tabs>
+        <w:ind w:left="5760" w:hanging="360"/>
+      </w:pPr>
+      <w:rPr>
+        <w:rFonts w:ascii="Wingdings" w:hAnsi="Wingdings" w:hint="default"/>
+        <w:sz w:val="20"/>
+      </w:rPr>
+    </w:lvl>
+    <w:lvl w:ilvl="8" w:tentative="1">
+      <w:start w:val="1"/>
+      <w:numFmt w:val="bullet"/>
+      <w:lvlText w:val=""/>
+      <w:lvlJc w:val="left"/>
+      <w:pPr>
+        <w:tabs>
+          <w:tab w:val="num" w:pos="6480"/>
+        </w:tabs>
+        <w:ind w:left="6480" w:hanging="360"/>
+      </w:pPr>
+      <w:rPr>
+        <w:rFonts w:ascii="Wingdings" w:hAnsi="Wingdings" w:hint="default"/>
+        <w:sz w:val="20"/>
+      </w:rPr>
+    </w:lvl>
+  </w:abstractNum>
+  <w:abstractNum w:abstractNumId="5" w15:restartNumberingAfterBreak="0">
     <w:nsid w:val="16252BC2"/>
     <w:multiLevelType w:val="multilevel"/>
     <w:tmpl w:val="D97A9B54"/>
@@ -16015,7 +18104,7 @@
       </w:rPr>
     </w:lvl>
   </w:abstractNum>
-  <w:abstractNum w:abstractNumId="5" w15:restartNumberingAfterBreak="0">
+  <w:abstractNum w:abstractNumId="6" w15:restartNumberingAfterBreak="0">
     <w:nsid w:val="18664139"/>
     <w:multiLevelType w:val="multilevel"/>
     <w:tmpl w:val="B206FC4A"/>
@@ -16164,7 +18253,7 @@
       </w:rPr>
     </w:lvl>
   </w:abstractNum>
-  <w:abstractNum w:abstractNumId="6" w15:restartNumberingAfterBreak="0">
+  <w:abstractNum w:abstractNumId="7" w15:restartNumberingAfterBreak="0">
     <w:nsid w:val="199C3DC5"/>
     <w:multiLevelType w:val="multilevel"/>
     <w:tmpl w:val="EE90D0A8"/>
@@ -16313,7 +18402,7 @@
       </w:rPr>
     </w:lvl>
   </w:abstractNum>
-  <w:abstractNum w:abstractNumId="7" w15:restartNumberingAfterBreak="0">
+  <w:abstractNum w:abstractNumId="8" w15:restartNumberingAfterBreak="0">
     <w:nsid w:val="1DEB7E98"/>
     <w:multiLevelType w:val="hybridMultilevel"/>
     <w:tmpl w:val="39DE6202"/>
@@ -16402,7 +18491,7 @@
       </w:pPr>
     </w:lvl>
   </w:abstractNum>
-  <w:abstractNum w:abstractNumId="8" w15:restartNumberingAfterBreak="0">
+  <w:abstractNum w:abstractNumId="9" w15:restartNumberingAfterBreak="0">
     <w:nsid w:val="1EB94F66"/>
     <w:multiLevelType w:val="hybridMultilevel"/>
     <w:tmpl w:val="39DE6202"/>
@@ -16491,7 +18580,7 @@
       </w:pPr>
     </w:lvl>
   </w:abstractNum>
-  <w:abstractNum w:abstractNumId="9" w15:restartNumberingAfterBreak="0">
+  <w:abstractNum w:abstractNumId="10" w15:restartNumberingAfterBreak="0">
     <w:nsid w:val="22B41C9A"/>
     <w:multiLevelType w:val="multilevel"/>
     <w:tmpl w:val="03F88C10"/>
@@ -16640,7 +18729,7 @@
       </w:rPr>
     </w:lvl>
   </w:abstractNum>
-  <w:abstractNum w:abstractNumId="10" w15:restartNumberingAfterBreak="0">
+  <w:abstractNum w:abstractNumId="11" w15:restartNumberingAfterBreak="0">
     <w:nsid w:val="24D35A5A"/>
     <w:multiLevelType w:val="multilevel"/>
     <w:tmpl w:val="0B004A52"/>
@@ -16789,7 +18878,7 @@
       </w:rPr>
     </w:lvl>
   </w:abstractNum>
-  <w:abstractNum w:abstractNumId="11" w15:restartNumberingAfterBreak="0">
+  <w:abstractNum w:abstractNumId="12" w15:restartNumberingAfterBreak="0">
     <w:nsid w:val="25596E19"/>
     <w:multiLevelType w:val="multilevel"/>
     <w:tmpl w:val="E7F2B0FE"/>
@@ -16938,7 +19027,7 @@
       </w:rPr>
     </w:lvl>
   </w:abstractNum>
-  <w:abstractNum w:abstractNumId="12" w15:restartNumberingAfterBreak="0">
+  <w:abstractNum w:abstractNumId="13" w15:restartNumberingAfterBreak="0">
     <w:nsid w:val="25D042F9"/>
     <w:multiLevelType w:val="multilevel"/>
     <w:tmpl w:val="9C8417D6"/>
@@ -17026,7 +19115,7 @@
       </w:pPr>
     </w:lvl>
   </w:abstractNum>
-  <w:abstractNum w:abstractNumId="13" w15:restartNumberingAfterBreak="0">
+  <w:abstractNum w:abstractNumId="14" w15:restartNumberingAfterBreak="0">
     <w:nsid w:val="2666480B"/>
     <w:multiLevelType w:val="multilevel"/>
     <w:tmpl w:val="2C4810EC"/>
@@ -17175,7 +19264,7 @@
       </w:rPr>
     </w:lvl>
   </w:abstractNum>
-  <w:abstractNum w:abstractNumId="14" w15:restartNumberingAfterBreak="0">
+  <w:abstractNum w:abstractNumId="15" w15:restartNumberingAfterBreak="0">
     <w:nsid w:val="27C1497D"/>
     <w:multiLevelType w:val="multilevel"/>
     <w:tmpl w:val="1914661E"/>
@@ -17324,7 +19413,156 @@
       </w:rPr>
     </w:lvl>
   </w:abstractNum>
-  <w:abstractNum w:abstractNumId="15" w15:restartNumberingAfterBreak="0">
+  <w:abstractNum w:abstractNumId="16" w15:restartNumberingAfterBreak="0">
+    <w:nsid w:val="2E287B21"/>
+    <w:multiLevelType w:val="multilevel"/>
+    <w:tmpl w:val="04907C4E"/>
+    <w:lvl w:ilvl="0">
+      <w:start w:val="1"/>
+      <w:numFmt w:val="bullet"/>
+      <w:lvlText w:val=""/>
+      <w:lvlJc w:val="left"/>
+      <w:pPr>
+        <w:tabs>
+          <w:tab w:val="num" w:pos="720"/>
+        </w:tabs>
+        <w:ind w:left="720" w:hanging="360"/>
+      </w:pPr>
+      <w:rPr>
+        <w:rFonts w:ascii="Symbol" w:hAnsi="Symbol" w:hint="default"/>
+        <w:sz w:val="20"/>
+      </w:rPr>
+    </w:lvl>
+    <w:lvl w:ilvl="1" w:tentative="1">
+      <w:start w:val="1"/>
+      <w:numFmt w:val="bullet"/>
+      <w:lvlText w:val="o"/>
+      <w:lvlJc w:val="left"/>
+      <w:pPr>
+        <w:tabs>
+          <w:tab w:val="num" w:pos="1440"/>
+        </w:tabs>
+        <w:ind w:left="1440" w:hanging="360"/>
+      </w:pPr>
+      <w:rPr>
+        <w:rFonts w:ascii="Courier New" w:hAnsi="Courier New" w:hint="default"/>
+        <w:sz w:val="20"/>
+      </w:rPr>
+    </w:lvl>
+    <w:lvl w:ilvl="2" w:tentative="1">
+      <w:start w:val="1"/>
+      <w:numFmt w:val="bullet"/>
+      <w:lvlText w:val=""/>
+      <w:lvlJc w:val="left"/>
+      <w:pPr>
+        <w:tabs>
+          <w:tab w:val="num" w:pos="2160"/>
+        </w:tabs>
+        <w:ind w:left="2160" w:hanging="360"/>
+      </w:pPr>
+      <w:rPr>
+        <w:rFonts w:ascii="Wingdings" w:hAnsi="Wingdings" w:hint="default"/>
+        <w:sz w:val="20"/>
+      </w:rPr>
+    </w:lvl>
+    <w:lvl w:ilvl="3" w:tentative="1">
+      <w:start w:val="1"/>
+      <w:numFmt w:val="bullet"/>
+      <w:lvlText w:val=""/>
+      <w:lvlJc w:val="left"/>
+      <w:pPr>
+        <w:tabs>
+          <w:tab w:val="num" w:pos="2880"/>
+        </w:tabs>
+        <w:ind w:left="2880" w:hanging="360"/>
+      </w:pPr>
+      <w:rPr>
+        <w:rFonts w:ascii="Wingdings" w:hAnsi="Wingdings" w:hint="default"/>
+        <w:sz w:val="20"/>
+      </w:rPr>
+    </w:lvl>
+    <w:lvl w:ilvl="4" w:tentative="1">
+      <w:start w:val="1"/>
+      <w:numFmt w:val="bullet"/>
+      <w:lvlText w:val=""/>
+      <w:lvlJc w:val="left"/>
+      <w:pPr>
+        <w:tabs>
+          <w:tab w:val="num" w:pos="3600"/>
+        </w:tabs>
+        <w:ind w:left="3600" w:hanging="360"/>
+      </w:pPr>
+      <w:rPr>
+        <w:rFonts w:ascii="Wingdings" w:hAnsi="Wingdings" w:hint="default"/>
+        <w:sz w:val="20"/>
+      </w:rPr>
+    </w:lvl>
+    <w:lvl w:ilvl="5" w:tentative="1">
+      <w:start w:val="1"/>
+      <w:numFmt w:val="bullet"/>
+      <w:lvlText w:val=""/>
+      <w:lvlJc w:val="left"/>
+      <w:pPr>
+        <w:tabs>
+          <w:tab w:val="num" w:pos="4320"/>
+        </w:tabs>
+        <w:ind w:left="4320" w:hanging="360"/>
+      </w:pPr>
+      <w:rPr>
+        <w:rFonts w:ascii="Wingdings" w:hAnsi="Wingdings" w:hint="default"/>
+        <w:sz w:val="20"/>
+      </w:rPr>
+    </w:lvl>
+    <w:lvl w:ilvl="6" w:tentative="1">
+      <w:start w:val="1"/>
+      <w:numFmt w:val="bullet"/>
+      <w:lvlText w:val=""/>
+      <w:lvlJc w:val="left"/>
+      <w:pPr>
+        <w:tabs>
+          <w:tab w:val="num" w:pos="5040"/>
+        </w:tabs>
+        <w:ind w:left="5040" w:hanging="360"/>
+      </w:pPr>
+      <w:rPr>
+        <w:rFonts w:ascii="Wingdings" w:hAnsi="Wingdings" w:hint="default"/>
+        <w:sz w:val="20"/>
+      </w:rPr>
+    </w:lvl>
+    <w:lvl w:ilvl="7" w:tentative="1">
+      <w:start w:val="1"/>
+      <w:numFmt w:val="bullet"/>
+      <w:lvlText w:val=""/>
+      <w:lvlJc w:val="left"/>
+      <w:pPr>
+        <w:tabs>
+          <w:tab w:val="num" w:pos="5760"/>
+        </w:tabs>
+        <w:ind w:left="5760" w:hanging="360"/>
+      </w:pPr>
+      <w:rPr>
+        <w:rFonts w:ascii="Wingdings" w:hAnsi="Wingdings" w:hint="default"/>
+        <w:sz w:val="20"/>
+      </w:rPr>
+    </w:lvl>
+    <w:lvl w:ilvl="8" w:tentative="1">
+      <w:start w:val="1"/>
+      <w:numFmt w:val="bullet"/>
+      <w:lvlText w:val=""/>
+      <w:lvlJc w:val="left"/>
+      <w:pPr>
+        <w:tabs>
+          <w:tab w:val="num" w:pos="6480"/>
+        </w:tabs>
+        <w:ind w:left="6480" w:hanging="360"/>
+      </w:pPr>
+      <w:rPr>
+        <w:rFonts w:ascii="Wingdings" w:hAnsi="Wingdings" w:hint="default"/>
+        <w:sz w:val="20"/>
+      </w:rPr>
+    </w:lvl>
+  </w:abstractNum>
+  <w:abstractNum w:abstractNumId="17" w15:restartNumberingAfterBreak="0">
     <w:nsid w:val="35315955"/>
     <w:multiLevelType w:val="hybridMultilevel"/>
     <w:tmpl w:val="DC125FB8"/>
@@ -17413,7 +19651,7 @@
       </w:pPr>
     </w:lvl>
   </w:abstractNum>
-  <w:abstractNum w:abstractNumId="16" w15:restartNumberingAfterBreak="0">
+  <w:abstractNum w:abstractNumId="18" w15:restartNumberingAfterBreak="0">
     <w:nsid w:val="3AAA44A3"/>
     <w:multiLevelType w:val="multilevel"/>
     <w:tmpl w:val="AD32CEB0"/>
@@ -17562,7 +19800,7 @@
       </w:rPr>
     </w:lvl>
   </w:abstractNum>
-  <w:abstractNum w:abstractNumId="17" w15:restartNumberingAfterBreak="0">
+  <w:abstractNum w:abstractNumId="19" w15:restartNumberingAfterBreak="0">
     <w:nsid w:val="3B8C398A"/>
     <w:multiLevelType w:val="multilevel"/>
     <w:tmpl w:val="6CFEEC2C"/>
@@ -17702,7 +19940,7 @@
       </w:rPr>
     </w:lvl>
   </w:abstractNum>
-  <w:abstractNum w:abstractNumId="18" w15:restartNumberingAfterBreak="0">
+  <w:abstractNum w:abstractNumId="20" w15:restartNumberingAfterBreak="0">
     <w:nsid w:val="3D2B5CEF"/>
     <w:multiLevelType w:val="multilevel"/>
     <w:tmpl w:val="0407001F"/>
@@ -17788,7 +20026,7 @@
       </w:pPr>
     </w:lvl>
   </w:abstractNum>
-  <w:abstractNum w:abstractNumId="19" w15:restartNumberingAfterBreak="0">
+  <w:abstractNum w:abstractNumId="21" w15:restartNumberingAfterBreak="0">
     <w:nsid w:val="3F914EA3"/>
     <w:multiLevelType w:val="hybridMultilevel"/>
     <w:tmpl w:val="F88824E8"/>
@@ -17874,7 +20112,7 @@
       </w:pPr>
     </w:lvl>
   </w:abstractNum>
-  <w:abstractNum w:abstractNumId="20" w15:restartNumberingAfterBreak="0">
+  <w:abstractNum w:abstractNumId="22" w15:restartNumberingAfterBreak="0">
     <w:nsid w:val="436A082A"/>
     <w:multiLevelType w:val="multilevel"/>
     <w:tmpl w:val="C1B834E4"/>
@@ -18023,7 +20261,7 @@
       </w:rPr>
     </w:lvl>
   </w:abstractNum>
-  <w:abstractNum w:abstractNumId="21" w15:restartNumberingAfterBreak="0">
+  <w:abstractNum w:abstractNumId="23" w15:restartNumberingAfterBreak="0">
     <w:nsid w:val="4A457055"/>
     <w:multiLevelType w:val="multilevel"/>
     <w:tmpl w:val="72E63F9A"/>
@@ -18172,7 +20410,7 @@
       </w:rPr>
     </w:lvl>
   </w:abstractNum>
-  <w:abstractNum w:abstractNumId="22" w15:restartNumberingAfterBreak="0">
+  <w:abstractNum w:abstractNumId="24" w15:restartNumberingAfterBreak="0">
     <w:nsid w:val="4BB34522"/>
     <w:multiLevelType w:val="hybridMultilevel"/>
     <w:tmpl w:val="FB742F28"/>
@@ -18285,7 +20523,7 @@
       </w:rPr>
     </w:lvl>
   </w:abstractNum>
-  <w:abstractNum w:abstractNumId="23" w15:restartNumberingAfterBreak="0">
+  <w:abstractNum w:abstractNumId="25" w15:restartNumberingAfterBreak="0">
     <w:nsid w:val="4BED1036"/>
     <w:multiLevelType w:val="multilevel"/>
     <w:tmpl w:val="49C6814A"/>
@@ -18434,7 +20672,7 @@
       </w:rPr>
     </w:lvl>
   </w:abstractNum>
-  <w:abstractNum w:abstractNumId="24" w15:restartNumberingAfterBreak="0">
+  <w:abstractNum w:abstractNumId="26" w15:restartNumberingAfterBreak="0">
     <w:nsid w:val="4E706BE9"/>
     <w:multiLevelType w:val="multilevel"/>
     <w:tmpl w:val="41F49124"/>
@@ -18583,7 +20821,7 @@
       </w:rPr>
     </w:lvl>
   </w:abstractNum>
-  <w:abstractNum w:abstractNumId="25" w15:restartNumberingAfterBreak="0">
+  <w:abstractNum w:abstractNumId="27" w15:restartNumberingAfterBreak="0">
     <w:nsid w:val="4F2D2E52"/>
     <w:multiLevelType w:val="multilevel"/>
     <w:tmpl w:val="6E788ACE"/>
@@ -18696,7 +20934,7 @@
       </w:pPr>
     </w:lvl>
   </w:abstractNum>
-  <w:abstractNum w:abstractNumId="26" w15:restartNumberingAfterBreak="0">
+  <w:abstractNum w:abstractNumId="28" w15:restartNumberingAfterBreak="0">
     <w:nsid w:val="583F3EA8"/>
     <w:multiLevelType w:val="multilevel"/>
     <w:tmpl w:val="F2CC2576"/>
@@ -18845,7 +21083,7 @@
       </w:rPr>
     </w:lvl>
   </w:abstractNum>
-  <w:abstractNum w:abstractNumId="27" w15:restartNumberingAfterBreak="0">
+  <w:abstractNum w:abstractNumId="29" w15:restartNumberingAfterBreak="0">
     <w:nsid w:val="5F394DCD"/>
     <w:multiLevelType w:val="multilevel"/>
     <w:tmpl w:val="0407001F"/>
@@ -18931,7 +21169,7 @@
       </w:pPr>
     </w:lvl>
   </w:abstractNum>
-  <w:abstractNum w:abstractNumId="28" w15:restartNumberingAfterBreak="0">
+  <w:abstractNum w:abstractNumId="30" w15:restartNumberingAfterBreak="0">
     <w:nsid w:val="6CBF1977"/>
     <w:multiLevelType w:val="multilevel"/>
     <w:tmpl w:val="04B28C4A"/>
@@ -19076,7 +21314,7 @@
       </w:rPr>
     </w:lvl>
   </w:abstractNum>
-  <w:abstractNum w:abstractNumId="29" w15:restartNumberingAfterBreak="0">
+  <w:abstractNum w:abstractNumId="31" w15:restartNumberingAfterBreak="0">
     <w:nsid w:val="77D8621C"/>
     <w:multiLevelType w:val="multilevel"/>
     <w:tmpl w:val="39DE6202"/>
@@ -19165,7 +21403,7 @@
       </w:pPr>
     </w:lvl>
   </w:abstractNum>
-  <w:abstractNum w:abstractNumId="30" w15:restartNumberingAfterBreak="0">
+  <w:abstractNum w:abstractNumId="32" w15:restartNumberingAfterBreak="0">
     <w:nsid w:val="7A5552E8"/>
     <w:multiLevelType w:val="multilevel"/>
     <w:tmpl w:val="C422C52A"/>
@@ -19314,7 +21552,7 @@
       </w:rPr>
     </w:lvl>
   </w:abstractNum>
-  <w:abstractNum w:abstractNumId="31" w15:restartNumberingAfterBreak="0">
+  <w:abstractNum w:abstractNumId="33" w15:restartNumberingAfterBreak="0">
     <w:nsid w:val="7E460819"/>
     <w:multiLevelType w:val="multilevel"/>
     <w:tmpl w:val="9B605852"/>
@@ -19463,7 +21701,7 @@
       </w:rPr>
     </w:lvl>
   </w:abstractNum>
-  <w:abstractNum w:abstractNumId="32" w15:restartNumberingAfterBreak="0">
+  <w:abstractNum w:abstractNumId="34" w15:restartNumberingAfterBreak="0">
     <w:nsid w:val="7FD026E3"/>
     <w:multiLevelType w:val="multilevel"/>
     <w:tmpl w:val="01A09946"/>
@@ -19613,115 +21851,121 @@
     </w:lvl>
   </w:abstractNum>
   <w:num w:numId="1">
+    <w:abstractNumId w:val="6"/>
+  </w:num>
+  <w:num w:numId="2">
+    <w:abstractNumId w:val="30"/>
+  </w:num>
+  <w:num w:numId="3">
+    <w:abstractNumId w:val="34"/>
+  </w:num>
+  <w:num w:numId="4">
+    <w:abstractNumId w:val="32"/>
+  </w:num>
+  <w:num w:numId="5">
+    <w:abstractNumId w:val="18"/>
+  </w:num>
+  <w:num w:numId="6">
+    <w:abstractNumId w:val="11"/>
+  </w:num>
+  <w:num w:numId="7">
+    <w:abstractNumId w:val="26"/>
+  </w:num>
+  <w:num w:numId="8">
+    <w:abstractNumId w:val="27"/>
+  </w:num>
+  <w:num w:numId="9">
+    <w:abstractNumId w:val="10"/>
+  </w:num>
+  <w:num w:numId="10">
+    <w:abstractNumId w:val="12"/>
+  </w:num>
+  <w:num w:numId="11">
+    <w:abstractNumId w:val="14"/>
+  </w:num>
+  <w:num w:numId="12">
+    <w:abstractNumId w:val="23"/>
+  </w:num>
+  <w:num w:numId="13">
+    <w:abstractNumId w:val="28"/>
+  </w:num>
+  <w:num w:numId="14">
+    <w:abstractNumId w:val="25"/>
+  </w:num>
+  <w:num w:numId="15">
+    <w:abstractNumId w:val="15"/>
+  </w:num>
+  <w:num w:numId="16">
+    <w:abstractNumId w:val="33"/>
+  </w:num>
+  <w:num w:numId="17">
     <w:abstractNumId w:val="5"/>
   </w:num>
-  <w:num w:numId="2">
-    <w:abstractNumId w:val="28"/>
-  </w:num>
-  <w:num w:numId="3">
-    <w:abstractNumId w:val="32"/>
-  </w:num>
-  <w:num w:numId="4">
-    <w:abstractNumId w:val="30"/>
-  </w:num>
-  <w:num w:numId="5">
-    <w:abstractNumId w:val="16"/>
-  </w:num>
-  <w:num w:numId="6">
-    <w:abstractNumId w:val="10"/>
-  </w:num>
-  <w:num w:numId="7">
-    <w:abstractNumId w:val="24"/>
-  </w:num>
-  <w:num w:numId="8">
-    <w:abstractNumId w:val="25"/>
-  </w:num>
-  <w:num w:numId="9">
-    <w:abstractNumId w:val="9"/>
-  </w:num>
-  <w:num w:numId="10">
-    <w:abstractNumId w:val="11"/>
-  </w:num>
-  <w:num w:numId="11">
-    <w:abstractNumId w:val="13"/>
-  </w:num>
-  <w:num w:numId="12">
-    <w:abstractNumId w:val="21"/>
-  </w:num>
-  <w:num w:numId="13">
-    <w:abstractNumId w:val="26"/>
-  </w:num>
-  <w:num w:numId="14">
-    <w:abstractNumId w:val="23"/>
-  </w:num>
-  <w:num w:numId="15">
-    <w:abstractNumId w:val="14"/>
-  </w:num>
-  <w:num w:numId="16">
-    <w:abstractNumId w:val="31"/>
-  </w:num>
-  <w:num w:numId="17">
-    <w:abstractNumId w:val="4"/>
-  </w:num>
   <w:num w:numId="18">
-    <w:abstractNumId w:val="20"/>
+    <w:abstractNumId w:val="22"/>
   </w:num>
   <w:num w:numId="19">
-    <w:abstractNumId w:val="6"/>
+    <w:abstractNumId w:val="7"/>
   </w:num>
   <w:num w:numId="20">
     <w:abstractNumId w:val="0"/>
   </w:num>
   <w:num w:numId="21">
-    <w:abstractNumId w:val="19"/>
+    <w:abstractNumId w:val="21"/>
   </w:num>
   <w:num w:numId="22">
-    <w:abstractNumId w:val="15"/>
+    <w:abstractNumId w:val="17"/>
   </w:num>
   <w:num w:numId="23">
-    <w:abstractNumId w:val="7"/>
+    <w:abstractNumId w:val="8"/>
   </w:num>
   <w:num w:numId="24">
-    <w:abstractNumId w:val="8"/>
+    <w:abstractNumId w:val="9"/>
   </w:num>
   <w:num w:numId="25">
-    <w:abstractNumId w:val="29"/>
+    <w:abstractNumId w:val="31"/>
   </w:num>
   <w:num w:numId="26">
     <w:abstractNumId w:val="3"/>
   </w:num>
   <w:num w:numId="27">
-    <w:abstractNumId w:val="12"/>
+    <w:abstractNumId w:val="13"/>
   </w:num>
   <w:num w:numId="28">
     <w:abstractNumId w:val="2"/>
   </w:num>
   <w:num w:numId="29">
-    <w:abstractNumId w:val="27"/>
+    <w:abstractNumId w:val="29"/>
   </w:num>
   <w:num w:numId="30">
-    <w:abstractNumId w:val="17"/>
+    <w:abstractNumId w:val="19"/>
   </w:num>
   <w:num w:numId="31">
-    <w:abstractNumId w:val="18"/>
+    <w:abstractNumId w:val="20"/>
   </w:num>
   <w:num w:numId="32">
     <w:abstractNumId w:val="1"/>
   </w:num>
   <w:num w:numId="33">
-    <w:abstractNumId w:val="12"/>
+    <w:abstractNumId w:val="13"/>
   </w:num>
   <w:num w:numId="34">
-    <w:abstractNumId w:val="12"/>
+    <w:abstractNumId w:val="13"/>
   </w:num>
   <w:num w:numId="35">
-    <w:abstractNumId w:val="12"/>
+    <w:abstractNumId w:val="13"/>
   </w:num>
   <w:num w:numId="36">
-    <w:abstractNumId w:val="22"/>
+    <w:abstractNumId w:val="24"/>
   </w:num>
   <w:num w:numId="37">
-    <w:abstractNumId w:val="12"/>
+    <w:abstractNumId w:val="13"/>
+  </w:num>
+  <w:num w:numId="38">
+    <w:abstractNumId w:val="16"/>
+  </w:num>
+  <w:num w:numId="39">
+    <w:abstractNumId w:val="4"/>
   </w:num>
 </w:numbering>
 </file>
@@ -20994,7 +23238,7 @@
 </file>
 
 <file path=customXml/itemProps1.xml><?xml version="1.0" encoding="utf-8"?>
-<ds:datastoreItem xmlns:ds="http://schemas.openxmlformats.org/officeDocument/2006/customXml" ds:itemID="{CE24F448-8713-4D48-9FDD-A93C015F5B68}">
+<ds:datastoreItem xmlns:ds="http://schemas.openxmlformats.org/officeDocument/2006/customXml" ds:itemID="{82781496-506A-49B4-85B5-FBAF40355B18}">
   <ds:schemaRefs>
     <ds:schemaRef ds:uri="http://schemas.openxmlformats.org/officeDocument/2006/bibliography"/>
   </ds:schemaRefs>
